--- a/plantillas_maestras/02_seguro_vida/materia_general_asegurativa/1_ddo_aseguradora/mujer/TPL_3222_2025_SEGURO_VIDA_MATERIA_GENERAL_ASEGURATIVA_ASEGURADORA_MUJER_R1.docx
+++ b/plantillas_maestras/02_seguro_vida/materia_general_asegurativa/1_ddo_aseguradora/mujer/TPL_3222_2025_SEGURO_VIDA_MATERIA_GENERAL_ASEGURATIVA_ASEGURADORA_MUJER_R1.docx
@@ -299,7 +299,7 @@
           <w14:ligatures w14:val="none"/>
         </w:rPr>
         <w:tab/>
-        <w:t xml:space="preserve">:       </w:t>
+        <w:t xml:space="preserve">: </w:t>
       </w:r>
       <w:r>
         <w:rPr>
@@ -734,7 +734,7 @@
           <w:lang w:val="es-ES" w:eastAsia="es-ES"/>
           <w14:ligatures w14:val="none"/>
         </w:rPr>
-        <w:t>por presuntas infracciones a la Ley N°29571, Código de Protección y Defensa del Consumidor (en adelante, Código)</w:t>
+        <w:t>por presuntas infracciones a la Ley 29571, Código de Protección y Defensa del Consumidor (en adelante, Código)</w:t>
       </w:r>
       <w:r>
         <w:rPr>
@@ -933,7 +933,7 @@
           <w:lang w:eastAsia="es-ES"/>
           <w14:ligatures w14:val="none"/>
         </w:rPr>
-        <w:t>Seguro Rumbo – Póliza N°08200008016 (en adelante, “Seguro Rumbo”), con aportes mensuales de S/ 460</w:t>
+        <w:t>Seguro Rumbo – Póliza 08200008016 (en adelante, “Seguro Rumbo”), con aportes mensuales de S/ 460</w:t>
       </w:r>
       <w:r>
         <w:rPr>
@@ -1032,7 +1032,7 @@
           <w:lang w:eastAsia="es-ES"/>
           <w14:ligatures w14:val="none"/>
         </w:rPr>
-        <w:t xml:space="preserve"> con documentación correspondiente a las pólizas N°08200008015 y N°08200008016, ambas vinculadas al mismo Seguro Rumbo, sin que se le haya brindado explicación por la emisión de dos pólizas</w:t>
+        <w:t xml:space="preserve"> con documentación correspondiente a las pólizas 08200008015 y 08200008016, ambas vinculadas al mismo Seguro Rumbo, sin que se le haya brindado explicación por la emisión de dos pólizas</w:t>
       </w:r>
       <w:r>
         <w:rPr>
@@ -1117,7 +1117,7 @@
           <w:lang w:eastAsia="es-ES"/>
           <w14:ligatures w14:val="none"/>
         </w:rPr>
-        <w:t xml:space="preserve"> al ingresar a la plataforma “Zona Cliente”, constató que la devolución total consignada era de S/ 48 428,00 por los siete (7) años de vigencia, monto inferior al ofrecido y con una diferencia de S/ 2 103,00, por lo que presentó un reclamo en el Libro de Reclamaciones, identificado con el Código N°000030594-2025, solicitando la corrección de la información y adjuntando los sustentos correspondientes</w:t>
+        <w:t xml:space="preserve"> al ingresar a la plataforma “Zona Cliente”, constató que la devolución total consignada era de S/ 48 428,00 por los siete (7) años de vigencia, monto inferior al ofrecido y con una diferencia de S/ 2 103,00, por lo que presentó un reclamo en el Libro de Reclamaciones, identificado con el Código 000030594-2025, solicitando la corrección de la información y adjuntando los sustentos correspondientes</w:t>
       </w:r>
       <w:r>
         <w:rPr>
@@ -1273,7 +1273,7 @@
           <w:lang w:eastAsia="es-ES"/>
           <w14:ligatures w14:val="none"/>
         </w:rPr>
-        <w:t xml:space="preserve"> para atender el reclamo identificado con el Código N°000030594-2025, sin que hasta dicha fecha se le haya remitido respuesta alguna.</w:t>
+        <w:t xml:space="preserve"> para atender el reclamo identificado con el Código 000030594-2025, sin que hasta dicha fecha se le haya remitido respuesta alguna.</w:t>
       </w:r>
     </w:p>
     <w:p>
@@ -1881,7 +1881,7 @@
           <w:lang w:eastAsia="es-PE"/>
           <w14:ligatures w14:val="none"/>
         </w:rPr>
-        <w:t>La Secretaría Técnica de la Comisión de Protección al Consumidor N°1 (en adelante, la Secretaría Técnica), en ejercicio de sus facultades</w:t>
+        <w:t>La Secretaría Técnica de la Comisión de Protección al Consumidor 1 (en adelante, la Secretaría Técnica), en ejercicio de sus facultades</w:t>
       </w:r>
       <w:bookmarkEnd w:id="3"/>
       <w:bookmarkEnd w:id="4"/>
@@ -1969,7 +1969,7 @@
           <w:lang w:eastAsia="es-PE"/>
           <w14:ligatures w14:val="none"/>
         </w:rPr>
-        <w:t>N°</w:t>
+        <w:t/>
       </w:r>
       <w:proofErr w:type="spellEnd"/>
       <w:r>
@@ -2008,7 +2008,7 @@
           <w:lang w:eastAsia="es-PE"/>
           <w14:ligatures w14:val="none"/>
         </w:rPr>
-        <w:t>°</w:t>
+        <w:t/>
       </w:r>
       <w:r>
         <w:rPr>
@@ -2026,7 +2026,7 @@
           <w:lang w:eastAsia="es-PE"/>
           <w14:ligatures w14:val="none"/>
         </w:rPr>
-        <w:t>°</w:t>
+        <w:t/>
       </w:r>
       <w:r>
         <w:rPr>
@@ -2155,7 +2155,7 @@
           <w:lang w:eastAsia="es-PE"/>
           <w14:ligatures w14:val="none"/>
         </w:rPr>
-        <w:t>°</w:t>
+        <w:t/>
       </w:r>
       <w:r>
         <w:rPr>
@@ -2173,7 +2173,7 @@
           <w:lang w:eastAsia="es-PE"/>
           <w14:ligatures w14:val="none"/>
         </w:rPr>
-        <w:t>°</w:t>
+        <w:t/>
       </w:r>
       <w:r>
         <w:rPr>
@@ -2192,7 +2192,7 @@
           <w:lang w:eastAsia="es-PE"/>
           <w14:ligatures w14:val="none"/>
         </w:rPr>
-        <w:t xml:space="preserve">.  </w:t>
+        <w:t xml:space="preserve">. </w:t>
       </w:r>
     </w:p>
     <w:bookmarkEnd w:id="1"/>
@@ -2290,7 +2290,7 @@
           <w:lang w:eastAsia="es-PE"/>
           <w14:ligatures w14:val="none"/>
         </w:rPr>
-        <w:t>°</w:t>
+        <w:t/>
       </w:r>
       <w:r>
         <w:rPr>
@@ -2308,7 +2308,7 @@
           <w:lang w:eastAsia="es-PE"/>
           <w14:ligatures w14:val="none"/>
         </w:rPr>
-        <w:t>°</w:t>
+        <w:t/>
       </w:r>
       <w:r>
         <w:rPr>
@@ -2428,7 +2428,7 @@
           <w:lang w:eastAsia="es-PE"/>
           <w14:ligatures w14:val="none"/>
         </w:rPr>
-        <w:t>°</w:t>
+        <w:t/>
       </w:r>
       <w:r>
         <w:rPr>
@@ -2446,7 +2446,7 @@
           <w:lang w:eastAsia="es-PE"/>
           <w14:ligatures w14:val="none"/>
         </w:rPr>
-        <w:t>°</w:t>
+        <w:t/>
       </w:r>
       <w:r>
         <w:rPr>
@@ -2566,7 +2566,7 @@
           <w:lang w:eastAsia="es-PE"/>
           <w14:ligatures w14:val="none"/>
         </w:rPr>
-        <w:t>°</w:t>
+        <w:t/>
       </w:r>
       <w:r>
         <w:rPr>
@@ -2584,7 +2584,7 @@
           <w:lang w:eastAsia="es-PE"/>
           <w14:ligatures w14:val="none"/>
         </w:rPr>
-        <w:t>°</w:t>
+        <w:t/>
       </w:r>
       <w:r>
         <w:rPr>
@@ -2689,7 +2689,7 @@
           <w:lang w:eastAsia="es-PE"/>
           <w14:ligatures w14:val="none"/>
         </w:rPr>
-        <w:t>N°</w:t>
+        <w:t/>
       </w:r>
       <w:proofErr w:type="spellEnd"/>
       <w:r>
@@ -2719,7 +2719,7 @@
           <w:lang w:eastAsia="es-PE"/>
           <w14:ligatures w14:val="none"/>
         </w:rPr>
-        <w:t>°</w:t>
+        <w:t/>
       </w:r>
       <w:r>
         <w:rPr>
@@ -2737,7 +2737,7 @@
           <w:lang w:eastAsia="es-PE"/>
           <w14:ligatures w14:val="none"/>
         </w:rPr>
-        <w:t>°</w:t>
+        <w:t/>
       </w:r>
       <w:r>
         <w:rPr>
@@ -2819,7 +2819,7 @@
           <w:kern w:val="0"/>
           <w14:ligatures w14:val="none"/>
         </w:rPr>
-        <w:t>. Por consiguiente, corresponde calificar el hecho materia de denuncia como una presunta infracción al numeral 88.1° del artículo 88° del Código</w:t>
+        <w:t>. Por consiguiente, corresponde calificar el hecho materia de denuncia como una presunta infracción al numeral 88.1 del artículo 88 del Código</w:t>
       </w:r>
       <w:bookmarkEnd w:id="17"/>
       <w:r>
@@ -3062,7 +3062,7 @@
           <w:lang w:val="es-ES" w:eastAsia="es-ES"/>
           <w14:ligatures w14:val="none"/>
         </w:rPr>
-        <w:t>(i) presentar una copia completa, legible y debidamente suscrita de la Póliza N°08200008016 del Seguro Rumbo, así como el cargo de remisión de la póliza; (</w:t>
+        <w:t>(i) presentar una copia completa, legible y debidamente suscrita de la Póliza 08200008016 del Seguro Rumbo, así como el cargo de remisión de la póliza; (</w:t>
       </w:r>
       <w:proofErr w:type="spellStart"/>
       <w:r>
@@ -3084,7 +3084,7 @@
           <w:lang w:val="es-ES" w:eastAsia="es-ES"/>
           <w14:ligatures w14:val="none"/>
         </w:rPr>
-        <w:t>) presentar los medios probatorios que acrediten que el valor de la  devolución total consignada de S/ 48 428,00 por los siete (7) años de vigencia de la Póliza N°08200008016 fue conforme a lo ofrecido por la compañía aseguradora a la denunciante el 16 de septiembre de 2025; y, (</w:t>
+        <w:t>) presentar los medios probatorios que acrediten que el valor de la devolución total consignada de S/ 48 428,00 por los siete (7) años de vigencia de la Póliza 08200008016 fue conforme a lo ofrecido por la compañía aseguradora a la denunciante el 16 de septiembre de 2025; y, (</w:t>
       </w:r>
       <w:proofErr w:type="spellStart"/>
       <w:r>
@@ -3177,7 +3177,7 @@
           <w:lang w:eastAsia="es-PE"/>
           <w14:ligatures w14:val="none"/>
         </w:rPr>
-        <w:t xml:space="preserve">RESOLUCIÓN DE LA SECRETARÍA TÉCNICA  </w:t>
+        <w:t xml:space="preserve">RESOLUCIÓN DE LA SECRETARÍA TÉCNICA </w:t>
       </w:r>
     </w:p>
     <w:p>
@@ -3414,7 +3414,7 @@
           <w:kern w:val="0"/>
           <w14:ligatures w14:val="none"/>
         </w:rPr>
-        <w:t xml:space="preserve">Presunta infracción a los artículos 18° y 19° de la Ley 29571, Código de Protección y Defensa del Consumidor, en tanto </w:t>
+        <w:t xml:space="preserve">Presunta infracción a los artículos 18 y 19 de la Ley 29571, Código de Protección y Defensa del Consumidor, en tanto </w:t>
       </w:r>
       <w:proofErr w:type="spellStart"/>
       <w:r>
@@ -3478,7 +3478,7 @@
           <w:kern w:val="0"/>
           <w14:ligatures w14:val="none"/>
         </w:rPr>
-        <w:t xml:space="preserve">para la Póliza N° 08200008016 </w:t>
+        <w:t xml:space="preserve">para la Póliza 08200008016 </w:t>
       </w:r>
       <w:r>
         <w:rPr>
@@ -3541,7 +3541,7 @@
           <w:kern w:val="0"/>
           <w14:ligatures w14:val="none"/>
         </w:rPr>
-        <w:t xml:space="preserve">Presunta infracción a los artículos 18° y 19° de la Ley 29571, Código de Protección y Defensa del Consumidor, en tanto </w:t>
+        <w:t xml:space="preserve">Presunta infracción a los artículos 18 y 19 de la Ley 29571, Código de Protección y Defensa del Consumidor, en tanto </w:t>
       </w:r>
       <w:proofErr w:type="spellStart"/>
       <w:r>
@@ -3612,7 +3612,7 @@
           <w:kern w:val="0"/>
           <w14:ligatures w14:val="none"/>
         </w:rPr>
-        <w:t xml:space="preserve">Presunta infracción a los artículos 18° y 19° de la Ley 29571, Código de Protección y Defensa del Consumidor, en tanto </w:t>
+        <w:t xml:space="preserve">Presunta infracción a los artículos 18 y 19 de la Ley 29571, Código de Protección y Defensa del Consumidor, en tanto </w:t>
       </w:r>
       <w:proofErr w:type="spellStart"/>
       <w:r>
@@ -3683,7 +3683,7 @@
           <w:kern w:val="0"/>
           <w14:ligatures w14:val="none"/>
         </w:rPr>
-        <w:t xml:space="preserve">Presunta infracción a los artículos 18° y 19° de la Ley 29571, Código de Protección y Defensa del Consumidor, en tanto </w:t>
+        <w:t xml:space="preserve">Presunta infracción a los artículos 18 y 19 de la Ley 29571, Código de Protección y Defensa del Consumidor, en tanto </w:t>
       </w:r>
       <w:proofErr w:type="spellStart"/>
       <w:r>
@@ -3770,7 +3770,7 @@
           <w:kern w:val="0"/>
           <w14:ligatures w14:val="none"/>
         </w:rPr>
-        <w:t xml:space="preserve">Presunta infracción a los artículos 18° y 19° de la Ley 29571, Código de Protección y Defensa del Consumidor, en tanto </w:t>
+        <w:t xml:space="preserve">Presunta infracción a los artículos 18 y 19 de la Ley 29571, Código de Protección y Defensa del Consumidor, en tanto </w:t>
       </w:r>
       <w:proofErr w:type="spellStart"/>
       <w:r>
@@ -3872,7 +3872,7 @@
           <w:kern w:val="0"/>
           <w14:ligatures w14:val="none"/>
         </w:rPr>
-        <w:t xml:space="preserve">Presunta infracción a los artículos 18° y 19° de la Ley 29571, Código de Protección y Defensa del Consumidor, en tanto </w:t>
+        <w:t xml:space="preserve">Presunta infracción a los artículos 18 y 19 de la Ley 29571, Código de Protección y Defensa del Consumidor, en tanto </w:t>
       </w:r>
       <w:proofErr w:type="spellStart"/>
       <w:r>
@@ -3905,7 +3905,7 @@
           <w:kern w:val="0"/>
           <w14:ligatures w14:val="none"/>
         </w:rPr>
-        <w:t>N°</w:t>
+        <w:t/>
       </w:r>
       <w:proofErr w:type="spellEnd"/>
       <w:r>
@@ -3991,7 +3991,7 @@
           <w:kern w:val="0"/>
           <w14:ligatures w14:val="none"/>
         </w:rPr>
-        <w:t xml:space="preserve">Presunta infracción al numeral 88.1° del artículo 88° de la Ley N° 29571, Código de Protección y Defensa del Consumidor, en tanto </w:t>
+        <w:t xml:space="preserve">Presunta infracción al numeral 88.1 del artículo 88 de la Ley 29571, Código de Protección y Defensa del Consumidor, en tanto </w:t>
       </w:r>
       <w:proofErr w:type="spellStart"/>
       <w:r>
@@ -4324,7 +4324,7 @@
           <w:lang w:eastAsia="es-PE"/>
           <w14:ligatures w14:val="none"/>
         </w:rPr>
-        <w:t>°</w:t>
+        <w:t/>
       </w:r>
       <w:r>
         <w:rPr>
@@ -4402,7 +4402,7 @@
           <w:lang w:eastAsia="es-PE"/>
           <w14:ligatures w14:val="none"/>
         </w:rPr>
-        <w:t>°</w:t>
+        <w:t/>
       </w:r>
       <w:r>
         <w:rPr>
@@ -4589,7 +4589,7 @@
           <w:lang w:eastAsia="es-PE"/>
           <w14:ligatures w14:val="none"/>
         </w:rPr>
-        <w:t>°</w:t>
+        <w:t/>
       </w:r>
       <w:r>
         <w:rPr>
@@ -4721,7 +4721,7 @@
           <w:lang w:val="es-ES" w:eastAsia="es-ES"/>
           <w14:ligatures w14:val="none"/>
         </w:rPr>
-        <w:t>(i) presentar una copia completa, legible y debidamente suscrita de la Póliza N°08200008016 del Seguro Rumbo, así como el cargo de remisión de la póliza; (</w:t>
+        <w:t>(i) presentar una copia completa, legible y debidamente suscrita de la Póliza 08200008016 del Seguro Rumbo, así como el cargo de remisión de la póliza; (</w:t>
       </w:r>
       <w:proofErr w:type="spellStart"/>
       <w:r>
@@ -4743,7 +4743,7 @@
           <w:lang w:val="es-ES" w:eastAsia="es-ES"/>
           <w14:ligatures w14:val="none"/>
         </w:rPr>
-        <w:t xml:space="preserve">) presentar los medios probatorios que acrediten que el valor de la  devolución total consignada de S/ 48 428,00 por los siete (7) años de vigencia de la Póliza N°08200008016 fue conforme a lo ofrecido por la compañía aseguradora </w:t>
+        <w:t xml:space="preserve">) presentar los medios probatorios que acrediten que el valor de la devolución total consignada de S/ 48 428,00 por los siete (7) años de vigencia de la Póliza 08200008016 fue conforme a lo ofrecido por la compañía aseguradora </w:t>
       </w:r>
       <w:r>
         <w:rPr>
@@ -4864,7 +4864,7 @@
           <w:lang w:eastAsia="es-PE"/>
           <w14:ligatures w14:val="none"/>
         </w:rPr>
-        <w:t>°</w:t>
+        <w:t/>
       </w:r>
       <w:r>
         <w:rPr>
@@ -4916,7 +4916,7 @@
           <w:lang w:eastAsia="es-PE"/>
           <w14:ligatures w14:val="none"/>
         </w:rPr>
-        <w:t>°</w:t>
+        <w:t/>
       </w:r>
       <w:r>
         <w:rPr>
@@ -4936,7 +4936,7 @@
           <w:lang w:eastAsia="es-PE"/>
           <w14:ligatures w14:val="none"/>
         </w:rPr>
-        <w:t>°</w:t>
+        <w:t/>
       </w:r>
       <w:r>
         <w:rPr>
@@ -4956,7 +4956,7 @@
           <w:lang w:eastAsia="es-PE"/>
           <w14:ligatures w14:val="none"/>
         </w:rPr>
-        <w:t>°</w:t>
+        <w:t/>
       </w:r>
       <w:r>
         <w:rPr>
@@ -5009,7 +5009,7 @@
           <w:lang w:eastAsia="es-PE"/>
           <w14:ligatures w14:val="none"/>
         </w:rPr>
-        <w:t>°</w:t>
+        <w:t/>
       </w:r>
       <w:r>
         <w:rPr>
@@ -5100,7 +5100,7 @@
           <w:lang w:eastAsia="es-PE"/>
           <w14:ligatures w14:val="none"/>
         </w:rPr>
-        <w:t>°</w:t>
+        <w:t/>
       </w:r>
       <w:r>
         <w:rPr>
@@ -5174,7 +5174,7 @@
           <w:lang w:eastAsia="es-PE"/>
           <w14:ligatures w14:val="none"/>
         </w:rPr>
-        <w:t>°</w:t>
+        <w:t/>
       </w:r>
       <w:r>
         <w:rPr>
@@ -5182,7 +5182,7 @@
           <w:kern w:val="0"/>
           <w14:ligatures w14:val="none"/>
         </w:rPr>
-        <w:t xml:space="preserve"> del Decreto Legislativo N° 807</w:t>
+        <w:t xml:space="preserve"> del Decreto Legislativo 807</w:t>
       </w:r>
       <w:r>
         <w:rPr>
@@ -5415,7 +5415,7 @@
           <w:lang w:eastAsia="es-PE"/>
           <w14:ligatures w14:val="none"/>
         </w:rPr>
-        <w:t>°</w:t>
+        <w:t/>
       </w:r>
       <w:r>
         <w:rPr>
@@ -5432,7 +5432,7 @@
           <w:lang w:eastAsia="es-PE"/>
           <w14:ligatures w14:val="none"/>
         </w:rPr>
-        <w:t>°</w:t>
+        <w:t/>
       </w:r>
       <w:r>
         <w:rPr>
@@ -5719,7 +5719,7 @@
           <w:kern w:val="0"/>
           <w14:ligatures w14:val="none"/>
         </w:rPr>
-        <w:t>Comisión de Protección al Consumidor N° 1</w:t>
+        <w:t>Comisión de Protección al Consumidor 1</w:t>
       </w:r>
     </w:p>
     <w:p>
@@ -5978,7 +5978,7 @@
           <w:sz w:val="16"/>
           <w:szCs w:val="16"/>
         </w:rPr>
-        <w:t xml:space="preserve">DOCUMENTO DE TRASLADO N° 026-2025-PS1/INDECOPI </w:t>
+        <w:t xml:space="preserve">DOCUMENTO DE TRASLADO 026-2025-PS1/INDECOPI </w:t>
       </w:r>
       <w:r>
         <w:rPr>
@@ -6151,7 +6151,7 @@
           <w:sz w:val="16"/>
           <w:szCs w:val="16"/>
         </w:rPr>
-        <w:t xml:space="preserve">  </w:t>
+        <w:t xml:space="preserve"> </w:t>
       </w:r>
       <w:r>
         <w:rPr>
@@ -6169,7 +6169,7 @@
           <w:sz w:val="16"/>
           <w:szCs w:val="16"/>
         </w:rPr>
-        <w:t xml:space="preserve">LEY N° 29571, CÓDIGO DE PROTECCIÓN Y DEFENSA DEL CONSUMIDOR, publicado el 2 de setiembre de 2010 y modificado por Decreto Legislativo N° 1308 </w:t>
+        <w:t xml:space="preserve">LEY 29571, CÓDIGO DE PROTECCIÓN Y DEFENSA DEL CONSUMIDOR, publicado el 2 de setiembre de 2010 y modificado por Decreto Legislativo 1308 </w:t>
       </w:r>
     </w:p>
     <w:p>
@@ -6221,7 +6221,7 @@
           <w:szCs w:val="16"/>
         </w:rPr>
         <w:tab/>
-        <w:t xml:space="preserve">El Instituto Nacional de Defensa de la Competencia y de la Protección de la Propiedad Intelectual (Indecopi) es la autoridad con competencia primaria y de alcance nacional para conocer las presuntas infracciones a las disposiciones contenidas en el presente Código, así como para imponer las sanciones y medidas correctivas establecidas en el presente capítulo, conforme al Decreto Legislativo N° 1033, Ley de Organización y Funciones del Indecopi. Dicha competencia solo puede ser negada cuando ella haya sido asignada o se asigne a favor de otro organismo por norma expresa con rango de ley. </w:t>
+        <w:t xml:space="preserve">El Instituto Nacional de Defensa de la Competencia y de la Protección de la Propiedad Intelectual (Indecopi) es la autoridad con competencia primaria y de alcance nacional para conocer las presuntas infracciones a las disposiciones contenidas en el presente Código, así como para imponer las sanciones y medidas correctivas establecidas en el presente capítulo, conforme al Decreto Legislativo 1033, Ley de Organización y Funciones del Indecopi. Dicha competencia solo puede ser negada cuando ella haya sido asignada o se asigne a favor de otro organismo por norma expresa con rango de ley. </w:t>
       </w:r>
     </w:p>
     <w:p>
@@ -6295,7 +6295,7 @@
           <w:sz w:val="16"/>
           <w:szCs w:val="16"/>
         </w:rPr>
-        <w:t xml:space="preserve">LEY DE ORGANIZACIÓN Y FUNCIONES DEL INDECOPI, APROBADA POR DECRETO LEGISLATIVO N° 1033 </w:t>
+        <w:t xml:space="preserve">LEY DE ORGANIZACIÓN Y FUNCIONES DEL INDECOPI, APROBADA POR DECRETO LEGISLATIVO 1033 </w:t>
       </w:r>
     </w:p>
     <w:p>
@@ -6404,7 +6404,7 @@
           <w:sz w:val="16"/>
           <w:szCs w:val="16"/>
         </w:rPr>
-        <w:t xml:space="preserve">           </w:t>
+        <w:t xml:space="preserve"> </w:t>
       </w:r>
       <w:r>
         <w:rPr>
@@ -6422,7 +6422,7 @@
           <w:sz w:val="16"/>
           <w:szCs w:val="16"/>
         </w:rPr>
-        <w:t xml:space="preserve">LEY N° 29571, CÓDIGO DE PROTECCIÓN Y DEFENSA DEL CONSUMIDOR, publicado el 2 de setiembre de 2010 y modificado por Decreto Legislativo N° 1308   </w:t>
+        <w:t xml:space="preserve">LEY 29571, CÓDIGO DE PROTECCIÓN Y DEFENSA DEL CONSUMIDOR, publicado el 2 de setiembre de 2010 y modificado por Decreto Legislativo 1308 </w:t>
       </w:r>
     </w:p>
     <w:p>
@@ -6446,7 +6446,7 @@
           <w:sz w:val="16"/>
           <w:szCs w:val="16"/>
         </w:rPr>
-        <w:t xml:space="preserve">Artículo 18.- Idoneidad   </w:t>
+        <w:t xml:space="preserve">Artículo 18.- Idoneidad </w:t>
       </w:r>
     </w:p>
     <w:p>
@@ -6466,7 +6466,7 @@
           <w:sz w:val="16"/>
           <w:szCs w:val="16"/>
         </w:rPr>
-        <w:t xml:space="preserve">Se entiende por idoneidad la correspondencia entre lo que un consumidor espera y lo que efectivamente recibe, en función a lo que se le hubiera ofrecido, la publicidad e información transmitida, las condiciones y circunstancias de la transacción, las características y naturaleza del producto o servicio, el precio, entre otros factores, atendiendo a las circunstancias del caso.    </w:t>
+        <w:t xml:space="preserve">Se entiende por idoneidad la correspondencia entre lo que un consumidor espera y lo que efectivamente recibe, en función a lo que se le hubiera ofrecido, la publicidad e información transmitida, las condiciones y circunstancias de la transacción, las características y naturaleza del producto o servicio, el precio, entre otros factores, atendiendo a las circunstancias del caso. </w:t>
       </w:r>
     </w:p>
     <w:p>
@@ -6616,7 +6616,7 @@
           <w:sz w:val="16"/>
           <w:szCs w:val="16"/>
         </w:rPr>
-        <w:t>N°</w:t>
+        <w:t/>
       </w:r>
       <w:proofErr w:type="spellEnd"/>
       <w:r>
@@ -6638,7 +6638,7 @@
           <w:sz w:val="16"/>
           <w:szCs w:val="16"/>
         </w:rPr>
-        <w:t>N°</w:t>
+        <w:t/>
       </w:r>
       <w:proofErr w:type="spellEnd"/>
       <w:r>
@@ -6747,7 +6747,7 @@
           <w:sz w:val="16"/>
           <w:szCs w:val="16"/>
         </w:rPr>
-        <w:t xml:space="preserve">  </w:t>
+        <w:t xml:space="preserve"> </w:t>
       </w:r>
       <w:r>
         <w:rPr>
@@ -6765,7 +6765,7 @@
           <w:sz w:val="16"/>
           <w:szCs w:val="16"/>
         </w:rPr>
-        <w:t>LEY SOBRE FACULTADES, NORMAS Y ORGANIZACIÓN DEL INDECOPI, APROBADA POR DECRETO LEGISLATIVO N° 807 Artículo 24.-</w:t>
+        <w:t>LEY SOBRE FACULTADES, NORMAS Y ORGANIZACIÓN DEL INDECOPI, APROBADA POR DECRETO LEGISLATIVO 807 Artículo 24.-</w:t>
       </w:r>
       <w:r>
         <w:rPr>
@@ -6932,7 +6932,7 @@
           <w:sz w:val="16"/>
           <w:szCs w:val="16"/>
         </w:rPr>
-        <w:t>Nº</w:t>
+        <w:t/>
       </w:r>
       <w:proofErr w:type="spellEnd"/>
       <w:r>
@@ -7020,7 +7020,7 @@
           <w:sz w:val="16"/>
           <w:szCs w:val="16"/>
         </w:rPr>
-        <w:t>publicado el 2 de setiembre de 2010 y modificado por Decreto Legislativo N° 1308</w:t>
+        <w:t>publicado el 2 de setiembre de 2010 y modificado por Decreto Legislativo 1308</w:t>
       </w:r>
     </w:p>
     <w:p>
@@ -7177,7 +7177,7 @@
           <w:szCs w:val="16"/>
           <w:vertAlign w:val="superscript"/>
         </w:rPr>
-        <w:t xml:space="preserve">  </w:t>
+        <w:t xml:space="preserve"> </w:t>
       </w:r>
       <w:r>
         <w:rPr>
@@ -7185,7 +7185,7 @@
           <w:sz w:val="16"/>
           <w:szCs w:val="16"/>
         </w:rPr>
-        <w:t xml:space="preserve">     </w:t>
+        <w:t xml:space="preserve"> </w:t>
       </w:r>
       <w:r>
         <w:rPr>
@@ -7221,7 +7221,7 @@
           <w:sz w:val="16"/>
           <w:szCs w:val="16"/>
         </w:rPr>
-        <w:t>publicado el 2 de setiembre de 2010 y modificado por Decreto Legislativo N° 1308</w:t>
+        <w:t>publicado el 2 de setiembre de 2010 y modificado por Decreto Legislativo 1308</w:t>
       </w:r>
     </w:p>
     <w:p>
@@ -7264,7 +7264,7 @@
           <w:sz w:val="16"/>
           <w:szCs w:val="16"/>
         </w:rPr>
-        <w:t>El órgano resolutivo puede sancionar las infracciones administrativas a que se refiere el artículo 108º con amonestación y multas de hasta cuatrocientos cincuenta (450) Unidades Impositivas Tributarias (UIT), las cuales son calificadas de la siguiente manera:</w:t>
+        <w:t>El órgano resolutivo puede sancionar las infracciones administrativas a que se refiere el artículo 108 con amonestación y multas de hasta cuatrocientos cincuenta (450) Unidades Impositivas Tributarias (UIT), las cuales son calificadas de la siguiente manera:</w:t>
       </w:r>
     </w:p>
     <w:p>
@@ -7387,7 +7387,7 @@
           <w:sz w:val="16"/>
           <w:szCs w:val="16"/>
         </w:rPr>
-        <w:t xml:space="preserve">        </w:t>
+        <w:t xml:space="preserve"> </w:t>
       </w:r>
       <w:r>
         <w:rPr>
@@ -8186,7 +8186,7 @@
           <w:sz w:val="16"/>
           <w:szCs w:val="16"/>
         </w:rPr>
-        <w:t xml:space="preserve">         </w:t>
+        <w:t xml:space="preserve"> </w:t>
       </w:r>
       <w:r>
         <w:rPr>
@@ -8222,7 +8222,7 @@
           <w:sz w:val="16"/>
           <w:szCs w:val="16"/>
         </w:rPr>
-        <w:t>publicado el 2 de setiembre de 2010 y modificado por Decreto Legislativo N° 1308</w:t>
+        <w:t>publicado el 2 de setiembre de 2010 y modificado por Decreto Legislativo 1308</w:t>
       </w:r>
     </w:p>
     <w:p>
@@ -8430,7 +8430,7 @@
           <w:sz w:val="16"/>
           <w:szCs w:val="16"/>
         </w:rPr>
-        <w:t>Nº</w:t>
+        <w:t/>
       </w:r>
       <w:proofErr w:type="spellEnd"/>
       <w:r>
@@ -8905,7 +8905,7 @@
               <w:sz w:val="16"/>
               <w:szCs w:val="16"/>
             </w:rPr>
-            <w:t xml:space="preserve">CNICA DE LA    </w:t>
+            <w:t xml:space="preserve">CNICA DE LA </w:t>
           </w:r>
         </w:p>
         <w:p>

--- a/plantillas_maestras/02_seguro_vida/materia_general_asegurativa/1_ddo_aseguradora/mujer/TPL_3222_2025_SEGURO_VIDA_MATERIA_GENERAL_ASEGURATIVA_ASEGURADORA_MUJER_R1.docx
+++ b/plantillas_maestras/02_seguro_vida/materia_general_asegurativa/1_ddo_aseguradora/mujer/TPL_3222_2025_SEGURO_VIDA_MATERIA_GENERAL_ASEGURATIVA_ASEGURADORA_MUJER_R1.docx
@@ -93,7 +93,7 @@
           <w:lang w:eastAsia="es-PE"/>
           <w14:ligatures w14:val="none"/>
         </w:rPr>
-        <w:t>DENUNCIANTE</w:t>
+        <w:t xml:space="preserve">DENUNCIANTE:[DENUNCIANTE] (SEÑORA [APELLIDO])</w:t>
       </w:r>
       <w:r>
         <w:rPr>
@@ -105,7 +105,7 @@
           <w14:ligatures w14:val="none"/>
         </w:rPr>
         <w:tab/>
-        <w:t>:</w:t>
+        <w:t/>
       </w:r>
       <w:r>
         <w:rPr>
@@ -127,40 +127,40 @@
           <w:lang w:eastAsia="es-PE"/>
           <w14:ligatures w14:val="none"/>
         </w:rPr>
-        <w:t xml:space="preserve">MARÍA VANESSA VÁSQUEZ TAMAY </w:t>
-      </w:r>
-      <w:r>
-        <w:rPr>
-          <w:rFonts w:ascii="Arial Narrow" w:eastAsia="Arial Narrow" w:hAnsi="Arial Narrow" w:cs="Arial Narrow"/>
-          <w:b/>
-          <w:color w:val="000000"/>
-          <w:kern w:val="0"/>
-          <w:lang w:eastAsia="es-PE"/>
-          <w14:ligatures w14:val="none"/>
-        </w:rPr>
-        <w:t xml:space="preserve">(SEÑORA </w:t>
-      </w:r>
-      <w:r>
-        <w:rPr>
-          <w:rFonts w:ascii="Arial Narrow" w:eastAsia="Arial Narrow" w:hAnsi="Arial Narrow" w:cs="Arial Narrow"/>
-          <w:b/>
-          <w:color w:val="000000"/>
-          <w:kern w:val="0"/>
-          <w:lang w:eastAsia="es-PE"/>
-          <w14:ligatures w14:val="none"/>
-        </w:rPr>
-        <w:t>VÁSQUEZ</w:t>
-      </w:r>
-      <w:r>
-        <w:rPr>
-          <w:rFonts w:ascii="Arial Narrow" w:eastAsia="Arial Narrow" w:hAnsi="Arial Narrow" w:cs="Arial Narrow"/>
-          <w:b/>
-          <w:color w:val="000000"/>
-          <w:kern w:val="0"/>
-          <w:lang w:eastAsia="es-PE"/>
-          <w14:ligatures w14:val="none"/>
-        </w:rPr>
-        <w:t>)</w:t>
+        <w:t xml:space="preserve"/>
+      </w:r>
+      <w:r>
+        <w:rPr>
+          <w:rFonts w:ascii="Arial Narrow" w:eastAsia="Arial Narrow" w:hAnsi="Arial Narrow" w:cs="Arial Narrow"/>
+          <w:b/>
+          <w:color w:val="000000"/>
+          <w:kern w:val="0"/>
+          <w:lang w:eastAsia="es-PE"/>
+          <w14:ligatures w14:val="none"/>
+        </w:rPr>
+        <w:t xml:space="preserve"/>
+      </w:r>
+      <w:r>
+        <w:rPr>
+          <w:rFonts w:ascii="Arial Narrow" w:eastAsia="Arial Narrow" w:hAnsi="Arial Narrow" w:cs="Arial Narrow"/>
+          <w:b/>
+          <w:color w:val="000000"/>
+          <w:kern w:val="0"/>
+          <w:lang w:eastAsia="es-PE"/>
+          <w14:ligatures w14:val="none"/>
+        </w:rPr>
+        <w:t/>
+      </w:r>
+      <w:r>
+        <w:rPr>
+          <w:rFonts w:ascii="Arial Narrow" w:eastAsia="Arial Narrow" w:hAnsi="Arial Narrow" w:cs="Arial Narrow"/>
+          <w:b/>
+          <w:color w:val="000000"/>
+          <w:kern w:val="0"/>
+          <w:lang w:eastAsia="es-PE"/>
+          <w14:ligatures w14:val="none"/>
+        </w:rPr>
+        <w:t/>
       </w:r>
     </w:p>
     <w:p>
@@ -579,7 +579,7 @@
           <w:lang w:val="es-ES" w:eastAsia="es-ES"/>
           <w14:ligatures w14:val="none"/>
         </w:rPr>
-        <w:t xml:space="preserve">Mediante el escrito del </w:t>
+        <w:t xml:space="preserve">Mediante el escrito del 4 de noviembre de 2025, complementada con el escrito del 7 de noviembre de 2025, la señora [APELLIDO] denunció a Interseguro por presuntas infracciones a la Ley 29571, Código de Protección y Defensa del Consumidor (en adelante, Código), señalando lo siguiente:</w:t>
       </w:r>
       <w:r>
         <w:rPr>
@@ -589,7 +589,7 @@
           <w:lang w:val="es-ES" w:eastAsia="es-ES"/>
           <w14:ligatures w14:val="none"/>
         </w:rPr>
-        <w:t>4 de noviembre de 2025</w:t>
+        <w:t/>
       </w:r>
       <w:r>
         <w:rPr>
@@ -610,7 +610,7 @@
           <w:lang w:val="es-ES" w:eastAsia="es-ES"/>
           <w14:ligatures w14:val="none"/>
         </w:rPr>
-        <w:t xml:space="preserve">, </w:t>
+        <w:t xml:space="preserve"/>
       </w:r>
       <w:r>
         <w:rPr>
@@ -620,7 +620,7 @@
           <w:lang w:val="es-ES" w:eastAsia="es-ES"/>
           <w14:ligatures w14:val="none"/>
         </w:rPr>
-        <w:t>complementada</w:t>
+        <w:t/>
       </w:r>
       <w:r>
         <w:rPr>
@@ -630,7 +630,7 @@
           <w:lang w:val="es-ES" w:eastAsia="es-ES"/>
           <w14:ligatures w14:val="none"/>
         </w:rPr>
-        <w:t xml:space="preserve"> </w:t>
+        <w:t xml:space="preserve"/>
       </w:r>
       <w:r>
         <w:rPr>
@@ -640,7 +640,7 @@
           <w:lang w:val="es-ES" w:eastAsia="es-ES"/>
           <w14:ligatures w14:val="none"/>
         </w:rPr>
-        <w:t>con el</w:t>
+        <w:t/>
       </w:r>
       <w:r>
         <w:rPr>
@@ -650,7 +650,7 @@
           <w:lang w:val="es-ES" w:eastAsia="es-ES"/>
           <w14:ligatures w14:val="none"/>
         </w:rPr>
-        <w:t xml:space="preserve"> escrito del </w:t>
+        <w:t xml:space="preserve"/>
       </w:r>
       <w:r>
         <w:rPr>
@@ -660,7 +660,7 @@
           <w:lang w:val="es-ES" w:eastAsia="es-ES"/>
           <w14:ligatures w14:val="none"/>
         </w:rPr>
-        <w:t>7 de noviembre de 2025</w:t>
+        <w:t/>
       </w:r>
       <w:r>
         <w:rPr>
@@ -668,7 +668,7 @@
           <w:kern w:val="0"/>
           <w14:ligatures w14:val="none"/>
         </w:rPr>
-        <w:t>,</w:t>
+        <w:t/>
       </w:r>
       <w:r>
         <w:rPr>
@@ -676,7 +676,7 @@
           <w:kern w:val="0"/>
           <w14:ligatures w14:val="none"/>
         </w:rPr>
-        <w:t xml:space="preserve"> la señora </w:t>
+        <w:t xml:space="preserve"/>
       </w:r>
       <w:r>
         <w:rPr>
@@ -684,7 +684,7 @@
           <w:kern w:val="0"/>
           <w14:ligatures w14:val="none"/>
         </w:rPr>
-        <w:t xml:space="preserve">Vásquez </w:t>
+        <w:t xml:space="preserve"/>
       </w:r>
       <w:r>
         <w:rPr>
@@ -692,7 +692,7 @@
           <w:kern w:val="0"/>
           <w14:ligatures w14:val="none"/>
         </w:rPr>
-        <w:t>d</w:t>
+        <w:t/>
       </w:r>
       <w:r>
         <w:rPr>
@@ -702,7 +702,7 @@
           <w:lang w:val="es-ES" w:eastAsia="es-ES"/>
           <w14:ligatures w14:val="none"/>
         </w:rPr>
-        <w:t xml:space="preserve">enunció a </w:t>
+        <w:t xml:space="preserve"/>
       </w:r>
       <w:proofErr w:type="spellStart"/>
       <w:r>
@@ -713,7 +713,7 @@
           <w:lang w:val="es-ES" w:eastAsia="es-ES"/>
           <w14:ligatures w14:val="none"/>
         </w:rPr>
-        <w:t>Interseguro</w:t>
+        <w:t/>
       </w:r>
       <w:proofErr w:type="spellEnd"/>
       <w:r>
@@ -724,7 +724,7 @@
           <w:lang w:val="es-ES" w:eastAsia="es-ES"/>
           <w14:ligatures w14:val="none"/>
         </w:rPr>
-        <w:t xml:space="preserve"> </w:t>
+        <w:t xml:space="preserve"/>
       </w:r>
       <w:r>
         <w:rPr>
@@ -734,7 +734,7 @@
           <w:lang w:val="es-ES" w:eastAsia="es-ES"/>
           <w14:ligatures w14:val="none"/>
         </w:rPr>
-        <w:t>por presuntas infracciones a la Ley 29571, Código de Protección y Defensa del Consumidor (en adelante, Código)</w:t>
+        <w:t/>
       </w:r>
       <w:r>
         <w:rPr>
@@ -755,7 +755,7 @@
           <w:lang w:val="es-ES" w:eastAsia="es-ES"/>
           <w14:ligatures w14:val="none"/>
         </w:rPr>
-        <w:t xml:space="preserve">, señalando </w:t>
+        <w:t xml:space="preserve"/>
       </w:r>
       <w:r>
         <w:rPr>
@@ -766,7 +766,7 @@
           <w:lang w:val="es-ES" w:eastAsia="es-ES"/>
           <w14:ligatures w14:val="none"/>
         </w:rPr>
-        <w:t>lo siguiente:</w:t>
+        <w:t/>
       </w:r>
     </w:p>
     <w:p>
@@ -1554,7 +1554,7 @@
           <w:lang w:val="es-ES" w:eastAsia="es-ES"/>
           <w14:ligatures w14:val="none"/>
         </w:rPr>
-        <w:t xml:space="preserve">La señora </w:t>
+        <w:t xml:space="preserve">La señora [APELLIDO] solicitó, en calidad de medida correctiva, que Interseguro cumpla con corregir la información en la Zona Cliente para que refleje una devolución total de S/ 50 531,00, explicación y unificación de las pólizas duplicadas, restablecimiento inmediato del acceso a Zona Cliente y WhatsApp institucional, o, alternativamente, realizar la resolución del contrato con la devolución íntegra de los aportes realizados por la suma de S/ 920,00 más el perjuicio proyectado de S/ 2 103,00 más intereses legales, ascendiendo a S/ 3,023 más intereses. Asimismo, no requirió de manera expresa el reembolso de costos y costas del presente procedimiento.</w:t>
       </w:r>
       <w:r>
         <w:rPr>
@@ -1562,7 +1562,7 @@
           <w:kern w:val="0"/>
           <w14:ligatures w14:val="none"/>
         </w:rPr>
-        <w:t xml:space="preserve">Vásquez </w:t>
+        <w:t xml:space="preserve"/>
       </w:r>
       <w:r>
         <w:rPr>
@@ -1572,7 +1572,7 @@
           <w:lang w:val="es-ES" w:eastAsia="es-ES"/>
           <w14:ligatures w14:val="none"/>
         </w:rPr>
-        <w:t xml:space="preserve">solicitó, en calidad de medida correctiva, que </w:t>
+        <w:t xml:space="preserve"/>
       </w:r>
       <w:proofErr w:type="spellStart"/>
       <w:r>
@@ -1583,7 +1583,7 @@
           <w:lang w:val="es-ES" w:eastAsia="es-ES"/>
           <w14:ligatures w14:val="none"/>
         </w:rPr>
-        <w:t>Interseguro</w:t>
+        <w:t/>
       </w:r>
       <w:proofErr w:type="spellEnd"/>
       <w:r>
@@ -1594,7 +1594,7 @@
           <w:lang w:val="es-ES" w:eastAsia="es-ES"/>
           <w14:ligatures w14:val="none"/>
         </w:rPr>
-        <w:t xml:space="preserve"> </w:t>
+        <w:t xml:space="preserve"/>
       </w:r>
       <w:r>
         <w:rPr>
@@ -1604,7 +1604,7 @@
           <w:lang w:val="es-ES" w:eastAsia="es-ES"/>
           <w14:ligatures w14:val="none"/>
         </w:rPr>
-        <w:t>cumpla con</w:t>
+        <w:t/>
       </w:r>
       <w:r>
         <w:rPr>
@@ -1614,7 +1614,7 @@
           <w:lang w:val="es-ES" w:eastAsia="es-ES"/>
           <w14:ligatures w14:val="none"/>
         </w:rPr>
-        <w:t xml:space="preserve"> corregir la información en la Zona Cliente para</w:t>
+        <w:t xml:space="preserve"/>
       </w:r>
       <w:r>
         <w:rPr>
@@ -1624,7 +1624,7 @@
           <w:lang w:val="es-ES" w:eastAsia="es-ES"/>
           <w14:ligatures w14:val="none"/>
         </w:rPr>
-        <w:t xml:space="preserve"> que refleje una devolución total de S/ 50 531,00, explicación y unificación de las pólizas duplicadas, restablecimiento inmediato del acceso a Zona Cliente y WhatsApp institucional, o</w:t>
+        <w:t xml:space="preserve"/>
       </w:r>
       <w:r>
         <w:rPr>
@@ -1634,7 +1634,7 @@
           <w:lang w:val="es-ES" w:eastAsia="es-ES"/>
           <w14:ligatures w14:val="none"/>
         </w:rPr>
-        <w:t>,</w:t>
+        <w:t/>
       </w:r>
       <w:r>
         <w:rPr>
@@ -1644,7 +1644,7 @@
           <w:lang w:val="es-ES" w:eastAsia="es-ES"/>
           <w14:ligatures w14:val="none"/>
         </w:rPr>
-        <w:t xml:space="preserve"> alternativamente</w:t>
+        <w:t xml:space="preserve"/>
       </w:r>
       <w:r>
         <w:rPr>
@@ -1654,7 +1654,7 @@
           <w:lang w:val="es-ES" w:eastAsia="es-ES"/>
           <w14:ligatures w14:val="none"/>
         </w:rPr>
-        <w:t>, realizar</w:t>
+        <w:t/>
       </w:r>
       <w:r>
         <w:rPr>
@@ -1664,7 +1664,7 @@
           <w:lang w:val="es-ES" w:eastAsia="es-ES"/>
           <w14:ligatures w14:val="none"/>
         </w:rPr>
-        <w:t xml:space="preserve"> la resolución del contrato con la devolución íntegra de los aportes realizados por la suma de S/ 920,00 más el perjuicio proyectado </w:t>
+        <w:t xml:space="preserve"/>
       </w:r>
       <w:r>
         <w:rPr>
@@ -1674,7 +1674,7 @@
           <w:lang w:val="es-ES" w:eastAsia="es-ES"/>
           <w14:ligatures w14:val="none"/>
         </w:rPr>
-        <w:t xml:space="preserve">de </w:t>
+        <w:t xml:space="preserve"/>
       </w:r>
       <w:r>
         <w:rPr>
@@ -1684,7 +1684,7 @@
           <w:lang w:val="es-ES" w:eastAsia="es-ES"/>
           <w14:ligatures w14:val="none"/>
         </w:rPr>
-        <w:t>S/ 2</w:t>
+        <w:t/>
       </w:r>
       <w:r>
         <w:rPr>
@@ -1694,7 +1694,7 @@
           <w:lang w:val="es-ES" w:eastAsia="es-ES"/>
           <w14:ligatures w14:val="none"/>
         </w:rPr>
-        <w:t xml:space="preserve"> </w:t>
+        <w:t xml:space="preserve"/>
       </w:r>
       <w:r>
         <w:rPr>
@@ -1704,7 +1704,7 @@
           <w:lang w:val="es-ES" w:eastAsia="es-ES"/>
           <w14:ligatures w14:val="none"/>
         </w:rPr>
-        <w:t>103</w:t>
+        <w:t/>
       </w:r>
       <w:r>
         <w:rPr>
@@ -1714,7 +1714,7 @@
           <w:lang w:val="es-ES" w:eastAsia="es-ES"/>
           <w14:ligatures w14:val="none"/>
         </w:rPr>
-        <w:t>,00</w:t>
+        <w:t/>
       </w:r>
       <w:r>
         <w:rPr>
@@ -1724,7 +1724,7 @@
           <w:lang w:val="es-ES" w:eastAsia="es-ES"/>
           <w14:ligatures w14:val="none"/>
         </w:rPr>
-        <w:t xml:space="preserve"> más intereses legales, ascendiendo a S/ 3,023 más intereses.</w:t>
+        <w:t xml:space="preserve"/>
       </w:r>
       <w:r>
         <w:rPr>
@@ -1734,7 +1734,7 @@
           <w:lang w:val="es-ES" w:eastAsia="es-ES"/>
           <w14:ligatures w14:val="none"/>
         </w:rPr>
-        <w:t xml:space="preserve"> </w:t>
+        <w:t xml:space="preserve"/>
       </w:r>
       <w:r>
         <w:rPr>
@@ -1744,7 +1744,7 @@
           <w:lang w:val="es-ES" w:eastAsia="es-ES"/>
           <w14:ligatures w14:val="none"/>
         </w:rPr>
-        <w:t xml:space="preserve">Asimismo, </w:t>
+        <w:t xml:space="preserve"/>
       </w:r>
       <w:r>
         <w:rPr>
@@ -1754,7 +1754,7 @@
           <w:lang w:val="es-ES" w:eastAsia="es-ES"/>
           <w14:ligatures w14:val="none"/>
         </w:rPr>
-        <w:t xml:space="preserve">no </w:t>
+        <w:t xml:space="preserve"/>
       </w:r>
       <w:r>
         <w:rPr>
@@ -1764,7 +1764,7 @@
           <w:lang w:val="es-ES" w:eastAsia="es-ES"/>
           <w14:ligatures w14:val="none"/>
         </w:rPr>
-        <w:t xml:space="preserve">requirió </w:t>
+        <w:t xml:space="preserve"/>
       </w:r>
       <w:r>
         <w:rPr>
@@ -1774,7 +1774,7 @@
           <w:lang w:val="es-ES" w:eastAsia="es-ES"/>
           <w14:ligatures w14:val="none"/>
         </w:rPr>
-        <w:t xml:space="preserve">de manera expresa </w:t>
+        <w:t xml:space="preserve"/>
       </w:r>
       <w:r>
         <w:rPr>
@@ -1784,7 +1784,7 @@
           <w:lang w:val="es-ES" w:eastAsia="es-ES"/>
           <w14:ligatures w14:val="none"/>
         </w:rPr>
-        <w:t>el reembolso de costos y costas del presente procedimiento.</w:t>
+        <w:t/>
       </w:r>
     </w:p>
     <w:p>
@@ -3216,7 +3216,7 @@
           <w14:ligatures w14:val="none"/>
         </w:rPr>
         <w:lastRenderedPageBreak/>
-        <w:t xml:space="preserve">PRIMERO: </w:t>
+        <w:t xml:space="preserve">PRIMERO: admitir a trámite la denuncia del 4 de noviembre de 2025, complementada con el escrito del 7 de noviembre de 2025, interpuesta por la señora [DENUNCIANTE] contra Interseguro Compañía de Seguros S.A., por lo siguiente:</w:t>
       </w:r>
       <w:r>
         <w:rPr>
@@ -3227,7 +3227,7 @@
           <w:lang w:eastAsia="es-PE"/>
           <w14:ligatures w14:val="none"/>
         </w:rPr>
-        <w:t xml:space="preserve">admitir a trámite la denuncia del </w:t>
+        <w:t xml:space="preserve"/>
       </w:r>
       <w:r>
         <w:rPr>
@@ -3238,7 +3238,7 @@
           <w:lang w:eastAsia="es-PE"/>
           <w14:ligatures w14:val="none"/>
         </w:rPr>
-        <w:t>4 de noviembre de 2025, complementada con el escrito del 7 de noviembre de 2025</w:t>
+        <w:t/>
       </w:r>
       <w:r>
         <w:rPr>
@@ -3249,7 +3249,7 @@
           <w:lang w:eastAsia="es-PE"/>
           <w14:ligatures w14:val="none"/>
         </w:rPr>
-        <w:t xml:space="preserve">, </w:t>
+        <w:t xml:space="preserve"/>
       </w:r>
       <w:r>
         <w:rPr>
@@ -3260,7 +3260,7 @@
           <w:lang w:eastAsia="es-PE"/>
           <w14:ligatures w14:val="none"/>
         </w:rPr>
-        <w:t xml:space="preserve">interpuesta </w:t>
+        <w:t xml:space="preserve"/>
       </w:r>
       <w:r>
         <w:rPr>
@@ -3271,7 +3271,7 @@
           <w:lang w:eastAsia="es-PE"/>
           <w14:ligatures w14:val="none"/>
         </w:rPr>
-        <w:t xml:space="preserve">por </w:t>
+        <w:t xml:space="preserve"/>
       </w:r>
       <w:r>
         <w:rPr>
@@ -3281,7 +3281,7 @@
           <w:kern w:val="0"/>
           <w14:ligatures w14:val="none"/>
         </w:rPr>
-        <w:t xml:space="preserve">la señora </w:t>
+        <w:t xml:space="preserve"/>
       </w:r>
       <w:r>
         <w:rPr>
@@ -3292,7 +3292,7 @@
           <w:lang w:eastAsia="es-PE"/>
           <w14:ligatures w14:val="none"/>
         </w:rPr>
-        <w:t xml:space="preserve">María Vanessa Vásquez </w:t>
+        <w:t xml:space="preserve"/>
       </w:r>
       <w:proofErr w:type="spellStart"/>
       <w:r>
@@ -3304,7 +3304,7 @@
           <w:lang w:eastAsia="es-PE"/>
           <w14:ligatures w14:val="none"/>
         </w:rPr>
-        <w:t>Tamay</w:t>
+        <w:t/>
       </w:r>
       <w:proofErr w:type="spellEnd"/>
       <w:r>
@@ -3316,7 +3316,7 @@
           <w:lang w:eastAsia="es-PE"/>
           <w14:ligatures w14:val="none"/>
         </w:rPr>
-        <w:t xml:space="preserve"> </w:t>
+        <w:t xml:space="preserve"/>
       </w:r>
       <w:r>
         <w:rPr>
@@ -3327,7 +3327,7 @@
           <w:lang w:eastAsia="es-PE"/>
           <w14:ligatures w14:val="none"/>
         </w:rPr>
-        <w:t xml:space="preserve">contra </w:t>
+        <w:t xml:space="preserve"/>
       </w:r>
       <w:proofErr w:type="spellStart"/>
       <w:r>
@@ -3339,7 +3339,7 @@
           <w:lang w:eastAsia="es-PE"/>
           <w14:ligatures w14:val="none"/>
         </w:rPr>
-        <w:t>Interseguro</w:t>
+        <w:t/>
       </w:r>
       <w:proofErr w:type="spellEnd"/>
       <w:r>
@@ -3351,7 +3351,7 @@
           <w:lang w:eastAsia="es-PE"/>
           <w14:ligatures w14:val="none"/>
         </w:rPr>
-        <w:t xml:space="preserve"> Compañía de Seguros S.A.</w:t>
+        <w:t xml:space="preserve"/>
       </w:r>
       <w:r>
         <w:rPr>
@@ -3362,7 +3362,7 @@
           <w:lang w:eastAsia="es-PE"/>
           <w14:ligatures w14:val="none"/>
         </w:rPr>
-        <w:t xml:space="preserve">, </w:t>
+        <w:t xml:space="preserve"/>
       </w:r>
       <w:bookmarkStart w:id="21" w:name="_Hlk215062067"/>
       <w:r>
@@ -3374,7 +3374,7 @@
           <w:lang w:eastAsia="es-PE"/>
           <w14:ligatures w14:val="none"/>
         </w:rPr>
-        <w:t>por lo siguiente:</w:t>
+        <w:t/>
       </w:r>
       <w:bookmarkStart w:id="22" w:name="_Hlk215162047"/>
     </w:p>
@@ -5318,7 +5318,7 @@
           <w:b/>
           <w:bCs/>
         </w:rPr>
-        <w:t>DÉCIMO</w:t>
+        <w:t xml:space="preserve">DÉCIMO: requerir a la señora [DENUNCIANTE] para que, dentro del plazo de dos (2) días hábiles siguientes a la fecha en que reciba la notificación en su bandeja de correo electrónico, efectúe la confirmación de recepción de la notificación remitida por este despacho a su correo electrónico, de conformidad con el segundo párrafo del numeral 4 del artículo 20 del Texto Único Ordenado de la Ley del Procedimiento Administrativo General, aprobado mediante Decreto Supremo 006-2026-JUS, bajo apercibimiento de rehacer el acto de notificación y notificarle conforme al numeral 1 del artículo 20 del citado cuerpo normativo.</w:t>
       </w:r>
       <w:r>
         <w:rPr>
@@ -5328,7 +5328,7 @@
           <w:kern w:val="0"/>
           <w14:ligatures w14:val="none"/>
         </w:rPr>
-        <w:t>:</w:t>
+        <w:t/>
       </w:r>
       <w:r>
         <w:rPr>
@@ -5338,7 +5338,7 @@
           <w:kern w:val="0"/>
           <w14:ligatures w14:val="none"/>
         </w:rPr>
-        <w:t xml:space="preserve"> </w:t>
+        <w:t xml:space="preserve"/>
       </w:r>
       <w:r>
         <w:rPr>
@@ -5348,7 +5348,7 @@
           <w:kern w:val="0"/>
           <w14:ligatures w14:val="none"/>
         </w:rPr>
-        <w:t xml:space="preserve">requerir a la señora </w:t>
+        <w:t xml:space="preserve"/>
       </w:r>
       <w:r>
         <w:rPr>
@@ -5359,7 +5359,7 @@
           <w:lang w:eastAsia="es-PE"/>
           <w14:ligatures w14:val="none"/>
         </w:rPr>
-        <w:t xml:space="preserve">María Vanessa Vásquez </w:t>
+        <w:t xml:space="preserve"/>
       </w:r>
       <w:proofErr w:type="spellStart"/>
       <w:r>
@@ -5371,7 +5371,7 @@
           <w:lang w:eastAsia="es-PE"/>
           <w14:ligatures w14:val="none"/>
         </w:rPr>
-        <w:t>Tamay</w:t>
+        <w:t/>
       </w:r>
       <w:proofErr w:type="spellEnd"/>
       <w:r>
@@ -5383,14 +5383,14 @@
           <w:lang w:eastAsia="es-PE"/>
           <w14:ligatures w14:val="none"/>
         </w:rPr>
-        <w:t xml:space="preserve"> </w:t>
+        <w:t xml:space="preserve"/>
       </w:r>
       <w:r>
         <w:rPr>
           <w:rFonts w:ascii="Arial Narrow" w:hAnsi="Arial Narrow"/>
           <w:color w:val="000000"/>
         </w:rPr>
-        <w:t xml:space="preserve">para que, dentro del plazo de dos (2) días hábiles siguientes a la fecha en que reciba la notificación en su bandeja de correo electrónico, efectúe la </w:t>
+        <w:t xml:space="preserve"/>
       </w:r>
       <w:r>
         <w:rPr>
@@ -5398,14 +5398,14 @@
           <w:color w:val="000000"/>
         </w:rPr>
         <w:lastRenderedPageBreak/>
-        <w:t>confirmación de recepción de la notificación remitida por este despacho a su correo electrónico, de conformidad con el segundo párrafo</w:t>
+        <w:t/>
       </w:r>
       <w:r>
         <w:rPr>
           <w:rFonts w:ascii="Arial Narrow" w:hAnsi="Arial Narrow"/>
           <w:color w:val="000000"/>
         </w:rPr>
-        <w:t xml:space="preserve"> del numeral 4 del artículo 20</w:t>
+        <w:t xml:space="preserve"/>
       </w:r>
       <w:r>
         <w:rPr>
@@ -5422,7 +5422,7 @@
           <w:rFonts w:ascii="Arial Narrow" w:hAnsi="Arial Narrow"/>
           <w:color w:val="000000"/>
         </w:rPr>
-        <w:t xml:space="preserve"> del Texto Único Ordenado de la Ley del Procedimiento Administrativo General, aprobado mediante Decreto Supremo 006-2026-JUS, bajo apercibimiento de rehacer el acto de notificación y notificarle conforme al numeral 1 del artículo 20</w:t>
+        <w:t xml:space="preserve"/>
       </w:r>
       <w:r>
         <w:rPr>
@@ -5439,7 +5439,7 @@
           <w:rFonts w:ascii="Arial Narrow" w:hAnsi="Arial Narrow"/>
           <w:color w:val="000000"/>
         </w:rPr>
-        <w:t xml:space="preserve"> del citado cuerpo </w:t>
+        <w:t xml:space="preserve"/>
       </w:r>
       <w:bookmarkStart w:id="27" w:name="_Hlk214964186"/>
       <w:r>
@@ -5447,7 +5447,7 @@
           <w:rFonts w:ascii="Arial Narrow" w:hAnsi="Arial Narrow"/>
           <w:color w:val="000000"/>
         </w:rPr>
-        <w:t>normativo</w:t>
+        <w:t/>
       </w:r>
       <w:r>
         <w:rPr>
@@ -5460,7 +5460,7 @@
         <w:rPr>
           <w:rFonts w:ascii="Arial Narrow" w:hAnsi="Arial Narrow" w:cs="Arial"/>
         </w:rPr>
-        <w:t>.</w:t>
+        <w:t/>
       </w:r>
     </w:p>
     <w:bookmarkEnd w:id="27"/>

--- a/plantillas_maestras/02_seguro_vida/materia_general_asegurativa/1_ddo_aseguradora/mujer/TPL_3222_2025_SEGURO_VIDA_MATERIA_GENERAL_ASEGURATIVA_ASEGURADORA_MUJER_R1.docx
+++ b/plantillas_maestras/02_seguro_vida/materia_general_asegurativa/1_ddo_aseguradora/mujer/TPL_3222_2025_SEGURO_VIDA_MATERIA_GENERAL_ASEGURATIVA_ASEGURADORA_MUJER_R1.docx
@@ -593,6 +593,7 @@
       </w:r>
       <w:r>
         <w:rPr>
+          <w:rStyle w:val="Refdenotaalpie"/>
           <w:rFonts w:ascii="Arial Narrow" w:eastAsia="Times New Roman" w:hAnsi="Arial Narrow" w:cs="Times New Roman"/>
           <w:color w:val="000000"/>
           <w:kern w:val="0"/>
@@ -738,6 +739,7 @@
       </w:r>
       <w:r>
         <w:rPr>
+          <w:rStyle w:val="Refdenotaalpie"/>
           <w:rFonts w:ascii="Arial Narrow" w:eastAsia="Times New Roman" w:hAnsi="Arial Narrow" w:cs="Times New Roman"/>
           <w:color w:val="000000"/>
           <w:kern w:val="0"/>
@@ -1888,6 +1890,7 @@
       <w:bookmarkEnd w:id="5"/>
       <w:r>
         <w:rPr>
+          <w:rStyle w:val="Refdenotaalpie"/>
           <w:rFonts w:ascii="Arial Narrow" w:eastAsia="Arial Narrow" w:hAnsi="Arial Narrow" w:cs="Arial Narrow"/>
           <w:kern w:val="0"/>
           <w:vertAlign w:val="superscript"/>
@@ -2040,6 +2043,7 @@
       <w:bookmarkEnd w:id="7"/>
       <w:r>
         <w:rPr>
+          <w:rStyle w:val="Refdenotaalpie"/>
           <w:rFonts w:ascii="Arial Narrow" w:eastAsia="Arial Narrow" w:hAnsi="Arial Narrow" w:cs="Arial"/>
           <w:kern w:val="0"/>
           <w:vertAlign w:val="superscript"/>
@@ -2824,6 +2828,7 @@
       <w:bookmarkEnd w:id="17"/>
       <w:r>
         <w:rPr>
+          <w:rStyle w:val="Refdenotaalpie"/>
           <w:rFonts w:ascii="Arial Narrow" w:eastAsia="Arial Narrow" w:hAnsi="Arial Narrow" w:cs="Arial"/>
           <w:bCs/>
           <w:color w:val="000000"/>
@@ -2892,6 +2897,7 @@
       </w:r>
       <w:r>
         <w:rPr>
+          <w:rStyle w:val="Refdenotaalpie"/>
           <w:rFonts w:ascii="Arial Narrow" w:eastAsia="Arial Narrow" w:hAnsi="Arial Narrow" w:cs="Arial Narrow"/>
           <w:kern w:val="0"/>
           <w:vertAlign w:val="superscript"/>
@@ -4379,6 +4385,7 @@
       </w:r>
       <w:r>
         <w:rPr>
+          <w:rStyle w:val="Refdenotaalpie"/>
           <w:rFonts w:ascii="Arial Narrow" w:eastAsia="Calibri" w:hAnsi="Arial Narrow" w:cs="Arial"/>
           <w:kern w:val="0"/>
           <w:vertAlign w:val="superscript"/>
@@ -4423,6 +4430,7 @@
       </w:r>
       <w:r>
         <w:rPr>
+          <w:rStyle w:val="Refdenotaalpie"/>
           <w:rFonts w:ascii="Arial Narrow" w:eastAsia="Calibri" w:hAnsi="Arial Narrow" w:cs="Arial"/>
           <w:spacing w:val="-2"/>
           <w:kern w:val="0"/>
@@ -4878,6 +4886,7 @@
       </w:r>
       <w:r>
         <w:rPr>
+          <w:rStyle w:val="Refdenotaalpie"/>
           <w:rFonts w:ascii="Arial Narrow" w:eastAsia="Arial Narrow" w:hAnsi="Arial Narrow" w:cs="Times New Roman"/>
           <w:color w:val="000000"/>
           <w:kern w:val="0"/>
@@ -4970,6 +4979,7 @@
       </w:r>
       <w:r>
         <w:rPr>
+          <w:rStyle w:val="Refdenotaalpie"/>
           <w:rFonts w:ascii="Arial Narrow" w:eastAsia="Arial Narrow" w:hAnsi="Arial Narrow" w:cs="Times New Roman"/>
           <w:color w:val="000000"/>
           <w:kern w:val="0"/>
@@ -5023,6 +5033,7 @@
       </w:r>
       <w:r>
         <w:rPr>
+          <w:rStyle w:val="Refdenotaalpie"/>
           <w:rFonts w:ascii="Arial Narrow" w:eastAsia="Arial Narrow" w:hAnsi="Arial Narrow" w:cs="Times New Roman"/>
           <w:color w:val="000000"/>
           <w:kern w:val="0"/>
@@ -5186,6 +5197,7 @@
       </w:r>
       <w:r>
         <w:rPr>
+          <w:rStyle w:val="Refdenotaalpie"/>
           <w:rFonts w:ascii="Arial Narrow" w:eastAsia="Calibri" w:hAnsi="Arial Narrow" w:cs="Arial"/>
           <w:kern w:val="0"/>
           <w:vertAlign w:val="superscript"/>
@@ -5451,6 +5463,7 @@
       </w:r>
       <w:r>
         <w:rPr>
+          <w:rStyle w:val="Refdenotaalpie"/>
           <w:rFonts w:ascii="Arial Narrow" w:hAnsi="Arial Narrow"/>
           <w:vertAlign w:val="superscript"/>
         </w:rPr>
@@ -5839,14 +5852,14 @@
         <w:tab w:val="right" w:pos="8838"/>
       </w:tabs>
       <w:rPr>
-        <w:rFonts w:ascii="Arial" w:eastAsia="Arial" w:hAnsi="Arial" w:cs="Arial"/>
+        <w:rFonts w:ascii="Arial Narrow" w:eastAsia="Arial" w:hAnsi="Arial Narrow" w:cs="Arial"/>
         <w:sz w:val="16"/>
         <w:szCs w:val="16"/>
       </w:rPr>
     </w:pPr>
     <w:r>
       <w:rPr>
-        <w:rFonts w:ascii="Arial" w:eastAsia="Arial" w:hAnsi="Arial" w:cs="Arial"/>
+        <w:rFonts w:ascii="Arial Narrow" w:eastAsia="Arial" w:hAnsi="Arial Narrow" w:cs="Arial"/>
         <w:sz w:val="16"/>
         <w:szCs w:val="16"/>
       </w:rPr>
@@ -5860,7 +5873,7 @@
     </w:pPr>
     <w:r>
       <w:rPr>
-        <w:rFonts w:ascii="Arial" w:eastAsia="Arial" w:hAnsi="Arial" w:cs="Arial"/>
+        <w:rFonts w:ascii="Arial Narrow" w:eastAsia="Arial" w:hAnsi="Arial Narrow" w:cs="Arial"/>
         <w:sz w:val="16"/>
         <w:szCs w:val="16"/>
       </w:rPr>
@@ -5868,7 +5881,7 @@
     </w:r>
     <w:r>
       <w:rPr>
-        <w:rFonts w:ascii="Arial" w:eastAsia="Arial" w:hAnsi="Arial" w:cs="Arial"/>
+        <w:rFonts w:ascii="Arial Narrow" w:eastAsia="Arial" w:hAnsi="Arial Narrow" w:cs="Arial"/>
         <w:sz w:val="16"/>
         <w:szCs w:val="16"/>
       </w:rPr>
@@ -5876,7 +5889,7 @@
     </w:r>
     <w:r>
       <w:rPr>
-        <w:rFonts w:ascii="Arial" w:eastAsia="Arial" w:hAnsi="Arial" w:cs="Arial"/>
+        <w:rFonts w:ascii="Arial Narrow" w:eastAsia="Arial" w:hAnsi="Arial Narrow" w:cs="Arial"/>
         <w:sz w:val="16"/>
         <w:szCs w:val="16"/>
       </w:rPr>
@@ -5884,7 +5897,7 @@
     </w:r>
     <w:r>
       <w:rPr>
-        <w:rFonts w:ascii="Arial" w:eastAsia="Arial" w:hAnsi="Arial" w:cs="Arial"/>
+        <w:rFonts w:ascii="Arial Narrow" w:eastAsia="Arial" w:hAnsi="Arial Narrow" w:cs="Arial"/>
         <w:sz w:val="16"/>
         <w:szCs w:val="16"/>
       </w:rPr>
@@ -5892,7 +5905,7 @@
     </w:r>
     <w:r>
       <w:rPr>
-        <w:rFonts w:ascii="Arial" w:eastAsia="Arial" w:hAnsi="Arial" w:cs="Arial"/>
+        <w:rFonts w:ascii="Arial Narrow" w:eastAsia="Arial" w:hAnsi="Arial Narrow" w:cs="Arial"/>
         <w:sz w:val="16"/>
         <w:szCs w:val="16"/>
       </w:rPr>
@@ -5952,6 +5965,7 @@
           <w:rFonts w:ascii="Arial Narrow" w:hAnsi="Arial Narrow" w:cs="Arial"/>
           <w:sz w:val="16"/>
           <w:szCs w:val="16"/>
+          <w:vertAlign w:val="superscript"/>
         </w:rPr>
         <w:footnoteRef/>
       </w:r>
@@ -6068,6 +6082,7 @@
           <w:rFonts w:ascii="Arial Narrow" w:hAnsi="Arial Narrow" w:cs="Arial"/>
           <w:sz w:val="16"/>
           <w:szCs w:val="16"/>
+          <w:vertAlign w:val="superscript"/>
         </w:rPr>
         <w:footnoteRef/>
       </w:r>
@@ -6142,6 +6157,7 @@
           <w:rFonts w:ascii="Arial Narrow" w:hAnsi="Arial Narrow" w:cs="Arial"/>
           <w:sz w:val="16"/>
           <w:szCs w:val="16"/>
+          <w:vertAlign w:val="superscript"/>
         </w:rPr>
         <w:footnoteRef/>
       </w:r>
@@ -6395,6 +6411,7 @@
           <w:rFonts w:ascii="Arial Narrow" w:hAnsi="Arial Narrow"/>
           <w:sz w:val="16"/>
           <w:szCs w:val="16"/>
+          <w:vertAlign w:val="superscript"/>
         </w:rPr>
         <w:footnoteRef/>
       </w:r>
@@ -6578,6 +6595,7 @@
           <w:rFonts w:ascii="Arial Narrow" w:hAnsi="Arial Narrow"/>
           <w:sz w:val="16"/>
           <w:szCs w:val="16"/>
+          <w:vertAlign w:val="superscript"/>
         </w:rPr>
         <w:footnoteRef/>
       </w:r>
@@ -6738,6 +6756,7 @@
           <w:rFonts w:ascii="Arial Narrow" w:hAnsi="Arial Narrow" w:cs="Arial"/>
           <w:sz w:val="16"/>
           <w:szCs w:val="16"/>
+          <w:vertAlign w:val="superscript"/>
         </w:rPr>
         <w:footnoteRef/>
       </w:r>
@@ -6905,6 +6924,7 @@
           <w:rFonts w:ascii="Arial Narrow" w:hAnsi="Arial Narrow" w:cs="Arial"/>
           <w:sz w:val="16"/>
           <w:szCs w:val="16"/>
+          <w:vertAlign w:val="superscript"/>
         </w:rPr>
         <w:footnoteRef/>
       </w:r>
@@ -6975,6 +6995,7 @@
           <w:rFonts w:ascii="Arial Narrow" w:hAnsi="Arial Narrow" w:cs="Arial"/>
           <w:sz w:val="16"/>
           <w:szCs w:val="16"/>
+          <w:vertAlign w:val="superscript"/>
         </w:rPr>
         <w:footnoteRef/>
       </w:r>
@@ -7162,7 +7183,7 @@
       </w:pPr>
       <w:r>
         <w:rPr>
-          <w:rStyle w:val="TextonotapieCar"/>
+          <w:rStyle w:val="Refdenotaalpie"/>
           <w:rFonts w:ascii="Arial Narrow" w:hAnsi="Arial Narrow" w:cs="Arial"/>
           <w:sz w:val="16"/>
           <w:szCs w:val="16"/>
@@ -7378,6 +7399,7 @@
           <w:rFonts w:ascii="Arial Narrow" w:hAnsi="Arial Narrow" w:cs="Arial"/>
           <w:sz w:val="16"/>
           <w:szCs w:val="16"/>
+          <w:vertAlign w:val="superscript"/>
         </w:rPr>
         <w:footnoteRef/>
       </w:r>
@@ -8177,6 +8199,7 @@
           <w:rFonts w:ascii="Arial Narrow" w:hAnsi="Arial Narrow" w:cs="Arial"/>
           <w:sz w:val="16"/>
           <w:szCs w:val="16"/>
+          <w:vertAlign w:val="superscript"/>
         </w:rPr>
         <w:footnoteRef/>
       </w:r>
@@ -8397,6 +8420,7 @@
           <w:bCs/>
           <w:sz w:val="16"/>
           <w:szCs w:val="16"/>
+          <w:vertAlign w:val="superscript"/>
         </w:rPr>
         <w:footnoteRef/>
       </w:r>
@@ -8508,6 +8532,7 @@
           <w:rFonts w:ascii="Arial Narrow" w:hAnsi="Arial Narrow" w:cs="Arial"/>
           <w:sz w:val="16"/>
           <w:szCs w:val="16"/>
+          <w:vertAlign w:val="superscript"/>
         </w:rPr>
         <w:footnoteRef/>
       </w:r>
@@ -11001,6 +11026,17 @@
       <w:szCs w:val="20"/>
     </w:rPr>
   </w:style>
+  <w:style w:type="character" w:styleId="FootnoteReference">
+    <w:name w:val="footnote reference"/>
+    <w:basedOn w:val="Fuentedeprrafopredeter"/>
+    <w:uiPriority w:val="99"/>
+    <w:semiHidden/>
+    <w:unhideWhenUsed/>
+    <w:rPr>
+      <w:rFonts w:ascii="Arial Narrow" w:hAnsi="Arial Narrow"/>
+      <w:vertAlign w:val="superscript"/>
+    </w:rPr>
+  </w:style>
 </w:styles>
 </file>
 

--- a/plantillas_maestras/02_seguro_vida/materia_general_asegurativa/1_ddo_aseguradora/mujer/TPL_3222_2025_SEGURO_VIDA_MATERIA_GENERAL_ASEGURATIVA_ASEGURADORA_MUJER_R1.docx
+++ b/plantillas_maestras/02_seguro_vida/materia_general_asegurativa/1_ddo_aseguradora/mujer/TPL_3222_2025_SEGURO_VIDA_MATERIA_GENERAL_ASEGURATIVA_ASEGURADORA_MUJER_R1.docx
@@ -1,8 +1,8 @@
 
 <file path=word/document.xml><?xml version="1.0" encoding="utf-8"?>
-<w:document xmlns:wpc="http://schemas.microsoft.com/office/word/2010/wordprocessingCanvas" xmlns:cx="http://schemas.microsoft.com/office/drawing/2014/chartex" xmlns:cx1="http://schemas.microsoft.com/office/drawing/2015/9/8/chartex" xmlns:cx2="http://schemas.microsoft.com/office/drawing/2015/10/21/chartex" xmlns:cx3="http://schemas.microsoft.com/office/drawing/2016/5/9/chartex" xmlns:cx4="http://schemas.microsoft.com/office/drawing/2016/5/10/chartex" xmlns:cx5="http://schemas.microsoft.com/office/drawing/2016/5/11/chartex" xmlns:cx6="http://schemas.microsoft.com/office/drawing/2016/5/12/chartex" xmlns:cx7="http://schemas.microsoft.com/office/drawing/2016/5/13/chartex" xmlns:cx8="http://schemas.microsoft.com/office/drawing/2016/5/14/chartex" xmlns:mc="http://schemas.openxmlformats.org/markup-compatibility/2006" xmlns:aink="http://schemas.microsoft.com/office/drawing/2016/ink" xmlns:am3d="http://schemas.microsoft.com/office/drawing/2017/model3d" xmlns:o="urn:schemas-microsoft-com:office:office" xmlns:oel="http://schemas.microsoft.com/office/2019/extlst" xmlns:r="http://schemas.openxmlformats.org/officeDocument/2006/relationships" xmlns:m="http://schemas.openxmlformats.org/officeDocument/2006/math" xmlns:v="urn:schemas-microsoft-com:vml" xmlns:wp14="http://schemas.microsoft.com/office/word/2010/wordprocessingDrawing" xmlns:wp="http://schemas.openxmlformats.org/drawingml/2006/wordprocessingDrawing" xmlns:w10="urn:schemas-microsoft-com:office:word" xmlns:w="http://schemas.openxmlformats.org/wordprocessingml/2006/main" xmlns:w14="http://schemas.microsoft.com/office/word/2010/wordml" xmlns:w15="http://schemas.microsoft.com/office/word/2012/wordml" xmlns:w16cex="http://schemas.microsoft.com/office/word/2018/wordml/cex" xmlns:w16cid="http://schemas.microsoft.com/office/word/2016/wordml/cid" xmlns:w16="http://schemas.microsoft.com/office/word/2018/wordml" xmlns:w16du="http://schemas.microsoft.com/office/word/2023/wordml/word16du" xmlns:w16sdtdh="http://schemas.microsoft.com/office/word/2020/wordml/sdtdatahash" xmlns:w16sdtfl="http://schemas.microsoft.com/office/word/2024/wordml/sdtformatlock" xmlns:w16se="http://schemas.microsoft.com/office/word/2015/wordml/symex" xmlns:wpg="http://schemas.microsoft.com/office/word/2010/wordprocessingGroup" xmlns:wpi="http://schemas.microsoft.com/office/word/2010/wordprocessingInk" xmlns:wne="http://schemas.microsoft.com/office/word/2006/wordml" xmlns:wps="http://schemas.microsoft.com/office/word/2010/wordprocessingShape" mc:Ignorable="w14 w15 w16se w16cid w16 w16cex w16sdtdh w16sdtfl w16du wp14">
+<w:document xmlns:ns1="http://schemas.openxmlformats.org/markup-compatibility/2006" xmlns:ns2="http://schemas.microsoft.com/office/word/2010/wordml" xmlns:ns3="http://schemas.openxmlformats.org/officeDocument/2006/relationships" xmlns:w="http://schemas.openxmlformats.org/wordprocessingml/2006/main" ns1:Ignorable="w14 w15 w16se w16cid w16 w16cex w16sdtdh w16sdtfl w16du wp14">
   <w:body>
-    <w:p>
+    <w:p ns2:paraId="1B509B2D" ns2:textId="6382531A">
       <w:pPr>
         <w:tabs>
           <w:tab w:val="left" w:pos="1701"/>
@@ -14,7 +14,7 @@
           <w:color w:val="000000"/>
           <w:kern w:val="0"/>
           <w:lang w:eastAsia="es-PE"/>
-          <w14:ligatures w14:val="none"/>
+          <ns2:ligatures ns2:val="none"/>
         </w:rPr>
       </w:pPr>
       <w:bookmarkStart w:id="0" w:name="_Hlk80343540"/>
@@ -25,7 +25,7 @@
           <w:color w:val="000000"/>
           <w:kern w:val="0"/>
           <w:lang w:eastAsia="es-PE"/>
-          <w14:ligatures w14:val="none"/>
+          <ns2:ligatures ns2:val="none"/>
         </w:rPr>
         <w:t xml:space="preserve">EXPEDIENTE </w:t>
       </w:r>
@@ -36,7 +36,7 @@
           <w:color w:val="000000"/>
           <w:kern w:val="0"/>
           <w:lang w:eastAsia="es-PE"/>
-          <w14:ligatures w14:val="none"/>
+          <ns2:ligatures ns2:val="none"/>
         </w:rPr>
         <w:tab/>
         <w:t>:</w:t>
@@ -48,7 +48,7 @@
           <w:color w:val="000000"/>
           <w:kern w:val="0"/>
           <w:lang w:eastAsia="es-PE"/>
-          <w14:ligatures w14:val="none"/>
+          <ns2:ligatures ns2:val="none"/>
         </w:rPr>
         <w:tab/>
       </w:r>
@@ -61,12 +61,12 @@
           <w:kern w:val="0"/>
           <w:shd w:val="clear" w:color="auto" w:fill="FFFFFF"/>
           <w:lang w:eastAsia="es-PE"/>
-          <w14:ligatures w14:val="none"/>
+          <ns2:ligatures ns2:val="none"/>
         </w:rPr>
         <w:t>3222-2025/CC1</w:t>
       </w:r>
     </w:p>
-    <w:p>
+    <w:p ns2:paraId="7E5DC22B" ns2:textId="1F5A0028">
       <w:pPr>
         <w:tabs>
           <w:tab w:val="left" w:pos="1701"/>
@@ -81,17 +81,17 @@
           <w:color w:val="000000"/>
           <w:kern w:val="0"/>
           <w:lang w:eastAsia="es-PE"/>
-          <w14:ligatures w14:val="none"/>
-        </w:rPr>
-      </w:pPr>
-      <w:r>
-        <w:rPr>
-          <w:rFonts w:ascii="Arial Narrow" w:eastAsia="Arial Narrow" w:hAnsi="Arial Narrow" w:cs="Arial Narrow"/>
-          <w:b/>
-          <w:color w:val="000000"/>
-          <w:kern w:val="0"/>
-          <w:lang w:eastAsia="es-PE"/>
-          <w14:ligatures w14:val="none"/>
+          <ns2:ligatures ns2:val="none"/>
+        </w:rPr>
+      </w:pPr>
+      <w:r>
+        <w:rPr>
+          <w:rFonts w:ascii="Arial Narrow" w:eastAsia="Arial Narrow" w:hAnsi="Arial Narrow" w:cs="Arial Narrow"/>
+          <w:b/>
+          <w:color w:val="000000"/>
+          <w:kern w:val="0"/>
+          <w:lang w:eastAsia="es-PE"/>
+          <ns2:ligatures ns2:val="none"/>
         </w:rPr>
         <w:t xml:space="preserve">DENUNCIANTE:[DENUNCIANTE] (SEÑORA [APELLIDO])</w:t>
       </w:r>
@@ -102,7 +102,7 @@
           <w:color w:val="000000"/>
           <w:kern w:val="0"/>
           <w:lang w:eastAsia="es-PE"/>
-          <w14:ligatures w14:val="none"/>
+          <ns2:ligatures ns2:val="none"/>
         </w:rPr>
         <w:tab/>
         <w:t/>
@@ -114,7 +114,7 @@
           <w:color w:val="000000"/>
           <w:kern w:val="0"/>
           <w:lang w:eastAsia="es-PE"/>
-          <w14:ligatures w14:val="none"/>
+          <ns2:ligatures ns2:val="none"/>
         </w:rPr>
         <w:tab/>
       </w:r>
@@ -125,7 +125,7 @@
           <w:color w:val="000000"/>
           <w:kern w:val="0"/>
           <w:lang w:eastAsia="es-PE"/>
-          <w14:ligatures w14:val="none"/>
+          <ns2:ligatures ns2:val="none"/>
         </w:rPr>
         <w:t xml:space="preserve"/>
       </w:r>
@@ -136,7 +136,7 @@
           <w:color w:val="000000"/>
           <w:kern w:val="0"/>
           <w:lang w:eastAsia="es-PE"/>
-          <w14:ligatures w14:val="none"/>
+          <ns2:ligatures ns2:val="none"/>
         </w:rPr>
         <w:t xml:space="preserve"/>
       </w:r>
@@ -147,7 +147,7 @@
           <w:color w:val="000000"/>
           <w:kern w:val="0"/>
           <w:lang w:eastAsia="es-PE"/>
-          <w14:ligatures w14:val="none"/>
+          <ns2:ligatures ns2:val="none"/>
         </w:rPr>
         <w:t/>
       </w:r>
@@ -158,12 +158,12 @@
           <w:color w:val="000000"/>
           <w:kern w:val="0"/>
           <w:lang w:eastAsia="es-PE"/>
-          <w14:ligatures w14:val="none"/>
+          <ns2:ligatures ns2:val="none"/>
         </w:rPr>
         <w:t/>
       </w:r>
     </w:p>
-    <w:p>
+    <w:p ns2:paraId="6DEEEDFE" ns2:textId="48B1E47D">
       <w:pPr>
         <w:tabs>
           <w:tab w:val="left" w:pos="1701"/>
@@ -178,17 +178,17 @@
           <w:color w:val="000000"/>
           <w:kern w:val="0"/>
           <w:lang w:eastAsia="es-PE"/>
-          <w14:ligatures w14:val="none"/>
-        </w:rPr>
-      </w:pPr>
-      <w:r>
-        <w:rPr>
-          <w:rFonts w:ascii="Arial Narrow" w:eastAsia="Arial Narrow" w:hAnsi="Arial Narrow" w:cs="Arial Narrow"/>
-          <w:b/>
-          <w:color w:val="000000"/>
-          <w:kern w:val="0"/>
-          <w:lang w:eastAsia="es-PE"/>
-          <w14:ligatures w14:val="none"/>
+          <ns2:ligatures ns2:val="none"/>
+        </w:rPr>
+      </w:pPr>
+      <w:r>
+        <w:rPr>
+          <w:rFonts w:ascii="Arial Narrow" w:eastAsia="Arial Narrow" w:hAnsi="Arial Narrow" w:cs="Arial Narrow"/>
+          <w:b/>
+          <w:color w:val="000000"/>
+          <w:kern w:val="0"/>
+          <w:lang w:eastAsia="es-PE"/>
+          <ns2:ligatures ns2:val="none"/>
         </w:rPr>
         <w:t>DENUNCIADO</w:t>
       </w:r>
@@ -199,7 +199,7 @@
           <w:color w:val="000000"/>
           <w:kern w:val="0"/>
           <w:lang w:eastAsia="es-PE"/>
-          <w14:ligatures w14:val="none"/>
+          <ns2:ligatures ns2:val="none"/>
         </w:rPr>
         <w:tab/>
         <w:t>:</w:t>
@@ -211,7 +211,7 @@
           <w:color w:val="000000"/>
           <w:kern w:val="0"/>
           <w:lang w:eastAsia="es-PE"/>
-          <w14:ligatures w14:val="none"/>
+          <ns2:ligatures ns2:val="none"/>
         </w:rPr>
         <w:tab/>
       </w:r>
@@ -222,7 +222,7 @@
           <w:color w:val="000000"/>
           <w:kern w:val="0"/>
           <w:lang w:eastAsia="es-PE"/>
-          <w14:ligatures w14:val="none"/>
+          <ns2:ligatures ns2:val="none"/>
         </w:rPr>
         <w:t xml:space="preserve">INTERSEGURO COMPAÑÍA DE SEGUROS S.A. </w:t>
       </w:r>
@@ -233,7 +233,7 @@
           <w:color w:val="000000"/>
           <w:kern w:val="0"/>
           <w:lang w:eastAsia="es-PE"/>
-          <w14:ligatures w14:val="none"/>
+          <ns2:ligatures ns2:val="none"/>
         </w:rPr>
         <w:t>(</w:t>
       </w:r>
@@ -244,7 +244,7 @@
           <w:color w:val="000000"/>
           <w:kern w:val="0"/>
           <w:lang w:eastAsia="es-PE"/>
-          <w14:ligatures w14:val="none"/>
+          <ns2:ligatures ns2:val="none"/>
         </w:rPr>
         <w:t>INTERSEGURO</w:t>
       </w:r>
@@ -255,12 +255,12 @@
           <w:color w:val="000000"/>
           <w:kern w:val="0"/>
           <w:lang w:eastAsia="es-PE"/>
-          <w14:ligatures w14:val="none"/>
+          <ns2:ligatures ns2:val="none"/>
         </w:rPr>
         <w:t>)</w:t>
       </w:r>
     </w:p>
-    <w:p>
+    <w:p ns2:paraId="022D2B94" ns2:textId="77777777">
       <w:pPr>
         <w:tabs>
           <w:tab w:val="left" w:pos="1701"/>
@@ -275,17 +275,17 @@
           <w:color w:val="000000"/>
           <w:kern w:val="0"/>
           <w:lang w:eastAsia="es-PE"/>
-          <w14:ligatures w14:val="none"/>
-        </w:rPr>
-      </w:pPr>
-      <w:r>
-        <w:rPr>
-          <w:rFonts w:ascii="Arial Narrow" w:eastAsia="Arial Narrow" w:hAnsi="Arial Narrow" w:cs="Arial Narrow"/>
-          <w:b/>
-          <w:color w:val="000000"/>
-          <w:kern w:val="0"/>
-          <w:lang w:eastAsia="es-PE"/>
-          <w14:ligatures w14:val="none"/>
+          <ns2:ligatures ns2:val="none"/>
+        </w:rPr>
+      </w:pPr>
+      <w:r>
+        <w:rPr>
+          <w:rFonts w:ascii="Arial Narrow" w:eastAsia="Arial Narrow" w:hAnsi="Arial Narrow" w:cs="Arial Narrow"/>
+          <w:b/>
+          <w:color w:val="000000"/>
+          <w:kern w:val="0"/>
+          <w:lang w:eastAsia="es-PE"/>
+          <ns2:ligatures ns2:val="none"/>
         </w:rPr>
         <w:t>MATERIAS</w:t>
       </w:r>
@@ -296,7 +296,7 @@
           <w:color w:val="000000"/>
           <w:kern w:val="0"/>
           <w:lang w:eastAsia="es-PE"/>
-          <w14:ligatures w14:val="none"/>
+          <ns2:ligatures ns2:val="none"/>
         </w:rPr>
         <w:tab/>
         <w:t xml:space="preserve">: </w:t>
@@ -308,13 +308,13 @@
           <w:color w:val="000000"/>
           <w:kern w:val="0"/>
           <w:lang w:eastAsia="es-PE"/>
-          <w14:ligatures w14:val="none"/>
+          <ns2:ligatures ns2:val="none"/>
         </w:rPr>
         <w:tab/>
         <w:t>ADMISIÓN A TRÁMITE</w:t>
       </w:r>
     </w:p>
-    <w:p>
+    <w:p ns2:paraId="19ED7B73" ns2:textId="77777777">
       <w:pPr>
         <w:tabs>
           <w:tab w:val="left" w:pos="1701"/>
@@ -329,22 +329,22 @@
           <w:color w:val="000000"/>
           <w:kern w:val="0"/>
           <w:lang w:eastAsia="es-PE"/>
-          <w14:ligatures w14:val="none"/>
-        </w:rPr>
-      </w:pPr>
-      <w:r>
-        <w:rPr>
-          <w:rFonts w:ascii="Arial Narrow" w:eastAsia="Arial Narrow" w:hAnsi="Arial Narrow" w:cs="Arial Narrow"/>
-          <w:b/>
-          <w:color w:val="000000"/>
-          <w:kern w:val="0"/>
-          <w:lang w:eastAsia="es-PE"/>
-          <w14:ligatures w14:val="none"/>
+          <ns2:ligatures ns2:val="none"/>
+        </w:rPr>
+      </w:pPr>
+      <w:r>
+        <w:rPr>
+          <w:rFonts w:ascii="Arial Narrow" w:eastAsia="Arial Narrow" w:hAnsi="Arial Narrow" w:cs="Arial Narrow"/>
+          <w:b/>
+          <w:color w:val="000000"/>
+          <w:kern w:val="0"/>
+          <w:lang w:eastAsia="es-PE"/>
+          <ns2:ligatures ns2:val="none"/>
         </w:rPr>
         <w:t xml:space="preserve">REQUERIMIENTO DE INFORMACIÓN </w:t>
       </w:r>
     </w:p>
-    <w:p>
+    <w:p ns2:paraId="46A5A479" ns2:textId="08FCC0DB">
       <w:pPr>
         <w:tabs>
           <w:tab w:val="left" w:pos="1701"/>
@@ -358,17 +358,17 @@
           <w:color w:val="000000"/>
           <w:kern w:val="0"/>
           <w:lang w:eastAsia="es-PE"/>
-          <w14:ligatures w14:val="none"/>
-        </w:rPr>
-      </w:pPr>
-      <w:r>
-        <w:rPr>
-          <w:rFonts w:ascii="Arial Narrow" w:eastAsia="Arial Narrow" w:hAnsi="Arial Narrow" w:cs="Arial Narrow"/>
-          <w:b/>
-          <w:color w:val="000000"/>
-          <w:kern w:val="0"/>
-          <w:lang w:eastAsia="es-PE"/>
-          <w14:ligatures w14:val="none"/>
+          <ns2:ligatures ns2:val="none"/>
+        </w:rPr>
+      </w:pPr>
+      <w:r>
+        <w:rPr>
+          <w:rFonts w:ascii="Arial Narrow" w:eastAsia="Arial Narrow" w:hAnsi="Arial Narrow" w:cs="Arial Narrow"/>
+          <w:b/>
+          <w:color w:val="000000"/>
+          <w:kern w:val="0"/>
+          <w:lang w:eastAsia="es-PE"/>
+          <ns2:ligatures ns2:val="none"/>
         </w:rPr>
         <w:t xml:space="preserve">RESOLUCIÓN </w:t>
       </w:r>
@@ -379,7 +379,7 @@
           <w:color w:val="000000"/>
           <w:kern w:val="0"/>
           <w:lang w:eastAsia="es-PE"/>
-          <w14:ligatures w14:val="none"/>
+          <ns2:ligatures ns2:val="none"/>
         </w:rPr>
         <w:tab/>
         <w:t>:</w:t>
@@ -391,7 +391,7 @@
           <w:color w:val="000000"/>
           <w:kern w:val="0"/>
           <w:lang w:eastAsia="es-PE"/>
-          <w14:ligatures w14:val="none"/>
+          <ns2:ligatures ns2:val="none"/>
         </w:rPr>
         <w:tab/>
       </w:r>
@@ -402,12 +402,12 @@
           <w:color w:val="000000"/>
           <w:kern w:val="0"/>
           <w:lang w:eastAsia="es-PE"/>
-          <w14:ligatures w14:val="none"/>
+          <ns2:ligatures ns2:val="none"/>
         </w:rPr>
         <w:t>1</w:t>
       </w:r>
     </w:p>
-    <w:p>
+    <w:p ns2:paraId="5BA3A18D" ns2:textId="77777777">
       <w:pPr>
         <w:tabs>
           <w:tab w:val="left" w:pos="1014"/>
@@ -420,11 +420,11 @@
           <w:kern w:val="0"/>
           <w:shd w:val="clear" w:color="auto" w:fill="FFFFFF"/>
           <w:lang w:eastAsia="es-PE"/>
-          <w14:ligatures w14:val="none"/>
-        </w:rPr>
-      </w:pPr>
-    </w:p>
-    <w:p>
+          <ns2:ligatures ns2:val="none"/>
+        </w:rPr>
+      </w:pPr>
+    </w:p>
+    <w:p ns2:paraId="2F799822" ns2:textId="198100CF">
       <w:pPr>
         <w:tabs>
           <w:tab w:val="left" w:pos="1014"/>
@@ -437,7 +437,7 @@
           <w:kern w:val="0"/>
           <w:shd w:val="clear" w:color="auto" w:fill="FFFFFF"/>
           <w:lang w:eastAsia="es-PE"/>
-          <w14:ligatures w14:val="none"/>
+          <ns2:ligatures ns2:val="none"/>
         </w:rPr>
       </w:pPr>
       <w:r>
@@ -447,7 +447,7 @@
           <w:kern w:val="0"/>
           <w:shd w:val="clear" w:color="auto" w:fill="FFFFFF"/>
           <w:lang w:eastAsia="es-PE"/>
-          <w14:ligatures w14:val="none"/>
+          <ns2:ligatures ns2:val="none"/>
         </w:rPr>
         <w:t>Lima</w:t>
       </w:r>
@@ -458,7 +458,7 @@
           <w:kern w:val="0"/>
           <w:shd w:val="clear" w:color="auto" w:fill="FFFFFF"/>
           <w:lang w:eastAsia="es-PE"/>
-          <w14:ligatures w14:val="none"/>
+          <ns2:ligatures ns2:val="none"/>
         </w:rPr>
         <w:t xml:space="preserve">, </w:t>
       </w:r>
@@ -469,7 +469,7 @@
           <w:kern w:val="0"/>
           <w:shd w:val="clear" w:color="auto" w:fill="FFFFFF"/>
           <w:lang w:eastAsia="es-PE"/>
-          <w14:ligatures w14:val="none"/>
+          <ns2:ligatures ns2:val="none"/>
         </w:rPr>
         <w:t>16</w:t>
       </w:r>
@@ -480,7 +480,7 @@
           <w:kern w:val="0"/>
           <w:shd w:val="clear" w:color="auto" w:fill="FFFFFF"/>
           <w:lang w:eastAsia="es-PE"/>
-          <w14:ligatures w14:val="none"/>
+          <ns2:ligatures ns2:val="none"/>
         </w:rPr>
         <w:t xml:space="preserve"> de </w:t>
       </w:r>
@@ -491,12 +491,12 @@
           <w:kern w:val="0"/>
           <w:shd w:val="clear" w:color="auto" w:fill="FFFFFF"/>
           <w:lang w:eastAsia="es-PE"/>
-          <w14:ligatures w14:val="none"/>
+          <ns2:ligatures ns2:val="none"/>
         </w:rPr>
         <w:t>enero de 2026</w:t>
       </w:r>
     </w:p>
-    <w:p>
+    <w:p ns2:paraId="66CE1821" ns2:textId="77777777">
       <w:pPr>
         <w:tabs>
           <w:tab w:val="left" w:pos="1014"/>
@@ -508,11 +508,11 @@
           <w:color w:val="000000"/>
           <w:kern w:val="0"/>
           <w:lang w:eastAsia="es-PE"/>
-          <w14:ligatures w14:val="none"/>
-        </w:rPr>
-      </w:pPr>
-    </w:p>
-    <w:p>
+          <ns2:ligatures ns2:val="none"/>
+        </w:rPr>
+      </w:pPr>
+    </w:p>
+    <w:p ns2:paraId="0B80AAA5" ns2:textId="77777777">
       <w:pPr>
         <w:numPr>
           <w:ilvl w:val="0"/>
@@ -526,22 +526,22 @@
           <w:color w:val="000000"/>
           <w:kern w:val="0"/>
           <w:lang w:eastAsia="es-PE"/>
-          <w14:ligatures w14:val="none"/>
-        </w:rPr>
-      </w:pPr>
-      <w:r>
-        <w:rPr>
-          <w:rFonts w:ascii="Arial Narrow" w:eastAsia="Arial Narrow" w:hAnsi="Arial Narrow" w:cs="Arial Narrow"/>
-          <w:b/>
-          <w:color w:val="000000"/>
-          <w:kern w:val="0"/>
-          <w:lang w:eastAsia="es-PE"/>
-          <w14:ligatures w14:val="none"/>
+          <ns2:ligatures ns2:val="none"/>
+        </w:rPr>
+      </w:pPr>
+      <w:r>
+        <w:rPr>
+          <w:rFonts w:ascii="Arial Narrow" w:eastAsia="Arial Narrow" w:hAnsi="Arial Narrow" w:cs="Arial Narrow"/>
+          <w:b/>
+          <w:color w:val="000000"/>
+          <w:kern w:val="0"/>
+          <w:lang w:eastAsia="es-PE"/>
+          <ns2:ligatures ns2:val="none"/>
         </w:rPr>
         <w:t xml:space="preserve">HECHOS </w:t>
       </w:r>
     </w:p>
-    <w:p>
+    <w:p ns2:paraId="621F2AB2" ns2:textId="77777777">
       <w:pPr>
         <w:spacing w:after="0" w:line="240" w:lineRule="auto"/>
         <w:jc w:val="both"/>
@@ -550,11 +550,11 @@
           <w:color w:val="000000"/>
           <w:kern w:val="0"/>
           <w:lang w:eastAsia="es-PE"/>
-          <w14:ligatures w14:val="none"/>
-        </w:rPr>
-      </w:pPr>
-    </w:p>
-    <w:p>
+          <ns2:ligatures ns2:val="none"/>
+        </w:rPr>
+      </w:pPr>
+    </w:p>
+    <w:p ns2:paraId="60B5D5B0" ns2:textId="08CB824B">
       <w:pPr>
         <w:numPr>
           <w:ilvl w:val="1"/>
@@ -568,7 +568,7 @@
           <w:color w:val="000000"/>
           <w:kern w:val="0"/>
           <w:lang w:val="es-ES" w:eastAsia="es-ES"/>
-          <w14:ligatures w14:val="none"/>
+          <ns2:ligatures ns2:val="none"/>
         </w:rPr>
       </w:pPr>
       <w:r>
@@ -577,7 +577,7 @@
           <w:color w:val="000000"/>
           <w:kern w:val="0"/>
           <w:lang w:val="es-ES" w:eastAsia="es-ES"/>
-          <w14:ligatures w14:val="none"/>
+          <ns2:ligatures ns2:val="none"/>
         </w:rPr>
         <w:t xml:space="preserve">Mediante el escrito del 4 de noviembre de 2025, complementada con el escrito del 7 de noviembre de 2025, la señora [APELLIDO] denunció a Interseguro por presuntas infracciones a la Ley 29571, Código de Protección y Defensa del Consumidor (en adelante, Código), señalando lo siguiente:</w:t>
       </w:r>
@@ -587,7 +587,7 @@
           <w:color w:val="000000"/>
           <w:kern w:val="0"/>
           <w:lang w:val="es-ES" w:eastAsia="es-ES"/>
-          <w14:ligatures w14:val="none"/>
+          <ns2:ligatures ns2:val="none"/>
         </w:rPr>
         <w:t/>
       </w:r>
@@ -599,7 +599,7 @@
           <w:kern w:val="0"/>
           <w:vertAlign w:val="superscript"/>
           <w:lang w:val="es-ES" w:eastAsia="es-ES"/>
-          <w14:ligatures w14:val="none"/>
+          <ns2:ligatures ns2:val="none"/>
         </w:rPr>
         <w:footnoteReference w:id="1"/>
       </w:r>
@@ -609,7 +609,7 @@
           <w:color w:val="000000"/>
           <w:kern w:val="0"/>
           <w:lang w:val="es-ES" w:eastAsia="es-ES"/>
-          <w14:ligatures w14:val="none"/>
+          <ns2:ligatures ns2:val="none"/>
         </w:rPr>
         <w:t xml:space="preserve"/>
       </w:r>
@@ -619,7 +619,7 @@
           <w:color w:val="000000"/>
           <w:kern w:val="0"/>
           <w:lang w:val="es-ES" w:eastAsia="es-ES"/>
-          <w14:ligatures w14:val="none"/>
+          <ns2:ligatures ns2:val="none"/>
         </w:rPr>
         <w:t/>
       </w:r>
@@ -629,7 +629,7 @@
           <w:color w:val="000000"/>
           <w:kern w:val="0"/>
           <w:lang w:val="es-ES" w:eastAsia="es-ES"/>
-          <w14:ligatures w14:val="none"/>
+          <ns2:ligatures ns2:val="none"/>
         </w:rPr>
         <w:t xml:space="preserve"/>
       </w:r>
@@ -639,7 +639,7 @@
           <w:color w:val="000000"/>
           <w:kern w:val="0"/>
           <w:lang w:val="es-ES" w:eastAsia="es-ES"/>
-          <w14:ligatures w14:val="none"/>
+          <ns2:ligatures ns2:val="none"/>
         </w:rPr>
         <w:t/>
       </w:r>
@@ -649,7 +649,7 @@
           <w:color w:val="000000"/>
           <w:kern w:val="0"/>
           <w:lang w:val="es-ES" w:eastAsia="es-ES"/>
-          <w14:ligatures w14:val="none"/>
+          <ns2:ligatures ns2:val="none"/>
         </w:rPr>
         <w:t xml:space="preserve"/>
       </w:r>
@@ -659,7 +659,7 @@
           <w:color w:val="000000"/>
           <w:kern w:val="0"/>
           <w:lang w:val="es-ES" w:eastAsia="es-ES"/>
-          <w14:ligatures w14:val="none"/>
+          <ns2:ligatures ns2:val="none"/>
         </w:rPr>
         <w:t/>
       </w:r>
@@ -667,7 +667,7 @@
         <w:rPr>
           <w:rFonts w:ascii="Arial Narrow" w:eastAsia="Calibri" w:hAnsi="Arial Narrow" w:cs="Arial"/>
           <w:kern w:val="0"/>
-          <w14:ligatures w14:val="none"/>
+          <ns2:ligatures ns2:val="none"/>
         </w:rPr>
         <w:t/>
       </w:r>
@@ -675,7 +675,7 @@
         <w:rPr>
           <w:rFonts w:ascii="Arial Narrow" w:eastAsia="Calibri" w:hAnsi="Arial Narrow" w:cs="Arial"/>
           <w:kern w:val="0"/>
-          <w14:ligatures w14:val="none"/>
+          <ns2:ligatures ns2:val="none"/>
         </w:rPr>
         <w:t xml:space="preserve"/>
       </w:r>
@@ -683,7 +683,7 @@
         <w:rPr>
           <w:rFonts w:ascii="Arial Narrow" w:eastAsia="Calibri" w:hAnsi="Arial Narrow" w:cs="Arial"/>
           <w:kern w:val="0"/>
-          <w14:ligatures w14:val="none"/>
+          <ns2:ligatures ns2:val="none"/>
         </w:rPr>
         <w:t xml:space="preserve"/>
       </w:r>
@@ -691,7 +691,7 @@
         <w:rPr>
           <w:rFonts w:ascii="Arial Narrow" w:eastAsia="Calibri" w:hAnsi="Arial Narrow" w:cs="Arial"/>
           <w:kern w:val="0"/>
-          <w14:ligatures w14:val="none"/>
+          <ns2:ligatures ns2:val="none"/>
         </w:rPr>
         <w:t/>
       </w:r>
@@ -701,7 +701,7 @@
           <w:color w:val="000000"/>
           <w:kern w:val="0"/>
           <w:lang w:val="es-ES" w:eastAsia="es-ES"/>
-          <w14:ligatures w14:val="none"/>
+          <ns2:ligatures ns2:val="none"/>
         </w:rPr>
         <w:t xml:space="preserve"/>
       </w:r>
@@ -712,7 +712,7 @@
           <w:color w:val="000000"/>
           <w:kern w:val="0"/>
           <w:lang w:val="es-ES" w:eastAsia="es-ES"/>
-          <w14:ligatures w14:val="none"/>
+          <ns2:ligatures ns2:val="none"/>
         </w:rPr>
         <w:t/>
       </w:r>
@@ -723,7 +723,7 @@
           <w:color w:val="000000"/>
           <w:kern w:val="0"/>
           <w:lang w:val="es-ES" w:eastAsia="es-ES"/>
-          <w14:ligatures w14:val="none"/>
+          <ns2:ligatures ns2:val="none"/>
         </w:rPr>
         <w:t xml:space="preserve"/>
       </w:r>
@@ -733,7 +733,7 @@
           <w:color w:val="000000"/>
           <w:kern w:val="0"/>
           <w:lang w:val="es-ES" w:eastAsia="es-ES"/>
-          <w14:ligatures w14:val="none"/>
+          <ns2:ligatures ns2:val="none"/>
         </w:rPr>
         <w:t/>
       </w:r>
@@ -745,7 +745,7 @@
           <w:kern w:val="0"/>
           <w:vertAlign w:val="superscript"/>
           <w:lang w:val="es-ES" w:eastAsia="es-ES"/>
-          <w14:ligatures w14:val="none"/>
+          <ns2:ligatures ns2:val="none"/>
         </w:rPr>
         <w:footnoteReference w:id="2"/>
       </w:r>
@@ -755,7 +755,7 @@
           <w:color w:val="000000"/>
           <w:kern w:val="0"/>
           <w:lang w:val="es-ES" w:eastAsia="es-ES"/>
-          <w14:ligatures w14:val="none"/>
+          <ns2:ligatures ns2:val="none"/>
         </w:rPr>
         <w:t xml:space="preserve"/>
       </w:r>
@@ -766,12 +766,12 @@
           <w:color w:val="000000"/>
           <w:kern w:val="0"/>
           <w:lang w:val="es-ES" w:eastAsia="es-ES"/>
-          <w14:ligatures w14:val="none"/>
+          <ns2:ligatures ns2:val="none"/>
         </w:rPr>
         <w:t/>
       </w:r>
     </w:p>
-    <w:p>
+    <w:p ns2:paraId="512911CE" ns2:textId="77777777">
       <w:pPr>
         <w:spacing w:after="0" w:line="240" w:lineRule="auto"/>
         <w:jc w:val="both"/>
@@ -780,11 +780,11 @@
           <w:color w:val="000000"/>
           <w:kern w:val="0"/>
           <w:lang w:eastAsia="es-ES"/>
-          <w14:ligatures w14:val="none"/>
-        </w:rPr>
-      </w:pPr>
-    </w:p>
-    <w:p>
+          <ns2:ligatures ns2:val="none"/>
+        </w:rPr>
+      </w:pPr>
+    </w:p>
+    <w:p ns2:paraId="4B27C62C" ns2:textId="2697F976">
       <w:pPr>
         <w:pStyle w:val="Prrafodelista"/>
         <w:numPr>
@@ -802,7 +802,7 @@
           <w:color w:val="000000"/>
           <w:kern w:val="0"/>
           <w:lang w:eastAsia="es-ES"/>
-          <w14:ligatures w14:val="none"/>
+          <ns2:ligatures ns2:val="none"/>
         </w:rPr>
       </w:pPr>
       <w:r>
@@ -811,7 +811,7 @@
           <w:color w:val="000000"/>
           <w:kern w:val="0"/>
           <w:lang w:eastAsia="es-ES"/>
-          <w14:ligatures w14:val="none"/>
+          <ns2:ligatures ns2:val="none"/>
         </w:rPr>
         <w:t>E</w:t>
       </w:r>
@@ -821,7 +821,7 @@
           <w:color w:val="000000"/>
           <w:kern w:val="0"/>
           <w:lang w:eastAsia="es-ES"/>
-          <w14:ligatures w14:val="none"/>
+          <ns2:ligatures ns2:val="none"/>
         </w:rPr>
         <w:t>l 16 de septiembre de 2025</w:t>
       </w:r>
@@ -831,7 +831,7 @@
           <w:color w:val="000000"/>
           <w:kern w:val="0"/>
           <w:lang w:eastAsia="es-ES"/>
-          <w14:ligatures w14:val="none"/>
+          <ns2:ligatures ns2:val="none"/>
         </w:rPr>
         <w:t>, luego de</w:t>
       </w:r>
@@ -841,7 +841,7 @@
           <w:color w:val="000000"/>
           <w:kern w:val="0"/>
           <w:lang w:eastAsia="es-ES"/>
-          <w14:ligatures w14:val="none"/>
+          <ns2:ligatures ns2:val="none"/>
         </w:rPr>
         <w:t xml:space="preserve"> verificar en la página web oficial de </w:t>
       </w:r>
@@ -852,7 +852,7 @@
           <w:color w:val="000000"/>
           <w:kern w:val="0"/>
           <w:lang w:eastAsia="es-ES"/>
-          <w14:ligatures w14:val="none"/>
+          <ns2:ligatures ns2:val="none"/>
         </w:rPr>
         <w:t>Interseguro</w:t>
       </w:r>
@@ -863,7 +863,7 @@
           <w:color w:val="000000"/>
           <w:kern w:val="0"/>
           <w:lang w:eastAsia="es-ES"/>
-          <w14:ligatures w14:val="none"/>
+          <ns2:ligatures ns2:val="none"/>
         </w:rPr>
         <w:t xml:space="preserve"> los costos, plazos, tasas y beneficios</w:t>
       </w:r>
@@ -873,7 +873,7 @@
           <w:color w:val="000000"/>
           <w:kern w:val="0"/>
           <w:lang w:eastAsia="es-ES"/>
-          <w14:ligatures w14:val="none"/>
+          <ns2:ligatures ns2:val="none"/>
         </w:rPr>
         <w:t xml:space="preserve"> de un seguro, en el que </w:t>
       </w:r>
@@ -883,7 +883,7 @@
           <w:color w:val="000000"/>
           <w:kern w:val="0"/>
           <w:lang w:eastAsia="es-ES"/>
-          <w14:ligatures w14:val="none"/>
+          <ns2:ligatures ns2:val="none"/>
         </w:rPr>
         <w:t>se ofrecía una ganancia de S/ 11 891,00 y una devolución total implícita de S/ 50 531,00</w:t>
       </w:r>
@@ -893,7 +893,7 @@
           <w:color w:val="000000"/>
           <w:kern w:val="0"/>
           <w:lang w:eastAsia="es-ES"/>
-          <w14:ligatures w14:val="none"/>
+          <ns2:ligatures ns2:val="none"/>
         </w:rPr>
         <w:t>;</w:t>
       </w:r>
@@ -903,7 +903,7 @@
           <w:color w:val="000000"/>
           <w:kern w:val="0"/>
           <w:lang w:eastAsia="es-ES"/>
-          <w14:ligatures w14:val="none"/>
+          <ns2:ligatures ns2:val="none"/>
         </w:rPr>
         <w:t xml:space="preserve"> </w:t>
       </w:r>
@@ -913,7 +913,7 @@
           <w:color w:val="000000"/>
           <w:kern w:val="0"/>
           <w:lang w:eastAsia="es-ES"/>
-          <w14:ligatures w14:val="none"/>
+          <ns2:ligatures ns2:val="none"/>
         </w:rPr>
         <w:t xml:space="preserve">luego de confirmar lo publicitado con una asesora comercial, </w:t>
       </w:r>
@@ -923,7 +923,7 @@
           <w:color w:val="000000"/>
           <w:kern w:val="0"/>
           <w:lang w:eastAsia="es-ES"/>
-          <w14:ligatures w14:val="none"/>
+          <ns2:ligatures ns2:val="none"/>
         </w:rPr>
         <w:t xml:space="preserve">contrató el </w:t>
       </w:r>
@@ -933,7 +933,7 @@
           <w:color w:val="000000"/>
           <w:kern w:val="0"/>
           <w:lang w:eastAsia="es-ES"/>
-          <w14:ligatures w14:val="none"/>
+          <ns2:ligatures ns2:val="none"/>
         </w:rPr>
         <w:t>Seguro Rumbo – Póliza 08200008016 (en adelante, “Seguro Rumbo”), con aportes mensuales de S/ 460</w:t>
       </w:r>
@@ -943,7 +943,7 @@
           <w:color w:val="000000"/>
           <w:kern w:val="0"/>
           <w:lang w:eastAsia="es-ES"/>
-          <w14:ligatures w14:val="none"/>
+          <ns2:ligatures ns2:val="none"/>
         </w:rPr>
         <w:t>,00</w:t>
       </w:r>
@@ -953,12 +953,12 @@
           <w:color w:val="000000"/>
           <w:kern w:val="0"/>
           <w:lang w:eastAsia="es-ES"/>
-          <w14:ligatures w14:val="none"/>
+          <ns2:ligatures ns2:val="none"/>
         </w:rPr>
         <w:t xml:space="preserve"> por un periodo de siete (7) años.</w:t>
       </w:r>
     </w:p>
-    <w:p>
+    <w:p ns2:paraId="4FEA545C" ns2:textId="77777777">
       <w:pPr>
         <w:pStyle w:val="Prrafodelista"/>
         <w:spacing w:after="0" w:line="240" w:lineRule="auto"/>
@@ -969,11 +969,11 @@
           <w:color w:val="000000"/>
           <w:kern w:val="0"/>
           <w:lang w:eastAsia="es-ES"/>
-          <w14:ligatures w14:val="none"/>
-        </w:rPr>
-      </w:pPr>
-    </w:p>
-    <w:p>
+          <ns2:ligatures ns2:val="none"/>
+        </w:rPr>
+      </w:pPr>
+    </w:p>
+    <w:p ns2:paraId="0695BA53" ns2:textId="22DC9B0F">
       <w:pPr>
         <w:pStyle w:val="Prrafodelista"/>
         <w:numPr>
@@ -991,7 +991,7 @@
           <w:color w:val="000000"/>
           <w:kern w:val="0"/>
           <w:lang w:eastAsia="es-ES"/>
-          <w14:ligatures w14:val="none"/>
+          <ns2:ligatures ns2:val="none"/>
         </w:rPr>
       </w:pPr>
       <w:r>
@@ -1000,7 +1000,7 @@
           <w:color w:val="000000"/>
           <w:kern w:val="0"/>
           <w:lang w:eastAsia="es-ES"/>
-          <w14:ligatures w14:val="none"/>
+          <ns2:ligatures ns2:val="none"/>
         </w:rPr>
         <w:t>Luego, en el mismo día,</w:t>
       </w:r>
@@ -1010,7 +1010,7 @@
           <w:color w:val="000000"/>
           <w:kern w:val="0"/>
           <w:lang w:eastAsia="es-ES"/>
-          <w14:ligatures w14:val="none"/>
+          <ns2:ligatures ns2:val="none"/>
         </w:rPr>
         <w:t xml:space="preserve"> recibió dos correos electrónicos de </w:t>
       </w:r>
@@ -1021,7 +1021,7 @@
           <w:color w:val="000000"/>
           <w:kern w:val="0"/>
           <w:lang w:eastAsia="es-ES"/>
-          <w14:ligatures w14:val="none"/>
+          <ns2:ligatures ns2:val="none"/>
         </w:rPr>
         <w:t>Interseguro</w:t>
       </w:r>
@@ -1032,7 +1032,7 @@
           <w:color w:val="000000"/>
           <w:kern w:val="0"/>
           <w:lang w:eastAsia="es-ES"/>
-          <w14:ligatures w14:val="none"/>
+          <ns2:ligatures ns2:val="none"/>
         </w:rPr>
         <w:t xml:space="preserve"> con documentación correspondiente a las pólizas 08200008015 y 08200008016, ambas vinculadas al mismo Seguro Rumbo, sin que se le haya brindado explicación por la emisión de dos pólizas</w:t>
       </w:r>
@@ -1042,7 +1042,7 @@
           <w:color w:val="000000"/>
           <w:kern w:val="0"/>
           <w:lang w:eastAsia="es-ES"/>
-          <w14:ligatures w14:val="none"/>
+          <ns2:ligatures ns2:val="none"/>
         </w:rPr>
         <w:t xml:space="preserve"> pese a que solo contrató un seguro</w:t>
       </w:r>
@@ -1052,12 +1052,12 @@
           <w:color w:val="000000"/>
           <w:kern w:val="0"/>
           <w:lang w:eastAsia="es-ES"/>
-          <w14:ligatures w14:val="none"/>
+          <ns2:ligatures ns2:val="none"/>
         </w:rPr>
         <w:t xml:space="preserve">. </w:t>
       </w:r>
     </w:p>
-    <w:p>
+    <w:p ns2:paraId="3919B315" ns2:textId="77777777">
       <w:pPr>
         <w:pStyle w:val="Prrafodelista"/>
         <w:spacing w:line="240" w:lineRule="auto"/>
@@ -1066,11 +1066,11 @@
           <w:color w:val="000000"/>
           <w:kern w:val="0"/>
           <w:lang w:eastAsia="es-ES"/>
-          <w14:ligatures w14:val="none"/>
-        </w:rPr>
-      </w:pPr>
-    </w:p>
-    <w:p>
+          <ns2:ligatures ns2:val="none"/>
+        </w:rPr>
+      </w:pPr>
+    </w:p>
+    <w:p ns2:paraId="2D6258B7" ns2:textId="4DBE1C95">
       <w:pPr>
         <w:pStyle w:val="Prrafodelista"/>
         <w:numPr>
@@ -1088,7 +1088,7 @@
           <w:color w:val="000000"/>
           <w:kern w:val="0"/>
           <w:lang w:eastAsia="es-ES"/>
-          <w14:ligatures w14:val="none"/>
+          <ns2:ligatures ns2:val="none"/>
         </w:rPr>
       </w:pPr>
       <w:r>
@@ -1097,7 +1097,7 @@
           <w:color w:val="000000"/>
           <w:kern w:val="0"/>
           <w:lang w:eastAsia="es-ES"/>
-          <w14:ligatures w14:val="none"/>
+          <ns2:ligatures ns2:val="none"/>
         </w:rPr>
         <w:t>Posteriormente</w:t>
       </w:r>
@@ -1107,7 +1107,7 @@
           <w:color w:val="000000"/>
           <w:kern w:val="0"/>
           <w:lang w:eastAsia="es-ES"/>
-          <w14:ligatures w14:val="none"/>
+          <ns2:ligatures ns2:val="none"/>
         </w:rPr>
         <w:t>, en el mismo día,</w:t>
       </w:r>
@@ -1117,7 +1117,7 @@
           <w:color w:val="000000"/>
           <w:kern w:val="0"/>
           <w:lang w:eastAsia="es-ES"/>
-          <w14:ligatures w14:val="none"/>
+          <ns2:ligatures ns2:val="none"/>
         </w:rPr>
         <w:t xml:space="preserve"> al ingresar a la plataforma “Zona Cliente”, constató que la devolución total consignada era de S/ 48 428,00 por los siete (7) años de vigencia, monto inferior al ofrecido y con una diferencia de S/ 2 103,00, por lo que presentó un reclamo en el Libro de Reclamaciones, identificado con el Código 000030594-2025, solicitando la corrección de la información y adjuntando los sustentos correspondientes</w:t>
       </w:r>
@@ -1127,7 +1127,7 @@
           <w:color w:val="000000"/>
           <w:kern w:val="0"/>
           <w:lang w:eastAsia="es-ES"/>
-          <w14:ligatures w14:val="none"/>
+          <ns2:ligatures ns2:val="none"/>
         </w:rPr>
         <w:t>.</w:t>
       </w:r>
@@ -1137,12 +1137,12 @@
           <w:color w:val="000000"/>
           <w:kern w:val="0"/>
           <w:lang w:eastAsia="es-ES"/>
-          <w14:ligatures w14:val="none"/>
+          <ns2:ligatures ns2:val="none"/>
         </w:rPr>
         <w:t xml:space="preserve"> </w:t>
       </w:r>
     </w:p>
-    <w:p>
+    <w:p ns2:paraId="30F222AC" ns2:textId="77777777">
       <w:pPr>
         <w:pStyle w:val="Prrafodelista"/>
         <w:spacing w:after="0" w:line="240" w:lineRule="auto"/>
@@ -1153,11 +1153,11 @@
           <w:color w:val="000000"/>
           <w:kern w:val="0"/>
           <w:lang w:eastAsia="es-ES"/>
-          <w14:ligatures w14:val="none"/>
-        </w:rPr>
-      </w:pPr>
-    </w:p>
-    <w:p>
+          <ns2:ligatures ns2:val="none"/>
+        </w:rPr>
+      </w:pPr>
+    </w:p>
+    <w:p ns2:paraId="5428F12E" ns2:textId="623C89CF">
       <w:pPr>
         <w:pStyle w:val="Prrafodelista"/>
         <w:numPr>
@@ -1175,7 +1175,7 @@
           <w:color w:val="000000"/>
           <w:kern w:val="0"/>
           <w:lang w:eastAsia="es-ES"/>
-          <w14:ligatures w14:val="none"/>
+          <ns2:ligatures ns2:val="none"/>
         </w:rPr>
       </w:pPr>
       <w:r>
@@ -1184,7 +1184,7 @@
           <w:color w:val="000000"/>
           <w:kern w:val="0"/>
           <w:lang w:eastAsia="es-ES"/>
-          <w14:ligatures w14:val="none"/>
+          <ns2:ligatures ns2:val="none"/>
         </w:rPr>
         <w:t xml:space="preserve">El 18 de septiembre de 2025, se comunicó con el WhatsApp institucional de </w:t>
       </w:r>
@@ -1195,7 +1195,7 @@
           <w:color w:val="000000"/>
           <w:kern w:val="0"/>
           <w:lang w:eastAsia="es-ES"/>
-          <w14:ligatures w14:val="none"/>
+          <ns2:ligatures ns2:val="none"/>
         </w:rPr>
         <w:t>Interseguro</w:t>
       </w:r>
@@ -1206,12 +1206,12 @@
           <w:color w:val="000000"/>
           <w:kern w:val="0"/>
           <w:lang w:eastAsia="es-ES"/>
-          <w14:ligatures w14:val="none"/>
+          <ns2:ligatures ns2:val="none"/>
         </w:rPr>
         <w:t xml:space="preserve"> a fin de consultar el estado de su reclamo; sin embargo, al realizar el proceso de validación de identidad, recibió respuestas automáticas en las que se le indicaba que no contaba con un seguro contratado con la compañía aseguradora, pese a que había contratado el Seguro Rumbo.</w:t>
       </w:r>
     </w:p>
-    <w:p>
+    <w:p ns2:paraId="0C07AA20" ns2:textId="77777777">
       <w:pPr>
         <w:pStyle w:val="Prrafodelista"/>
         <w:spacing w:line="240" w:lineRule="auto"/>
@@ -1220,11 +1220,11 @@
           <w:color w:val="000000"/>
           <w:kern w:val="0"/>
           <w:lang w:eastAsia="es-ES"/>
-          <w14:ligatures w14:val="none"/>
-        </w:rPr>
-      </w:pPr>
-    </w:p>
-    <w:p>
+          <ns2:ligatures ns2:val="none"/>
+        </w:rPr>
+      </w:pPr>
+    </w:p>
+    <w:p ns2:paraId="3882C68C" ns2:textId="3F0D3F79">
       <w:pPr>
         <w:pStyle w:val="Prrafodelista"/>
         <w:numPr>
@@ -1242,7 +1242,7 @@
           <w:color w:val="000000"/>
           <w:kern w:val="0"/>
           <w:lang w:eastAsia="es-ES"/>
-          <w14:ligatures w14:val="none"/>
+          <ns2:ligatures ns2:val="none"/>
         </w:rPr>
       </w:pPr>
       <w:r>
@@ -1251,7 +1251,7 @@
           <w:color w:val="000000"/>
           <w:kern w:val="0"/>
           <w:lang w:eastAsia="es-ES"/>
-          <w14:ligatures w14:val="none"/>
+          <ns2:ligatures ns2:val="none"/>
         </w:rPr>
         <w:t xml:space="preserve">El 7 de octubre de 2025, venció el plazo máximo informado por </w:t>
       </w:r>
@@ -1262,7 +1262,7 @@
           <w:color w:val="000000"/>
           <w:kern w:val="0"/>
           <w:lang w:eastAsia="es-ES"/>
-          <w14:ligatures w14:val="none"/>
+          <ns2:ligatures ns2:val="none"/>
         </w:rPr>
         <w:t>Interseguro</w:t>
       </w:r>
@@ -1273,12 +1273,12 @@
           <w:color w:val="000000"/>
           <w:kern w:val="0"/>
           <w:lang w:eastAsia="es-ES"/>
-          <w14:ligatures w14:val="none"/>
+          <ns2:ligatures ns2:val="none"/>
         </w:rPr>
         <w:t xml:space="preserve"> para atender el reclamo identificado con el Código 000030594-2025, sin que hasta dicha fecha se le haya remitido respuesta alguna.</w:t>
       </w:r>
     </w:p>
-    <w:p>
+    <w:p ns2:paraId="41B9639A" ns2:textId="77777777">
       <w:pPr>
         <w:pStyle w:val="Prrafodelista"/>
         <w:spacing w:after="0" w:line="240" w:lineRule="auto"/>
@@ -1289,11 +1289,11 @@
           <w:color w:val="000000"/>
           <w:kern w:val="0"/>
           <w:lang w:eastAsia="es-ES"/>
-          <w14:ligatures w14:val="none"/>
-        </w:rPr>
-      </w:pPr>
-    </w:p>
-    <w:p>
+          <ns2:ligatures ns2:val="none"/>
+        </w:rPr>
+      </w:pPr>
+    </w:p>
+    <w:p ns2:paraId="65B96E71" ns2:textId="4258EE23">
       <w:pPr>
         <w:pStyle w:val="Prrafodelista"/>
         <w:numPr>
@@ -1311,7 +1311,7 @@
           <w:color w:val="000000"/>
           <w:kern w:val="0"/>
           <w:lang w:eastAsia="es-ES"/>
-          <w14:ligatures w14:val="none"/>
+          <ns2:ligatures ns2:val="none"/>
         </w:rPr>
       </w:pPr>
       <w:r>
@@ -1320,7 +1320,7 @@
           <w:color w:val="000000"/>
           <w:kern w:val="0"/>
           <w:lang w:eastAsia="es-ES"/>
-          <w14:ligatures w14:val="none"/>
+          <ns2:ligatures ns2:val="none"/>
         </w:rPr>
         <w:lastRenderedPageBreak/>
         <w:t xml:space="preserve">El 9 de octubre de 2025, volvió a comunicarse con el WhatsApp institucional de </w:t>
@@ -1332,7 +1332,7 @@
           <w:color w:val="000000"/>
           <w:kern w:val="0"/>
           <w:lang w:eastAsia="es-ES"/>
-          <w14:ligatures w14:val="none"/>
+          <ns2:ligatures ns2:val="none"/>
         </w:rPr>
         <w:t>Interseguro</w:t>
       </w:r>
@@ -1343,12 +1343,12 @@
           <w:color w:val="000000"/>
           <w:kern w:val="0"/>
           <w:lang w:eastAsia="es-ES"/>
-          <w14:ligatures w14:val="none"/>
+          <ns2:ligatures ns2:val="none"/>
         </w:rPr>
         <w:t>, obteniendo nuevamente como respuesta automática que no registraba un seguro vigente, pese a haber creado previamente su usuario en el aplicativo web Zona Cliente e ingresar con normalidad utilizando su número de documento nacional de identidad y el código de acceso remitido a su correo electrónico, lo que le impidió continuar verificando el estado de su seguro y la información asociada a su cuenta.</w:t>
       </w:r>
     </w:p>
-    <w:p>
+    <w:p ns2:paraId="4A63559A" ns2:textId="77777777">
       <w:pPr>
         <w:spacing w:after="0" w:line="240" w:lineRule="auto"/>
         <w:jc w:val="both"/>
@@ -1357,11 +1357,11 @@
           <w:color w:val="000000"/>
           <w:kern w:val="0"/>
           <w:lang w:eastAsia="es-ES"/>
-          <w14:ligatures w14:val="none"/>
-        </w:rPr>
-      </w:pPr>
-    </w:p>
-    <w:p>
+          <ns2:ligatures ns2:val="none"/>
+        </w:rPr>
+      </w:pPr>
+    </w:p>
+    <w:p ns2:paraId="5FD7DE38" ns2:textId="143E1C69">
       <w:pPr>
         <w:pStyle w:val="Prrafodelista"/>
         <w:numPr>
@@ -1379,7 +1379,7 @@
           <w:color w:val="000000"/>
           <w:kern w:val="0"/>
           <w:lang w:eastAsia="es-ES"/>
-          <w14:ligatures w14:val="none"/>
+          <ns2:ligatures ns2:val="none"/>
         </w:rPr>
       </w:pPr>
       <w:r>
@@ -1388,7 +1388,7 @@
           <w:color w:val="000000"/>
           <w:kern w:val="0"/>
           <w:lang w:eastAsia="es-ES"/>
-          <w14:ligatures w14:val="none"/>
+          <ns2:ligatures ns2:val="none"/>
         </w:rPr>
         <w:t xml:space="preserve">El 21 de octubre de 2025, se realizó el cobro del aporte mensual correspondiente al Seguro Rumbo por el monto de S/ 460 desde la tarjeta </w:t>
       </w:r>
@@ -1398,7 +1398,7 @@
           <w:color w:val="000000"/>
           <w:kern w:val="0"/>
           <w:lang w:eastAsia="es-ES"/>
-          <w14:ligatures w14:val="none"/>
+          <ns2:ligatures ns2:val="none"/>
         </w:rPr>
         <w:t xml:space="preserve">bancaria </w:t>
       </w:r>
@@ -1408,7 +1408,7 @@
           <w:color w:val="000000"/>
           <w:kern w:val="0"/>
           <w:lang w:eastAsia="es-ES"/>
-          <w14:ligatures w14:val="none"/>
+          <ns2:ligatures ns2:val="none"/>
         </w:rPr>
         <w:t xml:space="preserve">asociada, evidenciando que la </w:t>
       </w:r>
@@ -1418,7 +1418,7 @@
           <w:color w:val="000000"/>
           <w:kern w:val="0"/>
           <w:lang w:eastAsia="es-ES"/>
-          <w14:ligatures w14:val="none"/>
+          <ns2:ligatures ns2:val="none"/>
         </w:rPr>
         <w:t>compañía</w:t>
       </w:r>
@@ -1428,12 +1428,12 @@
           <w:color w:val="000000"/>
           <w:kern w:val="0"/>
           <w:lang w:eastAsia="es-ES"/>
-          <w14:ligatures w14:val="none"/>
+          <ns2:ligatures ns2:val="none"/>
         </w:rPr>
         <w:t xml:space="preserve"> aseguradora continuó efectuando los cobros pese a la discrepancia reclamada.</w:t>
       </w:r>
     </w:p>
-    <w:p>
+    <w:p ns2:paraId="7774EC0C" ns2:textId="77777777">
       <w:pPr>
         <w:pStyle w:val="Prrafodelista"/>
         <w:spacing w:after="0" w:line="240" w:lineRule="auto"/>
@@ -1444,11 +1444,11 @@
           <w:color w:val="000000"/>
           <w:kern w:val="0"/>
           <w:lang w:eastAsia="es-ES"/>
-          <w14:ligatures w14:val="none"/>
-        </w:rPr>
-      </w:pPr>
-    </w:p>
-    <w:p>
+          <ns2:ligatures ns2:val="none"/>
+        </w:rPr>
+      </w:pPr>
+    </w:p>
+    <w:p ns2:paraId="2F9CF7F5" ns2:textId="7FB84524">
       <w:pPr>
         <w:pStyle w:val="Prrafodelista"/>
         <w:numPr>
@@ -1467,7 +1467,7 @@
           <w:color w:val="000000"/>
           <w:kern w:val="0"/>
           <w:lang w:eastAsia="es-ES"/>
-          <w14:ligatures w14:val="none"/>
+          <ns2:ligatures ns2:val="none"/>
         </w:rPr>
       </w:pPr>
       <w:r>
@@ -1476,7 +1476,7 @@
           <w:color w:val="000000"/>
           <w:kern w:val="0"/>
           <w:lang w:eastAsia="es-ES"/>
-          <w14:ligatures w14:val="none"/>
+          <ns2:ligatures ns2:val="none"/>
         </w:rPr>
         <w:t>Hasta la fecha de presentación de su denuncia</w:t>
       </w:r>
@@ -1486,7 +1486,7 @@
           <w:color w:val="000000"/>
           <w:kern w:val="0"/>
           <w:lang w:eastAsia="es-ES"/>
-          <w14:ligatures w14:val="none"/>
+          <ns2:ligatures ns2:val="none"/>
         </w:rPr>
         <w:t>, no había recibido respuesta al reclamo presentado el 16 de septiembre de 2025, manteniéndose los cobros del Seguro Rumbo y acumulándose aportes por un monto total de S/ 920</w:t>
       </w:r>
@@ -1496,7 +1496,7 @@
           <w:color w:val="000000"/>
           <w:kern w:val="0"/>
           <w:lang w:eastAsia="es-ES"/>
-          <w14:ligatures w14:val="none"/>
+          <ns2:ligatures ns2:val="none"/>
         </w:rPr>
         <w:t>,00</w:t>
       </w:r>
@@ -1506,12 +1506,12 @@
           <w:color w:val="000000"/>
           <w:kern w:val="0"/>
           <w:lang w:eastAsia="es-ES"/>
-          <w14:ligatures w14:val="none"/>
+          <ns2:ligatures ns2:val="none"/>
         </w:rPr>
         <w:t>, sin que se haya corregido la información consignada en la Zona Cliente ni se haya restablecido el acceso a dicha plataforma.</w:t>
       </w:r>
     </w:p>
-    <w:p>
+    <w:p ns2:paraId="33E14FF7" ns2:textId="77777777">
       <w:pPr>
         <w:tabs>
           <w:tab w:val="left" w:pos="1134"/>
@@ -1523,11 +1523,11 @@
           <w:color w:val="000000"/>
           <w:kern w:val="0"/>
           <w:lang w:eastAsia="es-ES"/>
-          <w14:ligatures w14:val="none"/>
-        </w:rPr>
-      </w:pPr>
-    </w:p>
-    <w:p>
+          <ns2:ligatures ns2:val="none"/>
+        </w:rPr>
+      </w:pPr>
+    </w:p>
+    <w:p ns2:paraId="65C58807" ns2:textId="2F0E3620">
       <w:pPr>
         <w:numPr>
           <w:ilvl w:val="1"/>
@@ -1545,7 +1545,7 @@
           <w:color w:val="000000"/>
           <w:kern w:val="0"/>
           <w:lang w:val="es-ES" w:eastAsia="es-ES"/>
-          <w14:ligatures w14:val="none"/>
+          <ns2:ligatures ns2:val="none"/>
         </w:rPr>
       </w:pPr>
       <w:r>
@@ -1554,7 +1554,7 @@
           <w:color w:val="000000"/>
           <w:kern w:val="0"/>
           <w:lang w:val="es-ES" w:eastAsia="es-ES"/>
-          <w14:ligatures w14:val="none"/>
+          <ns2:ligatures ns2:val="none"/>
         </w:rPr>
         <w:t xml:space="preserve">La señora [APELLIDO] solicitó, en calidad de medida correctiva, que Interseguro cumpla con corregir la información en la Zona Cliente para que refleje una devolución total de S/ 50 531,00, explicación y unificación de las pólizas duplicadas, restablecimiento inmediato del acceso a Zona Cliente y WhatsApp institucional, o, alternativamente, realizar la resolución del contrato con la devolución íntegra de los aportes realizados por la suma de S/ 920,00 más el perjuicio proyectado de S/ 2 103,00 más intereses legales, ascendiendo a S/ 3,023 más intereses. Asimismo, no requirió de manera expresa el reembolso de costos y costas del presente procedimiento.</w:t>
       </w:r>
@@ -1562,7 +1562,7 @@
         <w:rPr>
           <w:rFonts w:ascii="Arial Narrow" w:eastAsia="Calibri" w:hAnsi="Arial Narrow" w:cs="Arial"/>
           <w:kern w:val="0"/>
-          <w14:ligatures w14:val="none"/>
+          <ns2:ligatures ns2:val="none"/>
         </w:rPr>
         <w:t xml:space="preserve"/>
       </w:r>
@@ -1572,7 +1572,7 @@
           <w:color w:val="000000"/>
           <w:kern w:val="0"/>
           <w:lang w:val="es-ES" w:eastAsia="es-ES"/>
-          <w14:ligatures w14:val="none"/>
+          <ns2:ligatures ns2:val="none"/>
         </w:rPr>
         <w:t xml:space="preserve"/>
       </w:r>
@@ -1583,7 +1583,7 @@
           <w:color w:val="000000"/>
           <w:kern w:val="0"/>
           <w:lang w:val="es-ES" w:eastAsia="es-ES"/>
-          <w14:ligatures w14:val="none"/>
+          <ns2:ligatures ns2:val="none"/>
         </w:rPr>
         <w:t/>
       </w:r>
@@ -1594,7 +1594,7 @@
           <w:color w:val="000000"/>
           <w:kern w:val="0"/>
           <w:lang w:val="es-ES" w:eastAsia="es-ES"/>
-          <w14:ligatures w14:val="none"/>
+          <ns2:ligatures ns2:val="none"/>
         </w:rPr>
         <w:t xml:space="preserve"/>
       </w:r>
@@ -1604,7 +1604,7 @@
           <w:color w:val="000000"/>
           <w:kern w:val="0"/>
           <w:lang w:val="es-ES" w:eastAsia="es-ES"/>
-          <w14:ligatures w14:val="none"/>
+          <ns2:ligatures ns2:val="none"/>
         </w:rPr>
         <w:t/>
       </w:r>
@@ -1614,7 +1614,7 @@
           <w:color w:val="000000"/>
           <w:kern w:val="0"/>
           <w:lang w:val="es-ES" w:eastAsia="es-ES"/>
-          <w14:ligatures w14:val="none"/>
+          <ns2:ligatures ns2:val="none"/>
         </w:rPr>
         <w:t xml:space="preserve"/>
       </w:r>
@@ -1624,7 +1624,7 @@
           <w:color w:val="000000"/>
           <w:kern w:val="0"/>
           <w:lang w:val="es-ES" w:eastAsia="es-ES"/>
-          <w14:ligatures w14:val="none"/>
+          <ns2:ligatures ns2:val="none"/>
         </w:rPr>
         <w:t xml:space="preserve"/>
       </w:r>
@@ -1634,7 +1634,7 @@
           <w:color w:val="000000"/>
           <w:kern w:val="0"/>
           <w:lang w:val="es-ES" w:eastAsia="es-ES"/>
-          <w14:ligatures w14:val="none"/>
+          <ns2:ligatures ns2:val="none"/>
         </w:rPr>
         <w:t/>
       </w:r>
@@ -1644,7 +1644,7 @@
           <w:color w:val="000000"/>
           <w:kern w:val="0"/>
           <w:lang w:val="es-ES" w:eastAsia="es-ES"/>
-          <w14:ligatures w14:val="none"/>
+          <ns2:ligatures ns2:val="none"/>
         </w:rPr>
         <w:t xml:space="preserve"/>
       </w:r>
@@ -1654,7 +1654,7 @@
           <w:color w:val="000000"/>
           <w:kern w:val="0"/>
           <w:lang w:val="es-ES" w:eastAsia="es-ES"/>
-          <w14:ligatures w14:val="none"/>
+          <ns2:ligatures ns2:val="none"/>
         </w:rPr>
         <w:t/>
       </w:r>
@@ -1664,7 +1664,7 @@
           <w:color w:val="000000"/>
           <w:kern w:val="0"/>
           <w:lang w:val="es-ES" w:eastAsia="es-ES"/>
-          <w14:ligatures w14:val="none"/>
+          <ns2:ligatures ns2:val="none"/>
         </w:rPr>
         <w:t xml:space="preserve"/>
       </w:r>
@@ -1674,7 +1674,7 @@
           <w:color w:val="000000"/>
           <w:kern w:val="0"/>
           <w:lang w:val="es-ES" w:eastAsia="es-ES"/>
-          <w14:ligatures w14:val="none"/>
+          <ns2:ligatures ns2:val="none"/>
         </w:rPr>
         <w:t xml:space="preserve"/>
       </w:r>
@@ -1684,7 +1684,7 @@
           <w:color w:val="000000"/>
           <w:kern w:val="0"/>
           <w:lang w:val="es-ES" w:eastAsia="es-ES"/>
-          <w14:ligatures w14:val="none"/>
+          <ns2:ligatures ns2:val="none"/>
         </w:rPr>
         <w:t/>
       </w:r>
@@ -1694,7 +1694,7 @@
           <w:color w:val="000000"/>
           <w:kern w:val="0"/>
           <w:lang w:val="es-ES" w:eastAsia="es-ES"/>
-          <w14:ligatures w14:val="none"/>
+          <ns2:ligatures ns2:val="none"/>
         </w:rPr>
         <w:t xml:space="preserve"/>
       </w:r>
@@ -1704,7 +1704,7 @@
           <w:color w:val="000000"/>
           <w:kern w:val="0"/>
           <w:lang w:val="es-ES" w:eastAsia="es-ES"/>
-          <w14:ligatures w14:val="none"/>
+          <ns2:ligatures ns2:val="none"/>
         </w:rPr>
         <w:t/>
       </w:r>
@@ -1714,7 +1714,7 @@
           <w:color w:val="000000"/>
           <w:kern w:val="0"/>
           <w:lang w:val="es-ES" w:eastAsia="es-ES"/>
-          <w14:ligatures w14:val="none"/>
+          <ns2:ligatures ns2:val="none"/>
         </w:rPr>
         <w:t/>
       </w:r>
@@ -1724,7 +1724,7 @@
           <w:color w:val="000000"/>
           <w:kern w:val="0"/>
           <w:lang w:val="es-ES" w:eastAsia="es-ES"/>
-          <w14:ligatures w14:val="none"/>
+          <ns2:ligatures ns2:val="none"/>
         </w:rPr>
         <w:t xml:space="preserve"/>
       </w:r>
@@ -1734,7 +1734,7 @@
           <w:color w:val="000000"/>
           <w:kern w:val="0"/>
           <w:lang w:val="es-ES" w:eastAsia="es-ES"/>
-          <w14:ligatures w14:val="none"/>
+          <ns2:ligatures ns2:val="none"/>
         </w:rPr>
         <w:t xml:space="preserve"/>
       </w:r>
@@ -1744,7 +1744,7 @@
           <w:color w:val="000000"/>
           <w:kern w:val="0"/>
           <w:lang w:val="es-ES" w:eastAsia="es-ES"/>
-          <w14:ligatures w14:val="none"/>
+          <ns2:ligatures ns2:val="none"/>
         </w:rPr>
         <w:t xml:space="preserve"/>
       </w:r>
@@ -1754,7 +1754,7 @@
           <w:color w:val="000000"/>
           <w:kern w:val="0"/>
           <w:lang w:val="es-ES" w:eastAsia="es-ES"/>
-          <w14:ligatures w14:val="none"/>
+          <ns2:ligatures ns2:val="none"/>
         </w:rPr>
         <w:t xml:space="preserve"/>
       </w:r>
@@ -1764,7 +1764,7 @@
           <w:color w:val="000000"/>
           <w:kern w:val="0"/>
           <w:lang w:val="es-ES" w:eastAsia="es-ES"/>
-          <w14:ligatures w14:val="none"/>
+          <ns2:ligatures ns2:val="none"/>
         </w:rPr>
         <w:t xml:space="preserve"/>
       </w:r>
@@ -1774,7 +1774,7 @@
           <w:color w:val="000000"/>
           <w:kern w:val="0"/>
           <w:lang w:val="es-ES" w:eastAsia="es-ES"/>
-          <w14:ligatures w14:val="none"/>
+          <ns2:ligatures ns2:val="none"/>
         </w:rPr>
         <w:t xml:space="preserve"/>
       </w:r>
@@ -1784,12 +1784,12 @@
           <w:color w:val="000000"/>
           <w:kern w:val="0"/>
           <w:lang w:val="es-ES" w:eastAsia="es-ES"/>
-          <w14:ligatures w14:val="none"/>
+          <ns2:ligatures ns2:val="none"/>
         </w:rPr>
         <w:t/>
       </w:r>
     </w:p>
-    <w:p>
+    <w:p ns2:paraId="66005174" ns2:textId="77777777">
       <w:pPr>
         <w:spacing w:after="0" w:line="240" w:lineRule="auto"/>
         <w:contextualSpacing/>
@@ -1800,11 +1800,11 @@
           <w:color w:val="000000"/>
           <w:kern w:val="0"/>
           <w:lang w:eastAsia="es-PE"/>
-          <w14:ligatures w14:val="none"/>
-        </w:rPr>
-      </w:pPr>
-    </w:p>
-    <w:p>
+          <ns2:ligatures ns2:val="none"/>
+        </w:rPr>
+      </w:pPr>
+    </w:p>
+    <w:p ns2:paraId="3541B1F9" ns2:textId="77777777">
       <w:pPr>
         <w:pStyle w:val="Prrafodelista"/>
         <w:numPr>
@@ -1824,22 +1824,22 @@
           <w:color w:val="000000"/>
           <w:kern w:val="0"/>
           <w:lang w:eastAsia="es-PE"/>
-          <w14:ligatures w14:val="none"/>
-        </w:rPr>
-      </w:pPr>
-      <w:r>
-        <w:rPr>
-          <w:rFonts w:ascii="Arial Narrow" w:eastAsia="Arial Narrow" w:hAnsi="Arial Narrow" w:cs="Arial Narrow"/>
-          <w:b/>
-          <w:color w:val="000000"/>
-          <w:kern w:val="0"/>
-          <w:lang w:eastAsia="es-PE"/>
-          <w14:ligatures w14:val="none"/>
+          <ns2:ligatures ns2:val="none"/>
+        </w:rPr>
+      </w:pPr>
+      <w:r>
+        <w:rPr>
+          <w:rFonts w:ascii="Arial Narrow" w:eastAsia="Arial Narrow" w:hAnsi="Arial Narrow" w:cs="Arial Narrow"/>
+          <w:b/>
+          <w:color w:val="000000"/>
+          <w:kern w:val="0"/>
+          <w:lang w:eastAsia="es-PE"/>
+          <ns2:ligatures ns2:val="none"/>
         </w:rPr>
         <w:t>DE LA ADMISIÓN A TRÁMITE DE LA DENUNCIA</w:t>
       </w:r>
     </w:p>
-    <w:p>
+    <w:p ns2:paraId="34556756" ns2:textId="77777777">
       <w:pPr>
         <w:spacing w:after="0" w:line="240" w:lineRule="auto"/>
         <w:contextualSpacing/>
@@ -1850,13 +1850,13 @@
           <w:color w:val="000000"/>
           <w:kern w:val="0"/>
           <w:lang w:eastAsia="es-PE"/>
-          <w14:ligatures w14:val="none"/>
+          <ns2:ligatures ns2:val="none"/>
         </w:rPr>
       </w:pPr>
       <w:bookmarkStart w:id="1" w:name="_Hlk212795168"/>
       <w:bookmarkStart w:id="2" w:name="_Hlk218848146"/>
     </w:p>
-    <w:p>
+    <w:p ns2:paraId="5F4266A4" ns2:textId="7C87631B">
       <w:pPr>
         <w:pStyle w:val="Prrafodelista"/>
         <w:numPr>
@@ -1869,7 +1869,7 @@
         <w:rPr>
           <w:rFonts w:ascii="Arial Narrow" w:eastAsia="Arial Narrow" w:hAnsi="Arial Narrow" w:cs="Arial Narrow"/>
           <w:kern w:val="0"/>
-          <w14:ligatures w14:val="none"/>
+          <ns2:ligatures ns2:val="none"/>
         </w:rPr>
       </w:pPr>
       <w:bookmarkStart w:id="3" w:name="_Hlk140755208"/>
@@ -1881,7 +1881,7 @@
           <w:color w:val="000000"/>
           <w:kern w:val="0"/>
           <w:lang w:eastAsia="es-PE"/>
-          <w14:ligatures w14:val="none"/>
+          <ns2:ligatures ns2:val="none"/>
         </w:rPr>
         <w:t>La Secretaría Técnica de la Comisión de Protección al Consumidor 1 (en adelante, la Secretaría Técnica), en ejercicio de sus facultades</w:t>
       </w:r>
@@ -1894,7 +1894,7 @@
           <w:rFonts w:ascii="Arial Narrow" w:eastAsia="Arial Narrow" w:hAnsi="Arial Narrow" w:cs="Arial Narrow"/>
           <w:kern w:val="0"/>
           <w:vertAlign w:val="superscript"/>
-          <w14:ligatures w14:val="none"/>
+          <ns2:ligatures ns2:val="none"/>
         </w:rPr>
         <w:footnoteReference w:id="3"/>
       </w:r>
@@ -1904,7 +1904,7 @@
           <w:color w:val="000000"/>
           <w:kern w:val="0"/>
           <w:lang w:eastAsia="es-PE"/>
-          <w14:ligatures w14:val="none"/>
+          <ns2:ligatures ns2:val="none"/>
         </w:rPr>
         <w:t xml:space="preserve">, </w:t>
       </w:r>
@@ -1914,7 +1914,7 @@
           <w:color w:val="000000"/>
           <w:kern w:val="0"/>
           <w:lang w:eastAsia="es-PE"/>
-          <w14:ligatures w14:val="none"/>
+          <ns2:ligatures ns2:val="none"/>
         </w:rPr>
         <w:t xml:space="preserve">considera </w:t>
       </w:r>
@@ -1922,7 +1922,7 @@
         <w:rPr>
           <w:rFonts w:ascii="Arial Narrow" w:eastAsia="Arial Narrow" w:hAnsi="Arial Narrow" w:cs="Arial Narrow"/>
           <w:kern w:val="0"/>
-          <w14:ligatures w14:val="none"/>
+          <ns2:ligatures ns2:val="none"/>
         </w:rPr>
         <w:t xml:space="preserve">que el hecho denunciado, </w:t>
       </w:r>
@@ -1931,7 +1931,7 @@
         <w:rPr>
           <w:rFonts w:ascii="Arial Narrow" w:eastAsia="Arial Narrow" w:hAnsi="Arial Narrow" w:cs="Arial Narrow"/>
           <w:kern w:val="0"/>
-          <w14:ligatures w14:val="none"/>
+          <ns2:ligatures ns2:val="none"/>
         </w:rPr>
         <w:t xml:space="preserve">consistente en que </w:t>
       </w:r>
@@ -1946,7 +1946,7 @@
           <w:kern w:val="0"/>
           <w:shd w:val="clear" w:color="auto" w:fill="FFFFFF"/>
           <w:lang w:eastAsia="es-PE"/>
-          <w14:ligatures w14:val="none"/>
+          <ns2:ligatures ns2:val="none"/>
         </w:rPr>
         <w:t>Interseguro</w:t>
       </w:r>
@@ -1958,7 +1958,7 @@
           <w:kern w:val="0"/>
           <w:shd w:val="clear" w:color="auto" w:fill="FFFFFF"/>
           <w:lang w:eastAsia="es-PE"/>
-          <w14:ligatures w14:val="none"/>
+          <ns2:ligatures ns2:val="none"/>
         </w:rPr>
         <w:t xml:space="preserve"> Compañía de Seguros S.A. habría difundido en su página web una devolución total de S/ 50 531,00 por el Seguro Rumbo, pero en su plataforma zona cliente mostraba para la Póliza </w:t>
       </w:r>
@@ -1970,7 +1970,7 @@
           <w:kern w:val="0"/>
           <w:shd w:val="clear" w:color="auto" w:fill="FFFFFF"/>
           <w:lang w:eastAsia="es-PE"/>
-          <w14:ligatures w14:val="none"/>
+          <ns2:ligatures ns2:val="none"/>
         </w:rPr>
         <w:t/>
       </w:r>
@@ -1982,7 +1982,7 @@
           <w:kern w:val="0"/>
           <w:shd w:val="clear" w:color="auto" w:fill="FFFFFF"/>
           <w:lang w:eastAsia="es-PE"/>
-          <w14:ligatures w14:val="none"/>
+          <ns2:ligatures ns2:val="none"/>
         </w:rPr>
         <w:t xml:space="preserve"> 08200008016 una devolución de S/ 48 428,00, generando una diferencia de S/ 2 103,00 en perjuicio de la denunciante</w:t>
       </w:r>
@@ -1990,7 +1990,7 @@
         <w:rPr>
           <w:rFonts w:ascii="Arial Narrow" w:eastAsia="Arial Narrow" w:hAnsi="Arial Narrow" w:cs="Arial Narrow"/>
           <w:kern w:val="0"/>
-          <w14:ligatures w14:val="none"/>
+          <ns2:ligatures ns2:val="none"/>
         </w:rPr>
         <w:t xml:space="preserve">; involucraría una presunta afectación a sus expectativas, quien no habría encontrado una correspondencia entre lo que esperaba recibir de parte del proveedor y lo que </w:t>
       </w:r>
@@ -1998,7 +1998,7 @@
         <w:rPr>
           <w:rFonts w:ascii="Arial Narrow" w:eastAsia="Arial Narrow" w:hAnsi="Arial Narrow" w:cs="Arial Narrow"/>
           <w:kern w:val="0"/>
-          <w14:ligatures w14:val="none"/>
+          <ns2:ligatures ns2:val="none"/>
         </w:rPr>
         <w:lastRenderedPageBreak/>
         <w:t>realmente recibió. Por consiguiente, corresponde calificar el hecho materia de denuncia como una presunta infracción al deber de idoneidad, tipificado en los artículos 18</w:t>
@@ -2009,7 +2009,7 @@
           <w:color w:val="000000"/>
           <w:kern w:val="0"/>
           <w:lang w:eastAsia="es-PE"/>
-          <w14:ligatures w14:val="none"/>
+          <ns2:ligatures ns2:val="none"/>
         </w:rPr>
         <w:t/>
       </w:r>
@@ -2017,7 +2017,7 @@
         <w:rPr>
           <w:rFonts w:ascii="Arial Narrow" w:eastAsia="Arial Narrow" w:hAnsi="Arial Narrow" w:cs="Arial Narrow"/>
           <w:kern w:val="0"/>
-          <w14:ligatures w14:val="none"/>
+          <ns2:ligatures ns2:val="none"/>
         </w:rPr>
         <w:t xml:space="preserve"> y 19</w:t>
       </w:r>
@@ -2027,7 +2027,7 @@
           <w:color w:val="000000"/>
           <w:kern w:val="0"/>
           <w:lang w:eastAsia="es-PE"/>
-          <w14:ligatures w14:val="none"/>
+          <ns2:ligatures ns2:val="none"/>
         </w:rPr>
         <w:t/>
       </w:r>
@@ -2035,7 +2035,7 @@
         <w:rPr>
           <w:rFonts w:ascii="Arial Narrow" w:eastAsia="Arial Narrow" w:hAnsi="Arial Narrow" w:cs="Arial Narrow"/>
           <w:kern w:val="0"/>
-          <w14:ligatures w14:val="none"/>
+          <ns2:ligatures ns2:val="none"/>
         </w:rPr>
         <w:t xml:space="preserve"> del Código</w:t>
       </w:r>
@@ -2047,7 +2047,7 @@
           <w:rFonts w:ascii="Arial Narrow" w:eastAsia="Arial Narrow" w:hAnsi="Arial Narrow" w:cs="Arial"/>
           <w:kern w:val="0"/>
           <w:vertAlign w:val="superscript"/>
-          <w14:ligatures w14:val="none"/>
+          <ns2:ligatures ns2:val="none"/>
         </w:rPr>
         <w:footnoteReference w:id="4"/>
       </w:r>
@@ -2056,13 +2056,13 @@
         <w:rPr>
           <w:rFonts w:ascii="Arial Narrow" w:eastAsia="Arial Narrow" w:hAnsi="Arial Narrow" w:cs="Arial Narrow"/>
           <w:kern w:val="0"/>
-          <w14:ligatures w14:val="none"/>
+          <ns2:ligatures ns2:val="none"/>
         </w:rPr>
         <w:t>.</w:t>
       </w:r>
       <w:bookmarkEnd w:id="8"/>
     </w:p>
-    <w:p>
+    <w:p ns2:paraId="116891C0" ns2:textId="77777777">
       <w:pPr>
         <w:pStyle w:val="Prrafodelista"/>
         <w:spacing w:after="0" w:line="240" w:lineRule="auto"/>
@@ -2071,11 +2071,11 @@
         <w:rPr>
           <w:rFonts w:ascii="Arial Narrow" w:eastAsia="Arial Narrow" w:hAnsi="Arial Narrow" w:cs="Arial Narrow"/>
           <w:kern w:val="0"/>
-          <w14:ligatures w14:val="none"/>
-        </w:rPr>
-      </w:pPr>
-    </w:p>
-    <w:p>
+          <ns2:ligatures ns2:val="none"/>
+        </w:rPr>
+      </w:pPr>
+    </w:p>
+    <w:p ns2:paraId="73AC2300" ns2:textId="7E89CD8F">
       <w:pPr>
         <w:pStyle w:val="Prrafodelista"/>
         <w:numPr>
@@ -2088,7 +2088,7 @@
         <w:rPr>
           <w:rFonts w:ascii="Arial Narrow" w:eastAsia="Arial Narrow" w:hAnsi="Arial Narrow" w:cs="Arial Narrow"/>
           <w:kern w:val="0"/>
-          <w14:ligatures w14:val="none"/>
+          <ns2:ligatures ns2:val="none"/>
         </w:rPr>
       </w:pPr>
       <w:bookmarkStart w:id="11" w:name="_Hlk213150180"/>
@@ -2096,7 +2096,7 @@
         <w:rPr>
           <w:rFonts w:ascii="Arial Narrow" w:eastAsia="Arial Narrow" w:hAnsi="Arial Narrow" w:cs="Arial Narrow"/>
           <w:kern w:val="0"/>
-          <w14:ligatures w14:val="none"/>
+          <ns2:ligatures ns2:val="none"/>
         </w:rPr>
         <w:t xml:space="preserve">Así también, la Secretaría Técnica, en ejercicio de sus facultades, </w:t>
       </w:r>
@@ -2106,7 +2106,7 @@
           <w:color w:val="000000"/>
           <w:kern w:val="0"/>
           <w:lang w:eastAsia="es-PE"/>
-          <w14:ligatures w14:val="none"/>
+          <ns2:ligatures ns2:val="none"/>
         </w:rPr>
         <w:t xml:space="preserve">considera </w:t>
       </w:r>
@@ -2114,7 +2114,7 @@
         <w:rPr>
           <w:rFonts w:ascii="Arial Narrow" w:eastAsia="Arial Narrow" w:hAnsi="Arial Narrow" w:cs="Arial Narrow"/>
           <w:kern w:val="0"/>
-          <w14:ligatures w14:val="none"/>
+          <ns2:ligatures ns2:val="none"/>
         </w:rPr>
         <w:t xml:space="preserve">que el hecho denunciado, consistente en que </w:t>
       </w:r>
@@ -2127,7 +2127,7 @@
           <w:kern w:val="0"/>
           <w:shd w:val="clear" w:color="auto" w:fill="FFFFFF"/>
           <w:lang w:eastAsia="es-PE"/>
-          <w14:ligatures w14:val="none"/>
+          <ns2:ligatures ns2:val="none"/>
         </w:rPr>
         <w:t>Interseguro</w:t>
       </w:r>
@@ -2139,7 +2139,7 @@
           <w:kern w:val="0"/>
           <w:shd w:val="clear" w:color="auto" w:fill="FFFFFF"/>
           <w:lang w:eastAsia="es-PE"/>
-          <w14:ligatures w14:val="none"/>
+          <ns2:ligatures ns2:val="none"/>
         </w:rPr>
         <w:t xml:space="preserve"> Compañía de Seguros S.A. habría proporcionado información insuficiente a la denunciante en su página web sobre los beneficios del Seguro Rumbo, induciendo error sobre las ganancias y devolución total, lo cual impactó en su decisión de contratación</w:t>
       </w:r>
@@ -2147,7 +2147,7 @@
         <w:rPr>
           <w:rFonts w:ascii="Arial Narrow" w:eastAsia="Arial Narrow" w:hAnsi="Arial Narrow" w:cs="Arial Narrow"/>
           <w:kern w:val="0"/>
-          <w14:ligatures w14:val="none"/>
+          <ns2:ligatures ns2:val="none"/>
         </w:rPr>
         <w:t>; involucraría una presunta afectación a sus expectativas, quien no habría encontrado una correspondencia entre lo que esperaba recibir de parte del proveedor y lo que realmente recibió. Por consiguiente, corresponde calificar el hecho materia de denuncia como una presunta infracción al deber de idoneidad, tipificado en los artículos 18</w:t>
       </w:r>
@@ -2157,7 +2157,7 @@
           <w:color w:val="000000"/>
           <w:kern w:val="0"/>
           <w:lang w:eastAsia="es-PE"/>
-          <w14:ligatures w14:val="none"/>
+          <ns2:ligatures ns2:val="none"/>
         </w:rPr>
         <w:t/>
       </w:r>
@@ -2165,7 +2165,7 @@
         <w:rPr>
           <w:rFonts w:ascii="Arial Narrow" w:eastAsia="Arial Narrow" w:hAnsi="Arial Narrow" w:cs="Arial Narrow"/>
           <w:kern w:val="0"/>
-          <w14:ligatures w14:val="none"/>
+          <ns2:ligatures ns2:val="none"/>
         </w:rPr>
         <w:t xml:space="preserve"> y 19</w:t>
       </w:r>
@@ -2175,7 +2175,7 @@
           <w:color w:val="000000"/>
           <w:kern w:val="0"/>
           <w:lang w:eastAsia="es-PE"/>
-          <w14:ligatures w14:val="none"/>
+          <ns2:ligatures ns2:val="none"/>
         </w:rPr>
         <w:t/>
       </w:r>
@@ -2183,7 +2183,7 @@
         <w:rPr>
           <w:rFonts w:ascii="Arial Narrow" w:eastAsia="Arial Narrow" w:hAnsi="Arial Narrow" w:cs="Arial Narrow"/>
           <w:kern w:val="0"/>
-          <w14:ligatures w14:val="none"/>
+          <ns2:ligatures ns2:val="none"/>
         </w:rPr>
         <w:t xml:space="preserve"> del Código</w:t>
       </w:r>
@@ -2194,24 +2194,24 @@
           <w:color w:val="000000"/>
           <w:kern w:val="0"/>
           <w:lang w:eastAsia="es-PE"/>
-          <w14:ligatures w14:val="none"/>
+          <ns2:ligatures ns2:val="none"/>
         </w:rPr>
         <w:t xml:space="preserve">. </w:t>
       </w:r>
     </w:p>
     <w:bookmarkEnd w:id="1"/>
-    <w:p>
-      <w:pPr>
-        <w:spacing w:after="0" w:line="240" w:lineRule="auto"/>
-        <w:jc w:val="both"/>
-        <w:rPr>
-          <w:rFonts w:ascii="Arial Narrow" w:eastAsia="Arial Narrow" w:hAnsi="Arial Narrow" w:cs="Arial Narrow"/>
-          <w:kern w:val="0"/>
-          <w14:ligatures w14:val="none"/>
-        </w:rPr>
-      </w:pPr>
-    </w:p>
-    <w:p>
+    <w:p ns2:paraId="2DC7B64E" ns2:textId="77777777">
+      <w:pPr>
+        <w:spacing w:after="0" w:line="240" w:lineRule="auto"/>
+        <w:jc w:val="both"/>
+        <w:rPr>
+          <w:rFonts w:ascii="Arial Narrow" w:eastAsia="Arial Narrow" w:hAnsi="Arial Narrow" w:cs="Arial Narrow"/>
+          <w:kern w:val="0"/>
+          <ns2:ligatures ns2:val="none"/>
+        </w:rPr>
+      </w:pPr>
+    </w:p>
+    <w:p ns2:paraId="61A99930" ns2:textId="7FB57F25">
       <w:pPr>
         <w:pStyle w:val="Prrafodelista"/>
         <w:numPr>
@@ -2224,14 +2224,14 @@
         <w:rPr>
           <w:rFonts w:ascii="Arial Narrow" w:eastAsia="Arial Narrow" w:hAnsi="Arial Narrow" w:cs="Arial Narrow"/>
           <w:kern w:val="0"/>
-          <w14:ligatures w14:val="none"/>
-        </w:rPr>
-      </w:pPr>
-      <w:r>
-        <w:rPr>
-          <w:rFonts w:ascii="Arial Narrow" w:eastAsia="Arial Narrow" w:hAnsi="Arial Narrow" w:cs="Arial Narrow"/>
-          <w:kern w:val="0"/>
-          <w14:ligatures w14:val="none"/>
+          <ns2:ligatures ns2:val="none"/>
+        </w:rPr>
+      </w:pPr>
+      <w:r>
+        <w:rPr>
+          <w:rFonts w:ascii="Arial Narrow" w:eastAsia="Arial Narrow" w:hAnsi="Arial Narrow" w:cs="Arial Narrow"/>
+          <w:kern w:val="0"/>
+          <ns2:ligatures ns2:val="none"/>
         </w:rPr>
         <w:t xml:space="preserve">Asimismo, </w:t>
       </w:r>
@@ -2241,7 +2241,7 @@
           <w:color w:val="000000"/>
           <w:kern w:val="0"/>
           <w:lang w:eastAsia="es-PE"/>
-          <w14:ligatures w14:val="none"/>
+          <ns2:ligatures ns2:val="none"/>
         </w:rPr>
         <w:t xml:space="preserve">la Secretaría Técnica, en ejercicio de sus facultades, considera </w:t>
       </w:r>
@@ -2249,7 +2249,7 @@
         <w:rPr>
           <w:rFonts w:ascii="Arial Narrow" w:eastAsia="Arial Narrow" w:hAnsi="Arial Narrow" w:cs="Arial"/>
           <w:kern w:val="0"/>
-          <w14:ligatures w14:val="none"/>
+          <ns2:ligatures ns2:val="none"/>
         </w:rPr>
         <w:t xml:space="preserve">que el hecho denunciado, consistente en que </w:t>
       </w:r>
@@ -2262,7 +2262,7 @@
           <w:kern w:val="0"/>
           <w:shd w:val="clear" w:color="auto" w:fill="FFFFFF"/>
           <w:lang w:eastAsia="es-PE"/>
-          <w14:ligatures w14:val="none"/>
+          <ns2:ligatures ns2:val="none"/>
         </w:rPr>
         <w:t>Interseguro</w:t>
       </w:r>
@@ -2274,7 +2274,7 @@
           <w:kern w:val="0"/>
           <w:shd w:val="clear" w:color="auto" w:fill="FFFFFF"/>
           <w:lang w:eastAsia="es-PE"/>
-          <w14:ligatures w14:val="none"/>
+          <ns2:ligatures ns2:val="none"/>
         </w:rPr>
         <w:t xml:space="preserve"> Compañía de Seguros S.A. habría enviado a la denunciante el 16 de setiembre de 2025 dos (2) pólizas con numeración distinta sobre el mismo seguro contratado, sin brindarle la explicación correspondiente, generándole confusión</w:t>
       </w:r>
@@ -2282,7 +2282,7 @@
         <w:rPr>
           <w:rFonts w:ascii="Arial Narrow" w:eastAsia="Arial Narrow" w:hAnsi="Arial Narrow" w:cs="Arial Narrow"/>
           <w:kern w:val="0"/>
-          <w14:ligatures w14:val="none"/>
+          <ns2:ligatures ns2:val="none"/>
         </w:rPr>
         <w:t>; involucraría una presunta afectación a sus expectativas, quien no habría encontrado una correspondencia entre lo que esperaba recibir de parte del proveedor y lo que realmente recibió. Por consiguiente, corresponde calificar el hecho materia de denuncia como una presunta infracción al deber de idoneidad, tipificado en los artículos 18</w:t>
       </w:r>
@@ -2292,7 +2292,7 @@
           <w:color w:val="000000"/>
           <w:kern w:val="0"/>
           <w:lang w:eastAsia="es-PE"/>
-          <w14:ligatures w14:val="none"/>
+          <ns2:ligatures ns2:val="none"/>
         </w:rPr>
         <w:t/>
       </w:r>
@@ -2300,7 +2300,7 @@
         <w:rPr>
           <w:rFonts w:ascii="Arial Narrow" w:eastAsia="Arial Narrow" w:hAnsi="Arial Narrow" w:cs="Arial Narrow"/>
           <w:kern w:val="0"/>
-          <w14:ligatures w14:val="none"/>
+          <ns2:ligatures ns2:val="none"/>
         </w:rPr>
         <w:t xml:space="preserve"> y 19</w:t>
       </w:r>
@@ -2310,7 +2310,7 @@
           <w:color w:val="000000"/>
           <w:kern w:val="0"/>
           <w:lang w:eastAsia="es-PE"/>
-          <w14:ligatures w14:val="none"/>
+          <ns2:ligatures ns2:val="none"/>
         </w:rPr>
         <w:t/>
       </w:r>
@@ -2318,7 +2318,7 @@
         <w:rPr>
           <w:rFonts w:ascii="Arial Narrow" w:eastAsia="Arial Narrow" w:hAnsi="Arial Narrow" w:cs="Arial Narrow"/>
           <w:kern w:val="0"/>
-          <w14:ligatures w14:val="none"/>
+          <ns2:ligatures ns2:val="none"/>
         </w:rPr>
         <w:t xml:space="preserve"> del Código</w:t>
       </w:r>
@@ -2326,25 +2326,25 @@
         <w:rPr>
           <w:rFonts w:ascii="Arial Narrow" w:eastAsia="Arial Narrow" w:hAnsi="Arial Narrow" w:cs="Arial"/>
           <w:kern w:val="0"/>
-          <w14:ligatures w14:val="none"/>
+          <ns2:ligatures ns2:val="none"/>
         </w:rPr>
         <w:t>.</w:t>
       </w:r>
       <w:bookmarkStart w:id="13" w:name="_Hlk212534267"/>
       <w:bookmarkEnd w:id="12"/>
     </w:p>
-    <w:p>
-      <w:pPr>
-        <w:spacing w:after="0" w:line="240" w:lineRule="auto"/>
-        <w:jc w:val="both"/>
-        <w:rPr>
-          <w:rFonts w:ascii="Arial Narrow" w:eastAsia="Arial Narrow" w:hAnsi="Arial Narrow" w:cs="Arial Narrow"/>
-          <w:kern w:val="0"/>
-          <w14:ligatures w14:val="none"/>
-        </w:rPr>
-      </w:pPr>
-    </w:p>
-    <w:p>
+    <w:p ns2:paraId="4266B1E3" ns2:textId="77777777">
+      <w:pPr>
+        <w:spacing w:after="0" w:line="240" w:lineRule="auto"/>
+        <w:jc w:val="both"/>
+        <w:rPr>
+          <w:rFonts w:ascii="Arial Narrow" w:eastAsia="Arial Narrow" w:hAnsi="Arial Narrow" w:cs="Arial Narrow"/>
+          <w:kern w:val="0"/>
+          <ns2:ligatures ns2:val="none"/>
+        </w:rPr>
+      </w:pPr>
+    </w:p>
+    <w:p ns2:paraId="78C31712" ns2:textId="4F806AA3">
       <w:pPr>
         <w:pStyle w:val="Prrafodelista"/>
         <w:numPr>
@@ -2357,7 +2357,7 @@
         <w:rPr>
           <w:rFonts w:ascii="Arial Narrow" w:eastAsia="Arial Narrow" w:hAnsi="Arial Narrow" w:cs="Arial Narrow"/>
           <w:kern w:val="0"/>
-          <w14:ligatures w14:val="none"/>
+          <ns2:ligatures ns2:val="none"/>
         </w:rPr>
       </w:pPr>
       <w:bookmarkStart w:id="14" w:name="_Hlk214534552"/>
@@ -2368,7 +2368,7 @@
           <w:color w:val="000000"/>
           <w:kern w:val="0"/>
           <w:lang w:eastAsia="es-PE"/>
-          <w14:ligatures w14:val="none"/>
+          <ns2:ligatures ns2:val="none"/>
         </w:rPr>
         <w:t xml:space="preserve">Además, </w:t>
       </w:r>
@@ -2379,7 +2379,7 @@
           <w:color w:val="000000"/>
           <w:kern w:val="0"/>
           <w:lang w:eastAsia="es-PE"/>
-          <w14:ligatures w14:val="none"/>
+          <ns2:ligatures ns2:val="none"/>
         </w:rPr>
         <w:t xml:space="preserve">la Secretaría Técnica, en ejercicio de sus facultades, considera </w:t>
       </w:r>
@@ -2387,7 +2387,7 @@
         <w:rPr>
           <w:rFonts w:ascii="Arial Narrow" w:eastAsia="Arial Narrow" w:hAnsi="Arial Narrow" w:cs="Arial"/>
           <w:kern w:val="0"/>
-          <w14:ligatures w14:val="none"/>
+          <ns2:ligatures ns2:val="none"/>
         </w:rPr>
         <w:t xml:space="preserve">que el hecho denunciado, consistente en que </w:t>
       </w:r>
@@ -2400,7 +2400,7 @@
           <w:kern w:val="0"/>
           <w:shd w:val="clear" w:color="auto" w:fill="FFFFFF"/>
           <w:lang w:eastAsia="es-PE"/>
-          <w14:ligatures w14:val="none"/>
+          <ns2:ligatures ns2:val="none"/>
         </w:rPr>
         <w:t>Interseguro</w:t>
       </w:r>
@@ -2412,7 +2412,7 @@
           <w:kern w:val="0"/>
           <w:shd w:val="clear" w:color="auto" w:fill="FFFFFF"/>
           <w:lang w:eastAsia="es-PE"/>
-          <w14:ligatures w14:val="none"/>
+          <ns2:ligatures ns2:val="none"/>
         </w:rPr>
         <w:t xml:space="preserve"> Compañía de Seguros S.A. el 18 de septiembre y 9 de octubre de 2025, mediante el canal institucional de WhatsApp, habría informado inadecuadamente a la denunciante que no tenía un seguro contratado, pese a que contaba con la Póliza del Seguro Rumbo que era motivo de reclamo</w:t>
       </w:r>
@@ -2420,7 +2420,7 @@
         <w:rPr>
           <w:rFonts w:ascii="Arial Narrow" w:eastAsia="Arial Narrow" w:hAnsi="Arial Narrow" w:cs="Arial Narrow"/>
           <w:kern w:val="0"/>
-          <w14:ligatures w14:val="none"/>
+          <ns2:ligatures ns2:val="none"/>
         </w:rPr>
         <w:t>; involucraría una presunta afectación a sus expectativas, quien no habría encontrado una correspondencia entre lo que esperaba recibir de parte del proveedor y lo que realmente recibió. Por consiguiente, corresponde calificar el hecho materia de denuncia como una presunta infracción al deber de idoneidad, tipificado en los artículos 18</w:t>
       </w:r>
@@ -2430,7 +2430,7 @@
           <w:color w:val="000000"/>
           <w:kern w:val="0"/>
           <w:lang w:eastAsia="es-PE"/>
-          <w14:ligatures w14:val="none"/>
+          <ns2:ligatures ns2:val="none"/>
         </w:rPr>
         <w:t/>
       </w:r>
@@ -2438,7 +2438,7 @@
         <w:rPr>
           <w:rFonts w:ascii="Arial Narrow" w:eastAsia="Arial Narrow" w:hAnsi="Arial Narrow" w:cs="Arial Narrow"/>
           <w:kern w:val="0"/>
-          <w14:ligatures w14:val="none"/>
+          <ns2:ligatures ns2:val="none"/>
         </w:rPr>
         <w:t xml:space="preserve"> y 19</w:t>
       </w:r>
@@ -2448,7 +2448,7 @@
           <w:color w:val="000000"/>
           <w:kern w:val="0"/>
           <w:lang w:eastAsia="es-PE"/>
-          <w14:ligatures w14:val="none"/>
+          <ns2:ligatures ns2:val="none"/>
         </w:rPr>
         <w:t/>
       </w:r>
@@ -2456,7 +2456,7 @@
         <w:rPr>
           <w:rFonts w:ascii="Arial Narrow" w:eastAsia="Arial Narrow" w:hAnsi="Arial Narrow" w:cs="Arial Narrow"/>
           <w:kern w:val="0"/>
-          <w14:ligatures w14:val="none"/>
+          <ns2:ligatures ns2:val="none"/>
         </w:rPr>
         <w:t xml:space="preserve"> del Código</w:t>
       </w:r>
@@ -2464,22 +2464,22 @@
         <w:rPr>
           <w:rFonts w:ascii="Arial Narrow" w:eastAsia="Arial Narrow" w:hAnsi="Arial Narrow" w:cs="Arial"/>
           <w:kern w:val="0"/>
-          <w14:ligatures w14:val="none"/>
+          <ns2:ligatures ns2:val="none"/>
         </w:rPr>
         <w:t>.</w:t>
       </w:r>
     </w:p>
-    <w:p>
+    <w:p ns2:paraId="5390DA10" ns2:textId="77777777">
       <w:pPr>
         <w:pStyle w:val="Prrafodelista"/>
         <w:rPr>
           <w:rFonts w:ascii="Arial Narrow" w:eastAsia="Arial Narrow" w:hAnsi="Arial Narrow" w:cs="Arial Narrow"/>
           <w:kern w:val="0"/>
-          <w14:ligatures w14:val="none"/>
-        </w:rPr>
-      </w:pPr>
-    </w:p>
-    <w:p>
+          <ns2:ligatures ns2:val="none"/>
+        </w:rPr>
+      </w:pPr>
+    </w:p>
+    <w:p ns2:paraId="75CB67B5" ns2:textId="5D615D70">
       <w:pPr>
         <w:pStyle w:val="Prrafodelista"/>
         <w:numPr>
@@ -2492,14 +2492,14 @@
         <w:rPr>
           <w:rFonts w:ascii="Arial Narrow" w:eastAsia="Arial Narrow" w:hAnsi="Arial Narrow" w:cs="Arial Narrow"/>
           <w:kern w:val="0"/>
-          <w14:ligatures w14:val="none"/>
-        </w:rPr>
-      </w:pPr>
-      <w:r>
-        <w:rPr>
-          <w:rFonts w:ascii="Arial Narrow" w:eastAsia="Arial Narrow" w:hAnsi="Arial Narrow" w:cs="Arial Narrow"/>
-          <w:kern w:val="0"/>
-          <w14:ligatures w14:val="none"/>
+          <ns2:ligatures ns2:val="none"/>
+        </w:rPr>
+      </w:pPr>
+      <w:r>
+        <w:rPr>
+          <w:rFonts w:ascii="Arial Narrow" w:eastAsia="Arial Narrow" w:hAnsi="Arial Narrow" w:cs="Arial Narrow"/>
+          <w:kern w:val="0"/>
+          <ns2:ligatures ns2:val="none"/>
         </w:rPr>
         <w:t xml:space="preserve">Adicionalmente, </w:t>
       </w:r>
@@ -2509,7 +2509,7 @@
           <w:color w:val="000000"/>
           <w:kern w:val="0"/>
           <w:lang w:eastAsia="es-PE"/>
-          <w14:ligatures w14:val="none"/>
+          <ns2:ligatures ns2:val="none"/>
         </w:rPr>
         <w:t xml:space="preserve">la Secretaría Técnica, en ejercicio de sus facultades, considera </w:t>
       </w:r>
@@ -2517,7 +2517,7 @@
         <w:rPr>
           <w:rFonts w:ascii="Arial Narrow" w:eastAsia="Arial Narrow" w:hAnsi="Arial Narrow" w:cs="Arial"/>
           <w:kern w:val="0"/>
-          <w14:ligatures w14:val="none"/>
+          <ns2:ligatures ns2:val="none"/>
         </w:rPr>
         <w:t xml:space="preserve">que el hecho denunciado, consistente en que </w:t>
       </w:r>
@@ -2529,7 +2529,7 @@
           <w:kern w:val="0"/>
           <w:shd w:val="clear" w:color="auto" w:fill="FFFFFF"/>
           <w:lang w:eastAsia="es-PE"/>
-          <w14:ligatures w14:val="none"/>
+          <ns2:ligatures ns2:val="none"/>
         </w:rPr>
         <w:t>Interseguro</w:t>
       </w:r>
@@ -2541,7 +2541,7 @@
           <w:kern w:val="0"/>
           <w:shd w:val="clear" w:color="auto" w:fill="FFFFFF"/>
           <w:lang w:eastAsia="es-PE"/>
-          <w14:ligatures w14:val="none"/>
+          <ns2:ligatures ns2:val="none"/>
         </w:rPr>
         <w:t xml:space="preserve"> Compañía de Seguros S.A. habría denegado y/o bloqueado el acceso a la denunciante al aplicativo web Zona cliente con posterioridad al reclamo presentado el 16 de setiembre de 2025</w:t>
       </w:r>
@@ -2549,7 +2549,7 @@
         <w:rPr>
           <w:rFonts w:ascii="Arial Narrow" w:eastAsia="Arial Narrow" w:hAnsi="Arial Narrow" w:cs="Arial Narrow"/>
           <w:kern w:val="0"/>
-          <w14:ligatures w14:val="none"/>
+          <ns2:ligatures ns2:val="none"/>
         </w:rPr>
         <w:t xml:space="preserve">; involucraría una presunta afectación a sus expectativas, quien no habría encontrado una correspondencia entre lo que esperaba recibir de parte del proveedor y lo que realmente recibió. Por consiguiente, corresponde calificar el hecho materia de </w:t>
       </w:r>
@@ -2557,7 +2557,7 @@
         <w:rPr>
           <w:rFonts w:ascii="Arial Narrow" w:eastAsia="Arial Narrow" w:hAnsi="Arial Narrow" w:cs="Arial Narrow"/>
           <w:kern w:val="0"/>
-          <w14:ligatures w14:val="none"/>
+          <ns2:ligatures ns2:val="none"/>
         </w:rPr>
         <w:lastRenderedPageBreak/>
         <w:t>denuncia como una presunta infracción al deber de idoneidad, tipificado en los artículos 18</w:t>
@@ -2568,7 +2568,7 @@
           <w:color w:val="000000"/>
           <w:kern w:val="0"/>
           <w:lang w:eastAsia="es-PE"/>
-          <w14:ligatures w14:val="none"/>
+          <ns2:ligatures ns2:val="none"/>
         </w:rPr>
         <w:t/>
       </w:r>
@@ -2576,7 +2576,7 @@
         <w:rPr>
           <w:rFonts w:ascii="Arial Narrow" w:eastAsia="Arial Narrow" w:hAnsi="Arial Narrow" w:cs="Arial Narrow"/>
           <w:kern w:val="0"/>
-          <w14:ligatures w14:val="none"/>
+          <ns2:ligatures ns2:val="none"/>
         </w:rPr>
         <w:t xml:space="preserve"> y 19</w:t>
       </w:r>
@@ -2586,7 +2586,7 @@
           <w:color w:val="000000"/>
           <w:kern w:val="0"/>
           <w:lang w:eastAsia="es-PE"/>
-          <w14:ligatures w14:val="none"/>
+          <ns2:ligatures ns2:val="none"/>
         </w:rPr>
         <w:t/>
       </w:r>
@@ -2594,7 +2594,7 @@
         <w:rPr>
           <w:rFonts w:ascii="Arial Narrow" w:eastAsia="Arial Narrow" w:hAnsi="Arial Narrow" w:cs="Arial Narrow"/>
           <w:kern w:val="0"/>
-          <w14:ligatures w14:val="none"/>
+          <ns2:ligatures ns2:val="none"/>
         </w:rPr>
         <w:t xml:space="preserve"> del Código</w:t>
       </w:r>
@@ -2602,22 +2602,22 @@
         <w:rPr>
           <w:rFonts w:ascii="Arial Narrow" w:eastAsia="Arial Narrow" w:hAnsi="Arial Narrow" w:cs="Arial"/>
           <w:kern w:val="0"/>
-          <w14:ligatures w14:val="none"/>
+          <ns2:ligatures ns2:val="none"/>
         </w:rPr>
         <w:t>.</w:t>
       </w:r>
     </w:p>
-    <w:p>
+    <w:p ns2:paraId="32F34E43" ns2:textId="77777777">
       <w:pPr>
         <w:pStyle w:val="Prrafodelista"/>
         <w:rPr>
           <w:rFonts w:ascii="Arial Narrow" w:eastAsia="Arial Narrow" w:hAnsi="Arial Narrow" w:cs="Arial Narrow"/>
           <w:kern w:val="0"/>
-          <w14:ligatures w14:val="none"/>
-        </w:rPr>
-      </w:pPr>
-    </w:p>
-    <w:p>
+          <ns2:ligatures ns2:val="none"/>
+        </w:rPr>
+      </w:pPr>
+    </w:p>
+    <w:p ns2:paraId="47FD9290" ns2:textId="5CAA7B54">
       <w:pPr>
         <w:pStyle w:val="Prrafodelista"/>
         <w:numPr>
@@ -2630,14 +2630,14 @@
         <w:rPr>
           <w:rFonts w:ascii="Arial Narrow" w:eastAsia="Arial Narrow" w:hAnsi="Arial Narrow" w:cs="Arial Narrow"/>
           <w:kern w:val="0"/>
-          <w14:ligatures w14:val="none"/>
-        </w:rPr>
-      </w:pPr>
-      <w:r>
-        <w:rPr>
-          <w:rFonts w:ascii="Arial Narrow" w:eastAsia="Arial Narrow" w:hAnsi="Arial Narrow" w:cs="Arial Narrow"/>
-          <w:kern w:val="0"/>
-          <w14:ligatures w14:val="none"/>
+          <ns2:ligatures ns2:val="none"/>
+        </w:rPr>
+      </w:pPr>
+      <w:r>
+        <w:rPr>
+          <w:rFonts w:ascii="Arial Narrow" w:eastAsia="Arial Narrow" w:hAnsi="Arial Narrow" w:cs="Arial Narrow"/>
+          <w:kern w:val="0"/>
+          <ns2:ligatures ns2:val="none"/>
         </w:rPr>
         <w:t xml:space="preserve">Así también, </w:t>
       </w:r>
@@ -2647,7 +2647,7 @@
           <w:color w:val="000000"/>
           <w:kern w:val="0"/>
           <w:lang w:eastAsia="es-PE"/>
-          <w14:ligatures w14:val="none"/>
+          <ns2:ligatures ns2:val="none"/>
         </w:rPr>
         <w:t xml:space="preserve">la Secretaría Técnica, en ejercicio de sus facultades, considera </w:t>
       </w:r>
@@ -2655,7 +2655,7 @@
         <w:rPr>
           <w:rFonts w:ascii="Arial Narrow" w:eastAsia="Arial Narrow" w:hAnsi="Arial Narrow" w:cs="Arial"/>
           <w:kern w:val="0"/>
-          <w14:ligatures w14:val="none"/>
+          <ns2:ligatures ns2:val="none"/>
         </w:rPr>
         <w:t xml:space="preserve">que el hecho denunciado, consistente en que </w:t>
       </w:r>
@@ -2667,7 +2667,7 @@
           <w:kern w:val="0"/>
           <w:shd w:val="clear" w:color="auto" w:fill="FFFFFF"/>
           <w:lang w:eastAsia="es-PE"/>
-          <w14:ligatures w14:val="none"/>
+          <ns2:ligatures ns2:val="none"/>
         </w:rPr>
         <w:t>Interseguro</w:t>
       </w:r>
@@ -2679,7 +2679,7 @@
           <w:kern w:val="0"/>
           <w:shd w:val="clear" w:color="auto" w:fill="FFFFFF"/>
           <w:lang w:eastAsia="es-PE"/>
-          <w14:ligatures w14:val="none"/>
+          <ns2:ligatures ns2:val="none"/>
         </w:rPr>
         <w:t xml:space="preserve"> Compañía de Seguros S.A. habría realizado indebidos cobros mensuales hasta acumular un monto total de S/ 920,00 correspondiente a la Póliza </w:t>
       </w:r>
@@ -2691,7 +2691,7 @@
           <w:kern w:val="0"/>
           <w:shd w:val="clear" w:color="auto" w:fill="FFFFFF"/>
           <w:lang w:eastAsia="es-PE"/>
-          <w14:ligatures w14:val="none"/>
+          <ns2:ligatures ns2:val="none"/>
         </w:rPr>
         <w:t/>
       </w:r>
@@ -2703,7 +2703,7 @@
           <w:kern w:val="0"/>
           <w:shd w:val="clear" w:color="auto" w:fill="FFFFFF"/>
           <w:lang w:eastAsia="es-PE"/>
-          <w14:ligatures w14:val="none"/>
+          <ns2:ligatures ns2:val="none"/>
         </w:rPr>
         <w:t xml:space="preserve"> 08200008016 del Seguro Rumbo, pese a la discrepancia reclamada por la denunciante el 16 de septiembre de 2025</w:t>
       </w:r>
@@ -2711,7 +2711,7 @@
         <w:rPr>
           <w:rFonts w:ascii="Arial Narrow" w:eastAsia="Arial Narrow" w:hAnsi="Arial Narrow" w:cs="Arial Narrow"/>
           <w:kern w:val="0"/>
-          <w14:ligatures w14:val="none"/>
+          <ns2:ligatures ns2:val="none"/>
         </w:rPr>
         <w:t>; involucraría una presunta afectación a sus expectativas, quien no habría encontrado una correspondencia entre lo que esperaba recibir de parte del proveedor y lo que realmente recibió. Por consiguiente, corresponde calificar el hecho materia de denuncia como una presunta infracción al deber de idoneidad, tipificado en los artículos 18</w:t>
       </w:r>
@@ -2721,7 +2721,7 @@
           <w:color w:val="000000"/>
           <w:kern w:val="0"/>
           <w:lang w:eastAsia="es-PE"/>
-          <w14:ligatures w14:val="none"/>
+          <ns2:ligatures ns2:val="none"/>
         </w:rPr>
         <w:t/>
       </w:r>
@@ -2729,7 +2729,7 @@
         <w:rPr>
           <w:rFonts w:ascii="Arial Narrow" w:eastAsia="Arial Narrow" w:hAnsi="Arial Narrow" w:cs="Arial Narrow"/>
           <w:kern w:val="0"/>
-          <w14:ligatures w14:val="none"/>
+          <ns2:ligatures ns2:val="none"/>
         </w:rPr>
         <w:t xml:space="preserve"> y 19</w:t>
       </w:r>
@@ -2739,7 +2739,7 @@
           <w:color w:val="000000"/>
           <w:kern w:val="0"/>
           <w:lang w:eastAsia="es-PE"/>
-          <w14:ligatures w14:val="none"/>
+          <ns2:ligatures ns2:val="none"/>
         </w:rPr>
         <w:t/>
       </w:r>
@@ -2747,7 +2747,7 @@
         <w:rPr>
           <w:rFonts w:ascii="Arial Narrow" w:eastAsia="Arial Narrow" w:hAnsi="Arial Narrow" w:cs="Arial Narrow"/>
           <w:kern w:val="0"/>
-          <w14:ligatures w14:val="none"/>
+          <ns2:ligatures ns2:val="none"/>
         </w:rPr>
         <w:t xml:space="preserve"> del Código</w:t>
       </w:r>
@@ -2755,25 +2755,25 @@
         <w:rPr>
           <w:rFonts w:ascii="Arial Narrow" w:eastAsia="Arial Narrow" w:hAnsi="Arial Narrow" w:cs="Arial"/>
           <w:kern w:val="0"/>
-          <w14:ligatures w14:val="none"/>
+          <ns2:ligatures ns2:val="none"/>
         </w:rPr>
         <w:t>.</w:t>
       </w:r>
     </w:p>
     <w:bookmarkEnd w:id="13"/>
     <w:bookmarkEnd w:id="14"/>
-    <w:p>
+    <w:p ns2:paraId="7A2CF596" ns2:textId="77777777">
       <w:pPr>
         <w:pStyle w:val="Prrafodelista"/>
         <w:spacing w:line="240" w:lineRule="auto"/>
         <w:rPr>
           <w:rFonts w:ascii="Arial Narrow" w:eastAsia="Arial Narrow" w:hAnsi="Arial Narrow" w:cs="Arial Narrow"/>
           <w:kern w:val="0"/>
-          <w14:ligatures w14:val="none"/>
-        </w:rPr>
-      </w:pPr>
-    </w:p>
-    <w:p>
+          <ns2:ligatures ns2:val="none"/>
+        </w:rPr>
+      </w:pPr>
+    </w:p>
+    <w:p ns2:paraId="07559B21" ns2:textId="2AB8EE64">
       <w:pPr>
         <w:pStyle w:val="Prrafodelista"/>
         <w:numPr>
@@ -2786,7 +2786,7 @@
         <w:rPr>
           <w:rFonts w:ascii="Arial Narrow" w:eastAsia="Arial Narrow" w:hAnsi="Arial Narrow" w:cs="Arial Narrow"/>
           <w:kern w:val="0"/>
-          <w14:ligatures w14:val="none"/>
+          <ns2:ligatures ns2:val="none"/>
         </w:rPr>
       </w:pPr>
       <w:bookmarkStart w:id="17" w:name="_Hlk214962902"/>
@@ -2795,7 +2795,7 @@
         <w:rPr>
           <w:rFonts w:ascii="Arial Narrow" w:eastAsia="Arial Narrow" w:hAnsi="Arial Narrow" w:cs="Arial Narrow"/>
           <w:kern w:val="0"/>
-          <w14:ligatures w14:val="none"/>
+          <ns2:ligatures ns2:val="none"/>
         </w:rPr>
         <w:t xml:space="preserve">Asimismo, la Secretaría Técnica, en ejercicio de sus facultades, considera que el hecho denunciado, consistente en que </w:t>
       </w:r>
@@ -2804,7 +2804,7 @@
         <w:rPr>
           <w:rFonts w:ascii="Arial Narrow" w:eastAsia="Arial Narrow" w:hAnsi="Arial Narrow" w:cs="Arial"/>
           <w:kern w:val="0"/>
-          <w14:ligatures w14:val="none"/>
+          <ns2:ligatures ns2:val="none"/>
         </w:rPr>
         <w:t>Interseguro</w:t>
       </w:r>
@@ -2813,7 +2813,7 @@
         <w:rPr>
           <w:rFonts w:ascii="Arial Narrow" w:eastAsia="Arial Narrow" w:hAnsi="Arial Narrow" w:cs="Arial"/>
           <w:kern w:val="0"/>
-          <w14:ligatures w14:val="none"/>
+          <ns2:ligatures ns2:val="none"/>
         </w:rPr>
         <w:t xml:space="preserve"> Compañía de Seguros S.A. no habría cumplido con emitir una respuesta, dentro del plazo legal, al reclamo presentado por la denunciante el 16 de septiembre de 2025</w:t>
       </w:r>
@@ -2821,7 +2821,7 @@
         <w:rPr>
           <w:rFonts w:ascii="Arial Narrow" w:eastAsia="Arial Narrow" w:hAnsi="Arial Narrow" w:cs="Arial"/>
           <w:kern w:val="0"/>
-          <w14:ligatures w14:val="none"/>
+          <ns2:ligatures ns2:val="none"/>
         </w:rPr>
         <w:t>. Por consiguiente, corresponde calificar el hecho materia de denuncia como una presunta infracción al numeral 88.1 del artículo 88 del Código</w:t>
       </w:r>
@@ -2835,7 +2835,7 @@
           <w:kern w:val="0"/>
           <w:vertAlign w:val="superscript"/>
           <w:lang w:eastAsia="es-PE"/>
-          <w14:ligatures w14:val="none"/>
+          <ns2:ligatures ns2:val="none"/>
         </w:rPr>
         <w:footnoteReference w:id="5"/>
       </w:r>
@@ -2846,7 +2846,7 @@
           <w:color w:val="000000"/>
           <w:kern w:val="0"/>
           <w:lang w:eastAsia="es-PE"/>
-          <w14:ligatures w14:val="none"/>
+          <ns2:ligatures ns2:val="none"/>
         </w:rPr>
         <w:t>.</w:t>
       </w:r>
@@ -2855,7 +2855,7 @@
     <w:bookmarkEnd w:id="9"/>
     <w:bookmarkEnd w:id="15"/>
     <w:bookmarkEnd w:id="18"/>
-    <w:p>
+    <w:p ns2:paraId="432038D6" ns2:textId="0A9F6D75">
       <w:pPr>
         <w:spacing w:after="0" w:line="240" w:lineRule="auto"/>
         <w:jc w:val="both"/>
@@ -2863,12 +2863,12 @@
           <w:rFonts w:ascii="Arial Narrow" w:eastAsia="Calibri" w:hAnsi="Arial Narrow" w:cs="Arial Narrow"/>
           <w:kern w:val="0"/>
           <w:lang w:eastAsia="es-PE"/>
-          <w14:ligatures w14:val="none"/>
+          <ns2:ligatures ns2:val="none"/>
         </w:rPr>
       </w:pPr>
     </w:p>
     <w:bookmarkEnd w:id="2"/>
-    <w:p>
+    <w:p ns2:paraId="463134E5" ns2:textId="77777777">
       <w:pPr>
         <w:pStyle w:val="Prrafodelista"/>
         <w:numPr>
@@ -2882,7 +2882,7 @@
           <w:rFonts w:ascii="Arial Narrow" w:eastAsia="Calibri" w:hAnsi="Arial Narrow" w:cs="Arial Narrow"/>
           <w:kern w:val="0"/>
           <w:lang w:eastAsia="es-PE"/>
-          <w14:ligatures w14:val="none"/>
+          <ns2:ligatures ns2:val="none"/>
         </w:rPr>
       </w:pPr>
       <w:r>
@@ -2891,7 +2891,7 @@
           <w:color w:val="000000"/>
           <w:kern w:val="0"/>
           <w:lang w:eastAsia="es-PE"/>
-          <w14:ligatures w14:val="none"/>
+          <ns2:ligatures ns2:val="none"/>
         </w:rPr>
         <w:t>En tanto la denuncia reúne los requisitos establecidos por la norma citada, corresponde admitirla a trámite</w:t>
       </w:r>
@@ -2901,7 +2901,7 @@
           <w:rFonts w:ascii="Arial Narrow" w:eastAsia="Arial Narrow" w:hAnsi="Arial Narrow" w:cs="Arial Narrow"/>
           <w:kern w:val="0"/>
           <w:vertAlign w:val="superscript"/>
-          <w14:ligatures w14:val="none"/>
+          <ns2:ligatures ns2:val="none"/>
         </w:rPr>
         <w:footnoteReference w:id="6"/>
       </w:r>
@@ -2911,13 +2911,13 @@
           <w:color w:val="000000"/>
           <w:kern w:val="0"/>
           <w:lang w:eastAsia="es-PE"/>
-          <w14:ligatures w14:val="none"/>
+          <ns2:ligatures ns2:val="none"/>
         </w:rPr>
         <w:t>.</w:t>
       </w:r>
       <w:bookmarkStart w:id="19" w:name="_Hlk214963039"/>
     </w:p>
-    <w:p>
+    <w:p ns2:paraId="68C71625" ns2:textId="77777777">
       <w:pPr>
         <w:spacing w:after="0" w:line="240" w:lineRule="auto"/>
         <w:ind w:left="567"/>
@@ -2928,12 +2928,12 @@
           <w:color w:val="000000"/>
           <w:kern w:val="0"/>
           <w:lang w:eastAsia="es-PE"/>
-          <w14:ligatures w14:val="none"/>
+          <ns2:ligatures ns2:val="none"/>
         </w:rPr>
       </w:pPr>
       <w:bookmarkStart w:id="20" w:name="_Hlk214963071"/>
     </w:p>
-    <w:p>
+    <w:p ns2:paraId="38A98B4B" ns2:textId="77777777">
       <w:pPr>
         <w:pStyle w:val="Prrafodelista"/>
         <w:numPr>
@@ -2953,22 +2953,22 @@
           <w:color w:val="000000"/>
           <w:kern w:val="0"/>
           <w:lang w:eastAsia="es-PE"/>
-          <w14:ligatures w14:val="none"/>
-        </w:rPr>
-      </w:pPr>
-      <w:r>
-        <w:rPr>
-          <w:rFonts w:ascii="Arial Narrow" w:eastAsia="Arial Narrow" w:hAnsi="Arial Narrow" w:cs="Arial Narrow"/>
-          <w:b/>
-          <w:color w:val="000000"/>
-          <w:kern w:val="0"/>
-          <w:lang w:eastAsia="es-PE"/>
-          <w14:ligatures w14:val="none"/>
+          <ns2:ligatures ns2:val="none"/>
+        </w:rPr>
+      </w:pPr>
+      <w:r>
+        <w:rPr>
+          <w:rFonts w:ascii="Arial Narrow" w:eastAsia="Arial Narrow" w:hAnsi="Arial Narrow" w:cs="Arial Narrow"/>
+          <w:b/>
+          <w:color w:val="000000"/>
+          <w:kern w:val="0"/>
+          <w:lang w:eastAsia="es-PE"/>
+          <ns2:ligatures ns2:val="none"/>
         </w:rPr>
         <w:t>REQUERIMIENTO DE INFORMACIÓN</w:t>
       </w:r>
     </w:p>
-    <w:p>
+    <w:p ns2:paraId="5B518DC4" ns2:textId="77777777">
       <w:pPr>
         <w:spacing w:after="0" w:line="240" w:lineRule="auto"/>
         <w:jc w:val="both"/>
@@ -2977,11 +2977,11 @@
           <w:color w:val="000000"/>
           <w:kern w:val="0"/>
           <w:lang w:val="es-ES" w:eastAsia="es-ES"/>
-          <w14:ligatures w14:val="none"/>
-        </w:rPr>
-      </w:pPr>
-    </w:p>
-    <w:p>
+          <ns2:ligatures ns2:val="none"/>
+        </w:rPr>
+      </w:pPr>
+    </w:p>
+    <w:p ns2:paraId="62B88A04" ns2:textId="385E7F40">
       <w:pPr>
         <w:pStyle w:val="Prrafodelista"/>
         <w:numPr>
@@ -2996,7 +2996,7 @@
           <w:color w:val="000000"/>
           <w:kern w:val="0"/>
           <w:lang w:val="es-ES" w:eastAsia="es-ES"/>
-          <w14:ligatures w14:val="none"/>
+          <ns2:ligatures ns2:val="none"/>
         </w:rPr>
       </w:pPr>
       <w:r>
@@ -3005,7 +3005,7 @@
           <w:color w:val="000000"/>
           <w:kern w:val="0"/>
           <w:lang w:val="es-ES" w:eastAsia="es-ES"/>
-          <w14:ligatures w14:val="none"/>
+          <ns2:ligatures ns2:val="none"/>
         </w:rPr>
         <w:t xml:space="preserve">A efectos de tener mayores elementos </w:t>
       </w:r>
@@ -3016,7 +3016,7 @@
           <w:color w:val="000000"/>
           <w:kern w:val="0"/>
           <w:lang w:val="es-ES" w:eastAsia="es-ES"/>
-          <w14:ligatures w14:val="none"/>
+          <ns2:ligatures ns2:val="none"/>
         </w:rPr>
         <w:t xml:space="preserve">que sirvan para la resolución definitiva del presente caso, la Secretaría Técnica, en ejercicio de las facultades que la ley le confiere, conviene requerir </w:t>
       </w:r>
@@ -3026,7 +3026,7 @@
           <w:color w:val="000000"/>
           <w:kern w:val="0"/>
           <w:lang w:val="es-ES" w:eastAsia="es-ES"/>
-          <w14:ligatures w14:val="none"/>
+          <ns2:ligatures ns2:val="none"/>
         </w:rPr>
         <w:t>a la compañía aseguradora</w:t>
       </w:r>
@@ -3036,7 +3036,7 @@
           <w:color w:val="000000"/>
           <w:kern w:val="0"/>
           <w:lang w:val="es-ES" w:eastAsia="es-ES"/>
-          <w14:ligatures w14:val="none"/>
+          <ns2:ligatures ns2:val="none"/>
         </w:rPr>
         <w:t xml:space="preserve"> que, en un plazo</w:t>
       </w:r>
@@ -3046,7 +3046,7 @@
           <w:color w:val="000000"/>
           <w:kern w:val="0"/>
           <w:lang w:val="es-ES" w:eastAsia="es-ES"/>
-          <w14:ligatures w14:val="none"/>
+          <ns2:ligatures ns2:val="none"/>
         </w:rPr>
         <w:t xml:space="preserve"> no mayor de cinco (5) días hábiles </w:t>
       </w:r>
@@ -3056,7 +3056,7 @@
           <w:color w:val="000000"/>
           <w:kern w:val="0"/>
           <w:lang w:val="es-ES" w:eastAsia="es-ES"/>
-          <w14:ligatures w14:val="none"/>
+          <ns2:ligatures ns2:val="none"/>
         </w:rPr>
         <w:t xml:space="preserve">contado a partir del día siguiente de la notificación de la presente resolución, cumpla con lo siguiente: </w:t>
       </w:r>
@@ -3066,7 +3066,7 @@
           <w:color w:val="000000"/>
           <w:kern w:val="0"/>
           <w:lang w:val="es-ES" w:eastAsia="es-ES"/>
-          <w14:ligatures w14:val="none"/>
+          <ns2:ligatures ns2:val="none"/>
         </w:rPr>
         <w:t>(i) presentar una copia completa, legible y debidamente suscrita de la Póliza 08200008016 del Seguro Rumbo, así como el cargo de remisión de la póliza; (</w:t>
       </w:r>
@@ -3077,7 +3077,7 @@
           <w:color w:val="000000"/>
           <w:kern w:val="0"/>
           <w:lang w:val="es-ES" w:eastAsia="es-ES"/>
-          <w14:ligatures w14:val="none"/>
+          <ns2:ligatures ns2:val="none"/>
         </w:rPr>
         <w:t>ii</w:t>
       </w:r>
@@ -3088,7 +3088,7 @@
           <w:color w:val="000000"/>
           <w:kern w:val="0"/>
           <w:lang w:val="es-ES" w:eastAsia="es-ES"/>
-          <w14:ligatures w14:val="none"/>
+          <ns2:ligatures ns2:val="none"/>
         </w:rPr>
         <w:t>) presentar los medios probatorios que acrediten que el valor de la devolución total consignada de S/ 48 428,00 por los siete (7) años de vigencia de la Póliza 08200008016 fue conforme a lo ofrecido por la compañía aseguradora a la denunciante el 16 de septiembre de 2025; y, (</w:t>
       </w:r>
@@ -3099,7 +3099,7 @@
           <w:color w:val="000000"/>
           <w:kern w:val="0"/>
           <w:lang w:val="es-ES" w:eastAsia="es-ES"/>
-          <w14:ligatures w14:val="none"/>
+          <ns2:ligatures ns2:val="none"/>
         </w:rPr>
         <w:t>iii</w:t>
       </w:r>
@@ -3110,7 +3110,7 @@
           <w:color w:val="000000"/>
           <w:kern w:val="0"/>
           <w:lang w:val="es-ES" w:eastAsia="es-ES"/>
-          <w14:ligatures w14:val="none"/>
+          <ns2:ligatures ns2:val="none"/>
         </w:rPr>
         <w:t>) presentar todas las comunicaciones cursadas con la parte denunciante en virtud de los hechos materia de denuncia</w:t>
       </w:r>
@@ -3120,7 +3120,7 @@
           <w:color w:val="000000"/>
           <w:kern w:val="0"/>
           <w:lang w:val="es-ES" w:eastAsia="es-ES"/>
-          <w14:ligatures w14:val="none"/>
+          <ns2:ligatures ns2:val="none"/>
         </w:rPr>
         <w:t>.</w:t>
       </w:r>
@@ -3130,13 +3130,13 @@
           <w:color w:val="000000"/>
           <w:kern w:val="0"/>
           <w:lang w:eastAsia="es-ES"/>
-          <w14:ligatures w14:val="none"/>
+          <ns2:ligatures ns2:val="none"/>
         </w:rPr>
         <w:t xml:space="preserve"> </w:t>
       </w:r>
     </w:p>
     <w:bookmarkEnd w:id="20"/>
-    <w:p>
+    <w:p ns2:paraId="5C93B848" ns2:textId="77777777">
       <w:pPr>
         <w:pStyle w:val="Prrafodelista"/>
         <w:spacing w:after="0" w:line="240" w:lineRule="auto"/>
@@ -3147,11 +3147,11 @@
           <w:color w:val="000000"/>
           <w:kern w:val="0"/>
           <w:lang w:val="es-ES" w:eastAsia="es-ES"/>
-          <w14:ligatures w14:val="none"/>
-        </w:rPr>
-      </w:pPr>
-    </w:p>
-    <w:p>
+          <ns2:ligatures ns2:val="none"/>
+        </w:rPr>
+      </w:pPr>
+    </w:p>
+    <w:p ns2:paraId="2A119386" ns2:textId="77777777">
       <w:pPr>
         <w:pStyle w:val="Prrafodelista"/>
         <w:numPr>
@@ -3171,36 +3171,36 @@
           <w:color w:val="000000"/>
           <w:kern w:val="0"/>
           <w:lang w:eastAsia="es-PE"/>
-          <w14:ligatures w14:val="none"/>
-        </w:rPr>
-      </w:pPr>
-      <w:r>
-        <w:rPr>
-          <w:rFonts w:ascii="Arial Narrow" w:eastAsia="Arial Narrow" w:hAnsi="Arial Narrow" w:cs="Arial Narrow"/>
-          <w:b/>
-          <w:color w:val="000000"/>
-          <w:kern w:val="0"/>
-          <w:lang w:eastAsia="es-PE"/>
-          <w14:ligatures w14:val="none"/>
+          <ns2:ligatures ns2:val="none"/>
+        </w:rPr>
+      </w:pPr>
+      <w:r>
+        <w:rPr>
+          <w:rFonts w:ascii="Arial Narrow" w:eastAsia="Arial Narrow" w:hAnsi="Arial Narrow" w:cs="Arial Narrow"/>
+          <w:b/>
+          <w:color w:val="000000"/>
+          <w:kern w:val="0"/>
+          <w:lang w:eastAsia="es-PE"/>
+          <ns2:ligatures ns2:val="none"/>
         </w:rPr>
         <w:t xml:space="preserve">RESOLUCIÓN DE LA SECRETARÍA TÉCNICA </w:t>
       </w:r>
     </w:p>
-    <w:p>
-      <w:pPr>
-        <w:spacing w:after="0" w:line="240" w:lineRule="auto"/>
-        <w:jc w:val="both"/>
-        <w:rPr>
-          <w:rFonts w:ascii="Arial Narrow" w:eastAsia="Arial Narrow" w:hAnsi="Arial Narrow" w:cs="Arial Narrow"/>
-          <w:b/>
-          <w:color w:val="000000"/>
-          <w:kern w:val="0"/>
-          <w:lang w:eastAsia="es-PE"/>
-          <w14:ligatures w14:val="none"/>
-        </w:rPr>
-      </w:pPr>
-    </w:p>
-    <w:p>
+    <w:p ns2:paraId="7F554EB2" ns2:textId="77777777">
+      <w:pPr>
+        <w:spacing w:after="0" w:line="240" w:lineRule="auto"/>
+        <w:jc w:val="both"/>
+        <w:rPr>
+          <w:rFonts w:ascii="Arial Narrow" w:eastAsia="Arial Narrow" w:hAnsi="Arial Narrow" w:cs="Arial Narrow"/>
+          <w:b/>
+          <w:color w:val="000000"/>
+          <w:kern w:val="0"/>
+          <w:lang w:eastAsia="es-PE"/>
+          <ns2:ligatures ns2:val="none"/>
+        </w:rPr>
+      </w:pPr>
+    </w:p>
+    <w:p ns2:paraId="3CB891EF" ns2:textId="3B4F998B">
       <w:pPr>
         <w:spacing w:after="0" w:line="240" w:lineRule="auto"/>
         <w:jc w:val="both"/>
@@ -3209,17 +3209,17 @@
           <w:color w:val="000000"/>
           <w:kern w:val="0"/>
           <w:lang w:eastAsia="es-PE"/>
-          <w14:ligatures w14:val="none"/>
-        </w:rPr>
-      </w:pPr>
-      <w:r>
-        <w:rPr>
-          <w:rFonts w:ascii="Arial Narrow" w:eastAsia="Arial Narrow" w:hAnsi="Arial Narrow" w:cs="Arial Narrow"/>
-          <w:b/>
-          <w:color w:val="000000"/>
-          <w:kern w:val="0"/>
-          <w:lang w:eastAsia="es-PE"/>
-          <w14:ligatures w14:val="none"/>
+          <ns2:ligatures ns2:val="none"/>
+        </w:rPr>
+      </w:pPr>
+      <w:r>
+        <w:rPr>
+          <w:rFonts w:ascii="Arial Narrow" w:eastAsia="Arial Narrow" w:hAnsi="Arial Narrow" w:cs="Arial Narrow"/>
+          <w:b/>
+          <w:color w:val="000000"/>
+          <w:kern w:val="0"/>
+          <w:lang w:eastAsia="es-PE"/>
+          <ns2:ligatures ns2:val="none"/>
         </w:rPr>
         <w:lastRenderedPageBreak/>
         <w:t xml:space="preserve">PRIMERO: admitir a trámite la denuncia del 4 de noviembre de 2025, complementada con el escrito del 7 de noviembre de 2025, interpuesta por la señora [DENUNCIANTE] contra Interseguro Compañía de Seguros S.A., por lo siguiente:</w:t>
@@ -3231,7 +3231,7 @@
           <w:kern w:val="0"/>
           <w:shd w:val="clear" w:color="auto" w:fill="FFFFFF"/>
           <w:lang w:eastAsia="es-PE"/>
-          <w14:ligatures w14:val="none"/>
+          <ns2:ligatures ns2:val="none"/>
         </w:rPr>
         <w:t xml:space="preserve"/>
       </w:r>
@@ -3242,7 +3242,7 @@
           <w:kern w:val="0"/>
           <w:shd w:val="clear" w:color="auto" w:fill="FFFFFF"/>
           <w:lang w:eastAsia="es-PE"/>
-          <w14:ligatures w14:val="none"/>
+          <ns2:ligatures ns2:val="none"/>
         </w:rPr>
         <w:t/>
       </w:r>
@@ -3253,7 +3253,7 @@
           <w:kern w:val="0"/>
           <w:shd w:val="clear" w:color="auto" w:fill="FFFFFF"/>
           <w:lang w:eastAsia="es-PE"/>
-          <w14:ligatures w14:val="none"/>
+          <ns2:ligatures ns2:val="none"/>
         </w:rPr>
         <w:t xml:space="preserve"/>
       </w:r>
@@ -3264,7 +3264,7 @@
           <w:kern w:val="0"/>
           <w:shd w:val="clear" w:color="auto" w:fill="FFFFFF"/>
           <w:lang w:eastAsia="es-PE"/>
-          <w14:ligatures w14:val="none"/>
+          <ns2:ligatures ns2:val="none"/>
         </w:rPr>
         <w:t xml:space="preserve"/>
       </w:r>
@@ -3275,7 +3275,7 @@
           <w:kern w:val="0"/>
           <w:shd w:val="clear" w:color="auto" w:fill="FFFFFF"/>
           <w:lang w:eastAsia="es-PE"/>
-          <w14:ligatures w14:val="none"/>
+          <ns2:ligatures ns2:val="none"/>
         </w:rPr>
         <w:t xml:space="preserve"/>
       </w:r>
@@ -3285,7 +3285,7 @@
           <w:bCs/>
           <w:spacing w:val="-3"/>
           <w:kern w:val="0"/>
-          <w14:ligatures w14:val="none"/>
+          <ns2:ligatures ns2:val="none"/>
         </w:rPr>
         <w:t xml:space="preserve"/>
       </w:r>
@@ -3296,7 +3296,7 @@
           <w:kern w:val="0"/>
           <w:shd w:val="clear" w:color="auto" w:fill="FFFFFF"/>
           <w:lang w:eastAsia="es-PE"/>
-          <w14:ligatures w14:val="none"/>
+          <ns2:ligatures ns2:val="none"/>
         </w:rPr>
         <w:t xml:space="preserve"/>
       </w:r>
@@ -3308,7 +3308,7 @@
           <w:kern w:val="0"/>
           <w:shd w:val="clear" w:color="auto" w:fill="FFFFFF"/>
           <w:lang w:eastAsia="es-PE"/>
-          <w14:ligatures w14:val="none"/>
+          <ns2:ligatures ns2:val="none"/>
         </w:rPr>
         <w:t/>
       </w:r>
@@ -3320,7 +3320,7 @@
           <w:kern w:val="0"/>
           <w:shd w:val="clear" w:color="auto" w:fill="FFFFFF"/>
           <w:lang w:eastAsia="es-PE"/>
-          <w14:ligatures w14:val="none"/>
+          <ns2:ligatures ns2:val="none"/>
         </w:rPr>
         <w:t xml:space="preserve"/>
       </w:r>
@@ -3331,7 +3331,7 @@
           <w:kern w:val="0"/>
           <w:shd w:val="clear" w:color="auto" w:fill="FFFFFF"/>
           <w:lang w:eastAsia="es-PE"/>
-          <w14:ligatures w14:val="none"/>
+          <ns2:ligatures ns2:val="none"/>
         </w:rPr>
         <w:t xml:space="preserve"/>
       </w:r>
@@ -3343,7 +3343,7 @@
           <w:kern w:val="0"/>
           <w:shd w:val="clear" w:color="auto" w:fill="FFFFFF"/>
           <w:lang w:eastAsia="es-PE"/>
-          <w14:ligatures w14:val="none"/>
+          <ns2:ligatures ns2:val="none"/>
         </w:rPr>
         <w:t/>
       </w:r>
@@ -3355,7 +3355,7 @@
           <w:kern w:val="0"/>
           <w:shd w:val="clear" w:color="auto" w:fill="FFFFFF"/>
           <w:lang w:eastAsia="es-PE"/>
-          <w14:ligatures w14:val="none"/>
+          <ns2:ligatures ns2:val="none"/>
         </w:rPr>
         <w:t xml:space="preserve"/>
       </w:r>
@@ -3366,7 +3366,7 @@
           <w:kern w:val="0"/>
           <w:shd w:val="clear" w:color="auto" w:fill="FFFFFF"/>
           <w:lang w:eastAsia="es-PE"/>
-          <w14:ligatures w14:val="none"/>
+          <ns2:ligatures ns2:val="none"/>
         </w:rPr>
         <w:t xml:space="preserve"/>
       </w:r>
@@ -3378,24 +3378,24 @@
           <w:kern w:val="0"/>
           <w:shd w:val="clear" w:color="auto" w:fill="FFFFFF"/>
           <w:lang w:eastAsia="es-PE"/>
-          <w14:ligatures w14:val="none"/>
+          <ns2:ligatures ns2:val="none"/>
         </w:rPr>
         <w:t/>
       </w:r>
       <w:bookmarkStart w:id="22" w:name="_Hlk215162047"/>
     </w:p>
-    <w:p>
-      <w:pPr>
-        <w:spacing w:after="0" w:line="240" w:lineRule="auto"/>
-        <w:jc w:val="both"/>
-        <w:rPr>
-          <w:rFonts w:ascii="Arial Narrow" w:eastAsia="Arial Narrow" w:hAnsi="Arial Narrow" w:cs="Arial Narrow"/>
-          <w:kern w:val="0"/>
-          <w14:ligatures w14:val="none"/>
-        </w:rPr>
-      </w:pPr>
-    </w:p>
-    <w:p>
+    <w:p ns2:paraId="54E15C9A" ns2:textId="77777777">
+      <w:pPr>
+        <w:spacing w:after="0" w:line="240" w:lineRule="auto"/>
+        <w:jc w:val="both"/>
+        <w:rPr>
+          <w:rFonts w:ascii="Arial Narrow" w:eastAsia="Arial Narrow" w:hAnsi="Arial Narrow" w:cs="Arial Narrow"/>
+          <w:kern w:val="0"/>
+          <ns2:ligatures ns2:val="none"/>
+        </w:rPr>
+      </w:pPr>
+    </w:p>
+    <w:p ns2:paraId="49143688" ns2:textId="52F3D96E">
       <w:pPr>
         <w:pStyle w:val="Prrafodelista"/>
         <w:numPr>
@@ -3411,14 +3411,14 @@
         <w:rPr>
           <w:rFonts w:ascii="Arial Narrow" w:eastAsia="Arial Narrow" w:hAnsi="Arial Narrow" w:cs="Arial Narrow"/>
           <w:kern w:val="0"/>
-          <w14:ligatures w14:val="none"/>
-        </w:rPr>
-      </w:pPr>
-      <w:r>
-        <w:rPr>
-          <w:rFonts w:ascii="Arial Narrow" w:eastAsia="Arial Narrow" w:hAnsi="Arial Narrow" w:cs="Arial Narrow"/>
-          <w:kern w:val="0"/>
-          <w14:ligatures w14:val="none"/>
+          <ns2:ligatures ns2:val="none"/>
+        </w:rPr>
+      </w:pPr>
+      <w:r>
+        <w:rPr>
+          <w:rFonts w:ascii="Arial Narrow" w:eastAsia="Arial Narrow" w:hAnsi="Arial Narrow" w:cs="Arial Narrow"/>
+          <w:kern w:val="0"/>
+          <ns2:ligatures ns2:val="none"/>
         </w:rPr>
         <w:t xml:space="preserve">Presunta infracción a los artículos 18 y 19 de la Ley 29571, Código de Protección y Defensa del Consumidor, en tanto </w:t>
       </w:r>
@@ -3442,7 +3442,7 @@
         <w:rPr>
           <w:rFonts w:ascii="Arial Narrow" w:eastAsia="Arial Narrow" w:hAnsi="Arial Narrow" w:cs="Arial Narrow"/>
           <w:kern w:val="0"/>
-          <w14:ligatures w14:val="none"/>
+          <ns2:ligatures ns2:val="none"/>
         </w:rPr>
         <w:t xml:space="preserve">habría difundido en su página web </w:t>
       </w:r>
@@ -3450,7 +3450,7 @@
         <w:rPr>
           <w:rFonts w:ascii="Arial Narrow" w:eastAsia="Arial Narrow" w:hAnsi="Arial Narrow" w:cs="Arial Narrow"/>
           <w:kern w:val="0"/>
-          <w14:ligatures w14:val="none"/>
+          <ns2:ligatures ns2:val="none"/>
         </w:rPr>
         <w:t xml:space="preserve">una </w:t>
       </w:r>
@@ -3458,7 +3458,7 @@
         <w:rPr>
           <w:rFonts w:ascii="Arial Narrow" w:eastAsia="Arial Narrow" w:hAnsi="Arial Narrow" w:cs="Arial Narrow"/>
           <w:kern w:val="0"/>
-          <w14:ligatures w14:val="none"/>
+          <ns2:ligatures ns2:val="none"/>
         </w:rPr>
         <w:t>devolución total de S/ 50 531,00</w:t>
       </w:r>
@@ -3466,7 +3466,7 @@
         <w:rPr>
           <w:rFonts w:ascii="Arial Narrow" w:eastAsia="Arial Narrow" w:hAnsi="Arial Narrow" w:cs="Arial Narrow"/>
           <w:kern w:val="0"/>
-          <w14:ligatures w14:val="none"/>
+          <ns2:ligatures ns2:val="none"/>
         </w:rPr>
         <w:t xml:space="preserve"> por el Seguro Rumbo</w:t>
       </w:r>
@@ -3474,7 +3474,7 @@
         <w:rPr>
           <w:rFonts w:ascii="Arial Narrow" w:eastAsia="Arial Narrow" w:hAnsi="Arial Narrow" w:cs="Arial Narrow"/>
           <w:kern w:val="0"/>
-          <w14:ligatures w14:val="none"/>
+          <ns2:ligatures ns2:val="none"/>
         </w:rPr>
         <w:t xml:space="preserve">, pero en su plataforma zona cliente mostraba </w:t>
       </w:r>
@@ -3482,7 +3482,7 @@
         <w:rPr>
           <w:rFonts w:ascii="Arial Narrow" w:eastAsia="Arial Narrow" w:hAnsi="Arial Narrow" w:cs="Arial Narrow"/>
           <w:kern w:val="0"/>
-          <w14:ligatures w14:val="none"/>
+          <ns2:ligatures ns2:val="none"/>
         </w:rPr>
         <w:t xml:space="preserve">para la Póliza 08200008016 </w:t>
       </w:r>
@@ -3490,7 +3490,7 @@
         <w:rPr>
           <w:rFonts w:ascii="Arial Narrow" w:eastAsia="Arial Narrow" w:hAnsi="Arial Narrow" w:cs="Arial Narrow"/>
           <w:kern w:val="0"/>
-          <w14:ligatures w14:val="none"/>
+          <ns2:ligatures ns2:val="none"/>
         </w:rPr>
         <w:t>una devolución de S/ 48 428,00</w:t>
       </w:r>
@@ -3498,7 +3498,7 @@
         <w:rPr>
           <w:rFonts w:ascii="Arial Narrow" w:eastAsia="Arial Narrow" w:hAnsi="Arial Narrow" w:cs="Arial Narrow"/>
           <w:kern w:val="0"/>
-          <w14:ligatures w14:val="none"/>
+          <ns2:ligatures ns2:val="none"/>
         </w:rPr>
         <w:t>, generando una diferencia de S/ 2 103,00 en perjuicio de la denunciante</w:t>
       </w:r>
@@ -3506,23 +3506,23 @@
         <w:rPr>
           <w:rFonts w:ascii="Arial Narrow" w:eastAsia="Arial Narrow" w:hAnsi="Arial Narrow" w:cs="Arial Narrow"/>
           <w:kern w:val="0"/>
-          <w14:ligatures w14:val="none"/>
+          <ns2:ligatures ns2:val="none"/>
         </w:rPr>
         <w:t>.</w:t>
       </w:r>
     </w:p>
-    <w:p>
-      <w:pPr>
-        <w:spacing w:after="0" w:line="240" w:lineRule="auto"/>
-        <w:jc w:val="both"/>
-        <w:rPr>
-          <w:rFonts w:ascii="Arial Narrow" w:eastAsia="Arial Narrow" w:hAnsi="Arial Narrow" w:cs="Arial Narrow"/>
-          <w:kern w:val="0"/>
-          <w14:ligatures w14:val="none"/>
-        </w:rPr>
-      </w:pPr>
-    </w:p>
-    <w:p>
+    <w:p ns2:paraId="687C5807" ns2:textId="77777777">
+      <w:pPr>
+        <w:spacing w:after="0" w:line="240" w:lineRule="auto"/>
+        <w:jc w:val="both"/>
+        <w:rPr>
+          <w:rFonts w:ascii="Arial Narrow" w:eastAsia="Arial Narrow" w:hAnsi="Arial Narrow" w:cs="Arial Narrow"/>
+          <w:kern w:val="0"/>
+          <ns2:ligatures ns2:val="none"/>
+        </w:rPr>
+      </w:pPr>
+    </w:p>
+    <w:p ns2:paraId="0AF235D9" ns2:textId="2172F4A9">
       <w:pPr>
         <w:pStyle w:val="Prrafodelista"/>
         <w:numPr>
@@ -3538,14 +3538,14 @@
         <w:rPr>
           <w:rFonts w:ascii="Arial Narrow" w:eastAsia="Arial Narrow" w:hAnsi="Arial Narrow" w:cs="Arial Narrow"/>
           <w:kern w:val="0"/>
-          <w14:ligatures w14:val="none"/>
-        </w:rPr>
-      </w:pPr>
-      <w:r>
-        <w:rPr>
-          <w:rFonts w:ascii="Arial Narrow" w:eastAsia="Arial Narrow" w:hAnsi="Arial Narrow" w:cs="Arial Narrow"/>
-          <w:kern w:val="0"/>
-          <w14:ligatures w14:val="none"/>
+          <ns2:ligatures ns2:val="none"/>
+        </w:rPr>
+      </w:pPr>
+      <w:r>
+        <w:rPr>
+          <w:rFonts w:ascii="Arial Narrow" w:eastAsia="Arial Narrow" w:hAnsi="Arial Narrow" w:cs="Arial Narrow"/>
+          <w:kern w:val="0"/>
+          <ns2:ligatures ns2:val="none"/>
         </w:rPr>
         <w:t xml:space="preserve">Presunta infracción a los artículos 18 y 19 de la Ley 29571, Código de Protección y Defensa del Consumidor, en tanto </w:t>
       </w:r>
@@ -3569,7 +3569,7 @@
         <w:rPr>
           <w:rFonts w:ascii="Arial Narrow" w:eastAsia="Arial Narrow" w:hAnsi="Arial Narrow" w:cs="Arial Narrow"/>
           <w:kern w:val="0"/>
-          <w14:ligatures w14:val="none"/>
+          <ns2:ligatures ns2:val="none"/>
         </w:rPr>
         <w:t>habría proporcionado información insuficiente a la denunciante en su página web sobre los beneficios del Seguro Rumbo, induciendo error sobre las ganancias y devolución total, lo cual impactó en su decisión de contratación</w:t>
       </w:r>
@@ -3577,23 +3577,23 @@
         <w:rPr>
           <w:rFonts w:ascii="Arial Narrow" w:eastAsia="Arial Narrow" w:hAnsi="Arial Narrow" w:cs="Arial Narrow"/>
           <w:kern w:val="0"/>
-          <w14:ligatures w14:val="none"/>
+          <ns2:ligatures ns2:val="none"/>
         </w:rPr>
         <w:t>.</w:t>
       </w:r>
     </w:p>
-    <w:p>
-      <w:pPr>
-        <w:spacing w:after="0" w:line="240" w:lineRule="auto"/>
-        <w:jc w:val="both"/>
-        <w:rPr>
-          <w:rFonts w:ascii="Arial Narrow" w:eastAsia="Arial Narrow" w:hAnsi="Arial Narrow" w:cs="Arial Narrow"/>
-          <w:kern w:val="0"/>
-          <w14:ligatures w14:val="none"/>
-        </w:rPr>
-      </w:pPr>
-    </w:p>
-    <w:p>
+    <w:p ns2:paraId="1095BF5E" ns2:textId="77777777">
+      <w:pPr>
+        <w:spacing w:after="0" w:line="240" w:lineRule="auto"/>
+        <w:jc w:val="both"/>
+        <w:rPr>
+          <w:rFonts w:ascii="Arial Narrow" w:eastAsia="Arial Narrow" w:hAnsi="Arial Narrow" w:cs="Arial Narrow"/>
+          <w:kern w:val="0"/>
+          <ns2:ligatures ns2:val="none"/>
+        </w:rPr>
+      </w:pPr>
+    </w:p>
+    <w:p ns2:paraId="3F27E17E" ns2:textId="48701037">
       <w:pPr>
         <w:pStyle w:val="Prrafodelista"/>
         <w:numPr>
@@ -3609,14 +3609,14 @@
         <w:rPr>
           <w:rFonts w:ascii="Arial Narrow" w:eastAsia="Arial Narrow" w:hAnsi="Arial Narrow" w:cs="Arial Narrow"/>
           <w:kern w:val="0"/>
-          <w14:ligatures w14:val="none"/>
-        </w:rPr>
-      </w:pPr>
-      <w:r>
-        <w:rPr>
-          <w:rFonts w:ascii="Arial Narrow" w:eastAsia="Arial Narrow" w:hAnsi="Arial Narrow" w:cs="Arial Narrow"/>
-          <w:kern w:val="0"/>
-          <w14:ligatures w14:val="none"/>
+          <ns2:ligatures ns2:val="none"/>
+        </w:rPr>
+      </w:pPr>
+      <w:r>
+        <w:rPr>
+          <w:rFonts w:ascii="Arial Narrow" w:eastAsia="Arial Narrow" w:hAnsi="Arial Narrow" w:cs="Arial Narrow"/>
+          <w:kern w:val="0"/>
+          <ns2:ligatures ns2:val="none"/>
         </w:rPr>
         <w:t xml:space="preserve">Presunta infracción a los artículos 18 y 19 de la Ley 29571, Código de Protección y Defensa del Consumidor, en tanto </w:t>
       </w:r>
@@ -3640,7 +3640,7 @@
         <w:rPr>
           <w:rFonts w:ascii="Arial Narrow" w:eastAsia="Arial Narrow" w:hAnsi="Arial Narrow" w:cs="Arial Narrow"/>
           <w:kern w:val="0"/>
-          <w14:ligatures w14:val="none"/>
+          <ns2:ligatures ns2:val="none"/>
         </w:rPr>
         <w:t>habría enviado a la denunciante el 16 de setiembre de 2025 dos (2) pólizas con numeración distinta sobre el mismo seguro contratado, sin brindarle la explicación correspondiente, generándole confusión</w:t>
       </w:r>
@@ -3648,23 +3648,23 @@
         <w:rPr>
           <w:rFonts w:ascii="Arial Narrow" w:eastAsia="Arial Narrow" w:hAnsi="Arial Narrow" w:cs="Arial Narrow"/>
           <w:kern w:val="0"/>
-          <w14:ligatures w14:val="none"/>
+          <ns2:ligatures ns2:val="none"/>
         </w:rPr>
         <w:t xml:space="preserve">. </w:t>
       </w:r>
     </w:p>
-    <w:p>
-      <w:pPr>
-        <w:spacing w:after="0" w:line="240" w:lineRule="auto"/>
-        <w:jc w:val="both"/>
-        <w:rPr>
-          <w:rFonts w:ascii="Arial Narrow" w:eastAsia="Arial Narrow" w:hAnsi="Arial Narrow" w:cs="Arial Narrow"/>
-          <w:kern w:val="0"/>
-          <w14:ligatures w14:val="none"/>
-        </w:rPr>
-      </w:pPr>
-    </w:p>
-    <w:p>
+    <w:p ns2:paraId="5BBEBB64" ns2:textId="77777777">
+      <w:pPr>
+        <w:spacing w:after="0" w:line="240" w:lineRule="auto"/>
+        <w:jc w:val="both"/>
+        <w:rPr>
+          <w:rFonts w:ascii="Arial Narrow" w:eastAsia="Arial Narrow" w:hAnsi="Arial Narrow" w:cs="Arial Narrow"/>
+          <w:kern w:val="0"/>
+          <ns2:ligatures ns2:val="none"/>
+        </w:rPr>
+      </w:pPr>
+    </w:p>
+    <w:p ns2:paraId="0549EA13" ns2:textId="6E2DAF06">
       <w:pPr>
         <w:pStyle w:val="Prrafodelista"/>
         <w:numPr>
@@ -3680,14 +3680,14 @@
         <w:rPr>
           <w:rFonts w:ascii="Arial Narrow" w:eastAsia="Arial Narrow" w:hAnsi="Arial Narrow" w:cs="Arial Narrow"/>
           <w:kern w:val="0"/>
-          <w14:ligatures w14:val="none"/>
-        </w:rPr>
-      </w:pPr>
-      <w:r>
-        <w:rPr>
-          <w:rFonts w:ascii="Arial Narrow" w:eastAsia="Arial Narrow" w:hAnsi="Arial Narrow" w:cs="Arial Narrow"/>
-          <w:kern w:val="0"/>
-          <w14:ligatures w14:val="none"/>
+          <ns2:ligatures ns2:val="none"/>
+        </w:rPr>
+      </w:pPr>
+      <w:r>
+        <w:rPr>
+          <w:rFonts w:ascii="Arial Narrow" w:eastAsia="Arial Narrow" w:hAnsi="Arial Narrow" w:cs="Arial Narrow"/>
+          <w:kern w:val="0"/>
+          <ns2:ligatures ns2:val="none"/>
         </w:rPr>
         <w:t xml:space="preserve">Presunta infracción a los artículos 18 y 19 de la Ley 29571, Código de Protección y Defensa del Consumidor, en tanto </w:t>
       </w:r>
@@ -3711,7 +3711,7 @@
         <w:rPr>
           <w:rFonts w:ascii="Arial Narrow" w:eastAsia="Arial Narrow" w:hAnsi="Arial Narrow" w:cs="Arial Narrow"/>
           <w:kern w:val="0"/>
-          <w14:ligatures w14:val="none"/>
+          <ns2:ligatures ns2:val="none"/>
         </w:rPr>
         <w:t>el</w:t>
       </w:r>
@@ -3719,7 +3719,7 @@
         <w:rPr>
           <w:rFonts w:ascii="Arial Narrow" w:eastAsia="Arial Narrow" w:hAnsi="Arial Narrow" w:cs="Arial Narrow"/>
           <w:kern w:val="0"/>
-          <w14:ligatures w14:val="none"/>
+          <ns2:ligatures ns2:val="none"/>
         </w:rPr>
         <w:t xml:space="preserve"> 18 de septiembre y 9 de octubre de 2025, mediante el canal institucional de WhatsApp, </w:t>
       </w:r>
@@ -3727,7 +3727,7 @@
         <w:rPr>
           <w:rFonts w:ascii="Arial Narrow" w:eastAsia="Arial Narrow" w:hAnsi="Arial Narrow" w:cs="Arial Narrow"/>
           <w:kern w:val="0"/>
-          <w14:ligatures w14:val="none"/>
+          <ns2:ligatures ns2:val="none"/>
         </w:rPr>
         <w:t>habría informado inadecuadamente a la denunciante que no tenía un seguro contratado, pese a que contaba con la Póliza del Seguro Rumbo que era motivo de reclamo</w:t>
       </w:r>
@@ -3735,23 +3735,23 @@
         <w:rPr>
           <w:rFonts w:ascii="Arial Narrow" w:eastAsia="Arial Narrow" w:hAnsi="Arial Narrow" w:cs="Arial Narrow"/>
           <w:kern w:val="0"/>
-          <w14:ligatures w14:val="none"/>
+          <ns2:ligatures ns2:val="none"/>
         </w:rPr>
         <w:t xml:space="preserve">. </w:t>
       </w:r>
     </w:p>
-    <w:p>
-      <w:pPr>
-        <w:spacing w:after="0" w:line="240" w:lineRule="auto"/>
-        <w:jc w:val="both"/>
-        <w:rPr>
-          <w:rFonts w:ascii="Arial Narrow" w:eastAsia="Arial Narrow" w:hAnsi="Arial Narrow" w:cs="Arial Narrow"/>
-          <w:kern w:val="0"/>
-          <w14:ligatures w14:val="none"/>
-        </w:rPr>
-      </w:pPr>
-    </w:p>
-    <w:p>
+    <w:p ns2:paraId="0BA20339" ns2:textId="77777777">
+      <w:pPr>
+        <w:spacing w:after="0" w:line="240" w:lineRule="auto"/>
+        <w:jc w:val="both"/>
+        <w:rPr>
+          <w:rFonts w:ascii="Arial Narrow" w:eastAsia="Arial Narrow" w:hAnsi="Arial Narrow" w:cs="Arial Narrow"/>
+          <w:kern w:val="0"/>
+          <ns2:ligatures ns2:val="none"/>
+        </w:rPr>
+      </w:pPr>
+    </w:p>
+    <w:p ns2:paraId="315F6700" ns2:textId="0FD2D487">
       <w:pPr>
         <w:pStyle w:val="Prrafodelista"/>
         <w:numPr>
@@ -3767,14 +3767,14 @@
         <w:rPr>
           <w:rFonts w:ascii="Arial Narrow" w:eastAsia="Arial Narrow" w:hAnsi="Arial Narrow" w:cs="Arial Narrow"/>
           <w:kern w:val="0"/>
-          <w14:ligatures w14:val="none"/>
-        </w:rPr>
-      </w:pPr>
-      <w:r>
-        <w:rPr>
-          <w:rFonts w:ascii="Arial Narrow" w:eastAsia="Arial Narrow" w:hAnsi="Arial Narrow" w:cs="Arial Narrow"/>
-          <w:kern w:val="0"/>
-          <w14:ligatures w14:val="none"/>
+          <ns2:ligatures ns2:val="none"/>
+        </w:rPr>
+      </w:pPr>
+      <w:r>
+        <w:rPr>
+          <w:rFonts w:ascii="Arial Narrow" w:eastAsia="Arial Narrow" w:hAnsi="Arial Narrow" w:cs="Arial Narrow"/>
+          <w:kern w:val="0"/>
+          <ns2:ligatures ns2:val="none"/>
         </w:rPr>
         <w:t xml:space="preserve">Presunta infracción a los artículos 18 y 19 de la Ley 29571, Código de Protección y Defensa del Consumidor, en tanto </w:t>
       </w:r>
@@ -3798,7 +3798,7 @@
         <w:rPr>
           <w:rFonts w:ascii="Arial Narrow" w:eastAsia="Arial Narrow" w:hAnsi="Arial Narrow" w:cs="Arial Narrow"/>
           <w:kern w:val="0"/>
-          <w14:ligatures w14:val="none"/>
+          <ns2:ligatures ns2:val="none"/>
         </w:rPr>
         <w:t>habría denegado y/o bloqueado el acce</w:t>
       </w:r>
@@ -3806,7 +3806,7 @@
         <w:rPr>
           <w:rFonts w:ascii="Arial Narrow" w:eastAsia="Arial Narrow" w:hAnsi="Arial Narrow" w:cs="Arial Narrow"/>
           <w:kern w:val="0"/>
-          <w14:ligatures w14:val="none"/>
+          <ns2:ligatures ns2:val="none"/>
         </w:rPr>
         <w:t>s</w:t>
       </w:r>
@@ -3814,7 +3814,7 @@
         <w:rPr>
           <w:rFonts w:ascii="Arial Narrow" w:eastAsia="Arial Narrow" w:hAnsi="Arial Narrow" w:cs="Arial Narrow"/>
           <w:kern w:val="0"/>
-          <w14:ligatures w14:val="none"/>
+          <ns2:ligatures ns2:val="none"/>
         </w:rPr>
         <w:t>o a la denunciante a</w:t>
       </w:r>
@@ -3822,7 +3822,7 @@
         <w:rPr>
           <w:rFonts w:ascii="Arial Narrow" w:eastAsia="Arial Narrow" w:hAnsi="Arial Narrow" w:cs="Arial Narrow"/>
           <w:kern w:val="0"/>
-          <w14:ligatures w14:val="none"/>
+          <ns2:ligatures ns2:val="none"/>
         </w:rPr>
         <w:t>l aplicativo web Zona cliente</w:t>
       </w:r>
@@ -3830,7 +3830,7 @@
         <w:rPr>
           <w:rFonts w:ascii="Arial Narrow" w:eastAsia="Arial Narrow" w:hAnsi="Arial Narrow" w:cs="Arial Narrow"/>
           <w:kern w:val="0"/>
-          <w14:ligatures w14:val="none"/>
+          <ns2:ligatures ns2:val="none"/>
         </w:rPr>
         <w:t xml:space="preserve"> con posterioridad al reclamo presentado el 16 de setiembre de 2025</w:t>
       </w:r>
@@ -3838,22 +3838,22 @@
         <w:rPr>
           <w:rFonts w:ascii="Arial Narrow" w:eastAsia="Arial Narrow" w:hAnsi="Arial Narrow" w:cs="Arial Narrow"/>
           <w:kern w:val="0"/>
-          <w14:ligatures w14:val="none"/>
+          <ns2:ligatures ns2:val="none"/>
         </w:rPr>
         <w:t>.</w:t>
       </w:r>
     </w:p>
-    <w:p>
+    <w:p ns2:paraId="094C175E" ns2:textId="77777777">
       <w:pPr>
         <w:pStyle w:val="Prrafodelista"/>
         <w:rPr>
           <w:rFonts w:ascii="Arial Narrow" w:eastAsia="Arial Narrow" w:hAnsi="Arial Narrow" w:cs="Arial Narrow"/>
           <w:kern w:val="0"/>
-          <w14:ligatures w14:val="none"/>
-        </w:rPr>
-      </w:pPr>
-    </w:p>
-    <w:p>
+          <ns2:ligatures ns2:val="none"/>
+        </w:rPr>
+      </w:pPr>
+    </w:p>
+    <w:p ns2:paraId="1EB75AED" ns2:textId="663731D8">
       <w:pPr>
         <w:pStyle w:val="Prrafodelista"/>
         <w:numPr>
@@ -3869,14 +3869,14 @@
         <w:rPr>
           <w:rFonts w:ascii="Arial Narrow" w:eastAsia="Arial Narrow" w:hAnsi="Arial Narrow" w:cs="Arial Narrow"/>
           <w:kern w:val="0"/>
-          <w14:ligatures w14:val="none"/>
-        </w:rPr>
-      </w:pPr>
-      <w:r>
-        <w:rPr>
-          <w:rFonts w:ascii="Arial Narrow" w:eastAsia="Arial Narrow" w:hAnsi="Arial Narrow" w:cs="Arial Narrow"/>
-          <w:kern w:val="0"/>
-          <w14:ligatures w14:val="none"/>
+          <ns2:ligatures ns2:val="none"/>
+        </w:rPr>
+      </w:pPr>
+      <w:r>
+        <w:rPr>
+          <w:rFonts w:ascii="Arial Narrow" w:eastAsia="Arial Narrow" w:hAnsi="Arial Narrow" w:cs="Arial Narrow"/>
+          <w:kern w:val="0"/>
+          <ns2:ligatures ns2:val="none"/>
         </w:rPr>
         <w:t xml:space="preserve">Presunta infracción a los artículos 18 y 19 de la Ley 29571, Código de Protección y Defensa del Consumidor, en tanto </w:t>
       </w:r>
@@ -3900,7 +3900,7 @@
         <w:rPr>
           <w:rFonts w:ascii="Arial Narrow" w:eastAsia="Arial Narrow" w:hAnsi="Arial Narrow" w:cs="Arial Narrow"/>
           <w:kern w:val="0"/>
-          <w14:ligatures w14:val="none"/>
+          <ns2:ligatures ns2:val="none"/>
         </w:rPr>
         <w:t xml:space="preserve">habría realizado indebidos cobros mensuales hasta acumular un monto total de S/ 920,00 correspondiente a la Póliza </w:t>
       </w:r>
@@ -3909,7 +3909,7 @@
         <w:rPr>
           <w:rFonts w:ascii="Arial Narrow" w:eastAsia="Arial Narrow" w:hAnsi="Arial Narrow" w:cs="Arial Narrow"/>
           <w:kern w:val="0"/>
-          <w14:ligatures w14:val="none"/>
+          <ns2:ligatures ns2:val="none"/>
         </w:rPr>
         <w:t/>
       </w:r>
@@ -3918,7 +3918,7 @@
         <w:rPr>
           <w:rFonts w:ascii="Arial Narrow" w:eastAsia="Arial Narrow" w:hAnsi="Arial Narrow" w:cs="Arial Narrow"/>
           <w:kern w:val="0"/>
-          <w14:ligatures w14:val="none"/>
+          <ns2:ligatures ns2:val="none"/>
         </w:rPr>
         <w:t xml:space="preserve"> 08200008016 del Seguro Rumbo, </w:t>
       </w:r>
@@ -3928,7 +3928,7 @@
           <w:color w:val="000000"/>
           <w:kern w:val="0"/>
           <w:lang w:eastAsia="es-ES"/>
-          <w14:ligatures w14:val="none"/>
+          <ns2:ligatures ns2:val="none"/>
         </w:rPr>
         <w:t>pese a la discrepancia reclamada</w:t>
       </w:r>
@@ -3936,7 +3936,7 @@
         <w:rPr>
           <w:rFonts w:ascii="Arial Narrow" w:eastAsia="Arial Narrow" w:hAnsi="Arial Narrow" w:cs="Arial Narrow"/>
           <w:kern w:val="0"/>
-          <w14:ligatures w14:val="none"/>
+          <ns2:ligatures ns2:val="none"/>
         </w:rPr>
         <w:t xml:space="preserve"> por la denunciante el </w:t>
       </w:r>
@@ -3946,7 +3946,7 @@
           <w:color w:val="000000"/>
           <w:kern w:val="0"/>
           <w:lang w:eastAsia="es-ES"/>
-          <w14:ligatures w14:val="none"/>
+          <ns2:ligatures ns2:val="none"/>
         </w:rPr>
         <w:t>16 de septiembre de 2025</w:t>
       </w:r>
@@ -3954,12 +3954,12 @@
         <w:rPr>
           <w:rFonts w:ascii="Arial Narrow" w:eastAsia="Arial Narrow" w:hAnsi="Arial Narrow" w:cs="Arial Narrow"/>
           <w:kern w:val="0"/>
-          <w14:ligatures w14:val="none"/>
+          <ns2:ligatures ns2:val="none"/>
         </w:rPr>
         <w:t>.</w:t>
       </w:r>
     </w:p>
-    <w:p>
+    <w:p ns2:paraId="41C588F2" ns2:textId="77777777">
       <w:pPr>
         <w:pStyle w:val="Prrafodelista"/>
         <w:spacing w:after="0" w:line="240" w:lineRule="auto"/>
@@ -3968,11 +3968,11 @@
         <w:rPr>
           <w:rFonts w:ascii="Arial Narrow" w:eastAsia="Arial Narrow" w:hAnsi="Arial Narrow" w:cs="Arial Narrow"/>
           <w:kern w:val="0"/>
-          <w14:ligatures w14:val="none"/>
-        </w:rPr>
-      </w:pPr>
-    </w:p>
-    <w:p>
+          <ns2:ligatures ns2:val="none"/>
+        </w:rPr>
+      </w:pPr>
+    </w:p>
+    <w:p ns2:paraId="28AA962C" ns2:textId="6E800ED2">
       <w:pPr>
         <w:pStyle w:val="Prrafodelista"/>
         <w:numPr>
@@ -3988,14 +3988,14 @@
         <w:rPr>
           <w:rFonts w:ascii="Arial Narrow" w:eastAsia="Arial Narrow" w:hAnsi="Arial Narrow" w:cs="Arial Narrow"/>
           <w:kern w:val="0"/>
-          <w14:ligatures w14:val="none"/>
-        </w:rPr>
-      </w:pPr>
-      <w:r>
-        <w:rPr>
-          <w:rFonts w:ascii="Arial Narrow" w:eastAsia="Arial Narrow" w:hAnsi="Arial Narrow" w:cs="Arial Narrow"/>
-          <w:kern w:val="0"/>
-          <w14:ligatures w14:val="none"/>
+          <ns2:ligatures ns2:val="none"/>
+        </w:rPr>
+      </w:pPr>
+      <w:r>
+        <w:rPr>
+          <w:rFonts w:ascii="Arial Narrow" w:eastAsia="Arial Narrow" w:hAnsi="Arial Narrow" w:cs="Arial Narrow"/>
+          <w:kern w:val="0"/>
+          <ns2:ligatures ns2:val="none"/>
         </w:rPr>
         <w:t xml:space="preserve">Presunta infracción al numeral 88.1 del artículo 88 de la Ley 29571, Código de Protección y Defensa del Consumidor, en tanto </w:t>
       </w:r>
@@ -4019,36 +4019,36 @@
         <w:rPr>
           <w:rFonts w:ascii="Arial Narrow" w:eastAsia="Arial Narrow" w:hAnsi="Arial Narrow" w:cs="Arial Narrow"/>
           <w:kern w:val="0"/>
-          <w14:ligatures w14:val="none"/>
+          <ns2:ligatures ns2:val="none"/>
         </w:rPr>
         <w:t>.</w:t>
       </w:r>
     </w:p>
     <w:bookmarkEnd w:id="21"/>
     <w:bookmarkEnd w:id="22"/>
-    <w:p>
-      <w:pPr>
-        <w:spacing w:after="0" w:line="240" w:lineRule="auto"/>
-        <w:jc w:val="both"/>
-        <w:rPr>
-          <w:rFonts w:ascii="Arial Narrow" w:eastAsia="Arial Narrow" w:hAnsi="Arial Narrow" w:cs="Arial Narrow"/>
-          <w:kern w:val="0"/>
-          <w14:ligatures w14:val="none"/>
-        </w:rPr>
-      </w:pPr>
-    </w:p>
-    <w:p>
-      <w:pPr>
-        <w:spacing w:after="0" w:line="240" w:lineRule="auto"/>
-        <w:jc w:val="both"/>
-        <w:rPr>
-          <w:rFonts w:ascii="Arial Narrow" w:eastAsia="Arial Narrow" w:hAnsi="Arial Narrow" w:cs="Arial Narrow"/>
-          <w:kern w:val="0"/>
-          <w14:ligatures w14:val="none"/>
-        </w:rPr>
-      </w:pPr>
-    </w:p>
-    <w:p>
+    <w:p ns2:paraId="042B3F54" ns2:textId="7BB0F4D1">
+      <w:pPr>
+        <w:spacing w:after="0" w:line="240" w:lineRule="auto"/>
+        <w:jc w:val="both"/>
+        <w:rPr>
+          <w:rFonts w:ascii="Arial Narrow" w:eastAsia="Arial Narrow" w:hAnsi="Arial Narrow" w:cs="Arial Narrow"/>
+          <w:kern w:val="0"/>
+          <ns2:ligatures ns2:val="none"/>
+        </w:rPr>
+      </w:pPr>
+    </w:p>
+    <w:p ns2:paraId="5EC7F1EC" ns2:textId="77777777">
+      <w:pPr>
+        <w:spacing w:after="0" w:line="240" w:lineRule="auto"/>
+        <w:jc w:val="both"/>
+        <w:rPr>
+          <w:rFonts w:ascii="Arial Narrow" w:eastAsia="Arial Narrow" w:hAnsi="Arial Narrow" w:cs="Arial Narrow"/>
+          <w:kern w:val="0"/>
+          <ns2:ligatures ns2:val="none"/>
+        </w:rPr>
+      </w:pPr>
+    </w:p>
+    <w:p ns2:paraId="0A292C9F" ns2:textId="4D046D33">
       <w:pPr>
         <w:spacing w:line="240" w:lineRule="auto"/>
         <w:contextualSpacing/>
@@ -4056,17 +4056,17 @@
         <w:rPr>
           <w:rFonts w:ascii="Arial Narrow" w:eastAsia="Calibri" w:hAnsi="Arial Narrow" w:cs="Arial"/>
           <w:kern w:val="0"/>
-          <w14:ligatures w14:val="none"/>
-        </w:rPr>
-      </w:pPr>
-      <w:r>
-        <w:rPr>
-          <w:rFonts w:ascii="Arial Narrow" w:eastAsia="Arial Narrow" w:hAnsi="Arial Narrow" w:cs="Arial Narrow"/>
-          <w:b/>
-          <w:color w:val="000000"/>
-          <w:kern w:val="0"/>
-          <w:lang w:eastAsia="es-PE"/>
-          <w14:ligatures w14:val="none"/>
+          <ns2:ligatures ns2:val="none"/>
+        </w:rPr>
+      </w:pPr>
+      <w:r>
+        <w:rPr>
+          <w:rFonts w:ascii="Arial Narrow" w:eastAsia="Arial Narrow" w:hAnsi="Arial Narrow" w:cs="Arial Narrow"/>
+          <w:b/>
+          <w:color w:val="000000"/>
+          <w:kern w:val="0"/>
+          <w:lang w:eastAsia="es-PE"/>
+          <ns2:ligatures ns2:val="none"/>
         </w:rPr>
         <w:t>SEGUNDO:</w:t>
       </w:r>
@@ -4076,7 +4076,7 @@
           <w:color w:val="000000"/>
           <w:kern w:val="0"/>
           <w:lang w:eastAsia="es-PE"/>
-          <w14:ligatures w14:val="none"/>
+          <ns2:ligatures ns2:val="none"/>
         </w:rPr>
         <w:t xml:space="preserve"> tener por ofrecidos los medios probatorios</w:t>
       </w:r>
@@ -4086,7 +4086,7 @@
           <w:color w:val="000000"/>
           <w:kern w:val="0"/>
           <w:lang w:eastAsia="es-PE"/>
-          <w14:ligatures w14:val="none"/>
+          <ns2:ligatures ns2:val="none"/>
         </w:rPr>
         <w:t xml:space="preserve"> presentados en el escrito de denuncia </w:t>
       </w:r>
@@ -4096,7 +4096,7 @@
           <w:color w:val="000000"/>
           <w:kern w:val="0"/>
           <w:lang w:val="es-ES" w:eastAsia="es-ES"/>
-          <w14:ligatures w14:val="none"/>
+          <ns2:ligatures ns2:val="none"/>
         </w:rPr>
         <w:t xml:space="preserve">del </w:t>
       </w:r>
@@ -4106,7 +4106,7 @@
           <w:color w:val="000000"/>
           <w:kern w:val="0"/>
           <w:lang w:val="es-ES" w:eastAsia="es-ES"/>
-          <w14:ligatures w14:val="none"/>
+          <ns2:ligatures ns2:val="none"/>
         </w:rPr>
         <w:t>4 de noviembre de 2025, complementada con el escrito del 7 de noviembre de 2025</w:t>
       </w:r>
@@ -4114,12 +4114,12 @@
         <w:rPr>
           <w:rFonts w:ascii="Arial Narrow" w:eastAsia="Calibri" w:hAnsi="Arial Narrow" w:cs="Arial"/>
           <w:kern w:val="0"/>
-          <w14:ligatures w14:val="none"/>
+          <ns2:ligatures ns2:val="none"/>
         </w:rPr>
         <w:t>.</w:t>
       </w:r>
     </w:p>
-    <w:p>
+    <w:p ns2:paraId="68A17E97" ns2:textId="77777777">
       <w:pPr>
         <w:spacing w:line="240" w:lineRule="auto"/>
         <w:contextualSpacing/>
@@ -4129,30 +4129,30 @@
           <w:color w:val="000000"/>
           <w:kern w:val="0"/>
           <w:lang w:eastAsia="es-PE"/>
-          <w14:ligatures w14:val="none"/>
-        </w:rPr>
-      </w:pPr>
-    </w:p>
-    <w:p>
-      <w:pPr>
-        <w:spacing w:after="0" w:line="240" w:lineRule="auto"/>
-        <w:jc w:val="both"/>
-        <w:rPr>
-          <w:rFonts w:ascii="Arial Narrow" w:eastAsia="Arial Narrow" w:hAnsi="Arial Narrow" w:cs="Arial Narrow"/>
-          <w:color w:val="000000"/>
-          <w:kern w:val="0"/>
-          <w:lang w:eastAsia="es-PE"/>
-          <w14:ligatures w14:val="none"/>
-        </w:rPr>
-      </w:pPr>
-      <w:r>
-        <w:rPr>
-          <w:rFonts w:ascii="Arial Narrow" w:eastAsia="Arial Narrow" w:hAnsi="Arial Narrow" w:cs="Arial Narrow"/>
-          <w:b/>
-          <w:color w:val="000000"/>
-          <w:kern w:val="0"/>
-          <w:lang w:eastAsia="es-PE"/>
-          <w14:ligatures w14:val="none"/>
+          <ns2:ligatures ns2:val="none"/>
+        </w:rPr>
+      </w:pPr>
+    </w:p>
+    <w:p ns2:paraId="168254DA" ns2:textId="73E578E3">
+      <w:pPr>
+        <w:spacing w:after="0" w:line="240" w:lineRule="auto"/>
+        <w:jc w:val="both"/>
+        <w:rPr>
+          <w:rFonts w:ascii="Arial Narrow" w:eastAsia="Arial Narrow" w:hAnsi="Arial Narrow" w:cs="Arial Narrow"/>
+          <w:color w:val="000000"/>
+          <w:kern w:val="0"/>
+          <w:lang w:eastAsia="es-PE"/>
+          <ns2:ligatures ns2:val="none"/>
+        </w:rPr>
+      </w:pPr>
+      <w:r>
+        <w:rPr>
+          <w:rFonts w:ascii="Arial Narrow" w:eastAsia="Arial Narrow" w:hAnsi="Arial Narrow" w:cs="Arial Narrow"/>
+          <w:b/>
+          <w:color w:val="000000"/>
+          <w:kern w:val="0"/>
+          <w:lang w:eastAsia="es-PE"/>
+          <ns2:ligatures ns2:val="none"/>
         </w:rPr>
         <w:t xml:space="preserve">TERCERO: </w:t>
       </w:r>
@@ -4162,7 +4162,7 @@
           <w:color w:val="000000"/>
           <w:kern w:val="0"/>
           <w:lang w:eastAsia="es-PE"/>
-          <w14:ligatures w14:val="none"/>
+          <ns2:ligatures ns2:val="none"/>
         </w:rPr>
         <w:t xml:space="preserve">requerir a </w:t>
       </w:r>
@@ -4173,7 +4173,7 @@
           <w:color w:val="000000"/>
           <w:kern w:val="0"/>
           <w:lang w:eastAsia="es-PE"/>
-          <w14:ligatures w14:val="none"/>
+          <ns2:ligatures ns2:val="none"/>
         </w:rPr>
         <w:t>Interseguro</w:t>
       </w:r>
@@ -4184,7 +4184,7 @@
           <w:color w:val="000000"/>
           <w:kern w:val="0"/>
           <w:lang w:eastAsia="es-PE"/>
-          <w14:ligatures w14:val="none"/>
+          <ns2:ligatures ns2:val="none"/>
         </w:rPr>
         <w:t xml:space="preserve"> Compañía de Seguros S.A. </w:t>
       </w:r>
@@ -4194,12 +4194,12 @@
           <w:color w:val="000000"/>
           <w:kern w:val="0"/>
           <w:lang w:eastAsia="es-PE"/>
-          <w14:ligatures w14:val="none"/>
+          <ns2:ligatures ns2:val="none"/>
         </w:rPr>
         <w:t>que cumpla con lo siguiente:</w:t>
       </w:r>
     </w:p>
-    <w:p>
+    <w:p ns2:paraId="20FDFB8D" ns2:textId="77777777">
       <w:pPr>
         <w:spacing w:after="0" w:line="240" w:lineRule="auto"/>
         <w:jc w:val="both"/>
@@ -4208,11 +4208,11 @@
           <w:color w:val="000000"/>
           <w:kern w:val="0"/>
           <w:lang w:eastAsia="es-PE"/>
-          <w14:ligatures w14:val="none"/>
-        </w:rPr>
-      </w:pPr>
-    </w:p>
-    <w:p>
+          <ns2:ligatures ns2:val="none"/>
+        </w:rPr>
+      </w:pPr>
+    </w:p>
+    <w:p ns2:paraId="4AA80738" ns2:textId="77777777">
       <w:pPr>
         <w:numPr>
           <w:ilvl w:val="0"/>
@@ -4226,22 +4226,22 @@
           <w:color w:val="000000"/>
           <w:kern w:val="0"/>
           <w:lang w:eastAsia="es-PE"/>
-          <w14:ligatures w14:val="none"/>
-        </w:rPr>
-      </w:pPr>
-      <w:r>
-        <w:rPr>
-          <w:rFonts w:ascii="Arial Narrow" w:eastAsia="Arial Narrow" w:hAnsi="Arial Narrow" w:cs="Arial Narrow"/>
-          <w:color w:val="000000"/>
-          <w:kern w:val="0"/>
-          <w:lang w:eastAsia="es-PE"/>
-          <w14:ligatures w14:val="none"/>
+          <ns2:ligatures ns2:val="none"/>
+        </w:rPr>
+      </w:pPr>
+      <w:r>
+        <w:rPr>
+          <w:rFonts w:ascii="Arial Narrow" w:eastAsia="Arial Narrow" w:hAnsi="Arial Narrow" w:cs="Arial Narrow"/>
+          <w:color w:val="000000"/>
+          <w:kern w:val="0"/>
+          <w:lang w:eastAsia="es-PE"/>
+          <ns2:ligatures ns2:val="none"/>
         </w:rPr>
         <w:lastRenderedPageBreak/>
         <w:t>presentar documentos que acrediten su inscripción en los Registros Públicos o una declaración jurada que indique que cuenta con dicha inscripción;</w:t>
       </w:r>
     </w:p>
-    <w:p>
+    <w:p ns2:paraId="2B29D59F" ns2:textId="77777777">
       <w:pPr>
         <w:numPr>
           <w:ilvl w:val="0"/>
@@ -4255,21 +4255,21 @@
           <w:color w:val="000000"/>
           <w:kern w:val="0"/>
           <w:lang w:eastAsia="es-PE"/>
-          <w14:ligatures w14:val="none"/>
-        </w:rPr>
-      </w:pPr>
-      <w:r>
-        <w:rPr>
-          <w:rFonts w:ascii="Arial Narrow" w:eastAsia="Arial Narrow" w:hAnsi="Arial Narrow" w:cs="Arial Narrow"/>
-          <w:color w:val="000000"/>
-          <w:kern w:val="0"/>
-          <w:lang w:eastAsia="es-PE"/>
-          <w14:ligatures w14:val="none"/>
+          <ns2:ligatures ns2:val="none"/>
+        </w:rPr>
+      </w:pPr>
+      <w:r>
+        <w:rPr>
+          <w:rFonts w:ascii="Arial Narrow" w:eastAsia="Arial Narrow" w:hAnsi="Arial Narrow" w:cs="Arial Narrow"/>
+          <w:color w:val="000000"/>
+          <w:kern w:val="0"/>
+          <w:lang w:eastAsia="es-PE"/>
+          <ns2:ligatures ns2:val="none"/>
         </w:rPr>
         <w:t>presentar copia simple de las facultades de representación de su representante legal en el presente procedimiento o la declaración jurada que indique que cuenta con dichas facultades y que estas se encuentran vigentes;</w:t>
       </w:r>
     </w:p>
-    <w:p>
+    <w:p ns2:paraId="7EF50C46" ns2:textId="77777777">
       <w:pPr>
         <w:numPr>
           <w:ilvl w:val="0"/>
@@ -4283,21 +4283,21 @@
           <w:color w:val="000000"/>
           <w:kern w:val="0"/>
           <w:lang w:eastAsia="es-PE"/>
-          <w14:ligatures w14:val="none"/>
-        </w:rPr>
-      </w:pPr>
-      <w:r>
-        <w:rPr>
-          <w:rFonts w:ascii="Arial Narrow" w:eastAsia="Arial Narrow" w:hAnsi="Arial Narrow" w:cs="Arial Narrow"/>
-          <w:color w:val="000000"/>
-          <w:kern w:val="0"/>
-          <w:lang w:eastAsia="es-PE"/>
-          <w14:ligatures w14:val="none"/>
+          <ns2:ligatures ns2:val="none"/>
+        </w:rPr>
+      </w:pPr>
+      <w:r>
+        <w:rPr>
+          <w:rFonts w:ascii="Arial Narrow" w:eastAsia="Arial Narrow" w:hAnsi="Arial Narrow" w:cs="Arial Narrow"/>
+          <w:color w:val="000000"/>
+          <w:kern w:val="0"/>
+          <w:lang w:eastAsia="es-PE"/>
+          <ns2:ligatures ns2:val="none"/>
         </w:rPr>
         <w:t>consignar el Número de Registro Único de Contribuyentes (RUC); y,</w:t>
       </w:r>
     </w:p>
-    <w:p>
+    <w:p ns2:paraId="19E4DFA1" ns2:textId="77777777">
       <w:pPr>
         <w:numPr>
           <w:ilvl w:val="0"/>
@@ -4309,16 +4309,16 @@
         <w:rPr>
           <w:rFonts w:ascii="Arial Narrow" w:eastAsia="Calibri" w:hAnsi="Arial Narrow" w:cs="Arial"/>
           <w:kern w:val="0"/>
-          <w14:ligatures w14:val="none"/>
-        </w:rPr>
-      </w:pPr>
-      <w:r>
-        <w:rPr>
-          <w:rFonts w:ascii="Arial Narrow" w:eastAsia="Arial Narrow" w:hAnsi="Arial Narrow" w:cs="Arial Narrow"/>
-          <w:color w:val="000000"/>
-          <w:kern w:val="0"/>
-          <w:lang w:eastAsia="es-PE"/>
-          <w14:ligatures w14:val="none"/>
+          <ns2:ligatures ns2:val="none"/>
+        </w:rPr>
+      </w:pPr>
+      <w:r>
+        <w:rPr>
+          <w:rFonts w:ascii="Arial Narrow" w:eastAsia="Arial Narrow" w:hAnsi="Arial Narrow" w:cs="Arial Narrow"/>
+          <w:color w:val="000000"/>
+          <w:kern w:val="0"/>
+          <w:lang w:eastAsia="es-PE"/>
+          <ns2:ligatures ns2:val="none"/>
         </w:rPr>
         <w:t>fijar domicilio procesal para el procedimiento, de conformidad con el numeral 1 del artículo 442</w:t>
       </w:r>
@@ -4328,7 +4328,7 @@
           <w:color w:val="000000"/>
           <w:kern w:val="0"/>
           <w:lang w:eastAsia="es-PE"/>
-          <w14:ligatures w14:val="none"/>
+          <ns2:ligatures ns2:val="none"/>
         </w:rPr>
         <w:t/>
       </w:r>
@@ -4338,7 +4338,7 @@
           <w:color w:val="000000"/>
           <w:kern w:val="0"/>
           <w:lang w:eastAsia="es-PE"/>
-          <w14:ligatures w14:val="none"/>
+          <ns2:ligatures ns2:val="none"/>
         </w:rPr>
         <w:t xml:space="preserve"> del Código Procesal Civil. </w:t>
       </w:r>
@@ -4346,7 +4346,7 @@
         <w:rPr>
           <w:rFonts w:ascii="Arial Narrow" w:eastAsia="Calibri" w:hAnsi="Arial Narrow" w:cs="Arial"/>
           <w:kern w:val="0"/>
-          <w14:ligatures w14:val="none"/>
+          <ns2:ligatures ns2:val="none"/>
         </w:rPr>
         <w:t>Para ello podrá señalar domicilio físico o una dirección electrónica a la que pueda remitirse las notificaciones</w:t>
       </w:r>
@@ -4355,12 +4355,12 @@
           <w:rFonts w:ascii="Arial Narrow" w:eastAsia="Arial" w:hAnsi="Arial Narrow" w:cs="Arial"/>
           <w:kern w:val="0"/>
           <w:lang w:val="es"/>
-          <w14:ligatures w14:val="none"/>
+          <ns2:ligatures ns2:val="none"/>
         </w:rPr>
         <w:t>;</w:t>
       </w:r>
     </w:p>
-    <w:p>
+    <w:p ns2:paraId="7C63E340" ns2:textId="77777777">
       <w:pPr>
         <w:numPr>
           <w:ilvl w:val="0"/>
@@ -4372,14 +4372,14 @@
         <w:rPr>
           <w:rFonts w:ascii="Arial Narrow" w:eastAsia="Calibri" w:hAnsi="Arial Narrow" w:cs="Arial"/>
           <w:kern w:val="0"/>
-          <w14:ligatures w14:val="none"/>
+          <ns2:ligatures ns2:val="none"/>
         </w:rPr>
       </w:pPr>
       <w:r>
         <w:rPr>
           <w:rFonts w:ascii="Arial Narrow" w:eastAsia="Calibri" w:hAnsi="Arial Narrow" w:cs="Arial"/>
           <w:kern w:val="0"/>
-          <w14:ligatures w14:val="none"/>
+          <ns2:ligatures ns2:val="none"/>
         </w:rPr>
         <w:t>en caso califique como micro empresa o pequeña empresa, presentar los documentos que acrediten su volumen de ventas o ingresos brutos percibidos el año anterior relativo a todas sus actividades económicas y el número de trabajadores con el que cuenta</w:t>
       </w:r>
@@ -4389,7 +4389,7 @@
           <w:rFonts w:ascii="Arial Narrow" w:eastAsia="Calibri" w:hAnsi="Arial Narrow" w:cs="Arial"/>
           <w:kern w:val="0"/>
           <w:vertAlign w:val="superscript"/>
-          <w14:ligatures w14:val="none"/>
+          <ns2:ligatures ns2:val="none"/>
         </w:rPr>
         <w:footnoteReference w:id="7"/>
       </w:r>
@@ -4397,7 +4397,7 @@
         <w:rPr>
           <w:rFonts w:ascii="Arial Narrow" w:eastAsia="Calibri" w:hAnsi="Arial Narrow" w:cs="Arial"/>
           <w:kern w:val="0"/>
-          <w14:ligatures w14:val="none"/>
+          <ns2:ligatures ns2:val="none"/>
         </w:rPr>
         <w:t>. Ello, a fin de que la Comisión pueda meritar dicha documentación, conforme lo establece el artículo 110</w:t>
       </w:r>
@@ -4407,7 +4407,7 @@
           <w:color w:val="000000"/>
           <w:kern w:val="0"/>
           <w:lang w:eastAsia="es-PE"/>
-          <w14:ligatures w14:val="none"/>
+          <ns2:ligatures ns2:val="none"/>
         </w:rPr>
         <w:t/>
       </w:r>
@@ -4415,7 +4415,7 @@
         <w:rPr>
           <w:rFonts w:ascii="Arial Narrow" w:eastAsia="Calibri" w:hAnsi="Arial Narrow" w:cs="Arial"/>
           <w:kern w:val="0"/>
-          <w14:ligatures w14:val="none"/>
+          <ns2:ligatures ns2:val="none"/>
         </w:rPr>
         <w:t xml:space="preserve"> del </w:t>
       </w:r>
@@ -4424,7 +4424,7 @@
           <w:rFonts w:ascii="Arial Narrow" w:eastAsia="Calibri" w:hAnsi="Arial Narrow" w:cs="Arial"/>
           <w:spacing w:val="-2"/>
           <w:kern w:val="0"/>
-          <w14:ligatures w14:val="none"/>
+          <ns2:ligatures ns2:val="none"/>
         </w:rPr>
         <w:t>Código</w:t>
       </w:r>
@@ -4435,7 +4435,7 @@
           <w:spacing w:val="-2"/>
           <w:kern w:val="0"/>
           <w:vertAlign w:val="superscript"/>
-          <w14:ligatures w14:val="none"/>
+          <ns2:ligatures ns2:val="none"/>
         </w:rPr>
         <w:footnoteReference w:id="8"/>
       </w:r>
@@ -4444,67 +4444,102 @@
           <w:rFonts w:ascii="Arial Narrow" w:eastAsia="Calibri" w:hAnsi="Arial Narrow" w:cs="Arial"/>
           <w:spacing w:val="-2"/>
           <w:kern w:val="0"/>
-          <w14:ligatures w14:val="none"/>
+          <ns2:ligatures ns2:val="none"/>
         </w:rPr>
         <w:t>.</w:t>
       </w:r>
     </w:p>
+    <w:p ns2:paraId="1F11FE32" ns2:textId="77777777">
+      <w:pPr>
+        <w:spacing w:after="0" w:line="240" w:lineRule="auto"/>
+        <w:ind w:left="567"/>
+        <w:jc w:val="both"/>
+        <w:rPr>
+          <w:rFonts w:ascii="Arial Narrow" w:eastAsia="Arial Narrow" w:hAnsi="Arial Narrow" w:cs="Arial Narrow"/>
+          <w:color w:val="000000"/>
+          <w:kern w:val="0"/>
+          <w:lang w:eastAsia="es-PE"/>
+          <ns2:ligatures ns2:val="none"/>
+        </w:rPr>
+      </w:pPr>
+    </w:p>
     <w:p>
       <w:pPr>
         <w:spacing w:after="0" w:line="240" w:lineRule="auto"/>
-        <w:ind w:left="567"/>
-        <w:jc w:val="both"/>
-        <w:rPr>
-          <w:rFonts w:ascii="Arial Narrow" w:eastAsia="Arial Narrow" w:hAnsi="Arial Narrow" w:cs="Arial Narrow"/>
-          <w:color w:val="000000"/>
-          <w:kern w:val="0"/>
-          <w:lang w:eastAsia="es-PE"/>
-          <w14:ligatures w14:val="none"/>
-        </w:rPr>
-      </w:pPr>
-    </w:p>
-    <w:p>
-      <w:pPr>
-        <w:spacing w:after="0" w:line="240" w:lineRule="auto"/>
-        <w:jc w:val="both"/>
-        <w:rPr>
-          <w:rFonts w:ascii="Arial Narrow" w:eastAsia="Arial Narrow" w:hAnsi="Arial Narrow" w:cs="Arial Narrow"/>
-          <w:color w:val="000000"/>
-          <w:kern w:val="0"/>
-          <w:lang w:eastAsia="es-PE"/>
-          <w14:ligatures w14:val="none"/>
-        </w:rPr>
-      </w:pPr>
-      <w:r>
-        <w:rPr>
-          <w:rFonts w:ascii="Arial Narrow" w:eastAsia="Arial Narrow" w:hAnsi="Arial Narrow" w:cs="Arial Narrow"/>
-          <w:b/>
-          <w:color w:val="000000"/>
-          <w:kern w:val="0"/>
-          <w:lang w:eastAsia="es-PE"/>
-          <w14:ligatures w14:val="none"/>
+        <w:jc w:val="both"/>
+        <w:rPr>
+          <w:rFonts w:ascii="Arial Narrow" w:eastAsia="Arial Narrow" w:hAnsi="Arial Narrow" w:cs="Arial Narrow"/>
+          <w:color w:val="000000"/>
+          <w:kern w:val="0"/>
+          <w:lang w:eastAsia="es-PE"/>
+          <ns2:ligatures ns2:val="none"/>
+        </w:rPr>
+      </w:pPr>
+      <w:r>
+        <w:rPr>
+          <w:rFonts w:ascii="Arial Narrow" w:hAnsi="Arial Narrow" w:cs="Arial Narrow"/>
+          <w:b w:val="1"/>
+          <w:bCs w:val="1"/>
+          <w:sz w:val="20"/>
+          <w:szCs w:val="20"/>
         </w:rPr>
         <w:t xml:space="preserve">CUARTO: </w:t>
       </w:r>
       <w:r>
         <w:rPr>
-          <w:rFonts w:ascii="Arial Narrow" w:eastAsia="Arial Narrow" w:hAnsi="Arial Narrow" w:cs="Arial Narrow"/>
-          <w:color w:val="000000"/>
-          <w:kern w:val="0"/>
-          <w:lang w:eastAsia="es-PE"/>
-          <w14:ligatures w14:val="none"/>
-        </w:rPr>
-        <w:t xml:space="preserve">correr traslado de la denuncia interpuesta </w:t>
-      </w:r>
-      <w:r>
+          <w:rFonts w:ascii="Arial Narrow" w:hAnsi="Arial Narrow" w:cs="Arial Narrow"/>
+          <w:sz w:val="20"/>
+          <w:szCs w:val="20"/>
+        </w:rPr>
+        <w:t xml:space="preserve">correr traslado de la presente resolución a Interseguro Compañía de Seguros S.A para que, de conformidad con lo dispuesto por el artículo 26° de la Ley sobre Facultades, Normas y Organización del Indecopi, aprobado por Decreto Legislativo N° 8079, presente sus descargos sobre la imputación de cargos realizada en un plazo no mayor a cinco (5) días hábiles contado a partir del día siguiente de la notificación de la presente resolución, vencido el cual, el Secretario Técnico declarará en rebeldía a los denunciados que no lo hubieran presentado. Debe precisarse que de conformidad con lo establecido por el artículo 223° del Texto Único Ordenado de la Ley N° 27444, Ley del Procedimiento Administrativo General, las alegaciones y los hechos relevantes de la reclamación, salvo que hayan sido específicamente negadas en la contestación, se tendrán por aceptadas o meritadas como ciertas.</w:t>
+      </w:r>
+    </w:p>
+    <w:p ns2:paraId="228F876C" ns2:textId="77777777">
+      <w:pPr>
+        <w:spacing w:after="0" w:line="240" w:lineRule="auto"/>
+        <w:jc w:val="both"/>
+        <w:rPr>
+          <w:rFonts w:ascii="Arial Narrow" w:eastAsia="Arial Narrow" w:hAnsi="Arial Narrow" w:cs="Arial Narrow"/>
+          <w:color w:val="000000"/>
+          <w:kern w:val="0"/>
+          <w:lang w:eastAsia="es-PE"/>
+          <ns2:ligatures ns2:val="none"/>
+        </w:rPr>
+      </w:pPr>
+    </w:p>
+    <w:p ns2:paraId="774AFBA5" ns2:textId="0122C663">
+      <w:pPr>
+        <w:spacing w:after="0" w:line="240" w:lineRule="auto"/>
+        <w:jc w:val="both"/>
         <w:rPr>
           <w:rFonts w:ascii="Arial Narrow" w:eastAsia="Times New Roman" w:hAnsi="Arial Narrow" w:cs="Arial"/>
           <w:color w:val="000000"/>
           <w:kern w:val="0"/>
           <w:lang w:val="es-ES" w:eastAsia="es-ES"/>
-          <w14:ligatures w14:val="none"/>
-        </w:rPr>
-        <w:t xml:space="preserve">el </w:t>
+          <ns2:ligatures ns2:val="none"/>
+        </w:rPr>
+      </w:pPr>
+      <w:r>
+        <w:rPr>
+          <w:rFonts w:ascii="Arial Narrow" w:eastAsia="Arial Narrow" w:hAnsi="Arial Narrow" w:cs="Arial Narrow"/>
+          <w:b/>
+          <w:color w:val="000000"/>
+          <w:kern w:val="0"/>
+          <w:lang w:eastAsia="es-PE"/>
+          <ns2:ligatures ns2:val="none"/>
+        </w:rPr>
+        <w:t xml:space="preserve">QUINTO: </w:t>
+      </w:r>
+      <w:bookmarkStart w:id="23" w:name="_Hlk188286813"/>
+      <w:r>
+        <w:rPr>
+          <w:rFonts w:ascii="Arial Narrow" w:eastAsia="Times New Roman" w:hAnsi="Arial Narrow" w:cs="Arial"/>
+          <w:color w:val="000000"/>
+          <w:kern w:val="0"/>
+          <w:lang w:eastAsia="es-ES"/>
+          <ns2:ligatures ns2:val="none"/>
+        </w:rPr>
+        <w:t xml:space="preserve">requerir </w:t>
       </w:r>
       <w:r>
         <w:rPr>
@@ -4512,28 +4547,32 @@
           <w:color w:val="000000"/>
           <w:kern w:val="0"/>
           <w:lang w:val="es-ES" w:eastAsia="es-ES"/>
-          <w14:ligatures w14:val="none"/>
-        </w:rPr>
-        <w:t>4 de noviembre de 2025, complementada con el escrito del 7 de noviembre de 2025</w:t>
-      </w:r>
-      <w:r>
-        <w:rPr>
-          <w:rFonts w:ascii="Arial Narrow" w:eastAsia="Calibri" w:hAnsi="Arial Narrow" w:cs="Arial"/>
-          <w:kern w:val="0"/>
-          <w14:ligatures w14:val="none"/>
+          <ns2:ligatures ns2:val="none"/>
+        </w:rPr>
+        <w:t xml:space="preserve">que, en un </w:t>
+      </w:r>
+      <w:r>
+        <w:rPr>
+          <w:rFonts w:ascii="Arial Narrow" w:eastAsia="Times New Roman" w:hAnsi="Arial Narrow" w:cs="Arial"/>
+          <w:color w:val="000000"/>
+          <w:kern w:val="0"/>
+          <w:lang w:eastAsia="es-ES"/>
+          <ns2:ligatures ns2:val="none"/>
+        </w:rPr>
+        <w:t>plazo no mayor de cinco (5) días hábiles contado a partir del día siguiente de la notificación de la presente resolución</w:t>
+      </w:r>
+      <w:bookmarkEnd w:id="23"/>
+      <w:r>
+        <w:rPr>
+          <w:rFonts w:ascii="Arial Narrow" w:eastAsia="Times New Roman" w:hAnsi="Arial Narrow" w:cs="Arial"/>
+          <w:color w:val="000000"/>
+          <w:kern w:val="0"/>
+          <w:lang w:eastAsia="es-ES"/>
+          <ns2:ligatures ns2:val="none"/>
         </w:rPr>
         <w:t xml:space="preserve">, </w:t>
       </w:r>
-      <w:r>
-        <w:rPr>
-          <w:rFonts w:ascii="Arial Narrow" w:eastAsia="Arial Narrow" w:hAnsi="Arial Narrow" w:cs="Arial Narrow"/>
-          <w:color w:val="000000"/>
-          <w:kern w:val="0"/>
-          <w:lang w:eastAsia="es-PE"/>
-          <w14:ligatures w14:val="none"/>
-        </w:rPr>
-        <w:t>a</w:t>
-      </w:r>
+      <w:bookmarkStart w:id="24" w:name="_Hlk188286828"/>
       <w:r>
         <w:rPr>
           <w:rFonts w:ascii="Arial Narrow" w:eastAsia="Times New Roman" w:hAnsi="Arial Narrow" w:cs="Times New Roman"/>
@@ -4541,53 +4580,173 @@
           <w:kern w:val="0"/>
           <w:shd w:val="clear" w:color="auto" w:fill="FFFFFF"/>
           <w:lang w:eastAsia="es-PE"/>
-          <w14:ligatures w14:val="none"/>
+          <ns2:ligatures ns2:val="none"/>
+        </w:rPr>
+        <w:t>el proveedor denunciado</w:t>
+      </w:r>
+      <w:r>
+        <w:rPr>
+          <w:rFonts w:ascii="Arial Narrow" w:eastAsia="Times New Roman" w:hAnsi="Arial Narrow" w:cs="Arial"/>
+          <w:color w:val="000000"/>
+          <w:kern w:val="0"/>
+          <w:lang w:eastAsia="es-ES"/>
+          <ns2:ligatures ns2:val="none"/>
         </w:rPr>
         <w:t xml:space="preserve"> </w:t>
       </w:r>
+      <w:bookmarkEnd w:id="24"/>
+      <w:r>
+        <w:rPr>
+          <w:rFonts w:ascii="Arial Narrow" w:eastAsia="Times New Roman" w:hAnsi="Arial Narrow" w:cs="Arial"/>
+          <w:color w:val="000000"/>
+          <w:kern w:val="0"/>
+          <w:lang w:val="es-ES" w:eastAsia="es-ES"/>
+          <ns2:ligatures ns2:val="none"/>
+        </w:rPr>
+        <w:t xml:space="preserve">cumpla con: </w:t>
+      </w:r>
+      <w:r>
+        <w:rPr>
+          <w:rFonts w:ascii="Arial Narrow" w:eastAsia="Times New Roman" w:hAnsi="Arial Narrow" w:cs="Arial"/>
+          <w:color w:val="000000"/>
+          <w:kern w:val="0"/>
+          <w:lang w:val="es-ES" w:eastAsia="es-ES"/>
+          <ns2:ligatures ns2:val="none"/>
+        </w:rPr>
+        <w:t>(i) presentar una copia completa, legible y debidamente suscrita de la Póliza 08200008016 del Seguro Rumbo, así como el cargo de remisión de la póliza; (</w:t>
+      </w:r>
       <w:proofErr w:type="spellStart"/>
       <w:r>
         <w:rPr>
-          <w:rFonts w:ascii="Arial Narrow" w:eastAsia="Times New Roman" w:hAnsi="Arial Narrow" w:cs="Times New Roman"/>
-          <w:color w:val="000000"/>
-          <w:kern w:val="0"/>
-          <w:shd w:val="clear" w:color="auto" w:fill="FFFFFF"/>
-          <w:lang w:eastAsia="es-PE"/>
-          <w14:ligatures w14:val="none"/>
-        </w:rPr>
-        <w:t>Interseguro</w:t>
+          <w:rFonts w:ascii="Arial Narrow" w:eastAsia="Times New Roman" w:hAnsi="Arial Narrow" w:cs="Arial"/>
+          <w:color w:val="000000"/>
+          <w:kern w:val="0"/>
+          <w:lang w:val="es-ES" w:eastAsia="es-ES"/>
+          <ns2:ligatures ns2:val="none"/>
+        </w:rPr>
+        <w:t>ii</w:t>
       </w:r>
       <w:proofErr w:type="spellEnd"/>
       <w:r>
         <w:rPr>
-          <w:rFonts w:ascii="Arial Narrow" w:eastAsia="Times New Roman" w:hAnsi="Arial Narrow" w:cs="Times New Roman"/>
-          <w:color w:val="000000"/>
-          <w:kern w:val="0"/>
-          <w:shd w:val="clear" w:color="auto" w:fill="FFFFFF"/>
-          <w:lang w:eastAsia="es-PE"/>
-          <w14:ligatures w14:val="none"/>
-        </w:rPr>
-        <w:t xml:space="preserve"> Compañía de Seguros S.A.</w:t>
-      </w:r>
-      <w:r>
-        <w:rPr>
-          <w:rFonts w:ascii="Arial Narrow" w:eastAsia="Arial Narrow" w:hAnsi="Arial Narrow" w:cs="Arial Narrow"/>
-          <w:color w:val="000000"/>
-          <w:kern w:val="0"/>
-          <w:lang w:eastAsia="es-PE"/>
-          <w14:ligatures w14:val="none"/>
-        </w:rPr>
-        <w:t>, para</w:t>
-      </w:r>
-      <w:r>
-        <w:rPr>
-          <w:rFonts w:ascii="Arial Narrow" w:eastAsia="Arial Narrow" w:hAnsi="Arial Narrow" w:cs="Arial Narrow"/>
-          <w:color w:val="000000"/>
-          <w:kern w:val="0"/>
-          <w:lang w:eastAsia="es-PE"/>
-          <w14:ligatures w14:val="none"/>
-        </w:rPr>
-        <w:t xml:space="preserve"> que, de conformidad con lo dispuesto por el artículo 26</w:t>
+          <w:rFonts w:ascii="Arial Narrow" w:eastAsia="Times New Roman" w:hAnsi="Arial Narrow" w:cs="Arial"/>
+          <w:color w:val="000000"/>
+          <w:kern w:val="0"/>
+          <w:lang w:val="es-ES" w:eastAsia="es-ES"/>
+          <ns2:ligatures ns2:val="none"/>
+        </w:rPr>
+        <w:t xml:space="preserve">) presentar los medios probatorios que acrediten que el valor de la devolución total consignada de S/ 48 428,00 por los siete (7) años de vigencia de la Póliza 08200008016 fue conforme a lo ofrecido por la compañía aseguradora </w:t>
+      </w:r>
+      <w:r>
+        <w:rPr>
+          <w:rFonts w:ascii="Arial Narrow" w:eastAsia="Times New Roman" w:hAnsi="Arial Narrow" w:cs="Arial"/>
+          <w:color w:val="000000"/>
+          <w:kern w:val="0"/>
+          <w:lang w:val="es-ES" w:eastAsia="es-ES"/>
+          <ns2:ligatures ns2:val="none"/>
+        </w:rPr>
+        <w:t xml:space="preserve">a la denunciante </w:t>
+      </w:r>
+      <w:r>
+        <w:rPr>
+          <w:rFonts w:ascii="Arial Narrow" w:eastAsia="Times New Roman" w:hAnsi="Arial Narrow" w:cs="Arial"/>
+          <w:color w:val="000000"/>
+          <w:kern w:val="0"/>
+          <w:lang w:val="es-ES" w:eastAsia="es-ES"/>
+          <ns2:ligatures ns2:val="none"/>
+        </w:rPr>
+        <w:t>el 16 de septiembre de 2025; y, (</w:t>
+      </w:r>
+      <w:proofErr w:type="spellStart"/>
+      <w:r>
+        <w:rPr>
+          <w:rFonts w:ascii="Arial Narrow" w:eastAsia="Times New Roman" w:hAnsi="Arial Narrow" w:cs="Arial"/>
+          <w:color w:val="000000"/>
+          <w:kern w:val="0"/>
+          <w:lang w:val="es-ES" w:eastAsia="es-ES"/>
+          <ns2:ligatures ns2:val="none"/>
+        </w:rPr>
+        <w:t>iii</w:t>
+      </w:r>
+      <w:proofErr w:type="spellEnd"/>
+      <w:r>
+        <w:rPr>
+          <w:rFonts w:ascii="Arial Narrow" w:eastAsia="Times New Roman" w:hAnsi="Arial Narrow" w:cs="Arial"/>
+          <w:color w:val="000000"/>
+          <w:kern w:val="0"/>
+          <w:lang w:val="es-ES" w:eastAsia="es-ES"/>
+          <ns2:ligatures ns2:val="none"/>
+        </w:rPr>
+        <w:t>) presentar todas las comunicaciones cursadas con la parte denunciante en virtud de los hechos materia de denuncia</w:t>
+      </w:r>
+      <w:r>
+        <w:rPr>
+          <w:rFonts w:ascii="Arial Narrow" w:eastAsia="Times New Roman" w:hAnsi="Arial Narrow" w:cs="Arial"/>
+          <w:color w:val="000000"/>
+          <w:kern w:val="0"/>
+          <w:lang w:val="es-ES" w:eastAsia="es-ES"/>
+          <ns2:ligatures ns2:val="none"/>
+        </w:rPr>
+        <w:t>.</w:t>
+      </w:r>
+    </w:p>
+    <w:p ns2:paraId="12A4D8BD" ns2:textId="77777777">
+      <w:pPr>
+        <w:spacing w:after="0" w:line="240" w:lineRule="auto"/>
+        <w:jc w:val="both"/>
+        <w:rPr>
+          <w:rFonts w:ascii="Arial Narrow" w:eastAsia="Arial Narrow" w:hAnsi="Arial Narrow" w:cs="Arial Narrow"/>
+          <w:b/>
+          <w:color w:val="000000"/>
+          <w:kern w:val="0"/>
+          <w:lang w:val="es-ES" w:eastAsia="es-PE"/>
+          <ns2:ligatures ns2:val="none"/>
+        </w:rPr>
+      </w:pPr>
+    </w:p>
+    <w:p ns2:paraId="591B7E6F" ns2:textId="77777777">
+      <w:pPr>
+        <w:spacing w:after="0" w:line="240" w:lineRule="auto"/>
+        <w:jc w:val="both"/>
+        <w:rPr>
+          <w:rFonts w:ascii="Arial Narrow" w:eastAsia="Arial Narrow" w:hAnsi="Arial Narrow" w:cs="Arial Narrow"/>
+          <w:color w:val="000000"/>
+          <w:kern w:val="0"/>
+          <w:lang w:eastAsia="es-PE"/>
+          <ns2:ligatures ns2:val="none"/>
+        </w:rPr>
+      </w:pPr>
+      <w:r>
+        <w:rPr>
+          <w:rFonts w:ascii="Arial Narrow" w:eastAsia="Arial Narrow" w:hAnsi="Arial Narrow" w:cs="Arial Narrow"/>
+          <w:b/>
+          <w:color w:val="000000"/>
+          <w:kern w:val="0"/>
+          <w:lang w:eastAsia="es-PE"/>
+          <ns2:ligatures ns2:val="none"/>
+        </w:rPr>
+        <w:t>SEXTO:</w:t>
+      </w:r>
+      <w:r>
+        <w:rPr>
+          <w:rFonts w:ascii="Arial Narrow" w:eastAsia="Arial Narrow" w:hAnsi="Arial Narrow" w:cs="Arial Narrow"/>
+          <w:color w:val="000000"/>
+          <w:kern w:val="0"/>
+          <w:lang w:eastAsia="es-PE"/>
+          <ns2:ligatures ns2:val="none"/>
+        </w:rPr>
+        <w:t xml:space="preserve"> </w:t>
+      </w:r>
+      <w:bookmarkStart w:id="25" w:name="_Hlk188286915"/>
+      <w:r>
+        <w:rPr>
+          <w:rFonts w:ascii="Arial Narrow" w:eastAsia="Arial Narrow" w:hAnsi="Arial Narrow" w:cs="Arial Narrow"/>
+          <w:color w:val="000000"/>
+          <w:kern w:val="0"/>
+          <w:lang w:eastAsia="es-PE"/>
+          <ns2:ligatures ns2:val="none"/>
+        </w:rPr>
+        <w:t>informar a las partes que el artículo 110</w:t>
       </w:r>
       <w:r>
         <w:rPr>
@@ -4595,7 +4754,7 @@
           <w:color w:val="000000"/>
           <w:kern w:val="0"/>
           <w:lang w:eastAsia="es-PE"/>
-          <w14:ligatures w14:val="none"/>
+          <ns2:ligatures ns2:val="none"/>
         </w:rPr>
         <w:t/>
       </w:r>
@@ -4605,282 +4764,7 @@
           <w:color w:val="000000"/>
           <w:kern w:val="0"/>
           <w:lang w:eastAsia="es-PE"/>
-          <w14:ligatures w14:val="none"/>
-        </w:rPr>
-        <w:t xml:space="preserve"> de la Ley sobre Facultades, Normas y Organización del Indecopi, aprobada por Decreto Legislativo 807, presente sus descargos en un plazo no mayor de cinco (5) días hábiles contados desde la notificación. </w:t>
-      </w:r>
-    </w:p>
-    <w:p>
-      <w:pPr>
-        <w:spacing w:after="0" w:line="240" w:lineRule="auto"/>
-        <w:jc w:val="both"/>
-        <w:rPr>
-          <w:rFonts w:ascii="Arial Narrow" w:eastAsia="Arial Narrow" w:hAnsi="Arial Narrow" w:cs="Arial Narrow"/>
-          <w:color w:val="000000"/>
-          <w:kern w:val="0"/>
-          <w:lang w:eastAsia="es-PE"/>
-          <w14:ligatures w14:val="none"/>
-        </w:rPr>
-      </w:pPr>
-    </w:p>
-    <w:p>
-      <w:pPr>
-        <w:spacing w:after="0" w:line="240" w:lineRule="auto"/>
-        <w:jc w:val="both"/>
-        <w:rPr>
-          <w:rFonts w:ascii="Arial Narrow" w:eastAsia="Times New Roman" w:hAnsi="Arial Narrow" w:cs="Arial"/>
-          <w:color w:val="000000"/>
-          <w:kern w:val="0"/>
-          <w:lang w:val="es-ES" w:eastAsia="es-ES"/>
-          <w14:ligatures w14:val="none"/>
-        </w:rPr>
-      </w:pPr>
-      <w:r>
-        <w:rPr>
-          <w:rFonts w:ascii="Arial Narrow" w:eastAsia="Arial Narrow" w:hAnsi="Arial Narrow" w:cs="Arial Narrow"/>
-          <w:b/>
-          <w:color w:val="000000"/>
-          <w:kern w:val="0"/>
-          <w:lang w:eastAsia="es-PE"/>
-          <w14:ligatures w14:val="none"/>
-        </w:rPr>
-        <w:t xml:space="preserve">QUINTO: </w:t>
-      </w:r>
-      <w:bookmarkStart w:id="23" w:name="_Hlk188286813"/>
-      <w:r>
-        <w:rPr>
-          <w:rFonts w:ascii="Arial Narrow" w:eastAsia="Times New Roman" w:hAnsi="Arial Narrow" w:cs="Arial"/>
-          <w:color w:val="000000"/>
-          <w:kern w:val="0"/>
-          <w:lang w:eastAsia="es-ES"/>
-          <w14:ligatures w14:val="none"/>
-        </w:rPr>
-        <w:t xml:space="preserve">requerir </w:t>
-      </w:r>
-      <w:r>
-        <w:rPr>
-          <w:rFonts w:ascii="Arial Narrow" w:eastAsia="Times New Roman" w:hAnsi="Arial Narrow" w:cs="Arial"/>
-          <w:color w:val="000000"/>
-          <w:kern w:val="0"/>
-          <w:lang w:val="es-ES" w:eastAsia="es-ES"/>
-          <w14:ligatures w14:val="none"/>
-        </w:rPr>
-        <w:t xml:space="preserve">que, en un </w:t>
-      </w:r>
-      <w:r>
-        <w:rPr>
-          <w:rFonts w:ascii="Arial Narrow" w:eastAsia="Times New Roman" w:hAnsi="Arial Narrow" w:cs="Arial"/>
-          <w:color w:val="000000"/>
-          <w:kern w:val="0"/>
-          <w:lang w:eastAsia="es-ES"/>
-          <w14:ligatures w14:val="none"/>
-        </w:rPr>
-        <w:t>plazo no mayor de cinco (5) días hábiles contado a partir del día siguiente de la notificación de la presente resolución</w:t>
-      </w:r>
-      <w:bookmarkEnd w:id="23"/>
-      <w:r>
-        <w:rPr>
-          <w:rFonts w:ascii="Arial Narrow" w:eastAsia="Times New Roman" w:hAnsi="Arial Narrow" w:cs="Arial"/>
-          <w:color w:val="000000"/>
-          <w:kern w:val="0"/>
-          <w:lang w:eastAsia="es-ES"/>
-          <w14:ligatures w14:val="none"/>
-        </w:rPr>
-        <w:t xml:space="preserve">, </w:t>
-      </w:r>
-      <w:bookmarkStart w:id="24" w:name="_Hlk188286828"/>
-      <w:r>
-        <w:rPr>
-          <w:rFonts w:ascii="Arial Narrow" w:eastAsia="Times New Roman" w:hAnsi="Arial Narrow" w:cs="Times New Roman"/>
-          <w:color w:val="000000"/>
-          <w:kern w:val="0"/>
-          <w:shd w:val="clear" w:color="auto" w:fill="FFFFFF"/>
-          <w:lang w:eastAsia="es-PE"/>
-          <w14:ligatures w14:val="none"/>
-        </w:rPr>
-        <w:t>el proveedor denunciado</w:t>
-      </w:r>
-      <w:r>
-        <w:rPr>
-          <w:rFonts w:ascii="Arial Narrow" w:eastAsia="Times New Roman" w:hAnsi="Arial Narrow" w:cs="Arial"/>
-          <w:color w:val="000000"/>
-          <w:kern w:val="0"/>
-          <w:lang w:eastAsia="es-ES"/>
-          <w14:ligatures w14:val="none"/>
-        </w:rPr>
-        <w:t xml:space="preserve"> </w:t>
-      </w:r>
-      <w:bookmarkEnd w:id="24"/>
-      <w:r>
-        <w:rPr>
-          <w:rFonts w:ascii="Arial Narrow" w:eastAsia="Times New Roman" w:hAnsi="Arial Narrow" w:cs="Arial"/>
-          <w:color w:val="000000"/>
-          <w:kern w:val="0"/>
-          <w:lang w:val="es-ES" w:eastAsia="es-ES"/>
-          <w14:ligatures w14:val="none"/>
-        </w:rPr>
-        <w:t xml:space="preserve">cumpla con: </w:t>
-      </w:r>
-      <w:r>
-        <w:rPr>
-          <w:rFonts w:ascii="Arial Narrow" w:eastAsia="Times New Roman" w:hAnsi="Arial Narrow" w:cs="Arial"/>
-          <w:color w:val="000000"/>
-          <w:kern w:val="0"/>
-          <w:lang w:val="es-ES" w:eastAsia="es-ES"/>
-          <w14:ligatures w14:val="none"/>
-        </w:rPr>
-        <w:t>(i) presentar una copia completa, legible y debidamente suscrita de la Póliza 08200008016 del Seguro Rumbo, así como el cargo de remisión de la póliza; (</w:t>
-      </w:r>
-      <w:proofErr w:type="spellStart"/>
-      <w:r>
-        <w:rPr>
-          <w:rFonts w:ascii="Arial Narrow" w:eastAsia="Times New Roman" w:hAnsi="Arial Narrow" w:cs="Arial"/>
-          <w:color w:val="000000"/>
-          <w:kern w:val="0"/>
-          <w:lang w:val="es-ES" w:eastAsia="es-ES"/>
-          <w14:ligatures w14:val="none"/>
-        </w:rPr>
-        <w:t>ii</w:t>
-      </w:r>
-      <w:proofErr w:type="spellEnd"/>
-      <w:r>
-        <w:rPr>
-          <w:rFonts w:ascii="Arial Narrow" w:eastAsia="Times New Roman" w:hAnsi="Arial Narrow" w:cs="Arial"/>
-          <w:color w:val="000000"/>
-          <w:kern w:val="0"/>
-          <w:lang w:val="es-ES" w:eastAsia="es-ES"/>
-          <w14:ligatures w14:val="none"/>
-        </w:rPr>
-        <w:t xml:space="preserve">) presentar los medios probatorios que acrediten que el valor de la devolución total consignada de S/ 48 428,00 por los siete (7) años de vigencia de la Póliza 08200008016 fue conforme a lo ofrecido por la compañía aseguradora </w:t>
-      </w:r>
-      <w:r>
-        <w:rPr>
-          <w:rFonts w:ascii="Arial Narrow" w:eastAsia="Times New Roman" w:hAnsi="Arial Narrow" w:cs="Arial"/>
-          <w:color w:val="000000"/>
-          <w:kern w:val="0"/>
-          <w:lang w:val="es-ES" w:eastAsia="es-ES"/>
-          <w14:ligatures w14:val="none"/>
-        </w:rPr>
-        <w:t xml:space="preserve">a la denunciante </w:t>
-      </w:r>
-      <w:r>
-        <w:rPr>
-          <w:rFonts w:ascii="Arial Narrow" w:eastAsia="Times New Roman" w:hAnsi="Arial Narrow" w:cs="Arial"/>
-          <w:color w:val="000000"/>
-          <w:kern w:val="0"/>
-          <w:lang w:val="es-ES" w:eastAsia="es-ES"/>
-          <w14:ligatures w14:val="none"/>
-        </w:rPr>
-        <w:t>el 16 de septiembre de 2025; y, (</w:t>
-      </w:r>
-      <w:proofErr w:type="spellStart"/>
-      <w:r>
-        <w:rPr>
-          <w:rFonts w:ascii="Arial Narrow" w:eastAsia="Times New Roman" w:hAnsi="Arial Narrow" w:cs="Arial"/>
-          <w:color w:val="000000"/>
-          <w:kern w:val="0"/>
-          <w:lang w:val="es-ES" w:eastAsia="es-ES"/>
-          <w14:ligatures w14:val="none"/>
-        </w:rPr>
-        <w:t>iii</w:t>
-      </w:r>
-      <w:proofErr w:type="spellEnd"/>
-      <w:r>
-        <w:rPr>
-          <w:rFonts w:ascii="Arial Narrow" w:eastAsia="Times New Roman" w:hAnsi="Arial Narrow" w:cs="Arial"/>
-          <w:color w:val="000000"/>
-          <w:kern w:val="0"/>
-          <w:lang w:val="es-ES" w:eastAsia="es-ES"/>
-          <w14:ligatures w14:val="none"/>
-        </w:rPr>
-        <w:t>) presentar todas las comunicaciones cursadas con la parte denunciante en virtud de los hechos materia de denuncia</w:t>
-      </w:r>
-      <w:r>
-        <w:rPr>
-          <w:rFonts w:ascii="Arial Narrow" w:eastAsia="Times New Roman" w:hAnsi="Arial Narrow" w:cs="Arial"/>
-          <w:color w:val="000000"/>
-          <w:kern w:val="0"/>
-          <w:lang w:val="es-ES" w:eastAsia="es-ES"/>
-          <w14:ligatures w14:val="none"/>
-        </w:rPr>
-        <w:t>.</w:t>
-      </w:r>
-    </w:p>
-    <w:p>
-      <w:pPr>
-        <w:spacing w:after="0" w:line="240" w:lineRule="auto"/>
-        <w:jc w:val="both"/>
-        <w:rPr>
-          <w:rFonts w:ascii="Arial Narrow" w:eastAsia="Arial Narrow" w:hAnsi="Arial Narrow" w:cs="Arial Narrow"/>
-          <w:b/>
-          <w:color w:val="000000"/>
-          <w:kern w:val="0"/>
-          <w:lang w:val="es-ES" w:eastAsia="es-PE"/>
-          <w14:ligatures w14:val="none"/>
-        </w:rPr>
-      </w:pPr>
-    </w:p>
-    <w:p>
-      <w:pPr>
-        <w:spacing w:after="0" w:line="240" w:lineRule="auto"/>
-        <w:jc w:val="both"/>
-        <w:rPr>
-          <w:rFonts w:ascii="Arial Narrow" w:eastAsia="Arial Narrow" w:hAnsi="Arial Narrow" w:cs="Arial Narrow"/>
-          <w:color w:val="000000"/>
-          <w:kern w:val="0"/>
-          <w:lang w:eastAsia="es-PE"/>
-          <w14:ligatures w14:val="none"/>
-        </w:rPr>
-      </w:pPr>
-      <w:r>
-        <w:rPr>
-          <w:rFonts w:ascii="Arial Narrow" w:eastAsia="Arial Narrow" w:hAnsi="Arial Narrow" w:cs="Arial Narrow"/>
-          <w:b/>
-          <w:color w:val="000000"/>
-          <w:kern w:val="0"/>
-          <w:lang w:eastAsia="es-PE"/>
-          <w14:ligatures w14:val="none"/>
-        </w:rPr>
-        <w:t>SEXTO:</w:t>
-      </w:r>
-      <w:r>
-        <w:rPr>
-          <w:rFonts w:ascii="Arial Narrow" w:eastAsia="Arial Narrow" w:hAnsi="Arial Narrow" w:cs="Arial Narrow"/>
-          <w:color w:val="000000"/>
-          <w:kern w:val="0"/>
-          <w:lang w:eastAsia="es-PE"/>
-          <w14:ligatures w14:val="none"/>
-        </w:rPr>
-        <w:t xml:space="preserve"> </w:t>
-      </w:r>
-      <w:bookmarkStart w:id="25" w:name="_Hlk188286915"/>
-      <w:r>
-        <w:rPr>
-          <w:rFonts w:ascii="Arial Narrow" w:eastAsia="Arial Narrow" w:hAnsi="Arial Narrow" w:cs="Arial Narrow"/>
-          <w:color w:val="000000"/>
-          <w:kern w:val="0"/>
-          <w:lang w:eastAsia="es-PE"/>
-          <w14:ligatures w14:val="none"/>
-        </w:rPr>
-        <w:t>informar a las partes que el artículo 110</w:t>
-      </w:r>
-      <w:r>
-        <w:rPr>
-          <w:rFonts w:ascii="Arial Narrow" w:eastAsia="Times New Roman" w:hAnsi="Arial Narrow" w:cs="Segoe UI"/>
-          <w:color w:val="000000"/>
-          <w:kern w:val="0"/>
-          <w:lang w:eastAsia="es-PE"/>
-          <w14:ligatures w14:val="none"/>
-        </w:rPr>
-        <w:t/>
-      </w:r>
-      <w:r>
-        <w:rPr>
-          <w:rFonts w:ascii="Arial Narrow" w:eastAsia="Arial Narrow" w:hAnsi="Arial Narrow" w:cs="Arial Narrow"/>
-          <w:color w:val="000000"/>
-          <w:kern w:val="0"/>
-          <w:lang w:eastAsia="es-PE"/>
-          <w14:ligatures w14:val="none"/>
+          <ns2:ligatures ns2:val="none"/>
         </w:rPr>
         <w:t xml:space="preserve"> de la Ley 29571, Código de Protección y Defensa del Consumidor</w:t>
       </w:r>
@@ -4892,7 +4776,7 @@
           <w:kern w:val="0"/>
           <w:vertAlign w:val="superscript"/>
           <w:lang w:eastAsia="es-PE"/>
-          <w14:ligatures w14:val="none"/>
+          <ns2:ligatures ns2:val="none"/>
         </w:rPr>
         <w:footnoteReference w:id="9"/>
       </w:r>
@@ -4902,7 +4786,7 @@
           <w:color w:val="000000"/>
           <w:kern w:val="0"/>
           <w:lang w:eastAsia="es-PE"/>
-          <w14:ligatures w14:val="none"/>
+          <ns2:ligatures ns2:val="none"/>
         </w:rPr>
         <w:t xml:space="preserve">, faculta a la Comisión a calificar las infracciones de la referida norma como leves, graves o </w:t>
       </w:r>
@@ -4912,7 +4796,7 @@
           <w:color w:val="000000"/>
           <w:kern w:val="0"/>
           <w:lang w:eastAsia="es-PE"/>
-          <w14:ligatures w14:val="none"/>
+          <ns2:ligatures ns2:val="none"/>
         </w:rPr>
         <w:lastRenderedPageBreak/>
         <w:t>muy graves e imponer sanciones que van desde una amonestación hasta una multa por un máximo de 450 Unidades Impositivas Tributarias, sin perjuicio de las medidas correctivas, reparadoras y complementarias, que puedan ordenarse de acuerdo a lo estipulado en los artículos 114</w:t>
@@ -4923,7 +4807,7 @@
           <w:color w:val="000000"/>
           <w:kern w:val="0"/>
           <w:lang w:eastAsia="es-PE"/>
-          <w14:ligatures w14:val="none"/>
+          <ns2:ligatures ns2:val="none"/>
         </w:rPr>
         <w:t/>
       </w:r>
@@ -4933,7 +4817,7 @@
           <w:color w:val="000000"/>
           <w:kern w:val="0"/>
           <w:lang w:eastAsia="es-PE"/>
-          <w14:ligatures w14:val="none"/>
+          <ns2:ligatures ns2:val="none"/>
         </w:rPr>
         <w:t>, 115</w:t>
       </w:r>
@@ -4943,7 +4827,7 @@
           <w:color w:val="000000"/>
           <w:kern w:val="0"/>
           <w:lang w:eastAsia="es-PE"/>
-          <w14:ligatures w14:val="none"/>
+          <ns2:ligatures ns2:val="none"/>
         </w:rPr>
         <w:t/>
       </w:r>
@@ -4953,7 +4837,7 @@
           <w:color w:val="000000"/>
           <w:kern w:val="0"/>
           <w:lang w:eastAsia="es-PE"/>
-          <w14:ligatures w14:val="none"/>
+          <ns2:ligatures ns2:val="none"/>
         </w:rPr>
         <w:t xml:space="preserve"> y 116</w:t>
       </w:r>
@@ -4963,7 +4847,7 @@
           <w:color w:val="000000"/>
           <w:kern w:val="0"/>
           <w:lang w:eastAsia="es-PE"/>
-          <w14:ligatures w14:val="none"/>
+          <ns2:ligatures ns2:val="none"/>
         </w:rPr>
         <w:t/>
       </w:r>
@@ -4973,7 +4857,7 @@
           <w:color w:val="000000"/>
           <w:kern w:val="0"/>
           <w:lang w:eastAsia="es-PE"/>
-          <w14:ligatures w14:val="none"/>
+          <ns2:ligatures ns2:val="none"/>
         </w:rPr>
         <w:t xml:space="preserve"> de la referida norma</w:t>
       </w:r>
@@ -4985,7 +4869,7 @@
           <w:kern w:val="0"/>
           <w:vertAlign w:val="superscript"/>
           <w:lang w:eastAsia="es-PE"/>
-          <w14:ligatures w14:val="none"/>
+          <ns2:ligatures ns2:val="none"/>
         </w:rPr>
         <w:footnoteReference w:id="10"/>
       </w:r>
@@ -4995,7 +4879,7 @@
           <w:color w:val="000000"/>
           <w:kern w:val="0"/>
           <w:lang w:eastAsia="es-PE"/>
-          <w14:ligatures w14:val="none"/>
+          <ns2:ligatures ns2:val="none"/>
         </w:rPr>
         <w:t xml:space="preserve">. </w:t>
       </w:r>
@@ -5006,7 +4890,7 @@
           <w:color w:val="000000"/>
           <w:kern w:val="0"/>
           <w:lang w:eastAsia="es-PE"/>
-          <w14:ligatures w14:val="none"/>
+          <ns2:ligatures ns2:val="none"/>
         </w:rPr>
         <w:lastRenderedPageBreak/>
         <w:t>Asimismo, se consideran circunstancias atenuantes para la graduación de la sanción, el allanamiento de la denuncia o el reconocimiento de las pretensiones en ella contenidas, de acuerdo con el artículo 112</w:t>
@@ -5017,7 +4901,7 @@
           <w:color w:val="000000"/>
           <w:kern w:val="0"/>
           <w:lang w:eastAsia="es-PE"/>
-          <w14:ligatures w14:val="none"/>
+          <ns2:ligatures ns2:val="none"/>
         </w:rPr>
         <w:t/>
       </w:r>
@@ -5027,7 +4911,7 @@
           <w:color w:val="000000"/>
           <w:kern w:val="0"/>
           <w:lang w:eastAsia="es-PE"/>
-          <w14:ligatures w14:val="none"/>
+          <ns2:ligatures ns2:val="none"/>
         </w:rPr>
         <w:t xml:space="preserve"> del Código</w:t>
       </w:r>
@@ -5039,7 +4923,7 @@
           <w:kern w:val="0"/>
           <w:vertAlign w:val="superscript"/>
           <w:lang w:eastAsia="es-PE"/>
-          <w14:ligatures w14:val="none"/>
+          <ns2:ligatures ns2:val="none"/>
         </w:rPr>
         <w:footnoteReference w:id="11"/>
       </w:r>
@@ -5049,12 +4933,12 @@
           <w:color w:val="000000"/>
           <w:kern w:val="0"/>
           <w:lang w:eastAsia="es-PE"/>
-          <w14:ligatures w14:val="none"/>
+          <ns2:ligatures ns2:val="none"/>
         </w:rPr>
         <w:t>.</w:t>
       </w:r>
     </w:p>
-    <w:p>
+    <w:p ns2:paraId="0ECE55DF" ns2:textId="77777777">
       <w:pPr>
         <w:shd w:val="clear" w:color="auto" w:fill="FFFFFF"/>
         <w:spacing w:after="0" w:line="240" w:lineRule="auto"/>
@@ -5065,11 +4949,11 @@
           <w:color w:val="000000"/>
           <w:kern w:val="0"/>
           <w:lang w:eastAsia="es-PE"/>
-          <w14:ligatures w14:val="none"/>
-        </w:rPr>
-      </w:pPr>
-    </w:p>
-    <w:p>
+          <ns2:ligatures ns2:val="none"/>
+        </w:rPr>
+      </w:pPr>
+    </w:p>
+    <w:p ns2:paraId="1CC114EB" ns2:textId="77777777">
       <w:pPr>
         <w:shd w:val="clear" w:color="auto" w:fill="FFFFFF"/>
         <w:spacing w:after="0" w:line="240" w:lineRule="auto"/>
@@ -5079,17 +4963,17 @@
           <w:color w:val="000000"/>
           <w:kern w:val="0"/>
           <w:lang w:eastAsia="es-PE"/>
-          <w14:ligatures w14:val="none"/>
-        </w:rPr>
-      </w:pPr>
-      <w:r>
-        <w:rPr>
-          <w:rFonts w:ascii="Arial Narrow" w:eastAsia="Arial Narrow" w:hAnsi="Arial Narrow" w:cs="Arial Narrow"/>
-          <w:b/>
-          <w:color w:val="000000"/>
-          <w:kern w:val="0"/>
-          <w:lang w:eastAsia="es-PE"/>
-          <w14:ligatures w14:val="none"/>
+          <ns2:ligatures ns2:val="none"/>
+        </w:rPr>
+      </w:pPr>
+      <w:r>
+        <w:rPr>
+          <w:rFonts w:ascii="Arial Narrow" w:eastAsia="Arial Narrow" w:hAnsi="Arial Narrow" w:cs="Arial Narrow"/>
+          <w:b/>
+          <w:color w:val="000000"/>
+          <w:kern w:val="0"/>
+          <w:lang w:eastAsia="es-PE"/>
+          <ns2:ligatures ns2:val="none"/>
         </w:rPr>
         <w:t>SÉTIMO:</w:t>
       </w:r>
@@ -5099,7 +4983,7 @@
           <w:color w:val="000000"/>
           <w:kern w:val="0"/>
           <w:lang w:eastAsia="es-PE"/>
-          <w14:ligatures w14:val="none"/>
+          <ns2:ligatures ns2:val="none"/>
         </w:rPr>
         <w:t xml:space="preserve"> informar a las partes que conforme a lo establecido en el artículo 39</w:t>
       </w:r>
@@ -5109,7 +4993,7 @@
           <w:color w:val="000000"/>
           <w:kern w:val="0"/>
           <w:lang w:eastAsia="es-PE"/>
-          <w14:ligatures w14:val="none"/>
+          <ns2:ligatures ns2:val="none"/>
         </w:rPr>
         <w:t/>
       </w:r>
@@ -5119,12 +5003,12 @@
           <w:color w:val="000000"/>
           <w:kern w:val="0"/>
           <w:lang w:eastAsia="es-PE"/>
-          <w14:ligatures w14:val="none"/>
+          <ns2:ligatures ns2:val="none"/>
         </w:rPr>
         <w:t xml:space="preserve"> de la Ley sobre Facultades, Normas y Organización del Indecopi, aprobada por Decreto Legislativo 807, los gastos por los peritajes realizados, actuación de pruebas, inspecciones y otros derivados de la tramitación del proceso serán de cargo de la parte que solicita la prueba, salvo pacto en contrario. En todos los casos, la resolución final determinará si los gastos deben ser asumidos por alguna de las partes, o reembolsados a la otra parte o al Indecopi, según sea el caso, de manera adicional a la sanción que haya podido imponerse. </w:t>
       </w:r>
     </w:p>
-    <w:p>
+    <w:p ns2:paraId="364C4B19" ns2:textId="77777777">
       <w:pPr>
         <w:shd w:val="clear" w:color="auto" w:fill="FFFFFF"/>
         <w:spacing w:after="0" w:line="240" w:lineRule="auto"/>
@@ -5134,11 +5018,11 @@
           <w:color w:val="000000"/>
           <w:kern w:val="0"/>
           <w:lang w:eastAsia="es-PE"/>
-          <w14:ligatures w14:val="none"/>
-        </w:rPr>
-      </w:pPr>
-    </w:p>
-    <w:p>
+          <ns2:ligatures ns2:val="none"/>
+        </w:rPr>
+      </w:pPr>
+    </w:p>
+    <w:p ns2:paraId="27E9BBC0" ns2:textId="77777777">
       <w:pPr>
         <w:suppressAutoHyphens/>
         <w:spacing w:after="0" w:line="240" w:lineRule="auto"/>
@@ -5147,7 +5031,7 @@
           <w:rFonts w:ascii="Arial Narrow" w:eastAsia="Calibri" w:hAnsi="Arial Narrow" w:cs="Arial"/>
           <w:kern w:val="0"/>
           <w:u w:val="single"/>
-          <w14:ligatures w14:val="none"/>
+          <ns2:ligatures ns2:val="none"/>
         </w:rPr>
       </w:pPr>
       <w:r>
@@ -5156,7 +5040,7 @@
           <w:b/>
           <w:bCs/>
           <w:kern w:val="0"/>
-          <w14:ligatures w14:val="none"/>
+          <ns2:ligatures ns2:val="none"/>
         </w:rPr>
         <w:t>OCTAVO</w:t>
       </w:r>
@@ -5165,7 +5049,7 @@
           <w:rFonts w:ascii="Arial Narrow" w:eastAsia="Calibri" w:hAnsi="Arial Narrow" w:cs="Arial"/>
           <w:b/>
           <w:kern w:val="0"/>
-          <w14:ligatures w14:val="none"/>
+          <ns2:ligatures ns2:val="none"/>
         </w:rPr>
         <w:t>:</w:t>
       </w:r>
@@ -5173,7 +5057,7 @@
         <w:rPr>
           <w:rFonts w:ascii="Arial Narrow" w:eastAsia="Calibri" w:hAnsi="Arial Narrow" w:cs="Arial"/>
           <w:kern w:val="0"/>
-          <w14:ligatures w14:val="none"/>
+          <ns2:ligatures ns2:val="none"/>
         </w:rPr>
         <w:t xml:space="preserve"> comunicar a las partes que, de acuerdo a lo señalado por el artículo 29</w:t>
       </w:r>
@@ -5183,7 +5067,7 @@
           <w:color w:val="000000"/>
           <w:kern w:val="0"/>
           <w:lang w:eastAsia="es-PE"/>
-          <w14:ligatures w14:val="none"/>
+          <ns2:ligatures ns2:val="none"/>
         </w:rPr>
         <w:t/>
       </w:r>
@@ -5191,7 +5075,7 @@
         <w:rPr>
           <w:rFonts w:ascii="Arial Narrow" w:eastAsia="Calibri" w:hAnsi="Arial Narrow" w:cs="Arial"/>
           <w:kern w:val="0"/>
-          <w14:ligatures w14:val="none"/>
+          <ns2:ligatures ns2:val="none"/>
         </w:rPr>
         <w:t xml:space="preserve"> del Decreto Legislativo 807</w:t>
       </w:r>
@@ -5201,7 +5085,7 @@
           <w:rFonts w:ascii="Arial Narrow" w:eastAsia="Calibri" w:hAnsi="Arial Narrow" w:cs="Arial"/>
           <w:kern w:val="0"/>
           <w:vertAlign w:val="superscript"/>
-          <w14:ligatures w14:val="none"/>
+          <ns2:ligatures ns2:val="none"/>
         </w:rPr>
         <w:footnoteReference w:id="12"/>
       </w:r>
@@ -5209,7 +5093,7 @@
         <w:rPr>
           <w:rFonts w:ascii="Arial Narrow" w:eastAsia="Calibri" w:hAnsi="Arial Narrow" w:cs="Arial"/>
           <w:kern w:val="0"/>
-          <w14:ligatures w14:val="none"/>
+          <ns2:ligatures ns2:val="none"/>
         </w:rPr>
         <w:t xml:space="preserve">, hasta antes de la emisión de la Resolución Final tienen la posibilidad de solicitar una audiencia de conciliación. En caso deleguen a favor de una tercera persona su actuación en la diligencia programada, esta deberá presentar un poder especial con firma legalizada ante Notario Público, donde conste </w:t>
       </w:r>
@@ -5218,7 +5102,7 @@
           <w:rFonts w:ascii="Arial Narrow" w:eastAsia="Calibri" w:hAnsi="Arial Narrow" w:cs="Arial"/>
           <w:kern w:val="0"/>
           <w:u w:val="single"/>
-          <w14:ligatures w14:val="none"/>
+          <ns2:ligatures ns2:val="none"/>
         </w:rPr>
         <w:t>expresamente su facultad para asistir y conciliar en su representación</w:t>
       </w:r>
@@ -5227,7 +5111,7 @@
           <w:rFonts w:ascii="Arial Narrow" w:eastAsia="Calibri" w:hAnsi="Arial Narrow" w:cs="Arial"/>
           <w:bCs/>
           <w:kern w:val="0"/>
-          <w14:ligatures w14:val="none"/>
+          <ns2:ligatures ns2:val="none"/>
         </w:rPr>
         <w:t>.</w:t>
       </w:r>
@@ -5237,7 +5121,7 @@
           <w:b/>
           <w:bCs/>
           <w:kern w:val="0"/>
-          <w14:ligatures w14:val="none"/>
+          <ns2:ligatures ns2:val="none"/>
         </w:rPr>
         <w:t xml:space="preserve"> </w:t>
       </w:r>
@@ -5246,12 +5130,12 @@
           <w:rFonts w:ascii="Arial Narrow" w:eastAsia="Calibri" w:hAnsi="Arial Narrow" w:cs="Arial"/>
           <w:kern w:val="0"/>
           <w:u w:val="single"/>
-          <w14:ligatures w14:val="none"/>
+          <ns2:ligatures ns2:val="none"/>
         </w:rPr>
         <w:t xml:space="preserve">Ello bajo apercibimiento de no realizar la audiencia de conciliación y levantar el acta de inasistencia correspondiente. </w:t>
       </w:r>
     </w:p>
-    <w:p>
+    <w:p ns2:paraId="4CD47B08" ns2:textId="77777777">
       <w:pPr>
         <w:suppressAutoHyphens/>
         <w:spacing w:after="0" w:line="240" w:lineRule="auto"/>
@@ -5260,11 +5144,11 @@
           <w:rFonts w:ascii="Arial Narrow" w:eastAsia="Calibri" w:hAnsi="Arial Narrow" w:cs="Arial"/>
           <w:kern w:val="0"/>
           <w:u w:val="single"/>
-          <w14:ligatures w14:val="none"/>
-        </w:rPr>
-      </w:pPr>
-    </w:p>
-    <w:p>
+          <ns2:ligatures ns2:val="none"/>
+        </w:rPr>
+      </w:pPr>
+    </w:p>
+    <w:p ns2:paraId="0E80CA49" ns2:textId="77777777">
       <w:pPr>
         <w:suppressAutoHyphens/>
         <w:spacing w:after="0" w:line="240" w:lineRule="auto"/>
@@ -5274,7 +5158,7 @@
           <w:color w:val="000000"/>
           <w:kern w:val="0"/>
           <w:lang w:eastAsia="es-PE"/>
-          <w14:ligatures w14:val="none"/>
+          <ns2:ligatures ns2:val="none"/>
         </w:rPr>
       </w:pPr>
       <w:r>
@@ -5284,7 +5168,7 @@
           <w:color w:val="000000"/>
           <w:kern w:val="0"/>
           <w:lang w:eastAsia="es-PE"/>
-          <w14:ligatures w14:val="none"/>
+          <ns2:ligatures ns2:val="none"/>
         </w:rPr>
         <w:t>NOVENO:</w:t>
       </w:r>
@@ -5294,14 +5178,14 @@
           <w:color w:val="000000"/>
           <w:kern w:val="0"/>
           <w:lang w:eastAsia="es-PE"/>
-          <w14:ligatures w14:val="none"/>
+          <ns2:ligatures ns2:val="none"/>
         </w:rPr>
         <w:t xml:space="preserve"> poner en conocimiento de las partes que, antes de la emisión de la Resolución Final, tienen la posibilidad de formular su desistimiento o presentar el acuerdo arribado mediante la conciliación, mediación, transacción o cualquier otro que, de forma indubitable, deje constancia que se ha solucionado la controversia materia de denuncia.</w:t>
       </w:r>
       <w:bookmarkStart w:id="26" w:name="h.gjdgxs" w:colFirst="0" w:colLast="0"/>
       <w:bookmarkEnd w:id="26"/>
     </w:p>
-    <w:p>
+    <w:p ns2:paraId="7DDD06F7" ns2:textId="77777777">
       <w:pPr>
         <w:suppressAutoHyphens/>
         <w:spacing w:after="0" w:line="240" w:lineRule="auto"/>
@@ -5311,11 +5195,11 @@
           <w:color w:val="000000"/>
           <w:kern w:val="0"/>
           <w:lang w:eastAsia="es-PE"/>
-          <w14:ligatures w14:val="none"/>
-        </w:rPr>
-      </w:pPr>
-    </w:p>
-    <w:p>
+          <ns2:ligatures ns2:val="none"/>
+        </w:rPr>
+      </w:pPr>
+    </w:p>
+    <w:p ns2:paraId="236137A1" ns2:textId="54C29EA1">
       <w:pPr>
         <w:suppressAutoHyphens/>
         <w:spacing w:after="0" w:line="240" w:lineRule="auto"/>
@@ -5338,7 +5222,7 @@
           <w:b/>
           <w:spacing w:val="-3"/>
           <w:kern w:val="0"/>
-          <w14:ligatures w14:val="none"/>
+          <ns2:ligatures ns2:val="none"/>
         </w:rPr>
         <w:t/>
       </w:r>
@@ -5348,7 +5232,7 @@
           <w:bCs/>
           <w:spacing w:val="-3"/>
           <w:kern w:val="0"/>
-          <w14:ligatures w14:val="none"/>
+          <ns2:ligatures ns2:val="none"/>
         </w:rPr>
         <w:t xml:space="preserve"/>
       </w:r>
@@ -5358,7 +5242,7 @@
           <w:bCs/>
           <w:spacing w:val="-3"/>
           <w:kern w:val="0"/>
-          <w14:ligatures w14:val="none"/>
+          <ns2:ligatures ns2:val="none"/>
         </w:rPr>
         <w:t xml:space="preserve"/>
       </w:r>
@@ -5369,7 +5253,7 @@
           <w:kern w:val="0"/>
           <w:shd w:val="clear" w:color="auto" w:fill="FFFFFF"/>
           <w:lang w:eastAsia="es-PE"/>
-          <w14:ligatures w14:val="none"/>
+          <ns2:ligatures ns2:val="none"/>
         </w:rPr>
         <w:t xml:space="preserve"/>
       </w:r>
@@ -5381,7 +5265,7 @@
           <w:kern w:val="0"/>
           <w:shd w:val="clear" w:color="auto" w:fill="FFFFFF"/>
           <w:lang w:eastAsia="es-PE"/>
-          <w14:ligatures w14:val="none"/>
+          <ns2:ligatures ns2:val="none"/>
         </w:rPr>
         <w:t/>
       </w:r>
@@ -5393,7 +5277,7 @@
           <w:kern w:val="0"/>
           <w:shd w:val="clear" w:color="auto" w:fill="FFFFFF"/>
           <w:lang w:eastAsia="es-PE"/>
-          <w14:ligatures w14:val="none"/>
+          <ns2:ligatures ns2:val="none"/>
         </w:rPr>
         <w:t xml:space="preserve"/>
       </w:r>
@@ -5425,7 +5309,7 @@
           <w:color w:val="000000"/>
           <w:kern w:val="0"/>
           <w:lang w:eastAsia="es-PE"/>
-          <w14:ligatures w14:val="none"/>
+          <ns2:ligatures ns2:val="none"/>
         </w:rPr>
         <w:t/>
       </w:r>
@@ -5442,7 +5326,7 @@
           <w:color w:val="000000"/>
           <w:kern w:val="0"/>
           <w:lang w:eastAsia="es-PE"/>
-          <w14:ligatures w14:val="none"/>
+          <ns2:ligatures ns2:val="none"/>
         </w:rPr>
         <w:t/>
       </w:r>
@@ -5477,7 +5361,7 @@
       </w:r>
     </w:p>
     <w:bookmarkEnd w:id="27"/>
-    <w:p>
+    <w:p ns2:paraId="639FE5BE" ns2:textId="77777777">
       <w:pPr>
         <w:suppressAutoHyphens/>
         <w:spacing w:after="0" w:line="240" w:lineRule="auto"/>
@@ -5487,7 +5371,7 @@
         </w:rPr>
       </w:pPr>
     </w:p>
-    <w:p>
+    <w:p ns2:paraId="083D8417" ns2:textId="6D9DA831">
       <w:pPr>
         <w:suppressAutoHyphens/>
         <w:spacing w:line="240" w:lineRule="auto"/>
@@ -5584,7 +5468,7 @@
       </w:r>
       <w:bookmarkStart w:id="28" w:name="_Hlk198890962"/>
     </w:p>
-    <w:p>
+    <w:p ns2:paraId="36317C11" ns2:textId="77777777">
       <w:pPr>
         <w:suppressAutoHyphens/>
         <w:spacing w:after="0" w:line="240" w:lineRule="auto"/>
@@ -5596,7 +5480,7 @@
       </w:pPr>
     </w:p>
     <w:bookmarkEnd w:id="28"/>
-    <w:p>
+    <w:p ns2:paraId="23716787" ns2:textId="77777777">
       <w:pPr>
         <w:suppressAutoHyphens/>
         <w:spacing w:after="0" w:line="240" w:lineRule="auto"/>
@@ -5606,36 +5490,36 @@
         </w:rPr>
       </w:pPr>
     </w:p>
-    <w:p>
-      <w:pPr>
-        <w:spacing w:after="0" w:line="240" w:lineRule="auto"/>
-        <w:jc w:val="both"/>
-        <w:rPr>
-          <w:rFonts w:ascii="Arial Narrow" w:eastAsia="Arial Narrow" w:hAnsi="Arial Narrow" w:cs="Arial Narrow"/>
-          <w:b/>
-          <w:color w:val="000000"/>
-          <w:kern w:val="0"/>
-          <w:lang w:eastAsia="es-PE"/>
-          <w14:ligatures w14:val="none"/>
-        </w:rPr>
-      </w:pPr>
-    </w:p>
-    <w:p>
-      <w:pPr>
-        <w:spacing w:after="0" w:line="240" w:lineRule="auto"/>
-        <w:jc w:val="both"/>
-        <w:rPr>
-          <w:rFonts w:ascii="Arial Narrow" w:eastAsia="Arial Narrow" w:hAnsi="Arial Narrow" w:cs="Arial Narrow"/>
-          <w:b/>
-          <w:color w:val="000000"/>
-          <w:kern w:val="0"/>
-          <w:lang w:eastAsia="es-PE"/>
-          <w14:ligatures w14:val="none"/>
+    <w:p ns2:paraId="509D673B" ns2:textId="77777777">
+      <w:pPr>
+        <w:spacing w:after="0" w:line="240" w:lineRule="auto"/>
+        <w:jc w:val="both"/>
+        <w:rPr>
+          <w:rFonts w:ascii="Arial Narrow" w:eastAsia="Arial Narrow" w:hAnsi="Arial Narrow" w:cs="Arial Narrow"/>
+          <w:b/>
+          <w:color w:val="000000"/>
+          <w:kern w:val="0"/>
+          <w:lang w:eastAsia="es-PE"/>
+          <ns2:ligatures ns2:val="none"/>
+        </w:rPr>
+      </w:pPr>
+    </w:p>
+    <w:p ns2:paraId="418E1D52" ns2:textId="77777777">
+      <w:pPr>
+        <w:spacing w:after="0" w:line="240" w:lineRule="auto"/>
+        <w:jc w:val="both"/>
+        <w:rPr>
+          <w:rFonts w:ascii="Arial Narrow" w:eastAsia="Arial Narrow" w:hAnsi="Arial Narrow" w:cs="Arial Narrow"/>
+          <w:b/>
+          <w:color w:val="000000"/>
+          <w:kern w:val="0"/>
+          <w:lang w:eastAsia="es-PE"/>
+          <ns2:ligatures ns2:val="none"/>
         </w:rPr>
       </w:pPr>
     </w:p>
     <w:bookmarkEnd w:id="0"/>
-    <w:p>
+    <w:p ns2:paraId="626EF8E7" ns2:textId="36A812F1">
       <w:pPr>
         <w:spacing w:after="0" w:line="240" w:lineRule="auto"/>
         <w:jc w:val="center"/>
@@ -5645,22 +5529,22 @@
           <w:color w:val="000000"/>
           <w:kern w:val="0"/>
           <w:lang w:eastAsia="es-PE"/>
-          <w14:ligatures w14:val="none"/>
-        </w:rPr>
-      </w:pPr>
-      <w:r>
-        <w:rPr>
-          <w:rFonts w:ascii="Arial Narrow" w:eastAsia="Arial Narrow" w:hAnsi="Arial Narrow" w:cs="Arial Narrow"/>
-          <w:b/>
-          <w:color w:val="000000"/>
-          <w:kern w:val="0"/>
-          <w:lang w:eastAsia="es-PE"/>
-          <w14:ligatures w14:val="none"/>
+          <ns2:ligatures ns2:val="none"/>
+        </w:rPr>
+      </w:pPr>
+      <w:r>
+        <w:rPr>
+          <w:rFonts w:ascii="Arial Narrow" w:eastAsia="Arial Narrow" w:hAnsi="Arial Narrow" w:cs="Arial Narrow"/>
+          <w:b/>
+          <w:color w:val="000000"/>
+          <w:kern w:val="0"/>
+          <w:lang w:eastAsia="es-PE"/>
+          <ns2:ligatures ns2:val="none"/>
         </w:rPr>
         <w:t>Firmado digitalmente por</w:t>
       </w:r>
     </w:p>
-    <w:p>
+    <w:p ns2:paraId="564FA57C" ns2:textId="77777777">
       <w:pPr>
         <w:spacing w:after="0" w:line="240" w:lineRule="auto"/>
         <w:jc w:val="center"/>
@@ -5670,7 +5554,7 @@
           <w:bCs/>
           <w:color w:val="000000"/>
           <w:kern w:val="0"/>
-          <w14:ligatures w14:val="none"/>
+          <ns2:ligatures ns2:val="none"/>
         </w:rPr>
       </w:pPr>
       <w:r>
@@ -5680,12 +5564,12 @@
           <w:bCs/>
           <w:color w:val="000000"/>
           <w:kern w:val="0"/>
-          <w14:ligatures w14:val="none"/>
+          <ns2:ligatures ns2:val="none"/>
         </w:rPr>
         <w:t>EVELING ROA QUISPE</w:t>
       </w:r>
     </w:p>
-    <w:p>
+    <w:p ns2:paraId="488C71A5" ns2:textId="77777777">
       <w:pPr>
         <w:spacing w:after="0" w:line="240" w:lineRule="auto"/>
         <w:jc w:val="center"/>
@@ -5695,7 +5579,7 @@
           <w:bCs/>
           <w:color w:val="000000"/>
           <w:kern w:val="0"/>
-          <w14:ligatures w14:val="none"/>
+          <ns2:ligatures ns2:val="none"/>
         </w:rPr>
       </w:pPr>
       <w:r>
@@ -5705,12 +5589,12 @@
           <w:bCs/>
           <w:color w:val="000000"/>
           <w:kern w:val="0"/>
-          <w14:ligatures w14:val="none"/>
+          <ns2:ligatures ns2:val="none"/>
         </w:rPr>
         <w:t>Secretaria Técnica</w:t>
       </w:r>
     </w:p>
-    <w:p>
+    <w:p ns2:paraId="4EF09A7C" ns2:textId="77777777">
       <w:pPr>
         <w:spacing w:after="0" w:line="240" w:lineRule="auto"/>
         <w:jc w:val="center"/>
@@ -5720,7 +5604,7 @@
           <w:bCs/>
           <w:color w:val="000000"/>
           <w:kern w:val="0"/>
-          <w14:ligatures w14:val="none"/>
+          <ns2:ligatures ns2:val="none"/>
         </w:rPr>
       </w:pPr>
       <w:r>
@@ -5730,26 +5614,26 @@
           <w:bCs/>
           <w:color w:val="000000"/>
           <w:kern w:val="0"/>
-          <w14:ligatures w14:val="none"/>
+          <ns2:ligatures ns2:val="none"/>
         </w:rPr>
         <w:t>Comisión de Protección al Consumidor 1</w:t>
       </w:r>
     </w:p>
-    <w:p>
-      <w:pPr>
-        <w:spacing w:after="0" w:line="240" w:lineRule="auto"/>
-        <w:jc w:val="both"/>
-        <w:rPr>
-          <w:rFonts w:ascii="Arial Narrow" w:eastAsia="Arial Narrow" w:hAnsi="Arial Narrow" w:cs="Arial Narrow"/>
-          <w:b/>
-          <w:color w:val="000000"/>
-          <w:kern w:val="0"/>
-          <w:lang w:eastAsia="es-PE"/>
-          <w14:ligatures w14:val="none"/>
-        </w:rPr>
-      </w:pPr>
-    </w:p>
-    <w:p>
+    <w:p ns2:paraId="7F637530" ns2:textId="77777777">
+      <w:pPr>
+        <w:spacing w:after="0" w:line="240" w:lineRule="auto"/>
+        <w:jc w:val="both"/>
+        <w:rPr>
+          <w:rFonts w:ascii="Arial Narrow" w:eastAsia="Arial Narrow" w:hAnsi="Arial Narrow" w:cs="Arial Narrow"/>
+          <w:b/>
+          <w:color w:val="000000"/>
+          <w:kern w:val="0"/>
+          <w:lang w:eastAsia="es-PE"/>
+          <ns2:ligatures ns2:val="none"/>
+        </w:rPr>
+      </w:pPr>
+    </w:p>
+    <w:p ns2:paraId="2593B317" ns2:textId="77777777">
       <w:pPr>
         <w:spacing w:after="0" w:line="240" w:lineRule="auto"/>
         <w:jc w:val="both"/>
@@ -5767,12 +5651,12 @@
           <w:sz w:val="16"/>
           <w:szCs w:val="16"/>
           <w:lang w:eastAsia="es-PE"/>
-          <w14:ligatures w14:val="none"/>
+          <ns2:ligatures ns2:val="none"/>
         </w:rPr>
         <w:t>LSM/JCQ</w:t>
       </w:r>
     </w:p>
-    <w:p>
+    <w:p ns2:paraId="4423ADE9" ns2:textId="77777777">
       <w:pPr>
         <w:spacing w:line="240" w:lineRule="auto"/>
         <w:rPr>
@@ -5780,18 +5664,18 @@
         </w:rPr>
       </w:pPr>
     </w:p>
-    <w:p>
+    <w:p ns2:paraId="74AAB5F4" ns2:textId="77777777">
       <w:pPr>
         <w:spacing w:line="240" w:lineRule="auto"/>
       </w:pPr>
     </w:p>
     <w:sectPr>
-      <w:headerReference w:type="even" r:id="rId8"/>
-      <w:headerReference w:type="default" r:id="rId9"/>
-      <w:footerReference w:type="even" r:id="rId10"/>
-      <w:footerReference w:type="default" r:id="rId11"/>
-      <w:headerReference w:type="first" r:id="rId12"/>
-      <w:footerReference w:type="first" r:id="rId13"/>
+      <w:headerReference w:type="even" ns3:id="rId8"/>
+      <w:headerReference w:type="default" ns3:id="rId9"/>
+      <w:footerReference w:type="even" ns3:id="rId10"/>
+      <w:footerReference w:type="default" ns3:id="rId11"/>
+      <w:headerReference w:type="first" ns3:id="rId12"/>
+      <w:footerReference w:type="first" ns3:id="rId13"/>
       <w:pgSz w:w="11906" w:h="16838"/>
       <w:pgMar w:top="1417" w:right="1701" w:bottom="1417" w:left="1701" w:header="708" w:footer="708" w:gutter="0"/>
       <w:cols w:space="708"/>

--- a/plantillas_maestras/02_seguro_vida/materia_general_asegurativa/1_ddo_aseguradora/mujer/TPL_3222_2025_SEGURO_VIDA_MATERIA_GENERAL_ASEGURATIVA_ASEGURADORA_MUJER_R1.docx
+++ b/plantillas_maestras/02_seguro_vida/materia_general_asegurativa/1_ddo_aseguradora/mujer/TPL_3222_2025_SEGURO_VIDA_MATERIA_GENERAL_ASEGURATIVA_ASEGURADORA_MUJER_R1.docx
@@ -4491,7 +4491,7 @@
           <w:sz w:val="20"/>
           <w:szCs w:val="20"/>
         </w:rPr>
-        <w:t xml:space="preserve">correr traslado de la presente resolución a Interseguro Compañía de Seguros S.A para que, de conformidad con lo dispuesto por el artículo 26° de la Ley sobre Facultades, Normas y Organización del Indecopi, aprobado por Decreto Legislativo N° 8079, presente sus descargos sobre la imputación de cargos realizada en un plazo no mayor a cinco (5) días hábiles contado a partir del día siguiente de la notificación de la presente resolución, vencido el cual, el Secretario Técnico declarará en rebeldía a los denunciados que no lo hubieran presentado. Debe precisarse que de conformidad con lo establecido por el artículo 223° del Texto Único Ordenado de la Ley N° 27444, Ley del Procedimiento Administrativo General, las alegaciones y los hechos relevantes de la reclamación, salvo que hayan sido específicamente negadas en la contestación, se tendrán por aceptadas o meritadas como ciertas.</w:t>
+        <w:t xml:space="preserve">correr traslado de la presente resolución a Interseguro Compañía de Seguros S.A. para que, de conformidad con lo dispuesto por el artículo 26 de la Ley sobre Facultades, Normas y Organización del Indecopi, aprobada por Decreto Legislativo 807, presente sus descargos sobre la imputación de cargos realizada en un plazo no mayor a cinco (5) días hábiles contado a partir del día siguiente de la notificación de la presente resolución, vencido el cual, el Secretario Técnico declarará en rebeldía al denunciado que no lo hubiera presentado. Debe precisarse que de conformidad con lo establecido por el artículo 223 del Texto Único Ordenado de la Ley 27444, Ley del Procedimiento Administrativo General, las alegaciones y los hechos relevantes de la reclamación, salvo que hayan sido específicamente negadas en la contestación, se tendrán por aceptadas o merituadas como ciertas.</w:t>
       </w:r>
     </w:p>
     <w:p ns2:paraId="228F876C" ns2:textId="77777777">

--- a/plantillas_maestras/02_seguro_vida/materia_general_asegurativa/1_ddo_aseguradora/mujer/TPL_3222_2025_SEGURO_VIDA_MATERIA_GENERAL_ASEGURATIVA_ASEGURADORA_MUJER_R1.docx
+++ b/plantillas_maestras/02_seguro_vida/materia_general_asegurativa/1_ddo_aseguradora/mujer/TPL_3222_2025_SEGURO_VIDA_MATERIA_GENERAL_ASEGURATIVA_ASEGURADORA_MUJER_R1.docx
@@ -471,7 +471,7 @@
           <w:lang w:eastAsia="es-PE"/>
           <ns2:ligatures ns2:val="none"/>
         </w:rPr>
-        <w:t>16</w:t>
+        <w:t xml:space="preserve">16 de enero de 2026</w:t>
       </w:r>
       <w:r>
         <w:rPr>
@@ -482,7 +482,7 @@
           <w:lang w:eastAsia="es-PE"/>
           <ns2:ligatures ns2:val="none"/>
         </w:rPr>
-        <w:t xml:space="preserve"> de </w:t>
+        <w:t xml:space="preserve"/>
       </w:r>
       <w:r>
         <w:rPr>
@@ -493,7 +493,7 @@
           <w:lang w:eastAsia="es-PE"/>
           <ns2:ligatures ns2:val="none"/>
         </w:rPr>
-        <w:t>enero de 2026</w:t>
+        <w:t xml:space="preserve"/>
       </w:r>
     </w:p>
     <w:p ns2:paraId="66CE1821" ns2:textId="77777777">
@@ -823,7 +823,7 @@
           <w:lang w:eastAsia="es-ES"/>
           <ns2:ligatures ns2:val="none"/>
         </w:rPr>
-        <w:t>l 16 de septiembre de 2025</w:t>
+        <w:t xml:space="preserve">l 16 de setiembre de 2025</w:t>
       </w:r>
       <w:r>
         <w:rPr>
@@ -1186,7 +1186,7 @@
           <w:lang w:eastAsia="es-ES"/>
           <ns2:ligatures ns2:val="none"/>
         </w:rPr>
-        <w:t xml:space="preserve">El 18 de septiembre de 2025, se comunicó con el WhatsApp institucional de </w:t>
+        <w:t xml:space="preserve">El 18 de setiembre de 2025, se comunicó con el WhatsApp institucional de </w:t>
       </w:r>
       <w:proofErr w:type="spellStart"/>
       <w:r>
@@ -1488,7 +1488,7 @@
           <w:lang w:eastAsia="es-ES"/>
           <ns2:ligatures ns2:val="none"/>
         </w:rPr>
-        <w:t>, no había recibido respuesta al reclamo presentado el 16 de septiembre de 2025, manteniéndose los cobros del Seguro Rumbo y acumulándose aportes por un monto total de S/ 920</w:t>
+        <w:t xml:space="preserve">, no había recibido respuesta al reclamo presentado el 16 de setiembre de 2025, manteniéndose los cobros del Seguro Rumbo y acumulándose aportes por un monto total de S/ 920</w:t>
       </w:r>
       <w:r>
         <w:rPr>
@@ -2705,7 +2705,7 @@
           <w:lang w:eastAsia="es-PE"/>
           <ns2:ligatures ns2:val="none"/>
         </w:rPr>
-        <w:t xml:space="preserve"> 08200008016 del Seguro Rumbo, pese a la discrepancia reclamada por la denunciante el 16 de septiembre de 2025</w:t>
+        <w:t xml:space="preserve"> 08200008016 del Seguro Rumbo, pese a la discrepancia reclamada por la denunciante el 16 de setiembre de 2025</w:t>
       </w:r>
       <w:r>
         <w:rPr>
@@ -2815,7 +2815,7 @@
           <w:kern w:val="0"/>
           <ns2:ligatures ns2:val="none"/>
         </w:rPr>
-        <w:t xml:space="preserve"> Compañía de Seguros S.A. no habría cumplido con emitir una respuesta, dentro del plazo legal, al reclamo presentado por la denunciante el 16 de septiembre de 2025</w:t>
+        <w:t xml:space="preserve"> Compañía de Seguros S.A. no habría cumplido con emitir una respuesta, dentro del plazo legal, al reclamo presentado por la denunciante el 16 de setiembre de 2025</w:t>
       </w:r>
       <w:r>
         <w:rPr>
@@ -3090,7 +3090,7 @@
           <w:lang w:val="es-ES" w:eastAsia="es-ES"/>
           <ns2:ligatures ns2:val="none"/>
         </w:rPr>
-        <w:t>) presentar los medios probatorios que acrediten que el valor de la devolución total consignada de S/ 48 428,00 por los siete (7) años de vigencia de la Póliza 08200008016 fue conforme a lo ofrecido por la compañía aseguradora a la denunciante el 16 de septiembre de 2025; y, (</w:t>
+        <w:t xml:space="preserve">) presentar los medios probatorios que acrediten que el valor de la devolución total consignada de S/ 48 428,00 por los siete (7) años de vigencia de la Póliza 08200008016 fue conforme a lo ofrecido por la compañía aseguradora a la denunciante el 16 de setiembre de 2025; y, (</w:t>
       </w:r>
       <w:proofErr w:type="spellStart"/>
       <w:r>
@@ -3948,7 +3948,7 @@
           <w:lang w:eastAsia="es-ES"/>
           <ns2:ligatures ns2:val="none"/>
         </w:rPr>
-        <w:t>16 de septiembre de 2025</w:t>
+        <w:t xml:space="preserve">16 de setiembre de 2025</w:t>
       </w:r>
       <w:r>
         <w:rPr>
@@ -4013,7 +4013,7 @@
           <w:rFonts w:ascii="Arial Narrow" w:eastAsia="Arial Narrow" w:hAnsi="Arial Narrow" w:cs="Arial Narrow"/>
           <w:bCs/>
         </w:rPr>
-        <w:t xml:space="preserve"> Compañía de Seguros S.A. no habría cumplido con emitir una respuesta, dentro del plazo legal, al reclamo presentado por la denunciante el 16 de septiembre de 2025</w:t>
+        <w:t xml:space="preserve"> Compañía de Seguros S.A. no habría cumplido con emitir una respuesta, dentro del plazo legal, al reclamo presentado por la denunciante el 16 de setiembre de 2025</w:t>
       </w:r>
       <w:r>
         <w:rPr>
@@ -4655,7 +4655,7 @@
           <w:lang w:val="es-ES" w:eastAsia="es-ES"/>
           <ns2:ligatures ns2:val="none"/>
         </w:rPr>
-        <w:t>el 16 de septiembre de 2025; y, (</w:t>
+        <w:t xml:space="preserve">el 16 de setiembre de 2025; y, (</w:t>
       </w:r>
       <w:proofErr w:type="spellStart"/>
       <w:r>
@@ -6002,7 +6002,7 @@
           <w:sz w:val="16"/>
           <w:szCs w:val="16"/>
         </w:rPr>
-        <w:t>el 2 de setiembre del 2010 en el Diario Oficial El Peruano, vigente desde el 2 de octubre del 2010 y modificado por Decreto Legislativo 1308.</w:t>
+        <w:t xml:space="preserve">el 2 de setiembre de 2010 en el Diario Oficial El Peruano, vigente desde el 2 de octubre de 2010 y modificado por Decreto Legislativo 1308.</w:t>
       </w:r>
     </w:p>
     <w:p>

--- a/plantillas_maestras/02_seguro_vida/materia_general_asegurativa/1_ddo_aseguradora/mujer/TPL_3222_2025_SEGURO_VIDA_MATERIA_GENERAL_ASEGURATIVA_ASEGURADORA_MUJER_R1.docx
+++ b/plantillas_maestras/02_seguro_vida/materia_general_asegurativa/1_ddo_aseguradora/mujer/TPL_3222_2025_SEGURO_VIDA_MATERIA_GENERAL_ASEGURATIVA_ASEGURADORA_MUJER_R1.docx
@@ -1,8 +1,8 @@
 
 <file path=word/document.xml><?xml version="1.0" encoding="utf-8"?>
-<w:document xmlns:ns1="http://schemas.openxmlformats.org/markup-compatibility/2006" xmlns:ns2="http://schemas.microsoft.com/office/word/2010/wordml" xmlns:ns3="http://schemas.openxmlformats.org/officeDocument/2006/relationships" xmlns:w="http://schemas.openxmlformats.org/wordprocessingml/2006/main" ns1:Ignorable="w14 w15 w16se w16cid w16 w16cex w16sdtdh w16sdtfl w16du wp14">
+<w:document xmlns:mc="http://schemas.openxmlformats.org/markup-compatibility/2006" xmlns:r="http://schemas.openxmlformats.org/officeDocument/2006/relationships" xmlns:w="http://schemas.openxmlformats.org/wordprocessingml/2006/main" xmlns:w14="http://schemas.microsoft.com/office/word/2010/wordml" xmlns:w15="http://schemas.microsoft.com/office/word/2012/wordml" xmlns:w16="http://schemas.microsoft.com/office/word/2018/wordml" xmlns:w16cex="http://schemas.microsoft.com/office/word/2018/wordml/cex" xmlns:w16cid="http://schemas.microsoft.com/office/word/2016/wordml/cid" xmlns:w16du="http://schemas.microsoft.com/office/word/2023/wordml/word16du" xmlns:w16sdtdh="http://schemas.microsoft.com/office/word/2020/wordml/sdtdatahash" xmlns:w16se="http://schemas.microsoft.com/office/word/2015/wordml/symex" xmlns:wp14="http://schemas.microsoft.com/office/word/2010/wordprocessingDrawing" mc:Ignorable="w14 w15 w16se w16cid w16 w16cex w16sdtdh w16du wp14">
   <w:body>
-    <w:p ns2:paraId="1B509B2D" ns2:textId="6382531A">
+    <w:p>
       <w:pPr>
         <w:tabs>
           <w:tab w:val="left" w:pos="1701"/>
@@ -14,7 +14,7 @@
           <w:color w:val="000000"/>
           <w:kern w:val="0"/>
           <w:lang w:eastAsia="es-PE"/>
-          <ns2:ligatures ns2:val="none"/>
+          <w14:ligatures w14:val="none"/>
         </w:rPr>
       </w:pPr>
       <w:bookmarkStart w:id="0" w:name="_Hlk80343540"/>
@@ -25,7 +25,7 @@
           <w:color w:val="000000"/>
           <w:kern w:val="0"/>
           <w:lang w:eastAsia="es-PE"/>
-          <ns2:ligatures ns2:val="none"/>
+          <w14:ligatures w14:val="none"/>
         </w:rPr>
         <w:t xml:space="preserve">EXPEDIENTE </w:t>
       </w:r>
@@ -36,7 +36,7 @@
           <w:color w:val="000000"/>
           <w:kern w:val="0"/>
           <w:lang w:eastAsia="es-PE"/>
-          <ns2:ligatures ns2:val="none"/>
+          <w14:ligatures w14:val="none"/>
         </w:rPr>
         <w:tab/>
         <w:t>:</w:t>
@@ -48,7 +48,7 @@
           <w:color w:val="000000"/>
           <w:kern w:val="0"/>
           <w:lang w:eastAsia="es-PE"/>
-          <ns2:ligatures ns2:val="none"/>
+          <w14:ligatures w14:val="none"/>
         </w:rPr>
         <w:tab/>
       </w:r>
@@ -61,12 +61,12 @@
           <w:kern w:val="0"/>
           <w:shd w:val="clear" w:color="auto" w:fill="FFFFFF"/>
           <w:lang w:eastAsia="es-PE"/>
-          <ns2:ligatures ns2:val="none"/>
+          <w14:ligatures w14:val="none"/>
         </w:rPr>
         <w:t>3222-2025/CC1</w:t>
       </w:r>
     </w:p>
-    <w:p ns2:paraId="7E5DC22B" ns2:textId="1F5A0028">
+    <w:p>
       <w:pPr>
         <w:tabs>
           <w:tab w:val="left" w:pos="1701"/>
@@ -81,89 +81,26 @@
           <w:color w:val="000000"/>
           <w:kern w:val="0"/>
           <w:lang w:eastAsia="es-PE"/>
-          <ns2:ligatures ns2:val="none"/>
-        </w:rPr>
-      </w:pPr>
-      <w:r>
-        <w:rPr>
-          <w:rFonts w:ascii="Arial Narrow" w:eastAsia="Arial Narrow" w:hAnsi="Arial Narrow" w:cs="Arial Narrow"/>
-          <w:b/>
-          <w:color w:val="000000"/>
-          <w:kern w:val="0"/>
-          <w:lang w:eastAsia="es-PE"/>
-          <ns2:ligatures ns2:val="none"/>
-        </w:rPr>
-        <w:t xml:space="preserve">DENUNCIANTE:[DENUNCIANTE] (SEÑORA [APELLIDO])</w:t>
-      </w:r>
-      <w:r>
-        <w:rPr>
-          <w:rFonts w:ascii="Arial Narrow" w:eastAsia="Arial Narrow" w:hAnsi="Arial Narrow" w:cs="Arial Narrow"/>
-          <w:b/>
-          <w:color w:val="000000"/>
-          <w:kern w:val="0"/>
-          <w:lang w:eastAsia="es-PE"/>
-          <ns2:ligatures ns2:val="none"/>
-        </w:rPr>
+          <w14:ligatures w14:val="none"/>
+        </w:rPr>
+      </w:pPr>
+      <w:r>
+        <w:rPr>
+          <w:rFonts w:ascii="Arial Narrow" w:eastAsia="Arial Narrow" w:hAnsi="Arial Narrow" w:cs="Arial Narrow"/>
+          <w:b/>
+          <w:color w:val="000000"/>
+          <w:kern w:val="0"/>
+          <w:lang w:eastAsia="es-PE"/>
+          <w14:ligatures w14:val="none"/>
+        </w:rPr>
+        <w:t>DENUNCIANTE</w:t>
         <w:tab/>
-        <w:t/>
-      </w:r>
-      <w:r>
-        <w:rPr>
-          <w:rFonts w:ascii="Arial Narrow" w:eastAsia="Arial Narrow" w:hAnsi="Arial Narrow" w:cs="Arial Narrow"/>
-          <w:b/>
-          <w:color w:val="000000"/>
-          <w:kern w:val="0"/>
-          <w:lang w:eastAsia="es-PE"/>
-          <ns2:ligatures ns2:val="none"/>
-        </w:rPr>
+        <w:t>:</w:t>
         <w:tab/>
-      </w:r>
-      <w:r>
-        <w:rPr>
-          <w:rFonts w:ascii="Arial Narrow" w:eastAsia="Arial Narrow" w:hAnsi="Arial Narrow" w:cs="Arial Narrow"/>
-          <w:b/>
-          <w:color w:val="000000"/>
-          <w:kern w:val="0"/>
-          <w:lang w:eastAsia="es-PE"/>
-          <ns2:ligatures ns2:val="none"/>
-        </w:rPr>
-        <w:t xml:space="preserve"/>
-      </w:r>
-      <w:r>
-        <w:rPr>
-          <w:rFonts w:ascii="Arial Narrow" w:eastAsia="Arial Narrow" w:hAnsi="Arial Narrow" w:cs="Arial Narrow"/>
-          <w:b/>
-          <w:color w:val="000000"/>
-          <w:kern w:val="0"/>
-          <w:lang w:eastAsia="es-PE"/>
-          <ns2:ligatures ns2:val="none"/>
-        </w:rPr>
-        <w:t xml:space="preserve"/>
-      </w:r>
-      <w:r>
-        <w:rPr>
-          <w:rFonts w:ascii="Arial Narrow" w:eastAsia="Arial Narrow" w:hAnsi="Arial Narrow" w:cs="Arial Narrow"/>
-          <w:b/>
-          <w:color w:val="000000"/>
-          <w:kern w:val="0"/>
-          <w:lang w:eastAsia="es-PE"/>
-          <ns2:ligatures ns2:val="none"/>
-        </w:rPr>
-        <w:t/>
-      </w:r>
-      <w:r>
-        <w:rPr>
-          <w:rFonts w:ascii="Arial Narrow" w:eastAsia="Arial Narrow" w:hAnsi="Arial Narrow" w:cs="Arial Narrow"/>
-          <w:b/>
-          <w:color w:val="000000"/>
-          <w:kern w:val="0"/>
-          <w:lang w:eastAsia="es-PE"/>
-          <ns2:ligatures ns2:val="none"/>
-        </w:rPr>
-        <w:t/>
-      </w:r>
-    </w:p>
-    <w:p ns2:paraId="6DEEEDFE" ns2:textId="48B1E47D">
+        <w:t xml:space="preserve">[DENUNCIANTE] (SEÑORA [APELLIDO])</w:t>
+      </w:r>
+    </w:p>
+    <w:p>
       <w:pPr>
         <w:tabs>
           <w:tab w:val="left" w:pos="1701"/>
@@ -178,17 +115,17 @@
           <w:color w:val="000000"/>
           <w:kern w:val="0"/>
           <w:lang w:eastAsia="es-PE"/>
-          <ns2:ligatures ns2:val="none"/>
-        </w:rPr>
-      </w:pPr>
-      <w:r>
-        <w:rPr>
-          <w:rFonts w:ascii="Arial Narrow" w:eastAsia="Arial Narrow" w:hAnsi="Arial Narrow" w:cs="Arial Narrow"/>
-          <w:b/>
-          <w:color w:val="000000"/>
-          <w:kern w:val="0"/>
-          <w:lang w:eastAsia="es-PE"/>
-          <ns2:ligatures ns2:val="none"/>
+          <w14:ligatures w14:val="none"/>
+        </w:rPr>
+      </w:pPr>
+      <w:r>
+        <w:rPr>
+          <w:rFonts w:ascii="Arial Narrow" w:eastAsia="Arial Narrow" w:hAnsi="Arial Narrow" w:cs="Arial Narrow"/>
+          <w:b/>
+          <w:color w:val="000000"/>
+          <w:kern w:val="0"/>
+          <w:lang w:eastAsia="es-PE"/>
+          <w14:ligatures w14:val="none"/>
         </w:rPr>
         <w:t>DENUNCIADO</w:t>
       </w:r>
@@ -199,7 +136,7 @@
           <w:color w:val="000000"/>
           <w:kern w:val="0"/>
           <w:lang w:eastAsia="es-PE"/>
-          <ns2:ligatures ns2:val="none"/>
+          <w14:ligatures w14:val="none"/>
         </w:rPr>
         <w:tab/>
         <w:t>:</w:t>
@@ -211,7 +148,7 @@
           <w:color w:val="000000"/>
           <w:kern w:val="0"/>
           <w:lang w:eastAsia="es-PE"/>
-          <ns2:ligatures ns2:val="none"/>
+          <w14:ligatures w14:val="none"/>
         </w:rPr>
         <w:tab/>
       </w:r>
@@ -222,7 +159,7 @@
           <w:color w:val="000000"/>
           <w:kern w:val="0"/>
           <w:lang w:eastAsia="es-PE"/>
-          <ns2:ligatures ns2:val="none"/>
+          <w14:ligatures w14:val="none"/>
         </w:rPr>
         <w:t xml:space="preserve">INTERSEGURO COMPAÑÍA DE SEGUROS S.A. </w:t>
       </w:r>
@@ -233,7 +170,7 @@
           <w:color w:val="000000"/>
           <w:kern w:val="0"/>
           <w:lang w:eastAsia="es-PE"/>
-          <ns2:ligatures ns2:val="none"/>
+          <w14:ligatures w14:val="none"/>
         </w:rPr>
         <w:t>(</w:t>
       </w:r>
@@ -244,7 +181,7 @@
           <w:color w:val="000000"/>
           <w:kern w:val="0"/>
           <w:lang w:eastAsia="es-PE"/>
-          <ns2:ligatures ns2:val="none"/>
+          <w14:ligatures w14:val="none"/>
         </w:rPr>
         <w:t>INTERSEGURO</w:t>
       </w:r>
@@ -255,12 +192,12 @@
           <w:color w:val="000000"/>
           <w:kern w:val="0"/>
           <w:lang w:eastAsia="es-PE"/>
-          <ns2:ligatures ns2:val="none"/>
+          <w14:ligatures w14:val="none"/>
         </w:rPr>
         <w:t>)</w:t>
       </w:r>
     </w:p>
-    <w:p ns2:paraId="022D2B94" ns2:textId="77777777">
+    <w:p>
       <w:pPr>
         <w:tabs>
           <w:tab w:val="left" w:pos="1701"/>
@@ -275,17 +212,17 @@
           <w:color w:val="000000"/>
           <w:kern w:val="0"/>
           <w:lang w:eastAsia="es-PE"/>
-          <ns2:ligatures ns2:val="none"/>
-        </w:rPr>
-      </w:pPr>
-      <w:r>
-        <w:rPr>
-          <w:rFonts w:ascii="Arial Narrow" w:eastAsia="Arial Narrow" w:hAnsi="Arial Narrow" w:cs="Arial Narrow"/>
-          <w:b/>
-          <w:color w:val="000000"/>
-          <w:kern w:val="0"/>
-          <w:lang w:eastAsia="es-PE"/>
-          <ns2:ligatures ns2:val="none"/>
+          <w14:ligatures w14:val="none"/>
+        </w:rPr>
+      </w:pPr>
+      <w:r>
+        <w:rPr>
+          <w:rFonts w:ascii="Arial Narrow" w:eastAsia="Arial Narrow" w:hAnsi="Arial Narrow" w:cs="Arial Narrow"/>
+          <w:b/>
+          <w:color w:val="000000"/>
+          <w:kern w:val="0"/>
+          <w:lang w:eastAsia="es-PE"/>
+          <w14:ligatures w14:val="none"/>
         </w:rPr>
         <w:t>MATERIAS</w:t>
       </w:r>
@@ -296,7 +233,7 @@
           <w:color w:val="000000"/>
           <w:kern w:val="0"/>
           <w:lang w:eastAsia="es-PE"/>
-          <ns2:ligatures ns2:val="none"/>
+          <w14:ligatures w14:val="none"/>
         </w:rPr>
         <w:tab/>
         <w:t xml:space="preserve">: </w:t>
@@ -308,13 +245,13 @@
           <w:color w:val="000000"/>
           <w:kern w:val="0"/>
           <w:lang w:eastAsia="es-PE"/>
-          <ns2:ligatures ns2:val="none"/>
+          <w14:ligatures w14:val="none"/>
         </w:rPr>
         <w:tab/>
         <w:t>ADMISIÓN A TRÁMITE</w:t>
       </w:r>
     </w:p>
-    <w:p ns2:paraId="19ED7B73" ns2:textId="77777777">
+    <w:p>
       <w:pPr>
         <w:tabs>
           <w:tab w:val="left" w:pos="1701"/>
@@ -329,22 +266,22 @@
           <w:color w:val="000000"/>
           <w:kern w:val="0"/>
           <w:lang w:eastAsia="es-PE"/>
-          <ns2:ligatures ns2:val="none"/>
-        </w:rPr>
-      </w:pPr>
-      <w:r>
-        <w:rPr>
-          <w:rFonts w:ascii="Arial Narrow" w:eastAsia="Arial Narrow" w:hAnsi="Arial Narrow" w:cs="Arial Narrow"/>
-          <w:b/>
-          <w:color w:val="000000"/>
-          <w:kern w:val="0"/>
-          <w:lang w:eastAsia="es-PE"/>
-          <ns2:ligatures ns2:val="none"/>
+          <w14:ligatures w14:val="none"/>
+        </w:rPr>
+      </w:pPr>
+      <w:r>
+        <w:rPr>
+          <w:rFonts w:ascii="Arial Narrow" w:eastAsia="Arial Narrow" w:hAnsi="Arial Narrow" w:cs="Arial Narrow"/>
+          <w:b/>
+          <w:color w:val="000000"/>
+          <w:kern w:val="0"/>
+          <w:lang w:eastAsia="es-PE"/>
+          <w14:ligatures w14:val="none"/>
         </w:rPr>
         <w:t xml:space="preserve">REQUERIMIENTO DE INFORMACIÓN </w:t>
       </w:r>
     </w:p>
-    <w:p ns2:paraId="46A5A479" ns2:textId="08FCC0DB">
+    <w:p>
       <w:pPr>
         <w:tabs>
           <w:tab w:val="left" w:pos="1701"/>
@@ -358,17 +295,17 @@
           <w:color w:val="000000"/>
           <w:kern w:val="0"/>
           <w:lang w:eastAsia="es-PE"/>
-          <ns2:ligatures ns2:val="none"/>
-        </w:rPr>
-      </w:pPr>
-      <w:r>
-        <w:rPr>
-          <w:rFonts w:ascii="Arial Narrow" w:eastAsia="Arial Narrow" w:hAnsi="Arial Narrow" w:cs="Arial Narrow"/>
-          <w:b/>
-          <w:color w:val="000000"/>
-          <w:kern w:val="0"/>
-          <w:lang w:eastAsia="es-PE"/>
-          <ns2:ligatures ns2:val="none"/>
+          <w14:ligatures w14:val="none"/>
+        </w:rPr>
+      </w:pPr>
+      <w:r>
+        <w:rPr>
+          <w:rFonts w:ascii="Arial Narrow" w:eastAsia="Arial Narrow" w:hAnsi="Arial Narrow" w:cs="Arial Narrow"/>
+          <w:b/>
+          <w:color w:val="000000"/>
+          <w:kern w:val="0"/>
+          <w:lang w:eastAsia="es-PE"/>
+          <w14:ligatures w14:val="none"/>
         </w:rPr>
         <w:t xml:space="preserve">RESOLUCIÓN </w:t>
       </w:r>
@@ -379,7 +316,7 @@
           <w:color w:val="000000"/>
           <w:kern w:val="0"/>
           <w:lang w:eastAsia="es-PE"/>
-          <ns2:ligatures ns2:val="none"/>
+          <w14:ligatures w14:val="none"/>
         </w:rPr>
         <w:tab/>
         <w:t>:</w:t>
@@ -391,7 +328,7 @@
           <w:color w:val="000000"/>
           <w:kern w:val="0"/>
           <w:lang w:eastAsia="es-PE"/>
-          <ns2:ligatures ns2:val="none"/>
+          <w14:ligatures w14:val="none"/>
         </w:rPr>
         <w:tab/>
       </w:r>
@@ -402,12 +339,12 @@
           <w:color w:val="000000"/>
           <w:kern w:val="0"/>
           <w:lang w:eastAsia="es-PE"/>
-          <ns2:ligatures ns2:val="none"/>
+          <w14:ligatures w14:val="none"/>
         </w:rPr>
         <w:t>1</w:t>
       </w:r>
     </w:p>
-    <w:p ns2:paraId="5BA3A18D" ns2:textId="77777777">
+    <w:p>
       <w:pPr>
         <w:tabs>
           <w:tab w:val="left" w:pos="1014"/>
@@ -420,11 +357,11 @@
           <w:kern w:val="0"/>
           <w:shd w:val="clear" w:color="auto" w:fill="FFFFFF"/>
           <w:lang w:eastAsia="es-PE"/>
-          <ns2:ligatures ns2:val="none"/>
-        </w:rPr>
-      </w:pPr>
-    </w:p>
-    <w:p ns2:paraId="2F799822" ns2:textId="198100CF">
+          <w14:ligatures w14:val="none"/>
+        </w:rPr>
+      </w:pPr>
+    </w:p>
+    <w:p>
       <w:pPr>
         <w:tabs>
           <w:tab w:val="left" w:pos="1014"/>
@@ -437,7 +374,7 @@
           <w:kern w:val="0"/>
           <w:shd w:val="clear" w:color="auto" w:fill="FFFFFF"/>
           <w:lang w:eastAsia="es-PE"/>
-          <ns2:ligatures ns2:val="none"/>
+          <w14:ligatures w14:val="none"/>
         </w:rPr>
       </w:pPr>
       <w:r>
@@ -447,7 +384,7 @@
           <w:kern w:val="0"/>
           <w:shd w:val="clear" w:color="auto" w:fill="FFFFFF"/>
           <w:lang w:eastAsia="es-PE"/>
-          <ns2:ligatures ns2:val="none"/>
+          <w14:ligatures w14:val="none"/>
         </w:rPr>
         <w:t>Lima</w:t>
       </w:r>
@@ -458,7 +395,7 @@
           <w:kern w:val="0"/>
           <w:shd w:val="clear" w:color="auto" w:fill="FFFFFF"/>
           <w:lang w:eastAsia="es-PE"/>
-          <ns2:ligatures ns2:val="none"/>
+          <w14:ligatures w14:val="none"/>
         </w:rPr>
         <w:t xml:space="preserve">, </w:t>
       </w:r>
@@ -469,7 +406,7 @@
           <w:kern w:val="0"/>
           <w:shd w:val="clear" w:color="auto" w:fill="FFFFFF"/>
           <w:lang w:eastAsia="es-PE"/>
-          <ns2:ligatures ns2:val="none"/>
+          <w14:ligatures w14:val="none"/>
         </w:rPr>
         <w:t xml:space="preserve">16 de enero de 2026</w:t>
       </w:r>
@@ -480,7 +417,7 @@
           <w:kern w:val="0"/>
           <w:shd w:val="clear" w:color="auto" w:fill="FFFFFF"/>
           <w:lang w:eastAsia="es-PE"/>
-          <ns2:ligatures ns2:val="none"/>
+          <w14:ligatures w14:val="none"/>
         </w:rPr>
         <w:t xml:space="preserve"/>
       </w:r>
@@ -491,12 +428,12 @@
           <w:kern w:val="0"/>
           <w:shd w:val="clear" w:color="auto" w:fill="FFFFFF"/>
           <w:lang w:eastAsia="es-PE"/>
-          <ns2:ligatures ns2:val="none"/>
+          <w14:ligatures w14:val="none"/>
         </w:rPr>
         <w:t xml:space="preserve"/>
       </w:r>
     </w:p>
-    <w:p ns2:paraId="66CE1821" ns2:textId="77777777">
+    <w:p>
       <w:pPr>
         <w:tabs>
           <w:tab w:val="left" w:pos="1014"/>
@@ -508,11 +445,11 @@
           <w:color w:val="000000"/>
           <w:kern w:val="0"/>
           <w:lang w:eastAsia="es-PE"/>
-          <ns2:ligatures ns2:val="none"/>
-        </w:rPr>
-      </w:pPr>
-    </w:p>
-    <w:p ns2:paraId="0B80AAA5" ns2:textId="77777777">
+          <w14:ligatures w14:val="none"/>
+        </w:rPr>
+      </w:pPr>
+    </w:p>
+    <w:p>
       <w:pPr>
         <w:numPr>
           <w:ilvl w:val="0"/>
@@ -526,22 +463,22 @@
           <w:color w:val="000000"/>
           <w:kern w:val="0"/>
           <w:lang w:eastAsia="es-PE"/>
-          <ns2:ligatures ns2:val="none"/>
-        </w:rPr>
-      </w:pPr>
-      <w:r>
-        <w:rPr>
-          <w:rFonts w:ascii="Arial Narrow" w:eastAsia="Arial Narrow" w:hAnsi="Arial Narrow" w:cs="Arial Narrow"/>
-          <w:b/>
-          <w:color w:val="000000"/>
-          <w:kern w:val="0"/>
-          <w:lang w:eastAsia="es-PE"/>
-          <ns2:ligatures ns2:val="none"/>
+          <w14:ligatures w14:val="none"/>
+        </w:rPr>
+      </w:pPr>
+      <w:r>
+        <w:rPr>
+          <w:rFonts w:ascii="Arial Narrow" w:eastAsia="Arial Narrow" w:hAnsi="Arial Narrow" w:cs="Arial Narrow"/>
+          <w:b/>
+          <w:color w:val="000000"/>
+          <w:kern w:val="0"/>
+          <w:lang w:eastAsia="es-PE"/>
+          <w14:ligatures w14:val="none"/>
         </w:rPr>
         <w:t xml:space="preserve">HECHOS </w:t>
       </w:r>
     </w:p>
-    <w:p ns2:paraId="621F2AB2" ns2:textId="77777777">
+    <w:p>
       <w:pPr>
         <w:spacing w:after="0" w:line="240" w:lineRule="auto"/>
         <w:jc w:val="both"/>
@@ -550,11 +487,11 @@
           <w:color w:val="000000"/>
           <w:kern w:val="0"/>
           <w:lang w:eastAsia="es-PE"/>
-          <ns2:ligatures ns2:val="none"/>
-        </w:rPr>
-      </w:pPr>
-    </w:p>
-    <w:p ns2:paraId="60B5D5B0" ns2:textId="08CB824B">
+          <w14:ligatures w14:val="none"/>
+        </w:rPr>
+      </w:pPr>
+    </w:p>
+    <w:p>
       <w:pPr>
         <w:numPr>
           <w:ilvl w:val="1"/>
@@ -568,7 +505,7 @@
           <w:color w:val="000000"/>
           <w:kern w:val="0"/>
           <w:lang w:val="es-ES" w:eastAsia="es-ES"/>
-          <ns2:ligatures ns2:val="none"/>
+          <w14:ligatures w14:val="none"/>
         </w:rPr>
       </w:pPr>
       <w:r>
@@ -577,7 +514,7 @@
           <w:color w:val="000000"/>
           <w:kern w:val="0"/>
           <w:lang w:val="es-ES" w:eastAsia="es-ES"/>
-          <ns2:ligatures ns2:val="none"/>
+          <w14:ligatures w14:val="none"/>
         </w:rPr>
         <w:t xml:space="preserve">Mediante el escrito del 4 de noviembre de 2025, complementada con el escrito del 7 de noviembre de 2025, la señora [APELLIDO] denunció a Interseguro por presuntas infracciones a la Ley 29571, Código de Protección y Defensa del Consumidor (en adelante, Código), señalando lo siguiente:</w:t>
       </w:r>
@@ -587,7 +524,7 @@
           <w:color w:val="000000"/>
           <w:kern w:val="0"/>
           <w:lang w:val="es-ES" w:eastAsia="es-ES"/>
-          <ns2:ligatures ns2:val="none"/>
+          <w14:ligatures w14:val="none"/>
         </w:rPr>
         <w:t/>
       </w:r>
@@ -599,7 +536,7 @@
           <w:kern w:val="0"/>
           <w:vertAlign w:val="superscript"/>
           <w:lang w:val="es-ES" w:eastAsia="es-ES"/>
-          <ns2:ligatures ns2:val="none"/>
+          <w14:ligatures w14:val="none"/>
         </w:rPr>
         <w:footnoteReference w:id="1"/>
       </w:r>
@@ -609,7 +546,7 @@
           <w:color w:val="000000"/>
           <w:kern w:val="0"/>
           <w:lang w:val="es-ES" w:eastAsia="es-ES"/>
-          <ns2:ligatures ns2:val="none"/>
+          <w14:ligatures w14:val="none"/>
         </w:rPr>
         <w:t xml:space="preserve"/>
       </w:r>
@@ -619,7 +556,7 @@
           <w:color w:val="000000"/>
           <w:kern w:val="0"/>
           <w:lang w:val="es-ES" w:eastAsia="es-ES"/>
-          <ns2:ligatures ns2:val="none"/>
+          <w14:ligatures w14:val="none"/>
         </w:rPr>
         <w:t/>
       </w:r>
@@ -629,7 +566,7 @@
           <w:color w:val="000000"/>
           <w:kern w:val="0"/>
           <w:lang w:val="es-ES" w:eastAsia="es-ES"/>
-          <ns2:ligatures ns2:val="none"/>
+          <w14:ligatures w14:val="none"/>
         </w:rPr>
         <w:t xml:space="preserve"/>
       </w:r>
@@ -639,7 +576,7 @@
           <w:color w:val="000000"/>
           <w:kern w:val="0"/>
           <w:lang w:val="es-ES" w:eastAsia="es-ES"/>
-          <ns2:ligatures ns2:val="none"/>
+          <w14:ligatures w14:val="none"/>
         </w:rPr>
         <w:t/>
       </w:r>
@@ -649,7 +586,7 @@
           <w:color w:val="000000"/>
           <w:kern w:val="0"/>
           <w:lang w:val="es-ES" w:eastAsia="es-ES"/>
-          <ns2:ligatures ns2:val="none"/>
+          <w14:ligatures w14:val="none"/>
         </w:rPr>
         <w:t xml:space="preserve"/>
       </w:r>
@@ -659,7 +596,7 @@
           <w:color w:val="000000"/>
           <w:kern w:val="0"/>
           <w:lang w:val="es-ES" w:eastAsia="es-ES"/>
-          <ns2:ligatures ns2:val="none"/>
+          <w14:ligatures w14:val="none"/>
         </w:rPr>
         <w:t/>
       </w:r>
@@ -667,7 +604,7 @@
         <w:rPr>
           <w:rFonts w:ascii="Arial Narrow" w:eastAsia="Calibri" w:hAnsi="Arial Narrow" w:cs="Arial"/>
           <w:kern w:val="0"/>
-          <ns2:ligatures ns2:val="none"/>
+          <w14:ligatures w14:val="none"/>
         </w:rPr>
         <w:t/>
       </w:r>
@@ -675,7 +612,7 @@
         <w:rPr>
           <w:rFonts w:ascii="Arial Narrow" w:eastAsia="Calibri" w:hAnsi="Arial Narrow" w:cs="Arial"/>
           <w:kern w:val="0"/>
-          <ns2:ligatures ns2:val="none"/>
+          <w14:ligatures w14:val="none"/>
         </w:rPr>
         <w:t xml:space="preserve"/>
       </w:r>
@@ -683,7 +620,7 @@
         <w:rPr>
           <w:rFonts w:ascii="Arial Narrow" w:eastAsia="Calibri" w:hAnsi="Arial Narrow" w:cs="Arial"/>
           <w:kern w:val="0"/>
-          <ns2:ligatures ns2:val="none"/>
+          <w14:ligatures w14:val="none"/>
         </w:rPr>
         <w:t xml:space="preserve"/>
       </w:r>
@@ -691,7 +628,7 @@
         <w:rPr>
           <w:rFonts w:ascii="Arial Narrow" w:eastAsia="Calibri" w:hAnsi="Arial Narrow" w:cs="Arial"/>
           <w:kern w:val="0"/>
-          <ns2:ligatures ns2:val="none"/>
+          <w14:ligatures w14:val="none"/>
         </w:rPr>
         <w:t/>
       </w:r>
@@ -701,7 +638,7 @@
           <w:color w:val="000000"/>
           <w:kern w:val="0"/>
           <w:lang w:val="es-ES" w:eastAsia="es-ES"/>
-          <ns2:ligatures ns2:val="none"/>
+          <w14:ligatures w14:val="none"/>
         </w:rPr>
         <w:t xml:space="preserve"/>
       </w:r>
@@ -712,7 +649,7 @@
           <w:color w:val="000000"/>
           <w:kern w:val="0"/>
           <w:lang w:val="es-ES" w:eastAsia="es-ES"/>
-          <ns2:ligatures ns2:val="none"/>
+          <w14:ligatures w14:val="none"/>
         </w:rPr>
         <w:t/>
       </w:r>
@@ -723,7 +660,7 @@
           <w:color w:val="000000"/>
           <w:kern w:val="0"/>
           <w:lang w:val="es-ES" w:eastAsia="es-ES"/>
-          <ns2:ligatures ns2:val="none"/>
+          <w14:ligatures w14:val="none"/>
         </w:rPr>
         <w:t xml:space="preserve"/>
       </w:r>
@@ -733,7 +670,7 @@
           <w:color w:val="000000"/>
           <w:kern w:val="0"/>
           <w:lang w:val="es-ES" w:eastAsia="es-ES"/>
-          <ns2:ligatures ns2:val="none"/>
+          <w14:ligatures w14:val="none"/>
         </w:rPr>
         <w:t/>
       </w:r>
@@ -745,7 +682,7 @@
           <w:kern w:val="0"/>
           <w:vertAlign w:val="superscript"/>
           <w:lang w:val="es-ES" w:eastAsia="es-ES"/>
-          <ns2:ligatures ns2:val="none"/>
+          <w14:ligatures w14:val="none"/>
         </w:rPr>
         <w:footnoteReference w:id="2"/>
       </w:r>
@@ -755,7 +692,7 @@
           <w:color w:val="000000"/>
           <w:kern w:val="0"/>
           <w:lang w:val="es-ES" w:eastAsia="es-ES"/>
-          <ns2:ligatures ns2:val="none"/>
+          <w14:ligatures w14:val="none"/>
         </w:rPr>
         <w:t xml:space="preserve"/>
       </w:r>
@@ -766,12 +703,12 @@
           <w:color w:val="000000"/>
           <w:kern w:val="0"/>
           <w:lang w:val="es-ES" w:eastAsia="es-ES"/>
-          <ns2:ligatures ns2:val="none"/>
+          <w14:ligatures w14:val="none"/>
         </w:rPr>
         <w:t/>
       </w:r>
     </w:p>
-    <w:p ns2:paraId="512911CE" ns2:textId="77777777">
+    <w:p>
       <w:pPr>
         <w:spacing w:after="0" w:line="240" w:lineRule="auto"/>
         <w:jc w:val="both"/>
@@ -780,11 +717,11 @@
           <w:color w:val="000000"/>
           <w:kern w:val="0"/>
           <w:lang w:eastAsia="es-ES"/>
-          <ns2:ligatures ns2:val="none"/>
-        </w:rPr>
-      </w:pPr>
-    </w:p>
-    <w:p ns2:paraId="4B27C62C" ns2:textId="2697F976">
+          <w14:ligatures w14:val="none"/>
+        </w:rPr>
+      </w:pPr>
+    </w:p>
+    <w:p>
       <w:pPr>
         <w:pStyle w:val="Prrafodelista"/>
         <w:numPr>
@@ -802,7 +739,7 @@
           <w:color w:val="000000"/>
           <w:kern w:val="0"/>
           <w:lang w:eastAsia="es-ES"/>
-          <ns2:ligatures ns2:val="none"/>
+          <w14:ligatures w14:val="none"/>
         </w:rPr>
       </w:pPr>
       <w:r>
@@ -811,7 +748,7 @@
           <w:color w:val="000000"/>
           <w:kern w:val="0"/>
           <w:lang w:eastAsia="es-ES"/>
-          <ns2:ligatures ns2:val="none"/>
+          <w14:ligatures w14:val="none"/>
         </w:rPr>
         <w:t>E</w:t>
       </w:r>
@@ -821,7 +758,7 @@
           <w:color w:val="000000"/>
           <w:kern w:val="0"/>
           <w:lang w:eastAsia="es-ES"/>
-          <ns2:ligatures ns2:val="none"/>
+          <w14:ligatures w14:val="none"/>
         </w:rPr>
         <w:t xml:space="preserve">l 16 de setiembre de 2025</w:t>
       </w:r>
@@ -831,7 +768,7 @@
           <w:color w:val="000000"/>
           <w:kern w:val="0"/>
           <w:lang w:eastAsia="es-ES"/>
-          <ns2:ligatures ns2:val="none"/>
+          <w14:ligatures w14:val="none"/>
         </w:rPr>
         <w:t>, luego de</w:t>
       </w:r>
@@ -841,7 +778,7 @@
           <w:color w:val="000000"/>
           <w:kern w:val="0"/>
           <w:lang w:eastAsia="es-ES"/>
-          <ns2:ligatures ns2:val="none"/>
+          <w14:ligatures w14:val="none"/>
         </w:rPr>
         <w:t xml:space="preserve"> verificar en la página web oficial de </w:t>
       </w:r>
@@ -852,7 +789,7 @@
           <w:color w:val="000000"/>
           <w:kern w:val="0"/>
           <w:lang w:eastAsia="es-ES"/>
-          <ns2:ligatures ns2:val="none"/>
+          <w14:ligatures w14:val="none"/>
         </w:rPr>
         <w:t>Interseguro</w:t>
       </w:r>
@@ -863,7 +800,7 @@
           <w:color w:val="000000"/>
           <w:kern w:val="0"/>
           <w:lang w:eastAsia="es-ES"/>
-          <ns2:ligatures ns2:val="none"/>
+          <w14:ligatures w14:val="none"/>
         </w:rPr>
         <w:t xml:space="preserve"> los costos, plazos, tasas y beneficios</w:t>
       </w:r>
@@ -873,7 +810,7 @@
           <w:color w:val="000000"/>
           <w:kern w:val="0"/>
           <w:lang w:eastAsia="es-ES"/>
-          <ns2:ligatures ns2:val="none"/>
+          <w14:ligatures w14:val="none"/>
         </w:rPr>
         <w:t xml:space="preserve"> de un seguro, en el que </w:t>
       </w:r>
@@ -883,7 +820,7 @@
           <w:color w:val="000000"/>
           <w:kern w:val="0"/>
           <w:lang w:eastAsia="es-ES"/>
-          <ns2:ligatures ns2:val="none"/>
+          <w14:ligatures w14:val="none"/>
         </w:rPr>
         <w:t>se ofrecía una ganancia de S/ 11 891,00 y una devolución total implícita de S/ 50 531,00</w:t>
       </w:r>
@@ -893,7 +830,7 @@
           <w:color w:val="000000"/>
           <w:kern w:val="0"/>
           <w:lang w:eastAsia="es-ES"/>
-          <ns2:ligatures ns2:val="none"/>
+          <w14:ligatures w14:val="none"/>
         </w:rPr>
         <w:t>;</w:t>
       </w:r>
@@ -903,7 +840,7 @@
           <w:color w:val="000000"/>
           <w:kern w:val="0"/>
           <w:lang w:eastAsia="es-ES"/>
-          <ns2:ligatures ns2:val="none"/>
+          <w14:ligatures w14:val="none"/>
         </w:rPr>
         <w:t xml:space="preserve"> </w:t>
       </w:r>
@@ -913,7 +850,7 @@
           <w:color w:val="000000"/>
           <w:kern w:val="0"/>
           <w:lang w:eastAsia="es-ES"/>
-          <ns2:ligatures ns2:val="none"/>
+          <w14:ligatures w14:val="none"/>
         </w:rPr>
         <w:t xml:space="preserve">luego de confirmar lo publicitado con una asesora comercial, </w:t>
       </w:r>
@@ -923,7 +860,7 @@
           <w:color w:val="000000"/>
           <w:kern w:val="0"/>
           <w:lang w:eastAsia="es-ES"/>
-          <ns2:ligatures ns2:val="none"/>
+          <w14:ligatures w14:val="none"/>
         </w:rPr>
         <w:t xml:space="preserve">contrató el </w:t>
       </w:r>
@@ -933,7 +870,7 @@
           <w:color w:val="000000"/>
           <w:kern w:val="0"/>
           <w:lang w:eastAsia="es-ES"/>
-          <ns2:ligatures ns2:val="none"/>
+          <w14:ligatures w14:val="none"/>
         </w:rPr>
         <w:t>Seguro Rumbo – Póliza 08200008016 (en adelante, “Seguro Rumbo”), con aportes mensuales de S/ 460</w:t>
       </w:r>
@@ -943,7 +880,7 @@
           <w:color w:val="000000"/>
           <w:kern w:val="0"/>
           <w:lang w:eastAsia="es-ES"/>
-          <ns2:ligatures ns2:val="none"/>
+          <w14:ligatures w14:val="none"/>
         </w:rPr>
         <w:t>,00</w:t>
       </w:r>
@@ -953,12 +890,12 @@
           <w:color w:val="000000"/>
           <w:kern w:val="0"/>
           <w:lang w:eastAsia="es-ES"/>
-          <ns2:ligatures ns2:val="none"/>
+          <w14:ligatures w14:val="none"/>
         </w:rPr>
         <w:t xml:space="preserve"> por un periodo de siete (7) años.</w:t>
       </w:r>
     </w:p>
-    <w:p ns2:paraId="4FEA545C" ns2:textId="77777777">
+    <w:p>
       <w:pPr>
         <w:pStyle w:val="Prrafodelista"/>
         <w:spacing w:after="0" w:line="240" w:lineRule="auto"/>
@@ -969,11 +906,11 @@
           <w:color w:val="000000"/>
           <w:kern w:val="0"/>
           <w:lang w:eastAsia="es-ES"/>
-          <ns2:ligatures ns2:val="none"/>
-        </w:rPr>
-      </w:pPr>
-    </w:p>
-    <w:p ns2:paraId="0695BA53" ns2:textId="22DC9B0F">
+          <w14:ligatures w14:val="none"/>
+        </w:rPr>
+      </w:pPr>
+    </w:p>
+    <w:p>
       <w:pPr>
         <w:pStyle w:val="Prrafodelista"/>
         <w:numPr>
@@ -991,7 +928,7 @@
           <w:color w:val="000000"/>
           <w:kern w:val="0"/>
           <w:lang w:eastAsia="es-ES"/>
-          <ns2:ligatures ns2:val="none"/>
+          <w14:ligatures w14:val="none"/>
         </w:rPr>
       </w:pPr>
       <w:r>
@@ -1000,7 +937,7 @@
           <w:color w:val="000000"/>
           <w:kern w:val="0"/>
           <w:lang w:eastAsia="es-ES"/>
-          <ns2:ligatures ns2:val="none"/>
+          <w14:ligatures w14:val="none"/>
         </w:rPr>
         <w:t>Luego, en el mismo día,</w:t>
       </w:r>
@@ -1010,7 +947,7 @@
           <w:color w:val="000000"/>
           <w:kern w:val="0"/>
           <w:lang w:eastAsia="es-ES"/>
-          <ns2:ligatures ns2:val="none"/>
+          <w14:ligatures w14:val="none"/>
         </w:rPr>
         <w:t xml:space="preserve"> recibió dos correos electrónicos de </w:t>
       </w:r>
@@ -1021,7 +958,7 @@
           <w:color w:val="000000"/>
           <w:kern w:val="0"/>
           <w:lang w:eastAsia="es-ES"/>
-          <ns2:ligatures ns2:val="none"/>
+          <w14:ligatures w14:val="none"/>
         </w:rPr>
         <w:t>Interseguro</w:t>
       </w:r>
@@ -1032,7 +969,7 @@
           <w:color w:val="000000"/>
           <w:kern w:val="0"/>
           <w:lang w:eastAsia="es-ES"/>
-          <ns2:ligatures ns2:val="none"/>
+          <w14:ligatures w14:val="none"/>
         </w:rPr>
         <w:t xml:space="preserve"> con documentación correspondiente a las pólizas 08200008015 y 08200008016, ambas vinculadas al mismo Seguro Rumbo, sin que se le haya brindado explicación por la emisión de dos pólizas</w:t>
       </w:r>
@@ -1042,7 +979,7 @@
           <w:color w:val="000000"/>
           <w:kern w:val="0"/>
           <w:lang w:eastAsia="es-ES"/>
-          <ns2:ligatures ns2:val="none"/>
+          <w14:ligatures w14:val="none"/>
         </w:rPr>
         <w:t xml:space="preserve"> pese a que solo contrató un seguro</w:t>
       </w:r>
@@ -1052,12 +989,12 @@
           <w:color w:val="000000"/>
           <w:kern w:val="0"/>
           <w:lang w:eastAsia="es-ES"/>
-          <ns2:ligatures ns2:val="none"/>
+          <w14:ligatures w14:val="none"/>
         </w:rPr>
         <w:t xml:space="preserve">. </w:t>
       </w:r>
     </w:p>
-    <w:p ns2:paraId="3919B315" ns2:textId="77777777">
+    <w:p>
       <w:pPr>
         <w:pStyle w:val="Prrafodelista"/>
         <w:spacing w:line="240" w:lineRule="auto"/>
@@ -1066,11 +1003,11 @@
           <w:color w:val="000000"/>
           <w:kern w:val="0"/>
           <w:lang w:eastAsia="es-ES"/>
-          <ns2:ligatures ns2:val="none"/>
-        </w:rPr>
-      </w:pPr>
-    </w:p>
-    <w:p ns2:paraId="2D6258B7" ns2:textId="4DBE1C95">
+          <w14:ligatures w14:val="none"/>
+        </w:rPr>
+      </w:pPr>
+    </w:p>
+    <w:p>
       <w:pPr>
         <w:pStyle w:val="Prrafodelista"/>
         <w:numPr>
@@ -1088,7 +1025,7 @@
           <w:color w:val="000000"/>
           <w:kern w:val="0"/>
           <w:lang w:eastAsia="es-ES"/>
-          <ns2:ligatures ns2:val="none"/>
+          <w14:ligatures w14:val="none"/>
         </w:rPr>
       </w:pPr>
       <w:r>
@@ -1097,7 +1034,7 @@
           <w:color w:val="000000"/>
           <w:kern w:val="0"/>
           <w:lang w:eastAsia="es-ES"/>
-          <ns2:ligatures ns2:val="none"/>
+          <w14:ligatures w14:val="none"/>
         </w:rPr>
         <w:t>Posteriormente</w:t>
       </w:r>
@@ -1107,7 +1044,7 @@
           <w:color w:val="000000"/>
           <w:kern w:val="0"/>
           <w:lang w:eastAsia="es-ES"/>
-          <ns2:ligatures ns2:val="none"/>
+          <w14:ligatures w14:val="none"/>
         </w:rPr>
         <w:t>, en el mismo día,</w:t>
       </w:r>
@@ -1117,7 +1054,7 @@
           <w:color w:val="000000"/>
           <w:kern w:val="0"/>
           <w:lang w:eastAsia="es-ES"/>
-          <ns2:ligatures ns2:val="none"/>
+          <w14:ligatures w14:val="none"/>
         </w:rPr>
         <w:t xml:space="preserve"> al ingresar a la plataforma “Zona Cliente”, constató que la devolución total consignada era de S/ 48 428,00 por los siete (7) años de vigencia, monto inferior al ofrecido y con una diferencia de S/ 2 103,00, por lo que presentó un reclamo en el Libro de Reclamaciones, identificado con el Código 000030594-2025, solicitando la corrección de la información y adjuntando los sustentos correspondientes</w:t>
       </w:r>
@@ -1127,7 +1064,7 @@
           <w:color w:val="000000"/>
           <w:kern w:val="0"/>
           <w:lang w:eastAsia="es-ES"/>
-          <ns2:ligatures ns2:val="none"/>
+          <w14:ligatures w14:val="none"/>
         </w:rPr>
         <w:t>.</w:t>
       </w:r>
@@ -1137,12 +1074,12 @@
           <w:color w:val="000000"/>
           <w:kern w:val="0"/>
           <w:lang w:eastAsia="es-ES"/>
-          <ns2:ligatures ns2:val="none"/>
+          <w14:ligatures w14:val="none"/>
         </w:rPr>
         <w:t xml:space="preserve"> </w:t>
       </w:r>
     </w:p>
-    <w:p ns2:paraId="30F222AC" ns2:textId="77777777">
+    <w:p>
       <w:pPr>
         <w:pStyle w:val="Prrafodelista"/>
         <w:spacing w:after="0" w:line="240" w:lineRule="auto"/>
@@ -1153,11 +1090,11 @@
           <w:color w:val="000000"/>
           <w:kern w:val="0"/>
           <w:lang w:eastAsia="es-ES"/>
-          <ns2:ligatures ns2:val="none"/>
-        </w:rPr>
-      </w:pPr>
-    </w:p>
-    <w:p ns2:paraId="5428F12E" ns2:textId="623C89CF">
+          <w14:ligatures w14:val="none"/>
+        </w:rPr>
+      </w:pPr>
+    </w:p>
+    <w:p>
       <w:pPr>
         <w:pStyle w:val="Prrafodelista"/>
         <w:numPr>
@@ -1175,7 +1112,7 @@
           <w:color w:val="000000"/>
           <w:kern w:val="0"/>
           <w:lang w:eastAsia="es-ES"/>
-          <ns2:ligatures ns2:val="none"/>
+          <w14:ligatures w14:val="none"/>
         </w:rPr>
       </w:pPr>
       <w:r>
@@ -1184,7 +1121,7 @@
           <w:color w:val="000000"/>
           <w:kern w:val="0"/>
           <w:lang w:eastAsia="es-ES"/>
-          <ns2:ligatures ns2:val="none"/>
+          <w14:ligatures w14:val="none"/>
         </w:rPr>
         <w:t xml:space="preserve">El 18 de setiembre de 2025, se comunicó con el WhatsApp institucional de </w:t>
       </w:r>
@@ -1195,7 +1132,7 @@
           <w:color w:val="000000"/>
           <w:kern w:val="0"/>
           <w:lang w:eastAsia="es-ES"/>
-          <ns2:ligatures ns2:val="none"/>
+          <w14:ligatures w14:val="none"/>
         </w:rPr>
         <w:t>Interseguro</w:t>
       </w:r>
@@ -1206,12 +1143,12 @@
           <w:color w:val="000000"/>
           <w:kern w:val="0"/>
           <w:lang w:eastAsia="es-ES"/>
-          <ns2:ligatures ns2:val="none"/>
+          <w14:ligatures w14:val="none"/>
         </w:rPr>
         <w:t xml:space="preserve"> a fin de consultar el estado de su reclamo; sin embargo, al realizar el proceso de validación de identidad, recibió respuestas automáticas en las que se le indicaba que no contaba con un seguro contratado con la compañía aseguradora, pese a que había contratado el Seguro Rumbo.</w:t>
       </w:r>
     </w:p>
-    <w:p ns2:paraId="0C07AA20" ns2:textId="77777777">
+    <w:p>
       <w:pPr>
         <w:pStyle w:val="Prrafodelista"/>
         <w:spacing w:line="240" w:lineRule="auto"/>
@@ -1220,11 +1157,11 @@
           <w:color w:val="000000"/>
           <w:kern w:val="0"/>
           <w:lang w:eastAsia="es-ES"/>
-          <ns2:ligatures ns2:val="none"/>
-        </w:rPr>
-      </w:pPr>
-    </w:p>
-    <w:p ns2:paraId="3882C68C" ns2:textId="3F0D3F79">
+          <w14:ligatures w14:val="none"/>
+        </w:rPr>
+      </w:pPr>
+    </w:p>
+    <w:p>
       <w:pPr>
         <w:pStyle w:val="Prrafodelista"/>
         <w:numPr>
@@ -1242,7 +1179,7 @@
           <w:color w:val="000000"/>
           <w:kern w:val="0"/>
           <w:lang w:eastAsia="es-ES"/>
-          <ns2:ligatures ns2:val="none"/>
+          <w14:ligatures w14:val="none"/>
         </w:rPr>
       </w:pPr>
       <w:r>
@@ -1251,7 +1188,7 @@
           <w:color w:val="000000"/>
           <w:kern w:val="0"/>
           <w:lang w:eastAsia="es-ES"/>
-          <ns2:ligatures ns2:val="none"/>
+          <w14:ligatures w14:val="none"/>
         </w:rPr>
         <w:t xml:space="preserve">El 7 de octubre de 2025, venció el plazo máximo informado por </w:t>
       </w:r>
@@ -1262,7 +1199,7 @@
           <w:color w:val="000000"/>
           <w:kern w:val="0"/>
           <w:lang w:eastAsia="es-ES"/>
-          <ns2:ligatures ns2:val="none"/>
+          <w14:ligatures w14:val="none"/>
         </w:rPr>
         <w:t>Interseguro</w:t>
       </w:r>
@@ -1273,12 +1210,12 @@
           <w:color w:val="000000"/>
           <w:kern w:val="0"/>
           <w:lang w:eastAsia="es-ES"/>
-          <ns2:ligatures ns2:val="none"/>
+          <w14:ligatures w14:val="none"/>
         </w:rPr>
         <w:t xml:space="preserve"> para atender el reclamo identificado con el Código 000030594-2025, sin que hasta dicha fecha se le haya remitido respuesta alguna.</w:t>
       </w:r>
     </w:p>
-    <w:p ns2:paraId="41B9639A" ns2:textId="77777777">
+    <w:p>
       <w:pPr>
         <w:pStyle w:val="Prrafodelista"/>
         <w:spacing w:after="0" w:line="240" w:lineRule="auto"/>
@@ -1289,11 +1226,11 @@
           <w:color w:val="000000"/>
           <w:kern w:val="0"/>
           <w:lang w:eastAsia="es-ES"/>
-          <ns2:ligatures ns2:val="none"/>
-        </w:rPr>
-      </w:pPr>
-    </w:p>
-    <w:p ns2:paraId="65B96E71" ns2:textId="4258EE23">
+          <w14:ligatures w14:val="none"/>
+        </w:rPr>
+      </w:pPr>
+    </w:p>
+    <w:p>
       <w:pPr>
         <w:pStyle w:val="Prrafodelista"/>
         <w:numPr>
@@ -1311,7 +1248,7 @@
           <w:color w:val="000000"/>
           <w:kern w:val="0"/>
           <w:lang w:eastAsia="es-ES"/>
-          <ns2:ligatures ns2:val="none"/>
+          <w14:ligatures w14:val="none"/>
         </w:rPr>
       </w:pPr>
       <w:r>
@@ -1320,7 +1257,7 @@
           <w:color w:val="000000"/>
           <w:kern w:val="0"/>
           <w:lang w:eastAsia="es-ES"/>
-          <ns2:ligatures ns2:val="none"/>
+          <w14:ligatures w14:val="none"/>
         </w:rPr>
         <w:lastRenderedPageBreak/>
         <w:t xml:space="preserve">El 9 de octubre de 2025, volvió a comunicarse con el WhatsApp institucional de </w:t>
@@ -1332,7 +1269,7 @@
           <w:color w:val="000000"/>
           <w:kern w:val="0"/>
           <w:lang w:eastAsia="es-ES"/>
-          <ns2:ligatures ns2:val="none"/>
+          <w14:ligatures w14:val="none"/>
         </w:rPr>
         <w:t>Interseguro</w:t>
       </w:r>
@@ -1343,12 +1280,12 @@
           <w:color w:val="000000"/>
           <w:kern w:val="0"/>
           <w:lang w:eastAsia="es-ES"/>
-          <ns2:ligatures ns2:val="none"/>
+          <w14:ligatures w14:val="none"/>
         </w:rPr>
         <w:t>, obteniendo nuevamente como respuesta automática que no registraba un seguro vigente, pese a haber creado previamente su usuario en el aplicativo web Zona Cliente e ingresar con normalidad utilizando su número de documento nacional de identidad y el código de acceso remitido a su correo electrónico, lo que le impidió continuar verificando el estado de su seguro y la información asociada a su cuenta.</w:t>
       </w:r>
     </w:p>
-    <w:p ns2:paraId="4A63559A" ns2:textId="77777777">
+    <w:p>
       <w:pPr>
         <w:spacing w:after="0" w:line="240" w:lineRule="auto"/>
         <w:jc w:val="both"/>
@@ -1357,11 +1294,11 @@
           <w:color w:val="000000"/>
           <w:kern w:val="0"/>
           <w:lang w:eastAsia="es-ES"/>
-          <ns2:ligatures ns2:val="none"/>
-        </w:rPr>
-      </w:pPr>
-    </w:p>
-    <w:p ns2:paraId="5FD7DE38" ns2:textId="143E1C69">
+          <w14:ligatures w14:val="none"/>
+        </w:rPr>
+      </w:pPr>
+    </w:p>
+    <w:p>
       <w:pPr>
         <w:pStyle w:val="Prrafodelista"/>
         <w:numPr>
@@ -1379,7 +1316,7 @@
           <w:color w:val="000000"/>
           <w:kern w:val="0"/>
           <w:lang w:eastAsia="es-ES"/>
-          <ns2:ligatures ns2:val="none"/>
+          <w14:ligatures w14:val="none"/>
         </w:rPr>
       </w:pPr>
       <w:r>
@@ -1388,7 +1325,7 @@
           <w:color w:val="000000"/>
           <w:kern w:val="0"/>
           <w:lang w:eastAsia="es-ES"/>
-          <ns2:ligatures ns2:val="none"/>
+          <w14:ligatures w14:val="none"/>
         </w:rPr>
         <w:t xml:space="preserve">El 21 de octubre de 2025, se realizó el cobro del aporte mensual correspondiente al Seguro Rumbo por el monto de S/ 460 desde la tarjeta </w:t>
       </w:r>
@@ -1398,7 +1335,7 @@
           <w:color w:val="000000"/>
           <w:kern w:val="0"/>
           <w:lang w:eastAsia="es-ES"/>
-          <ns2:ligatures ns2:val="none"/>
+          <w14:ligatures w14:val="none"/>
         </w:rPr>
         <w:t xml:space="preserve">bancaria </w:t>
       </w:r>
@@ -1408,7 +1345,7 @@
           <w:color w:val="000000"/>
           <w:kern w:val="0"/>
           <w:lang w:eastAsia="es-ES"/>
-          <ns2:ligatures ns2:val="none"/>
+          <w14:ligatures w14:val="none"/>
         </w:rPr>
         <w:t xml:space="preserve">asociada, evidenciando que la </w:t>
       </w:r>
@@ -1418,7 +1355,7 @@
           <w:color w:val="000000"/>
           <w:kern w:val="0"/>
           <w:lang w:eastAsia="es-ES"/>
-          <ns2:ligatures ns2:val="none"/>
+          <w14:ligatures w14:val="none"/>
         </w:rPr>
         <w:t>compañía</w:t>
       </w:r>
@@ -1428,12 +1365,12 @@
           <w:color w:val="000000"/>
           <w:kern w:val="0"/>
           <w:lang w:eastAsia="es-ES"/>
-          <ns2:ligatures ns2:val="none"/>
+          <w14:ligatures w14:val="none"/>
         </w:rPr>
         <w:t xml:space="preserve"> aseguradora continuó efectuando los cobros pese a la discrepancia reclamada.</w:t>
       </w:r>
     </w:p>
-    <w:p ns2:paraId="7774EC0C" ns2:textId="77777777">
+    <w:p>
       <w:pPr>
         <w:pStyle w:val="Prrafodelista"/>
         <w:spacing w:after="0" w:line="240" w:lineRule="auto"/>
@@ -1444,11 +1381,11 @@
           <w:color w:val="000000"/>
           <w:kern w:val="0"/>
           <w:lang w:eastAsia="es-ES"/>
-          <ns2:ligatures ns2:val="none"/>
-        </w:rPr>
-      </w:pPr>
-    </w:p>
-    <w:p ns2:paraId="2F9CF7F5" ns2:textId="7FB84524">
+          <w14:ligatures w14:val="none"/>
+        </w:rPr>
+      </w:pPr>
+    </w:p>
+    <w:p>
       <w:pPr>
         <w:pStyle w:val="Prrafodelista"/>
         <w:numPr>
@@ -1467,7 +1404,7 @@
           <w:color w:val="000000"/>
           <w:kern w:val="0"/>
           <w:lang w:eastAsia="es-ES"/>
-          <ns2:ligatures ns2:val="none"/>
+          <w14:ligatures w14:val="none"/>
         </w:rPr>
       </w:pPr>
       <w:r>
@@ -1476,7 +1413,7 @@
           <w:color w:val="000000"/>
           <w:kern w:val="0"/>
           <w:lang w:eastAsia="es-ES"/>
-          <ns2:ligatures ns2:val="none"/>
+          <w14:ligatures w14:val="none"/>
         </w:rPr>
         <w:t>Hasta la fecha de presentación de su denuncia</w:t>
       </w:r>
@@ -1486,7 +1423,7 @@
           <w:color w:val="000000"/>
           <w:kern w:val="0"/>
           <w:lang w:eastAsia="es-ES"/>
-          <ns2:ligatures ns2:val="none"/>
+          <w14:ligatures w14:val="none"/>
         </w:rPr>
         <w:t xml:space="preserve">, no había recibido respuesta al reclamo presentado el 16 de setiembre de 2025, manteniéndose los cobros del Seguro Rumbo y acumulándose aportes por un monto total de S/ 920</w:t>
       </w:r>
@@ -1496,7 +1433,7 @@
           <w:color w:val="000000"/>
           <w:kern w:val="0"/>
           <w:lang w:eastAsia="es-ES"/>
-          <ns2:ligatures ns2:val="none"/>
+          <w14:ligatures w14:val="none"/>
         </w:rPr>
         <w:t>,00</w:t>
       </w:r>
@@ -1506,12 +1443,12 @@
           <w:color w:val="000000"/>
           <w:kern w:val="0"/>
           <w:lang w:eastAsia="es-ES"/>
-          <ns2:ligatures ns2:val="none"/>
+          <w14:ligatures w14:val="none"/>
         </w:rPr>
         <w:t>, sin que se haya corregido la información consignada en la Zona Cliente ni se haya restablecido el acceso a dicha plataforma.</w:t>
       </w:r>
     </w:p>
-    <w:p ns2:paraId="33E14FF7" ns2:textId="77777777">
+    <w:p>
       <w:pPr>
         <w:tabs>
           <w:tab w:val="left" w:pos="1134"/>
@@ -1523,11 +1460,11 @@
           <w:color w:val="000000"/>
           <w:kern w:val="0"/>
           <w:lang w:eastAsia="es-ES"/>
-          <ns2:ligatures ns2:val="none"/>
-        </w:rPr>
-      </w:pPr>
-    </w:p>
-    <w:p ns2:paraId="65C58807" ns2:textId="2F0E3620">
+          <w14:ligatures w14:val="none"/>
+        </w:rPr>
+      </w:pPr>
+    </w:p>
+    <w:p>
       <w:pPr>
         <w:numPr>
           <w:ilvl w:val="1"/>
@@ -1545,7 +1482,7 @@
           <w:color w:val="000000"/>
           <w:kern w:val="0"/>
           <w:lang w:val="es-ES" w:eastAsia="es-ES"/>
-          <ns2:ligatures ns2:val="none"/>
+          <w14:ligatures w14:val="none"/>
         </w:rPr>
       </w:pPr>
       <w:r>
@@ -1554,7 +1491,7 @@
           <w:color w:val="000000"/>
           <w:kern w:val="0"/>
           <w:lang w:val="es-ES" w:eastAsia="es-ES"/>
-          <ns2:ligatures ns2:val="none"/>
+          <w14:ligatures w14:val="none"/>
         </w:rPr>
         <w:t xml:space="preserve">La señora [APELLIDO] solicitó, en calidad de medida correctiva, que Interseguro cumpla con corregir la información en la Zona Cliente para que refleje una devolución total de S/ 50 531,00, explicación y unificación de las pólizas duplicadas, restablecimiento inmediato del acceso a Zona Cliente y WhatsApp institucional, o, alternativamente, realizar la resolución del contrato con la devolución íntegra de los aportes realizados por la suma de S/ 920,00 más el perjuicio proyectado de S/ 2 103,00 más intereses legales, ascendiendo a S/ 3,023 más intereses. Asimismo, no requirió de manera expresa el reembolso de costos y costas del presente procedimiento.</w:t>
       </w:r>
@@ -1562,7 +1499,7 @@
         <w:rPr>
           <w:rFonts w:ascii="Arial Narrow" w:eastAsia="Calibri" w:hAnsi="Arial Narrow" w:cs="Arial"/>
           <w:kern w:val="0"/>
-          <ns2:ligatures ns2:val="none"/>
+          <w14:ligatures w14:val="none"/>
         </w:rPr>
         <w:t xml:space="preserve"/>
       </w:r>
@@ -1572,7 +1509,7 @@
           <w:color w:val="000000"/>
           <w:kern w:val="0"/>
           <w:lang w:val="es-ES" w:eastAsia="es-ES"/>
-          <ns2:ligatures ns2:val="none"/>
+          <w14:ligatures w14:val="none"/>
         </w:rPr>
         <w:t xml:space="preserve"/>
       </w:r>
@@ -1583,7 +1520,7 @@
           <w:color w:val="000000"/>
           <w:kern w:val="0"/>
           <w:lang w:val="es-ES" w:eastAsia="es-ES"/>
-          <ns2:ligatures ns2:val="none"/>
+          <w14:ligatures w14:val="none"/>
         </w:rPr>
         <w:t/>
       </w:r>
@@ -1594,7 +1531,7 @@
           <w:color w:val="000000"/>
           <w:kern w:val="0"/>
           <w:lang w:val="es-ES" w:eastAsia="es-ES"/>
-          <ns2:ligatures ns2:val="none"/>
+          <w14:ligatures w14:val="none"/>
         </w:rPr>
         <w:t xml:space="preserve"/>
       </w:r>
@@ -1604,7 +1541,7 @@
           <w:color w:val="000000"/>
           <w:kern w:val="0"/>
           <w:lang w:val="es-ES" w:eastAsia="es-ES"/>
-          <ns2:ligatures ns2:val="none"/>
+          <w14:ligatures w14:val="none"/>
         </w:rPr>
         <w:t/>
       </w:r>
@@ -1614,7 +1551,7 @@
           <w:color w:val="000000"/>
           <w:kern w:val="0"/>
           <w:lang w:val="es-ES" w:eastAsia="es-ES"/>
-          <ns2:ligatures ns2:val="none"/>
+          <w14:ligatures w14:val="none"/>
         </w:rPr>
         <w:t xml:space="preserve"/>
       </w:r>
@@ -1624,7 +1561,7 @@
           <w:color w:val="000000"/>
           <w:kern w:val="0"/>
           <w:lang w:val="es-ES" w:eastAsia="es-ES"/>
-          <ns2:ligatures ns2:val="none"/>
+          <w14:ligatures w14:val="none"/>
         </w:rPr>
         <w:t xml:space="preserve"/>
       </w:r>
@@ -1634,7 +1571,7 @@
           <w:color w:val="000000"/>
           <w:kern w:val="0"/>
           <w:lang w:val="es-ES" w:eastAsia="es-ES"/>
-          <ns2:ligatures ns2:val="none"/>
+          <w14:ligatures w14:val="none"/>
         </w:rPr>
         <w:t/>
       </w:r>
@@ -1644,7 +1581,7 @@
           <w:color w:val="000000"/>
           <w:kern w:val="0"/>
           <w:lang w:val="es-ES" w:eastAsia="es-ES"/>
-          <ns2:ligatures ns2:val="none"/>
+          <w14:ligatures w14:val="none"/>
         </w:rPr>
         <w:t xml:space="preserve"/>
       </w:r>
@@ -1654,7 +1591,7 @@
           <w:color w:val="000000"/>
           <w:kern w:val="0"/>
           <w:lang w:val="es-ES" w:eastAsia="es-ES"/>
-          <ns2:ligatures ns2:val="none"/>
+          <w14:ligatures w14:val="none"/>
         </w:rPr>
         <w:t/>
       </w:r>
@@ -1664,7 +1601,7 @@
           <w:color w:val="000000"/>
           <w:kern w:val="0"/>
           <w:lang w:val="es-ES" w:eastAsia="es-ES"/>
-          <ns2:ligatures ns2:val="none"/>
+          <w14:ligatures w14:val="none"/>
         </w:rPr>
         <w:t xml:space="preserve"/>
       </w:r>
@@ -1674,7 +1611,7 @@
           <w:color w:val="000000"/>
           <w:kern w:val="0"/>
           <w:lang w:val="es-ES" w:eastAsia="es-ES"/>
-          <ns2:ligatures ns2:val="none"/>
+          <w14:ligatures w14:val="none"/>
         </w:rPr>
         <w:t xml:space="preserve"/>
       </w:r>
@@ -1684,7 +1621,7 @@
           <w:color w:val="000000"/>
           <w:kern w:val="0"/>
           <w:lang w:val="es-ES" w:eastAsia="es-ES"/>
-          <ns2:ligatures ns2:val="none"/>
+          <w14:ligatures w14:val="none"/>
         </w:rPr>
         <w:t/>
       </w:r>
@@ -1694,7 +1631,7 @@
           <w:color w:val="000000"/>
           <w:kern w:val="0"/>
           <w:lang w:val="es-ES" w:eastAsia="es-ES"/>
-          <ns2:ligatures ns2:val="none"/>
+          <w14:ligatures w14:val="none"/>
         </w:rPr>
         <w:t xml:space="preserve"/>
       </w:r>
@@ -1704,7 +1641,7 @@
           <w:color w:val="000000"/>
           <w:kern w:val="0"/>
           <w:lang w:val="es-ES" w:eastAsia="es-ES"/>
-          <ns2:ligatures ns2:val="none"/>
+          <w14:ligatures w14:val="none"/>
         </w:rPr>
         <w:t/>
       </w:r>
@@ -1714,7 +1651,7 @@
           <w:color w:val="000000"/>
           <w:kern w:val="0"/>
           <w:lang w:val="es-ES" w:eastAsia="es-ES"/>
-          <ns2:ligatures ns2:val="none"/>
+          <w14:ligatures w14:val="none"/>
         </w:rPr>
         <w:t/>
       </w:r>
@@ -1724,7 +1661,7 @@
           <w:color w:val="000000"/>
           <w:kern w:val="0"/>
           <w:lang w:val="es-ES" w:eastAsia="es-ES"/>
-          <ns2:ligatures ns2:val="none"/>
+          <w14:ligatures w14:val="none"/>
         </w:rPr>
         <w:t xml:space="preserve"/>
       </w:r>
@@ -1734,7 +1671,7 @@
           <w:color w:val="000000"/>
           <w:kern w:val="0"/>
           <w:lang w:val="es-ES" w:eastAsia="es-ES"/>
-          <ns2:ligatures ns2:val="none"/>
+          <w14:ligatures w14:val="none"/>
         </w:rPr>
         <w:t xml:space="preserve"/>
       </w:r>
@@ -1744,7 +1681,7 @@
           <w:color w:val="000000"/>
           <w:kern w:val="0"/>
           <w:lang w:val="es-ES" w:eastAsia="es-ES"/>
-          <ns2:ligatures ns2:val="none"/>
+          <w14:ligatures w14:val="none"/>
         </w:rPr>
         <w:t xml:space="preserve"/>
       </w:r>
@@ -1754,7 +1691,7 @@
           <w:color w:val="000000"/>
           <w:kern w:val="0"/>
           <w:lang w:val="es-ES" w:eastAsia="es-ES"/>
-          <ns2:ligatures ns2:val="none"/>
+          <w14:ligatures w14:val="none"/>
         </w:rPr>
         <w:t xml:space="preserve"/>
       </w:r>
@@ -1764,7 +1701,7 @@
           <w:color w:val="000000"/>
           <w:kern w:val="0"/>
           <w:lang w:val="es-ES" w:eastAsia="es-ES"/>
-          <ns2:ligatures ns2:val="none"/>
+          <w14:ligatures w14:val="none"/>
         </w:rPr>
         <w:t xml:space="preserve"/>
       </w:r>
@@ -1774,7 +1711,7 @@
           <w:color w:val="000000"/>
           <w:kern w:val="0"/>
           <w:lang w:val="es-ES" w:eastAsia="es-ES"/>
-          <ns2:ligatures ns2:val="none"/>
+          <w14:ligatures w14:val="none"/>
         </w:rPr>
         <w:t xml:space="preserve"/>
       </w:r>
@@ -1784,12 +1721,12 @@
           <w:color w:val="000000"/>
           <w:kern w:val="0"/>
           <w:lang w:val="es-ES" w:eastAsia="es-ES"/>
-          <ns2:ligatures ns2:val="none"/>
+          <w14:ligatures w14:val="none"/>
         </w:rPr>
         <w:t/>
       </w:r>
     </w:p>
-    <w:p ns2:paraId="66005174" ns2:textId="77777777">
+    <w:p>
       <w:pPr>
         <w:spacing w:after="0" w:line="240" w:lineRule="auto"/>
         <w:contextualSpacing/>
@@ -1800,11 +1737,11 @@
           <w:color w:val="000000"/>
           <w:kern w:val="0"/>
           <w:lang w:eastAsia="es-PE"/>
-          <ns2:ligatures ns2:val="none"/>
-        </w:rPr>
-      </w:pPr>
-    </w:p>
-    <w:p ns2:paraId="3541B1F9" ns2:textId="77777777">
+          <w14:ligatures w14:val="none"/>
+        </w:rPr>
+      </w:pPr>
+    </w:p>
+    <w:p>
       <w:pPr>
         <w:pStyle w:val="Prrafodelista"/>
         <w:numPr>
@@ -1824,22 +1761,22 @@
           <w:color w:val="000000"/>
           <w:kern w:val="0"/>
           <w:lang w:eastAsia="es-PE"/>
-          <ns2:ligatures ns2:val="none"/>
-        </w:rPr>
-      </w:pPr>
-      <w:r>
-        <w:rPr>
-          <w:rFonts w:ascii="Arial Narrow" w:eastAsia="Arial Narrow" w:hAnsi="Arial Narrow" w:cs="Arial Narrow"/>
-          <w:b/>
-          <w:color w:val="000000"/>
-          <w:kern w:val="0"/>
-          <w:lang w:eastAsia="es-PE"/>
-          <ns2:ligatures ns2:val="none"/>
+          <w14:ligatures w14:val="none"/>
+        </w:rPr>
+      </w:pPr>
+      <w:r>
+        <w:rPr>
+          <w:rFonts w:ascii="Arial Narrow" w:eastAsia="Arial Narrow" w:hAnsi="Arial Narrow" w:cs="Arial Narrow"/>
+          <w:b/>
+          <w:color w:val="000000"/>
+          <w:kern w:val="0"/>
+          <w:lang w:eastAsia="es-PE"/>
+          <w14:ligatures w14:val="none"/>
         </w:rPr>
         <w:t>DE LA ADMISIÓN A TRÁMITE DE LA DENUNCIA</w:t>
       </w:r>
     </w:p>
-    <w:p ns2:paraId="34556756" ns2:textId="77777777">
+    <w:p>
       <w:pPr>
         <w:spacing w:after="0" w:line="240" w:lineRule="auto"/>
         <w:contextualSpacing/>
@@ -1850,13 +1787,13 @@
           <w:color w:val="000000"/>
           <w:kern w:val="0"/>
           <w:lang w:eastAsia="es-PE"/>
-          <ns2:ligatures ns2:val="none"/>
+          <w14:ligatures w14:val="none"/>
         </w:rPr>
       </w:pPr>
       <w:bookmarkStart w:id="1" w:name="_Hlk212795168"/>
       <w:bookmarkStart w:id="2" w:name="_Hlk218848146"/>
     </w:p>
-    <w:p ns2:paraId="5F4266A4" ns2:textId="7C87631B">
+    <w:p>
       <w:pPr>
         <w:pStyle w:val="Prrafodelista"/>
         <w:numPr>
@@ -1869,7 +1806,7 @@
         <w:rPr>
           <w:rFonts w:ascii="Arial Narrow" w:eastAsia="Arial Narrow" w:hAnsi="Arial Narrow" w:cs="Arial Narrow"/>
           <w:kern w:val="0"/>
-          <ns2:ligatures ns2:val="none"/>
+          <w14:ligatures w14:val="none"/>
         </w:rPr>
       </w:pPr>
       <w:bookmarkStart w:id="3" w:name="_Hlk140755208"/>
@@ -1881,7 +1818,7 @@
           <w:color w:val="000000"/>
           <w:kern w:val="0"/>
           <w:lang w:eastAsia="es-PE"/>
-          <ns2:ligatures ns2:val="none"/>
+          <w14:ligatures w14:val="none"/>
         </w:rPr>
         <w:t>La Secretaría Técnica de la Comisión de Protección al Consumidor 1 (en adelante, la Secretaría Técnica), en ejercicio de sus facultades</w:t>
       </w:r>
@@ -1894,7 +1831,7 @@
           <w:rFonts w:ascii="Arial Narrow" w:eastAsia="Arial Narrow" w:hAnsi="Arial Narrow" w:cs="Arial Narrow"/>
           <w:kern w:val="0"/>
           <w:vertAlign w:val="superscript"/>
-          <ns2:ligatures ns2:val="none"/>
+          <w14:ligatures w14:val="none"/>
         </w:rPr>
         <w:footnoteReference w:id="3"/>
       </w:r>
@@ -1904,7 +1841,7 @@
           <w:color w:val="000000"/>
           <w:kern w:val="0"/>
           <w:lang w:eastAsia="es-PE"/>
-          <ns2:ligatures ns2:val="none"/>
+          <w14:ligatures w14:val="none"/>
         </w:rPr>
         <w:t xml:space="preserve">, </w:t>
       </w:r>
@@ -1914,7 +1851,7 @@
           <w:color w:val="000000"/>
           <w:kern w:val="0"/>
           <w:lang w:eastAsia="es-PE"/>
-          <ns2:ligatures ns2:val="none"/>
+          <w14:ligatures w14:val="none"/>
         </w:rPr>
         <w:t xml:space="preserve">considera </w:t>
       </w:r>
@@ -1922,7 +1859,7 @@
         <w:rPr>
           <w:rFonts w:ascii="Arial Narrow" w:eastAsia="Arial Narrow" w:hAnsi="Arial Narrow" w:cs="Arial Narrow"/>
           <w:kern w:val="0"/>
-          <ns2:ligatures ns2:val="none"/>
+          <w14:ligatures w14:val="none"/>
         </w:rPr>
         <w:t xml:space="preserve">que el hecho denunciado, </w:t>
       </w:r>
@@ -1931,7 +1868,7 @@
         <w:rPr>
           <w:rFonts w:ascii="Arial Narrow" w:eastAsia="Arial Narrow" w:hAnsi="Arial Narrow" w:cs="Arial Narrow"/>
           <w:kern w:val="0"/>
-          <ns2:ligatures ns2:val="none"/>
+          <w14:ligatures w14:val="none"/>
         </w:rPr>
         <w:t xml:space="preserve">consistente en que </w:t>
       </w:r>
@@ -1946,7 +1883,7 @@
           <w:kern w:val="0"/>
           <w:shd w:val="clear" w:color="auto" w:fill="FFFFFF"/>
           <w:lang w:eastAsia="es-PE"/>
-          <ns2:ligatures ns2:val="none"/>
+          <w14:ligatures w14:val="none"/>
         </w:rPr>
         <w:t>Interseguro</w:t>
       </w:r>
@@ -1958,7 +1895,7 @@
           <w:kern w:val="0"/>
           <w:shd w:val="clear" w:color="auto" w:fill="FFFFFF"/>
           <w:lang w:eastAsia="es-PE"/>
-          <ns2:ligatures ns2:val="none"/>
+          <w14:ligatures w14:val="none"/>
         </w:rPr>
         <w:t xml:space="preserve"> Compañía de Seguros S.A. habría difundido en su página web una devolución total de S/ 50 531,00 por el Seguro Rumbo, pero en su plataforma zona cliente mostraba para la Póliza </w:t>
       </w:r>
@@ -1970,7 +1907,7 @@
           <w:kern w:val="0"/>
           <w:shd w:val="clear" w:color="auto" w:fill="FFFFFF"/>
           <w:lang w:eastAsia="es-PE"/>
-          <ns2:ligatures ns2:val="none"/>
+          <w14:ligatures w14:val="none"/>
         </w:rPr>
         <w:t/>
       </w:r>
@@ -1982,7 +1919,7 @@
           <w:kern w:val="0"/>
           <w:shd w:val="clear" w:color="auto" w:fill="FFFFFF"/>
           <w:lang w:eastAsia="es-PE"/>
-          <ns2:ligatures ns2:val="none"/>
+          <w14:ligatures w14:val="none"/>
         </w:rPr>
         <w:t xml:space="preserve"> 08200008016 una devolución de S/ 48 428,00, generando una diferencia de S/ 2 103,00 en perjuicio de la denunciante</w:t>
       </w:r>
@@ -1990,7 +1927,7 @@
         <w:rPr>
           <w:rFonts w:ascii="Arial Narrow" w:eastAsia="Arial Narrow" w:hAnsi="Arial Narrow" w:cs="Arial Narrow"/>
           <w:kern w:val="0"/>
-          <ns2:ligatures ns2:val="none"/>
+          <w14:ligatures w14:val="none"/>
         </w:rPr>
         <w:t xml:space="preserve">; involucraría una presunta afectación a sus expectativas, quien no habría encontrado una correspondencia entre lo que esperaba recibir de parte del proveedor y lo que </w:t>
       </w:r>
@@ -1998,7 +1935,7 @@
         <w:rPr>
           <w:rFonts w:ascii="Arial Narrow" w:eastAsia="Arial Narrow" w:hAnsi="Arial Narrow" w:cs="Arial Narrow"/>
           <w:kern w:val="0"/>
-          <ns2:ligatures ns2:val="none"/>
+          <w14:ligatures w14:val="none"/>
         </w:rPr>
         <w:lastRenderedPageBreak/>
         <w:t>realmente recibió. Por consiguiente, corresponde calificar el hecho materia de denuncia como una presunta infracción al deber de idoneidad, tipificado en los artículos 18</w:t>
@@ -2009,7 +1946,7 @@
           <w:color w:val="000000"/>
           <w:kern w:val="0"/>
           <w:lang w:eastAsia="es-PE"/>
-          <ns2:ligatures ns2:val="none"/>
+          <w14:ligatures w14:val="none"/>
         </w:rPr>
         <w:t/>
       </w:r>
@@ -2017,7 +1954,7 @@
         <w:rPr>
           <w:rFonts w:ascii="Arial Narrow" w:eastAsia="Arial Narrow" w:hAnsi="Arial Narrow" w:cs="Arial Narrow"/>
           <w:kern w:val="0"/>
-          <ns2:ligatures ns2:val="none"/>
+          <w14:ligatures w14:val="none"/>
         </w:rPr>
         <w:t xml:space="preserve"> y 19</w:t>
       </w:r>
@@ -2027,7 +1964,7 @@
           <w:color w:val="000000"/>
           <w:kern w:val="0"/>
           <w:lang w:eastAsia="es-PE"/>
-          <ns2:ligatures ns2:val="none"/>
+          <w14:ligatures w14:val="none"/>
         </w:rPr>
         <w:t/>
       </w:r>
@@ -2035,7 +1972,7 @@
         <w:rPr>
           <w:rFonts w:ascii="Arial Narrow" w:eastAsia="Arial Narrow" w:hAnsi="Arial Narrow" w:cs="Arial Narrow"/>
           <w:kern w:val="0"/>
-          <ns2:ligatures ns2:val="none"/>
+          <w14:ligatures w14:val="none"/>
         </w:rPr>
         <w:t xml:space="preserve"> del Código</w:t>
       </w:r>
@@ -2047,7 +1984,7 @@
           <w:rFonts w:ascii="Arial Narrow" w:eastAsia="Arial Narrow" w:hAnsi="Arial Narrow" w:cs="Arial"/>
           <w:kern w:val="0"/>
           <w:vertAlign w:val="superscript"/>
-          <ns2:ligatures ns2:val="none"/>
+          <w14:ligatures w14:val="none"/>
         </w:rPr>
         <w:footnoteReference w:id="4"/>
       </w:r>
@@ -2056,13 +1993,13 @@
         <w:rPr>
           <w:rFonts w:ascii="Arial Narrow" w:eastAsia="Arial Narrow" w:hAnsi="Arial Narrow" w:cs="Arial Narrow"/>
           <w:kern w:val="0"/>
-          <ns2:ligatures ns2:val="none"/>
+          <w14:ligatures w14:val="none"/>
         </w:rPr>
         <w:t>.</w:t>
       </w:r>
       <w:bookmarkEnd w:id="8"/>
     </w:p>
-    <w:p ns2:paraId="116891C0" ns2:textId="77777777">
+    <w:p>
       <w:pPr>
         <w:pStyle w:val="Prrafodelista"/>
         <w:spacing w:after="0" w:line="240" w:lineRule="auto"/>
@@ -2071,11 +2008,11 @@
         <w:rPr>
           <w:rFonts w:ascii="Arial Narrow" w:eastAsia="Arial Narrow" w:hAnsi="Arial Narrow" w:cs="Arial Narrow"/>
           <w:kern w:val="0"/>
-          <ns2:ligatures ns2:val="none"/>
-        </w:rPr>
-      </w:pPr>
-    </w:p>
-    <w:p ns2:paraId="73AC2300" ns2:textId="7E89CD8F">
+          <w14:ligatures w14:val="none"/>
+        </w:rPr>
+      </w:pPr>
+    </w:p>
+    <w:p>
       <w:pPr>
         <w:pStyle w:val="Prrafodelista"/>
         <w:numPr>
@@ -2088,7 +2025,7 @@
         <w:rPr>
           <w:rFonts w:ascii="Arial Narrow" w:eastAsia="Arial Narrow" w:hAnsi="Arial Narrow" w:cs="Arial Narrow"/>
           <w:kern w:val="0"/>
-          <ns2:ligatures ns2:val="none"/>
+          <w14:ligatures w14:val="none"/>
         </w:rPr>
       </w:pPr>
       <w:bookmarkStart w:id="11" w:name="_Hlk213150180"/>
@@ -2096,7 +2033,7 @@
         <w:rPr>
           <w:rFonts w:ascii="Arial Narrow" w:eastAsia="Arial Narrow" w:hAnsi="Arial Narrow" w:cs="Arial Narrow"/>
           <w:kern w:val="0"/>
-          <ns2:ligatures ns2:val="none"/>
+          <w14:ligatures w14:val="none"/>
         </w:rPr>
         <w:t xml:space="preserve">Así también, la Secretaría Técnica, en ejercicio de sus facultades, </w:t>
       </w:r>
@@ -2106,7 +2043,7 @@
           <w:color w:val="000000"/>
           <w:kern w:val="0"/>
           <w:lang w:eastAsia="es-PE"/>
-          <ns2:ligatures ns2:val="none"/>
+          <w14:ligatures w14:val="none"/>
         </w:rPr>
         <w:t xml:space="preserve">considera </w:t>
       </w:r>
@@ -2114,7 +2051,7 @@
         <w:rPr>
           <w:rFonts w:ascii="Arial Narrow" w:eastAsia="Arial Narrow" w:hAnsi="Arial Narrow" w:cs="Arial Narrow"/>
           <w:kern w:val="0"/>
-          <ns2:ligatures ns2:val="none"/>
+          <w14:ligatures w14:val="none"/>
         </w:rPr>
         <w:t xml:space="preserve">que el hecho denunciado, consistente en que </w:t>
       </w:r>
@@ -2127,7 +2064,7 @@
           <w:kern w:val="0"/>
           <w:shd w:val="clear" w:color="auto" w:fill="FFFFFF"/>
           <w:lang w:eastAsia="es-PE"/>
-          <ns2:ligatures ns2:val="none"/>
+          <w14:ligatures w14:val="none"/>
         </w:rPr>
         <w:t>Interseguro</w:t>
       </w:r>
@@ -2139,7 +2076,7 @@
           <w:kern w:val="0"/>
           <w:shd w:val="clear" w:color="auto" w:fill="FFFFFF"/>
           <w:lang w:eastAsia="es-PE"/>
-          <ns2:ligatures ns2:val="none"/>
+          <w14:ligatures w14:val="none"/>
         </w:rPr>
         <w:t xml:space="preserve"> Compañía de Seguros S.A. habría proporcionado información insuficiente a la denunciante en su página web sobre los beneficios del Seguro Rumbo, induciendo error sobre las ganancias y devolución total, lo cual impactó en su decisión de contratación</w:t>
       </w:r>
@@ -2147,7 +2084,7 @@
         <w:rPr>
           <w:rFonts w:ascii="Arial Narrow" w:eastAsia="Arial Narrow" w:hAnsi="Arial Narrow" w:cs="Arial Narrow"/>
           <w:kern w:val="0"/>
-          <ns2:ligatures ns2:val="none"/>
+          <w14:ligatures w14:val="none"/>
         </w:rPr>
         <w:t>; involucraría una presunta afectación a sus expectativas, quien no habría encontrado una correspondencia entre lo que esperaba recibir de parte del proveedor y lo que realmente recibió. Por consiguiente, corresponde calificar el hecho materia de denuncia como una presunta infracción al deber de idoneidad, tipificado en los artículos 18</w:t>
       </w:r>
@@ -2157,7 +2094,7 @@
           <w:color w:val="000000"/>
           <w:kern w:val="0"/>
           <w:lang w:eastAsia="es-PE"/>
-          <ns2:ligatures ns2:val="none"/>
+          <w14:ligatures w14:val="none"/>
         </w:rPr>
         <w:t/>
       </w:r>
@@ -2165,7 +2102,7 @@
         <w:rPr>
           <w:rFonts w:ascii="Arial Narrow" w:eastAsia="Arial Narrow" w:hAnsi="Arial Narrow" w:cs="Arial Narrow"/>
           <w:kern w:val="0"/>
-          <ns2:ligatures ns2:val="none"/>
+          <w14:ligatures w14:val="none"/>
         </w:rPr>
         <w:t xml:space="preserve"> y 19</w:t>
       </w:r>
@@ -2175,7 +2112,7 @@
           <w:color w:val="000000"/>
           <w:kern w:val="0"/>
           <w:lang w:eastAsia="es-PE"/>
-          <ns2:ligatures ns2:val="none"/>
+          <w14:ligatures w14:val="none"/>
         </w:rPr>
         <w:t/>
       </w:r>
@@ -2183,7 +2120,7 @@
         <w:rPr>
           <w:rFonts w:ascii="Arial Narrow" w:eastAsia="Arial Narrow" w:hAnsi="Arial Narrow" w:cs="Arial Narrow"/>
           <w:kern w:val="0"/>
-          <ns2:ligatures ns2:val="none"/>
+          <w14:ligatures w14:val="none"/>
         </w:rPr>
         <w:t xml:space="preserve"> del Código</w:t>
       </w:r>
@@ -2194,24 +2131,24 @@
           <w:color w:val="000000"/>
           <w:kern w:val="0"/>
           <w:lang w:eastAsia="es-PE"/>
-          <ns2:ligatures ns2:val="none"/>
+          <w14:ligatures w14:val="none"/>
         </w:rPr>
         <w:t xml:space="preserve">. </w:t>
       </w:r>
     </w:p>
     <w:bookmarkEnd w:id="1"/>
-    <w:p ns2:paraId="2DC7B64E" ns2:textId="77777777">
-      <w:pPr>
-        <w:spacing w:after="0" w:line="240" w:lineRule="auto"/>
-        <w:jc w:val="both"/>
-        <w:rPr>
-          <w:rFonts w:ascii="Arial Narrow" w:eastAsia="Arial Narrow" w:hAnsi="Arial Narrow" w:cs="Arial Narrow"/>
-          <w:kern w:val="0"/>
-          <ns2:ligatures ns2:val="none"/>
-        </w:rPr>
-      </w:pPr>
-    </w:p>
-    <w:p ns2:paraId="61A99930" ns2:textId="7FB57F25">
+    <w:p>
+      <w:pPr>
+        <w:spacing w:after="0" w:line="240" w:lineRule="auto"/>
+        <w:jc w:val="both"/>
+        <w:rPr>
+          <w:rFonts w:ascii="Arial Narrow" w:eastAsia="Arial Narrow" w:hAnsi="Arial Narrow" w:cs="Arial Narrow"/>
+          <w:kern w:val="0"/>
+          <w14:ligatures w14:val="none"/>
+        </w:rPr>
+      </w:pPr>
+    </w:p>
+    <w:p>
       <w:pPr>
         <w:pStyle w:val="Prrafodelista"/>
         <w:numPr>
@@ -2224,14 +2161,14 @@
         <w:rPr>
           <w:rFonts w:ascii="Arial Narrow" w:eastAsia="Arial Narrow" w:hAnsi="Arial Narrow" w:cs="Arial Narrow"/>
           <w:kern w:val="0"/>
-          <ns2:ligatures ns2:val="none"/>
-        </w:rPr>
-      </w:pPr>
-      <w:r>
-        <w:rPr>
-          <w:rFonts w:ascii="Arial Narrow" w:eastAsia="Arial Narrow" w:hAnsi="Arial Narrow" w:cs="Arial Narrow"/>
-          <w:kern w:val="0"/>
-          <ns2:ligatures ns2:val="none"/>
+          <w14:ligatures w14:val="none"/>
+        </w:rPr>
+      </w:pPr>
+      <w:r>
+        <w:rPr>
+          <w:rFonts w:ascii="Arial Narrow" w:eastAsia="Arial Narrow" w:hAnsi="Arial Narrow" w:cs="Arial Narrow"/>
+          <w:kern w:val="0"/>
+          <w14:ligatures w14:val="none"/>
         </w:rPr>
         <w:t xml:space="preserve">Asimismo, </w:t>
       </w:r>
@@ -2241,7 +2178,7 @@
           <w:color w:val="000000"/>
           <w:kern w:val="0"/>
           <w:lang w:eastAsia="es-PE"/>
-          <ns2:ligatures ns2:val="none"/>
+          <w14:ligatures w14:val="none"/>
         </w:rPr>
         <w:t xml:space="preserve">la Secretaría Técnica, en ejercicio de sus facultades, considera </w:t>
       </w:r>
@@ -2249,7 +2186,7 @@
         <w:rPr>
           <w:rFonts w:ascii="Arial Narrow" w:eastAsia="Arial Narrow" w:hAnsi="Arial Narrow" w:cs="Arial"/>
           <w:kern w:val="0"/>
-          <ns2:ligatures ns2:val="none"/>
+          <w14:ligatures w14:val="none"/>
         </w:rPr>
         <w:t xml:space="preserve">que el hecho denunciado, consistente en que </w:t>
       </w:r>
@@ -2262,7 +2199,7 @@
           <w:kern w:val="0"/>
           <w:shd w:val="clear" w:color="auto" w:fill="FFFFFF"/>
           <w:lang w:eastAsia="es-PE"/>
-          <ns2:ligatures ns2:val="none"/>
+          <w14:ligatures w14:val="none"/>
         </w:rPr>
         <w:t>Interseguro</w:t>
       </w:r>
@@ -2274,7 +2211,7 @@
           <w:kern w:val="0"/>
           <w:shd w:val="clear" w:color="auto" w:fill="FFFFFF"/>
           <w:lang w:eastAsia="es-PE"/>
-          <ns2:ligatures ns2:val="none"/>
+          <w14:ligatures w14:val="none"/>
         </w:rPr>
         <w:t xml:space="preserve"> Compañía de Seguros S.A. habría enviado a la denunciante el 16 de setiembre de 2025 dos (2) pólizas con numeración distinta sobre el mismo seguro contratado, sin brindarle la explicación correspondiente, generándole confusión</w:t>
       </w:r>
@@ -2282,7 +2219,7 @@
         <w:rPr>
           <w:rFonts w:ascii="Arial Narrow" w:eastAsia="Arial Narrow" w:hAnsi="Arial Narrow" w:cs="Arial Narrow"/>
           <w:kern w:val="0"/>
-          <ns2:ligatures ns2:val="none"/>
+          <w14:ligatures w14:val="none"/>
         </w:rPr>
         <w:t>; involucraría una presunta afectación a sus expectativas, quien no habría encontrado una correspondencia entre lo que esperaba recibir de parte del proveedor y lo que realmente recibió. Por consiguiente, corresponde calificar el hecho materia de denuncia como una presunta infracción al deber de idoneidad, tipificado en los artículos 18</w:t>
       </w:r>
@@ -2292,7 +2229,7 @@
           <w:color w:val="000000"/>
           <w:kern w:val="0"/>
           <w:lang w:eastAsia="es-PE"/>
-          <ns2:ligatures ns2:val="none"/>
+          <w14:ligatures w14:val="none"/>
         </w:rPr>
         <w:t/>
       </w:r>
@@ -2300,7 +2237,7 @@
         <w:rPr>
           <w:rFonts w:ascii="Arial Narrow" w:eastAsia="Arial Narrow" w:hAnsi="Arial Narrow" w:cs="Arial Narrow"/>
           <w:kern w:val="0"/>
-          <ns2:ligatures ns2:val="none"/>
+          <w14:ligatures w14:val="none"/>
         </w:rPr>
         <w:t xml:space="preserve"> y 19</w:t>
       </w:r>
@@ -2310,7 +2247,7 @@
           <w:color w:val="000000"/>
           <w:kern w:val="0"/>
           <w:lang w:eastAsia="es-PE"/>
-          <ns2:ligatures ns2:val="none"/>
+          <w14:ligatures w14:val="none"/>
         </w:rPr>
         <w:t/>
       </w:r>
@@ -2318,7 +2255,7 @@
         <w:rPr>
           <w:rFonts w:ascii="Arial Narrow" w:eastAsia="Arial Narrow" w:hAnsi="Arial Narrow" w:cs="Arial Narrow"/>
           <w:kern w:val="0"/>
-          <ns2:ligatures ns2:val="none"/>
+          <w14:ligatures w14:val="none"/>
         </w:rPr>
         <w:t xml:space="preserve"> del Código</w:t>
       </w:r>
@@ -2326,25 +2263,25 @@
         <w:rPr>
           <w:rFonts w:ascii="Arial Narrow" w:eastAsia="Arial Narrow" w:hAnsi="Arial Narrow" w:cs="Arial"/>
           <w:kern w:val="0"/>
-          <ns2:ligatures ns2:val="none"/>
+          <w14:ligatures w14:val="none"/>
         </w:rPr>
         <w:t>.</w:t>
       </w:r>
       <w:bookmarkStart w:id="13" w:name="_Hlk212534267"/>
       <w:bookmarkEnd w:id="12"/>
     </w:p>
-    <w:p ns2:paraId="4266B1E3" ns2:textId="77777777">
-      <w:pPr>
-        <w:spacing w:after="0" w:line="240" w:lineRule="auto"/>
-        <w:jc w:val="both"/>
-        <w:rPr>
-          <w:rFonts w:ascii="Arial Narrow" w:eastAsia="Arial Narrow" w:hAnsi="Arial Narrow" w:cs="Arial Narrow"/>
-          <w:kern w:val="0"/>
-          <ns2:ligatures ns2:val="none"/>
-        </w:rPr>
-      </w:pPr>
-    </w:p>
-    <w:p ns2:paraId="78C31712" ns2:textId="4F806AA3">
+    <w:p>
+      <w:pPr>
+        <w:spacing w:after="0" w:line="240" w:lineRule="auto"/>
+        <w:jc w:val="both"/>
+        <w:rPr>
+          <w:rFonts w:ascii="Arial Narrow" w:eastAsia="Arial Narrow" w:hAnsi="Arial Narrow" w:cs="Arial Narrow"/>
+          <w:kern w:val="0"/>
+          <w14:ligatures w14:val="none"/>
+        </w:rPr>
+      </w:pPr>
+    </w:p>
+    <w:p>
       <w:pPr>
         <w:pStyle w:val="Prrafodelista"/>
         <w:numPr>
@@ -2357,7 +2294,7 @@
         <w:rPr>
           <w:rFonts w:ascii="Arial Narrow" w:eastAsia="Arial Narrow" w:hAnsi="Arial Narrow" w:cs="Arial Narrow"/>
           <w:kern w:val="0"/>
-          <ns2:ligatures ns2:val="none"/>
+          <w14:ligatures w14:val="none"/>
         </w:rPr>
       </w:pPr>
       <w:bookmarkStart w:id="14" w:name="_Hlk214534552"/>
@@ -2368,7 +2305,7 @@
           <w:color w:val="000000"/>
           <w:kern w:val="0"/>
           <w:lang w:eastAsia="es-PE"/>
-          <ns2:ligatures ns2:val="none"/>
+          <w14:ligatures w14:val="none"/>
         </w:rPr>
         <w:t xml:space="preserve">Además, </w:t>
       </w:r>
@@ -2379,7 +2316,7 @@
           <w:color w:val="000000"/>
           <w:kern w:val="0"/>
           <w:lang w:eastAsia="es-PE"/>
-          <ns2:ligatures ns2:val="none"/>
+          <w14:ligatures w14:val="none"/>
         </w:rPr>
         <w:t xml:space="preserve">la Secretaría Técnica, en ejercicio de sus facultades, considera </w:t>
       </w:r>
@@ -2387,7 +2324,7 @@
         <w:rPr>
           <w:rFonts w:ascii="Arial Narrow" w:eastAsia="Arial Narrow" w:hAnsi="Arial Narrow" w:cs="Arial"/>
           <w:kern w:val="0"/>
-          <ns2:ligatures ns2:val="none"/>
+          <w14:ligatures w14:val="none"/>
         </w:rPr>
         <w:t xml:space="preserve">que el hecho denunciado, consistente en que </w:t>
       </w:r>
@@ -2400,7 +2337,7 @@
           <w:kern w:val="0"/>
           <w:shd w:val="clear" w:color="auto" w:fill="FFFFFF"/>
           <w:lang w:eastAsia="es-PE"/>
-          <ns2:ligatures ns2:val="none"/>
+          <w14:ligatures w14:val="none"/>
         </w:rPr>
         <w:t>Interseguro</w:t>
       </w:r>
@@ -2412,7 +2349,7 @@
           <w:kern w:val="0"/>
           <w:shd w:val="clear" w:color="auto" w:fill="FFFFFF"/>
           <w:lang w:eastAsia="es-PE"/>
-          <ns2:ligatures ns2:val="none"/>
+          <w14:ligatures w14:val="none"/>
         </w:rPr>
         <w:t xml:space="preserve"> Compañía de Seguros S.A. el 18 de septiembre y 9 de octubre de 2025, mediante el canal institucional de WhatsApp, habría informado inadecuadamente a la denunciante que no tenía un seguro contratado, pese a que contaba con la Póliza del Seguro Rumbo que era motivo de reclamo</w:t>
       </w:r>
@@ -2420,7 +2357,7 @@
         <w:rPr>
           <w:rFonts w:ascii="Arial Narrow" w:eastAsia="Arial Narrow" w:hAnsi="Arial Narrow" w:cs="Arial Narrow"/>
           <w:kern w:val="0"/>
-          <ns2:ligatures ns2:val="none"/>
+          <w14:ligatures w14:val="none"/>
         </w:rPr>
         <w:t>; involucraría una presunta afectación a sus expectativas, quien no habría encontrado una correspondencia entre lo que esperaba recibir de parte del proveedor y lo que realmente recibió. Por consiguiente, corresponde calificar el hecho materia de denuncia como una presunta infracción al deber de idoneidad, tipificado en los artículos 18</w:t>
       </w:r>
@@ -2430,7 +2367,7 @@
           <w:color w:val="000000"/>
           <w:kern w:val="0"/>
           <w:lang w:eastAsia="es-PE"/>
-          <ns2:ligatures ns2:val="none"/>
+          <w14:ligatures w14:val="none"/>
         </w:rPr>
         <w:t/>
       </w:r>
@@ -2438,7 +2375,7 @@
         <w:rPr>
           <w:rFonts w:ascii="Arial Narrow" w:eastAsia="Arial Narrow" w:hAnsi="Arial Narrow" w:cs="Arial Narrow"/>
           <w:kern w:val="0"/>
-          <ns2:ligatures ns2:val="none"/>
+          <w14:ligatures w14:val="none"/>
         </w:rPr>
         <w:t xml:space="preserve"> y 19</w:t>
       </w:r>
@@ -2448,7 +2385,7 @@
           <w:color w:val="000000"/>
           <w:kern w:val="0"/>
           <w:lang w:eastAsia="es-PE"/>
-          <ns2:ligatures ns2:val="none"/>
+          <w14:ligatures w14:val="none"/>
         </w:rPr>
         <w:t/>
       </w:r>
@@ -2456,7 +2393,7 @@
         <w:rPr>
           <w:rFonts w:ascii="Arial Narrow" w:eastAsia="Arial Narrow" w:hAnsi="Arial Narrow" w:cs="Arial Narrow"/>
           <w:kern w:val="0"/>
-          <ns2:ligatures ns2:val="none"/>
+          <w14:ligatures w14:val="none"/>
         </w:rPr>
         <w:t xml:space="preserve"> del Código</w:t>
       </w:r>
@@ -2464,22 +2401,22 @@
         <w:rPr>
           <w:rFonts w:ascii="Arial Narrow" w:eastAsia="Arial Narrow" w:hAnsi="Arial Narrow" w:cs="Arial"/>
           <w:kern w:val="0"/>
-          <ns2:ligatures ns2:val="none"/>
+          <w14:ligatures w14:val="none"/>
         </w:rPr>
         <w:t>.</w:t>
       </w:r>
     </w:p>
-    <w:p ns2:paraId="5390DA10" ns2:textId="77777777">
+    <w:p>
       <w:pPr>
         <w:pStyle w:val="Prrafodelista"/>
         <w:rPr>
           <w:rFonts w:ascii="Arial Narrow" w:eastAsia="Arial Narrow" w:hAnsi="Arial Narrow" w:cs="Arial Narrow"/>
           <w:kern w:val="0"/>
-          <ns2:ligatures ns2:val="none"/>
-        </w:rPr>
-      </w:pPr>
-    </w:p>
-    <w:p ns2:paraId="75CB67B5" ns2:textId="5D615D70">
+          <w14:ligatures w14:val="none"/>
+        </w:rPr>
+      </w:pPr>
+    </w:p>
+    <w:p>
       <w:pPr>
         <w:pStyle w:val="Prrafodelista"/>
         <w:numPr>
@@ -2492,14 +2429,14 @@
         <w:rPr>
           <w:rFonts w:ascii="Arial Narrow" w:eastAsia="Arial Narrow" w:hAnsi="Arial Narrow" w:cs="Arial Narrow"/>
           <w:kern w:val="0"/>
-          <ns2:ligatures ns2:val="none"/>
-        </w:rPr>
-      </w:pPr>
-      <w:r>
-        <w:rPr>
-          <w:rFonts w:ascii="Arial Narrow" w:eastAsia="Arial Narrow" w:hAnsi="Arial Narrow" w:cs="Arial Narrow"/>
-          <w:kern w:val="0"/>
-          <ns2:ligatures ns2:val="none"/>
+          <w14:ligatures w14:val="none"/>
+        </w:rPr>
+      </w:pPr>
+      <w:r>
+        <w:rPr>
+          <w:rFonts w:ascii="Arial Narrow" w:eastAsia="Arial Narrow" w:hAnsi="Arial Narrow" w:cs="Arial Narrow"/>
+          <w:kern w:val="0"/>
+          <w14:ligatures w14:val="none"/>
         </w:rPr>
         <w:t xml:space="preserve">Adicionalmente, </w:t>
       </w:r>
@@ -2509,7 +2446,7 @@
           <w:color w:val="000000"/>
           <w:kern w:val="0"/>
           <w:lang w:eastAsia="es-PE"/>
-          <ns2:ligatures ns2:val="none"/>
+          <w14:ligatures w14:val="none"/>
         </w:rPr>
         <w:t xml:space="preserve">la Secretaría Técnica, en ejercicio de sus facultades, considera </w:t>
       </w:r>
@@ -2517,7 +2454,7 @@
         <w:rPr>
           <w:rFonts w:ascii="Arial Narrow" w:eastAsia="Arial Narrow" w:hAnsi="Arial Narrow" w:cs="Arial"/>
           <w:kern w:val="0"/>
-          <ns2:ligatures ns2:val="none"/>
+          <w14:ligatures w14:val="none"/>
         </w:rPr>
         <w:t xml:space="preserve">que el hecho denunciado, consistente en que </w:t>
       </w:r>
@@ -2529,7 +2466,7 @@
           <w:kern w:val="0"/>
           <w:shd w:val="clear" w:color="auto" w:fill="FFFFFF"/>
           <w:lang w:eastAsia="es-PE"/>
-          <ns2:ligatures ns2:val="none"/>
+          <w14:ligatures w14:val="none"/>
         </w:rPr>
         <w:t>Interseguro</w:t>
       </w:r>
@@ -2541,7 +2478,7 @@
           <w:kern w:val="0"/>
           <w:shd w:val="clear" w:color="auto" w:fill="FFFFFF"/>
           <w:lang w:eastAsia="es-PE"/>
-          <ns2:ligatures ns2:val="none"/>
+          <w14:ligatures w14:val="none"/>
         </w:rPr>
         <w:t xml:space="preserve"> Compañía de Seguros S.A. habría denegado y/o bloqueado el acceso a la denunciante al aplicativo web Zona cliente con posterioridad al reclamo presentado el 16 de setiembre de 2025</w:t>
       </w:r>
@@ -2549,7 +2486,7 @@
         <w:rPr>
           <w:rFonts w:ascii="Arial Narrow" w:eastAsia="Arial Narrow" w:hAnsi="Arial Narrow" w:cs="Arial Narrow"/>
           <w:kern w:val="0"/>
-          <ns2:ligatures ns2:val="none"/>
+          <w14:ligatures w14:val="none"/>
         </w:rPr>
         <w:t xml:space="preserve">; involucraría una presunta afectación a sus expectativas, quien no habría encontrado una correspondencia entre lo que esperaba recibir de parte del proveedor y lo que realmente recibió. Por consiguiente, corresponde calificar el hecho materia de </w:t>
       </w:r>
@@ -2557,7 +2494,7 @@
         <w:rPr>
           <w:rFonts w:ascii="Arial Narrow" w:eastAsia="Arial Narrow" w:hAnsi="Arial Narrow" w:cs="Arial Narrow"/>
           <w:kern w:val="0"/>
-          <ns2:ligatures ns2:val="none"/>
+          <w14:ligatures w14:val="none"/>
         </w:rPr>
         <w:lastRenderedPageBreak/>
         <w:t>denuncia como una presunta infracción al deber de idoneidad, tipificado en los artículos 18</w:t>
@@ -2568,7 +2505,7 @@
           <w:color w:val="000000"/>
           <w:kern w:val="0"/>
           <w:lang w:eastAsia="es-PE"/>
-          <ns2:ligatures ns2:val="none"/>
+          <w14:ligatures w14:val="none"/>
         </w:rPr>
         <w:t/>
       </w:r>
@@ -2576,7 +2513,7 @@
         <w:rPr>
           <w:rFonts w:ascii="Arial Narrow" w:eastAsia="Arial Narrow" w:hAnsi="Arial Narrow" w:cs="Arial Narrow"/>
           <w:kern w:val="0"/>
-          <ns2:ligatures ns2:val="none"/>
+          <w14:ligatures w14:val="none"/>
         </w:rPr>
         <w:t xml:space="preserve"> y 19</w:t>
       </w:r>
@@ -2586,7 +2523,7 @@
           <w:color w:val="000000"/>
           <w:kern w:val="0"/>
           <w:lang w:eastAsia="es-PE"/>
-          <ns2:ligatures ns2:val="none"/>
+          <w14:ligatures w14:val="none"/>
         </w:rPr>
         <w:t/>
       </w:r>
@@ -2594,7 +2531,7 @@
         <w:rPr>
           <w:rFonts w:ascii="Arial Narrow" w:eastAsia="Arial Narrow" w:hAnsi="Arial Narrow" w:cs="Arial Narrow"/>
           <w:kern w:val="0"/>
-          <ns2:ligatures ns2:val="none"/>
+          <w14:ligatures w14:val="none"/>
         </w:rPr>
         <w:t xml:space="preserve"> del Código</w:t>
       </w:r>
@@ -2602,22 +2539,22 @@
         <w:rPr>
           <w:rFonts w:ascii="Arial Narrow" w:eastAsia="Arial Narrow" w:hAnsi="Arial Narrow" w:cs="Arial"/>
           <w:kern w:val="0"/>
-          <ns2:ligatures ns2:val="none"/>
+          <w14:ligatures w14:val="none"/>
         </w:rPr>
         <w:t>.</w:t>
       </w:r>
     </w:p>
-    <w:p ns2:paraId="32F34E43" ns2:textId="77777777">
+    <w:p>
       <w:pPr>
         <w:pStyle w:val="Prrafodelista"/>
         <w:rPr>
           <w:rFonts w:ascii="Arial Narrow" w:eastAsia="Arial Narrow" w:hAnsi="Arial Narrow" w:cs="Arial Narrow"/>
           <w:kern w:val="0"/>
-          <ns2:ligatures ns2:val="none"/>
-        </w:rPr>
-      </w:pPr>
-    </w:p>
-    <w:p ns2:paraId="47FD9290" ns2:textId="5CAA7B54">
+          <w14:ligatures w14:val="none"/>
+        </w:rPr>
+      </w:pPr>
+    </w:p>
+    <w:p>
       <w:pPr>
         <w:pStyle w:val="Prrafodelista"/>
         <w:numPr>
@@ -2630,14 +2567,14 @@
         <w:rPr>
           <w:rFonts w:ascii="Arial Narrow" w:eastAsia="Arial Narrow" w:hAnsi="Arial Narrow" w:cs="Arial Narrow"/>
           <w:kern w:val="0"/>
-          <ns2:ligatures ns2:val="none"/>
-        </w:rPr>
-      </w:pPr>
-      <w:r>
-        <w:rPr>
-          <w:rFonts w:ascii="Arial Narrow" w:eastAsia="Arial Narrow" w:hAnsi="Arial Narrow" w:cs="Arial Narrow"/>
-          <w:kern w:val="0"/>
-          <ns2:ligatures ns2:val="none"/>
+          <w14:ligatures w14:val="none"/>
+        </w:rPr>
+      </w:pPr>
+      <w:r>
+        <w:rPr>
+          <w:rFonts w:ascii="Arial Narrow" w:eastAsia="Arial Narrow" w:hAnsi="Arial Narrow" w:cs="Arial Narrow"/>
+          <w:kern w:val="0"/>
+          <w14:ligatures w14:val="none"/>
         </w:rPr>
         <w:t xml:space="preserve">Así también, </w:t>
       </w:r>
@@ -2647,7 +2584,7 @@
           <w:color w:val="000000"/>
           <w:kern w:val="0"/>
           <w:lang w:eastAsia="es-PE"/>
-          <ns2:ligatures ns2:val="none"/>
+          <w14:ligatures w14:val="none"/>
         </w:rPr>
         <w:t xml:space="preserve">la Secretaría Técnica, en ejercicio de sus facultades, considera </w:t>
       </w:r>
@@ -2655,7 +2592,7 @@
         <w:rPr>
           <w:rFonts w:ascii="Arial Narrow" w:eastAsia="Arial Narrow" w:hAnsi="Arial Narrow" w:cs="Arial"/>
           <w:kern w:val="0"/>
-          <ns2:ligatures ns2:val="none"/>
+          <w14:ligatures w14:val="none"/>
         </w:rPr>
         <w:t xml:space="preserve">que el hecho denunciado, consistente en que </w:t>
       </w:r>
@@ -2667,7 +2604,7 @@
           <w:kern w:val="0"/>
           <w:shd w:val="clear" w:color="auto" w:fill="FFFFFF"/>
           <w:lang w:eastAsia="es-PE"/>
-          <ns2:ligatures ns2:val="none"/>
+          <w14:ligatures w14:val="none"/>
         </w:rPr>
         <w:t>Interseguro</w:t>
       </w:r>
@@ -2679,7 +2616,7 @@
           <w:kern w:val="0"/>
           <w:shd w:val="clear" w:color="auto" w:fill="FFFFFF"/>
           <w:lang w:eastAsia="es-PE"/>
-          <ns2:ligatures ns2:val="none"/>
+          <w14:ligatures w14:val="none"/>
         </w:rPr>
         <w:t xml:space="preserve"> Compañía de Seguros S.A. habría realizado indebidos cobros mensuales hasta acumular un monto total de S/ 920,00 correspondiente a la Póliza </w:t>
       </w:r>
@@ -2691,7 +2628,7 @@
           <w:kern w:val="0"/>
           <w:shd w:val="clear" w:color="auto" w:fill="FFFFFF"/>
           <w:lang w:eastAsia="es-PE"/>
-          <ns2:ligatures ns2:val="none"/>
+          <w14:ligatures w14:val="none"/>
         </w:rPr>
         <w:t/>
       </w:r>
@@ -2703,7 +2640,7 @@
           <w:kern w:val="0"/>
           <w:shd w:val="clear" w:color="auto" w:fill="FFFFFF"/>
           <w:lang w:eastAsia="es-PE"/>
-          <ns2:ligatures ns2:val="none"/>
+          <w14:ligatures w14:val="none"/>
         </w:rPr>
         <w:t xml:space="preserve"> 08200008016 del Seguro Rumbo, pese a la discrepancia reclamada por la denunciante el 16 de setiembre de 2025</w:t>
       </w:r>
@@ -2711,7 +2648,7 @@
         <w:rPr>
           <w:rFonts w:ascii="Arial Narrow" w:eastAsia="Arial Narrow" w:hAnsi="Arial Narrow" w:cs="Arial Narrow"/>
           <w:kern w:val="0"/>
-          <ns2:ligatures ns2:val="none"/>
+          <w14:ligatures w14:val="none"/>
         </w:rPr>
         <w:t>; involucraría una presunta afectación a sus expectativas, quien no habría encontrado una correspondencia entre lo que esperaba recibir de parte del proveedor y lo que realmente recibió. Por consiguiente, corresponde calificar el hecho materia de denuncia como una presunta infracción al deber de idoneidad, tipificado en los artículos 18</w:t>
       </w:r>
@@ -2721,7 +2658,7 @@
           <w:color w:val="000000"/>
           <w:kern w:val="0"/>
           <w:lang w:eastAsia="es-PE"/>
-          <ns2:ligatures ns2:val="none"/>
+          <w14:ligatures w14:val="none"/>
         </w:rPr>
         <w:t/>
       </w:r>
@@ -2729,7 +2666,7 @@
         <w:rPr>
           <w:rFonts w:ascii="Arial Narrow" w:eastAsia="Arial Narrow" w:hAnsi="Arial Narrow" w:cs="Arial Narrow"/>
           <w:kern w:val="0"/>
-          <ns2:ligatures ns2:val="none"/>
+          <w14:ligatures w14:val="none"/>
         </w:rPr>
         <w:t xml:space="preserve"> y 19</w:t>
       </w:r>
@@ -2739,7 +2676,7 @@
           <w:color w:val="000000"/>
           <w:kern w:val="0"/>
           <w:lang w:eastAsia="es-PE"/>
-          <ns2:ligatures ns2:val="none"/>
+          <w14:ligatures w14:val="none"/>
         </w:rPr>
         <w:t/>
       </w:r>
@@ -2747,7 +2684,7 @@
         <w:rPr>
           <w:rFonts w:ascii="Arial Narrow" w:eastAsia="Arial Narrow" w:hAnsi="Arial Narrow" w:cs="Arial Narrow"/>
           <w:kern w:val="0"/>
-          <ns2:ligatures ns2:val="none"/>
+          <w14:ligatures w14:val="none"/>
         </w:rPr>
         <w:t xml:space="preserve"> del Código</w:t>
       </w:r>
@@ -2755,25 +2692,25 @@
         <w:rPr>
           <w:rFonts w:ascii="Arial Narrow" w:eastAsia="Arial Narrow" w:hAnsi="Arial Narrow" w:cs="Arial"/>
           <w:kern w:val="0"/>
-          <ns2:ligatures ns2:val="none"/>
+          <w14:ligatures w14:val="none"/>
         </w:rPr>
         <w:t>.</w:t>
       </w:r>
     </w:p>
     <w:bookmarkEnd w:id="13"/>
     <w:bookmarkEnd w:id="14"/>
-    <w:p ns2:paraId="7A2CF596" ns2:textId="77777777">
+    <w:p>
       <w:pPr>
         <w:pStyle w:val="Prrafodelista"/>
         <w:spacing w:line="240" w:lineRule="auto"/>
         <w:rPr>
           <w:rFonts w:ascii="Arial Narrow" w:eastAsia="Arial Narrow" w:hAnsi="Arial Narrow" w:cs="Arial Narrow"/>
           <w:kern w:val="0"/>
-          <ns2:ligatures ns2:val="none"/>
-        </w:rPr>
-      </w:pPr>
-    </w:p>
-    <w:p ns2:paraId="07559B21" ns2:textId="2AB8EE64">
+          <w14:ligatures w14:val="none"/>
+        </w:rPr>
+      </w:pPr>
+    </w:p>
+    <w:p>
       <w:pPr>
         <w:pStyle w:val="Prrafodelista"/>
         <w:numPr>
@@ -2786,7 +2723,7 @@
         <w:rPr>
           <w:rFonts w:ascii="Arial Narrow" w:eastAsia="Arial Narrow" w:hAnsi="Arial Narrow" w:cs="Arial Narrow"/>
           <w:kern w:val="0"/>
-          <ns2:ligatures ns2:val="none"/>
+          <w14:ligatures w14:val="none"/>
         </w:rPr>
       </w:pPr>
       <w:bookmarkStart w:id="17" w:name="_Hlk214962902"/>
@@ -2795,7 +2732,7 @@
         <w:rPr>
           <w:rFonts w:ascii="Arial Narrow" w:eastAsia="Arial Narrow" w:hAnsi="Arial Narrow" w:cs="Arial Narrow"/>
           <w:kern w:val="0"/>
-          <ns2:ligatures ns2:val="none"/>
+          <w14:ligatures w14:val="none"/>
         </w:rPr>
         <w:t xml:space="preserve">Asimismo, la Secretaría Técnica, en ejercicio de sus facultades, considera que el hecho denunciado, consistente en que </w:t>
       </w:r>
@@ -2804,7 +2741,7 @@
         <w:rPr>
           <w:rFonts w:ascii="Arial Narrow" w:eastAsia="Arial Narrow" w:hAnsi="Arial Narrow" w:cs="Arial"/>
           <w:kern w:val="0"/>
-          <ns2:ligatures ns2:val="none"/>
+          <w14:ligatures w14:val="none"/>
         </w:rPr>
         <w:t>Interseguro</w:t>
       </w:r>
@@ -2813,7 +2750,7 @@
         <w:rPr>
           <w:rFonts w:ascii="Arial Narrow" w:eastAsia="Arial Narrow" w:hAnsi="Arial Narrow" w:cs="Arial"/>
           <w:kern w:val="0"/>
-          <ns2:ligatures ns2:val="none"/>
+          <w14:ligatures w14:val="none"/>
         </w:rPr>
         <w:t xml:space="preserve"> Compañía de Seguros S.A. no habría cumplido con emitir una respuesta, dentro del plazo legal, al reclamo presentado por la denunciante el 16 de setiembre de 2025</w:t>
       </w:r>
@@ -2821,7 +2758,7 @@
         <w:rPr>
           <w:rFonts w:ascii="Arial Narrow" w:eastAsia="Arial Narrow" w:hAnsi="Arial Narrow" w:cs="Arial"/>
           <w:kern w:val="0"/>
-          <ns2:ligatures ns2:val="none"/>
+          <w14:ligatures w14:val="none"/>
         </w:rPr>
         <w:t>. Por consiguiente, corresponde calificar el hecho materia de denuncia como una presunta infracción al numeral 88.1 del artículo 88 del Código</w:t>
       </w:r>
@@ -2835,7 +2772,7 @@
           <w:kern w:val="0"/>
           <w:vertAlign w:val="superscript"/>
           <w:lang w:eastAsia="es-PE"/>
-          <ns2:ligatures ns2:val="none"/>
+          <w14:ligatures w14:val="none"/>
         </w:rPr>
         <w:footnoteReference w:id="5"/>
       </w:r>
@@ -2846,7 +2783,7 @@
           <w:color w:val="000000"/>
           <w:kern w:val="0"/>
           <w:lang w:eastAsia="es-PE"/>
-          <ns2:ligatures ns2:val="none"/>
+          <w14:ligatures w14:val="none"/>
         </w:rPr>
         <w:t>.</w:t>
       </w:r>
@@ -2855,7 +2792,7 @@
     <w:bookmarkEnd w:id="9"/>
     <w:bookmarkEnd w:id="15"/>
     <w:bookmarkEnd w:id="18"/>
-    <w:p ns2:paraId="432038D6" ns2:textId="0A9F6D75">
+    <w:p>
       <w:pPr>
         <w:spacing w:after="0" w:line="240" w:lineRule="auto"/>
         <w:jc w:val="both"/>
@@ -2863,12 +2800,12 @@
           <w:rFonts w:ascii="Arial Narrow" w:eastAsia="Calibri" w:hAnsi="Arial Narrow" w:cs="Arial Narrow"/>
           <w:kern w:val="0"/>
           <w:lang w:eastAsia="es-PE"/>
-          <ns2:ligatures ns2:val="none"/>
+          <w14:ligatures w14:val="none"/>
         </w:rPr>
       </w:pPr>
     </w:p>
     <w:bookmarkEnd w:id="2"/>
-    <w:p ns2:paraId="463134E5" ns2:textId="77777777">
+    <w:p>
       <w:pPr>
         <w:pStyle w:val="Prrafodelista"/>
         <w:numPr>
@@ -2882,7 +2819,7 @@
           <w:rFonts w:ascii="Arial Narrow" w:eastAsia="Calibri" w:hAnsi="Arial Narrow" w:cs="Arial Narrow"/>
           <w:kern w:val="0"/>
           <w:lang w:eastAsia="es-PE"/>
-          <ns2:ligatures ns2:val="none"/>
+          <w14:ligatures w14:val="none"/>
         </w:rPr>
       </w:pPr>
       <w:r>
@@ -2891,7 +2828,7 @@
           <w:color w:val="000000"/>
           <w:kern w:val="0"/>
           <w:lang w:eastAsia="es-PE"/>
-          <ns2:ligatures ns2:val="none"/>
+          <w14:ligatures w14:val="none"/>
         </w:rPr>
         <w:t>En tanto la denuncia reúne los requisitos establecidos por la norma citada, corresponde admitirla a trámite</w:t>
       </w:r>
@@ -2901,7 +2838,7 @@
           <w:rFonts w:ascii="Arial Narrow" w:eastAsia="Arial Narrow" w:hAnsi="Arial Narrow" w:cs="Arial Narrow"/>
           <w:kern w:val="0"/>
           <w:vertAlign w:val="superscript"/>
-          <ns2:ligatures ns2:val="none"/>
+          <w14:ligatures w14:val="none"/>
         </w:rPr>
         <w:footnoteReference w:id="6"/>
       </w:r>
@@ -2911,13 +2848,13 @@
           <w:color w:val="000000"/>
           <w:kern w:val="0"/>
           <w:lang w:eastAsia="es-PE"/>
-          <ns2:ligatures ns2:val="none"/>
+          <w14:ligatures w14:val="none"/>
         </w:rPr>
         <w:t>.</w:t>
       </w:r>
       <w:bookmarkStart w:id="19" w:name="_Hlk214963039"/>
     </w:p>
-    <w:p ns2:paraId="68C71625" ns2:textId="77777777">
+    <w:p>
       <w:pPr>
         <w:spacing w:after="0" w:line="240" w:lineRule="auto"/>
         <w:ind w:left="567"/>
@@ -2928,12 +2865,12 @@
           <w:color w:val="000000"/>
           <w:kern w:val="0"/>
           <w:lang w:eastAsia="es-PE"/>
-          <ns2:ligatures ns2:val="none"/>
+          <w14:ligatures w14:val="none"/>
         </w:rPr>
       </w:pPr>
       <w:bookmarkStart w:id="20" w:name="_Hlk214963071"/>
     </w:p>
-    <w:p ns2:paraId="38A98B4B" ns2:textId="77777777">
+    <w:p>
       <w:pPr>
         <w:pStyle w:val="Prrafodelista"/>
         <w:numPr>
@@ -2953,22 +2890,22 @@
           <w:color w:val="000000"/>
           <w:kern w:val="0"/>
           <w:lang w:eastAsia="es-PE"/>
-          <ns2:ligatures ns2:val="none"/>
-        </w:rPr>
-      </w:pPr>
-      <w:r>
-        <w:rPr>
-          <w:rFonts w:ascii="Arial Narrow" w:eastAsia="Arial Narrow" w:hAnsi="Arial Narrow" w:cs="Arial Narrow"/>
-          <w:b/>
-          <w:color w:val="000000"/>
-          <w:kern w:val="0"/>
-          <w:lang w:eastAsia="es-PE"/>
-          <ns2:ligatures ns2:val="none"/>
+          <w14:ligatures w14:val="none"/>
+        </w:rPr>
+      </w:pPr>
+      <w:r>
+        <w:rPr>
+          <w:rFonts w:ascii="Arial Narrow" w:eastAsia="Arial Narrow" w:hAnsi="Arial Narrow" w:cs="Arial Narrow"/>
+          <w:b/>
+          <w:color w:val="000000"/>
+          <w:kern w:val="0"/>
+          <w:lang w:eastAsia="es-PE"/>
+          <w14:ligatures w14:val="none"/>
         </w:rPr>
         <w:t>REQUERIMIENTO DE INFORMACIÓN</w:t>
       </w:r>
     </w:p>
-    <w:p ns2:paraId="5B518DC4" ns2:textId="77777777">
+    <w:p>
       <w:pPr>
         <w:spacing w:after="0" w:line="240" w:lineRule="auto"/>
         <w:jc w:val="both"/>
@@ -2977,11 +2914,11 @@
           <w:color w:val="000000"/>
           <w:kern w:val="0"/>
           <w:lang w:val="es-ES" w:eastAsia="es-ES"/>
-          <ns2:ligatures ns2:val="none"/>
-        </w:rPr>
-      </w:pPr>
-    </w:p>
-    <w:p ns2:paraId="62B88A04" ns2:textId="385E7F40">
+          <w14:ligatures w14:val="none"/>
+        </w:rPr>
+      </w:pPr>
+    </w:p>
+    <w:p>
       <w:pPr>
         <w:pStyle w:val="Prrafodelista"/>
         <w:numPr>
@@ -2996,7 +2933,7 @@
           <w:color w:val="000000"/>
           <w:kern w:val="0"/>
           <w:lang w:val="es-ES" w:eastAsia="es-ES"/>
-          <ns2:ligatures ns2:val="none"/>
+          <w14:ligatures w14:val="none"/>
         </w:rPr>
       </w:pPr>
       <w:r>
@@ -3005,7 +2942,7 @@
           <w:color w:val="000000"/>
           <w:kern w:val="0"/>
           <w:lang w:val="es-ES" w:eastAsia="es-ES"/>
-          <ns2:ligatures ns2:val="none"/>
+          <w14:ligatures w14:val="none"/>
         </w:rPr>
         <w:t xml:space="preserve">A efectos de tener mayores elementos </w:t>
       </w:r>
@@ -3016,7 +2953,7 @@
           <w:color w:val="000000"/>
           <w:kern w:val="0"/>
           <w:lang w:val="es-ES" w:eastAsia="es-ES"/>
-          <ns2:ligatures ns2:val="none"/>
+          <w14:ligatures w14:val="none"/>
         </w:rPr>
         <w:t xml:space="preserve">que sirvan para la resolución definitiva del presente caso, la Secretaría Técnica, en ejercicio de las facultades que la ley le confiere, conviene requerir </w:t>
       </w:r>
@@ -3026,7 +2963,7 @@
           <w:color w:val="000000"/>
           <w:kern w:val="0"/>
           <w:lang w:val="es-ES" w:eastAsia="es-ES"/>
-          <ns2:ligatures ns2:val="none"/>
+          <w14:ligatures w14:val="none"/>
         </w:rPr>
         <w:t>a la compañía aseguradora</w:t>
       </w:r>
@@ -3036,7 +2973,7 @@
           <w:color w:val="000000"/>
           <w:kern w:val="0"/>
           <w:lang w:val="es-ES" w:eastAsia="es-ES"/>
-          <ns2:ligatures ns2:val="none"/>
+          <w14:ligatures w14:val="none"/>
         </w:rPr>
         <w:t xml:space="preserve"> que, en un plazo</w:t>
       </w:r>
@@ -3046,7 +2983,7 @@
           <w:color w:val="000000"/>
           <w:kern w:val="0"/>
           <w:lang w:val="es-ES" w:eastAsia="es-ES"/>
-          <ns2:ligatures ns2:val="none"/>
+          <w14:ligatures w14:val="none"/>
         </w:rPr>
         <w:t xml:space="preserve"> no mayor de cinco (5) días hábiles </w:t>
       </w:r>
@@ -3056,7 +2993,7 @@
           <w:color w:val="000000"/>
           <w:kern w:val="0"/>
           <w:lang w:val="es-ES" w:eastAsia="es-ES"/>
-          <ns2:ligatures ns2:val="none"/>
+          <w14:ligatures w14:val="none"/>
         </w:rPr>
         <w:t xml:space="preserve">contado a partir del día siguiente de la notificación de la presente resolución, cumpla con lo siguiente: </w:t>
       </w:r>
@@ -3066,7 +3003,7 @@
           <w:color w:val="000000"/>
           <w:kern w:val="0"/>
           <w:lang w:val="es-ES" w:eastAsia="es-ES"/>
-          <ns2:ligatures ns2:val="none"/>
+          <w14:ligatures w14:val="none"/>
         </w:rPr>
         <w:t>(i) presentar una copia completa, legible y debidamente suscrita de la Póliza 08200008016 del Seguro Rumbo, así como el cargo de remisión de la póliza; (</w:t>
       </w:r>
@@ -3077,7 +3014,7 @@
           <w:color w:val="000000"/>
           <w:kern w:val="0"/>
           <w:lang w:val="es-ES" w:eastAsia="es-ES"/>
-          <ns2:ligatures ns2:val="none"/>
+          <w14:ligatures w14:val="none"/>
         </w:rPr>
         <w:t>ii</w:t>
       </w:r>
@@ -3088,7 +3025,7 @@
           <w:color w:val="000000"/>
           <w:kern w:val="0"/>
           <w:lang w:val="es-ES" w:eastAsia="es-ES"/>
-          <ns2:ligatures ns2:val="none"/>
+          <w14:ligatures w14:val="none"/>
         </w:rPr>
         <w:t xml:space="preserve">) presentar los medios probatorios que acrediten que el valor de la devolución total consignada de S/ 48 428,00 por los siete (7) años de vigencia de la Póliza 08200008016 fue conforme a lo ofrecido por la compañía aseguradora a la denunciante el 16 de setiembre de 2025; y, (</w:t>
       </w:r>
@@ -3099,7 +3036,7 @@
           <w:color w:val="000000"/>
           <w:kern w:val="0"/>
           <w:lang w:val="es-ES" w:eastAsia="es-ES"/>
-          <ns2:ligatures ns2:val="none"/>
+          <w14:ligatures w14:val="none"/>
         </w:rPr>
         <w:t>iii</w:t>
       </w:r>
@@ -3110,7 +3047,7 @@
           <w:color w:val="000000"/>
           <w:kern w:val="0"/>
           <w:lang w:val="es-ES" w:eastAsia="es-ES"/>
-          <ns2:ligatures ns2:val="none"/>
+          <w14:ligatures w14:val="none"/>
         </w:rPr>
         <w:t>) presentar todas las comunicaciones cursadas con la parte denunciante en virtud de los hechos materia de denuncia</w:t>
       </w:r>
@@ -3120,7 +3057,7 @@
           <w:color w:val="000000"/>
           <w:kern w:val="0"/>
           <w:lang w:val="es-ES" w:eastAsia="es-ES"/>
-          <ns2:ligatures ns2:val="none"/>
+          <w14:ligatures w14:val="none"/>
         </w:rPr>
         <w:t>.</w:t>
       </w:r>
@@ -3130,13 +3067,13 @@
           <w:color w:val="000000"/>
           <w:kern w:val="0"/>
           <w:lang w:eastAsia="es-ES"/>
-          <ns2:ligatures ns2:val="none"/>
+          <w14:ligatures w14:val="none"/>
         </w:rPr>
         <w:t xml:space="preserve"> </w:t>
       </w:r>
     </w:p>
     <w:bookmarkEnd w:id="20"/>
-    <w:p ns2:paraId="5C93B848" ns2:textId="77777777">
+    <w:p>
       <w:pPr>
         <w:pStyle w:val="Prrafodelista"/>
         <w:spacing w:after="0" w:line="240" w:lineRule="auto"/>
@@ -3147,11 +3084,11 @@
           <w:color w:val="000000"/>
           <w:kern w:val="0"/>
           <w:lang w:val="es-ES" w:eastAsia="es-ES"/>
-          <ns2:ligatures ns2:val="none"/>
-        </w:rPr>
-      </w:pPr>
-    </w:p>
-    <w:p ns2:paraId="2A119386" ns2:textId="77777777">
+          <w14:ligatures w14:val="none"/>
+        </w:rPr>
+      </w:pPr>
+    </w:p>
+    <w:p>
       <w:pPr>
         <w:pStyle w:val="Prrafodelista"/>
         <w:numPr>
@@ -3171,36 +3108,36 @@
           <w:color w:val="000000"/>
           <w:kern w:val="0"/>
           <w:lang w:eastAsia="es-PE"/>
-          <ns2:ligatures ns2:val="none"/>
-        </w:rPr>
-      </w:pPr>
-      <w:r>
-        <w:rPr>
-          <w:rFonts w:ascii="Arial Narrow" w:eastAsia="Arial Narrow" w:hAnsi="Arial Narrow" w:cs="Arial Narrow"/>
-          <w:b/>
-          <w:color w:val="000000"/>
-          <w:kern w:val="0"/>
-          <w:lang w:eastAsia="es-PE"/>
-          <ns2:ligatures ns2:val="none"/>
+          <w14:ligatures w14:val="none"/>
+        </w:rPr>
+      </w:pPr>
+      <w:r>
+        <w:rPr>
+          <w:rFonts w:ascii="Arial Narrow" w:eastAsia="Arial Narrow" w:hAnsi="Arial Narrow" w:cs="Arial Narrow"/>
+          <w:b/>
+          <w:color w:val="000000"/>
+          <w:kern w:val="0"/>
+          <w:lang w:eastAsia="es-PE"/>
+          <w14:ligatures w14:val="none"/>
         </w:rPr>
         <w:t xml:space="preserve">RESOLUCIÓN DE LA SECRETARÍA TÉCNICA </w:t>
       </w:r>
     </w:p>
-    <w:p ns2:paraId="7F554EB2" ns2:textId="77777777">
-      <w:pPr>
-        <w:spacing w:after="0" w:line="240" w:lineRule="auto"/>
-        <w:jc w:val="both"/>
-        <w:rPr>
-          <w:rFonts w:ascii="Arial Narrow" w:eastAsia="Arial Narrow" w:hAnsi="Arial Narrow" w:cs="Arial Narrow"/>
-          <w:b/>
-          <w:color w:val="000000"/>
-          <w:kern w:val="0"/>
-          <w:lang w:eastAsia="es-PE"/>
-          <ns2:ligatures ns2:val="none"/>
-        </w:rPr>
-      </w:pPr>
-    </w:p>
-    <w:p ns2:paraId="3CB891EF" ns2:textId="3B4F998B">
+    <w:p>
+      <w:pPr>
+        <w:spacing w:after="0" w:line="240" w:lineRule="auto"/>
+        <w:jc w:val="both"/>
+        <w:rPr>
+          <w:rFonts w:ascii="Arial Narrow" w:eastAsia="Arial Narrow" w:hAnsi="Arial Narrow" w:cs="Arial Narrow"/>
+          <w:b/>
+          <w:color w:val="000000"/>
+          <w:kern w:val="0"/>
+          <w:lang w:eastAsia="es-PE"/>
+          <w14:ligatures w14:val="none"/>
+        </w:rPr>
+      </w:pPr>
+    </w:p>
+    <w:p>
       <w:pPr>
         <w:spacing w:after="0" w:line="240" w:lineRule="auto"/>
         <w:jc w:val="both"/>
@@ -3209,17 +3146,17 @@
           <w:color w:val="000000"/>
           <w:kern w:val="0"/>
           <w:lang w:eastAsia="es-PE"/>
-          <ns2:ligatures ns2:val="none"/>
-        </w:rPr>
-      </w:pPr>
-      <w:r>
-        <w:rPr>
-          <w:rFonts w:ascii="Arial Narrow" w:eastAsia="Arial Narrow" w:hAnsi="Arial Narrow" w:cs="Arial Narrow"/>
-          <w:b/>
-          <w:color w:val="000000"/>
-          <w:kern w:val="0"/>
-          <w:lang w:eastAsia="es-PE"/>
-          <ns2:ligatures ns2:val="none"/>
+          <w14:ligatures w14:val="none"/>
+        </w:rPr>
+      </w:pPr>
+      <w:r>
+        <w:rPr>
+          <w:rFonts w:ascii="Arial Narrow" w:eastAsia="Arial Narrow" w:hAnsi="Arial Narrow" w:cs="Arial Narrow"/>
+          <w:b/>
+          <w:color w:val="000000"/>
+          <w:kern w:val="0"/>
+          <w:lang w:eastAsia="es-PE"/>
+          <w14:ligatures w14:val="none"/>
         </w:rPr>
         <w:lastRenderedPageBreak/>
         <w:t xml:space="preserve">PRIMERO: admitir a trámite la denuncia del 4 de noviembre de 2025, complementada con el escrito del 7 de noviembre de 2025, interpuesta por la señora [DENUNCIANTE] contra Interseguro Compañía de Seguros S.A., por lo siguiente:</w:t>
@@ -3231,7 +3168,7 @@
           <w:kern w:val="0"/>
           <w:shd w:val="clear" w:color="auto" w:fill="FFFFFF"/>
           <w:lang w:eastAsia="es-PE"/>
-          <ns2:ligatures ns2:val="none"/>
+          <w14:ligatures w14:val="none"/>
         </w:rPr>
         <w:t xml:space="preserve"/>
       </w:r>
@@ -3242,7 +3179,7 @@
           <w:kern w:val="0"/>
           <w:shd w:val="clear" w:color="auto" w:fill="FFFFFF"/>
           <w:lang w:eastAsia="es-PE"/>
-          <ns2:ligatures ns2:val="none"/>
+          <w14:ligatures w14:val="none"/>
         </w:rPr>
         <w:t/>
       </w:r>
@@ -3253,7 +3190,7 @@
           <w:kern w:val="0"/>
           <w:shd w:val="clear" w:color="auto" w:fill="FFFFFF"/>
           <w:lang w:eastAsia="es-PE"/>
-          <ns2:ligatures ns2:val="none"/>
+          <w14:ligatures w14:val="none"/>
         </w:rPr>
         <w:t xml:space="preserve"/>
       </w:r>
@@ -3264,7 +3201,7 @@
           <w:kern w:val="0"/>
           <w:shd w:val="clear" w:color="auto" w:fill="FFFFFF"/>
           <w:lang w:eastAsia="es-PE"/>
-          <ns2:ligatures ns2:val="none"/>
+          <w14:ligatures w14:val="none"/>
         </w:rPr>
         <w:t xml:space="preserve"/>
       </w:r>
@@ -3275,7 +3212,7 @@
           <w:kern w:val="0"/>
           <w:shd w:val="clear" w:color="auto" w:fill="FFFFFF"/>
           <w:lang w:eastAsia="es-PE"/>
-          <ns2:ligatures ns2:val="none"/>
+          <w14:ligatures w14:val="none"/>
         </w:rPr>
         <w:t xml:space="preserve"/>
       </w:r>
@@ -3285,7 +3222,7 @@
           <w:bCs/>
           <w:spacing w:val="-3"/>
           <w:kern w:val="0"/>
-          <ns2:ligatures ns2:val="none"/>
+          <w14:ligatures w14:val="none"/>
         </w:rPr>
         <w:t xml:space="preserve"/>
       </w:r>
@@ -3296,7 +3233,7 @@
           <w:kern w:val="0"/>
           <w:shd w:val="clear" w:color="auto" w:fill="FFFFFF"/>
           <w:lang w:eastAsia="es-PE"/>
-          <ns2:ligatures ns2:val="none"/>
+          <w14:ligatures w14:val="none"/>
         </w:rPr>
         <w:t xml:space="preserve"/>
       </w:r>
@@ -3308,7 +3245,7 @@
           <w:kern w:val="0"/>
           <w:shd w:val="clear" w:color="auto" w:fill="FFFFFF"/>
           <w:lang w:eastAsia="es-PE"/>
-          <ns2:ligatures ns2:val="none"/>
+          <w14:ligatures w14:val="none"/>
         </w:rPr>
         <w:t/>
       </w:r>
@@ -3320,7 +3257,7 @@
           <w:kern w:val="0"/>
           <w:shd w:val="clear" w:color="auto" w:fill="FFFFFF"/>
           <w:lang w:eastAsia="es-PE"/>
-          <ns2:ligatures ns2:val="none"/>
+          <w14:ligatures w14:val="none"/>
         </w:rPr>
         <w:t xml:space="preserve"/>
       </w:r>
@@ -3331,7 +3268,7 @@
           <w:kern w:val="0"/>
           <w:shd w:val="clear" w:color="auto" w:fill="FFFFFF"/>
           <w:lang w:eastAsia="es-PE"/>
-          <ns2:ligatures ns2:val="none"/>
+          <w14:ligatures w14:val="none"/>
         </w:rPr>
         <w:t xml:space="preserve"/>
       </w:r>
@@ -3343,7 +3280,7 @@
           <w:kern w:val="0"/>
           <w:shd w:val="clear" w:color="auto" w:fill="FFFFFF"/>
           <w:lang w:eastAsia="es-PE"/>
-          <ns2:ligatures ns2:val="none"/>
+          <w14:ligatures w14:val="none"/>
         </w:rPr>
         <w:t/>
       </w:r>
@@ -3355,7 +3292,7 @@
           <w:kern w:val="0"/>
           <w:shd w:val="clear" w:color="auto" w:fill="FFFFFF"/>
           <w:lang w:eastAsia="es-PE"/>
-          <ns2:ligatures ns2:val="none"/>
+          <w14:ligatures w14:val="none"/>
         </w:rPr>
         <w:t xml:space="preserve"/>
       </w:r>
@@ -3366,7 +3303,7 @@
           <w:kern w:val="0"/>
           <w:shd w:val="clear" w:color="auto" w:fill="FFFFFF"/>
           <w:lang w:eastAsia="es-PE"/>
-          <ns2:ligatures ns2:val="none"/>
+          <w14:ligatures w14:val="none"/>
         </w:rPr>
         <w:t xml:space="preserve"/>
       </w:r>
@@ -3378,24 +3315,24 @@
           <w:kern w:val="0"/>
           <w:shd w:val="clear" w:color="auto" w:fill="FFFFFF"/>
           <w:lang w:eastAsia="es-PE"/>
-          <ns2:ligatures ns2:val="none"/>
+          <w14:ligatures w14:val="none"/>
         </w:rPr>
         <w:t/>
       </w:r>
       <w:bookmarkStart w:id="22" w:name="_Hlk215162047"/>
     </w:p>
-    <w:p ns2:paraId="54E15C9A" ns2:textId="77777777">
-      <w:pPr>
-        <w:spacing w:after="0" w:line="240" w:lineRule="auto"/>
-        <w:jc w:val="both"/>
-        <w:rPr>
-          <w:rFonts w:ascii="Arial Narrow" w:eastAsia="Arial Narrow" w:hAnsi="Arial Narrow" w:cs="Arial Narrow"/>
-          <w:kern w:val="0"/>
-          <ns2:ligatures ns2:val="none"/>
-        </w:rPr>
-      </w:pPr>
-    </w:p>
-    <w:p ns2:paraId="49143688" ns2:textId="52F3D96E">
+    <w:p>
+      <w:pPr>
+        <w:spacing w:after="0" w:line="240" w:lineRule="auto"/>
+        <w:jc w:val="both"/>
+        <w:rPr>
+          <w:rFonts w:ascii="Arial Narrow" w:eastAsia="Arial Narrow" w:hAnsi="Arial Narrow" w:cs="Arial Narrow"/>
+          <w:kern w:val="0"/>
+          <w14:ligatures w14:val="none"/>
+        </w:rPr>
+      </w:pPr>
+    </w:p>
+    <w:p>
       <w:pPr>
         <w:pStyle w:val="Prrafodelista"/>
         <w:numPr>
@@ -3411,14 +3348,14 @@
         <w:rPr>
           <w:rFonts w:ascii="Arial Narrow" w:eastAsia="Arial Narrow" w:hAnsi="Arial Narrow" w:cs="Arial Narrow"/>
           <w:kern w:val="0"/>
-          <ns2:ligatures ns2:val="none"/>
-        </w:rPr>
-      </w:pPr>
-      <w:r>
-        <w:rPr>
-          <w:rFonts w:ascii="Arial Narrow" w:eastAsia="Arial Narrow" w:hAnsi="Arial Narrow" w:cs="Arial Narrow"/>
-          <w:kern w:val="0"/>
-          <ns2:ligatures ns2:val="none"/>
+          <w14:ligatures w14:val="none"/>
+        </w:rPr>
+      </w:pPr>
+      <w:r>
+        <w:rPr>
+          <w:rFonts w:ascii="Arial Narrow" w:eastAsia="Arial Narrow" w:hAnsi="Arial Narrow" w:cs="Arial Narrow"/>
+          <w:kern w:val="0"/>
+          <w14:ligatures w14:val="none"/>
         </w:rPr>
         <w:t xml:space="preserve">Presunta infracción a los artículos 18 y 19 de la Ley 29571, Código de Protección y Defensa del Consumidor, en tanto </w:t>
       </w:r>
@@ -3442,7 +3379,7 @@
         <w:rPr>
           <w:rFonts w:ascii="Arial Narrow" w:eastAsia="Arial Narrow" w:hAnsi="Arial Narrow" w:cs="Arial Narrow"/>
           <w:kern w:val="0"/>
-          <ns2:ligatures ns2:val="none"/>
+          <w14:ligatures w14:val="none"/>
         </w:rPr>
         <w:t xml:space="preserve">habría difundido en su página web </w:t>
       </w:r>
@@ -3450,7 +3387,7 @@
         <w:rPr>
           <w:rFonts w:ascii="Arial Narrow" w:eastAsia="Arial Narrow" w:hAnsi="Arial Narrow" w:cs="Arial Narrow"/>
           <w:kern w:val="0"/>
-          <ns2:ligatures ns2:val="none"/>
+          <w14:ligatures w14:val="none"/>
         </w:rPr>
         <w:t xml:space="preserve">una </w:t>
       </w:r>
@@ -3458,7 +3395,7 @@
         <w:rPr>
           <w:rFonts w:ascii="Arial Narrow" w:eastAsia="Arial Narrow" w:hAnsi="Arial Narrow" w:cs="Arial Narrow"/>
           <w:kern w:val="0"/>
-          <ns2:ligatures ns2:val="none"/>
+          <w14:ligatures w14:val="none"/>
         </w:rPr>
         <w:t>devolución total de S/ 50 531,00</w:t>
       </w:r>
@@ -3466,7 +3403,7 @@
         <w:rPr>
           <w:rFonts w:ascii="Arial Narrow" w:eastAsia="Arial Narrow" w:hAnsi="Arial Narrow" w:cs="Arial Narrow"/>
           <w:kern w:val="0"/>
-          <ns2:ligatures ns2:val="none"/>
+          <w14:ligatures w14:val="none"/>
         </w:rPr>
         <w:t xml:space="preserve"> por el Seguro Rumbo</w:t>
       </w:r>
@@ -3474,7 +3411,7 @@
         <w:rPr>
           <w:rFonts w:ascii="Arial Narrow" w:eastAsia="Arial Narrow" w:hAnsi="Arial Narrow" w:cs="Arial Narrow"/>
           <w:kern w:val="0"/>
-          <ns2:ligatures ns2:val="none"/>
+          <w14:ligatures w14:val="none"/>
         </w:rPr>
         <w:t xml:space="preserve">, pero en su plataforma zona cliente mostraba </w:t>
       </w:r>
@@ -3482,7 +3419,7 @@
         <w:rPr>
           <w:rFonts w:ascii="Arial Narrow" w:eastAsia="Arial Narrow" w:hAnsi="Arial Narrow" w:cs="Arial Narrow"/>
           <w:kern w:val="0"/>
-          <ns2:ligatures ns2:val="none"/>
+          <w14:ligatures w14:val="none"/>
         </w:rPr>
         <w:t xml:space="preserve">para la Póliza 08200008016 </w:t>
       </w:r>
@@ -3490,7 +3427,7 @@
         <w:rPr>
           <w:rFonts w:ascii="Arial Narrow" w:eastAsia="Arial Narrow" w:hAnsi="Arial Narrow" w:cs="Arial Narrow"/>
           <w:kern w:val="0"/>
-          <ns2:ligatures ns2:val="none"/>
+          <w14:ligatures w14:val="none"/>
         </w:rPr>
         <w:t>una devolución de S/ 48 428,00</w:t>
       </w:r>
@@ -3498,7 +3435,7 @@
         <w:rPr>
           <w:rFonts w:ascii="Arial Narrow" w:eastAsia="Arial Narrow" w:hAnsi="Arial Narrow" w:cs="Arial Narrow"/>
           <w:kern w:val="0"/>
-          <ns2:ligatures ns2:val="none"/>
+          <w14:ligatures w14:val="none"/>
         </w:rPr>
         <w:t>, generando una diferencia de S/ 2 103,00 en perjuicio de la denunciante</w:t>
       </w:r>
@@ -3506,23 +3443,23 @@
         <w:rPr>
           <w:rFonts w:ascii="Arial Narrow" w:eastAsia="Arial Narrow" w:hAnsi="Arial Narrow" w:cs="Arial Narrow"/>
           <w:kern w:val="0"/>
-          <ns2:ligatures ns2:val="none"/>
+          <w14:ligatures w14:val="none"/>
         </w:rPr>
         <w:t>.</w:t>
       </w:r>
     </w:p>
-    <w:p ns2:paraId="687C5807" ns2:textId="77777777">
-      <w:pPr>
-        <w:spacing w:after="0" w:line="240" w:lineRule="auto"/>
-        <w:jc w:val="both"/>
-        <w:rPr>
-          <w:rFonts w:ascii="Arial Narrow" w:eastAsia="Arial Narrow" w:hAnsi="Arial Narrow" w:cs="Arial Narrow"/>
-          <w:kern w:val="0"/>
-          <ns2:ligatures ns2:val="none"/>
-        </w:rPr>
-      </w:pPr>
-    </w:p>
-    <w:p ns2:paraId="0AF235D9" ns2:textId="2172F4A9">
+    <w:p>
+      <w:pPr>
+        <w:spacing w:after="0" w:line="240" w:lineRule="auto"/>
+        <w:jc w:val="both"/>
+        <w:rPr>
+          <w:rFonts w:ascii="Arial Narrow" w:eastAsia="Arial Narrow" w:hAnsi="Arial Narrow" w:cs="Arial Narrow"/>
+          <w:kern w:val="0"/>
+          <w14:ligatures w14:val="none"/>
+        </w:rPr>
+      </w:pPr>
+    </w:p>
+    <w:p>
       <w:pPr>
         <w:pStyle w:val="Prrafodelista"/>
         <w:numPr>
@@ -3538,14 +3475,14 @@
         <w:rPr>
           <w:rFonts w:ascii="Arial Narrow" w:eastAsia="Arial Narrow" w:hAnsi="Arial Narrow" w:cs="Arial Narrow"/>
           <w:kern w:val="0"/>
-          <ns2:ligatures ns2:val="none"/>
-        </w:rPr>
-      </w:pPr>
-      <w:r>
-        <w:rPr>
-          <w:rFonts w:ascii="Arial Narrow" w:eastAsia="Arial Narrow" w:hAnsi="Arial Narrow" w:cs="Arial Narrow"/>
-          <w:kern w:val="0"/>
-          <ns2:ligatures ns2:val="none"/>
+          <w14:ligatures w14:val="none"/>
+        </w:rPr>
+      </w:pPr>
+      <w:r>
+        <w:rPr>
+          <w:rFonts w:ascii="Arial Narrow" w:eastAsia="Arial Narrow" w:hAnsi="Arial Narrow" w:cs="Arial Narrow"/>
+          <w:kern w:val="0"/>
+          <w14:ligatures w14:val="none"/>
         </w:rPr>
         <w:t xml:space="preserve">Presunta infracción a los artículos 18 y 19 de la Ley 29571, Código de Protección y Defensa del Consumidor, en tanto </w:t>
       </w:r>
@@ -3569,7 +3506,7 @@
         <w:rPr>
           <w:rFonts w:ascii="Arial Narrow" w:eastAsia="Arial Narrow" w:hAnsi="Arial Narrow" w:cs="Arial Narrow"/>
           <w:kern w:val="0"/>
-          <ns2:ligatures ns2:val="none"/>
+          <w14:ligatures w14:val="none"/>
         </w:rPr>
         <w:t>habría proporcionado información insuficiente a la denunciante en su página web sobre los beneficios del Seguro Rumbo, induciendo error sobre las ganancias y devolución total, lo cual impactó en su decisión de contratación</w:t>
       </w:r>
@@ -3577,23 +3514,23 @@
         <w:rPr>
           <w:rFonts w:ascii="Arial Narrow" w:eastAsia="Arial Narrow" w:hAnsi="Arial Narrow" w:cs="Arial Narrow"/>
           <w:kern w:val="0"/>
-          <ns2:ligatures ns2:val="none"/>
+          <w14:ligatures w14:val="none"/>
         </w:rPr>
         <w:t>.</w:t>
       </w:r>
     </w:p>
-    <w:p ns2:paraId="1095BF5E" ns2:textId="77777777">
-      <w:pPr>
-        <w:spacing w:after="0" w:line="240" w:lineRule="auto"/>
-        <w:jc w:val="both"/>
-        <w:rPr>
-          <w:rFonts w:ascii="Arial Narrow" w:eastAsia="Arial Narrow" w:hAnsi="Arial Narrow" w:cs="Arial Narrow"/>
-          <w:kern w:val="0"/>
-          <ns2:ligatures ns2:val="none"/>
-        </w:rPr>
-      </w:pPr>
-    </w:p>
-    <w:p ns2:paraId="3F27E17E" ns2:textId="48701037">
+    <w:p>
+      <w:pPr>
+        <w:spacing w:after="0" w:line="240" w:lineRule="auto"/>
+        <w:jc w:val="both"/>
+        <w:rPr>
+          <w:rFonts w:ascii="Arial Narrow" w:eastAsia="Arial Narrow" w:hAnsi="Arial Narrow" w:cs="Arial Narrow"/>
+          <w:kern w:val="0"/>
+          <w14:ligatures w14:val="none"/>
+        </w:rPr>
+      </w:pPr>
+    </w:p>
+    <w:p>
       <w:pPr>
         <w:pStyle w:val="Prrafodelista"/>
         <w:numPr>
@@ -3609,14 +3546,14 @@
         <w:rPr>
           <w:rFonts w:ascii="Arial Narrow" w:eastAsia="Arial Narrow" w:hAnsi="Arial Narrow" w:cs="Arial Narrow"/>
           <w:kern w:val="0"/>
-          <ns2:ligatures ns2:val="none"/>
-        </w:rPr>
-      </w:pPr>
-      <w:r>
-        <w:rPr>
-          <w:rFonts w:ascii="Arial Narrow" w:eastAsia="Arial Narrow" w:hAnsi="Arial Narrow" w:cs="Arial Narrow"/>
-          <w:kern w:val="0"/>
-          <ns2:ligatures ns2:val="none"/>
+          <w14:ligatures w14:val="none"/>
+        </w:rPr>
+      </w:pPr>
+      <w:r>
+        <w:rPr>
+          <w:rFonts w:ascii="Arial Narrow" w:eastAsia="Arial Narrow" w:hAnsi="Arial Narrow" w:cs="Arial Narrow"/>
+          <w:kern w:val="0"/>
+          <w14:ligatures w14:val="none"/>
         </w:rPr>
         <w:t xml:space="preserve">Presunta infracción a los artículos 18 y 19 de la Ley 29571, Código de Protección y Defensa del Consumidor, en tanto </w:t>
       </w:r>
@@ -3640,7 +3577,7 @@
         <w:rPr>
           <w:rFonts w:ascii="Arial Narrow" w:eastAsia="Arial Narrow" w:hAnsi="Arial Narrow" w:cs="Arial Narrow"/>
           <w:kern w:val="0"/>
-          <ns2:ligatures ns2:val="none"/>
+          <w14:ligatures w14:val="none"/>
         </w:rPr>
         <w:t>habría enviado a la denunciante el 16 de setiembre de 2025 dos (2) pólizas con numeración distinta sobre el mismo seguro contratado, sin brindarle la explicación correspondiente, generándole confusión</w:t>
       </w:r>
@@ -3648,23 +3585,23 @@
         <w:rPr>
           <w:rFonts w:ascii="Arial Narrow" w:eastAsia="Arial Narrow" w:hAnsi="Arial Narrow" w:cs="Arial Narrow"/>
           <w:kern w:val="0"/>
-          <ns2:ligatures ns2:val="none"/>
+          <w14:ligatures w14:val="none"/>
         </w:rPr>
         <w:t xml:space="preserve">. </w:t>
       </w:r>
     </w:p>
-    <w:p ns2:paraId="5BBEBB64" ns2:textId="77777777">
-      <w:pPr>
-        <w:spacing w:after="0" w:line="240" w:lineRule="auto"/>
-        <w:jc w:val="both"/>
-        <w:rPr>
-          <w:rFonts w:ascii="Arial Narrow" w:eastAsia="Arial Narrow" w:hAnsi="Arial Narrow" w:cs="Arial Narrow"/>
-          <w:kern w:val="0"/>
-          <ns2:ligatures ns2:val="none"/>
-        </w:rPr>
-      </w:pPr>
-    </w:p>
-    <w:p ns2:paraId="0549EA13" ns2:textId="6E2DAF06">
+    <w:p>
+      <w:pPr>
+        <w:spacing w:after="0" w:line="240" w:lineRule="auto"/>
+        <w:jc w:val="both"/>
+        <w:rPr>
+          <w:rFonts w:ascii="Arial Narrow" w:eastAsia="Arial Narrow" w:hAnsi="Arial Narrow" w:cs="Arial Narrow"/>
+          <w:kern w:val="0"/>
+          <w14:ligatures w14:val="none"/>
+        </w:rPr>
+      </w:pPr>
+    </w:p>
+    <w:p>
       <w:pPr>
         <w:pStyle w:val="Prrafodelista"/>
         <w:numPr>
@@ -3680,14 +3617,14 @@
         <w:rPr>
           <w:rFonts w:ascii="Arial Narrow" w:eastAsia="Arial Narrow" w:hAnsi="Arial Narrow" w:cs="Arial Narrow"/>
           <w:kern w:val="0"/>
-          <ns2:ligatures ns2:val="none"/>
-        </w:rPr>
-      </w:pPr>
-      <w:r>
-        <w:rPr>
-          <w:rFonts w:ascii="Arial Narrow" w:eastAsia="Arial Narrow" w:hAnsi="Arial Narrow" w:cs="Arial Narrow"/>
-          <w:kern w:val="0"/>
-          <ns2:ligatures ns2:val="none"/>
+          <w14:ligatures w14:val="none"/>
+        </w:rPr>
+      </w:pPr>
+      <w:r>
+        <w:rPr>
+          <w:rFonts w:ascii="Arial Narrow" w:eastAsia="Arial Narrow" w:hAnsi="Arial Narrow" w:cs="Arial Narrow"/>
+          <w:kern w:val="0"/>
+          <w14:ligatures w14:val="none"/>
         </w:rPr>
         <w:t xml:space="preserve">Presunta infracción a los artículos 18 y 19 de la Ley 29571, Código de Protección y Defensa del Consumidor, en tanto </w:t>
       </w:r>
@@ -3711,7 +3648,7 @@
         <w:rPr>
           <w:rFonts w:ascii="Arial Narrow" w:eastAsia="Arial Narrow" w:hAnsi="Arial Narrow" w:cs="Arial Narrow"/>
           <w:kern w:val="0"/>
-          <ns2:ligatures ns2:val="none"/>
+          <w14:ligatures w14:val="none"/>
         </w:rPr>
         <w:t>el</w:t>
       </w:r>
@@ -3719,7 +3656,7 @@
         <w:rPr>
           <w:rFonts w:ascii="Arial Narrow" w:eastAsia="Arial Narrow" w:hAnsi="Arial Narrow" w:cs="Arial Narrow"/>
           <w:kern w:val="0"/>
-          <ns2:ligatures ns2:val="none"/>
+          <w14:ligatures w14:val="none"/>
         </w:rPr>
         <w:t xml:space="preserve"> 18 de septiembre y 9 de octubre de 2025, mediante el canal institucional de WhatsApp, </w:t>
       </w:r>
@@ -3727,7 +3664,7 @@
         <w:rPr>
           <w:rFonts w:ascii="Arial Narrow" w:eastAsia="Arial Narrow" w:hAnsi="Arial Narrow" w:cs="Arial Narrow"/>
           <w:kern w:val="0"/>
-          <ns2:ligatures ns2:val="none"/>
+          <w14:ligatures w14:val="none"/>
         </w:rPr>
         <w:t>habría informado inadecuadamente a la denunciante que no tenía un seguro contratado, pese a que contaba con la Póliza del Seguro Rumbo que era motivo de reclamo</w:t>
       </w:r>
@@ -3735,23 +3672,23 @@
         <w:rPr>
           <w:rFonts w:ascii="Arial Narrow" w:eastAsia="Arial Narrow" w:hAnsi="Arial Narrow" w:cs="Arial Narrow"/>
           <w:kern w:val="0"/>
-          <ns2:ligatures ns2:val="none"/>
+          <w14:ligatures w14:val="none"/>
         </w:rPr>
         <w:t xml:space="preserve">. </w:t>
       </w:r>
     </w:p>
-    <w:p ns2:paraId="0BA20339" ns2:textId="77777777">
-      <w:pPr>
-        <w:spacing w:after="0" w:line="240" w:lineRule="auto"/>
-        <w:jc w:val="both"/>
-        <w:rPr>
-          <w:rFonts w:ascii="Arial Narrow" w:eastAsia="Arial Narrow" w:hAnsi="Arial Narrow" w:cs="Arial Narrow"/>
-          <w:kern w:val="0"/>
-          <ns2:ligatures ns2:val="none"/>
-        </w:rPr>
-      </w:pPr>
-    </w:p>
-    <w:p ns2:paraId="315F6700" ns2:textId="0FD2D487">
+    <w:p>
+      <w:pPr>
+        <w:spacing w:after="0" w:line="240" w:lineRule="auto"/>
+        <w:jc w:val="both"/>
+        <w:rPr>
+          <w:rFonts w:ascii="Arial Narrow" w:eastAsia="Arial Narrow" w:hAnsi="Arial Narrow" w:cs="Arial Narrow"/>
+          <w:kern w:val="0"/>
+          <w14:ligatures w14:val="none"/>
+        </w:rPr>
+      </w:pPr>
+    </w:p>
+    <w:p>
       <w:pPr>
         <w:pStyle w:val="Prrafodelista"/>
         <w:numPr>
@@ -3767,14 +3704,14 @@
         <w:rPr>
           <w:rFonts w:ascii="Arial Narrow" w:eastAsia="Arial Narrow" w:hAnsi="Arial Narrow" w:cs="Arial Narrow"/>
           <w:kern w:val="0"/>
-          <ns2:ligatures ns2:val="none"/>
-        </w:rPr>
-      </w:pPr>
-      <w:r>
-        <w:rPr>
-          <w:rFonts w:ascii="Arial Narrow" w:eastAsia="Arial Narrow" w:hAnsi="Arial Narrow" w:cs="Arial Narrow"/>
-          <w:kern w:val="0"/>
-          <ns2:ligatures ns2:val="none"/>
+          <w14:ligatures w14:val="none"/>
+        </w:rPr>
+      </w:pPr>
+      <w:r>
+        <w:rPr>
+          <w:rFonts w:ascii="Arial Narrow" w:eastAsia="Arial Narrow" w:hAnsi="Arial Narrow" w:cs="Arial Narrow"/>
+          <w:kern w:val="0"/>
+          <w14:ligatures w14:val="none"/>
         </w:rPr>
         <w:t xml:space="preserve">Presunta infracción a los artículos 18 y 19 de la Ley 29571, Código de Protección y Defensa del Consumidor, en tanto </w:t>
       </w:r>
@@ -3798,7 +3735,7 @@
         <w:rPr>
           <w:rFonts w:ascii="Arial Narrow" w:eastAsia="Arial Narrow" w:hAnsi="Arial Narrow" w:cs="Arial Narrow"/>
           <w:kern w:val="0"/>
-          <ns2:ligatures ns2:val="none"/>
+          <w14:ligatures w14:val="none"/>
         </w:rPr>
         <w:t>habría denegado y/o bloqueado el acce</w:t>
       </w:r>
@@ -3806,7 +3743,7 @@
         <w:rPr>
           <w:rFonts w:ascii="Arial Narrow" w:eastAsia="Arial Narrow" w:hAnsi="Arial Narrow" w:cs="Arial Narrow"/>
           <w:kern w:val="0"/>
-          <ns2:ligatures ns2:val="none"/>
+          <w14:ligatures w14:val="none"/>
         </w:rPr>
         <w:t>s</w:t>
       </w:r>
@@ -3814,7 +3751,7 @@
         <w:rPr>
           <w:rFonts w:ascii="Arial Narrow" w:eastAsia="Arial Narrow" w:hAnsi="Arial Narrow" w:cs="Arial Narrow"/>
           <w:kern w:val="0"/>
-          <ns2:ligatures ns2:val="none"/>
+          <w14:ligatures w14:val="none"/>
         </w:rPr>
         <w:t>o a la denunciante a</w:t>
       </w:r>
@@ -3822,7 +3759,7 @@
         <w:rPr>
           <w:rFonts w:ascii="Arial Narrow" w:eastAsia="Arial Narrow" w:hAnsi="Arial Narrow" w:cs="Arial Narrow"/>
           <w:kern w:val="0"/>
-          <ns2:ligatures ns2:val="none"/>
+          <w14:ligatures w14:val="none"/>
         </w:rPr>
         <w:t>l aplicativo web Zona cliente</w:t>
       </w:r>
@@ -3830,7 +3767,7 @@
         <w:rPr>
           <w:rFonts w:ascii="Arial Narrow" w:eastAsia="Arial Narrow" w:hAnsi="Arial Narrow" w:cs="Arial Narrow"/>
           <w:kern w:val="0"/>
-          <ns2:ligatures ns2:val="none"/>
+          <w14:ligatures w14:val="none"/>
         </w:rPr>
         <w:t xml:space="preserve"> con posterioridad al reclamo presentado el 16 de setiembre de 2025</w:t>
       </w:r>
@@ -3838,22 +3775,22 @@
         <w:rPr>
           <w:rFonts w:ascii="Arial Narrow" w:eastAsia="Arial Narrow" w:hAnsi="Arial Narrow" w:cs="Arial Narrow"/>
           <w:kern w:val="0"/>
-          <ns2:ligatures ns2:val="none"/>
+          <w14:ligatures w14:val="none"/>
         </w:rPr>
         <w:t>.</w:t>
       </w:r>
     </w:p>
-    <w:p ns2:paraId="094C175E" ns2:textId="77777777">
+    <w:p>
       <w:pPr>
         <w:pStyle w:val="Prrafodelista"/>
         <w:rPr>
           <w:rFonts w:ascii="Arial Narrow" w:eastAsia="Arial Narrow" w:hAnsi="Arial Narrow" w:cs="Arial Narrow"/>
           <w:kern w:val="0"/>
-          <ns2:ligatures ns2:val="none"/>
-        </w:rPr>
-      </w:pPr>
-    </w:p>
-    <w:p ns2:paraId="1EB75AED" ns2:textId="663731D8">
+          <w14:ligatures w14:val="none"/>
+        </w:rPr>
+      </w:pPr>
+    </w:p>
+    <w:p>
       <w:pPr>
         <w:pStyle w:val="Prrafodelista"/>
         <w:numPr>
@@ -3869,14 +3806,14 @@
         <w:rPr>
           <w:rFonts w:ascii="Arial Narrow" w:eastAsia="Arial Narrow" w:hAnsi="Arial Narrow" w:cs="Arial Narrow"/>
           <w:kern w:val="0"/>
-          <ns2:ligatures ns2:val="none"/>
-        </w:rPr>
-      </w:pPr>
-      <w:r>
-        <w:rPr>
-          <w:rFonts w:ascii="Arial Narrow" w:eastAsia="Arial Narrow" w:hAnsi="Arial Narrow" w:cs="Arial Narrow"/>
-          <w:kern w:val="0"/>
-          <ns2:ligatures ns2:val="none"/>
+          <w14:ligatures w14:val="none"/>
+        </w:rPr>
+      </w:pPr>
+      <w:r>
+        <w:rPr>
+          <w:rFonts w:ascii="Arial Narrow" w:eastAsia="Arial Narrow" w:hAnsi="Arial Narrow" w:cs="Arial Narrow"/>
+          <w:kern w:val="0"/>
+          <w14:ligatures w14:val="none"/>
         </w:rPr>
         <w:t xml:space="preserve">Presunta infracción a los artículos 18 y 19 de la Ley 29571, Código de Protección y Defensa del Consumidor, en tanto </w:t>
       </w:r>
@@ -3900,7 +3837,7 @@
         <w:rPr>
           <w:rFonts w:ascii="Arial Narrow" w:eastAsia="Arial Narrow" w:hAnsi="Arial Narrow" w:cs="Arial Narrow"/>
           <w:kern w:val="0"/>
-          <ns2:ligatures ns2:val="none"/>
+          <w14:ligatures w14:val="none"/>
         </w:rPr>
         <w:t xml:space="preserve">habría realizado indebidos cobros mensuales hasta acumular un monto total de S/ 920,00 correspondiente a la Póliza </w:t>
       </w:r>
@@ -3909,7 +3846,7 @@
         <w:rPr>
           <w:rFonts w:ascii="Arial Narrow" w:eastAsia="Arial Narrow" w:hAnsi="Arial Narrow" w:cs="Arial Narrow"/>
           <w:kern w:val="0"/>
-          <ns2:ligatures ns2:val="none"/>
+          <w14:ligatures w14:val="none"/>
         </w:rPr>
         <w:t/>
       </w:r>
@@ -3918,7 +3855,7 @@
         <w:rPr>
           <w:rFonts w:ascii="Arial Narrow" w:eastAsia="Arial Narrow" w:hAnsi="Arial Narrow" w:cs="Arial Narrow"/>
           <w:kern w:val="0"/>
-          <ns2:ligatures ns2:val="none"/>
+          <w14:ligatures w14:val="none"/>
         </w:rPr>
         <w:t xml:space="preserve"> 08200008016 del Seguro Rumbo, </w:t>
       </w:r>
@@ -3928,7 +3865,7 @@
           <w:color w:val="000000"/>
           <w:kern w:val="0"/>
           <w:lang w:eastAsia="es-ES"/>
-          <ns2:ligatures ns2:val="none"/>
+          <w14:ligatures w14:val="none"/>
         </w:rPr>
         <w:t>pese a la discrepancia reclamada</w:t>
       </w:r>
@@ -3936,7 +3873,7 @@
         <w:rPr>
           <w:rFonts w:ascii="Arial Narrow" w:eastAsia="Arial Narrow" w:hAnsi="Arial Narrow" w:cs="Arial Narrow"/>
           <w:kern w:val="0"/>
-          <ns2:ligatures ns2:val="none"/>
+          <w14:ligatures w14:val="none"/>
         </w:rPr>
         <w:t xml:space="preserve"> por la denunciante el </w:t>
       </w:r>
@@ -3946,7 +3883,7 @@
           <w:color w:val="000000"/>
           <w:kern w:val="0"/>
           <w:lang w:eastAsia="es-ES"/>
-          <ns2:ligatures ns2:val="none"/>
+          <w14:ligatures w14:val="none"/>
         </w:rPr>
         <w:t xml:space="preserve">16 de setiembre de 2025</w:t>
       </w:r>
@@ -3954,12 +3891,12 @@
         <w:rPr>
           <w:rFonts w:ascii="Arial Narrow" w:eastAsia="Arial Narrow" w:hAnsi="Arial Narrow" w:cs="Arial Narrow"/>
           <w:kern w:val="0"/>
-          <ns2:ligatures ns2:val="none"/>
+          <w14:ligatures w14:val="none"/>
         </w:rPr>
         <w:t>.</w:t>
       </w:r>
     </w:p>
-    <w:p ns2:paraId="41C588F2" ns2:textId="77777777">
+    <w:p>
       <w:pPr>
         <w:pStyle w:val="Prrafodelista"/>
         <w:spacing w:after="0" w:line="240" w:lineRule="auto"/>
@@ -3968,11 +3905,11 @@
         <w:rPr>
           <w:rFonts w:ascii="Arial Narrow" w:eastAsia="Arial Narrow" w:hAnsi="Arial Narrow" w:cs="Arial Narrow"/>
           <w:kern w:val="0"/>
-          <ns2:ligatures ns2:val="none"/>
-        </w:rPr>
-      </w:pPr>
-    </w:p>
-    <w:p ns2:paraId="28AA962C" ns2:textId="6E800ED2">
+          <w14:ligatures w14:val="none"/>
+        </w:rPr>
+      </w:pPr>
+    </w:p>
+    <w:p>
       <w:pPr>
         <w:pStyle w:val="Prrafodelista"/>
         <w:numPr>
@@ -3988,14 +3925,14 @@
         <w:rPr>
           <w:rFonts w:ascii="Arial Narrow" w:eastAsia="Arial Narrow" w:hAnsi="Arial Narrow" w:cs="Arial Narrow"/>
           <w:kern w:val="0"/>
-          <ns2:ligatures ns2:val="none"/>
-        </w:rPr>
-      </w:pPr>
-      <w:r>
-        <w:rPr>
-          <w:rFonts w:ascii="Arial Narrow" w:eastAsia="Arial Narrow" w:hAnsi="Arial Narrow" w:cs="Arial Narrow"/>
-          <w:kern w:val="0"/>
-          <ns2:ligatures ns2:val="none"/>
+          <w14:ligatures w14:val="none"/>
+        </w:rPr>
+      </w:pPr>
+      <w:r>
+        <w:rPr>
+          <w:rFonts w:ascii="Arial Narrow" w:eastAsia="Arial Narrow" w:hAnsi="Arial Narrow" w:cs="Arial Narrow"/>
+          <w:kern w:val="0"/>
+          <w14:ligatures w14:val="none"/>
         </w:rPr>
         <w:t xml:space="preserve">Presunta infracción al numeral 88.1 del artículo 88 de la Ley 29571, Código de Protección y Defensa del Consumidor, en tanto </w:t>
       </w:r>
@@ -4019,36 +3956,36 @@
         <w:rPr>
           <w:rFonts w:ascii="Arial Narrow" w:eastAsia="Arial Narrow" w:hAnsi="Arial Narrow" w:cs="Arial Narrow"/>
           <w:kern w:val="0"/>
-          <ns2:ligatures ns2:val="none"/>
+          <w14:ligatures w14:val="none"/>
         </w:rPr>
         <w:t>.</w:t>
       </w:r>
     </w:p>
     <w:bookmarkEnd w:id="21"/>
     <w:bookmarkEnd w:id="22"/>
-    <w:p ns2:paraId="042B3F54" ns2:textId="7BB0F4D1">
-      <w:pPr>
-        <w:spacing w:after="0" w:line="240" w:lineRule="auto"/>
-        <w:jc w:val="both"/>
-        <w:rPr>
-          <w:rFonts w:ascii="Arial Narrow" w:eastAsia="Arial Narrow" w:hAnsi="Arial Narrow" w:cs="Arial Narrow"/>
-          <w:kern w:val="0"/>
-          <ns2:ligatures ns2:val="none"/>
-        </w:rPr>
-      </w:pPr>
-    </w:p>
-    <w:p ns2:paraId="5EC7F1EC" ns2:textId="77777777">
-      <w:pPr>
-        <w:spacing w:after="0" w:line="240" w:lineRule="auto"/>
-        <w:jc w:val="both"/>
-        <w:rPr>
-          <w:rFonts w:ascii="Arial Narrow" w:eastAsia="Arial Narrow" w:hAnsi="Arial Narrow" w:cs="Arial Narrow"/>
-          <w:kern w:val="0"/>
-          <ns2:ligatures ns2:val="none"/>
-        </w:rPr>
-      </w:pPr>
-    </w:p>
-    <w:p ns2:paraId="0A292C9F" ns2:textId="4D046D33">
+    <w:p>
+      <w:pPr>
+        <w:spacing w:after="0" w:line="240" w:lineRule="auto"/>
+        <w:jc w:val="both"/>
+        <w:rPr>
+          <w:rFonts w:ascii="Arial Narrow" w:eastAsia="Arial Narrow" w:hAnsi="Arial Narrow" w:cs="Arial Narrow"/>
+          <w:kern w:val="0"/>
+          <w14:ligatures w14:val="none"/>
+        </w:rPr>
+      </w:pPr>
+    </w:p>
+    <w:p>
+      <w:pPr>
+        <w:spacing w:after="0" w:line="240" w:lineRule="auto"/>
+        <w:jc w:val="both"/>
+        <w:rPr>
+          <w:rFonts w:ascii="Arial Narrow" w:eastAsia="Arial Narrow" w:hAnsi="Arial Narrow" w:cs="Arial Narrow"/>
+          <w:kern w:val="0"/>
+          <w14:ligatures w14:val="none"/>
+        </w:rPr>
+      </w:pPr>
+    </w:p>
+    <w:p>
       <w:pPr>
         <w:spacing w:line="240" w:lineRule="auto"/>
         <w:contextualSpacing/>
@@ -4056,17 +3993,17 @@
         <w:rPr>
           <w:rFonts w:ascii="Arial Narrow" w:eastAsia="Calibri" w:hAnsi="Arial Narrow" w:cs="Arial"/>
           <w:kern w:val="0"/>
-          <ns2:ligatures ns2:val="none"/>
-        </w:rPr>
-      </w:pPr>
-      <w:r>
-        <w:rPr>
-          <w:rFonts w:ascii="Arial Narrow" w:eastAsia="Arial Narrow" w:hAnsi="Arial Narrow" w:cs="Arial Narrow"/>
-          <w:b/>
-          <w:color w:val="000000"/>
-          <w:kern w:val="0"/>
-          <w:lang w:eastAsia="es-PE"/>
-          <ns2:ligatures ns2:val="none"/>
+          <w14:ligatures w14:val="none"/>
+        </w:rPr>
+      </w:pPr>
+      <w:r>
+        <w:rPr>
+          <w:rFonts w:ascii="Arial Narrow" w:eastAsia="Arial Narrow" w:hAnsi="Arial Narrow" w:cs="Arial Narrow"/>
+          <w:b/>
+          <w:color w:val="000000"/>
+          <w:kern w:val="0"/>
+          <w:lang w:eastAsia="es-PE"/>
+          <w14:ligatures w14:val="none"/>
         </w:rPr>
         <w:t>SEGUNDO:</w:t>
       </w:r>
@@ -4076,7 +4013,7 @@
           <w:color w:val="000000"/>
           <w:kern w:val="0"/>
           <w:lang w:eastAsia="es-PE"/>
-          <ns2:ligatures ns2:val="none"/>
+          <w14:ligatures w14:val="none"/>
         </w:rPr>
         <w:t xml:space="preserve"> tener por ofrecidos los medios probatorios</w:t>
       </w:r>
@@ -4086,7 +4023,7 @@
           <w:color w:val="000000"/>
           <w:kern w:val="0"/>
           <w:lang w:eastAsia="es-PE"/>
-          <ns2:ligatures ns2:val="none"/>
+          <w14:ligatures w14:val="none"/>
         </w:rPr>
         <w:t xml:space="preserve"> presentados en el escrito de denuncia </w:t>
       </w:r>
@@ -4096,7 +4033,7 @@
           <w:color w:val="000000"/>
           <w:kern w:val="0"/>
           <w:lang w:val="es-ES" w:eastAsia="es-ES"/>
-          <ns2:ligatures ns2:val="none"/>
+          <w14:ligatures w14:val="none"/>
         </w:rPr>
         <w:t xml:space="preserve">del </w:t>
       </w:r>
@@ -4106,7 +4043,7 @@
           <w:color w:val="000000"/>
           <w:kern w:val="0"/>
           <w:lang w:val="es-ES" w:eastAsia="es-ES"/>
-          <ns2:ligatures ns2:val="none"/>
+          <w14:ligatures w14:val="none"/>
         </w:rPr>
         <w:t>4 de noviembre de 2025, complementada con el escrito del 7 de noviembre de 2025</w:t>
       </w:r>
@@ -4114,12 +4051,12 @@
         <w:rPr>
           <w:rFonts w:ascii="Arial Narrow" w:eastAsia="Calibri" w:hAnsi="Arial Narrow" w:cs="Arial"/>
           <w:kern w:val="0"/>
-          <ns2:ligatures ns2:val="none"/>
+          <w14:ligatures w14:val="none"/>
         </w:rPr>
         <w:t>.</w:t>
       </w:r>
     </w:p>
-    <w:p ns2:paraId="68A17E97" ns2:textId="77777777">
+    <w:p>
       <w:pPr>
         <w:spacing w:line="240" w:lineRule="auto"/>
         <w:contextualSpacing/>
@@ -4129,30 +4066,30 @@
           <w:color w:val="000000"/>
           <w:kern w:val="0"/>
           <w:lang w:eastAsia="es-PE"/>
-          <ns2:ligatures ns2:val="none"/>
-        </w:rPr>
-      </w:pPr>
-    </w:p>
-    <w:p ns2:paraId="168254DA" ns2:textId="73E578E3">
-      <w:pPr>
-        <w:spacing w:after="0" w:line="240" w:lineRule="auto"/>
-        <w:jc w:val="both"/>
-        <w:rPr>
-          <w:rFonts w:ascii="Arial Narrow" w:eastAsia="Arial Narrow" w:hAnsi="Arial Narrow" w:cs="Arial Narrow"/>
-          <w:color w:val="000000"/>
-          <w:kern w:val="0"/>
-          <w:lang w:eastAsia="es-PE"/>
-          <ns2:ligatures ns2:val="none"/>
-        </w:rPr>
-      </w:pPr>
-      <w:r>
-        <w:rPr>
-          <w:rFonts w:ascii="Arial Narrow" w:eastAsia="Arial Narrow" w:hAnsi="Arial Narrow" w:cs="Arial Narrow"/>
-          <w:b/>
-          <w:color w:val="000000"/>
-          <w:kern w:val="0"/>
-          <w:lang w:eastAsia="es-PE"/>
-          <ns2:ligatures ns2:val="none"/>
+          <w14:ligatures w14:val="none"/>
+        </w:rPr>
+      </w:pPr>
+    </w:p>
+    <w:p>
+      <w:pPr>
+        <w:spacing w:after="0" w:line="240" w:lineRule="auto"/>
+        <w:jc w:val="both"/>
+        <w:rPr>
+          <w:rFonts w:ascii="Arial Narrow" w:eastAsia="Arial Narrow" w:hAnsi="Arial Narrow" w:cs="Arial Narrow"/>
+          <w:color w:val="000000"/>
+          <w:kern w:val="0"/>
+          <w:lang w:eastAsia="es-PE"/>
+          <w14:ligatures w14:val="none"/>
+        </w:rPr>
+      </w:pPr>
+      <w:r>
+        <w:rPr>
+          <w:rFonts w:ascii="Arial Narrow" w:eastAsia="Arial Narrow" w:hAnsi="Arial Narrow" w:cs="Arial Narrow"/>
+          <w:b/>
+          <w:color w:val="000000"/>
+          <w:kern w:val="0"/>
+          <w:lang w:eastAsia="es-PE"/>
+          <w14:ligatures w14:val="none"/>
         </w:rPr>
         <w:t xml:space="preserve">TERCERO: </w:t>
       </w:r>
@@ -4162,7 +4099,7 @@
           <w:color w:val="000000"/>
           <w:kern w:val="0"/>
           <w:lang w:eastAsia="es-PE"/>
-          <ns2:ligatures ns2:val="none"/>
+          <w14:ligatures w14:val="none"/>
         </w:rPr>
         <w:t xml:space="preserve">requerir a </w:t>
       </w:r>
@@ -4173,7 +4110,7 @@
           <w:color w:val="000000"/>
           <w:kern w:val="0"/>
           <w:lang w:eastAsia="es-PE"/>
-          <ns2:ligatures ns2:val="none"/>
+          <w14:ligatures w14:val="none"/>
         </w:rPr>
         <w:t>Interseguro</w:t>
       </w:r>
@@ -4184,7 +4121,7 @@
           <w:color w:val="000000"/>
           <w:kern w:val="0"/>
           <w:lang w:eastAsia="es-PE"/>
-          <ns2:ligatures ns2:val="none"/>
+          <w14:ligatures w14:val="none"/>
         </w:rPr>
         <w:t xml:space="preserve"> Compañía de Seguros S.A. </w:t>
       </w:r>
@@ -4194,12 +4131,12 @@
           <w:color w:val="000000"/>
           <w:kern w:val="0"/>
           <w:lang w:eastAsia="es-PE"/>
-          <ns2:ligatures ns2:val="none"/>
+          <w14:ligatures w14:val="none"/>
         </w:rPr>
         <w:t>que cumpla con lo siguiente:</w:t>
       </w:r>
     </w:p>
-    <w:p ns2:paraId="20FDFB8D" ns2:textId="77777777">
+    <w:p>
       <w:pPr>
         <w:spacing w:after="0" w:line="240" w:lineRule="auto"/>
         <w:jc w:val="both"/>
@@ -4208,11 +4145,11 @@
           <w:color w:val="000000"/>
           <w:kern w:val="0"/>
           <w:lang w:eastAsia="es-PE"/>
-          <ns2:ligatures ns2:val="none"/>
-        </w:rPr>
-      </w:pPr>
-    </w:p>
-    <w:p ns2:paraId="4AA80738" ns2:textId="77777777">
+          <w14:ligatures w14:val="none"/>
+        </w:rPr>
+      </w:pPr>
+    </w:p>
+    <w:p>
       <w:pPr>
         <w:numPr>
           <w:ilvl w:val="0"/>
@@ -4226,22 +4163,22 @@
           <w:color w:val="000000"/>
           <w:kern w:val="0"/>
           <w:lang w:eastAsia="es-PE"/>
-          <ns2:ligatures ns2:val="none"/>
-        </w:rPr>
-      </w:pPr>
-      <w:r>
-        <w:rPr>
-          <w:rFonts w:ascii="Arial Narrow" w:eastAsia="Arial Narrow" w:hAnsi="Arial Narrow" w:cs="Arial Narrow"/>
-          <w:color w:val="000000"/>
-          <w:kern w:val="0"/>
-          <w:lang w:eastAsia="es-PE"/>
-          <ns2:ligatures ns2:val="none"/>
+          <w14:ligatures w14:val="none"/>
+        </w:rPr>
+      </w:pPr>
+      <w:r>
+        <w:rPr>
+          <w:rFonts w:ascii="Arial Narrow" w:eastAsia="Arial Narrow" w:hAnsi="Arial Narrow" w:cs="Arial Narrow"/>
+          <w:color w:val="000000"/>
+          <w:kern w:val="0"/>
+          <w:lang w:eastAsia="es-PE"/>
+          <w14:ligatures w14:val="none"/>
         </w:rPr>
         <w:lastRenderedPageBreak/>
         <w:t>presentar documentos que acrediten su inscripción en los Registros Públicos o una declaración jurada que indique que cuenta con dicha inscripción;</w:t>
       </w:r>
     </w:p>
-    <w:p ns2:paraId="2B29D59F" ns2:textId="77777777">
+    <w:p>
       <w:pPr>
         <w:numPr>
           <w:ilvl w:val="0"/>
@@ -4255,21 +4192,21 @@
           <w:color w:val="000000"/>
           <w:kern w:val="0"/>
           <w:lang w:eastAsia="es-PE"/>
-          <ns2:ligatures ns2:val="none"/>
-        </w:rPr>
-      </w:pPr>
-      <w:r>
-        <w:rPr>
-          <w:rFonts w:ascii="Arial Narrow" w:eastAsia="Arial Narrow" w:hAnsi="Arial Narrow" w:cs="Arial Narrow"/>
-          <w:color w:val="000000"/>
-          <w:kern w:val="0"/>
-          <w:lang w:eastAsia="es-PE"/>
-          <ns2:ligatures ns2:val="none"/>
+          <w14:ligatures w14:val="none"/>
+        </w:rPr>
+      </w:pPr>
+      <w:r>
+        <w:rPr>
+          <w:rFonts w:ascii="Arial Narrow" w:eastAsia="Arial Narrow" w:hAnsi="Arial Narrow" w:cs="Arial Narrow"/>
+          <w:color w:val="000000"/>
+          <w:kern w:val="0"/>
+          <w:lang w:eastAsia="es-PE"/>
+          <w14:ligatures w14:val="none"/>
         </w:rPr>
         <w:t>presentar copia simple de las facultades de representación de su representante legal en el presente procedimiento o la declaración jurada que indique que cuenta con dichas facultades y que estas se encuentran vigentes;</w:t>
       </w:r>
     </w:p>
-    <w:p ns2:paraId="7EF50C46" ns2:textId="77777777">
+    <w:p>
       <w:pPr>
         <w:numPr>
           <w:ilvl w:val="0"/>
@@ -4283,21 +4220,21 @@
           <w:color w:val="000000"/>
           <w:kern w:val="0"/>
           <w:lang w:eastAsia="es-PE"/>
-          <ns2:ligatures ns2:val="none"/>
-        </w:rPr>
-      </w:pPr>
-      <w:r>
-        <w:rPr>
-          <w:rFonts w:ascii="Arial Narrow" w:eastAsia="Arial Narrow" w:hAnsi="Arial Narrow" w:cs="Arial Narrow"/>
-          <w:color w:val="000000"/>
-          <w:kern w:val="0"/>
-          <w:lang w:eastAsia="es-PE"/>
-          <ns2:ligatures ns2:val="none"/>
+          <w14:ligatures w14:val="none"/>
+        </w:rPr>
+      </w:pPr>
+      <w:r>
+        <w:rPr>
+          <w:rFonts w:ascii="Arial Narrow" w:eastAsia="Arial Narrow" w:hAnsi="Arial Narrow" w:cs="Arial Narrow"/>
+          <w:color w:val="000000"/>
+          <w:kern w:val="0"/>
+          <w:lang w:eastAsia="es-PE"/>
+          <w14:ligatures w14:val="none"/>
         </w:rPr>
         <w:t>consignar el Número de Registro Único de Contribuyentes (RUC); y,</w:t>
       </w:r>
     </w:p>
-    <w:p ns2:paraId="19E4DFA1" ns2:textId="77777777">
+    <w:p>
       <w:pPr>
         <w:numPr>
           <w:ilvl w:val="0"/>
@@ -4309,16 +4246,16 @@
         <w:rPr>
           <w:rFonts w:ascii="Arial Narrow" w:eastAsia="Calibri" w:hAnsi="Arial Narrow" w:cs="Arial"/>
           <w:kern w:val="0"/>
-          <ns2:ligatures ns2:val="none"/>
-        </w:rPr>
-      </w:pPr>
-      <w:r>
-        <w:rPr>
-          <w:rFonts w:ascii="Arial Narrow" w:eastAsia="Arial Narrow" w:hAnsi="Arial Narrow" w:cs="Arial Narrow"/>
-          <w:color w:val="000000"/>
-          <w:kern w:val="0"/>
-          <w:lang w:eastAsia="es-PE"/>
-          <ns2:ligatures ns2:val="none"/>
+          <w14:ligatures w14:val="none"/>
+        </w:rPr>
+      </w:pPr>
+      <w:r>
+        <w:rPr>
+          <w:rFonts w:ascii="Arial Narrow" w:eastAsia="Arial Narrow" w:hAnsi="Arial Narrow" w:cs="Arial Narrow"/>
+          <w:color w:val="000000"/>
+          <w:kern w:val="0"/>
+          <w:lang w:eastAsia="es-PE"/>
+          <w14:ligatures w14:val="none"/>
         </w:rPr>
         <w:t>fijar domicilio procesal para el procedimiento, de conformidad con el numeral 1 del artículo 442</w:t>
       </w:r>
@@ -4328,7 +4265,7 @@
           <w:color w:val="000000"/>
           <w:kern w:val="0"/>
           <w:lang w:eastAsia="es-PE"/>
-          <ns2:ligatures ns2:val="none"/>
+          <w14:ligatures w14:val="none"/>
         </w:rPr>
         <w:t/>
       </w:r>
@@ -4338,7 +4275,7 @@
           <w:color w:val="000000"/>
           <w:kern w:val="0"/>
           <w:lang w:eastAsia="es-PE"/>
-          <ns2:ligatures ns2:val="none"/>
+          <w14:ligatures w14:val="none"/>
         </w:rPr>
         <w:t xml:space="preserve"> del Código Procesal Civil. </w:t>
       </w:r>
@@ -4346,7 +4283,7 @@
         <w:rPr>
           <w:rFonts w:ascii="Arial Narrow" w:eastAsia="Calibri" w:hAnsi="Arial Narrow" w:cs="Arial"/>
           <w:kern w:val="0"/>
-          <ns2:ligatures ns2:val="none"/>
+          <w14:ligatures w14:val="none"/>
         </w:rPr>
         <w:t>Para ello podrá señalar domicilio físico o una dirección electrónica a la que pueda remitirse las notificaciones</w:t>
       </w:r>
@@ -4355,12 +4292,12 @@
           <w:rFonts w:ascii="Arial Narrow" w:eastAsia="Arial" w:hAnsi="Arial Narrow" w:cs="Arial"/>
           <w:kern w:val="0"/>
           <w:lang w:val="es"/>
-          <ns2:ligatures ns2:val="none"/>
+          <w14:ligatures w14:val="none"/>
         </w:rPr>
         <w:t>;</w:t>
       </w:r>
     </w:p>
-    <w:p ns2:paraId="7C63E340" ns2:textId="77777777">
+    <w:p>
       <w:pPr>
         <w:numPr>
           <w:ilvl w:val="0"/>
@@ -4372,14 +4309,14 @@
         <w:rPr>
           <w:rFonts w:ascii="Arial Narrow" w:eastAsia="Calibri" w:hAnsi="Arial Narrow" w:cs="Arial"/>
           <w:kern w:val="0"/>
-          <ns2:ligatures ns2:val="none"/>
+          <w14:ligatures w14:val="none"/>
         </w:rPr>
       </w:pPr>
       <w:r>
         <w:rPr>
           <w:rFonts w:ascii="Arial Narrow" w:eastAsia="Calibri" w:hAnsi="Arial Narrow" w:cs="Arial"/>
           <w:kern w:val="0"/>
-          <ns2:ligatures ns2:val="none"/>
+          <w14:ligatures w14:val="none"/>
         </w:rPr>
         <w:t>en caso califique como micro empresa o pequeña empresa, presentar los documentos que acrediten su volumen de ventas o ingresos brutos percibidos el año anterior relativo a todas sus actividades económicas y el número de trabajadores con el que cuenta</w:t>
       </w:r>
@@ -4389,7 +4326,7 @@
           <w:rFonts w:ascii="Arial Narrow" w:eastAsia="Calibri" w:hAnsi="Arial Narrow" w:cs="Arial"/>
           <w:kern w:val="0"/>
           <w:vertAlign w:val="superscript"/>
-          <ns2:ligatures ns2:val="none"/>
+          <w14:ligatures w14:val="none"/>
         </w:rPr>
         <w:footnoteReference w:id="7"/>
       </w:r>
@@ -4397,7 +4334,7 @@
         <w:rPr>
           <w:rFonts w:ascii="Arial Narrow" w:eastAsia="Calibri" w:hAnsi="Arial Narrow" w:cs="Arial"/>
           <w:kern w:val="0"/>
-          <ns2:ligatures ns2:val="none"/>
+          <w14:ligatures w14:val="none"/>
         </w:rPr>
         <w:t>. Ello, a fin de que la Comisión pueda meritar dicha documentación, conforme lo establece el artículo 110</w:t>
       </w:r>
@@ -4407,7 +4344,7 @@
           <w:color w:val="000000"/>
           <w:kern w:val="0"/>
           <w:lang w:eastAsia="es-PE"/>
-          <ns2:ligatures ns2:val="none"/>
+          <w14:ligatures w14:val="none"/>
         </w:rPr>
         <w:t/>
       </w:r>
@@ -4415,7 +4352,7 @@
         <w:rPr>
           <w:rFonts w:ascii="Arial Narrow" w:eastAsia="Calibri" w:hAnsi="Arial Narrow" w:cs="Arial"/>
           <w:kern w:val="0"/>
-          <ns2:ligatures ns2:val="none"/>
+          <w14:ligatures w14:val="none"/>
         </w:rPr>
         <w:t xml:space="preserve"> del </w:t>
       </w:r>
@@ -4424,7 +4361,7 @@
           <w:rFonts w:ascii="Arial Narrow" w:eastAsia="Calibri" w:hAnsi="Arial Narrow" w:cs="Arial"/>
           <w:spacing w:val="-2"/>
           <w:kern w:val="0"/>
-          <ns2:ligatures ns2:val="none"/>
+          <w14:ligatures w14:val="none"/>
         </w:rPr>
         <w:t>Código</w:t>
       </w:r>
@@ -4435,7 +4372,7 @@
           <w:spacing w:val="-2"/>
           <w:kern w:val="0"/>
           <w:vertAlign w:val="superscript"/>
-          <ns2:ligatures ns2:val="none"/>
+          <w14:ligatures w14:val="none"/>
         </w:rPr>
         <w:footnoteReference w:id="8"/>
       </w:r>
@@ -4444,12 +4381,12 @@
           <w:rFonts w:ascii="Arial Narrow" w:eastAsia="Calibri" w:hAnsi="Arial Narrow" w:cs="Arial"/>
           <w:spacing w:val="-2"/>
           <w:kern w:val="0"/>
-          <ns2:ligatures ns2:val="none"/>
+          <w14:ligatures w14:val="none"/>
         </w:rPr>
         <w:t>.</w:t>
       </w:r>
     </w:p>
-    <w:p ns2:paraId="1F11FE32" ns2:textId="77777777">
+    <w:p>
       <w:pPr>
         <w:spacing w:after="0" w:line="240" w:lineRule="auto"/>
         <w:ind w:left="567"/>
@@ -4459,20 +4396,20 @@
           <w:color w:val="000000"/>
           <w:kern w:val="0"/>
           <w:lang w:eastAsia="es-PE"/>
-          <ns2:ligatures ns2:val="none"/>
-        </w:rPr>
-      </w:pPr>
-    </w:p>
-    <w:p>
-      <w:pPr>
-        <w:spacing w:after="0" w:line="240" w:lineRule="auto"/>
-        <w:jc w:val="both"/>
-        <w:rPr>
-          <w:rFonts w:ascii="Arial Narrow" w:eastAsia="Arial Narrow" w:hAnsi="Arial Narrow" w:cs="Arial Narrow"/>
-          <w:color w:val="000000"/>
-          <w:kern w:val="0"/>
-          <w:lang w:eastAsia="es-PE"/>
-          <ns2:ligatures ns2:val="none"/>
+          <w14:ligatures w14:val="none"/>
+        </w:rPr>
+      </w:pPr>
+    </w:p>
+    <w:p>
+      <w:pPr>
+        <w:spacing w:after="0" w:line="240" w:lineRule="auto"/>
+        <w:jc w:val="both"/>
+        <w:rPr>
+          <w:rFonts w:ascii="Arial Narrow" w:eastAsia="Arial Narrow" w:hAnsi="Arial Narrow" w:cs="Arial Narrow"/>
+          <w:color w:val="000000"/>
+          <w:kern w:val="0"/>
+          <w:lang w:eastAsia="es-PE"/>
+          <w14:ligatures w14:val="none"/>
         </w:rPr>
       </w:pPr>
       <w:r>
@@ -4491,42 +4428,82 @@
           <w:sz w:val="20"/>
           <w:szCs w:val="20"/>
         </w:rPr>
-        <w:t xml:space="preserve">correr traslado de la presente resolución a Interseguro Compañía de Seguros S.A. para que, de conformidad con lo dispuesto por el artículo 26 de la Ley sobre Facultades, Normas y Organización del Indecopi, aprobada por Decreto Legislativo 807, presente sus descargos sobre la imputación de cargos realizada en un plazo no mayor a cinco (5) días hábiles contado a partir del día siguiente de la notificación de la presente resolución, vencido el cual, el Secretario Técnico declarará en rebeldía al denunciado que no lo hubiera presentado. Debe precisarse que de conformidad con lo establecido por el artículo 223 del Texto Único Ordenado de la Ley 27444, Ley del Procedimiento Administrativo General, las alegaciones y los hechos relevantes de la reclamación, salvo que hayan sido específicamente negadas en la contestación, se tendrán por aceptadas o merituadas como ciertas.</w:t>
-      </w:r>
-    </w:p>
-    <w:p ns2:paraId="228F876C" ns2:textId="77777777">
-      <w:pPr>
-        <w:spacing w:after="0" w:line="240" w:lineRule="auto"/>
-        <w:jc w:val="both"/>
-        <w:rPr>
-          <w:rFonts w:ascii="Arial Narrow" w:eastAsia="Arial Narrow" w:hAnsi="Arial Narrow" w:cs="Arial Narrow"/>
-          <w:color w:val="000000"/>
-          <w:kern w:val="0"/>
-          <w:lang w:eastAsia="es-PE"/>
-          <ns2:ligatures ns2:val="none"/>
-        </w:rPr>
-      </w:pPr>
-    </w:p>
-    <w:p ns2:paraId="774AFBA5" ns2:textId="0122C663">
-      <w:pPr>
-        <w:spacing w:after="0" w:line="240" w:lineRule="auto"/>
-        <w:jc w:val="both"/>
-        <w:rPr>
-          <w:rFonts w:ascii="Arial Narrow" w:eastAsia="Times New Roman" w:hAnsi="Arial Narrow" w:cs="Arial"/>
-          <w:color w:val="000000"/>
-          <w:kern w:val="0"/>
+        <w:t xml:space="preserve">correr traslado de la presente resolución a Interseguro Compañía de Seguros S.A. para que, de conformidad con lo dispuesto por el artículo 26 de la Ley sobre Facultades, Normas y Organización del Indecopi, aprobada por Decreto Legislativo 807</w:t>
+      </w:r>
+      <w:r>
+        <w:rPr>
+          <w:rStyle w:val="Refdenotaalpie"/>
+          <w:rFonts w:ascii="Arial Narrow" w:eastAsia="Times New Roman" w:hAnsi="Arial Narrow" w:cs="Times New Roman"/>
+          <w:color w:val="000000"/>
+          <w:kern w:val="0"/>
+          <w:vertAlign w:val="superscript"/>
           <w:lang w:val="es-ES" w:eastAsia="es-ES"/>
-          <ns2:ligatures ns2:val="none"/>
-        </w:rPr>
-      </w:pPr>
-      <w:r>
-        <w:rPr>
-          <w:rFonts w:ascii="Arial Narrow" w:eastAsia="Arial Narrow" w:hAnsi="Arial Narrow" w:cs="Arial Narrow"/>
-          <w:b/>
-          <w:color w:val="000000"/>
-          <w:kern w:val="0"/>
-          <w:lang w:eastAsia="es-PE"/>
-          <ns2:ligatures ns2:val="none"/>
+          <w14:ligatures w14:val="none"/>
+        </w:rPr>
+        <w:footnoteReference w:id="14"/>
+      </w:r>
+      <w:r>
+        <w:rPr>
+          <w:rFonts w:ascii="Arial Narrow" w:hAnsi="Arial Narrow" w:cs="Arial Narrow"/>
+          <w:sz w:val="20"/>
+          <w:szCs w:val="20"/>
+        </w:rPr>
+        <w:t xml:space="preserve">, presente sus descargos sobre la imputación de cargos realizada en un plazo no mayor a cinco (5) días hábiles contado a partir del día siguiente de la notificación de la presente resolución, vencido el cual, el Secretario Técnico declarará en rebeldía al denunciado que no lo hubiera presentado. Debe precisarse que de conformidad con lo establecido por el artículo 223 del Texto Único Ordenado de la Ley 27444, Ley del Procedimiento Administrativo General</w:t>
+      </w:r>
+      <w:r>
+        <w:rPr>
+          <w:rStyle w:val="Refdenotaalpie"/>
+          <w:rFonts w:ascii="Arial Narrow" w:eastAsia="Times New Roman" w:hAnsi="Arial Narrow" w:cs="Times New Roman"/>
+          <w:color w:val="000000"/>
+          <w:kern w:val="0"/>
+          <w:vertAlign w:val="superscript"/>
+          <w:lang w:val="es-ES" w:eastAsia="es-ES"/>
+          <w14:ligatures w14:val="none"/>
+        </w:rPr>
+        <w:footnoteReference w:id="15"/>
+      </w:r>
+      <w:r>
+        <w:rPr>
+          <w:rFonts w:ascii="Arial Narrow" w:hAnsi="Arial Narrow" w:cs="Arial Narrow"/>
+          <w:sz w:val="20"/>
+          <w:szCs w:val="20"/>
+        </w:rPr>
+        <w:t xml:space="preserve">, las alegaciones y los hechos relevantes de la reclamación, salvo que hayan sido específicamente negadas en la contestación, se tendrán por aceptadas o merituadas como ciertas.</w:t>
+      </w:r>
+    </w:p>
+    <w:p>
+      <w:pPr>
+        <w:spacing w:after="0" w:line="240" w:lineRule="auto"/>
+        <w:jc w:val="both"/>
+        <w:rPr>
+          <w:rFonts w:ascii="Arial Narrow" w:eastAsia="Arial Narrow" w:hAnsi="Arial Narrow" w:cs="Arial Narrow"/>
+          <w:color w:val="000000"/>
+          <w:kern w:val="0"/>
+          <w:lang w:eastAsia="es-PE"/>
+          <w14:ligatures w14:val="none"/>
+        </w:rPr>
+      </w:pPr>
+    </w:p>
+    <w:p>
+      <w:pPr>
+        <w:spacing w:after="0" w:line="240" w:lineRule="auto"/>
+        <w:jc w:val="both"/>
+        <w:rPr>
+          <w:rFonts w:ascii="Arial Narrow" w:eastAsia="Times New Roman" w:hAnsi="Arial Narrow" w:cs="Arial"/>
+          <w:color w:val="000000"/>
+          <w:kern w:val="0"/>
+          <w:lang w:val="es-ES" w:eastAsia="es-ES"/>
+          <w14:ligatures w14:val="none"/>
+        </w:rPr>
+      </w:pPr>
+      <w:r>
+        <w:rPr>
+          <w:rFonts w:ascii="Arial Narrow" w:eastAsia="Arial Narrow" w:hAnsi="Arial Narrow" w:cs="Arial Narrow"/>
+          <w:b/>
+          <w:color w:val="000000"/>
+          <w:kern w:val="0"/>
+          <w:lang w:eastAsia="es-PE"/>
+          <w14:ligatures w14:val="none"/>
         </w:rPr>
         <w:t xml:space="preserve">QUINTO: </w:t>
       </w:r>
@@ -4537,7 +4514,7 @@
           <w:color w:val="000000"/>
           <w:kern w:val="0"/>
           <w:lang w:eastAsia="es-ES"/>
-          <ns2:ligatures ns2:val="none"/>
+          <w14:ligatures w14:val="none"/>
         </w:rPr>
         <w:t xml:space="preserve">requerir </w:t>
       </w:r>
@@ -4547,7 +4524,7 @@
           <w:color w:val="000000"/>
           <w:kern w:val="0"/>
           <w:lang w:val="es-ES" w:eastAsia="es-ES"/>
-          <ns2:ligatures ns2:val="none"/>
+          <w14:ligatures w14:val="none"/>
         </w:rPr>
         <w:t xml:space="preserve">que, en un </w:t>
       </w:r>
@@ -4557,7 +4534,7 @@
           <w:color w:val="000000"/>
           <w:kern w:val="0"/>
           <w:lang w:eastAsia="es-ES"/>
-          <ns2:ligatures ns2:val="none"/>
+          <w14:ligatures w14:val="none"/>
         </w:rPr>
         <w:t>plazo no mayor de cinco (5) días hábiles contado a partir del día siguiente de la notificación de la presente resolución</w:t>
       </w:r>
@@ -4568,7 +4545,7 @@
           <w:color w:val="000000"/>
           <w:kern w:val="0"/>
           <w:lang w:eastAsia="es-ES"/>
-          <ns2:ligatures ns2:val="none"/>
+          <w14:ligatures w14:val="none"/>
         </w:rPr>
         <w:t xml:space="preserve">, </w:t>
       </w:r>
@@ -4580,7 +4557,7 @@
           <w:kern w:val="0"/>
           <w:shd w:val="clear" w:color="auto" w:fill="FFFFFF"/>
           <w:lang w:eastAsia="es-PE"/>
-          <ns2:ligatures ns2:val="none"/>
+          <w14:ligatures w14:val="none"/>
         </w:rPr>
         <w:t>el proveedor denunciado</w:t>
       </w:r>
@@ -4590,7 +4567,7 @@
           <w:color w:val="000000"/>
           <w:kern w:val="0"/>
           <w:lang w:eastAsia="es-ES"/>
-          <ns2:ligatures ns2:val="none"/>
+          <w14:ligatures w14:val="none"/>
         </w:rPr>
         <w:t xml:space="preserve"> </w:t>
       </w:r>
@@ -4601,7 +4578,7 @@
           <w:color w:val="000000"/>
           <w:kern w:val="0"/>
           <w:lang w:val="es-ES" w:eastAsia="es-ES"/>
-          <ns2:ligatures ns2:val="none"/>
+          <w14:ligatures w14:val="none"/>
         </w:rPr>
         <w:t xml:space="preserve">cumpla con: </w:t>
       </w:r>
@@ -4611,7 +4588,7 @@
           <w:color w:val="000000"/>
           <w:kern w:val="0"/>
           <w:lang w:val="es-ES" w:eastAsia="es-ES"/>
-          <ns2:ligatures ns2:val="none"/>
+          <w14:ligatures w14:val="none"/>
         </w:rPr>
         <w:t>(i) presentar una copia completa, legible y debidamente suscrita de la Póliza 08200008016 del Seguro Rumbo, así como el cargo de remisión de la póliza; (</w:t>
       </w:r>
@@ -4622,7 +4599,7 @@
           <w:color w:val="000000"/>
           <w:kern w:val="0"/>
           <w:lang w:val="es-ES" w:eastAsia="es-ES"/>
-          <ns2:ligatures ns2:val="none"/>
+          <w14:ligatures w14:val="none"/>
         </w:rPr>
         <w:t>ii</w:t>
       </w:r>
@@ -4633,7 +4610,7 @@
           <w:color w:val="000000"/>
           <w:kern w:val="0"/>
           <w:lang w:val="es-ES" w:eastAsia="es-ES"/>
-          <ns2:ligatures ns2:val="none"/>
+          <w14:ligatures w14:val="none"/>
         </w:rPr>
         <w:t xml:space="preserve">) presentar los medios probatorios que acrediten que el valor de la devolución total consignada de S/ 48 428,00 por los siete (7) años de vigencia de la Póliza 08200008016 fue conforme a lo ofrecido por la compañía aseguradora </w:t>
       </w:r>
@@ -4643,7 +4620,7 @@
           <w:color w:val="000000"/>
           <w:kern w:val="0"/>
           <w:lang w:val="es-ES" w:eastAsia="es-ES"/>
-          <ns2:ligatures ns2:val="none"/>
+          <w14:ligatures w14:val="none"/>
         </w:rPr>
         <w:t xml:space="preserve">a la denunciante </w:t>
       </w:r>
@@ -4653,7 +4630,7 @@
           <w:color w:val="000000"/>
           <w:kern w:val="0"/>
           <w:lang w:val="es-ES" w:eastAsia="es-ES"/>
-          <ns2:ligatures ns2:val="none"/>
+          <w14:ligatures w14:val="none"/>
         </w:rPr>
         <w:t xml:space="preserve">el 16 de setiembre de 2025; y, (</w:t>
       </w:r>
@@ -4664,7 +4641,7 @@
           <w:color w:val="000000"/>
           <w:kern w:val="0"/>
           <w:lang w:val="es-ES" w:eastAsia="es-ES"/>
-          <ns2:ligatures ns2:val="none"/>
+          <w14:ligatures w14:val="none"/>
         </w:rPr>
         <w:t>iii</w:t>
       </w:r>
@@ -4675,7 +4652,7 @@
           <w:color w:val="000000"/>
           <w:kern w:val="0"/>
           <w:lang w:val="es-ES" w:eastAsia="es-ES"/>
-          <ns2:ligatures ns2:val="none"/>
+          <w14:ligatures w14:val="none"/>
         </w:rPr>
         <w:t>) presentar todas las comunicaciones cursadas con la parte denunciante en virtud de los hechos materia de denuncia</w:t>
       </w:r>
@@ -4685,12 +4662,12 @@
           <w:color w:val="000000"/>
           <w:kern w:val="0"/>
           <w:lang w:val="es-ES" w:eastAsia="es-ES"/>
-          <ns2:ligatures ns2:val="none"/>
+          <w14:ligatures w14:val="none"/>
         </w:rPr>
         <w:t>.</w:t>
       </w:r>
     </w:p>
-    <w:p ns2:paraId="12A4D8BD" ns2:textId="77777777">
+    <w:p>
       <w:pPr>
         <w:spacing w:after="0" w:line="240" w:lineRule="auto"/>
         <w:jc w:val="both"/>
@@ -4700,30 +4677,30 @@
           <w:color w:val="000000"/>
           <w:kern w:val="0"/>
           <w:lang w:val="es-ES" w:eastAsia="es-PE"/>
-          <ns2:ligatures ns2:val="none"/>
-        </w:rPr>
-      </w:pPr>
-    </w:p>
-    <w:p ns2:paraId="591B7E6F" ns2:textId="77777777">
-      <w:pPr>
-        <w:spacing w:after="0" w:line="240" w:lineRule="auto"/>
-        <w:jc w:val="both"/>
-        <w:rPr>
-          <w:rFonts w:ascii="Arial Narrow" w:eastAsia="Arial Narrow" w:hAnsi="Arial Narrow" w:cs="Arial Narrow"/>
-          <w:color w:val="000000"/>
-          <w:kern w:val="0"/>
-          <w:lang w:eastAsia="es-PE"/>
-          <ns2:ligatures ns2:val="none"/>
-        </w:rPr>
-      </w:pPr>
-      <w:r>
-        <w:rPr>
-          <w:rFonts w:ascii="Arial Narrow" w:eastAsia="Arial Narrow" w:hAnsi="Arial Narrow" w:cs="Arial Narrow"/>
-          <w:b/>
-          <w:color w:val="000000"/>
-          <w:kern w:val="0"/>
-          <w:lang w:eastAsia="es-PE"/>
-          <ns2:ligatures ns2:val="none"/>
+          <w14:ligatures w14:val="none"/>
+        </w:rPr>
+      </w:pPr>
+    </w:p>
+    <w:p>
+      <w:pPr>
+        <w:spacing w:after="0" w:line="240" w:lineRule="auto"/>
+        <w:jc w:val="both"/>
+        <w:rPr>
+          <w:rFonts w:ascii="Arial Narrow" w:eastAsia="Arial Narrow" w:hAnsi="Arial Narrow" w:cs="Arial Narrow"/>
+          <w:color w:val="000000"/>
+          <w:kern w:val="0"/>
+          <w:lang w:eastAsia="es-PE"/>
+          <w14:ligatures w14:val="none"/>
+        </w:rPr>
+      </w:pPr>
+      <w:r>
+        <w:rPr>
+          <w:rFonts w:ascii="Arial Narrow" w:eastAsia="Arial Narrow" w:hAnsi="Arial Narrow" w:cs="Arial Narrow"/>
+          <w:b/>
+          <w:color w:val="000000"/>
+          <w:kern w:val="0"/>
+          <w:lang w:eastAsia="es-PE"/>
+          <w14:ligatures w14:val="none"/>
         </w:rPr>
         <w:t>SEXTO:</w:t>
       </w:r>
@@ -4733,7 +4710,7 @@
           <w:color w:val="000000"/>
           <w:kern w:val="0"/>
           <w:lang w:eastAsia="es-PE"/>
-          <ns2:ligatures ns2:val="none"/>
+          <w14:ligatures w14:val="none"/>
         </w:rPr>
         <w:t xml:space="preserve"> </w:t>
       </w:r>
@@ -4744,7 +4721,7 @@
           <w:color w:val="000000"/>
           <w:kern w:val="0"/>
           <w:lang w:eastAsia="es-PE"/>
-          <ns2:ligatures ns2:val="none"/>
+          <w14:ligatures w14:val="none"/>
         </w:rPr>
         <w:t>informar a las partes que el artículo 110</w:t>
       </w:r>
@@ -4754,7 +4731,7 @@
           <w:color w:val="000000"/>
           <w:kern w:val="0"/>
           <w:lang w:eastAsia="es-PE"/>
-          <ns2:ligatures ns2:val="none"/>
+          <w14:ligatures w14:val="none"/>
         </w:rPr>
         <w:t/>
       </w:r>
@@ -4764,7 +4741,7 @@
           <w:color w:val="000000"/>
           <w:kern w:val="0"/>
           <w:lang w:eastAsia="es-PE"/>
-          <ns2:ligatures ns2:val="none"/>
+          <w14:ligatures w14:val="none"/>
         </w:rPr>
         <w:t xml:space="preserve"> de la Ley 29571, Código de Protección y Defensa del Consumidor</w:t>
       </w:r>
@@ -4776,7 +4753,7 @@
           <w:kern w:val="0"/>
           <w:vertAlign w:val="superscript"/>
           <w:lang w:eastAsia="es-PE"/>
-          <ns2:ligatures ns2:val="none"/>
+          <w14:ligatures w14:val="none"/>
         </w:rPr>
         <w:footnoteReference w:id="9"/>
       </w:r>
@@ -4786,7 +4763,7 @@
           <w:color w:val="000000"/>
           <w:kern w:val="0"/>
           <w:lang w:eastAsia="es-PE"/>
-          <ns2:ligatures ns2:val="none"/>
+          <w14:ligatures w14:val="none"/>
         </w:rPr>
         <w:t xml:space="preserve">, faculta a la Comisión a calificar las infracciones de la referida norma como leves, graves o </w:t>
       </w:r>
@@ -4796,7 +4773,7 @@
           <w:color w:val="000000"/>
           <w:kern w:val="0"/>
           <w:lang w:eastAsia="es-PE"/>
-          <ns2:ligatures ns2:val="none"/>
+          <w14:ligatures w14:val="none"/>
         </w:rPr>
         <w:lastRenderedPageBreak/>
         <w:t>muy graves e imponer sanciones que van desde una amonestación hasta una multa por un máximo de 450 Unidades Impositivas Tributarias, sin perjuicio de las medidas correctivas, reparadoras y complementarias, que puedan ordenarse de acuerdo a lo estipulado en los artículos 114</w:t>
@@ -4807,7 +4784,7 @@
           <w:color w:val="000000"/>
           <w:kern w:val="0"/>
           <w:lang w:eastAsia="es-PE"/>
-          <ns2:ligatures ns2:val="none"/>
+          <w14:ligatures w14:val="none"/>
         </w:rPr>
         <w:t/>
       </w:r>
@@ -4817,7 +4794,7 @@
           <w:color w:val="000000"/>
           <w:kern w:val="0"/>
           <w:lang w:eastAsia="es-PE"/>
-          <ns2:ligatures ns2:val="none"/>
+          <w14:ligatures w14:val="none"/>
         </w:rPr>
         <w:t>, 115</w:t>
       </w:r>
@@ -4827,7 +4804,7 @@
           <w:color w:val="000000"/>
           <w:kern w:val="0"/>
           <w:lang w:eastAsia="es-PE"/>
-          <ns2:ligatures ns2:val="none"/>
+          <w14:ligatures w14:val="none"/>
         </w:rPr>
         <w:t/>
       </w:r>
@@ -4837,7 +4814,7 @@
           <w:color w:val="000000"/>
           <w:kern w:val="0"/>
           <w:lang w:eastAsia="es-PE"/>
-          <ns2:ligatures ns2:val="none"/>
+          <w14:ligatures w14:val="none"/>
         </w:rPr>
         <w:t xml:space="preserve"> y 116</w:t>
       </w:r>
@@ -4847,7 +4824,7 @@
           <w:color w:val="000000"/>
           <w:kern w:val="0"/>
           <w:lang w:eastAsia="es-PE"/>
-          <ns2:ligatures ns2:val="none"/>
+          <w14:ligatures w14:val="none"/>
         </w:rPr>
         <w:t/>
       </w:r>
@@ -4857,7 +4834,7 @@
           <w:color w:val="000000"/>
           <w:kern w:val="0"/>
           <w:lang w:eastAsia="es-PE"/>
-          <ns2:ligatures ns2:val="none"/>
+          <w14:ligatures w14:val="none"/>
         </w:rPr>
         <w:t xml:space="preserve"> de la referida norma</w:t>
       </w:r>
@@ -4869,7 +4846,7 @@
           <w:kern w:val="0"/>
           <w:vertAlign w:val="superscript"/>
           <w:lang w:eastAsia="es-PE"/>
-          <ns2:ligatures ns2:val="none"/>
+          <w14:ligatures w14:val="none"/>
         </w:rPr>
         <w:footnoteReference w:id="10"/>
       </w:r>
@@ -4879,7 +4856,7 @@
           <w:color w:val="000000"/>
           <w:kern w:val="0"/>
           <w:lang w:eastAsia="es-PE"/>
-          <ns2:ligatures ns2:val="none"/>
+          <w14:ligatures w14:val="none"/>
         </w:rPr>
         <w:t xml:space="preserve">. </w:t>
       </w:r>
@@ -4890,7 +4867,7 @@
           <w:color w:val="000000"/>
           <w:kern w:val="0"/>
           <w:lang w:eastAsia="es-PE"/>
-          <ns2:ligatures ns2:val="none"/>
+          <w14:ligatures w14:val="none"/>
         </w:rPr>
         <w:lastRenderedPageBreak/>
         <w:t>Asimismo, se consideran circunstancias atenuantes para la graduación de la sanción, el allanamiento de la denuncia o el reconocimiento de las pretensiones en ella contenidas, de acuerdo con el artículo 112</w:t>
@@ -4901,7 +4878,7 @@
           <w:color w:val="000000"/>
           <w:kern w:val="0"/>
           <w:lang w:eastAsia="es-PE"/>
-          <ns2:ligatures ns2:val="none"/>
+          <w14:ligatures w14:val="none"/>
         </w:rPr>
         <w:t/>
       </w:r>
@@ -4911,7 +4888,7 @@
           <w:color w:val="000000"/>
           <w:kern w:val="0"/>
           <w:lang w:eastAsia="es-PE"/>
-          <ns2:ligatures ns2:val="none"/>
+          <w14:ligatures w14:val="none"/>
         </w:rPr>
         <w:t xml:space="preserve"> del Código</w:t>
       </w:r>
@@ -4923,7 +4900,7 @@
           <w:kern w:val="0"/>
           <w:vertAlign w:val="superscript"/>
           <w:lang w:eastAsia="es-PE"/>
-          <ns2:ligatures ns2:val="none"/>
+          <w14:ligatures w14:val="none"/>
         </w:rPr>
         <w:footnoteReference w:id="11"/>
       </w:r>
@@ -4933,12 +4910,12 @@
           <w:color w:val="000000"/>
           <w:kern w:val="0"/>
           <w:lang w:eastAsia="es-PE"/>
-          <ns2:ligatures ns2:val="none"/>
+          <w14:ligatures w14:val="none"/>
         </w:rPr>
         <w:t>.</w:t>
       </w:r>
     </w:p>
-    <w:p ns2:paraId="0ECE55DF" ns2:textId="77777777">
+    <w:p>
       <w:pPr>
         <w:shd w:val="clear" w:color="auto" w:fill="FFFFFF"/>
         <w:spacing w:after="0" w:line="240" w:lineRule="auto"/>
@@ -4949,11 +4926,11 @@
           <w:color w:val="000000"/>
           <w:kern w:val="0"/>
           <w:lang w:eastAsia="es-PE"/>
-          <ns2:ligatures ns2:val="none"/>
-        </w:rPr>
-      </w:pPr>
-    </w:p>
-    <w:p ns2:paraId="1CC114EB" ns2:textId="77777777">
+          <w14:ligatures w14:val="none"/>
+        </w:rPr>
+      </w:pPr>
+    </w:p>
+    <w:p>
       <w:pPr>
         <w:shd w:val="clear" w:color="auto" w:fill="FFFFFF"/>
         <w:spacing w:after="0" w:line="240" w:lineRule="auto"/>
@@ -4963,17 +4940,17 @@
           <w:color w:val="000000"/>
           <w:kern w:val="0"/>
           <w:lang w:eastAsia="es-PE"/>
-          <ns2:ligatures ns2:val="none"/>
-        </w:rPr>
-      </w:pPr>
-      <w:r>
-        <w:rPr>
-          <w:rFonts w:ascii="Arial Narrow" w:eastAsia="Arial Narrow" w:hAnsi="Arial Narrow" w:cs="Arial Narrow"/>
-          <w:b/>
-          <w:color w:val="000000"/>
-          <w:kern w:val="0"/>
-          <w:lang w:eastAsia="es-PE"/>
-          <ns2:ligatures ns2:val="none"/>
+          <w14:ligatures w14:val="none"/>
+        </w:rPr>
+      </w:pPr>
+      <w:r>
+        <w:rPr>
+          <w:rFonts w:ascii="Arial Narrow" w:eastAsia="Arial Narrow" w:hAnsi="Arial Narrow" w:cs="Arial Narrow"/>
+          <w:b/>
+          <w:color w:val="000000"/>
+          <w:kern w:val="0"/>
+          <w:lang w:eastAsia="es-PE"/>
+          <w14:ligatures w14:val="none"/>
         </w:rPr>
         <w:t>SÉTIMO:</w:t>
       </w:r>
@@ -4983,7 +4960,7 @@
           <w:color w:val="000000"/>
           <w:kern w:val="0"/>
           <w:lang w:eastAsia="es-PE"/>
-          <ns2:ligatures ns2:val="none"/>
+          <w14:ligatures w14:val="none"/>
         </w:rPr>
         <w:t xml:space="preserve"> informar a las partes que conforme a lo establecido en el artículo 39</w:t>
       </w:r>
@@ -4993,7 +4970,7 @@
           <w:color w:val="000000"/>
           <w:kern w:val="0"/>
           <w:lang w:eastAsia="es-PE"/>
-          <ns2:ligatures ns2:val="none"/>
+          <w14:ligatures w14:val="none"/>
         </w:rPr>
         <w:t/>
       </w:r>
@@ -5003,12 +4980,12 @@
           <w:color w:val="000000"/>
           <w:kern w:val="0"/>
           <w:lang w:eastAsia="es-PE"/>
-          <ns2:ligatures ns2:val="none"/>
+          <w14:ligatures w14:val="none"/>
         </w:rPr>
         <w:t xml:space="preserve"> de la Ley sobre Facultades, Normas y Organización del Indecopi, aprobada por Decreto Legislativo 807, los gastos por los peritajes realizados, actuación de pruebas, inspecciones y otros derivados de la tramitación del proceso serán de cargo de la parte que solicita la prueba, salvo pacto en contrario. En todos los casos, la resolución final determinará si los gastos deben ser asumidos por alguna de las partes, o reembolsados a la otra parte o al Indecopi, según sea el caso, de manera adicional a la sanción que haya podido imponerse. </w:t>
       </w:r>
     </w:p>
-    <w:p ns2:paraId="364C4B19" ns2:textId="77777777">
+    <w:p>
       <w:pPr>
         <w:shd w:val="clear" w:color="auto" w:fill="FFFFFF"/>
         <w:spacing w:after="0" w:line="240" w:lineRule="auto"/>
@@ -5018,11 +4995,11 @@
           <w:color w:val="000000"/>
           <w:kern w:val="0"/>
           <w:lang w:eastAsia="es-PE"/>
-          <ns2:ligatures ns2:val="none"/>
-        </w:rPr>
-      </w:pPr>
-    </w:p>
-    <w:p ns2:paraId="27E9BBC0" ns2:textId="77777777">
+          <w14:ligatures w14:val="none"/>
+        </w:rPr>
+      </w:pPr>
+    </w:p>
+    <w:p>
       <w:pPr>
         <w:suppressAutoHyphens/>
         <w:spacing w:after="0" w:line="240" w:lineRule="auto"/>
@@ -5031,7 +5008,7 @@
           <w:rFonts w:ascii="Arial Narrow" w:eastAsia="Calibri" w:hAnsi="Arial Narrow" w:cs="Arial"/>
           <w:kern w:val="0"/>
           <w:u w:val="single"/>
-          <ns2:ligatures ns2:val="none"/>
+          <w14:ligatures w14:val="none"/>
         </w:rPr>
       </w:pPr>
       <w:r>
@@ -5040,7 +5017,7 @@
           <w:b/>
           <w:bCs/>
           <w:kern w:val="0"/>
-          <ns2:ligatures ns2:val="none"/>
+          <w14:ligatures w14:val="none"/>
         </w:rPr>
         <w:t>OCTAVO</w:t>
       </w:r>
@@ -5049,7 +5026,7 @@
           <w:rFonts w:ascii="Arial Narrow" w:eastAsia="Calibri" w:hAnsi="Arial Narrow" w:cs="Arial"/>
           <w:b/>
           <w:kern w:val="0"/>
-          <ns2:ligatures ns2:val="none"/>
+          <w14:ligatures w14:val="none"/>
         </w:rPr>
         <w:t>:</w:t>
       </w:r>
@@ -5057,7 +5034,7 @@
         <w:rPr>
           <w:rFonts w:ascii="Arial Narrow" w:eastAsia="Calibri" w:hAnsi="Arial Narrow" w:cs="Arial"/>
           <w:kern w:val="0"/>
-          <ns2:ligatures ns2:val="none"/>
+          <w14:ligatures w14:val="none"/>
         </w:rPr>
         <w:t xml:space="preserve"> comunicar a las partes que, de acuerdo a lo señalado por el artículo 29</w:t>
       </w:r>
@@ -5067,7 +5044,7 @@
           <w:color w:val="000000"/>
           <w:kern w:val="0"/>
           <w:lang w:eastAsia="es-PE"/>
-          <ns2:ligatures ns2:val="none"/>
+          <w14:ligatures w14:val="none"/>
         </w:rPr>
         <w:t/>
       </w:r>
@@ -5075,7 +5052,7 @@
         <w:rPr>
           <w:rFonts w:ascii="Arial Narrow" w:eastAsia="Calibri" w:hAnsi="Arial Narrow" w:cs="Arial"/>
           <w:kern w:val="0"/>
-          <ns2:ligatures ns2:val="none"/>
+          <w14:ligatures w14:val="none"/>
         </w:rPr>
         <w:t xml:space="preserve"> del Decreto Legislativo 807</w:t>
       </w:r>
@@ -5085,7 +5062,7 @@
           <w:rFonts w:ascii="Arial Narrow" w:eastAsia="Calibri" w:hAnsi="Arial Narrow" w:cs="Arial"/>
           <w:kern w:val="0"/>
           <w:vertAlign w:val="superscript"/>
-          <ns2:ligatures ns2:val="none"/>
+          <w14:ligatures w14:val="none"/>
         </w:rPr>
         <w:footnoteReference w:id="12"/>
       </w:r>
@@ -5093,7 +5070,7 @@
         <w:rPr>
           <w:rFonts w:ascii="Arial Narrow" w:eastAsia="Calibri" w:hAnsi="Arial Narrow" w:cs="Arial"/>
           <w:kern w:val="0"/>
-          <ns2:ligatures ns2:val="none"/>
+          <w14:ligatures w14:val="none"/>
         </w:rPr>
         <w:t xml:space="preserve">, hasta antes de la emisión de la Resolución Final tienen la posibilidad de solicitar una audiencia de conciliación. En caso deleguen a favor de una tercera persona su actuación en la diligencia programada, esta deberá presentar un poder especial con firma legalizada ante Notario Público, donde conste </w:t>
       </w:r>
@@ -5102,7 +5079,7 @@
           <w:rFonts w:ascii="Arial Narrow" w:eastAsia="Calibri" w:hAnsi="Arial Narrow" w:cs="Arial"/>
           <w:kern w:val="0"/>
           <w:u w:val="single"/>
-          <ns2:ligatures ns2:val="none"/>
+          <w14:ligatures w14:val="none"/>
         </w:rPr>
         <w:t>expresamente su facultad para asistir y conciliar en su representación</w:t>
       </w:r>
@@ -5111,7 +5088,7 @@
           <w:rFonts w:ascii="Arial Narrow" w:eastAsia="Calibri" w:hAnsi="Arial Narrow" w:cs="Arial"/>
           <w:bCs/>
           <w:kern w:val="0"/>
-          <ns2:ligatures ns2:val="none"/>
+          <w14:ligatures w14:val="none"/>
         </w:rPr>
         <w:t>.</w:t>
       </w:r>
@@ -5121,7 +5098,7 @@
           <w:b/>
           <w:bCs/>
           <w:kern w:val="0"/>
-          <ns2:ligatures ns2:val="none"/>
+          <w14:ligatures w14:val="none"/>
         </w:rPr>
         <w:t xml:space="preserve"> </w:t>
       </w:r>
@@ -5130,12 +5107,12 @@
           <w:rFonts w:ascii="Arial Narrow" w:eastAsia="Calibri" w:hAnsi="Arial Narrow" w:cs="Arial"/>
           <w:kern w:val="0"/>
           <w:u w:val="single"/>
-          <ns2:ligatures ns2:val="none"/>
+          <w14:ligatures w14:val="none"/>
         </w:rPr>
         <w:t xml:space="preserve">Ello bajo apercibimiento de no realizar la audiencia de conciliación y levantar el acta de inasistencia correspondiente. </w:t>
       </w:r>
     </w:p>
-    <w:p ns2:paraId="4CD47B08" ns2:textId="77777777">
+    <w:p>
       <w:pPr>
         <w:suppressAutoHyphens/>
         <w:spacing w:after="0" w:line="240" w:lineRule="auto"/>
@@ -5144,11 +5121,11 @@
           <w:rFonts w:ascii="Arial Narrow" w:eastAsia="Calibri" w:hAnsi="Arial Narrow" w:cs="Arial"/>
           <w:kern w:val="0"/>
           <w:u w:val="single"/>
-          <ns2:ligatures ns2:val="none"/>
-        </w:rPr>
-      </w:pPr>
-    </w:p>
-    <w:p ns2:paraId="0E80CA49" ns2:textId="77777777">
+          <w14:ligatures w14:val="none"/>
+        </w:rPr>
+      </w:pPr>
+    </w:p>
+    <w:p>
       <w:pPr>
         <w:suppressAutoHyphens/>
         <w:spacing w:after="0" w:line="240" w:lineRule="auto"/>
@@ -5158,7 +5135,7 @@
           <w:color w:val="000000"/>
           <w:kern w:val="0"/>
           <w:lang w:eastAsia="es-PE"/>
-          <ns2:ligatures ns2:val="none"/>
+          <w14:ligatures w14:val="none"/>
         </w:rPr>
       </w:pPr>
       <w:r>
@@ -5168,7 +5145,7 @@
           <w:color w:val="000000"/>
           <w:kern w:val="0"/>
           <w:lang w:eastAsia="es-PE"/>
-          <ns2:ligatures ns2:val="none"/>
+          <w14:ligatures w14:val="none"/>
         </w:rPr>
         <w:t>NOVENO:</w:t>
       </w:r>
@@ -5178,14 +5155,14 @@
           <w:color w:val="000000"/>
           <w:kern w:val="0"/>
           <w:lang w:eastAsia="es-PE"/>
-          <ns2:ligatures ns2:val="none"/>
+          <w14:ligatures w14:val="none"/>
         </w:rPr>
         <w:t xml:space="preserve"> poner en conocimiento de las partes que, antes de la emisión de la Resolución Final, tienen la posibilidad de formular su desistimiento o presentar el acuerdo arribado mediante la conciliación, mediación, transacción o cualquier otro que, de forma indubitable, deje constancia que se ha solucionado la controversia materia de denuncia.</w:t>
       </w:r>
       <w:bookmarkStart w:id="26" w:name="h.gjdgxs" w:colFirst="0" w:colLast="0"/>
       <w:bookmarkEnd w:id="26"/>
     </w:p>
-    <w:p ns2:paraId="7DDD06F7" ns2:textId="77777777">
+    <w:p>
       <w:pPr>
         <w:suppressAutoHyphens/>
         <w:spacing w:after="0" w:line="240" w:lineRule="auto"/>
@@ -5195,11 +5172,11 @@
           <w:color w:val="000000"/>
           <w:kern w:val="0"/>
           <w:lang w:eastAsia="es-PE"/>
-          <ns2:ligatures ns2:val="none"/>
-        </w:rPr>
-      </w:pPr>
-    </w:p>
-    <w:p ns2:paraId="236137A1" ns2:textId="54C29EA1">
+          <w14:ligatures w14:val="none"/>
+        </w:rPr>
+      </w:pPr>
+    </w:p>
+    <w:p>
       <w:pPr>
         <w:suppressAutoHyphens/>
         <w:spacing w:after="0" w:line="240" w:lineRule="auto"/>
@@ -5222,7 +5199,7 @@
           <w:b/>
           <w:spacing w:val="-3"/>
           <w:kern w:val="0"/>
-          <ns2:ligatures ns2:val="none"/>
+          <w14:ligatures w14:val="none"/>
         </w:rPr>
         <w:t/>
       </w:r>
@@ -5232,7 +5209,7 @@
           <w:bCs/>
           <w:spacing w:val="-3"/>
           <w:kern w:val="0"/>
-          <ns2:ligatures ns2:val="none"/>
+          <w14:ligatures w14:val="none"/>
         </w:rPr>
         <w:t xml:space="preserve"/>
       </w:r>
@@ -5242,7 +5219,7 @@
           <w:bCs/>
           <w:spacing w:val="-3"/>
           <w:kern w:val="0"/>
-          <ns2:ligatures ns2:val="none"/>
+          <w14:ligatures w14:val="none"/>
         </w:rPr>
         <w:t xml:space="preserve"/>
       </w:r>
@@ -5253,7 +5230,7 @@
           <w:kern w:val="0"/>
           <w:shd w:val="clear" w:color="auto" w:fill="FFFFFF"/>
           <w:lang w:eastAsia="es-PE"/>
-          <ns2:ligatures ns2:val="none"/>
+          <w14:ligatures w14:val="none"/>
         </w:rPr>
         <w:t xml:space="preserve"/>
       </w:r>
@@ -5265,7 +5242,7 @@
           <w:kern w:val="0"/>
           <w:shd w:val="clear" w:color="auto" w:fill="FFFFFF"/>
           <w:lang w:eastAsia="es-PE"/>
-          <ns2:ligatures ns2:val="none"/>
+          <w14:ligatures w14:val="none"/>
         </w:rPr>
         <w:t/>
       </w:r>
@@ -5277,7 +5254,7 @@
           <w:kern w:val="0"/>
           <w:shd w:val="clear" w:color="auto" w:fill="FFFFFF"/>
           <w:lang w:eastAsia="es-PE"/>
-          <ns2:ligatures ns2:val="none"/>
+          <w14:ligatures w14:val="none"/>
         </w:rPr>
         <w:t xml:space="preserve"/>
       </w:r>
@@ -5309,7 +5286,7 @@
           <w:color w:val="000000"/>
           <w:kern w:val="0"/>
           <w:lang w:eastAsia="es-PE"/>
-          <ns2:ligatures ns2:val="none"/>
+          <w14:ligatures w14:val="none"/>
         </w:rPr>
         <w:t/>
       </w:r>
@@ -5326,7 +5303,7 @@
           <w:color w:val="000000"/>
           <w:kern w:val="0"/>
           <w:lang w:eastAsia="es-PE"/>
-          <ns2:ligatures ns2:val="none"/>
+          <w14:ligatures w14:val="none"/>
         </w:rPr>
         <w:t/>
       </w:r>
@@ -5361,7 +5338,7 @@
       </w:r>
     </w:p>
     <w:bookmarkEnd w:id="27"/>
-    <w:p ns2:paraId="639FE5BE" ns2:textId="77777777">
+    <w:p>
       <w:pPr>
         <w:suppressAutoHyphens/>
         <w:spacing w:after="0" w:line="240" w:lineRule="auto"/>
@@ -5371,7 +5348,7 @@
         </w:rPr>
       </w:pPr>
     </w:p>
-    <w:p ns2:paraId="083D8417" ns2:textId="6D9DA831">
+    <w:p>
       <w:pPr>
         <w:suppressAutoHyphens/>
         <w:spacing w:line="240" w:lineRule="auto"/>
@@ -5468,7 +5445,7 @@
       </w:r>
       <w:bookmarkStart w:id="28" w:name="_Hlk198890962"/>
     </w:p>
-    <w:p ns2:paraId="36317C11" ns2:textId="77777777">
+    <w:p>
       <w:pPr>
         <w:suppressAutoHyphens/>
         <w:spacing w:after="0" w:line="240" w:lineRule="auto"/>
@@ -5480,7 +5457,7 @@
       </w:pPr>
     </w:p>
     <w:bookmarkEnd w:id="28"/>
-    <w:p ns2:paraId="23716787" ns2:textId="77777777">
+    <w:p>
       <w:pPr>
         <w:suppressAutoHyphens/>
         <w:spacing w:after="0" w:line="240" w:lineRule="auto"/>
@@ -5490,36 +5467,36 @@
         </w:rPr>
       </w:pPr>
     </w:p>
-    <w:p ns2:paraId="509D673B" ns2:textId="77777777">
-      <w:pPr>
-        <w:spacing w:after="0" w:line="240" w:lineRule="auto"/>
-        <w:jc w:val="both"/>
-        <w:rPr>
-          <w:rFonts w:ascii="Arial Narrow" w:eastAsia="Arial Narrow" w:hAnsi="Arial Narrow" w:cs="Arial Narrow"/>
-          <w:b/>
-          <w:color w:val="000000"/>
-          <w:kern w:val="0"/>
-          <w:lang w:eastAsia="es-PE"/>
-          <ns2:ligatures ns2:val="none"/>
-        </w:rPr>
-      </w:pPr>
-    </w:p>
-    <w:p ns2:paraId="418E1D52" ns2:textId="77777777">
-      <w:pPr>
-        <w:spacing w:after="0" w:line="240" w:lineRule="auto"/>
-        <w:jc w:val="both"/>
-        <w:rPr>
-          <w:rFonts w:ascii="Arial Narrow" w:eastAsia="Arial Narrow" w:hAnsi="Arial Narrow" w:cs="Arial Narrow"/>
-          <w:b/>
-          <w:color w:val="000000"/>
-          <w:kern w:val="0"/>
-          <w:lang w:eastAsia="es-PE"/>
-          <ns2:ligatures ns2:val="none"/>
+    <w:p>
+      <w:pPr>
+        <w:spacing w:after="0" w:line="240" w:lineRule="auto"/>
+        <w:jc w:val="both"/>
+        <w:rPr>
+          <w:rFonts w:ascii="Arial Narrow" w:eastAsia="Arial Narrow" w:hAnsi="Arial Narrow" w:cs="Arial Narrow"/>
+          <w:b/>
+          <w:color w:val="000000"/>
+          <w:kern w:val="0"/>
+          <w:lang w:eastAsia="es-PE"/>
+          <w14:ligatures w14:val="none"/>
+        </w:rPr>
+      </w:pPr>
+    </w:p>
+    <w:p>
+      <w:pPr>
+        <w:spacing w:after="0" w:line="240" w:lineRule="auto"/>
+        <w:jc w:val="both"/>
+        <w:rPr>
+          <w:rFonts w:ascii="Arial Narrow" w:eastAsia="Arial Narrow" w:hAnsi="Arial Narrow" w:cs="Arial Narrow"/>
+          <w:b/>
+          <w:color w:val="000000"/>
+          <w:kern w:val="0"/>
+          <w:lang w:eastAsia="es-PE"/>
+          <w14:ligatures w14:val="none"/>
         </w:rPr>
       </w:pPr>
     </w:p>
     <w:bookmarkEnd w:id="0"/>
-    <w:p ns2:paraId="626EF8E7" ns2:textId="36A812F1">
+    <w:p>
       <w:pPr>
         <w:spacing w:after="0" w:line="240" w:lineRule="auto"/>
         <w:jc w:val="center"/>
@@ -5529,22 +5506,22 @@
           <w:color w:val="000000"/>
           <w:kern w:val="0"/>
           <w:lang w:eastAsia="es-PE"/>
-          <ns2:ligatures ns2:val="none"/>
-        </w:rPr>
-      </w:pPr>
-      <w:r>
-        <w:rPr>
-          <w:rFonts w:ascii="Arial Narrow" w:eastAsia="Arial Narrow" w:hAnsi="Arial Narrow" w:cs="Arial Narrow"/>
-          <w:b/>
-          <w:color w:val="000000"/>
-          <w:kern w:val="0"/>
-          <w:lang w:eastAsia="es-PE"/>
-          <ns2:ligatures ns2:val="none"/>
+          <w14:ligatures w14:val="none"/>
+        </w:rPr>
+      </w:pPr>
+      <w:r>
+        <w:rPr>
+          <w:rFonts w:ascii="Arial Narrow" w:eastAsia="Arial Narrow" w:hAnsi="Arial Narrow" w:cs="Arial Narrow"/>
+          <w:b/>
+          <w:color w:val="000000"/>
+          <w:kern w:val="0"/>
+          <w:lang w:eastAsia="es-PE"/>
+          <w14:ligatures w14:val="none"/>
         </w:rPr>
         <w:t>Firmado digitalmente por</w:t>
       </w:r>
     </w:p>
-    <w:p ns2:paraId="564FA57C" ns2:textId="77777777">
+    <w:p>
       <w:pPr>
         <w:spacing w:after="0" w:line="240" w:lineRule="auto"/>
         <w:jc w:val="center"/>
@@ -5554,7 +5531,7 @@
           <w:bCs/>
           <w:color w:val="000000"/>
           <w:kern w:val="0"/>
-          <ns2:ligatures ns2:val="none"/>
+          <w14:ligatures w14:val="none"/>
         </w:rPr>
       </w:pPr>
       <w:r>
@@ -5564,12 +5541,12 @@
           <w:bCs/>
           <w:color w:val="000000"/>
           <w:kern w:val="0"/>
-          <ns2:ligatures ns2:val="none"/>
+          <w14:ligatures w14:val="none"/>
         </w:rPr>
         <w:t>EVELING ROA QUISPE</w:t>
       </w:r>
     </w:p>
-    <w:p ns2:paraId="488C71A5" ns2:textId="77777777">
+    <w:p>
       <w:pPr>
         <w:spacing w:after="0" w:line="240" w:lineRule="auto"/>
         <w:jc w:val="center"/>
@@ -5579,7 +5556,7 @@
           <w:bCs/>
           <w:color w:val="000000"/>
           <w:kern w:val="0"/>
-          <ns2:ligatures ns2:val="none"/>
+          <w14:ligatures w14:val="none"/>
         </w:rPr>
       </w:pPr>
       <w:r>
@@ -5589,12 +5566,12 @@
           <w:bCs/>
           <w:color w:val="000000"/>
           <w:kern w:val="0"/>
-          <ns2:ligatures ns2:val="none"/>
+          <w14:ligatures w14:val="none"/>
         </w:rPr>
         <w:t>Secretaria Técnica</w:t>
       </w:r>
     </w:p>
-    <w:p ns2:paraId="4EF09A7C" ns2:textId="77777777">
+    <w:p>
       <w:pPr>
         <w:spacing w:after="0" w:line="240" w:lineRule="auto"/>
         <w:jc w:val="center"/>
@@ -5604,7 +5581,7 @@
           <w:bCs/>
           <w:color w:val="000000"/>
           <w:kern w:val="0"/>
-          <ns2:ligatures ns2:val="none"/>
+          <w14:ligatures w14:val="none"/>
         </w:rPr>
       </w:pPr>
       <w:r>
@@ -5614,26 +5591,26 @@
           <w:bCs/>
           <w:color w:val="000000"/>
           <w:kern w:val="0"/>
-          <ns2:ligatures ns2:val="none"/>
+          <w14:ligatures w14:val="none"/>
         </w:rPr>
         <w:t>Comisión de Protección al Consumidor 1</w:t>
       </w:r>
     </w:p>
-    <w:p ns2:paraId="7F637530" ns2:textId="77777777">
-      <w:pPr>
-        <w:spacing w:after="0" w:line="240" w:lineRule="auto"/>
-        <w:jc w:val="both"/>
-        <w:rPr>
-          <w:rFonts w:ascii="Arial Narrow" w:eastAsia="Arial Narrow" w:hAnsi="Arial Narrow" w:cs="Arial Narrow"/>
-          <w:b/>
-          <w:color w:val="000000"/>
-          <w:kern w:val="0"/>
-          <w:lang w:eastAsia="es-PE"/>
-          <ns2:ligatures ns2:val="none"/>
-        </w:rPr>
-      </w:pPr>
-    </w:p>
-    <w:p ns2:paraId="2593B317" ns2:textId="77777777">
+    <w:p>
+      <w:pPr>
+        <w:spacing w:after="0" w:line="240" w:lineRule="auto"/>
+        <w:jc w:val="both"/>
+        <w:rPr>
+          <w:rFonts w:ascii="Arial Narrow" w:eastAsia="Arial Narrow" w:hAnsi="Arial Narrow" w:cs="Arial Narrow"/>
+          <w:b/>
+          <w:color w:val="000000"/>
+          <w:kern w:val="0"/>
+          <w:lang w:eastAsia="es-PE"/>
+          <w14:ligatures w14:val="none"/>
+        </w:rPr>
+      </w:pPr>
+    </w:p>
+    <w:p>
       <w:pPr>
         <w:spacing w:after="0" w:line="240" w:lineRule="auto"/>
         <w:jc w:val="both"/>
@@ -5651,12 +5628,12 @@
           <w:sz w:val="16"/>
           <w:szCs w:val="16"/>
           <w:lang w:eastAsia="es-PE"/>
-          <ns2:ligatures ns2:val="none"/>
+          <w14:ligatures w14:val="none"/>
         </w:rPr>
         <w:t>LSM/JCQ</w:t>
       </w:r>
     </w:p>
-    <w:p ns2:paraId="4423ADE9" ns2:textId="77777777">
+    <w:p>
       <w:pPr>
         <w:spacing w:line="240" w:lineRule="auto"/>
         <w:rPr>
@@ -5664,18 +5641,18 @@
         </w:rPr>
       </w:pPr>
     </w:p>
-    <w:p ns2:paraId="74AAB5F4" ns2:textId="77777777">
+    <w:p>
       <w:pPr>
         <w:spacing w:line="240" w:lineRule="auto"/>
       </w:pPr>
     </w:p>
     <w:sectPr>
-      <w:headerReference w:type="even" ns3:id="rId8"/>
-      <w:headerReference w:type="default" ns3:id="rId9"/>
-      <w:footerReference w:type="even" ns3:id="rId10"/>
-      <w:footerReference w:type="default" ns3:id="rId11"/>
-      <w:headerReference w:type="first" ns3:id="rId12"/>
-      <w:footerReference w:type="first" ns3:id="rId13"/>
+      <w:headerReference w:type="even" r:id="rId8"/>
+      <w:headerReference w:type="default" r:id="rId9"/>
+      <w:footerReference w:type="even" r:id="rId10"/>
+      <w:footerReference w:type="default" r:id="rId11"/>
+      <w:headerReference w:type="first" r:id="rId12"/>
+      <w:footerReference w:type="first" r:id="rId13"/>
       <w:pgSz w:w="11906" w:h="16838"/>
       <w:pgMar w:top="1417" w:right="1701" w:bottom="1417" w:left="1701" w:header="708" w:footer="708" w:gutter="0"/>
       <w:cols w:space="708"/>
@@ -5686,7 +5663,7 @@
 </file>
 
 <file path=word/endnotes.xml><?xml version="1.0" encoding="utf-8"?>
-<w:endnotes xmlns:wpc="http://schemas.microsoft.com/office/word/2010/wordprocessingCanvas" xmlns:cx="http://schemas.microsoft.com/office/drawing/2014/chartex" xmlns:cx1="http://schemas.microsoft.com/office/drawing/2015/9/8/chartex" xmlns:cx2="http://schemas.microsoft.com/office/drawing/2015/10/21/chartex" xmlns:cx3="http://schemas.microsoft.com/office/drawing/2016/5/9/chartex" xmlns:cx4="http://schemas.microsoft.com/office/drawing/2016/5/10/chartex" xmlns:cx5="http://schemas.microsoft.com/office/drawing/2016/5/11/chartex" xmlns:cx6="http://schemas.microsoft.com/office/drawing/2016/5/12/chartex" xmlns:cx7="http://schemas.microsoft.com/office/drawing/2016/5/13/chartex" xmlns:cx8="http://schemas.microsoft.com/office/drawing/2016/5/14/chartex" xmlns:mc="http://schemas.openxmlformats.org/markup-compatibility/2006" xmlns:aink="http://schemas.microsoft.com/office/drawing/2016/ink" xmlns:am3d="http://schemas.microsoft.com/office/drawing/2017/model3d" xmlns:o="urn:schemas-microsoft-com:office:office" xmlns:oel="http://schemas.microsoft.com/office/2019/extlst" xmlns:r="http://schemas.openxmlformats.org/officeDocument/2006/relationships" xmlns:m="http://schemas.openxmlformats.org/officeDocument/2006/math" xmlns:v="urn:schemas-microsoft-com:vml" xmlns:wp14="http://schemas.microsoft.com/office/word/2010/wordprocessingDrawing" xmlns:wp="http://schemas.openxmlformats.org/drawingml/2006/wordprocessingDrawing" xmlns:w10="urn:schemas-microsoft-com:office:word" xmlns:w="http://schemas.openxmlformats.org/wordprocessingml/2006/main" xmlns:w14="http://schemas.microsoft.com/office/word/2010/wordml" xmlns:w15="http://schemas.microsoft.com/office/word/2012/wordml" xmlns:w16cex="http://schemas.microsoft.com/office/word/2018/wordml/cex" xmlns:w16cid="http://schemas.microsoft.com/office/word/2016/wordml/cid" xmlns:w16="http://schemas.microsoft.com/office/word/2018/wordml" xmlns:w16du="http://schemas.microsoft.com/office/word/2023/wordml/word16du" xmlns:w16sdtdh="http://schemas.microsoft.com/office/word/2020/wordml/sdtdatahash" xmlns:w16sdtfl="http://schemas.microsoft.com/office/word/2024/wordml/sdtformatlock" xmlns:w16se="http://schemas.microsoft.com/office/word/2015/wordml/symex" xmlns:wpg="http://schemas.microsoft.com/office/word/2010/wordprocessingGroup" xmlns:wpi="http://schemas.microsoft.com/office/word/2010/wordprocessingInk" xmlns:wne="http://schemas.microsoft.com/office/word/2006/wordml" xmlns:wps="http://schemas.microsoft.com/office/word/2010/wordprocessingShape" mc:Ignorable="w14 w15 w16se w16cid w16 w16cex w16sdtdh w16sdtfl w16du wp14">
+<w:endnotes xmlns:mc="http://schemas.openxmlformats.org/markup-compatibility/2006" xmlns:r="http://schemas.openxmlformats.org/officeDocument/2006/relationships" xmlns:w="http://schemas.openxmlformats.org/wordprocessingml/2006/main" xmlns:w14="http://schemas.microsoft.com/office/word/2010/wordml" xmlns:w15="http://schemas.microsoft.com/office/word/2012/wordml" xmlns:w16="http://schemas.microsoft.com/office/word/2018/wordml" xmlns:w16cex="http://schemas.microsoft.com/office/word/2018/wordml/cex" xmlns:w16cid="http://schemas.microsoft.com/office/word/2016/wordml/cid" xmlns:w16du="http://schemas.microsoft.com/office/word/2023/wordml/word16du" xmlns:w16sdtdh="http://schemas.microsoft.com/office/word/2020/wordml/sdtdatahash" xmlns:w16se="http://schemas.microsoft.com/office/word/2015/wordml/symex" xmlns:wp14="http://schemas.microsoft.com/office/word/2010/wordprocessingDrawing" mc:Ignorable="w14 w15 w16se w16cid w16 w16cex w16sdtdh w16du wp14">
   <w:endnote w:type="separator" w:id="-1">
     <w:p>
       <w:pPr>
@@ -5711,7 +5688,7 @@
 </file>
 
 <file path=word/footer1.xml><?xml version="1.0" encoding="utf-8"?>
-<w:ftr xmlns:wpc="http://schemas.microsoft.com/office/word/2010/wordprocessingCanvas" xmlns:cx="http://schemas.microsoft.com/office/drawing/2014/chartex" xmlns:cx1="http://schemas.microsoft.com/office/drawing/2015/9/8/chartex" xmlns:cx2="http://schemas.microsoft.com/office/drawing/2015/10/21/chartex" xmlns:cx3="http://schemas.microsoft.com/office/drawing/2016/5/9/chartex" xmlns:cx4="http://schemas.microsoft.com/office/drawing/2016/5/10/chartex" xmlns:cx5="http://schemas.microsoft.com/office/drawing/2016/5/11/chartex" xmlns:cx6="http://schemas.microsoft.com/office/drawing/2016/5/12/chartex" xmlns:cx7="http://schemas.microsoft.com/office/drawing/2016/5/13/chartex" xmlns:cx8="http://schemas.microsoft.com/office/drawing/2016/5/14/chartex" xmlns:mc="http://schemas.openxmlformats.org/markup-compatibility/2006" xmlns:aink="http://schemas.microsoft.com/office/drawing/2016/ink" xmlns:am3d="http://schemas.microsoft.com/office/drawing/2017/model3d" xmlns:o="urn:schemas-microsoft-com:office:office" xmlns:oel="http://schemas.microsoft.com/office/2019/extlst" xmlns:r="http://schemas.openxmlformats.org/officeDocument/2006/relationships" xmlns:m="http://schemas.openxmlformats.org/officeDocument/2006/math" xmlns:v="urn:schemas-microsoft-com:vml" xmlns:wp14="http://schemas.microsoft.com/office/word/2010/wordprocessingDrawing" xmlns:wp="http://schemas.openxmlformats.org/drawingml/2006/wordprocessingDrawing" xmlns:w10="urn:schemas-microsoft-com:office:word" xmlns:w="http://schemas.openxmlformats.org/wordprocessingml/2006/main" xmlns:w14="http://schemas.microsoft.com/office/word/2010/wordml" xmlns:w15="http://schemas.microsoft.com/office/word/2012/wordml" xmlns:w16cex="http://schemas.microsoft.com/office/word/2018/wordml/cex" xmlns:w16cid="http://schemas.microsoft.com/office/word/2016/wordml/cid" xmlns:w16="http://schemas.microsoft.com/office/word/2018/wordml" xmlns:w16du="http://schemas.microsoft.com/office/word/2023/wordml/word16du" xmlns:w16sdtdh="http://schemas.microsoft.com/office/word/2020/wordml/sdtdatahash" xmlns:w16sdtfl="http://schemas.microsoft.com/office/word/2024/wordml/sdtformatlock" xmlns:w16se="http://schemas.microsoft.com/office/word/2015/wordml/symex" xmlns:wpg="http://schemas.microsoft.com/office/word/2010/wordprocessingGroup" xmlns:wpi="http://schemas.microsoft.com/office/word/2010/wordprocessingInk" xmlns:wne="http://schemas.microsoft.com/office/word/2006/wordml" xmlns:wps="http://schemas.microsoft.com/office/word/2010/wordprocessingShape" mc:Ignorable="w14 w15 w16se w16cid w16 w16cex w16sdtdh w16sdtfl w16du wp14">
+<w:ftr xmlns:mc="http://schemas.openxmlformats.org/markup-compatibility/2006" xmlns:r="http://schemas.openxmlformats.org/officeDocument/2006/relationships" xmlns:w="http://schemas.openxmlformats.org/wordprocessingml/2006/main" xmlns:w14="http://schemas.microsoft.com/office/word/2010/wordml" xmlns:w15="http://schemas.microsoft.com/office/word/2012/wordml" xmlns:w16="http://schemas.microsoft.com/office/word/2018/wordml" xmlns:w16cex="http://schemas.microsoft.com/office/word/2018/wordml/cex" xmlns:w16cid="http://schemas.microsoft.com/office/word/2016/wordml/cid" xmlns:w16du="http://schemas.microsoft.com/office/word/2023/wordml/word16du" xmlns:w16sdtdh="http://schemas.microsoft.com/office/word/2020/wordml/sdtdatahash" xmlns:w16se="http://schemas.microsoft.com/office/word/2015/wordml/symex" xmlns:wp14="http://schemas.microsoft.com/office/word/2010/wordprocessingDrawing" mc:Ignorable="w14 w15 w16se w16cid w16 w16cex w16sdtdh w16du wp14">
   <w:p>
     <w:pPr>
       <w:pStyle w:val="Piedepgina"/>
@@ -5810,7 +5787,7 @@
 </file>
 
 <file path=word/footnotes.xml><?xml version="1.0" encoding="utf-8"?>
-<w:footnotes xmlns:wpc="http://schemas.microsoft.com/office/word/2010/wordprocessingCanvas" xmlns:cx="http://schemas.microsoft.com/office/drawing/2014/chartex" xmlns:cx1="http://schemas.microsoft.com/office/drawing/2015/9/8/chartex" xmlns:cx2="http://schemas.microsoft.com/office/drawing/2015/10/21/chartex" xmlns:cx3="http://schemas.microsoft.com/office/drawing/2016/5/9/chartex" xmlns:cx4="http://schemas.microsoft.com/office/drawing/2016/5/10/chartex" xmlns:cx5="http://schemas.microsoft.com/office/drawing/2016/5/11/chartex" xmlns:cx6="http://schemas.microsoft.com/office/drawing/2016/5/12/chartex" xmlns:cx7="http://schemas.microsoft.com/office/drawing/2016/5/13/chartex" xmlns:cx8="http://schemas.microsoft.com/office/drawing/2016/5/14/chartex" xmlns:mc="http://schemas.openxmlformats.org/markup-compatibility/2006" xmlns:aink="http://schemas.microsoft.com/office/drawing/2016/ink" xmlns:am3d="http://schemas.microsoft.com/office/drawing/2017/model3d" xmlns:o="urn:schemas-microsoft-com:office:office" xmlns:oel="http://schemas.microsoft.com/office/2019/extlst" xmlns:r="http://schemas.openxmlformats.org/officeDocument/2006/relationships" xmlns:m="http://schemas.openxmlformats.org/officeDocument/2006/math" xmlns:v="urn:schemas-microsoft-com:vml" xmlns:wp14="http://schemas.microsoft.com/office/word/2010/wordprocessingDrawing" xmlns:wp="http://schemas.openxmlformats.org/drawingml/2006/wordprocessingDrawing" xmlns:w10="urn:schemas-microsoft-com:office:word" xmlns:w="http://schemas.openxmlformats.org/wordprocessingml/2006/main" xmlns:w14="http://schemas.microsoft.com/office/word/2010/wordml" xmlns:w15="http://schemas.microsoft.com/office/word/2012/wordml" xmlns:w16cex="http://schemas.microsoft.com/office/word/2018/wordml/cex" xmlns:w16cid="http://schemas.microsoft.com/office/word/2016/wordml/cid" xmlns:w16="http://schemas.microsoft.com/office/word/2018/wordml" xmlns:w16du="http://schemas.microsoft.com/office/word/2023/wordml/word16du" xmlns:w16sdtdh="http://schemas.microsoft.com/office/word/2020/wordml/sdtdatahash" xmlns:w16sdtfl="http://schemas.microsoft.com/office/word/2024/wordml/sdtformatlock" xmlns:w16se="http://schemas.microsoft.com/office/word/2015/wordml/symex" xmlns:wpg="http://schemas.microsoft.com/office/word/2010/wordprocessingGroup" xmlns:wpi="http://schemas.microsoft.com/office/word/2010/wordprocessingInk" xmlns:wne="http://schemas.microsoft.com/office/word/2006/wordml" xmlns:wps="http://schemas.microsoft.com/office/word/2010/wordprocessingShape" mc:Ignorable="w14 w15 w16se w16cid w16 w16cex w16sdtdh w16sdtfl w16du wp14">
+<w:footnotes xmlns:mc="http://schemas.openxmlformats.org/markup-compatibility/2006" xmlns:r="http://schemas.openxmlformats.org/officeDocument/2006/relationships" xmlns:w="http://schemas.openxmlformats.org/wordprocessingml/2006/main" xmlns:w14="http://schemas.microsoft.com/office/word/2010/wordml" xmlns:w15="http://schemas.microsoft.com/office/word/2012/wordml" xmlns:w16="http://schemas.microsoft.com/office/word/2018/wordml" xmlns:w16cex="http://schemas.microsoft.com/office/word/2018/wordml/cex" xmlns:w16cid="http://schemas.microsoft.com/office/word/2016/wordml/cid" xmlns:w16du="http://schemas.microsoft.com/office/word/2023/wordml/word16du" xmlns:w16sdtdh="http://schemas.microsoft.com/office/word/2020/wordml/sdtdatahash" xmlns:w16se="http://schemas.microsoft.com/office/word/2015/wordml/symex" xmlns:wp14="http://schemas.microsoft.com/office/word/2010/wordprocessingDrawing" mc:Ignorable="w14 w15 w16se w16cid w16 w16cex w16sdtdh w16du wp14">
   <w:footnote w:type="separator" w:id="-1">
     <w:p>
       <w:pPr>
@@ -7053,6 +7030,161 @@
       </w:pPr>
     </w:p>
   </w:footnote>
+  <w:footnote w:id="14">
+    <w:p>
+      <w:pPr>
+        <w:pStyle w:val="Textonotapie"/>
+        <w:ind w:left="567" w:hanging="567"/>
+        <w:jc w:val="both"/>
+      </w:pPr>
+      <w:r>
+        <w:rPr>
+          <w:rStyle w:val="Refdenotaalpie"/>
+          <w:rFonts w:ascii="Arial Narrow" w:hAnsi="Arial Narrow" w:cs="Arial"/>
+          <w:sz w:val="16"/>
+          <w:szCs w:val="16"/>
+          <w:vertAlign w:val="superscript"/>
+        </w:rPr>
+        <w:footnoteRef/>
+      </w:r>
+      <w:r>
+        <w:rPr>
+          <w:rFonts w:ascii="Arial Narrow" w:hAnsi="Arial Narrow" w:cs="Arial"/>
+          <w:sz w:val="16"/>
+          <w:szCs w:val="16"/>
+        </w:rPr>
+        <w:tab/>
+      </w:r>
+      <w:r>
+        <w:rPr>
+          <w:rFonts w:ascii="Arial Narrow" w:hAnsi="Arial Narrow" w:cs="Arial"/>
+          <w:b/>
+          <w:bCs/>
+          <w:sz w:val="16"/>
+          <w:szCs w:val="16"/>
+        </w:rPr>
+        <w:t xml:space="preserve">DECRETO LEGISLATIVO 807, LEY SOBRE FACULTADES, NORMAS Y ORGANIZACIÓN DEL INDECOPI, publicado el 18 de abril de 1996</w:t>
+      </w:r>
+    </w:p>
+    <w:p>
+      <w:pPr>
+        <w:pStyle w:val="Textonotapie"/>
+        <w:ind w:left="567" w:hanging="567"/>
+        <w:jc w:val="both"/>
+      </w:pPr>
+      <w:r>
+        <w:rPr>
+          <w:rFonts w:ascii="Arial Narrow" w:hAnsi="Arial Narrow" w:cs="Arial"/>
+          <w:sz w:val="16"/>
+          <w:szCs w:val="16"/>
+        </w:rPr>
+        <w:tab/>
+      </w:r>
+      <w:r>
+        <w:rPr>
+          <w:rFonts w:ascii="Arial Narrow" w:hAnsi="Arial Narrow" w:cs="Arial"/>
+          <w:b/>
+          <w:bCs/>
+          <w:sz w:val="16"/>
+          <w:szCs w:val="16"/>
+        </w:rPr>
+        <w:t xml:space="preserve">Artículo 26.-</w:t>
+      </w:r>
+      <w:r>
+        <w:rPr>
+          <w:rFonts w:ascii="Arial Narrow" w:hAnsi="Arial Narrow" w:cs="Arial"/>
+          <w:sz w:val="16"/>
+          <w:szCs w:val="16"/>
+        </w:rPr>
+        <w:t xml:space="preserve"> Una vez admitida a trámite la denuncia, se correrá traslado de la misma al denunciado, a fin de que éste presente su descargo. El plazo para la presentación del descargo será de cinco (5) días contados desde la notificación, vencido el cual, el Secretario Técnico declarará en rebeldía al denunciado que no lo hubiera presentado.</w:t>
+      </w:r>
+    </w:p>
+  </w:footnote>
+  <w:footnote w:id="15">
+    <w:p>
+      <w:pPr>
+        <w:pStyle w:val="Textonotapie"/>
+        <w:ind w:left="567" w:hanging="567"/>
+        <w:jc w:val="both"/>
+      </w:pPr>
+      <w:r>
+        <w:rPr>
+          <w:rStyle w:val="Refdenotaalpie"/>
+          <w:rFonts w:ascii="Arial Narrow" w:hAnsi="Arial Narrow" w:cs="Arial"/>
+          <w:sz w:val="16"/>
+          <w:szCs w:val="16"/>
+          <w:vertAlign w:val="superscript"/>
+        </w:rPr>
+        <w:footnoteRef/>
+      </w:r>
+      <w:r>
+        <w:rPr>
+          <w:rFonts w:ascii="Arial Narrow" w:hAnsi="Arial Narrow" w:cs="Arial"/>
+          <w:sz w:val="16"/>
+          <w:szCs w:val="16"/>
+        </w:rPr>
+        <w:tab/>
+      </w:r>
+      <w:r>
+        <w:rPr>
+          <w:rFonts w:ascii="Arial Narrow" w:hAnsi="Arial Narrow" w:cs="Arial"/>
+          <w:b/>
+          <w:bCs/>
+          <w:sz w:val="16"/>
+          <w:szCs w:val="16"/>
+        </w:rPr>
+        <w:t xml:space="preserve">DECRETO SUPREMO 006-2026-JUS, TEXTO ÚNICO ORDENADO DE LA LEY 27444, LEY DEL PROCEDIMIENTO ADMINISTRATIVO GENERAL, publicado el 30 de abril de 2026</w:t>
+      </w:r>
+    </w:p>
+    <w:p>
+      <w:pPr>
+        <w:pStyle w:val="Textonotapie"/>
+        <w:ind w:left="567" w:hanging="567"/>
+        <w:jc w:val="both"/>
+      </w:pPr>
+      <w:r>
+        <w:rPr>
+          <w:rFonts w:ascii="Arial Narrow" w:hAnsi="Arial Narrow" w:cs="Arial"/>
+          <w:sz w:val="16"/>
+          <w:szCs w:val="16"/>
+        </w:rPr>
+        <w:tab/>
+      </w:r>
+      <w:r>
+        <w:rPr>
+          <w:rFonts w:ascii="Arial Narrow" w:hAnsi="Arial Narrow" w:cs="Arial"/>
+          <w:b/>
+          <w:bCs/>
+          <w:sz w:val="16"/>
+          <w:szCs w:val="16"/>
+        </w:rPr>
+        <w:t xml:space="preserve">Artículo 223.- Contestación de la reclamación</w:t>
+      </w:r>
+    </w:p>
+    <w:p>
+      <w:pPr>
+        <w:pStyle w:val="Textonotapie"/>
+        <w:ind w:left="567" w:hanging="567"/>
+        <w:jc w:val="both"/>
+      </w:pPr>
+      <w:r>
+        <w:rPr>
+          <w:rFonts w:ascii="Arial Narrow" w:hAnsi="Arial Narrow" w:cs="Arial"/>
+          <w:sz w:val="16"/>
+          <w:szCs w:val="16"/>
+        </w:rPr>
+        <w:tab/>
+      </w:r>
+      <w:r>
+        <w:rPr>
+          <w:rFonts w:ascii="Arial Narrow" w:hAnsi="Arial Narrow" w:cs="Arial"/>
+          <w:sz w:val="16"/>
+          <w:szCs w:val="16"/>
+        </w:rPr>
+        <w:t xml:space="preserve">223.1 El reclamado deberá presentar la contestación de la reclamación dentro de los quince (15) días posteriores a la notificación de ésta; vencido este plazo, la Administración declarará en rebeldía al reclamado que no la hubiera presentado. La contestación deberá contener los requisitos de los escritos previstos en el artículo 113 de la presente Ley, así como la absolución de todos los asuntos controvertidos de hecho y de derecho, Las alegaciones y los hechos relevantes de la reclamación, salvo que hayan sido específicamente negadas en la contestación, se tendrán por aceptadas o merituadas como ciertas.</w:t>
+      </w:r>
+    </w:p>
+  </w:footnote>
   <w:footnote w:id="9">
     <w:p>
       <w:pPr>
@@ -8550,7 +8682,7 @@
 </file>
 
 <file path=word/header1.xml><?xml version="1.0" encoding="utf-8"?>
-<w:hdr xmlns:wpc="http://schemas.microsoft.com/office/word/2010/wordprocessingCanvas" xmlns:cx="http://schemas.microsoft.com/office/drawing/2014/chartex" xmlns:cx1="http://schemas.microsoft.com/office/drawing/2015/9/8/chartex" xmlns:cx2="http://schemas.microsoft.com/office/drawing/2015/10/21/chartex" xmlns:cx3="http://schemas.microsoft.com/office/drawing/2016/5/9/chartex" xmlns:cx4="http://schemas.microsoft.com/office/drawing/2016/5/10/chartex" xmlns:cx5="http://schemas.microsoft.com/office/drawing/2016/5/11/chartex" xmlns:cx6="http://schemas.microsoft.com/office/drawing/2016/5/12/chartex" xmlns:cx7="http://schemas.microsoft.com/office/drawing/2016/5/13/chartex" xmlns:cx8="http://schemas.microsoft.com/office/drawing/2016/5/14/chartex" xmlns:mc="http://schemas.openxmlformats.org/markup-compatibility/2006" xmlns:aink="http://schemas.microsoft.com/office/drawing/2016/ink" xmlns:am3d="http://schemas.microsoft.com/office/drawing/2017/model3d" xmlns:o="urn:schemas-microsoft-com:office:office" xmlns:oel="http://schemas.microsoft.com/office/2019/extlst" xmlns:r="http://schemas.openxmlformats.org/officeDocument/2006/relationships" xmlns:m="http://schemas.openxmlformats.org/officeDocument/2006/math" xmlns:v="urn:schemas-microsoft-com:vml" xmlns:wp14="http://schemas.microsoft.com/office/word/2010/wordprocessingDrawing" xmlns:wp="http://schemas.openxmlformats.org/drawingml/2006/wordprocessingDrawing" xmlns:w10="urn:schemas-microsoft-com:office:word" xmlns:w="http://schemas.openxmlformats.org/wordprocessingml/2006/main" xmlns:w14="http://schemas.microsoft.com/office/word/2010/wordml" xmlns:w15="http://schemas.microsoft.com/office/word/2012/wordml" xmlns:w16cex="http://schemas.microsoft.com/office/word/2018/wordml/cex" xmlns:w16cid="http://schemas.microsoft.com/office/word/2016/wordml/cid" xmlns:w16="http://schemas.microsoft.com/office/word/2018/wordml" xmlns:w16du="http://schemas.microsoft.com/office/word/2023/wordml/word16du" xmlns:w16sdtdh="http://schemas.microsoft.com/office/word/2020/wordml/sdtdatahash" xmlns:w16sdtfl="http://schemas.microsoft.com/office/word/2024/wordml/sdtformatlock" xmlns:w16se="http://schemas.microsoft.com/office/word/2015/wordml/symex" xmlns:wpg="http://schemas.microsoft.com/office/word/2010/wordprocessingGroup" xmlns:wpi="http://schemas.microsoft.com/office/word/2010/wordprocessingInk" xmlns:wne="http://schemas.microsoft.com/office/word/2006/wordml" xmlns:wps="http://schemas.microsoft.com/office/word/2010/wordprocessingShape" mc:Ignorable="w14 w15 w16se w16cid w16 w16cex w16sdtdh w16sdtfl w16du wp14">
+<w:hdr xmlns:mc="http://schemas.openxmlformats.org/markup-compatibility/2006" xmlns:r="http://schemas.openxmlformats.org/officeDocument/2006/relationships" xmlns:w="http://schemas.openxmlformats.org/wordprocessingml/2006/main" xmlns:w14="http://schemas.microsoft.com/office/word/2010/wordml" xmlns:w15="http://schemas.microsoft.com/office/word/2012/wordml" xmlns:w16="http://schemas.microsoft.com/office/word/2018/wordml" xmlns:w16cex="http://schemas.microsoft.com/office/word/2018/wordml/cex" xmlns:w16cid="http://schemas.microsoft.com/office/word/2016/wordml/cid" xmlns:w16du="http://schemas.microsoft.com/office/word/2023/wordml/word16du" xmlns:w16sdtdh="http://schemas.microsoft.com/office/word/2020/wordml/sdtdatahash" xmlns:w16se="http://schemas.microsoft.com/office/word/2015/wordml/symex" xmlns:wp14="http://schemas.microsoft.com/office/word/2010/wordprocessingDrawing" mc:Ignorable="w14 w15 w16se w16cid w16 w16cex w16sdtdh w16du wp14">
   <w:p>
     <w:pPr>
       <w:pStyle w:val="Encabezado"/>

--- a/plantillas_maestras/02_seguro_vida/materia_general_asegurativa/1_ddo_aseguradora/mujer/TPL_3222_2025_SEGURO_VIDA_MATERIA_GENERAL_ASEGURATIVA_ASEGURADORA_MUJER_R1.docx
+++ b/plantillas_maestras/02_seguro_vida/materia_general_asegurativa/1_ddo_aseguradora/mujer/TPL_3222_2025_SEGURO_VIDA_MATERIA_GENERAL_ASEGURATIVA_ASEGURADORA_MUJER_R1.docx
@@ -10,9 +10,11 @@
         <w:spacing w:after="0" w:line="240" w:lineRule="auto"/>
         <w:jc w:val="both"/>
         <w:rPr>
-          <w:rFonts w:ascii="Arial Narrow" w:eastAsia="Times New Roman" w:hAnsi="Arial Narrow" w:cs="Times New Roman"/>
-          <w:color w:val="000000"/>
-          <w:kern w:val="0"/>
+          <w:rFonts w:ascii="Arial Narrow" w:eastAsia="Arial Narrow" w:hAnsi="Arial Narrow" w:cs="Arial Narrow"/>
+          <w:color w:val="000000"/>
+          <w:kern w:val="0"/>
+          <w:sz w:val="22"/>
+          <w:szCs w:val="22"/>
           <w:lang w:eastAsia="es-PE"/>
           <w14:ligatures w14:val="none"/>
         </w:rPr>
@@ -24,6 +26,8 @@
           <w:b/>
           <w:color w:val="000000"/>
           <w:kern w:val="0"/>
+          <w:sz w:val="22"/>
+          <w:szCs w:val="22"/>
           <w:lang w:eastAsia="es-PE"/>
           <w14:ligatures w14:val="none"/>
         </w:rPr>
@@ -35,6 +39,8 @@
           <w:b/>
           <w:color w:val="000000"/>
           <w:kern w:val="0"/>
+          <w:sz w:val="22"/>
+          <w:szCs w:val="22"/>
           <w:lang w:eastAsia="es-PE"/>
           <w14:ligatures w14:val="none"/>
         </w:rPr>
@@ -47,6 +53,8 @@
           <w:b/>
           <w:color w:val="000000"/>
           <w:kern w:val="0"/>
+          <w:sz w:val="22"/>
+          <w:szCs w:val="22"/>
           <w:lang w:eastAsia="es-PE"/>
           <w14:ligatures w14:val="none"/>
         </w:rPr>
@@ -54,11 +62,13 @@
       </w:r>
       <w:r>
         <w:rPr>
-          <w:rFonts w:ascii="Arial Narrow" w:eastAsia="Times New Roman" w:hAnsi="Arial Narrow" w:cs="Times New Roman"/>
+          <w:rFonts w:ascii="Arial Narrow" w:eastAsia="Arial Narrow" w:hAnsi="Arial Narrow" w:cs="Arial Narrow"/>
           <w:b/>
           <w:bCs/>
           <w:color w:val="000000"/>
           <w:kern w:val="0"/>
+          <w:sz w:val="22"/>
+          <w:szCs w:val="22"/>
           <w:shd w:val="clear" w:color="auto" w:fill="FFFFFF"/>
           <w:lang w:eastAsia="es-PE"/>
           <w14:ligatures w14:val="none"/>
@@ -80,6 +90,8 @@
           <w:b/>
           <w:color w:val="000000"/>
           <w:kern w:val="0"/>
+          <w:sz w:val="22"/>
+          <w:szCs w:val="22"/>
           <w:lang w:eastAsia="es-PE"/>
           <w14:ligatures w14:val="none"/>
         </w:rPr>
@@ -90,6 +102,8 @@
           <w:b/>
           <w:color w:val="000000"/>
           <w:kern w:val="0"/>
+          <w:sz w:val="22"/>
+          <w:szCs w:val="22"/>
           <w:lang w:eastAsia="es-PE"/>
           <w14:ligatures w14:val="none"/>
         </w:rPr>
@@ -114,6 +128,8 @@
           <w:b/>
           <w:color w:val="000000"/>
           <w:kern w:val="0"/>
+          <w:sz w:val="22"/>
+          <w:szCs w:val="22"/>
           <w:lang w:eastAsia="es-PE"/>
           <w14:ligatures w14:val="none"/>
         </w:rPr>
@@ -124,6 +140,8 @@
           <w:b/>
           <w:color w:val="000000"/>
           <w:kern w:val="0"/>
+          <w:sz w:val="22"/>
+          <w:szCs w:val="22"/>
           <w:lang w:eastAsia="es-PE"/>
           <w14:ligatures w14:val="none"/>
         </w:rPr>
@@ -135,6 +153,8 @@
           <w:b/>
           <w:color w:val="000000"/>
           <w:kern w:val="0"/>
+          <w:sz w:val="22"/>
+          <w:szCs w:val="22"/>
           <w:lang w:eastAsia="es-PE"/>
           <w14:ligatures w14:val="none"/>
         </w:rPr>
@@ -147,6 +167,8 @@
           <w:b/>
           <w:color w:val="000000"/>
           <w:kern w:val="0"/>
+          <w:sz w:val="22"/>
+          <w:szCs w:val="22"/>
           <w:lang w:eastAsia="es-PE"/>
           <w14:ligatures w14:val="none"/>
         </w:rPr>
@@ -158,6 +180,8 @@
           <w:b/>
           <w:color w:val="000000"/>
           <w:kern w:val="0"/>
+          <w:sz w:val="22"/>
+          <w:szCs w:val="22"/>
           <w:lang w:eastAsia="es-PE"/>
           <w14:ligatures w14:val="none"/>
         </w:rPr>
@@ -169,6 +193,8 @@
           <w:b/>
           <w:color w:val="000000"/>
           <w:kern w:val="0"/>
+          <w:sz w:val="22"/>
+          <w:szCs w:val="22"/>
           <w:lang w:eastAsia="es-PE"/>
           <w14:ligatures w14:val="none"/>
         </w:rPr>
@@ -180,6 +206,8 @@
           <w:b/>
           <w:color w:val="000000"/>
           <w:kern w:val="0"/>
+          <w:sz w:val="22"/>
+          <w:szCs w:val="22"/>
           <w:lang w:eastAsia="es-PE"/>
           <w14:ligatures w14:val="none"/>
         </w:rPr>
@@ -191,6 +219,8 @@
           <w:b/>
           <w:color w:val="000000"/>
           <w:kern w:val="0"/>
+          <w:sz w:val="22"/>
+          <w:szCs w:val="22"/>
           <w:lang w:eastAsia="es-PE"/>
           <w14:ligatures w14:val="none"/>
         </w:rPr>
@@ -211,6 +241,8 @@
           <w:b/>
           <w:color w:val="000000"/>
           <w:kern w:val="0"/>
+          <w:sz w:val="22"/>
+          <w:szCs w:val="22"/>
           <w:lang w:eastAsia="es-PE"/>
           <w14:ligatures w14:val="none"/>
         </w:rPr>
@@ -221,6 +253,8 @@
           <w:b/>
           <w:color w:val="000000"/>
           <w:kern w:val="0"/>
+          <w:sz w:val="22"/>
+          <w:szCs w:val="22"/>
           <w:lang w:eastAsia="es-PE"/>
           <w14:ligatures w14:val="none"/>
         </w:rPr>
@@ -232,6 +266,8 @@
           <w:b/>
           <w:color w:val="000000"/>
           <w:kern w:val="0"/>
+          <w:sz w:val="22"/>
+          <w:szCs w:val="22"/>
           <w:lang w:eastAsia="es-PE"/>
           <w14:ligatures w14:val="none"/>
         </w:rPr>
@@ -244,6 +280,8 @@
           <w:b/>
           <w:color w:val="000000"/>
           <w:kern w:val="0"/>
+          <w:sz w:val="22"/>
+          <w:szCs w:val="22"/>
           <w:lang w:eastAsia="es-PE"/>
           <w14:ligatures w14:val="none"/>
         </w:rPr>
@@ -265,6 +303,8 @@
           <w:b/>
           <w:color w:val="000000"/>
           <w:kern w:val="0"/>
+          <w:sz w:val="22"/>
+          <w:szCs w:val="22"/>
           <w:lang w:eastAsia="es-PE"/>
           <w14:ligatures w14:val="none"/>
         </w:rPr>
@@ -275,6 +315,8 @@
           <w:b/>
           <w:color w:val="000000"/>
           <w:kern w:val="0"/>
+          <w:sz w:val="22"/>
+          <w:szCs w:val="22"/>
           <w:lang w:eastAsia="es-PE"/>
           <w14:ligatures w14:val="none"/>
         </w:rPr>
@@ -294,6 +336,8 @@
           <w:b/>
           <w:color w:val="000000"/>
           <w:kern w:val="0"/>
+          <w:sz w:val="22"/>
+          <w:szCs w:val="22"/>
           <w:lang w:eastAsia="es-PE"/>
           <w14:ligatures w14:val="none"/>
         </w:rPr>
@@ -304,6 +348,8 @@
           <w:b/>
           <w:color w:val="000000"/>
           <w:kern w:val="0"/>
+          <w:sz w:val="22"/>
+          <w:szCs w:val="22"/>
           <w:lang w:eastAsia="es-PE"/>
           <w14:ligatures w14:val="none"/>
         </w:rPr>
@@ -315,6 +361,8 @@
           <w:b/>
           <w:color w:val="000000"/>
           <w:kern w:val="0"/>
+          <w:sz w:val="22"/>
+          <w:szCs w:val="22"/>
           <w:lang w:eastAsia="es-PE"/>
           <w14:ligatures w14:val="none"/>
         </w:rPr>
@@ -327,6 +375,8 @@
           <w:b/>
           <w:color w:val="000000"/>
           <w:kern w:val="0"/>
+          <w:sz w:val="22"/>
+          <w:szCs w:val="22"/>
           <w:lang w:eastAsia="es-PE"/>
           <w14:ligatures w14:val="none"/>
         </w:rPr>
@@ -338,6 +388,8 @@
           <w:b/>
           <w:color w:val="000000"/>
           <w:kern w:val="0"/>
+          <w:sz w:val="22"/>
+          <w:szCs w:val="22"/>
           <w:lang w:eastAsia="es-PE"/>
           <w14:ligatures w14:val="none"/>
         </w:rPr>
@@ -352,9 +404,11 @@
         <w:spacing w:after="0" w:line="240" w:lineRule="auto"/>
         <w:jc w:val="both"/>
         <w:rPr>
-          <w:rFonts w:ascii="Arial Narrow" w:eastAsia="Times New Roman" w:hAnsi="Arial Narrow" w:cs="Times New Roman"/>
-          <w:color w:val="000000"/>
-          <w:kern w:val="0"/>
+          <w:rFonts w:ascii="Arial Narrow" w:eastAsia="Arial Narrow" w:hAnsi="Arial Narrow" w:cs="Arial Narrow"/>
+          <w:color w:val="000000"/>
+          <w:kern w:val="0"/>
+          <w:sz w:val="22"/>
+          <w:szCs w:val="22"/>
           <w:shd w:val="clear" w:color="auto" w:fill="FFFFFF"/>
           <w:lang w:eastAsia="es-PE"/>
           <w14:ligatures w14:val="none"/>
@@ -369,9 +423,11 @@
         <w:spacing w:after="0" w:line="240" w:lineRule="auto"/>
         <w:jc w:val="both"/>
         <w:rPr>
-          <w:rFonts w:ascii="Arial Narrow" w:eastAsia="Times New Roman" w:hAnsi="Arial Narrow" w:cs="Times New Roman"/>
-          <w:color w:val="000000"/>
-          <w:kern w:val="0"/>
+          <w:rFonts w:ascii="Arial Narrow" w:eastAsia="Arial Narrow" w:hAnsi="Arial Narrow" w:cs="Arial Narrow"/>
+          <w:color w:val="000000"/>
+          <w:kern w:val="0"/>
+          <w:sz w:val="22"/>
+          <w:szCs w:val="22"/>
           <w:shd w:val="clear" w:color="auto" w:fill="FFFFFF"/>
           <w:lang w:eastAsia="es-PE"/>
           <w14:ligatures w14:val="none"/>
@@ -379,9 +435,11 @@
       </w:pPr>
       <w:r>
         <w:rPr>
-          <w:rFonts w:ascii="Arial Narrow" w:eastAsia="Times New Roman" w:hAnsi="Arial Narrow" w:cs="Times New Roman"/>
-          <w:color w:val="000000"/>
-          <w:kern w:val="0"/>
+          <w:rFonts w:ascii="Arial Narrow" w:eastAsia="Arial Narrow" w:hAnsi="Arial Narrow" w:cs="Arial Narrow"/>
+          <w:color w:val="000000"/>
+          <w:kern w:val="0"/>
+          <w:sz w:val="22"/>
+          <w:szCs w:val="22"/>
           <w:shd w:val="clear" w:color="auto" w:fill="FFFFFF"/>
           <w:lang w:eastAsia="es-PE"/>
           <w14:ligatures w14:val="none"/>
@@ -390,9 +448,11 @@
       </w:r>
       <w:r>
         <w:rPr>
-          <w:rFonts w:ascii="Arial Narrow" w:eastAsia="Times New Roman" w:hAnsi="Arial Narrow" w:cs="Times New Roman"/>
-          <w:color w:val="000000"/>
-          <w:kern w:val="0"/>
+          <w:rFonts w:ascii="Arial Narrow" w:eastAsia="Arial Narrow" w:hAnsi="Arial Narrow" w:cs="Arial Narrow"/>
+          <w:color w:val="000000"/>
+          <w:kern w:val="0"/>
+          <w:sz w:val="22"/>
+          <w:szCs w:val="22"/>
           <w:shd w:val="clear" w:color="auto" w:fill="FFFFFF"/>
           <w:lang w:eastAsia="es-PE"/>
           <w14:ligatures w14:val="none"/>
@@ -401,9 +461,11 @@
       </w:r>
       <w:r>
         <w:rPr>
-          <w:rFonts w:ascii="Arial Narrow" w:eastAsia="Times New Roman" w:hAnsi="Arial Narrow" w:cs="Times New Roman"/>
-          <w:color w:val="000000"/>
-          <w:kern w:val="0"/>
+          <w:rFonts w:ascii="Arial Narrow" w:eastAsia="Arial Narrow" w:hAnsi="Arial Narrow" w:cs="Arial Narrow"/>
+          <w:color w:val="000000"/>
+          <w:kern w:val="0"/>
+          <w:sz w:val="22"/>
+          <w:szCs w:val="22"/>
           <w:shd w:val="clear" w:color="auto" w:fill="FFFFFF"/>
           <w:lang w:eastAsia="es-PE"/>
           <w14:ligatures w14:val="none"/>
@@ -412,9 +474,11 @@
       </w:r>
       <w:r>
         <w:rPr>
-          <w:rFonts w:ascii="Arial Narrow" w:eastAsia="Times New Roman" w:hAnsi="Arial Narrow" w:cs="Times New Roman"/>
-          <w:color w:val="000000"/>
-          <w:kern w:val="0"/>
+          <w:rFonts w:ascii="Arial Narrow" w:eastAsia="Arial Narrow" w:hAnsi="Arial Narrow" w:cs="Arial Narrow"/>
+          <w:color w:val="000000"/>
+          <w:kern w:val="0"/>
+          <w:sz w:val="22"/>
+          <w:szCs w:val="22"/>
           <w:shd w:val="clear" w:color="auto" w:fill="FFFFFF"/>
           <w:lang w:eastAsia="es-PE"/>
           <w14:ligatures w14:val="none"/>
@@ -423,9 +487,11 @@
       </w:r>
       <w:r>
         <w:rPr>
-          <w:rFonts w:ascii="Arial Narrow" w:eastAsia="Times New Roman" w:hAnsi="Arial Narrow" w:cs="Times New Roman"/>
-          <w:color w:val="000000"/>
-          <w:kern w:val="0"/>
+          <w:rFonts w:ascii="Arial Narrow" w:eastAsia="Arial Narrow" w:hAnsi="Arial Narrow" w:cs="Arial Narrow"/>
+          <w:color w:val="000000"/>
+          <w:kern w:val="0"/>
+          <w:sz w:val="22"/>
+          <w:szCs w:val="22"/>
           <w:shd w:val="clear" w:color="auto" w:fill="FFFFFF"/>
           <w:lang w:eastAsia="es-PE"/>
           <w14:ligatures w14:val="none"/>
@@ -441,9 +507,11 @@
         <w:spacing w:after="0" w:line="240" w:lineRule="auto"/>
         <w:jc w:val="both"/>
         <w:rPr>
-          <w:rFonts w:ascii="Arial Narrow" w:eastAsia="Times New Roman" w:hAnsi="Arial Narrow" w:cs="Times New Roman"/>
-          <w:color w:val="000000"/>
-          <w:kern w:val="0"/>
+          <w:rFonts w:ascii="Arial Narrow" w:eastAsia="Arial Narrow" w:hAnsi="Arial Narrow" w:cs="Arial Narrow"/>
+          <w:color w:val="000000"/>
+          <w:kern w:val="0"/>
+          <w:sz w:val="22"/>
+          <w:szCs w:val="22"/>
           <w:lang w:eastAsia="es-PE"/>
           <w14:ligatures w14:val="none"/>
         </w:rPr>
@@ -459,9 +527,11 @@
         <w:ind w:left="567" w:hanging="567"/>
         <w:jc w:val="both"/>
         <w:rPr>
-          <w:rFonts w:ascii="Arial Narrow" w:eastAsia="Times New Roman" w:hAnsi="Arial Narrow" w:cs="Times New Roman"/>
-          <w:color w:val="000000"/>
-          <w:kern w:val="0"/>
+          <w:rFonts w:ascii="Arial Narrow" w:eastAsia="Arial Narrow" w:hAnsi="Arial Narrow" w:cs="Arial Narrow"/>
+          <w:color w:val="000000"/>
+          <w:kern w:val="0"/>
+          <w:sz w:val="22"/>
+          <w:szCs w:val="22"/>
           <w:lang w:eastAsia="es-PE"/>
           <w14:ligatures w14:val="none"/>
         </w:rPr>
@@ -472,6 +542,8 @@
           <w:b/>
           <w:color w:val="000000"/>
           <w:kern w:val="0"/>
+          <w:sz w:val="22"/>
+          <w:szCs w:val="22"/>
           <w:lang w:eastAsia="es-PE"/>
           <w14:ligatures w14:val="none"/>
         </w:rPr>
@@ -483,9 +555,11 @@
         <w:spacing w:after="0" w:line="240" w:lineRule="auto"/>
         <w:jc w:val="both"/>
         <w:rPr>
-          <w:rFonts w:ascii="Arial Narrow" w:eastAsia="Times New Roman" w:hAnsi="Arial Narrow" w:cs="Times New Roman"/>
-          <w:color w:val="000000"/>
-          <w:kern w:val="0"/>
+          <w:rFonts w:ascii="Arial Narrow" w:eastAsia="Arial Narrow" w:hAnsi="Arial Narrow" w:cs="Arial Narrow"/>
+          <w:color w:val="000000"/>
+          <w:kern w:val="0"/>
+          <w:sz w:val="22"/>
+          <w:szCs w:val="22"/>
           <w:lang w:eastAsia="es-PE"/>
           <w14:ligatures w14:val="none"/>
         </w:rPr>
@@ -501,18 +575,22 @@
         <w:ind w:left="567" w:hanging="567"/>
         <w:jc w:val="both"/>
         <w:rPr>
-          <w:rFonts w:ascii="Arial Narrow" w:eastAsia="Times New Roman" w:hAnsi="Arial Narrow" w:cs="Arial"/>
-          <w:color w:val="000000"/>
-          <w:kern w:val="0"/>
+          <w:rFonts w:ascii="Arial Narrow" w:eastAsia="Arial Narrow" w:hAnsi="Arial Narrow" w:cs="Arial Narrow"/>
+          <w:color w:val="000000"/>
+          <w:kern w:val="0"/>
+          <w:sz w:val="22"/>
+          <w:szCs w:val="22"/>
           <w:lang w:val="es-ES" w:eastAsia="es-ES"/>
           <w14:ligatures w14:val="none"/>
         </w:rPr>
       </w:pPr>
       <w:r>
         <w:rPr>
-          <w:rFonts w:ascii="Arial Narrow" w:eastAsia="Times New Roman" w:hAnsi="Arial Narrow" w:cs="Arial"/>
-          <w:color w:val="000000"/>
-          <w:kern w:val="0"/>
+          <w:rFonts w:ascii="Arial Narrow" w:eastAsia="Arial Narrow" w:hAnsi="Arial Narrow" w:cs="Arial Narrow"/>
+          <w:color w:val="000000"/>
+          <w:kern w:val="0"/>
+          <w:sz w:val="22"/>
+          <w:szCs w:val="22"/>
           <w:lang w:val="es-ES" w:eastAsia="es-ES"/>
           <w14:ligatures w14:val="none"/>
         </w:rPr>
@@ -520,9 +598,11 @@
       </w:r>
       <w:r>
         <w:rPr>
-          <w:rFonts w:ascii="Arial Narrow" w:eastAsia="Times New Roman" w:hAnsi="Arial Narrow" w:cs="Arial"/>
-          <w:color w:val="000000"/>
-          <w:kern w:val="0"/>
+          <w:rFonts w:ascii="Arial Narrow" w:eastAsia="Arial Narrow" w:hAnsi="Arial Narrow" w:cs="Arial Narrow"/>
+          <w:color w:val="000000"/>
+          <w:kern w:val="0"/>
+          <w:sz w:val="22"/>
+          <w:szCs w:val="22"/>
           <w:lang w:val="es-ES" w:eastAsia="es-ES"/>
           <w14:ligatures w14:val="none"/>
         </w:rPr>
@@ -531,9 +611,11 @@
       <w:r>
         <w:rPr>
           <w:rStyle w:val="Refdenotaalpie"/>
-          <w:rFonts w:ascii="Arial Narrow" w:eastAsia="Times New Roman" w:hAnsi="Arial Narrow" w:cs="Times New Roman"/>
-          <w:color w:val="000000"/>
-          <w:kern w:val="0"/>
+          <w:rFonts w:ascii="Arial Narrow" w:eastAsia="Arial Narrow" w:hAnsi="Arial Narrow" w:cs="Arial Narrow"/>
+          <w:color w:val="000000"/>
+          <w:kern w:val="0"/>
+          <w:sz w:val="22"/>
+          <w:szCs w:val="22"/>
           <w:vertAlign w:val="superscript"/>
           <w:lang w:val="es-ES" w:eastAsia="es-ES"/>
           <w14:ligatures w14:val="none"/>
@@ -542,9 +624,11 @@
       </w:r>
       <w:r>
         <w:rPr>
-          <w:rFonts w:ascii="Arial Narrow" w:eastAsia="Times New Roman" w:hAnsi="Arial Narrow" w:cs="Arial"/>
-          <w:color w:val="000000"/>
-          <w:kern w:val="0"/>
+          <w:rFonts w:ascii="Arial Narrow" w:eastAsia="Arial Narrow" w:hAnsi="Arial Narrow" w:cs="Arial Narrow"/>
+          <w:color w:val="000000"/>
+          <w:kern w:val="0"/>
+          <w:sz w:val="22"/>
+          <w:szCs w:val="22"/>
           <w:lang w:val="es-ES" w:eastAsia="es-ES"/>
           <w14:ligatures w14:val="none"/>
         </w:rPr>
@@ -552,9 +636,11 @@
       </w:r>
       <w:r>
         <w:rPr>
-          <w:rFonts w:ascii="Arial Narrow" w:eastAsia="Times New Roman" w:hAnsi="Arial Narrow" w:cs="Arial"/>
-          <w:color w:val="000000"/>
-          <w:kern w:val="0"/>
+          <w:rFonts w:ascii="Arial Narrow" w:eastAsia="Arial Narrow" w:hAnsi="Arial Narrow" w:cs="Arial Narrow"/>
+          <w:color w:val="000000"/>
+          <w:kern w:val="0"/>
+          <w:sz w:val="22"/>
+          <w:szCs w:val="22"/>
           <w:lang w:val="es-ES" w:eastAsia="es-ES"/>
           <w14:ligatures w14:val="none"/>
         </w:rPr>
@@ -562,9 +648,11 @@
       </w:r>
       <w:r>
         <w:rPr>
-          <w:rFonts w:ascii="Arial Narrow" w:eastAsia="Times New Roman" w:hAnsi="Arial Narrow" w:cs="Arial"/>
-          <w:color w:val="000000"/>
-          <w:kern w:val="0"/>
+          <w:rFonts w:ascii="Arial Narrow" w:eastAsia="Arial Narrow" w:hAnsi="Arial Narrow" w:cs="Arial Narrow"/>
+          <w:color w:val="000000"/>
+          <w:kern w:val="0"/>
+          <w:sz w:val="22"/>
+          <w:szCs w:val="22"/>
           <w:lang w:val="es-ES" w:eastAsia="es-ES"/>
           <w14:ligatures w14:val="none"/>
         </w:rPr>
@@ -572,9 +660,11 @@
       </w:r>
       <w:r>
         <w:rPr>
-          <w:rFonts w:ascii="Arial Narrow" w:eastAsia="Times New Roman" w:hAnsi="Arial Narrow" w:cs="Arial"/>
-          <w:color w:val="000000"/>
-          <w:kern w:val="0"/>
+          <w:rFonts w:ascii="Arial Narrow" w:eastAsia="Arial Narrow" w:hAnsi="Arial Narrow" w:cs="Arial Narrow"/>
+          <w:color w:val="000000"/>
+          <w:kern w:val="0"/>
+          <w:sz w:val="22"/>
+          <w:szCs w:val="22"/>
           <w:lang w:val="es-ES" w:eastAsia="es-ES"/>
           <w14:ligatures w14:val="none"/>
         </w:rPr>
@@ -582,9 +672,11 @@
       </w:r>
       <w:r>
         <w:rPr>
-          <w:rFonts w:ascii="Arial Narrow" w:eastAsia="Times New Roman" w:hAnsi="Arial Narrow" w:cs="Arial"/>
-          <w:color w:val="000000"/>
-          <w:kern w:val="0"/>
+          <w:rFonts w:ascii="Arial Narrow" w:eastAsia="Arial Narrow" w:hAnsi="Arial Narrow" w:cs="Arial Narrow"/>
+          <w:color w:val="000000"/>
+          <w:kern w:val="0"/>
+          <w:sz w:val="22"/>
+          <w:szCs w:val="22"/>
           <w:lang w:val="es-ES" w:eastAsia="es-ES"/>
           <w14:ligatures w14:val="none"/>
         </w:rPr>
@@ -592,9 +684,11 @@
       </w:r>
       <w:r>
         <w:rPr>
-          <w:rFonts w:ascii="Arial Narrow" w:eastAsia="Times New Roman" w:hAnsi="Arial Narrow" w:cs="Arial"/>
-          <w:color w:val="000000"/>
-          <w:kern w:val="0"/>
+          <w:rFonts w:ascii="Arial Narrow" w:eastAsia="Arial Narrow" w:hAnsi="Arial Narrow" w:cs="Arial Narrow"/>
+          <w:color w:val="000000"/>
+          <w:kern w:val="0"/>
+          <w:sz w:val="22"/>
+          <w:szCs w:val="22"/>
           <w:lang w:val="es-ES" w:eastAsia="es-ES"/>
           <w14:ligatures w14:val="none"/>
         </w:rPr>
@@ -602,41 +696,51 @@
       </w:r>
       <w:r>
         <w:rPr>
-          <w:rFonts w:ascii="Arial Narrow" w:eastAsia="Calibri" w:hAnsi="Arial Narrow" w:cs="Arial"/>
-          <w:kern w:val="0"/>
-          <w14:ligatures w14:val="none"/>
+          <w:rFonts w:ascii="Arial Narrow" w:eastAsia="Arial Narrow" w:hAnsi="Arial Narrow" w:cs="Arial Narrow"/>
+          <w:kern w:val="0"/>
+          <w14:ligatures w14:val="none"/>
+          <w:sz w:val="22"/>
+          <w:szCs w:val="22"/>
         </w:rPr>
         <w:t/>
       </w:r>
       <w:r>
         <w:rPr>
-          <w:rFonts w:ascii="Arial Narrow" w:eastAsia="Calibri" w:hAnsi="Arial Narrow" w:cs="Arial"/>
-          <w:kern w:val="0"/>
-          <w14:ligatures w14:val="none"/>
+          <w:rFonts w:ascii="Arial Narrow" w:eastAsia="Arial Narrow" w:hAnsi="Arial Narrow" w:cs="Arial Narrow"/>
+          <w:kern w:val="0"/>
+          <w14:ligatures w14:val="none"/>
+          <w:sz w:val="22"/>
+          <w:szCs w:val="22"/>
         </w:rPr>
         <w:t xml:space="preserve"/>
       </w:r>
       <w:r>
         <w:rPr>
-          <w:rFonts w:ascii="Arial Narrow" w:eastAsia="Calibri" w:hAnsi="Arial Narrow" w:cs="Arial"/>
-          <w:kern w:val="0"/>
-          <w14:ligatures w14:val="none"/>
+          <w:rFonts w:ascii="Arial Narrow" w:eastAsia="Arial Narrow" w:hAnsi="Arial Narrow" w:cs="Arial Narrow"/>
+          <w:kern w:val="0"/>
+          <w14:ligatures w14:val="none"/>
+          <w:sz w:val="22"/>
+          <w:szCs w:val="22"/>
         </w:rPr>
         <w:t xml:space="preserve"/>
       </w:r>
       <w:r>
         <w:rPr>
-          <w:rFonts w:ascii="Arial Narrow" w:eastAsia="Calibri" w:hAnsi="Arial Narrow" w:cs="Arial"/>
-          <w:kern w:val="0"/>
-          <w14:ligatures w14:val="none"/>
+          <w:rFonts w:ascii="Arial Narrow" w:eastAsia="Arial Narrow" w:hAnsi="Arial Narrow" w:cs="Arial Narrow"/>
+          <w:kern w:val="0"/>
+          <w14:ligatures w14:val="none"/>
+          <w:sz w:val="22"/>
+          <w:szCs w:val="22"/>
         </w:rPr>
         <w:t/>
       </w:r>
       <w:r>
         <w:rPr>
-          <w:rFonts w:ascii="Arial Narrow" w:eastAsia="Times New Roman" w:hAnsi="Arial Narrow" w:cs="Arial"/>
-          <w:color w:val="000000"/>
-          <w:kern w:val="0"/>
+          <w:rFonts w:ascii="Arial Narrow" w:eastAsia="Arial Narrow" w:hAnsi="Arial Narrow" w:cs="Arial Narrow"/>
+          <w:color w:val="000000"/>
+          <w:kern w:val="0"/>
+          <w:sz w:val="22"/>
+          <w:szCs w:val="22"/>
           <w:lang w:val="es-ES" w:eastAsia="es-ES"/>
           <w14:ligatures w14:val="none"/>
         </w:rPr>
@@ -645,9 +749,11 @@
       <w:proofErr w:type="spellStart"/>
       <w:r>
         <w:rPr>
-          <w:rFonts w:ascii="Arial Narrow" w:eastAsia="Times New Roman" w:hAnsi="Arial Narrow" w:cs="Arial"/>
-          <w:color w:val="000000"/>
-          <w:kern w:val="0"/>
+          <w:rFonts w:ascii="Arial Narrow" w:eastAsia="Arial Narrow" w:hAnsi="Arial Narrow" w:cs="Arial Narrow"/>
+          <w:color w:val="000000"/>
+          <w:kern w:val="0"/>
+          <w:sz w:val="22"/>
+          <w:szCs w:val="22"/>
           <w:lang w:val="es-ES" w:eastAsia="es-ES"/>
           <w14:ligatures w14:val="none"/>
         </w:rPr>
@@ -656,9 +762,11 @@
       <w:proofErr w:type="spellEnd"/>
       <w:r>
         <w:rPr>
-          <w:rFonts w:ascii="Arial Narrow" w:eastAsia="Times New Roman" w:hAnsi="Arial Narrow" w:cs="Arial"/>
-          <w:color w:val="000000"/>
-          <w:kern w:val="0"/>
+          <w:rFonts w:ascii="Arial Narrow" w:eastAsia="Arial Narrow" w:hAnsi="Arial Narrow" w:cs="Arial Narrow"/>
+          <w:color w:val="000000"/>
+          <w:kern w:val="0"/>
+          <w:sz w:val="22"/>
+          <w:szCs w:val="22"/>
           <w:lang w:val="es-ES" w:eastAsia="es-ES"/>
           <w14:ligatures w14:val="none"/>
         </w:rPr>
@@ -666,9 +774,11 @@
       </w:r>
       <w:r>
         <w:rPr>
-          <w:rFonts w:ascii="Arial Narrow" w:eastAsia="Times New Roman" w:hAnsi="Arial Narrow" w:cs="Arial"/>
-          <w:color w:val="000000"/>
-          <w:kern w:val="0"/>
+          <w:rFonts w:ascii="Arial Narrow" w:eastAsia="Arial Narrow" w:hAnsi="Arial Narrow" w:cs="Arial Narrow"/>
+          <w:color w:val="000000"/>
+          <w:kern w:val="0"/>
+          <w:sz w:val="22"/>
+          <w:szCs w:val="22"/>
           <w:lang w:val="es-ES" w:eastAsia="es-ES"/>
           <w14:ligatures w14:val="none"/>
         </w:rPr>
@@ -677,9 +787,11 @@
       <w:r>
         <w:rPr>
           <w:rStyle w:val="Refdenotaalpie"/>
-          <w:rFonts w:ascii="Arial Narrow" w:eastAsia="Times New Roman" w:hAnsi="Arial Narrow" w:cs="Times New Roman"/>
-          <w:color w:val="000000"/>
-          <w:kern w:val="0"/>
+          <w:rFonts w:ascii="Arial Narrow" w:eastAsia="Arial Narrow" w:hAnsi="Arial Narrow" w:cs="Arial Narrow"/>
+          <w:color w:val="000000"/>
+          <w:kern w:val="0"/>
+          <w:sz w:val="22"/>
+          <w:szCs w:val="22"/>
           <w:vertAlign w:val="superscript"/>
           <w:lang w:val="es-ES" w:eastAsia="es-ES"/>
           <w14:ligatures w14:val="none"/>
@@ -688,9 +800,11 @@
       </w:r>
       <w:r>
         <w:rPr>
-          <w:rFonts w:ascii="Arial Narrow" w:eastAsia="Times New Roman" w:hAnsi="Arial Narrow" w:cs="Arial"/>
-          <w:color w:val="000000"/>
-          <w:kern w:val="0"/>
+          <w:rFonts w:ascii="Arial Narrow" w:eastAsia="Arial Narrow" w:hAnsi="Arial Narrow" w:cs="Arial Narrow"/>
+          <w:color w:val="000000"/>
+          <w:kern w:val="0"/>
+          <w:sz w:val="22"/>
+          <w:szCs w:val="22"/>
           <w:lang w:val="es-ES" w:eastAsia="es-ES"/>
           <w14:ligatures w14:val="none"/>
         </w:rPr>
@@ -698,10 +812,12 @@
       </w:r>
       <w:r>
         <w:rPr>
-          <w:rFonts w:ascii="Arial Narrow" w:eastAsia="Times New Roman" w:hAnsi="Arial Narrow" w:cs="Arial"/>
+          <w:rFonts w:ascii="Arial Narrow" w:eastAsia="Arial Narrow" w:hAnsi="Arial Narrow" w:cs="Arial Narrow"/>
           <w:bCs/>
           <w:color w:val="000000"/>
           <w:kern w:val="0"/>
+          <w:sz w:val="22"/>
+          <w:szCs w:val="22"/>
           <w:lang w:val="es-ES" w:eastAsia="es-ES"/>
           <w14:ligatures w14:val="none"/>
         </w:rPr>
@@ -713,9 +829,11 @@
         <w:spacing w:after="0" w:line="240" w:lineRule="auto"/>
         <w:jc w:val="both"/>
         <w:rPr>
-          <w:rFonts w:ascii="Arial Narrow" w:eastAsia="Times New Roman" w:hAnsi="Arial Narrow" w:cs="Arial"/>
-          <w:color w:val="000000"/>
-          <w:kern w:val="0"/>
+          <w:rFonts w:ascii="Arial Narrow" w:eastAsia="Arial Narrow" w:hAnsi="Arial Narrow" w:cs="Arial Narrow"/>
+          <w:color w:val="000000"/>
+          <w:kern w:val="0"/>
+          <w:sz w:val="22"/>
+          <w:szCs w:val="22"/>
           <w:lang w:eastAsia="es-ES"/>
           <w14:ligatures w14:val="none"/>
         </w:rPr>
@@ -735,18 +853,22 @@
         <w:ind w:left="1134" w:hanging="567"/>
         <w:jc w:val="both"/>
         <w:rPr>
-          <w:rFonts w:ascii="Arial Narrow" w:eastAsia="Times New Roman" w:hAnsi="Arial Narrow" w:cs="Arial"/>
-          <w:color w:val="000000"/>
-          <w:kern w:val="0"/>
+          <w:rFonts w:ascii="Arial Narrow" w:eastAsia="Arial Narrow" w:hAnsi="Arial Narrow" w:cs="Arial Narrow"/>
+          <w:color w:val="000000"/>
+          <w:kern w:val="0"/>
+          <w:sz w:val="22"/>
+          <w:szCs w:val="22"/>
           <w:lang w:eastAsia="es-ES"/>
           <w14:ligatures w14:val="none"/>
         </w:rPr>
       </w:pPr>
       <w:r>
         <w:rPr>
-          <w:rFonts w:ascii="Arial Narrow" w:eastAsia="Times New Roman" w:hAnsi="Arial Narrow" w:cs="Arial"/>
-          <w:color w:val="000000"/>
-          <w:kern w:val="0"/>
+          <w:rFonts w:ascii="Arial Narrow" w:eastAsia="Arial Narrow" w:hAnsi="Arial Narrow" w:cs="Arial Narrow"/>
+          <w:color w:val="000000"/>
+          <w:kern w:val="0"/>
+          <w:sz w:val="22"/>
+          <w:szCs w:val="22"/>
           <w:lang w:eastAsia="es-ES"/>
           <w14:ligatures w14:val="none"/>
         </w:rPr>
@@ -754,9 +876,11 @@
       </w:r>
       <w:r>
         <w:rPr>
-          <w:rFonts w:ascii="Arial Narrow" w:eastAsia="Times New Roman" w:hAnsi="Arial Narrow" w:cs="Arial"/>
-          <w:color w:val="000000"/>
-          <w:kern w:val="0"/>
+          <w:rFonts w:ascii="Arial Narrow" w:eastAsia="Arial Narrow" w:hAnsi="Arial Narrow" w:cs="Arial Narrow"/>
+          <w:color w:val="000000"/>
+          <w:kern w:val="0"/>
+          <w:sz w:val="22"/>
+          <w:szCs w:val="22"/>
           <w:lang w:eastAsia="es-ES"/>
           <w14:ligatures w14:val="none"/>
         </w:rPr>
@@ -764,9 +888,11 @@
       </w:r>
       <w:r>
         <w:rPr>
-          <w:rFonts w:ascii="Arial Narrow" w:eastAsia="Times New Roman" w:hAnsi="Arial Narrow" w:cs="Arial"/>
-          <w:color w:val="000000"/>
-          <w:kern w:val="0"/>
+          <w:rFonts w:ascii="Arial Narrow" w:eastAsia="Arial Narrow" w:hAnsi="Arial Narrow" w:cs="Arial Narrow"/>
+          <w:color w:val="000000"/>
+          <w:kern w:val="0"/>
+          <w:sz w:val="22"/>
+          <w:szCs w:val="22"/>
           <w:lang w:eastAsia="es-ES"/>
           <w14:ligatures w14:val="none"/>
         </w:rPr>
@@ -774,9 +900,11 @@
       </w:r>
       <w:r>
         <w:rPr>
-          <w:rFonts w:ascii="Arial Narrow" w:eastAsia="Times New Roman" w:hAnsi="Arial Narrow" w:cs="Arial"/>
-          <w:color w:val="000000"/>
-          <w:kern w:val="0"/>
+          <w:rFonts w:ascii="Arial Narrow" w:eastAsia="Arial Narrow" w:hAnsi="Arial Narrow" w:cs="Arial Narrow"/>
+          <w:color w:val="000000"/>
+          <w:kern w:val="0"/>
+          <w:sz w:val="22"/>
+          <w:szCs w:val="22"/>
           <w:lang w:eastAsia="es-ES"/>
           <w14:ligatures w14:val="none"/>
         </w:rPr>
@@ -785,9 +913,11 @@
       <w:proofErr w:type="spellStart"/>
       <w:r>
         <w:rPr>
-          <w:rFonts w:ascii="Arial Narrow" w:eastAsia="Times New Roman" w:hAnsi="Arial Narrow" w:cs="Arial"/>
-          <w:color w:val="000000"/>
-          <w:kern w:val="0"/>
+          <w:rFonts w:ascii="Arial Narrow" w:eastAsia="Arial Narrow" w:hAnsi="Arial Narrow" w:cs="Arial Narrow"/>
+          <w:color w:val="000000"/>
+          <w:kern w:val="0"/>
+          <w:sz w:val="22"/>
+          <w:szCs w:val="22"/>
           <w:lang w:eastAsia="es-ES"/>
           <w14:ligatures w14:val="none"/>
         </w:rPr>
@@ -796,9 +926,11 @@
       <w:proofErr w:type="spellEnd"/>
       <w:r>
         <w:rPr>
-          <w:rFonts w:ascii="Arial Narrow" w:eastAsia="Times New Roman" w:hAnsi="Arial Narrow" w:cs="Arial"/>
-          <w:color w:val="000000"/>
-          <w:kern w:val="0"/>
+          <w:rFonts w:ascii="Arial Narrow" w:eastAsia="Arial Narrow" w:hAnsi="Arial Narrow" w:cs="Arial Narrow"/>
+          <w:color w:val="000000"/>
+          <w:kern w:val="0"/>
+          <w:sz w:val="22"/>
+          <w:szCs w:val="22"/>
           <w:lang w:eastAsia="es-ES"/>
           <w14:ligatures w14:val="none"/>
         </w:rPr>
@@ -806,9 +938,11 @@
       </w:r>
       <w:r>
         <w:rPr>
-          <w:rFonts w:ascii="Arial Narrow" w:eastAsia="Times New Roman" w:hAnsi="Arial Narrow" w:cs="Arial"/>
-          <w:color w:val="000000"/>
-          <w:kern w:val="0"/>
+          <w:rFonts w:ascii="Arial Narrow" w:eastAsia="Arial Narrow" w:hAnsi="Arial Narrow" w:cs="Arial Narrow"/>
+          <w:color w:val="000000"/>
+          <w:kern w:val="0"/>
+          <w:sz w:val="22"/>
+          <w:szCs w:val="22"/>
           <w:lang w:eastAsia="es-ES"/>
           <w14:ligatures w14:val="none"/>
         </w:rPr>
@@ -816,9 +950,11 @@
       </w:r>
       <w:r>
         <w:rPr>
-          <w:rFonts w:ascii="Arial Narrow" w:eastAsia="Times New Roman" w:hAnsi="Arial Narrow" w:cs="Arial"/>
-          <w:color w:val="000000"/>
-          <w:kern w:val="0"/>
+          <w:rFonts w:ascii="Arial Narrow" w:eastAsia="Arial Narrow" w:hAnsi="Arial Narrow" w:cs="Arial Narrow"/>
+          <w:color w:val="000000"/>
+          <w:kern w:val="0"/>
+          <w:sz w:val="22"/>
+          <w:szCs w:val="22"/>
           <w:lang w:eastAsia="es-ES"/>
           <w14:ligatures w14:val="none"/>
         </w:rPr>
@@ -826,9 +962,11 @@
       </w:r>
       <w:r>
         <w:rPr>
-          <w:rFonts w:ascii="Arial Narrow" w:eastAsia="Times New Roman" w:hAnsi="Arial Narrow" w:cs="Arial"/>
-          <w:color w:val="000000"/>
-          <w:kern w:val="0"/>
+          <w:rFonts w:ascii="Arial Narrow" w:eastAsia="Arial Narrow" w:hAnsi="Arial Narrow" w:cs="Arial Narrow"/>
+          <w:color w:val="000000"/>
+          <w:kern w:val="0"/>
+          <w:sz w:val="22"/>
+          <w:szCs w:val="22"/>
           <w:lang w:eastAsia="es-ES"/>
           <w14:ligatures w14:val="none"/>
         </w:rPr>
@@ -836,9 +974,11 @@
       </w:r>
       <w:r>
         <w:rPr>
-          <w:rFonts w:ascii="Arial Narrow" w:eastAsia="Times New Roman" w:hAnsi="Arial Narrow" w:cs="Arial"/>
-          <w:color w:val="000000"/>
-          <w:kern w:val="0"/>
+          <w:rFonts w:ascii="Arial Narrow" w:eastAsia="Arial Narrow" w:hAnsi="Arial Narrow" w:cs="Arial Narrow"/>
+          <w:color w:val="000000"/>
+          <w:kern w:val="0"/>
+          <w:sz w:val="22"/>
+          <w:szCs w:val="22"/>
           <w:lang w:eastAsia="es-ES"/>
           <w14:ligatures w14:val="none"/>
         </w:rPr>
@@ -846,9 +986,11 @@
       </w:r>
       <w:r>
         <w:rPr>
-          <w:rFonts w:ascii="Arial Narrow" w:eastAsia="Times New Roman" w:hAnsi="Arial Narrow" w:cs="Arial"/>
-          <w:color w:val="000000"/>
-          <w:kern w:val="0"/>
+          <w:rFonts w:ascii="Arial Narrow" w:eastAsia="Arial Narrow" w:hAnsi="Arial Narrow" w:cs="Arial Narrow"/>
+          <w:color w:val="000000"/>
+          <w:kern w:val="0"/>
+          <w:sz w:val="22"/>
+          <w:szCs w:val="22"/>
           <w:lang w:eastAsia="es-ES"/>
           <w14:ligatures w14:val="none"/>
         </w:rPr>
@@ -856,9 +998,11 @@
       </w:r>
       <w:r>
         <w:rPr>
-          <w:rFonts w:ascii="Arial Narrow" w:eastAsia="Times New Roman" w:hAnsi="Arial Narrow" w:cs="Arial"/>
-          <w:color w:val="000000"/>
-          <w:kern w:val="0"/>
+          <w:rFonts w:ascii="Arial Narrow" w:eastAsia="Arial Narrow" w:hAnsi="Arial Narrow" w:cs="Arial Narrow"/>
+          <w:color w:val="000000"/>
+          <w:kern w:val="0"/>
+          <w:sz w:val="22"/>
+          <w:szCs w:val="22"/>
           <w:lang w:eastAsia="es-ES"/>
           <w14:ligatures w14:val="none"/>
         </w:rPr>
@@ -866,9 +1010,11 @@
       </w:r>
       <w:r>
         <w:rPr>
-          <w:rFonts w:ascii="Arial Narrow" w:eastAsia="Times New Roman" w:hAnsi="Arial Narrow" w:cs="Arial"/>
-          <w:color w:val="000000"/>
-          <w:kern w:val="0"/>
+          <w:rFonts w:ascii="Arial Narrow" w:eastAsia="Arial Narrow" w:hAnsi="Arial Narrow" w:cs="Arial Narrow"/>
+          <w:color w:val="000000"/>
+          <w:kern w:val="0"/>
+          <w:sz w:val="22"/>
+          <w:szCs w:val="22"/>
           <w:lang w:eastAsia="es-ES"/>
           <w14:ligatures w14:val="none"/>
         </w:rPr>
@@ -876,9 +1022,11 @@
       </w:r>
       <w:r>
         <w:rPr>
-          <w:rFonts w:ascii="Arial Narrow" w:eastAsia="Times New Roman" w:hAnsi="Arial Narrow" w:cs="Arial"/>
-          <w:color w:val="000000"/>
-          <w:kern w:val="0"/>
+          <w:rFonts w:ascii="Arial Narrow" w:eastAsia="Arial Narrow" w:hAnsi="Arial Narrow" w:cs="Arial Narrow"/>
+          <w:color w:val="000000"/>
+          <w:kern w:val="0"/>
+          <w:sz w:val="22"/>
+          <w:szCs w:val="22"/>
           <w:lang w:eastAsia="es-ES"/>
           <w14:ligatures w14:val="none"/>
         </w:rPr>
@@ -886,9 +1034,11 @@
       </w:r>
       <w:r>
         <w:rPr>
-          <w:rFonts w:ascii="Arial Narrow" w:eastAsia="Times New Roman" w:hAnsi="Arial Narrow" w:cs="Arial"/>
-          <w:color w:val="000000"/>
-          <w:kern w:val="0"/>
+          <w:rFonts w:ascii="Arial Narrow" w:eastAsia="Arial Narrow" w:hAnsi="Arial Narrow" w:cs="Arial Narrow"/>
+          <w:color w:val="000000"/>
+          <w:kern w:val="0"/>
+          <w:sz w:val="22"/>
+          <w:szCs w:val="22"/>
           <w:lang w:eastAsia="es-ES"/>
           <w14:ligatures w14:val="none"/>
         </w:rPr>
@@ -902,9 +1052,11 @@
         <w:ind w:left="1134"/>
         <w:jc w:val="both"/>
         <w:rPr>
-          <w:rFonts w:ascii="Arial Narrow" w:eastAsia="Times New Roman" w:hAnsi="Arial Narrow" w:cs="Arial"/>
-          <w:color w:val="000000"/>
-          <w:kern w:val="0"/>
+          <w:rFonts w:ascii="Arial Narrow" w:eastAsia="Arial Narrow" w:hAnsi="Arial Narrow" w:cs="Arial Narrow"/>
+          <w:color w:val="000000"/>
+          <w:kern w:val="0"/>
+          <w:sz w:val="22"/>
+          <w:szCs w:val="22"/>
           <w:lang w:eastAsia="es-ES"/>
           <w14:ligatures w14:val="none"/>
         </w:rPr>
@@ -924,18 +1076,22 @@
         <w:ind w:left="1134" w:hanging="567"/>
         <w:jc w:val="both"/>
         <w:rPr>
-          <w:rFonts w:ascii="Arial Narrow" w:eastAsia="Times New Roman" w:hAnsi="Arial Narrow" w:cs="Arial"/>
-          <w:color w:val="000000"/>
-          <w:kern w:val="0"/>
+          <w:rFonts w:ascii="Arial Narrow" w:eastAsia="Arial Narrow" w:hAnsi="Arial Narrow" w:cs="Arial Narrow"/>
+          <w:color w:val="000000"/>
+          <w:kern w:val="0"/>
+          <w:sz w:val="22"/>
+          <w:szCs w:val="22"/>
           <w:lang w:eastAsia="es-ES"/>
           <w14:ligatures w14:val="none"/>
         </w:rPr>
       </w:pPr>
       <w:r>
         <w:rPr>
-          <w:rFonts w:ascii="Arial Narrow" w:eastAsia="Times New Roman" w:hAnsi="Arial Narrow" w:cs="Arial"/>
-          <w:color w:val="000000"/>
-          <w:kern w:val="0"/>
+          <w:rFonts w:ascii="Arial Narrow" w:eastAsia="Arial Narrow" w:hAnsi="Arial Narrow" w:cs="Arial Narrow"/>
+          <w:color w:val="000000"/>
+          <w:kern w:val="0"/>
+          <w:sz w:val="22"/>
+          <w:szCs w:val="22"/>
           <w:lang w:eastAsia="es-ES"/>
           <w14:ligatures w14:val="none"/>
         </w:rPr>
@@ -943,9 +1099,11 @@
       </w:r>
       <w:r>
         <w:rPr>
-          <w:rFonts w:ascii="Arial Narrow" w:eastAsia="Times New Roman" w:hAnsi="Arial Narrow" w:cs="Arial"/>
-          <w:color w:val="000000"/>
-          <w:kern w:val="0"/>
+          <w:rFonts w:ascii="Arial Narrow" w:eastAsia="Arial Narrow" w:hAnsi="Arial Narrow" w:cs="Arial Narrow"/>
+          <w:color w:val="000000"/>
+          <w:kern w:val="0"/>
+          <w:sz w:val="22"/>
+          <w:szCs w:val="22"/>
           <w:lang w:eastAsia="es-ES"/>
           <w14:ligatures w14:val="none"/>
         </w:rPr>
@@ -954,9 +1112,11 @@
       <w:proofErr w:type="spellStart"/>
       <w:r>
         <w:rPr>
-          <w:rFonts w:ascii="Arial Narrow" w:eastAsia="Times New Roman" w:hAnsi="Arial Narrow" w:cs="Arial"/>
-          <w:color w:val="000000"/>
-          <w:kern w:val="0"/>
+          <w:rFonts w:ascii="Arial Narrow" w:eastAsia="Arial Narrow" w:hAnsi="Arial Narrow" w:cs="Arial Narrow"/>
+          <w:color w:val="000000"/>
+          <w:kern w:val="0"/>
+          <w:sz w:val="22"/>
+          <w:szCs w:val="22"/>
           <w:lang w:eastAsia="es-ES"/>
           <w14:ligatures w14:val="none"/>
         </w:rPr>
@@ -965,9 +1125,11 @@
       <w:proofErr w:type="spellEnd"/>
       <w:r>
         <w:rPr>
-          <w:rFonts w:ascii="Arial Narrow" w:eastAsia="Times New Roman" w:hAnsi="Arial Narrow" w:cs="Arial"/>
-          <w:color w:val="000000"/>
-          <w:kern w:val="0"/>
+          <w:rFonts w:ascii="Arial Narrow" w:eastAsia="Arial Narrow" w:hAnsi="Arial Narrow" w:cs="Arial Narrow"/>
+          <w:color w:val="000000"/>
+          <w:kern w:val="0"/>
+          <w:sz w:val="22"/>
+          <w:szCs w:val="22"/>
           <w:lang w:eastAsia="es-ES"/>
           <w14:ligatures w14:val="none"/>
         </w:rPr>
@@ -975,9 +1137,11 @@
       </w:r>
       <w:r>
         <w:rPr>
-          <w:rFonts w:ascii="Arial Narrow" w:eastAsia="Times New Roman" w:hAnsi="Arial Narrow" w:cs="Arial"/>
-          <w:color w:val="000000"/>
-          <w:kern w:val="0"/>
+          <w:rFonts w:ascii="Arial Narrow" w:eastAsia="Arial Narrow" w:hAnsi="Arial Narrow" w:cs="Arial Narrow"/>
+          <w:color w:val="000000"/>
+          <w:kern w:val="0"/>
+          <w:sz w:val="22"/>
+          <w:szCs w:val="22"/>
           <w:lang w:eastAsia="es-ES"/>
           <w14:ligatures w14:val="none"/>
         </w:rPr>
@@ -985,9 +1149,11 @@
       </w:r>
       <w:r>
         <w:rPr>
-          <w:rFonts w:ascii="Arial Narrow" w:eastAsia="Times New Roman" w:hAnsi="Arial Narrow" w:cs="Arial"/>
-          <w:color w:val="000000"/>
-          <w:kern w:val="0"/>
+          <w:rFonts w:ascii="Arial Narrow" w:eastAsia="Arial Narrow" w:hAnsi="Arial Narrow" w:cs="Arial Narrow"/>
+          <w:color w:val="000000"/>
+          <w:kern w:val="0"/>
+          <w:sz w:val="22"/>
+          <w:szCs w:val="22"/>
           <w:lang w:eastAsia="es-ES"/>
           <w14:ligatures w14:val="none"/>
         </w:rPr>
@@ -999,9 +1165,11 @@
         <w:pStyle w:val="Prrafodelista"/>
         <w:spacing w:line="240" w:lineRule="auto"/>
         <w:rPr>
-          <w:rFonts w:ascii="Arial Narrow" w:eastAsia="Times New Roman" w:hAnsi="Arial Narrow" w:cs="Arial"/>
-          <w:color w:val="000000"/>
-          <w:kern w:val="0"/>
+          <w:rFonts w:ascii="Arial Narrow" w:eastAsia="Arial Narrow" w:hAnsi="Arial Narrow" w:cs="Arial Narrow"/>
+          <w:color w:val="000000"/>
+          <w:kern w:val="0"/>
+          <w:sz w:val="22"/>
+          <w:szCs w:val="22"/>
           <w:lang w:eastAsia="es-ES"/>
           <w14:ligatures w14:val="none"/>
         </w:rPr>
@@ -1021,18 +1189,22 @@
         <w:ind w:left="1134" w:hanging="567"/>
         <w:jc w:val="both"/>
         <w:rPr>
-          <w:rFonts w:ascii="Arial Narrow" w:eastAsia="Times New Roman" w:hAnsi="Arial Narrow" w:cs="Arial"/>
-          <w:color w:val="000000"/>
-          <w:kern w:val="0"/>
+          <w:rFonts w:ascii="Arial Narrow" w:eastAsia="Arial Narrow" w:hAnsi="Arial Narrow" w:cs="Arial Narrow"/>
+          <w:color w:val="000000"/>
+          <w:kern w:val="0"/>
+          <w:sz w:val="22"/>
+          <w:szCs w:val="22"/>
           <w:lang w:eastAsia="es-ES"/>
           <w14:ligatures w14:val="none"/>
         </w:rPr>
       </w:pPr>
       <w:r>
         <w:rPr>
-          <w:rFonts w:ascii="Arial Narrow" w:eastAsia="Times New Roman" w:hAnsi="Arial Narrow" w:cs="Arial"/>
-          <w:color w:val="000000"/>
-          <w:kern w:val="0"/>
+          <w:rFonts w:ascii="Arial Narrow" w:eastAsia="Arial Narrow" w:hAnsi="Arial Narrow" w:cs="Arial Narrow"/>
+          <w:color w:val="000000"/>
+          <w:kern w:val="0"/>
+          <w:sz w:val="22"/>
+          <w:szCs w:val="22"/>
           <w:lang w:eastAsia="es-ES"/>
           <w14:ligatures w14:val="none"/>
         </w:rPr>
@@ -1040,9 +1212,11 @@
       </w:r>
       <w:r>
         <w:rPr>
-          <w:rFonts w:ascii="Arial Narrow" w:eastAsia="Times New Roman" w:hAnsi="Arial Narrow" w:cs="Arial"/>
-          <w:color w:val="000000"/>
-          <w:kern w:val="0"/>
+          <w:rFonts w:ascii="Arial Narrow" w:eastAsia="Arial Narrow" w:hAnsi="Arial Narrow" w:cs="Arial Narrow"/>
+          <w:color w:val="000000"/>
+          <w:kern w:val="0"/>
+          <w:sz w:val="22"/>
+          <w:szCs w:val="22"/>
           <w:lang w:eastAsia="es-ES"/>
           <w14:ligatures w14:val="none"/>
         </w:rPr>
@@ -1050,9 +1224,11 @@
       </w:r>
       <w:r>
         <w:rPr>
-          <w:rFonts w:ascii="Arial Narrow" w:eastAsia="Times New Roman" w:hAnsi="Arial Narrow" w:cs="Arial"/>
-          <w:color w:val="000000"/>
-          <w:kern w:val="0"/>
+          <w:rFonts w:ascii="Arial Narrow" w:eastAsia="Arial Narrow" w:hAnsi="Arial Narrow" w:cs="Arial Narrow"/>
+          <w:color w:val="000000"/>
+          <w:kern w:val="0"/>
+          <w:sz w:val="22"/>
+          <w:szCs w:val="22"/>
           <w:lang w:eastAsia="es-ES"/>
           <w14:ligatures w14:val="none"/>
         </w:rPr>
@@ -1060,9 +1236,11 @@
       </w:r>
       <w:r>
         <w:rPr>
-          <w:rFonts w:ascii="Arial Narrow" w:eastAsia="Times New Roman" w:hAnsi="Arial Narrow" w:cs="Arial"/>
-          <w:color w:val="000000"/>
-          <w:kern w:val="0"/>
+          <w:rFonts w:ascii="Arial Narrow" w:eastAsia="Arial Narrow" w:hAnsi="Arial Narrow" w:cs="Arial Narrow"/>
+          <w:color w:val="000000"/>
+          <w:kern w:val="0"/>
+          <w:sz w:val="22"/>
+          <w:szCs w:val="22"/>
           <w:lang w:eastAsia="es-ES"/>
           <w14:ligatures w14:val="none"/>
         </w:rPr>
@@ -1070,9 +1248,11 @@
       </w:r>
       <w:r>
         <w:rPr>
-          <w:rFonts w:ascii="Arial Narrow" w:eastAsia="Times New Roman" w:hAnsi="Arial Narrow" w:cs="Arial"/>
-          <w:color w:val="000000"/>
-          <w:kern w:val="0"/>
+          <w:rFonts w:ascii="Arial Narrow" w:eastAsia="Arial Narrow" w:hAnsi="Arial Narrow" w:cs="Arial Narrow"/>
+          <w:color w:val="000000"/>
+          <w:kern w:val="0"/>
+          <w:sz w:val="22"/>
+          <w:szCs w:val="22"/>
           <w:lang w:eastAsia="es-ES"/>
           <w14:ligatures w14:val="none"/>
         </w:rPr>
@@ -1086,9 +1266,11 @@
         <w:ind w:left="1134"/>
         <w:jc w:val="both"/>
         <w:rPr>
-          <w:rFonts w:ascii="Arial Narrow" w:eastAsia="Times New Roman" w:hAnsi="Arial Narrow" w:cs="Arial"/>
-          <w:color w:val="000000"/>
-          <w:kern w:val="0"/>
+          <w:rFonts w:ascii="Arial Narrow" w:eastAsia="Arial Narrow" w:hAnsi="Arial Narrow" w:cs="Arial Narrow"/>
+          <w:color w:val="000000"/>
+          <w:kern w:val="0"/>
+          <w:sz w:val="22"/>
+          <w:szCs w:val="22"/>
           <w:lang w:eastAsia="es-ES"/>
           <w14:ligatures w14:val="none"/>
         </w:rPr>
@@ -1108,18 +1290,22 @@
         <w:ind w:left="1134" w:hanging="567"/>
         <w:jc w:val="both"/>
         <w:rPr>
-          <w:rFonts w:ascii="Arial Narrow" w:eastAsia="Times New Roman" w:hAnsi="Arial Narrow" w:cs="Arial"/>
-          <w:color w:val="000000"/>
-          <w:kern w:val="0"/>
+          <w:rFonts w:ascii="Arial Narrow" w:eastAsia="Arial Narrow" w:hAnsi="Arial Narrow" w:cs="Arial Narrow"/>
+          <w:color w:val="000000"/>
+          <w:kern w:val="0"/>
+          <w:sz w:val="22"/>
+          <w:szCs w:val="22"/>
           <w:lang w:eastAsia="es-ES"/>
           <w14:ligatures w14:val="none"/>
         </w:rPr>
       </w:pPr>
       <w:r>
         <w:rPr>
-          <w:rFonts w:ascii="Arial Narrow" w:eastAsia="Times New Roman" w:hAnsi="Arial Narrow" w:cs="Arial"/>
-          <w:color w:val="000000"/>
-          <w:kern w:val="0"/>
+          <w:rFonts w:ascii="Arial Narrow" w:eastAsia="Arial Narrow" w:hAnsi="Arial Narrow" w:cs="Arial Narrow"/>
+          <w:color w:val="000000"/>
+          <w:kern w:val="0"/>
+          <w:sz w:val="22"/>
+          <w:szCs w:val="22"/>
           <w:lang w:eastAsia="es-ES"/>
           <w14:ligatures w14:val="none"/>
         </w:rPr>
@@ -1128,9 +1314,11 @@
       <w:proofErr w:type="spellStart"/>
       <w:r>
         <w:rPr>
-          <w:rFonts w:ascii="Arial Narrow" w:eastAsia="Times New Roman" w:hAnsi="Arial Narrow" w:cs="Arial"/>
-          <w:color w:val="000000"/>
-          <w:kern w:val="0"/>
+          <w:rFonts w:ascii="Arial Narrow" w:eastAsia="Arial Narrow" w:hAnsi="Arial Narrow" w:cs="Arial Narrow"/>
+          <w:color w:val="000000"/>
+          <w:kern w:val="0"/>
+          <w:sz w:val="22"/>
+          <w:szCs w:val="22"/>
           <w:lang w:eastAsia="es-ES"/>
           <w14:ligatures w14:val="none"/>
         </w:rPr>
@@ -1139,9 +1327,11 @@
       <w:proofErr w:type="spellEnd"/>
       <w:r>
         <w:rPr>
-          <w:rFonts w:ascii="Arial Narrow" w:eastAsia="Times New Roman" w:hAnsi="Arial Narrow" w:cs="Arial"/>
-          <w:color w:val="000000"/>
-          <w:kern w:val="0"/>
+          <w:rFonts w:ascii="Arial Narrow" w:eastAsia="Arial Narrow" w:hAnsi="Arial Narrow" w:cs="Arial Narrow"/>
+          <w:color w:val="000000"/>
+          <w:kern w:val="0"/>
+          <w:sz w:val="22"/>
+          <w:szCs w:val="22"/>
           <w:lang w:eastAsia="es-ES"/>
           <w14:ligatures w14:val="none"/>
         </w:rPr>
@@ -1153,9 +1343,11 @@
         <w:pStyle w:val="Prrafodelista"/>
         <w:spacing w:line="240" w:lineRule="auto"/>
         <w:rPr>
-          <w:rFonts w:ascii="Arial Narrow" w:eastAsia="Times New Roman" w:hAnsi="Arial Narrow" w:cs="Arial"/>
-          <w:color w:val="000000"/>
-          <w:kern w:val="0"/>
+          <w:rFonts w:ascii="Arial Narrow" w:eastAsia="Arial Narrow" w:hAnsi="Arial Narrow" w:cs="Arial Narrow"/>
+          <w:color w:val="000000"/>
+          <w:kern w:val="0"/>
+          <w:sz w:val="22"/>
+          <w:szCs w:val="22"/>
           <w:lang w:eastAsia="es-ES"/>
           <w14:ligatures w14:val="none"/>
         </w:rPr>
@@ -1175,18 +1367,22 @@
         <w:ind w:left="1134" w:hanging="567"/>
         <w:jc w:val="both"/>
         <w:rPr>
-          <w:rFonts w:ascii="Arial Narrow" w:eastAsia="Times New Roman" w:hAnsi="Arial Narrow" w:cs="Arial"/>
-          <w:color w:val="000000"/>
-          <w:kern w:val="0"/>
+          <w:rFonts w:ascii="Arial Narrow" w:eastAsia="Arial Narrow" w:hAnsi="Arial Narrow" w:cs="Arial Narrow"/>
+          <w:color w:val="000000"/>
+          <w:kern w:val="0"/>
+          <w:sz w:val="22"/>
+          <w:szCs w:val="22"/>
           <w:lang w:eastAsia="es-ES"/>
           <w14:ligatures w14:val="none"/>
         </w:rPr>
       </w:pPr>
       <w:r>
         <w:rPr>
-          <w:rFonts w:ascii="Arial Narrow" w:eastAsia="Times New Roman" w:hAnsi="Arial Narrow" w:cs="Arial"/>
-          <w:color w:val="000000"/>
-          <w:kern w:val="0"/>
+          <w:rFonts w:ascii="Arial Narrow" w:eastAsia="Arial Narrow" w:hAnsi="Arial Narrow" w:cs="Arial Narrow"/>
+          <w:color w:val="000000"/>
+          <w:kern w:val="0"/>
+          <w:sz w:val="22"/>
+          <w:szCs w:val="22"/>
           <w:lang w:eastAsia="es-ES"/>
           <w14:ligatures w14:val="none"/>
         </w:rPr>
@@ -1195,9 +1391,11 @@
       <w:proofErr w:type="spellStart"/>
       <w:r>
         <w:rPr>
-          <w:rFonts w:ascii="Arial Narrow" w:eastAsia="Times New Roman" w:hAnsi="Arial Narrow" w:cs="Arial"/>
-          <w:color w:val="000000"/>
-          <w:kern w:val="0"/>
+          <w:rFonts w:ascii="Arial Narrow" w:eastAsia="Arial Narrow" w:hAnsi="Arial Narrow" w:cs="Arial Narrow"/>
+          <w:color w:val="000000"/>
+          <w:kern w:val="0"/>
+          <w:sz w:val="22"/>
+          <w:szCs w:val="22"/>
           <w:lang w:eastAsia="es-ES"/>
           <w14:ligatures w14:val="none"/>
         </w:rPr>
@@ -1206,9 +1404,11 @@
       <w:proofErr w:type="spellEnd"/>
       <w:r>
         <w:rPr>
-          <w:rFonts w:ascii="Arial Narrow" w:eastAsia="Times New Roman" w:hAnsi="Arial Narrow" w:cs="Arial"/>
-          <w:color w:val="000000"/>
-          <w:kern w:val="0"/>
+          <w:rFonts w:ascii="Arial Narrow" w:eastAsia="Arial Narrow" w:hAnsi="Arial Narrow" w:cs="Arial Narrow"/>
+          <w:color w:val="000000"/>
+          <w:kern w:val="0"/>
+          <w:sz w:val="22"/>
+          <w:szCs w:val="22"/>
           <w:lang w:eastAsia="es-ES"/>
           <w14:ligatures w14:val="none"/>
         </w:rPr>
@@ -1222,9 +1422,11 @@
         <w:ind w:left="1134"/>
         <w:jc w:val="both"/>
         <w:rPr>
-          <w:rFonts w:ascii="Arial Narrow" w:eastAsia="Times New Roman" w:hAnsi="Arial Narrow" w:cs="Arial"/>
-          <w:color w:val="000000"/>
-          <w:kern w:val="0"/>
+          <w:rFonts w:ascii="Arial Narrow" w:eastAsia="Arial Narrow" w:hAnsi="Arial Narrow" w:cs="Arial Narrow"/>
+          <w:color w:val="000000"/>
+          <w:kern w:val="0"/>
+          <w:sz w:val="22"/>
+          <w:szCs w:val="22"/>
           <w:lang w:eastAsia="es-ES"/>
           <w14:ligatures w14:val="none"/>
         </w:rPr>
@@ -1244,18 +1446,22 @@
         <w:ind w:left="1134" w:hanging="567"/>
         <w:jc w:val="both"/>
         <w:rPr>
-          <w:rFonts w:ascii="Arial Narrow" w:eastAsia="Times New Roman" w:hAnsi="Arial Narrow" w:cs="Arial"/>
-          <w:color w:val="000000"/>
-          <w:kern w:val="0"/>
+          <w:rFonts w:ascii="Arial Narrow" w:eastAsia="Arial Narrow" w:hAnsi="Arial Narrow" w:cs="Arial Narrow"/>
+          <w:color w:val="000000"/>
+          <w:kern w:val="0"/>
+          <w:sz w:val="22"/>
+          <w:szCs w:val="22"/>
           <w:lang w:eastAsia="es-ES"/>
           <w14:ligatures w14:val="none"/>
         </w:rPr>
       </w:pPr>
       <w:r>
         <w:rPr>
-          <w:rFonts w:ascii="Arial Narrow" w:eastAsia="Times New Roman" w:hAnsi="Arial Narrow" w:cs="Arial"/>
-          <w:color w:val="000000"/>
-          <w:kern w:val="0"/>
+          <w:rFonts w:ascii="Arial Narrow" w:eastAsia="Arial Narrow" w:hAnsi="Arial Narrow" w:cs="Arial Narrow"/>
+          <w:color w:val="000000"/>
+          <w:kern w:val="0"/>
+          <w:sz w:val="22"/>
+          <w:szCs w:val="22"/>
           <w:lang w:eastAsia="es-ES"/>
           <w14:ligatures w14:val="none"/>
         </w:rPr>
@@ -1265,9 +1471,11 @@
       <w:proofErr w:type="spellStart"/>
       <w:r>
         <w:rPr>
-          <w:rFonts w:ascii="Arial Narrow" w:eastAsia="Times New Roman" w:hAnsi="Arial Narrow" w:cs="Arial"/>
-          <w:color w:val="000000"/>
-          <w:kern w:val="0"/>
+          <w:rFonts w:ascii="Arial Narrow" w:eastAsia="Arial Narrow" w:hAnsi="Arial Narrow" w:cs="Arial Narrow"/>
+          <w:color w:val="000000"/>
+          <w:kern w:val="0"/>
+          <w:sz w:val="22"/>
+          <w:szCs w:val="22"/>
           <w:lang w:eastAsia="es-ES"/>
           <w14:ligatures w14:val="none"/>
         </w:rPr>
@@ -1276,9 +1484,11 @@
       <w:proofErr w:type="spellEnd"/>
       <w:r>
         <w:rPr>
-          <w:rFonts w:ascii="Arial Narrow" w:eastAsia="Times New Roman" w:hAnsi="Arial Narrow" w:cs="Arial"/>
-          <w:color w:val="000000"/>
-          <w:kern w:val="0"/>
+          <w:rFonts w:ascii="Arial Narrow" w:eastAsia="Arial Narrow" w:hAnsi="Arial Narrow" w:cs="Arial Narrow"/>
+          <w:color w:val="000000"/>
+          <w:kern w:val="0"/>
+          <w:sz w:val="22"/>
+          <w:szCs w:val="22"/>
           <w:lang w:eastAsia="es-ES"/>
           <w14:ligatures w14:val="none"/>
         </w:rPr>
@@ -1290,9 +1500,11 @@
         <w:spacing w:after="0" w:line="240" w:lineRule="auto"/>
         <w:jc w:val="both"/>
         <w:rPr>
-          <w:rFonts w:ascii="Arial Narrow" w:eastAsia="Times New Roman" w:hAnsi="Arial Narrow" w:cs="Arial"/>
-          <w:color w:val="000000"/>
-          <w:kern w:val="0"/>
+          <w:rFonts w:ascii="Arial Narrow" w:eastAsia="Arial Narrow" w:hAnsi="Arial Narrow" w:cs="Arial Narrow"/>
+          <w:color w:val="000000"/>
+          <w:kern w:val="0"/>
+          <w:sz w:val="22"/>
+          <w:szCs w:val="22"/>
           <w:lang w:eastAsia="es-ES"/>
           <w14:ligatures w14:val="none"/>
         </w:rPr>
@@ -1312,18 +1524,22 @@
         <w:ind w:left="1134" w:hanging="567"/>
         <w:jc w:val="both"/>
         <w:rPr>
-          <w:rFonts w:ascii="Arial Narrow" w:eastAsia="Times New Roman" w:hAnsi="Arial Narrow" w:cs="Arial"/>
-          <w:color w:val="000000"/>
-          <w:kern w:val="0"/>
+          <w:rFonts w:ascii="Arial Narrow" w:eastAsia="Arial Narrow" w:hAnsi="Arial Narrow" w:cs="Arial Narrow"/>
+          <w:color w:val="000000"/>
+          <w:kern w:val="0"/>
+          <w:sz w:val="22"/>
+          <w:szCs w:val="22"/>
           <w:lang w:eastAsia="es-ES"/>
           <w14:ligatures w14:val="none"/>
         </w:rPr>
       </w:pPr>
       <w:r>
         <w:rPr>
-          <w:rFonts w:ascii="Arial Narrow" w:eastAsia="Times New Roman" w:hAnsi="Arial Narrow" w:cs="Arial"/>
-          <w:color w:val="000000"/>
-          <w:kern w:val="0"/>
+          <w:rFonts w:ascii="Arial Narrow" w:eastAsia="Arial Narrow" w:hAnsi="Arial Narrow" w:cs="Arial Narrow"/>
+          <w:color w:val="000000"/>
+          <w:kern w:val="0"/>
+          <w:sz w:val="22"/>
+          <w:szCs w:val="22"/>
           <w:lang w:eastAsia="es-ES"/>
           <w14:ligatures w14:val="none"/>
         </w:rPr>
@@ -1331,9 +1547,11 @@
       </w:r>
       <w:r>
         <w:rPr>
-          <w:rFonts w:ascii="Arial Narrow" w:eastAsia="Times New Roman" w:hAnsi="Arial Narrow" w:cs="Arial"/>
-          <w:color w:val="000000"/>
-          <w:kern w:val="0"/>
+          <w:rFonts w:ascii="Arial Narrow" w:eastAsia="Arial Narrow" w:hAnsi="Arial Narrow" w:cs="Arial Narrow"/>
+          <w:color w:val="000000"/>
+          <w:kern w:val="0"/>
+          <w:sz w:val="22"/>
+          <w:szCs w:val="22"/>
           <w:lang w:eastAsia="es-ES"/>
           <w14:ligatures w14:val="none"/>
         </w:rPr>
@@ -1341,9 +1559,11 @@
       </w:r>
       <w:r>
         <w:rPr>
-          <w:rFonts w:ascii="Arial Narrow" w:eastAsia="Times New Roman" w:hAnsi="Arial Narrow" w:cs="Arial"/>
-          <w:color w:val="000000"/>
-          <w:kern w:val="0"/>
+          <w:rFonts w:ascii="Arial Narrow" w:eastAsia="Arial Narrow" w:hAnsi="Arial Narrow" w:cs="Arial Narrow"/>
+          <w:color w:val="000000"/>
+          <w:kern w:val="0"/>
+          <w:sz w:val="22"/>
+          <w:szCs w:val="22"/>
           <w:lang w:eastAsia="es-ES"/>
           <w14:ligatures w14:val="none"/>
         </w:rPr>
@@ -1351,9 +1571,11 @@
       </w:r>
       <w:r>
         <w:rPr>
-          <w:rFonts w:ascii="Arial Narrow" w:eastAsia="Times New Roman" w:hAnsi="Arial Narrow" w:cs="Arial"/>
-          <w:color w:val="000000"/>
-          <w:kern w:val="0"/>
+          <w:rFonts w:ascii="Arial Narrow" w:eastAsia="Arial Narrow" w:hAnsi="Arial Narrow" w:cs="Arial Narrow"/>
+          <w:color w:val="000000"/>
+          <w:kern w:val="0"/>
+          <w:sz w:val="22"/>
+          <w:szCs w:val="22"/>
           <w:lang w:eastAsia="es-ES"/>
           <w14:ligatures w14:val="none"/>
         </w:rPr>
@@ -1361,9 +1583,11 @@
       </w:r>
       <w:r>
         <w:rPr>
-          <w:rFonts w:ascii="Arial Narrow" w:eastAsia="Times New Roman" w:hAnsi="Arial Narrow" w:cs="Arial"/>
-          <w:color w:val="000000"/>
-          <w:kern w:val="0"/>
+          <w:rFonts w:ascii="Arial Narrow" w:eastAsia="Arial Narrow" w:hAnsi="Arial Narrow" w:cs="Arial Narrow"/>
+          <w:color w:val="000000"/>
+          <w:kern w:val="0"/>
+          <w:sz w:val="22"/>
+          <w:szCs w:val="22"/>
           <w:lang w:eastAsia="es-ES"/>
           <w14:ligatures w14:val="none"/>
         </w:rPr>
@@ -1377,9 +1601,11 @@
         <w:ind w:left="1134"/>
         <w:jc w:val="both"/>
         <w:rPr>
-          <w:rFonts w:ascii="Arial Narrow" w:eastAsia="Times New Roman" w:hAnsi="Arial Narrow" w:cs="Arial"/>
-          <w:color w:val="000000"/>
-          <w:kern w:val="0"/>
+          <w:rFonts w:ascii="Arial Narrow" w:eastAsia="Arial Narrow" w:hAnsi="Arial Narrow" w:cs="Arial Narrow"/>
+          <w:color w:val="000000"/>
+          <w:kern w:val="0"/>
+          <w:sz w:val="22"/>
+          <w:szCs w:val="22"/>
           <w:lang w:eastAsia="es-ES"/>
           <w14:ligatures w14:val="none"/>
         </w:rPr>
@@ -1400,18 +1626,22 @@
         <w:ind w:left="1134" w:hanging="567"/>
         <w:jc w:val="both"/>
         <w:rPr>
-          <w:rFonts w:ascii="Arial Narrow" w:eastAsia="Times New Roman" w:hAnsi="Arial Narrow" w:cs="Arial"/>
-          <w:color w:val="000000"/>
-          <w:kern w:val="0"/>
+          <w:rFonts w:ascii="Arial Narrow" w:eastAsia="Arial Narrow" w:hAnsi="Arial Narrow" w:cs="Arial Narrow"/>
+          <w:color w:val="000000"/>
+          <w:kern w:val="0"/>
+          <w:sz w:val="22"/>
+          <w:szCs w:val="22"/>
           <w:lang w:eastAsia="es-ES"/>
           <w14:ligatures w14:val="none"/>
         </w:rPr>
       </w:pPr>
       <w:r>
         <w:rPr>
-          <w:rFonts w:ascii="Arial Narrow" w:eastAsia="Times New Roman" w:hAnsi="Arial Narrow" w:cs="Arial"/>
-          <w:color w:val="000000"/>
-          <w:kern w:val="0"/>
+          <w:rFonts w:ascii="Arial Narrow" w:eastAsia="Arial Narrow" w:hAnsi="Arial Narrow" w:cs="Arial Narrow"/>
+          <w:color w:val="000000"/>
+          <w:kern w:val="0"/>
+          <w:sz w:val="22"/>
+          <w:szCs w:val="22"/>
           <w:lang w:eastAsia="es-ES"/>
           <w14:ligatures w14:val="none"/>
         </w:rPr>
@@ -1419,9 +1649,11 @@
       </w:r>
       <w:r>
         <w:rPr>
-          <w:rFonts w:ascii="Arial Narrow" w:eastAsia="Times New Roman" w:hAnsi="Arial Narrow" w:cs="Arial"/>
-          <w:color w:val="000000"/>
-          <w:kern w:val="0"/>
+          <w:rFonts w:ascii="Arial Narrow" w:eastAsia="Arial Narrow" w:hAnsi="Arial Narrow" w:cs="Arial Narrow"/>
+          <w:color w:val="000000"/>
+          <w:kern w:val="0"/>
+          <w:sz w:val="22"/>
+          <w:szCs w:val="22"/>
           <w:lang w:eastAsia="es-ES"/>
           <w14:ligatures w14:val="none"/>
         </w:rPr>
@@ -1429,9 +1661,11 @@
       </w:r>
       <w:r>
         <w:rPr>
-          <w:rFonts w:ascii="Arial Narrow" w:eastAsia="Times New Roman" w:hAnsi="Arial Narrow" w:cs="Arial"/>
-          <w:color w:val="000000"/>
-          <w:kern w:val="0"/>
+          <w:rFonts w:ascii="Arial Narrow" w:eastAsia="Arial Narrow" w:hAnsi="Arial Narrow" w:cs="Arial Narrow"/>
+          <w:color w:val="000000"/>
+          <w:kern w:val="0"/>
+          <w:sz w:val="22"/>
+          <w:szCs w:val="22"/>
           <w:lang w:eastAsia="es-ES"/>
           <w14:ligatures w14:val="none"/>
         </w:rPr>
@@ -1439,9 +1673,11 @@
       </w:r>
       <w:r>
         <w:rPr>
-          <w:rFonts w:ascii="Arial Narrow" w:eastAsia="Times New Roman" w:hAnsi="Arial Narrow" w:cs="Arial"/>
-          <w:color w:val="000000"/>
-          <w:kern w:val="0"/>
+          <w:rFonts w:ascii="Arial Narrow" w:eastAsia="Arial Narrow" w:hAnsi="Arial Narrow" w:cs="Arial Narrow"/>
+          <w:color w:val="000000"/>
+          <w:kern w:val="0"/>
+          <w:sz w:val="22"/>
+          <w:szCs w:val="22"/>
           <w:lang w:eastAsia="es-ES"/>
           <w14:ligatures w14:val="none"/>
         </w:rPr>
@@ -1456,9 +1692,11 @@
         <w:spacing w:after="0" w:line="240" w:lineRule="auto"/>
         <w:jc w:val="both"/>
         <w:rPr>
-          <w:rFonts w:ascii="Arial Narrow" w:eastAsia="Times New Roman" w:hAnsi="Arial Narrow" w:cs="Arial"/>
-          <w:color w:val="000000"/>
-          <w:kern w:val="0"/>
+          <w:rFonts w:ascii="Arial Narrow" w:eastAsia="Arial Narrow" w:hAnsi="Arial Narrow" w:cs="Arial Narrow"/>
+          <w:color w:val="000000"/>
+          <w:kern w:val="0"/>
+          <w:sz w:val="22"/>
+          <w:szCs w:val="22"/>
           <w:lang w:eastAsia="es-ES"/>
           <w14:ligatures w14:val="none"/>
         </w:rPr>
@@ -1478,18 +1716,22 @@
         <w:contextualSpacing/>
         <w:jc w:val="both"/>
         <w:rPr>
-          <w:rFonts w:ascii="Arial Narrow" w:eastAsia="Times New Roman" w:hAnsi="Arial Narrow" w:cs="Arial"/>
-          <w:color w:val="000000"/>
-          <w:kern w:val="0"/>
+          <w:rFonts w:ascii="Arial Narrow" w:eastAsia="Arial Narrow" w:hAnsi="Arial Narrow" w:cs="Arial Narrow"/>
+          <w:color w:val="000000"/>
+          <w:kern w:val="0"/>
+          <w:sz w:val="22"/>
+          <w:szCs w:val="22"/>
           <w:lang w:val="es-ES" w:eastAsia="es-ES"/>
           <w14:ligatures w14:val="none"/>
         </w:rPr>
       </w:pPr>
       <w:r>
         <w:rPr>
-          <w:rFonts w:ascii="Arial Narrow" w:eastAsia="Times New Roman" w:hAnsi="Arial Narrow" w:cs="Arial"/>
-          <w:color w:val="000000"/>
-          <w:kern w:val="0"/>
+          <w:rFonts w:ascii="Arial Narrow" w:eastAsia="Arial Narrow" w:hAnsi="Arial Narrow" w:cs="Arial Narrow"/>
+          <w:color w:val="000000"/>
+          <w:kern w:val="0"/>
+          <w:sz w:val="22"/>
+          <w:szCs w:val="22"/>
           <w:lang w:val="es-ES" w:eastAsia="es-ES"/>
           <w14:ligatures w14:val="none"/>
         </w:rPr>
@@ -1497,17 +1739,21 @@
       </w:r>
       <w:r>
         <w:rPr>
-          <w:rFonts w:ascii="Arial Narrow" w:eastAsia="Calibri" w:hAnsi="Arial Narrow" w:cs="Arial"/>
-          <w:kern w:val="0"/>
-          <w14:ligatures w14:val="none"/>
+          <w:rFonts w:ascii="Arial Narrow" w:eastAsia="Arial Narrow" w:hAnsi="Arial Narrow" w:cs="Arial Narrow"/>
+          <w:kern w:val="0"/>
+          <w14:ligatures w14:val="none"/>
+          <w:sz w:val="22"/>
+          <w:szCs w:val="22"/>
         </w:rPr>
         <w:t xml:space="preserve"/>
       </w:r>
       <w:r>
         <w:rPr>
-          <w:rFonts w:ascii="Arial Narrow" w:eastAsia="Times New Roman" w:hAnsi="Arial Narrow" w:cs="Arial"/>
-          <w:color w:val="000000"/>
-          <w:kern w:val="0"/>
+          <w:rFonts w:ascii="Arial Narrow" w:eastAsia="Arial Narrow" w:hAnsi="Arial Narrow" w:cs="Arial Narrow"/>
+          <w:color w:val="000000"/>
+          <w:kern w:val="0"/>
+          <w:sz w:val="22"/>
+          <w:szCs w:val="22"/>
           <w:lang w:val="es-ES" w:eastAsia="es-ES"/>
           <w14:ligatures w14:val="none"/>
         </w:rPr>
@@ -1516,9 +1762,11 @@
       <w:proofErr w:type="spellStart"/>
       <w:r>
         <w:rPr>
-          <w:rFonts w:ascii="Arial Narrow" w:eastAsia="Times New Roman" w:hAnsi="Arial Narrow" w:cs="Arial"/>
-          <w:color w:val="000000"/>
-          <w:kern w:val="0"/>
+          <w:rFonts w:ascii="Arial Narrow" w:eastAsia="Arial Narrow" w:hAnsi="Arial Narrow" w:cs="Arial Narrow"/>
+          <w:color w:val="000000"/>
+          <w:kern w:val="0"/>
+          <w:sz w:val="22"/>
+          <w:szCs w:val="22"/>
           <w:lang w:val="es-ES" w:eastAsia="es-ES"/>
           <w14:ligatures w14:val="none"/>
         </w:rPr>
@@ -1527,9 +1775,11 @@
       <w:proofErr w:type="spellEnd"/>
       <w:r>
         <w:rPr>
-          <w:rFonts w:ascii="Arial Narrow" w:eastAsia="Times New Roman" w:hAnsi="Arial Narrow" w:cs="Arial"/>
-          <w:color w:val="000000"/>
-          <w:kern w:val="0"/>
+          <w:rFonts w:ascii="Arial Narrow" w:eastAsia="Arial Narrow" w:hAnsi="Arial Narrow" w:cs="Arial Narrow"/>
+          <w:color w:val="000000"/>
+          <w:kern w:val="0"/>
+          <w:sz w:val="22"/>
+          <w:szCs w:val="22"/>
           <w:lang w:val="es-ES" w:eastAsia="es-ES"/>
           <w14:ligatures w14:val="none"/>
         </w:rPr>
@@ -1537,9 +1787,11 @@
       </w:r>
       <w:r>
         <w:rPr>
-          <w:rFonts w:ascii="Arial Narrow" w:eastAsia="Times New Roman" w:hAnsi="Arial Narrow" w:cs="Arial"/>
-          <w:color w:val="000000"/>
-          <w:kern w:val="0"/>
+          <w:rFonts w:ascii="Arial Narrow" w:eastAsia="Arial Narrow" w:hAnsi="Arial Narrow" w:cs="Arial Narrow"/>
+          <w:color w:val="000000"/>
+          <w:kern w:val="0"/>
+          <w:sz w:val="22"/>
+          <w:szCs w:val="22"/>
           <w:lang w:val="es-ES" w:eastAsia="es-ES"/>
           <w14:ligatures w14:val="none"/>
         </w:rPr>
@@ -1547,9 +1799,11 @@
       </w:r>
       <w:r>
         <w:rPr>
-          <w:rFonts w:ascii="Arial Narrow" w:eastAsia="Times New Roman" w:hAnsi="Arial Narrow" w:cs="Arial"/>
-          <w:color w:val="000000"/>
-          <w:kern w:val="0"/>
+          <w:rFonts w:ascii="Arial Narrow" w:eastAsia="Arial Narrow" w:hAnsi="Arial Narrow" w:cs="Arial Narrow"/>
+          <w:color w:val="000000"/>
+          <w:kern w:val="0"/>
+          <w:sz w:val="22"/>
+          <w:szCs w:val="22"/>
           <w:lang w:val="es-ES" w:eastAsia="es-ES"/>
           <w14:ligatures w14:val="none"/>
         </w:rPr>
@@ -1557,9 +1811,11 @@
       </w:r>
       <w:r>
         <w:rPr>
-          <w:rFonts w:ascii="Arial Narrow" w:eastAsia="Times New Roman" w:hAnsi="Arial Narrow" w:cs="Arial"/>
-          <w:color w:val="000000"/>
-          <w:kern w:val="0"/>
+          <w:rFonts w:ascii="Arial Narrow" w:eastAsia="Arial Narrow" w:hAnsi="Arial Narrow" w:cs="Arial Narrow"/>
+          <w:color w:val="000000"/>
+          <w:kern w:val="0"/>
+          <w:sz w:val="22"/>
+          <w:szCs w:val="22"/>
           <w:lang w:val="es-ES" w:eastAsia="es-ES"/>
           <w14:ligatures w14:val="none"/>
         </w:rPr>
@@ -1567,9 +1823,11 @@
       </w:r>
       <w:r>
         <w:rPr>
-          <w:rFonts w:ascii="Arial Narrow" w:eastAsia="Times New Roman" w:hAnsi="Arial Narrow" w:cs="Arial"/>
-          <w:color w:val="000000"/>
-          <w:kern w:val="0"/>
+          <w:rFonts w:ascii="Arial Narrow" w:eastAsia="Arial Narrow" w:hAnsi="Arial Narrow" w:cs="Arial Narrow"/>
+          <w:color w:val="000000"/>
+          <w:kern w:val="0"/>
+          <w:sz w:val="22"/>
+          <w:szCs w:val="22"/>
           <w:lang w:val="es-ES" w:eastAsia="es-ES"/>
           <w14:ligatures w14:val="none"/>
         </w:rPr>
@@ -1577,9 +1835,11 @@
       </w:r>
       <w:r>
         <w:rPr>
-          <w:rFonts w:ascii="Arial Narrow" w:eastAsia="Times New Roman" w:hAnsi="Arial Narrow" w:cs="Arial"/>
-          <w:color w:val="000000"/>
-          <w:kern w:val="0"/>
+          <w:rFonts w:ascii="Arial Narrow" w:eastAsia="Arial Narrow" w:hAnsi="Arial Narrow" w:cs="Arial Narrow"/>
+          <w:color w:val="000000"/>
+          <w:kern w:val="0"/>
+          <w:sz w:val="22"/>
+          <w:szCs w:val="22"/>
           <w:lang w:val="es-ES" w:eastAsia="es-ES"/>
           <w14:ligatures w14:val="none"/>
         </w:rPr>
@@ -1587,9 +1847,11 @@
       </w:r>
       <w:r>
         <w:rPr>
-          <w:rFonts w:ascii="Arial Narrow" w:eastAsia="Times New Roman" w:hAnsi="Arial Narrow" w:cs="Arial"/>
-          <w:color w:val="000000"/>
-          <w:kern w:val="0"/>
+          <w:rFonts w:ascii="Arial Narrow" w:eastAsia="Arial Narrow" w:hAnsi="Arial Narrow" w:cs="Arial Narrow"/>
+          <w:color w:val="000000"/>
+          <w:kern w:val="0"/>
+          <w:sz w:val="22"/>
+          <w:szCs w:val="22"/>
           <w:lang w:val="es-ES" w:eastAsia="es-ES"/>
           <w14:ligatures w14:val="none"/>
         </w:rPr>
@@ -1597,9 +1859,11 @@
       </w:r>
       <w:r>
         <w:rPr>
-          <w:rFonts w:ascii="Arial Narrow" w:eastAsia="Times New Roman" w:hAnsi="Arial Narrow" w:cs="Arial"/>
-          <w:color w:val="000000"/>
-          <w:kern w:val="0"/>
+          <w:rFonts w:ascii="Arial Narrow" w:eastAsia="Arial Narrow" w:hAnsi="Arial Narrow" w:cs="Arial Narrow"/>
+          <w:color w:val="000000"/>
+          <w:kern w:val="0"/>
+          <w:sz w:val="22"/>
+          <w:szCs w:val="22"/>
           <w:lang w:val="es-ES" w:eastAsia="es-ES"/>
           <w14:ligatures w14:val="none"/>
         </w:rPr>
@@ -1607,9 +1871,11 @@
       </w:r>
       <w:r>
         <w:rPr>
-          <w:rFonts w:ascii="Arial Narrow" w:eastAsia="Times New Roman" w:hAnsi="Arial Narrow" w:cs="Arial"/>
-          <w:color w:val="000000"/>
-          <w:kern w:val="0"/>
+          <w:rFonts w:ascii="Arial Narrow" w:eastAsia="Arial Narrow" w:hAnsi="Arial Narrow" w:cs="Arial Narrow"/>
+          <w:color w:val="000000"/>
+          <w:kern w:val="0"/>
+          <w:sz w:val="22"/>
+          <w:szCs w:val="22"/>
           <w:lang w:val="es-ES" w:eastAsia="es-ES"/>
           <w14:ligatures w14:val="none"/>
         </w:rPr>
@@ -1617,9 +1883,11 @@
       </w:r>
       <w:r>
         <w:rPr>
-          <w:rFonts w:ascii="Arial Narrow" w:eastAsia="Times New Roman" w:hAnsi="Arial Narrow" w:cs="Arial"/>
-          <w:color w:val="000000"/>
-          <w:kern w:val="0"/>
+          <w:rFonts w:ascii="Arial Narrow" w:eastAsia="Arial Narrow" w:hAnsi="Arial Narrow" w:cs="Arial Narrow"/>
+          <w:color w:val="000000"/>
+          <w:kern w:val="0"/>
+          <w:sz w:val="22"/>
+          <w:szCs w:val="22"/>
           <w:lang w:val="es-ES" w:eastAsia="es-ES"/>
           <w14:ligatures w14:val="none"/>
         </w:rPr>
@@ -1627,9 +1895,11 @@
       </w:r>
       <w:r>
         <w:rPr>
-          <w:rFonts w:ascii="Arial Narrow" w:eastAsia="Times New Roman" w:hAnsi="Arial Narrow" w:cs="Arial"/>
-          <w:color w:val="000000"/>
-          <w:kern w:val="0"/>
+          <w:rFonts w:ascii="Arial Narrow" w:eastAsia="Arial Narrow" w:hAnsi="Arial Narrow" w:cs="Arial Narrow"/>
+          <w:color w:val="000000"/>
+          <w:kern w:val="0"/>
+          <w:sz w:val="22"/>
+          <w:szCs w:val="22"/>
           <w:lang w:val="es-ES" w:eastAsia="es-ES"/>
           <w14:ligatures w14:val="none"/>
         </w:rPr>
@@ -1637,9 +1907,11 @@
       </w:r>
       <w:r>
         <w:rPr>
-          <w:rFonts w:ascii="Arial Narrow" w:eastAsia="Times New Roman" w:hAnsi="Arial Narrow" w:cs="Arial"/>
-          <w:color w:val="000000"/>
-          <w:kern w:val="0"/>
+          <w:rFonts w:ascii="Arial Narrow" w:eastAsia="Arial Narrow" w:hAnsi="Arial Narrow" w:cs="Arial Narrow"/>
+          <w:color w:val="000000"/>
+          <w:kern w:val="0"/>
+          <w:sz w:val="22"/>
+          <w:szCs w:val="22"/>
           <w:lang w:val="es-ES" w:eastAsia="es-ES"/>
           <w14:ligatures w14:val="none"/>
         </w:rPr>
@@ -1647,9 +1919,11 @@
       </w:r>
       <w:r>
         <w:rPr>
-          <w:rFonts w:ascii="Arial Narrow" w:eastAsia="Times New Roman" w:hAnsi="Arial Narrow" w:cs="Arial"/>
-          <w:color w:val="000000"/>
-          <w:kern w:val="0"/>
+          <w:rFonts w:ascii="Arial Narrow" w:eastAsia="Arial Narrow" w:hAnsi="Arial Narrow" w:cs="Arial Narrow"/>
+          <w:color w:val="000000"/>
+          <w:kern w:val="0"/>
+          <w:sz w:val="22"/>
+          <w:szCs w:val="22"/>
           <w:lang w:val="es-ES" w:eastAsia="es-ES"/>
           <w14:ligatures w14:val="none"/>
         </w:rPr>
@@ -1657,9 +1931,11 @@
       </w:r>
       <w:r>
         <w:rPr>
-          <w:rFonts w:ascii="Arial Narrow" w:eastAsia="Times New Roman" w:hAnsi="Arial Narrow" w:cs="Arial"/>
-          <w:color w:val="000000"/>
-          <w:kern w:val="0"/>
+          <w:rFonts w:ascii="Arial Narrow" w:eastAsia="Arial Narrow" w:hAnsi="Arial Narrow" w:cs="Arial Narrow"/>
+          <w:color w:val="000000"/>
+          <w:kern w:val="0"/>
+          <w:sz w:val="22"/>
+          <w:szCs w:val="22"/>
           <w:lang w:val="es-ES" w:eastAsia="es-ES"/>
           <w14:ligatures w14:val="none"/>
         </w:rPr>
@@ -1667,9 +1943,11 @@
       </w:r>
       <w:r>
         <w:rPr>
-          <w:rFonts w:ascii="Arial Narrow" w:eastAsia="Times New Roman" w:hAnsi="Arial Narrow" w:cs="Arial"/>
-          <w:color w:val="000000"/>
-          <w:kern w:val="0"/>
+          <w:rFonts w:ascii="Arial Narrow" w:eastAsia="Arial Narrow" w:hAnsi="Arial Narrow" w:cs="Arial Narrow"/>
+          <w:color w:val="000000"/>
+          <w:kern w:val="0"/>
+          <w:sz w:val="22"/>
+          <w:szCs w:val="22"/>
           <w:lang w:val="es-ES" w:eastAsia="es-ES"/>
           <w14:ligatures w14:val="none"/>
         </w:rPr>
@@ -1677,9 +1955,11 @@
       </w:r>
       <w:r>
         <w:rPr>
-          <w:rFonts w:ascii="Arial Narrow" w:eastAsia="Times New Roman" w:hAnsi="Arial Narrow" w:cs="Arial"/>
-          <w:color w:val="000000"/>
-          <w:kern w:val="0"/>
+          <w:rFonts w:ascii="Arial Narrow" w:eastAsia="Arial Narrow" w:hAnsi="Arial Narrow" w:cs="Arial Narrow"/>
+          <w:color w:val="000000"/>
+          <w:kern w:val="0"/>
+          <w:sz w:val="22"/>
+          <w:szCs w:val="22"/>
           <w:lang w:val="es-ES" w:eastAsia="es-ES"/>
           <w14:ligatures w14:val="none"/>
         </w:rPr>
@@ -1687,9 +1967,11 @@
       </w:r>
       <w:r>
         <w:rPr>
-          <w:rFonts w:ascii="Arial Narrow" w:eastAsia="Times New Roman" w:hAnsi="Arial Narrow" w:cs="Arial"/>
-          <w:color w:val="000000"/>
-          <w:kern w:val="0"/>
+          <w:rFonts w:ascii="Arial Narrow" w:eastAsia="Arial Narrow" w:hAnsi="Arial Narrow" w:cs="Arial Narrow"/>
+          <w:color w:val="000000"/>
+          <w:kern w:val="0"/>
+          <w:sz w:val="22"/>
+          <w:szCs w:val="22"/>
           <w:lang w:val="es-ES" w:eastAsia="es-ES"/>
           <w14:ligatures w14:val="none"/>
         </w:rPr>
@@ -1697,9 +1979,11 @@
       </w:r>
       <w:r>
         <w:rPr>
-          <w:rFonts w:ascii="Arial Narrow" w:eastAsia="Times New Roman" w:hAnsi="Arial Narrow" w:cs="Arial"/>
-          <w:color w:val="000000"/>
-          <w:kern w:val="0"/>
+          <w:rFonts w:ascii="Arial Narrow" w:eastAsia="Arial Narrow" w:hAnsi="Arial Narrow" w:cs="Arial Narrow"/>
+          <w:color w:val="000000"/>
+          <w:kern w:val="0"/>
+          <w:sz w:val="22"/>
+          <w:szCs w:val="22"/>
           <w:lang w:val="es-ES" w:eastAsia="es-ES"/>
           <w14:ligatures w14:val="none"/>
         </w:rPr>
@@ -1707,9 +1991,11 @@
       </w:r>
       <w:r>
         <w:rPr>
-          <w:rFonts w:ascii="Arial Narrow" w:eastAsia="Times New Roman" w:hAnsi="Arial Narrow" w:cs="Arial"/>
-          <w:color w:val="000000"/>
-          <w:kern w:val="0"/>
+          <w:rFonts w:ascii="Arial Narrow" w:eastAsia="Arial Narrow" w:hAnsi="Arial Narrow" w:cs="Arial Narrow"/>
+          <w:color w:val="000000"/>
+          <w:kern w:val="0"/>
+          <w:sz w:val="22"/>
+          <w:szCs w:val="22"/>
           <w:lang w:val="es-ES" w:eastAsia="es-ES"/>
           <w14:ligatures w14:val="none"/>
         </w:rPr>
@@ -1717,9 +2003,11 @@
       </w:r>
       <w:r>
         <w:rPr>
-          <w:rFonts w:ascii="Arial Narrow" w:eastAsia="Times New Roman" w:hAnsi="Arial Narrow" w:cs="Arial"/>
-          <w:color w:val="000000"/>
-          <w:kern w:val="0"/>
+          <w:rFonts w:ascii="Arial Narrow" w:eastAsia="Arial Narrow" w:hAnsi="Arial Narrow" w:cs="Arial Narrow"/>
+          <w:color w:val="000000"/>
+          <w:kern w:val="0"/>
+          <w:sz w:val="22"/>
+          <w:szCs w:val="22"/>
           <w:lang w:val="es-ES" w:eastAsia="es-ES"/>
           <w14:ligatures w14:val="none"/>
         </w:rPr>
@@ -1736,6 +2024,8 @@
           <w:b/>
           <w:color w:val="000000"/>
           <w:kern w:val="0"/>
+          <w:sz w:val="22"/>
+          <w:szCs w:val="22"/>
           <w:lang w:eastAsia="es-PE"/>
           <w14:ligatures w14:val="none"/>
         </w:rPr>
@@ -1760,6 +2050,8 @@
           <w:b/>
           <w:color w:val="000000"/>
           <w:kern w:val="0"/>
+          <w:sz w:val="22"/>
+          <w:szCs w:val="22"/>
           <w:lang w:eastAsia="es-PE"/>
           <w14:ligatures w14:val="none"/>
         </w:rPr>
@@ -1770,6 +2062,8 @@
           <w:b/>
           <w:color w:val="000000"/>
           <w:kern w:val="0"/>
+          <w:sz w:val="22"/>
+          <w:szCs w:val="22"/>
           <w:lang w:eastAsia="es-PE"/>
           <w14:ligatures w14:val="none"/>
         </w:rPr>
@@ -1786,6 +2080,8 @@
           <w:b/>
           <w:color w:val="000000"/>
           <w:kern w:val="0"/>
+          <w:sz w:val="22"/>
+          <w:szCs w:val="22"/>
           <w:lang w:eastAsia="es-PE"/>
           <w14:ligatures w14:val="none"/>
         </w:rPr>
@@ -1807,6 +2103,8 @@
           <w:rFonts w:ascii="Arial Narrow" w:eastAsia="Arial Narrow" w:hAnsi="Arial Narrow" w:cs="Arial Narrow"/>
           <w:kern w:val="0"/>
           <w14:ligatures w14:val="none"/>
+          <w:sz w:val="22"/>
+          <w:szCs w:val="22"/>
         </w:rPr>
       </w:pPr>
       <w:bookmarkStart w:id="3" w:name="_Hlk140755208"/>
@@ -1814,9 +2112,11 @@
       <w:bookmarkStart w:id="5" w:name="_Hlk155944687"/>
       <w:r>
         <w:rPr>
-          <w:rFonts w:ascii="Arial Narrow" w:eastAsia="Times New Roman" w:hAnsi="Arial Narrow" w:cs="Segoe UI"/>
-          <w:color w:val="000000"/>
-          <w:kern w:val="0"/>
+          <w:rFonts w:ascii="Arial Narrow" w:eastAsia="Arial Narrow" w:hAnsi="Arial Narrow" w:cs="Arial Narrow"/>
+          <w:color w:val="000000"/>
+          <w:kern w:val="0"/>
+          <w:sz w:val="22"/>
+          <w:szCs w:val="22"/>
           <w:lang w:eastAsia="es-PE"/>
           <w14:ligatures w14:val="none"/>
         </w:rPr>
@@ -1830,6 +2130,8 @@
           <w:rStyle w:val="Refdenotaalpie"/>
           <w:rFonts w:ascii="Arial Narrow" w:eastAsia="Arial Narrow" w:hAnsi="Arial Narrow" w:cs="Arial Narrow"/>
           <w:kern w:val="0"/>
+          <w:sz w:val="22"/>
+          <w:szCs w:val="22"/>
           <w:vertAlign w:val="superscript"/>
           <w14:ligatures w14:val="none"/>
         </w:rPr>
@@ -1837,9 +2139,11 @@
       </w:r>
       <w:r>
         <w:rPr>
-          <w:rFonts w:ascii="Arial Narrow" w:eastAsia="Times New Roman" w:hAnsi="Arial Narrow" w:cs="Segoe UI"/>
-          <w:color w:val="000000"/>
-          <w:kern w:val="0"/>
+          <w:rFonts w:ascii="Arial Narrow" w:eastAsia="Arial Narrow" w:hAnsi="Arial Narrow" w:cs="Arial Narrow"/>
+          <w:color w:val="000000"/>
+          <w:kern w:val="0"/>
+          <w:sz w:val="22"/>
+          <w:szCs w:val="22"/>
           <w:lang w:eastAsia="es-PE"/>
           <w14:ligatures w14:val="none"/>
         </w:rPr>
@@ -1847,9 +2151,11 @@
       </w:r>
       <w:r>
         <w:rPr>
-          <w:rFonts w:ascii="Arial Narrow" w:eastAsia="Times New Roman" w:hAnsi="Arial Narrow" w:cs="Segoe UI"/>
-          <w:color w:val="000000"/>
-          <w:kern w:val="0"/>
+          <w:rFonts w:ascii="Arial Narrow" w:eastAsia="Arial Narrow" w:hAnsi="Arial Narrow" w:cs="Arial Narrow"/>
+          <w:color w:val="000000"/>
+          <w:kern w:val="0"/>
+          <w:sz w:val="22"/>
+          <w:szCs w:val="22"/>
           <w:lang w:eastAsia="es-PE"/>
           <w14:ligatures w14:val="none"/>
         </w:rPr>
@@ -1860,6 +2166,8 @@
           <w:rFonts w:ascii="Arial Narrow" w:eastAsia="Arial Narrow" w:hAnsi="Arial Narrow" w:cs="Arial Narrow"/>
           <w:kern w:val="0"/>
           <w14:ligatures w14:val="none"/>
+          <w:sz w:val="22"/>
+          <w:szCs w:val="22"/>
         </w:rPr>
         <w:t xml:space="preserve">que el hecho denunciado, </w:t>
       </w:r>
@@ -1869,6 +2177,8 @@
           <w:rFonts w:ascii="Arial Narrow" w:eastAsia="Arial Narrow" w:hAnsi="Arial Narrow" w:cs="Arial Narrow"/>
           <w:kern w:val="0"/>
           <w14:ligatures w14:val="none"/>
+          <w:sz w:val="22"/>
+          <w:szCs w:val="22"/>
         </w:rPr>
         <w:t xml:space="preserve">consistente en que </w:t>
       </w:r>
@@ -1878,9 +2188,11 @@
       <w:proofErr w:type="spellStart"/>
       <w:r>
         <w:rPr>
-          <w:rFonts w:ascii="Arial Narrow" w:eastAsia="Times New Roman" w:hAnsi="Arial Narrow" w:cs="Times New Roman"/>
-          <w:color w:val="000000"/>
-          <w:kern w:val="0"/>
+          <w:rFonts w:ascii="Arial Narrow" w:eastAsia="Arial Narrow" w:hAnsi="Arial Narrow" w:cs="Arial Narrow"/>
+          <w:color w:val="000000"/>
+          <w:kern w:val="0"/>
+          <w:sz w:val="22"/>
+          <w:szCs w:val="22"/>
           <w:shd w:val="clear" w:color="auto" w:fill="FFFFFF"/>
           <w:lang w:eastAsia="es-PE"/>
           <w14:ligatures w14:val="none"/>
@@ -1890,9 +2202,11 @@
       <w:proofErr w:type="spellEnd"/>
       <w:r>
         <w:rPr>
-          <w:rFonts w:ascii="Arial Narrow" w:eastAsia="Times New Roman" w:hAnsi="Arial Narrow" w:cs="Times New Roman"/>
-          <w:color w:val="000000"/>
-          <w:kern w:val="0"/>
+          <w:rFonts w:ascii="Arial Narrow" w:eastAsia="Arial Narrow" w:hAnsi="Arial Narrow" w:cs="Arial Narrow"/>
+          <w:color w:val="000000"/>
+          <w:kern w:val="0"/>
+          <w:sz w:val="22"/>
+          <w:szCs w:val="22"/>
           <w:shd w:val="clear" w:color="auto" w:fill="FFFFFF"/>
           <w:lang w:eastAsia="es-PE"/>
           <w14:ligatures w14:val="none"/>
@@ -1902,9 +2216,11 @@
       <w:proofErr w:type="spellStart"/>
       <w:r>
         <w:rPr>
-          <w:rFonts w:ascii="Arial Narrow" w:eastAsia="Times New Roman" w:hAnsi="Arial Narrow" w:cs="Times New Roman"/>
-          <w:color w:val="000000"/>
-          <w:kern w:val="0"/>
+          <w:rFonts w:ascii="Arial Narrow" w:eastAsia="Arial Narrow" w:hAnsi="Arial Narrow" w:cs="Arial Narrow"/>
+          <w:color w:val="000000"/>
+          <w:kern w:val="0"/>
+          <w:sz w:val="22"/>
+          <w:szCs w:val="22"/>
           <w:shd w:val="clear" w:color="auto" w:fill="FFFFFF"/>
           <w:lang w:eastAsia="es-PE"/>
           <w14:ligatures w14:val="none"/>
@@ -1914,9 +2230,11 @@
       <w:proofErr w:type="spellEnd"/>
       <w:r>
         <w:rPr>
-          <w:rFonts w:ascii="Arial Narrow" w:eastAsia="Times New Roman" w:hAnsi="Arial Narrow" w:cs="Times New Roman"/>
-          <w:color w:val="000000"/>
-          <w:kern w:val="0"/>
+          <w:rFonts w:ascii="Arial Narrow" w:eastAsia="Arial Narrow" w:hAnsi="Arial Narrow" w:cs="Arial Narrow"/>
+          <w:color w:val="000000"/>
+          <w:kern w:val="0"/>
+          <w:sz w:val="22"/>
+          <w:szCs w:val="22"/>
           <w:shd w:val="clear" w:color="auto" w:fill="FFFFFF"/>
           <w:lang w:eastAsia="es-PE"/>
           <w14:ligatures w14:val="none"/>
@@ -1928,6 +2246,8 @@
           <w:rFonts w:ascii="Arial Narrow" w:eastAsia="Arial Narrow" w:hAnsi="Arial Narrow" w:cs="Arial Narrow"/>
           <w:kern w:val="0"/>
           <w14:ligatures w14:val="none"/>
+          <w:sz w:val="22"/>
+          <w:szCs w:val="22"/>
         </w:rPr>
         <w:t xml:space="preserve">; involucraría una presunta afectación a sus expectativas, quien no habría encontrado una correspondencia entre lo que esperaba recibir de parte del proveedor y lo que </w:t>
       </w:r>
@@ -1936,15 +2256,19 @@
           <w:rFonts w:ascii="Arial Narrow" w:eastAsia="Arial Narrow" w:hAnsi="Arial Narrow" w:cs="Arial Narrow"/>
           <w:kern w:val="0"/>
           <w14:ligatures w14:val="none"/>
+          <w:sz w:val="22"/>
+          <w:szCs w:val="22"/>
         </w:rPr>
         <w:lastRenderedPageBreak/>
         <w:t>realmente recibió. Por consiguiente, corresponde calificar el hecho materia de denuncia como una presunta infracción al deber de idoneidad, tipificado en los artículos 18</w:t>
       </w:r>
       <w:r>
         <w:rPr>
-          <w:rFonts w:ascii="Arial Narrow" w:eastAsia="Times New Roman" w:hAnsi="Arial Narrow" w:cs="Segoe UI"/>
-          <w:color w:val="000000"/>
-          <w:kern w:val="0"/>
+          <w:rFonts w:ascii="Arial Narrow" w:eastAsia="Arial Narrow" w:hAnsi="Arial Narrow" w:cs="Arial Narrow"/>
+          <w:color w:val="000000"/>
+          <w:kern w:val="0"/>
+          <w:sz w:val="22"/>
+          <w:szCs w:val="22"/>
           <w:lang w:eastAsia="es-PE"/>
           <w14:ligatures w14:val="none"/>
         </w:rPr>
@@ -1955,14 +2279,18 @@
           <w:rFonts w:ascii="Arial Narrow" w:eastAsia="Arial Narrow" w:hAnsi="Arial Narrow" w:cs="Arial Narrow"/>
           <w:kern w:val="0"/>
           <w14:ligatures w14:val="none"/>
+          <w:sz w:val="22"/>
+          <w:szCs w:val="22"/>
         </w:rPr>
         <w:t xml:space="preserve"> y 19</w:t>
       </w:r>
       <w:r>
         <w:rPr>
-          <w:rFonts w:ascii="Arial Narrow" w:eastAsia="Times New Roman" w:hAnsi="Arial Narrow" w:cs="Segoe UI"/>
-          <w:color w:val="000000"/>
-          <w:kern w:val="0"/>
+          <w:rFonts w:ascii="Arial Narrow" w:eastAsia="Arial Narrow" w:hAnsi="Arial Narrow" w:cs="Arial Narrow"/>
+          <w:color w:val="000000"/>
+          <w:kern w:val="0"/>
+          <w:sz w:val="22"/>
+          <w:szCs w:val="22"/>
           <w:lang w:eastAsia="es-PE"/>
           <w14:ligatures w14:val="none"/>
         </w:rPr>
@@ -1973,6 +2301,8 @@
           <w:rFonts w:ascii="Arial Narrow" w:eastAsia="Arial Narrow" w:hAnsi="Arial Narrow" w:cs="Arial Narrow"/>
           <w:kern w:val="0"/>
           <w14:ligatures w14:val="none"/>
+          <w:sz w:val="22"/>
+          <w:szCs w:val="22"/>
         </w:rPr>
         <w:t xml:space="preserve"> del Código</w:t>
       </w:r>
@@ -1981,8 +2311,10 @@
       <w:r>
         <w:rPr>
           <w:rStyle w:val="Refdenotaalpie"/>
-          <w:rFonts w:ascii="Arial Narrow" w:eastAsia="Arial Narrow" w:hAnsi="Arial Narrow" w:cs="Arial"/>
-          <w:kern w:val="0"/>
+          <w:rFonts w:ascii="Arial Narrow" w:eastAsia="Arial Narrow" w:hAnsi="Arial Narrow" w:cs="Arial Narrow"/>
+          <w:kern w:val="0"/>
+          <w:sz w:val="22"/>
+          <w:szCs w:val="22"/>
           <w:vertAlign w:val="superscript"/>
           <w14:ligatures w14:val="none"/>
         </w:rPr>
@@ -1994,6 +2326,8 @@
           <w:rFonts w:ascii="Arial Narrow" w:eastAsia="Arial Narrow" w:hAnsi="Arial Narrow" w:cs="Arial Narrow"/>
           <w:kern w:val="0"/>
           <w14:ligatures w14:val="none"/>
+          <w:sz w:val="22"/>
+          <w:szCs w:val="22"/>
         </w:rPr>
         <w:t>.</w:t>
       </w:r>
@@ -2009,6 +2343,8 @@
           <w:rFonts w:ascii="Arial Narrow" w:eastAsia="Arial Narrow" w:hAnsi="Arial Narrow" w:cs="Arial Narrow"/>
           <w:kern w:val="0"/>
           <w14:ligatures w14:val="none"/>
+          <w:sz w:val="22"/>
+          <w:szCs w:val="22"/>
         </w:rPr>
       </w:pPr>
     </w:p>
@@ -2026,6 +2362,8 @@
           <w:rFonts w:ascii="Arial Narrow" w:eastAsia="Arial Narrow" w:hAnsi="Arial Narrow" w:cs="Arial Narrow"/>
           <w:kern w:val="0"/>
           <w14:ligatures w14:val="none"/>
+          <w:sz w:val="22"/>
+          <w:szCs w:val="22"/>
         </w:rPr>
       </w:pPr>
       <w:bookmarkStart w:id="11" w:name="_Hlk213150180"/>
@@ -2034,14 +2372,18 @@
           <w:rFonts w:ascii="Arial Narrow" w:eastAsia="Arial Narrow" w:hAnsi="Arial Narrow" w:cs="Arial Narrow"/>
           <w:kern w:val="0"/>
           <w14:ligatures w14:val="none"/>
+          <w:sz w:val="22"/>
+          <w:szCs w:val="22"/>
         </w:rPr>
         <w:t xml:space="preserve">Así también, la Secretaría Técnica, en ejercicio de sus facultades, </w:t>
       </w:r>
       <w:r>
         <w:rPr>
-          <w:rFonts w:ascii="Arial Narrow" w:eastAsia="Times New Roman" w:hAnsi="Arial Narrow" w:cs="Segoe UI"/>
-          <w:color w:val="000000"/>
-          <w:kern w:val="0"/>
+          <w:rFonts w:ascii="Arial Narrow" w:eastAsia="Arial Narrow" w:hAnsi="Arial Narrow" w:cs="Arial Narrow"/>
+          <w:color w:val="000000"/>
+          <w:kern w:val="0"/>
+          <w:sz w:val="22"/>
+          <w:szCs w:val="22"/>
           <w:lang w:eastAsia="es-PE"/>
           <w14:ligatures w14:val="none"/>
         </w:rPr>
@@ -2052,6 +2394,8 @@
           <w:rFonts w:ascii="Arial Narrow" w:eastAsia="Arial Narrow" w:hAnsi="Arial Narrow" w:cs="Arial Narrow"/>
           <w:kern w:val="0"/>
           <w14:ligatures w14:val="none"/>
+          <w:sz w:val="22"/>
+          <w:szCs w:val="22"/>
         </w:rPr>
         <w:t xml:space="preserve">que el hecho denunciado, consistente en que </w:t>
       </w:r>
@@ -2059,9 +2403,11 @@
       <w:proofErr w:type="spellStart"/>
       <w:r>
         <w:rPr>
-          <w:rFonts w:ascii="Arial Narrow" w:eastAsia="Times New Roman" w:hAnsi="Arial Narrow" w:cs="Times New Roman"/>
-          <w:color w:val="000000"/>
-          <w:kern w:val="0"/>
+          <w:rFonts w:ascii="Arial Narrow" w:eastAsia="Arial Narrow" w:hAnsi="Arial Narrow" w:cs="Arial Narrow"/>
+          <w:color w:val="000000"/>
+          <w:kern w:val="0"/>
+          <w:sz w:val="22"/>
+          <w:szCs w:val="22"/>
           <w:shd w:val="clear" w:color="auto" w:fill="FFFFFF"/>
           <w:lang w:eastAsia="es-PE"/>
           <w14:ligatures w14:val="none"/>
@@ -2071,9 +2417,11 @@
       <w:proofErr w:type="spellEnd"/>
       <w:r>
         <w:rPr>
-          <w:rFonts w:ascii="Arial Narrow" w:eastAsia="Times New Roman" w:hAnsi="Arial Narrow" w:cs="Times New Roman"/>
-          <w:color w:val="000000"/>
-          <w:kern w:val="0"/>
+          <w:rFonts w:ascii="Arial Narrow" w:eastAsia="Arial Narrow" w:hAnsi="Arial Narrow" w:cs="Arial Narrow"/>
+          <w:color w:val="000000"/>
+          <w:kern w:val="0"/>
+          <w:sz w:val="22"/>
+          <w:szCs w:val="22"/>
           <w:shd w:val="clear" w:color="auto" w:fill="FFFFFF"/>
           <w:lang w:eastAsia="es-PE"/>
           <w14:ligatures w14:val="none"/>
@@ -2085,14 +2433,18 @@
           <w:rFonts w:ascii="Arial Narrow" w:eastAsia="Arial Narrow" w:hAnsi="Arial Narrow" w:cs="Arial Narrow"/>
           <w:kern w:val="0"/>
           <w14:ligatures w14:val="none"/>
+          <w:sz w:val="22"/>
+          <w:szCs w:val="22"/>
         </w:rPr>
         <w:t>; involucraría una presunta afectación a sus expectativas, quien no habría encontrado una correspondencia entre lo que esperaba recibir de parte del proveedor y lo que realmente recibió. Por consiguiente, corresponde calificar el hecho materia de denuncia como una presunta infracción al deber de idoneidad, tipificado en los artículos 18</w:t>
       </w:r>
       <w:r>
         <w:rPr>
-          <w:rFonts w:ascii="Arial Narrow" w:eastAsia="Times New Roman" w:hAnsi="Arial Narrow" w:cs="Segoe UI"/>
-          <w:color w:val="000000"/>
-          <w:kern w:val="0"/>
+          <w:rFonts w:ascii="Arial Narrow" w:eastAsia="Arial Narrow" w:hAnsi="Arial Narrow" w:cs="Arial Narrow"/>
+          <w:color w:val="000000"/>
+          <w:kern w:val="0"/>
+          <w:sz w:val="22"/>
+          <w:szCs w:val="22"/>
           <w:lang w:eastAsia="es-PE"/>
           <w14:ligatures w14:val="none"/>
         </w:rPr>
@@ -2103,14 +2455,18 @@
           <w:rFonts w:ascii="Arial Narrow" w:eastAsia="Arial Narrow" w:hAnsi="Arial Narrow" w:cs="Arial Narrow"/>
           <w:kern w:val="0"/>
           <w14:ligatures w14:val="none"/>
+          <w:sz w:val="22"/>
+          <w:szCs w:val="22"/>
         </w:rPr>
         <w:t xml:space="preserve"> y 19</w:t>
       </w:r>
       <w:r>
         <w:rPr>
-          <w:rFonts w:ascii="Arial Narrow" w:eastAsia="Times New Roman" w:hAnsi="Arial Narrow" w:cs="Segoe UI"/>
-          <w:color w:val="000000"/>
-          <w:kern w:val="0"/>
+          <w:rFonts w:ascii="Arial Narrow" w:eastAsia="Arial Narrow" w:hAnsi="Arial Narrow" w:cs="Arial Narrow"/>
+          <w:color w:val="000000"/>
+          <w:kern w:val="0"/>
+          <w:sz w:val="22"/>
+          <w:szCs w:val="22"/>
           <w:lang w:eastAsia="es-PE"/>
           <w14:ligatures w14:val="none"/>
         </w:rPr>
@@ -2121,15 +2477,19 @@
           <w:rFonts w:ascii="Arial Narrow" w:eastAsia="Arial Narrow" w:hAnsi="Arial Narrow" w:cs="Arial Narrow"/>
           <w:kern w:val="0"/>
           <w14:ligatures w14:val="none"/>
+          <w:sz w:val="22"/>
+          <w:szCs w:val="22"/>
         </w:rPr>
         <w:t xml:space="preserve"> del Código</w:t>
       </w:r>
       <w:r>
         <w:rPr>
-          <w:rFonts w:ascii="Arial Narrow" w:eastAsia="Arial Narrow" w:hAnsi="Arial Narrow" w:cs="Arial"/>
+          <w:rFonts w:ascii="Arial Narrow" w:eastAsia="Arial Narrow" w:hAnsi="Arial Narrow" w:cs="Arial Narrow"/>
           <w:bCs/>
           <w:color w:val="000000"/>
           <w:kern w:val="0"/>
+          <w:sz w:val="22"/>
+          <w:szCs w:val="22"/>
           <w:lang w:eastAsia="es-PE"/>
           <w14:ligatures w14:val="none"/>
         </w:rPr>
@@ -2145,6 +2505,8 @@
           <w:rFonts w:ascii="Arial Narrow" w:eastAsia="Arial Narrow" w:hAnsi="Arial Narrow" w:cs="Arial Narrow"/>
           <w:kern w:val="0"/>
           <w14:ligatures w14:val="none"/>
+          <w:sz w:val="22"/>
+          <w:szCs w:val="22"/>
         </w:rPr>
       </w:pPr>
     </w:p>
@@ -2162,21 +2524,27 @@
           <w:rFonts w:ascii="Arial Narrow" w:eastAsia="Arial Narrow" w:hAnsi="Arial Narrow" w:cs="Arial Narrow"/>
           <w:kern w:val="0"/>
           <w14:ligatures w14:val="none"/>
-        </w:rPr>
-      </w:pPr>
-      <w:r>
-        <w:rPr>
-          <w:rFonts w:ascii="Arial Narrow" w:eastAsia="Arial Narrow" w:hAnsi="Arial Narrow" w:cs="Arial Narrow"/>
-          <w:kern w:val="0"/>
-          <w14:ligatures w14:val="none"/>
+          <w:sz w:val="22"/>
+          <w:szCs w:val="22"/>
+        </w:rPr>
+      </w:pPr>
+      <w:r>
+        <w:rPr>
+          <w:rFonts w:ascii="Arial Narrow" w:eastAsia="Arial Narrow" w:hAnsi="Arial Narrow" w:cs="Arial Narrow"/>
+          <w:kern w:val="0"/>
+          <w14:ligatures w14:val="none"/>
+          <w:sz w:val="22"/>
+          <w:szCs w:val="22"/>
         </w:rPr>
         <w:t xml:space="preserve">Asimismo, </w:t>
       </w:r>
       <w:r>
         <w:rPr>
-          <w:rFonts w:ascii="Arial Narrow" w:eastAsia="Times New Roman" w:hAnsi="Arial Narrow" w:cs="Arial"/>
-          <w:color w:val="000000"/>
-          <w:kern w:val="0"/>
+          <w:rFonts w:ascii="Arial Narrow" w:eastAsia="Arial Narrow" w:hAnsi="Arial Narrow" w:cs="Arial Narrow"/>
+          <w:color w:val="000000"/>
+          <w:kern w:val="0"/>
+          <w:sz w:val="22"/>
+          <w:szCs w:val="22"/>
           <w:lang w:eastAsia="es-PE"/>
           <w14:ligatures w14:val="none"/>
         </w:rPr>
@@ -2184,9 +2552,11 @@
       </w:r>
       <w:r>
         <w:rPr>
-          <w:rFonts w:ascii="Arial Narrow" w:eastAsia="Arial Narrow" w:hAnsi="Arial Narrow" w:cs="Arial"/>
-          <w:kern w:val="0"/>
-          <w14:ligatures w14:val="none"/>
+          <w:rFonts w:ascii="Arial Narrow" w:eastAsia="Arial Narrow" w:hAnsi="Arial Narrow" w:cs="Arial Narrow"/>
+          <w:kern w:val="0"/>
+          <w14:ligatures w14:val="none"/>
+          <w:sz w:val="22"/>
+          <w:szCs w:val="22"/>
         </w:rPr>
         <w:t xml:space="preserve">que el hecho denunciado, consistente en que </w:t>
       </w:r>
@@ -2194,9 +2564,11 @@
       <w:proofErr w:type="spellStart"/>
       <w:r>
         <w:rPr>
-          <w:rFonts w:ascii="Arial Narrow" w:eastAsia="Times New Roman" w:hAnsi="Arial Narrow" w:cs="Times New Roman"/>
-          <w:color w:val="000000"/>
-          <w:kern w:val="0"/>
+          <w:rFonts w:ascii="Arial Narrow" w:eastAsia="Arial Narrow" w:hAnsi="Arial Narrow" w:cs="Arial Narrow"/>
+          <w:color w:val="000000"/>
+          <w:kern w:val="0"/>
+          <w:sz w:val="22"/>
+          <w:szCs w:val="22"/>
           <w:shd w:val="clear" w:color="auto" w:fill="FFFFFF"/>
           <w:lang w:eastAsia="es-PE"/>
           <w14:ligatures w14:val="none"/>
@@ -2206,9 +2578,11 @@
       <w:proofErr w:type="spellEnd"/>
       <w:r>
         <w:rPr>
-          <w:rFonts w:ascii="Arial Narrow" w:eastAsia="Times New Roman" w:hAnsi="Arial Narrow" w:cs="Times New Roman"/>
-          <w:color w:val="000000"/>
-          <w:kern w:val="0"/>
+          <w:rFonts w:ascii="Arial Narrow" w:eastAsia="Arial Narrow" w:hAnsi="Arial Narrow" w:cs="Arial Narrow"/>
+          <w:color w:val="000000"/>
+          <w:kern w:val="0"/>
+          <w:sz w:val="22"/>
+          <w:szCs w:val="22"/>
           <w:shd w:val="clear" w:color="auto" w:fill="FFFFFF"/>
           <w:lang w:eastAsia="es-PE"/>
           <w14:ligatures w14:val="none"/>
@@ -2220,14 +2594,18 @@
           <w:rFonts w:ascii="Arial Narrow" w:eastAsia="Arial Narrow" w:hAnsi="Arial Narrow" w:cs="Arial Narrow"/>
           <w:kern w:val="0"/>
           <w14:ligatures w14:val="none"/>
+          <w:sz w:val="22"/>
+          <w:szCs w:val="22"/>
         </w:rPr>
         <w:t>; involucraría una presunta afectación a sus expectativas, quien no habría encontrado una correspondencia entre lo que esperaba recibir de parte del proveedor y lo que realmente recibió. Por consiguiente, corresponde calificar el hecho materia de denuncia como una presunta infracción al deber de idoneidad, tipificado en los artículos 18</w:t>
       </w:r>
       <w:r>
         <w:rPr>
-          <w:rFonts w:ascii="Arial Narrow" w:eastAsia="Times New Roman" w:hAnsi="Arial Narrow" w:cs="Segoe UI"/>
-          <w:color w:val="000000"/>
-          <w:kern w:val="0"/>
+          <w:rFonts w:ascii="Arial Narrow" w:eastAsia="Arial Narrow" w:hAnsi="Arial Narrow" w:cs="Arial Narrow"/>
+          <w:color w:val="000000"/>
+          <w:kern w:val="0"/>
+          <w:sz w:val="22"/>
+          <w:szCs w:val="22"/>
           <w:lang w:eastAsia="es-PE"/>
           <w14:ligatures w14:val="none"/>
         </w:rPr>
@@ -2238,14 +2616,18 @@
           <w:rFonts w:ascii="Arial Narrow" w:eastAsia="Arial Narrow" w:hAnsi="Arial Narrow" w:cs="Arial Narrow"/>
           <w:kern w:val="0"/>
           <w14:ligatures w14:val="none"/>
+          <w:sz w:val="22"/>
+          <w:szCs w:val="22"/>
         </w:rPr>
         <w:t xml:space="preserve"> y 19</w:t>
       </w:r>
       <w:r>
         <w:rPr>
-          <w:rFonts w:ascii="Arial Narrow" w:eastAsia="Times New Roman" w:hAnsi="Arial Narrow" w:cs="Segoe UI"/>
-          <w:color w:val="000000"/>
-          <w:kern w:val="0"/>
+          <w:rFonts w:ascii="Arial Narrow" w:eastAsia="Arial Narrow" w:hAnsi="Arial Narrow" w:cs="Arial Narrow"/>
+          <w:color w:val="000000"/>
+          <w:kern w:val="0"/>
+          <w:sz w:val="22"/>
+          <w:szCs w:val="22"/>
           <w:lang w:eastAsia="es-PE"/>
           <w14:ligatures w14:val="none"/>
         </w:rPr>
@@ -2256,14 +2638,18 @@
           <w:rFonts w:ascii="Arial Narrow" w:eastAsia="Arial Narrow" w:hAnsi="Arial Narrow" w:cs="Arial Narrow"/>
           <w:kern w:val="0"/>
           <w14:ligatures w14:val="none"/>
+          <w:sz w:val="22"/>
+          <w:szCs w:val="22"/>
         </w:rPr>
         <w:t xml:space="preserve"> del Código</w:t>
       </w:r>
       <w:r>
         <w:rPr>
-          <w:rFonts w:ascii="Arial Narrow" w:eastAsia="Arial Narrow" w:hAnsi="Arial Narrow" w:cs="Arial"/>
-          <w:kern w:val="0"/>
-          <w14:ligatures w14:val="none"/>
+          <w:rFonts w:ascii="Arial Narrow" w:eastAsia="Arial Narrow" w:hAnsi="Arial Narrow" w:cs="Arial Narrow"/>
+          <w:kern w:val="0"/>
+          <w14:ligatures w14:val="none"/>
+          <w:sz w:val="22"/>
+          <w:szCs w:val="22"/>
         </w:rPr>
         <w:t>.</w:t>
       </w:r>
@@ -2278,6 +2664,8 @@
           <w:rFonts w:ascii="Arial Narrow" w:eastAsia="Arial Narrow" w:hAnsi="Arial Narrow" w:cs="Arial Narrow"/>
           <w:kern w:val="0"/>
           <w14:ligatures w14:val="none"/>
+          <w:sz w:val="22"/>
+          <w:szCs w:val="22"/>
         </w:rPr>
       </w:pPr>
     </w:p>
@@ -2295,15 +2683,19 @@
           <w:rFonts w:ascii="Arial Narrow" w:eastAsia="Arial Narrow" w:hAnsi="Arial Narrow" w:cs="Arial Narrow"/>
           <w:kern w:val="0"/>
           <w14:ligatures w14:val="none"/>
+          <w:sz w:val="22"/>
+          <w:szCs w:val="22"/>
         </w:rPr>
       </w:pPr>
       <w:bookmarkStart w:id="14" w:name="_Hlk214534552"/>
       <w:bookmarkStart w:id="15" w:name="_Hlk215162008"/>
       <w:r>
         <w:rPr>
-          <w:rFonts w:ascii="Arial Narrow" w:eastAsia="Times New Roman" w:hAnsi="Arial Narrow" w:cs="Arial"/>
-          <w:color w:val="000000"/>
-          <w:kern w:val="0"/>
+          <w:rFonts w:ascii="Arial Narrow" w:eastAsia="Arial Narrow" w:hAnsi="Arial Narrow" w:cs="Arial Narrow"/>
+          <w:color w:val="000000"/>
+          <w:kern w:val="0"/>
+          <w:sz w:val="22"/>
+          <w:szCs w:val="22"/>
           <w:lang w:eastAsia="es-PE"/>
           <w14:ligatures w14:val="none"/>
         </w:rPr>
@@ -2312,9 +2704,11 @@
       <w:bookmarkStart w:id="16" w:name="_Hlk212623477"/>
       <w:r>
         <w:rPr>
-          <w:rFonts w:ascii="Arial Narrow" w:eastAsia="Times New Roman" w:hAnsi="Arial Narrow" w:cs="Arial"/>
-          <w:color w:val="000000"/>
-          <w:kern w:val="0"/>
+          <w:rFonts w:ascii="Arial Narrow" w:eastAsia="Arial Narrow" w:hAnsi="Arial Narrow" w:cs="Arial Narrow"/>
+          <w:color w:val="000000"/>
+          <w:kern w:val="0"/>
+          <w:sz w:val="22"/>
+          <w:szCs w:val="22"/>
           <w:lang w:eastAsia="es-PE"/>
           <w14:ligatures w14:val="none"/>
         </w:rPr>
@@ -2322,9 +2716,11 @@
       </w:r>
       <w:r>
         <w:rPr>
-          <w:rFonts w:ascii="Arial Narrow" w:eastAsia="Arial Narrow" w:hAnsi="Arial Narrow" w:cs="Arial"/>
-          <w:kern w:val="0"/>
-          <w14:ligatures w14:val="none"/>
+          <w:rFonts w:ascii="Arial Narrow" w:eastAsia="Arial Narrow" w:hAnsi="Arial Narrow" w:cs="Arial Narrow"/>
+          <w:kern w:val="0"/>
+          <w14:ligatures w14:val="none"/>
+          <w:sz w:val="22"/>
+          <w:szCs w:val="22"/>
         </w:rPr>
         <w:t xml:space="preserve">que el hecho denunciado, consistente en que </w:t>
       </w:r>
@@ -2332,9 +2728,11 @@
       <w:proofErr w:type="spellStart"/>
       <w:r>
         <w:rPr>
-          <w:rFonts w:ascii="Arial Narrow" w:eastAsia="Times New Roman" w:hAnsi="Arial Narrow" w:cs="Times New Roman"/>
-          <w:color w:val="000000"/>
-          <w:kern w:val="0"/>
+          <w:rFonts w:ascii="Arial Narrow" w:eastAsia="Arial Narrow" w:hAnsi="Arial Narrow" w:cs="Arial Narrow"/>
+          <w:color w:val="000000"/>
+          <w:kern w:val="0"/>
+          <w:sz w:val="22"/>
+          <w:szCs w:val="22"/>
           <w:shd w:val="clear" w:color="auto" w:fill="FFFFFF"/>
           <w:lang w:eastAsia="es-PE"/>
           <w14:ligatures w14:val="none"/>
@@ -2344,9 +2742,11 @@
       <w:proofErr w:type="spellEnd"/>
       <w:r>
         <w:rPr>
-          <w:rFonts w:ascii="Arial Narrow" w:eastAsia="Times New Roman" w:hAnsi="Arial Narrow" w:cs="Times New Roman"/>
-          <w:color w:val="000000"/>
-          <w:kern w:val="0"/>
+          <w:rFonts w:ascii="Arial Narrow" w:eastAsia="Arial Narrow" w:hAnsi="Arial Narrow" w:cs="Arial Narrow"/>
+          <w:color w:val="000000"/>
+          <w:kern w:val="0"/>
+          <w:sz w:val="22"/>
+          <w:szCs w:val="22"/>
           <w:shd w:val="clear" w:color="auto" w:fill="FFFFFF"/>
           <w:lang w:eastAsia="es-PE"/>
           <w14:ligatures w14:val="none"/>
@@ -2358,14 +2758,18 @@
           <w:rFonts w:ascii="Arial Narrow" w:eastAsia="Arial Narrow" w:hAnsi="Arial Narrow" w:cs="Arial Narrow"/>
           <w:kern w:val="0"/>
           <w14:ligatures w14:val="none"/>
+          <w:sz w:val="22"/>
+          <w:szCs w:val="22"/>
         </w:rPr>
         <w:t>; involucraría una presunta afectación a sus expectativas, quien no habría encontrado una correspondencia entre lo que esperaba recibir de parte del proveedor y lo que realmente recibió. Por consiguiente, corresponde calificar el hecho materia de denuncia como una presunta infracción al deber de idoneidad, tipificado en los artículos 18</w:t>
       </w:r>
       <w:r>
         <w:rPr>
-          <w:rFonts w:ascii="Arial Narrow" w:eastAsia="Times New Roman" w:hAnsi="Arial Narrow" w:cs="Segoe UI"/>
-          <w:color w:val="000000"/>
-          <w:kern w:val="0"/>
+          <w:rFonts w:ascii="Arial Narrow" w:eastAsia="Arial Narrow" w:hAnsi="Arial Narrow" w:cs="Arial Narrow"/>
+          <w:color w:val="000000"/>
+          <w:kern w:val="0"/>
+          <w:sz w:val="22"/>
+          <w:szCs w:val="22"/>
           <w:lang w:eastAsia="es-PE"/>
           <w14:ligatures w14:val="none"/>
         </w:rPr>
@@ -2376,14 +2780,18 @@
           <w:rFonts w:ascii="Arial Narrow" w:eastAsia="Arial Narrow" w:hAnsi="Arial Narrow" w:cs="Arial Narrow"/>
           <w:kern w:val="0"/>
           <w14:ligatures w14:val="none"/>
+          <w:sz w:val="22"/>
+          <w:szCs w:val="22"/>
         </w:rPr>
         <w:t xml:space="preserve"> y 19</w:t>
       </w:r>
       <w:r>
         <w:rPr>
-          <w:rFonts w:ascii="Arial Narrow" w:eastAsia="Times New Roman" w:hAnsi="Arial Narrow" w:cs="Segoe UI"/>
-          <w:color w:val="000000"/>
-          <w:kern w:val="0"/>
+          <w:rFonts w:ascii="Arial Narrow" w:eastAsia="Arial Narrow" w:hAnsi="Arial Narrow" w:cs="Arial Narrow"/>
+          <w:color w:val="000000"/>
+          <w:kern w:val="0"/>
+          <w:sz w:val="22"/>
+          <w:szCs w:val="22"/>
           <w:lang w:eastAsia="es-PE"/>
           <w14:ligatures w14:val="none"/>
         </w:rPr>
@@ -2394,14 +2802,18 @@
           <w:rFonts w:ascii="Arial Narrow" w:eastAsia="Arial Narrow" w:hAnsi="Arial Narrow" w:cs="Arial Narrow"/>
           <w:kern w:val="0"/>
           <w14:ligatures w14:val="none"/>
+          <w:sz w:val="22"/>
+          <w:szCs w:val="22"/>
         </w:rPr>
         <w:t xml:space="preserve"> del Código</w:t>
       </w:r>
       <w:r>
         <w:rPr>
-          <w:rFonts w:ascii="Arial Narrow" w:eastAsia="Arial Narrow" w:hAnsi="Arial Narrow" w:cs="Arial"/>
-          <w:kern w:val="0"/>
-          <w14:ligatures w14:val="none"/>
+          <w:rFonts w:ascii="Arial Narrow" w:eastAsia="Arial Narrow" w:hAnsi="Arial Narrow" w:cs="Arial Narrow"/>
+          <w:kern w:val="0"/>
+          <w14:ligatures w14:val="none"/>
+          <w:sz w:val="22"/>
+          <w:szCs w:val="22"/>
         </w:rPr>
         <w:t>.</w:t>
       </w:r>
@@ -2413,6 +2825,8 @@
           <w:rFonts w:ascii="Arial Narrow" w:eastAsia="Arial Narrow" w:hAnsi="Arial Narrow" w:cs="Arial Narrow"/>
           <w:kern w:val="0"/>
           <w14:ligatures w14:val="none"/>
+          <w:sz w:val="22"/>
+          <w:szCs w:val="22"/>
         </w:rPr>
       </w:pPr>
     </w:p>
@@ -2430,21 +2844,27 @@
           <w:rFonts w:ascii="Arial Narrow" w:eastAsia="Arial Narrow" w:hAnsi="Arial Narrow" w:cs="Arial Narrow"/>
           <w:kern w:val="0"/>
           <w14:ligatures w14:val="none"/>
-        </w:rPr>
-      </w:pPr>
-      <w:r>
-        <w:rPr>
-          <w:rFonts w:ascii="Arial Narrow" w:eastAsia="Arial Narrow" w:hAnsi="Arial Narrow" w:cs="Arial Narrow"/>
-          <w:kern w:val="0"/>
-          <w14:ligatures w14:val="none"/>
+          <w:sz w:val="22"/>
+          <w:szCs w:val="22"/>
+        </w:rPr>
+      </w:pPr>
+      <w:r>
+        <w:rPr>
+          <w:rFonts w:ascii="Arial Narrow" w:eastAsia="Arial Narrow" w:hAnsi="Arial Narrow" w:cs="Arial Narrow"/>
+          <w:kern w:val="0"/>
+          <w14:ligatures w14:val="none"/>
+          <w:sz w:val="22"/>
+          <w:szCs w:val="22"/>
         </w:rPr>
         <w:t xml:space="preserve">Adicionalmente, </w:t>
       </w:r>
       <w:r>
         <w:rPr>
-          <w:rFonts w:ascii="Arial Narrow" w:eastAsia="Times New Roman" w:hAnsi="Arial Narrow" w:cs="Arial"/>
-          <w:color w:val="000000"/>
-          <w:kern w:val="0"/>
+          <w:rFonts w:ascii="Arial Narrow" w:eastAsia="Arial Narrow" w:hAnsi="Arial Narrow" w:cs="Arial Narrow"/>
+          <w:color w:val="000000"/>
+          <w:kern w:val="0"/>
+          <w:sz w:val="22"/>
+          <w:szCs w:val="22"/>
           <w:lang w:eastAsia="es-PE"/>
           <w14:ligatures w14:val="none"/>
         </w:rPr>
@@ -2452,18 +2872,22 @@
       </w:r>
       <w:r>
         <w:rPr>
-          <w:rFonts w:ascii="Arial Narrow" w:eastAsia="Arial Narrow" w:hAnsi="Arial Narrow" w:cs="Arial"/>
-          <w:kern w:val="0"/>
-          <w14:ligatures w14:val="none"/>
+          <w:rFonts w:ascii="Arial Narrow" w:eastAsia="Arial Narrow" w:hAnsi="Arial Narrow" w:cs="Arial Narrow"/>
+          <w:kern w:val="0"/>
+          <w14:ligatures w14:val="none"/>
+          <w:sz w:val="22"/>
+          <w:szCs w:val="22"/>
         </w:rPr>
         <w:t xml:space="preserve">que el hecho denunciado, consistente en que </w:t>
       </w:r>
       <w:proofErr w:type="spellStart"/>
       <w:r>
         <w:rPr>
-          <w:rFonts w:ascii="Arial Narrow" w:eastAsia="Times New Roman" w:hAnsi="Arial Narrow" w:cs="Times New Roman"/>
-          <w:color w:val="000000"/>
-          <w:kern w:val="0"/>
+          <w:rFonts w:ascii="Arial Narrow" w:eastAsia="Arial Narrow" w:hAnsi="Arial Narrow" w:cs="Arial Narrow"/>
+          <w:color w:val="000000"/>
+          <w:kern w:val="0"/>
+          <w:sz w:val="22"/>
+          <w:szCs w:val="22"/>
           <w:shd w:val="clear" w:color="auto" w:fill="FFFFFF"/>
           <w:lang w:eastAsia="es-PE"/>
           <w14:ligatures w14:val="none"/>
@@ -2473,9 +2897,11 @@
       <w:proofErr w:type="spellEnd"/>
       <w:r>
         <w:rPr>
-          <w:rFonts w:ascii="Arial Narrow" w:eastAsia="Times New Roman" w:hAnsi="Arial Narrow" w:cs="Times New Roman"/>
-          <w:color w:val="000000"/>
-          <w:kern w:val="0"/>
+          <w:rFonts w:ascii="Arial Narrow" w:eastAsia="Arial Narrow" w:hAnsi="Arial Narrow" w:cs="Arial Narrow"/>
+          <w:color w:val="000000"/>
+          <w:kern w:val="0"/>
+          <w:sz w:val="22"/>
+          <w:szCs w:val="22"/>
           <w:shd w:val="clear" w:color="auto" w:fill="FFFFFF"/>
           <w:lang w:eastAsia="es-PE"/>
           <w14:ligatures w14:val="none"/>
@@ -2487,6 +2913,8 @@
           <w:rFonts w:ascii="Arial Narrow" w:eastAsia="Arial Narrow" w:hAnsi="Arial Narrow" w:cs="Arial Narrow"/>
           <w:kern w:val="0"/>
           <w14:ligatures w14:val="none"/>
+          <w:sz w:val="22"/>
+          <w:szCs w:val="22"/>
         </w:rPr>
         <w:t xml:space="preserve">; involucraría una presunta afectación a sus expectativas, quien no habría encontrado una correspondencia entre lo que esperaba recibir de parte del proveedor y lo que realmente recibió. Por consiguiente, corresponde calificar el hecho materia de </w:t>
       </w:r>
@@ -2495,15 +2923,19 @@
           <w:rFonts w:ascii="Arial Narrow" w:eastAsia="Arial Narrow" w:hAnsi="Arial Narrow" w:cs="Arial Narrow"/>
           <w:kern w:val="0"/>
           <w14:ligatures w14:val="none"/>
+          <w:sz w:val="22"/>
+          <w:szCs w:val="22"/>
         </w:rPr>
         <w:lastRenderedPageBreak/>
         <w:t>denuncia como una presunta infracción al deber de idoneidad, tipificado en los artículos 18</w:t>
       </w:r>
       <w:r>
         <w:rPr>
-          <w:rFonts w:ascii="Arial Narrow" w:eastAsia="Times New Roman" w:hAnsi="Arial Narrow" w:cs="Segoe UI"/>
-          <w:color w:val="000000"/>
-          <w:kern w:val="0"/>
+          <w:rFonts w:ascii="Arial Narrow" w:eastAsia="Arial Narrow" w:hAnsi="Arial Narrow" w:cs="Arial Narrow"/>
+          <w:color w:val="000000"/>
+          <w:kern w:val="0"/>
+          <w:sz w:val="22"/>
+          <w:szCs w:val="22"/>
           <w:lang w:eastAsia="es-PE"/>
           <w14:ligatures w14:val="none"/>
         </w:rPr>
@@ -2514,14 +2946,18 @@
           <w:rFonts w:ascii="Arial Narrow" w:eastAsia="Arial Narrow" w:hAnsi="Arial Narrow" w:cs="Arial Narrow"/>
           <w:kern w:val="0"/>
           <w14:ligatures w14:val="none"/>
+          <w:sz w:val="22"/>
+          <w:szCs w:val="22"/>
         </w:rPr>
         <w:t xml:space="preserve"> y 19</w:t>
       </w:r>
       <w:r>
         <w:rPr>
-          <w:rFonts w:ascii="Arial Narrow" w:eastAsia="Times New Roman" w:hAnsi="Arial Narrow" w:cs="Segoe UI"/>
-          <w:color w:val="000000"/>
-          <w:kern w:val="0"/>
+          <w:rFonts w:ascii="Arial Narrow" w:eastAsia="Arial Narrow" w:hAnsi="Arial Narrow" w:cs="Arial Narrow"/>
+          <w:color w:val="000000"/>
+          <w:kern w:val="0"/>
+          <w:sz w:val="22"/>
+          <w:szCs w:val="22"/>
           <w:lang w:eastAsia="es-PE"/>
           <w14:ligatures w14:val="none"/>
         </w:rPr>
@@ -2532,14 +2968,18 @@
           <w:rFonts w:ascii="Arial Narrow" w:eastAsia="Arial Narrow" w:hAnsi="Arial Narrow" w:cs="Arial Narrow"/>
           <w:kern w:val="0"/>
           <w14:ligatures w14:val="none"/>
+          <w:sz w:val="22"/>
+          <w:szCs w:val="22"/>
         </w:rPr>
         <w:t xml:space="preserve"> del Código</w:t>
       </w:r>
       <w:r>
         <w:rPr>
-          <w:rFonts w:ascii="Arial Narrow" w:eastAsia="Arial Narrow" w:hAnsi="Arial Narrow" w:cs="Arial"/>
-          <w:kern w:val="0"/>
-          <w14:ligatures w14:val="none"/>
+          <w:rFonts w:ascii="Arial Narrow" w:eastAsia="Arial Narrow" w:hAnsi="Arial Narrow" w:cs="Arial Narrow"/>
+          <w:kern w:val="0"/>
+          <w14:ligatures w14:val="none"/>
+          <w:sz w:val="22"/>
+          <w:szCs w:val="22"/>
         </w:rPr>
         <w:t>.</w:t>
       </w:r>
@@ -2551,6 +2991,8 @@
           <w:rFonts w:ascii="Arial Narrow" w:eastAsia="Arial Narrow" w:hAnsi="Arial Narrow" w:cs="Arial Narrow"/>
           <w:kern w:val="0"/>
           <w14:ligatures w14:val="none"/>
+          <w:sz w:val="22"/>
+          <w:szCs w:val="22"/>
         </w:rPr>
       </w:pPr>
     </w:p>
@@ -2568,21 +3010,27 @@
           <w:rFonts w:ascii="Arial Narrow" w:eastAsia="Arial Narrow" w:hAnsi="Arial Narrow" w:cs="Arial Narrow"/>
           <w:kern w:val="0"/>
           <w14:ligatures w14:val="none"/>
-        </w:rPr>
-      </w:pPr>
-      <w:r>
-        <w:rPr>
-          <w:rFonts w:ascii="Arial Narrow" w:eastAsia="Arial Narrow" w:hAnsi="Arial Narrow" w:cs="Arial Narrow"/>
-          <w:kern w:val="0"/>
-          <w14:ligatures w14:val="none"/>
+          <w:sz w:val="22"/>
+          <w:szCs w:val="22"/>
+        </w:rPr>
+      </w:pPr>
+      <w:r>
+        <w:rPr>
+          <w:rFonts w:ascii="Arial Narrow" w:eastAsia="Arial Narrow" w:hAnsi="Arial Narrow" w:cs="Arial Narrow"/>
+          <w:kern w:val="0"/>
+          <w14:ligatures w14:val="none"/>
+          <w:sz w:val="22"/>
+          <w:szCs w:val="22"/>
         </w:rPr>
         <w:t xml:space="preserve">Así también, </w:t>
       </w:r>
       <w:r>
         <w:rPr>
-          <w:rFonts w:ascii="Arial Narrow" w:eastAsia="Times New Roman" w:hAnsi="Arial Narrow" w:cs="Arial"/>
-          <w:color w:val="000000"/>
-          <w:kern w:val="0"/>
+          <w:rFonts w:ascii="Arial Narrow" w:eastAsia="Arial Narrow" w:hAnsi="Arial Narrow" w:cs="Arial Narrow"/>
+          <w:color w:val="000000"/>
+          <w:kern w:val="0"/>
+          <w:sz w:val="22"/>
+          <w:szCs w:val="22"/>
           <w:lang w:eastAsia="es-PE"/>
           <w14:ligatures w14:val="none"/>
         </w:rPr>
@@ -2590,18 +3038,22 @@
       </w:r>
       <w:r>
         <w:rPr>
-          <w:rFonts w:ascii="Arial Narrow" w:eastAsia="Arial Narrow" w:hAnsi="Arial Narrow" w:cs="Arial"/>
-          <w:kern w:val="0"/>
-          <w14:ligatures w14:val="none"/>
+          <w:rFonts w:ascii="Arial Narrow" w:eastAsia="Arial Narrow" w:hAnsi="Arial Narrow" w:cs="Arial Narrow"/>
+          <w:kern w:val="0"/>
+          <w14:ligatures w14:val="none"/>
+          <w:sz w:val="22"/>
+          <w:szCs w:val="22"/>
         </w:rPr>
         <w:t xml:space="preserve">que el hecho denunciado, consistente en que </w:t>
       </w:r>
       <w:proofErr w:type="spellStart"/>
       <w:r>
         <w:rPr>
-          <w:rFonts w:ascii="Arial Narrow" w:eastAsia="Times New Roman" w:hAnsi="Arial Narrow" w:cs="Times New Roman"/>
-          <w:color w:val="000000"/>
-          <w:kern w:val="0"/>
+          <w:rFonts w:ascii="Arial Narrow" w:eastAsia="Arial Narrow" w:hAnsi="Arial Narrow" w:cs="Arial Narrow"/>
+          <w:color w:val="000000"/>
+          <w:kern w:val="0"/>
+          <w:sz w:val="22"/>
+          <w:szCs w:val="22"/>
           <w:shd w:val="clear" w:color="auto" w:fill="FFFFFF"/>
           <w:lang w:eastAsia="es-PE"/>
           <w14:ligatures w14:val="none"/>
@@ -2611,9 +3063,11 @@
       <w:proofErr w:type="spellEnd"/>
       <w:r>
         <w:rPr>
-          <w:rFonts w:ascii="Arial Narrow" w:eastAsia="Times New Roman" w:hAnsi="Arial Narrow" w:cs="Times New Roman"/>
-          <w:color w:val="000000"/>
-          <w:kern w:val="0"/>
+          <w:rFonts w:ascii="Arial Narrow" w:eastAsia="Arial Narrow" w:hAnsi="Arial Narrow" w:cs="Arial Narrow"/>
+          <w:color w:val="000000"/>
+          <w:kern w:val="0"/>
+          <w:sz w:val="22"/>
+          <w:szCs w:val="22"/>
           <w:shd w:val="clear" w:color="auto" w:fill="FFFFFF"/>
           <w:lang w:eastAsia="es-PE"/>
           <w14:ligatures w14:val="none"/>
@@ -2623,9 +3077,11 @@
       <w:proofErr w:type="spellStart"/>
       <w:r>
         <w:rPr>
-          <w:rFonts w:ascii="Arial Narrow" w:eastAsia="Times New Roman" w:hAnsi="Arial Narrow" w:cs="Times New Roman"/>
-          <w:color w:val="000000"/>
-          <w:kern w:val="0"/>
+          <w:rFonts w:ascii="Arial Narrow" w:eastAsia="Arial Narrow" w:hAnsi="Arial Narrow" w:cs="Arial Narrow"/>
+          <w:color w:val="000000"/>
+          <w:kern w:val="0"/>
+          <w:sz w:val="22"/>
+          <w:szCs w:val="22"/>
           <w:shd w:val="clear" w:color="auto" w:fill="FFFFFF"/>
           <w:lang w:eastAsia="es-PE"/>
           <w14:ligatures w14:val="none"/>
@@ -2635,9 +3091,11 @@
       <w:proofErr w:type="spellEnd"/>
       <w:r>
         <w:rPr>
-          <w:rFonts w:ascii="Arial Narrow" w:eastAsia="Times New Roman" w:hAnsi="Arial Narrow" w:cs="Times New Roman"/>
-          <w:color w:val="000000"/>
-          <w:kern w:val="0"/>
+          <w:rFonts w:ascii="Arial Narrow" w:eastAsia="Arial Narrow" w:hAnsi="Arial Narrow" w:cs="Arial Narrow"/>
+          <w:color w:val="000000"/>
+          <w:kern w:val="0"/>
+          <w:sz w:val="22"/>
+          <w:szCs w:val="22"/>
           <w:shd w:val="clear" w:color="auto" w:fill="FFFFFF"/>
           <w:lang w:eastAsia="es-PE"/>
           <w14:ligatures w14:val="none"/>
@@ -2649,14 +3107,18 @@
           <w:rFonts w:ascii="Arial Narrow" w:eastAsia="Arial Narrow" w:hAnsi="Arial Narrow" w:cs="Arial Narrow"/>
           <w:kern w:val="0"/>
           <w14:ligatures w14:val="none"/>
+          <w:sz w:val="22"/>
+          <w:szCs w:val="22"/>
         </w:rPr>
         <w:t>; involucraría una presunta afectación a sus expectativas, quien no habría encontrado una correspondencia entre lo que esperaba recibir de parte del proveedor y lo que realmente recibió. Por consiguiente, corresponde calificar el hecho materia de denuncia como una presunta infracción al deber de idoneidad, tipificado en los artículos 18</w:t>
       </w:r>
       <w:r>
         <w:rPr>
-          <w:rFonts w:ascii="Arial Narrow" w:eastAsia="Times New Roman" w:hAnsi="Arial Narrow" w:cs="Segoe UI"/>
-          <w:color w:val="000000"/>
-          <w:kern w:val="0"/>
+          <w:rFonts w:ascii="Arial Narrow" w:eastAsia="Arial Narrow" w:hAnsi="Arial Narrow" w:cs="Arial Narrow"/>
+          <w:color w:val="000000"/>
+          <w:kern w:val="0"/>
+          <w:sz w:val="22"/>
+          <w:szCs w:val="22"/>
           <w:lang w:eastAsia="es-PE"/>
           <w14:ligatures w14:val="none"/>
         </w:rPr>
@@ -2667,14 +3129,18 @@
           <w:rFonts w:ascii="Arial Narrow" w:eastAsia="Arial Narrow" w:hAnsi="Arial Narrow" w:cs="Arial Narrow"/>
           <w:kern w:val="0"/>
           <w14:ligatures w14:val="none"/>
+          <w:sz w:val="22"/>
+          <w:szCs w:val="22"/>
         </w:rPr>
         <w:t xml:space="preserve"> y 19</w:t>
       </w:r>
       <w:r>
         <w:rPr>
-          <w:rFonts w:ascii="Arial Narrow" w:eastAsia="Times New Roman" w:hAnsi="Arial Narrow" w:cs="Segoe UI"/>
-          <w:color w:val="000000"/>
-          <w:kern w:val="0"/>
+          <w:rFonts w:ascii="Arial Narrow" w:eastAsia="Arial Narrow" w:hAnsi="Arial Narrow" w:cs="Arial Narrow"/>
+          <w:color w:val="000000"/>
+          <w:kern w:val="0"/>
+          <w:sz w:val="22"/>
+          <w:szCs w:val="22"/>
           <w:lang w:eastAsia="es-PE"/>
           <w14:ligatures w14:val="none"/>
         </w:rPr>
@@ -2685,14 +3151,18 @@
           <w:rFonts w:ascii="Arial Narrow" w:eastAsia="Arial Narrow" w:hAnsi="Arial Narrow" w:cs="Arial Narrow"/>
           <w:kern w:val="0"/>
           <w14:ligatures w14:val="none"/>
+          <w:sz w:val="22"/>
+          <w:szCs w:val="22"/>
         </w:rPr>
         <w:t xml:space="preserve"> del Código</w:t>
       </w:r>
       <w:r>
         <w:rPr>
-          <w:rFonts w:ascii="Arial Narrow" w:eastAsia="Arial Narrow" w:hAnsi="Arial Narrow" w:cs="Arial"/>
-          <w:kern w:val="0"/>
-          <w14:ligatures w14:val="none"/>
+          <w:rFonts w:ascii="Arial Narrow" w:eastAsia="Arial Narrow" w:hAnsi="Arial Narrow" w:cs="Arial Narrow"/>
+          <w:kern w:val="0"/>
+          <w14:ligatures w14:val="none"/>
+          <w:sz w:val="22"/>
+          <w:szCs w:val="22"/>
         </w:rPr>
         <w:t>.</w:t>
       </w:r>
@@ -2707,6 +3177,8 @@
           <w:rFonts w:ascii="Arial Narrow" w:eastAsia="Arial Narrow" w:hAnsi="Arial Narrow" w:cs="Arial Narrow"/>
           <w:kern w:val="0"/>
           <w14:ligatures w14:val="none"/>
+          <w:sz w:val="22"/>
+          <w:szCs w:val="22"/>
         </w:rPr>
       </w:pPr>
     </w:p>
@@ -2724,6 +3196,8 @@
           <w:rFonts w:ascii="Arial Narrow" w:eastAsia="Arial Narrow" w:hAnsi="Arial Narrow" w:cs="Arial Narrow"/>
           <w:kern w:val="0"/>
           <w14:ligatures w14:val="none"/>
+          <w:sz w:val="22"/>
+          <w:szCs w:val="22"/>
         </w:rPr>
       </w:pPr>
       <w:bookmarkStart w:id="17" w:name="_Hlk214962902"/>
@@ -2733,32 +3207,40 @@
           <w:rFonts w:ascii="Arial Narrow" w:eastAsia="Arial Narrow" w:hAnsi="Arial Narrow" w:cs="Arial Narrow"/>
           <w:kern w:val="0"/>
           <w14:ligatures w14:val="none"/>
+          <w:sz w:val="22"/>
+          <w:szCs w:val="22"/>
         </w:rPr>
         <w:t xml:space="preserve">Asimismo, la Secretaría Técnica, en ejercicio de sus facultades, considera que el hecho denunciado, consistente en que </w:t>
       </w:r>
       <w:proofErr w:type="spellStart"/>
       <w:r>
         <w:rPr>
-          <w:rFonts w:ascii="Arial Narrow" w:eastAsia="Arial Narrow" w:hAnsi="Arial Narrow" w:cs="Arial"/>
-          <w:kern w:val="0"/>
-          <w14:ligatures w14:val="none"/>
+          <w:rFonts w:ascii="Arial Narrow" w:eastAsia="Arial Narrow" w:hAnsi="Arial Narrow" w:cs="Arial Narrow"/>
+          <w:kern w:val="0"/>
+          <w14:ligatures w14:val="none"/>
+          <w:sz w:val="22"/>
+          <w:szCs w:val="22"/>
         </w:rPr>
         <w:t>Interseguro</w:t>
       </w:r>
       <w:proofErr w:type="spellEnd"/>
       <w:r>
         <w:rPr>
-          <w:rFonts w:ascii="Arial Narrow" w:eastAsia="Arial Narrow" w:hAnsi="Arial Narrow" w:cs="Arial"/>
-          <w:kern w:val="0"/>
-          <w14:ligatures w14:val="none"/>
+          <w:rFonts w:ascii="Arial Narrow" w:eastAsia="Arial Narrow" w:hAnsi="Arial Narrow" w:cs="Arial Narrow"/>
+          <w:kern w:val="0"/>
+          <w14:ligatures w14:val="none"/>
+          <w:sz w:val="22"/>
+          <w:szCs w:val="22"/>
         </w:rPr>
         <w:t xml:space="preserve"> Compañía de Seguros S.A. no habría cumplido con emitir una respuesta, dentro del plazo legal, al reclamo presentado por la denunciante el 16 de setiembre de 2025</w:t>
       </w:r>
       <w:r>
         <w:rPr>
-          <w:rFonts w:ascii="Arial Narrow" w:eastAsia="Arial Narrow" w:hAnsi="Arial Narrow" w:cs="Arial"/>
-          <w:kern w:val="0"/>
-          <w14:ligatures w14:val="none"/>
+          <w:rFonts w:ascii="Arial Narrow" w:eastAsia="Arial Narrow" w:hAnsi="Arial Narrow" w:cs="Arial Narrow"/>
+          <w:kern w:val="0"/>
+          <w14:ligatures w14:val="none"/>
+          <w:sz w:val="22"/>
+          <w:szCs w:val="22"/>
         </w:rPr>
         <w:t>. Por consiguiente, corresponde calificar el hecho materia de denuncia como una presunta infracción al numeral 88.1 del artículo 88 del Código</w:t>
       </w:r>
@@ -2766,10 +3248,12 @@
       <w:r>
         <w:rPr>
           <w:rStyle w:val="Refdenotaalpie"/>
-          <w:rFonts w:ascii="Arial Narrow" w:eastAsia="Arial Narrow" w:hAnsi="Arial Narrow" w:cs="Arial"/>
+          <w:rFonts w:ascii="Arial Narrow" w:eastAsia="Arial Narrow" w:hAnsi="Arial Narrow" w:cs="Arial Narrow"/>
           <w:bCs/>
           <w:color w:val="000000"/>
           <w:kern w:val="0"/>
+          <w:sz w:val="22"/>
+          <w:szCs w:val="22"/>
           <w:vertAlign w:val="superscript"/>
           <w:lang w:eastAsia="es-PE"/>
           <w14:ligatures w14:val="none"/>
@@ -2778,10 +3262,12 @@
       </w:r>
       <w:r>
         <w:rPr>
-          <w:rFonts w:ascii="Arial Narrow" w:eastAsia="Arial Narrow" w:hAnsi="Arial Narrow" w:cs="Arial"/>
+          <w:rFonts w:ascii="Arial Narrow" w:eastAsia="Arial Narrow" w:hAnsi="Arial Narrow" w:cs="Arial Narrow"/>
           <w:bCs/>
           <w:color w:val="000000"/>
           <w:kern w:val="0"/>
+          <w:sz w:val="22"/>
+          <w:szCs w:val="22"/>
           <w:lang w:eastAsia="es-PE"/>
           <w14:ligatures w14:val="none"/>
         </w:rPr>
@@ -2797,8 +3283,10 @@
         <w:spacing w:after="0" w:line="240" w:lineRule="auto"/>
         <w:jc w:val="both"/>
         <w:rPr>
-          <w:rFonts w:ascii="Arial Narrow" w:eastAsia="Calibri" w:hAnsi="Arial Narrow" w:cs="Arial Narrow"/>
-          <w:kern w:val="0"/>
+          <w:rFonts w:ascii="Arial Narrow" w:eastAsia="Arial Narrow" w:hAnsi="Arial Narrow" w:cs="Arial Narrow"/>
+          <w:kern w:val="0"/>
+          <w:sz w:val="22"/>
+          <w:szCs w:val="22"/>
           <w:lang w:eastAsia="es-PE"/>
           <w14:ligatures w14:val="none"/>
         </w:rPr>
@@ -2816,17 +3304,21 @@
         <w:ind w:left="567" w:hanging="567"/>
         <w:jc w:val="both"/>
         <w:rPr>
-          <w:rFonts w:ascii="Arial Narrow" w:eastAsia="Calibri" w:hAnsi="Arial Narrow" w:cs="Arial Narrow"/>
-          <w:kern w:val="0"/>
-          <w:lang w:eastAsia="es-PE"/>
-          <w14:ligatures w14:val="none"/>
-        </w:rPr>
-      </w:pPr>
-      <w:r>
-        <w:rPr>
-          <w:rFonts w:ascii="Arial Narrow" w:eastAsia="Arial" w:hAnsi="Arial Narrow" w:cs="Arial"/>
-          <w:color w:val="000000"/>
-          <w:kern w:val="0"/>
+          <w:rFonts w:ascii="Arial Narrow" w:eastAsia="Arial Narrow" w:hAnsi="Arial Narrow" w:cs="Arial Narrow"/>
+          <w:kern w:val="0"/>
+          <w:sz w:val="22"/>
+          <w:szCs w:val="22"/>
+          <w:lang w:eastAsia="es-PE"/>
+          <w14:ligatures w14:val="none"/>
+        </w:rPr>
+      </w:pPr>
+      <w:r>
+        <w:rPr>
+          <w:rFonts w:ascii="Arial Narrow" w:eastAsia="Arial Narrow" w:hAnsi="Arial Narrow" w:cs="Arial Narrow"/>
+          <w:color w:val="000000"/>
+          <w:kern w:val="0"/>
+          <w:sz w:val="22"/>
+          <w:szCs w:val="22"/>
           <w:lang w:eastAsia="es-PE"/>
           <w14:ligatures w14:val="none"/>
         </w:rPr>
@@ -2837,6 +3329,8 @@
           <w:rStyle w:val="Refdenotaalpie"/>
           <w:rFonts w:ascii="Arial Narrow" w:eastAsia="Arial Narrow" w:hAnsi="Arial Narrow" w:cs="Arial Narrow"/>
           <w:kern w:val="0"/>
+          <w:sz w:val="22"/>
+          <w:szCs w:val="22"/>
           <w:vertAlign w:val="superscript"/>
           <w14:ligatures w14:val="none"/>
         </w:rPr>
@@ -2844,9 +3338,11 @@
       </w:r>
       <w:r>
         <w:rPr>
-          <w:rFonts w:ascii="Arial Narrow" w:eastAsia="Arial" w:hAnsi="Arial Narrow" w:cs="Arial"/>
-          <w:color w:val="000000"/>
-          <w:kern w:val="0"/>
+          <w:rFonts w:ascii="Arial Narrow" w:eastAsia="Arial Narrow" w:hAnsi="Arial Narrow" w:cs="Arial Narrow"/>
+          <w:color w:val="000000"/>
+          <w:kern w:val="0"/>
+          <w:sz w:val="22"/>
+          <w:szCs w:val="22"/>
           <w:lang w:eastAsia="es-PE"/>
           <w14:ligatures w14:val="none"/>
         </w:rPr>
@@ -2864,6 +3360,8 @@
           <w:rFonts w:ascii="Arial Narrow" w:eastAsia="Arial Narrow" w:hAnsi="Arial Narrow" w:cs="Arial Narrow"/>
           <w:color w:val="000000"/>
           <w:kern w:val="0"/>
+          <w:sz w:val="22"/>
+          <w:szCs w:val="22"/>
           <w:lang w:eastAsia="es-PE"/>
           <w14:ligatures w14:val="none"/>
         </w:rPr>
@@ -2889,6 +3387,8 @@
           <w:b/>
           <w:color w:val="000000"/>
           <w:kern w:val="0"/>
+          <w:sz w:val="22"/>
+          <w:szCs w:val="22"/>
           <w:lang w:eastAsia="es-PE"/>
           <w14:ligatures w14:val="none"/>
         </w:rPr>
@@ -2899,6 +3399,8 @@
           <w:b/>
           <w:color w:val="000000"/>
           <w:kern w:val="0"/>
+          <w:sz w:val="22"/>
+          <w:szCs w:val="22"/>
           <w:lang w:eastAsia="es-PE"/>
           <w14:ligatures w14:val="none"/>
         </w:rPr>
@@ -2910,9 +3412,11 @@
         <w:spacing w:after="0" w:line="240" w:lineRule="auto"/>
         <w:jc w:val="both"/>
         <w:rPr>
-          <w:rFonts w:ascii="Arial Narrow" w:eastAsia="Times New Roman" w:hAnsi="Arial Narrow" w:cs="Arial"/>
-          <w:color w:val="000000"/>
-          <w:kern w:val="0"/>
+          <w:rFonts w:ascii="Arial Narrow" w:eastAsia="Arial Narrow" w:hAnsi="Arial Narrow" w:cs="Arial Narrow"/>
+          <w:color w:val="000000"/>
+          <w:kern w:val="0"/>
+          <w:sz w:val="22"/>
+          <w:szCs w:val="22"/>
           <w:lang w:val="es-ES" w:eastAsia="es-ES"/>
           <w14:ligatures w14:val="none"/>
         </w:rPr>
@@ -2929,18 +3433,22 @@
         <w:ind w:left="567" w:hanging="567"/>
         <w:jc w:val="both"/>
         <w:rPr>
-          <w:rFonts w:ascii="Arial Narrow" w:eastAsia="Times New Roman" w:hAnsi="Arial Narrow" w:cs="Arial"/>
-          <w:color w:val="000000"/>
-          <w:kern w:val="0"/>
+          <w:rFonts w:ascii="Arial Narrow" w:eastAsia="Arial Narrow" w:hAnsi="Arial Narrow" w:cs="Arial Narrow"/>
+          <w:color w:val="000000"/>
+          <w:kern w:val="0"/>
+          <w:sz w:val="22"/>
+          <w:szCs w:val="22"/>
           <w:lang w:val="es-ES" w:eastAsia="es-ES"/>
           <w14:ligatures w14:val="none"/>
         </w:rPr>
       </w:pPr>
       <w:r>
         <w:rPr>
-          <w:rFonts w:ascii="Arial Narrow" w:eastAsia="Times New Roman" w:hAnsi="Arial Narrow" w:cs="Arial"/>
-          <w:color w:val="000000"/>
-          <w:kern w:val="0"/>
+          <w:rFonts w:ascii="Arial Narrow" w:eastAsia="Arial Narrow" w:hAnsi="Arial Narrow" w:cs="Arial Narrow"/>
+          <w:color w:val="000000"/>
+          <w:kern w:val="0"/>
+          <w:sz w:val="22"/>
+          <w:szCs w:val="22"/>
           <w:lang w:val="es-ES" w:eastAsia="es-ES"/>
           <w14:ligatures w14:val="none"/>
         </w:rPr>
@@ -2949,9 +3457,11 @@
       <w:bookmarkEnd w:id="19"/>
       <w:r>
         <w:rPr>
-          <w:rFonts w:ascii="Arial Narrow" w:eastAsia="Times New Roman" w:hAnsi="Arial Narrow" w:cs="Arial"/>
-          <w:color w:val="000000"/>
-          <w:kern w:val="0"/>
+          <w:rFonts w:ascii="Arial Narrow" w:eastAsia="Arial Narrow" w:hAnsi="Arial Narrow" w:cs="Arial Narrow"/>
+          <w:color w:val="000000"/>
+          <w:kern w:val="0"/>
+          <w:sz w:val="22"/>
+          <w:szCs w:val="22"/>
           <w:lang w:val="es-ES" w:eastAsia="es-ES"/>
           <w14:ligatures w14:val="none"/>
         </w:rPr>
@@ -2959,9 +3469,11 @@
       </w:r>
       <w:r>
         <w:rPr>
-          <w:rFonts w:ascii="Arial Narrow" w:eastAsia="Times New Roman" w:hAnsi="Arial Narrow" w:cs="Arial"/>
-          <w:color w:val="000000"/>
-          <w:kern w:val="0"/>
+          <w:rFonts w:ascii="Arial Narrow" w:eastAsia="Arial Narrow" w:hAnsi="Arial Narrow" w:cs="Arial Narrow"/>
+          <w:color w:val="000000"/>
+          <w:kern w:val="0"/>
+          <w:sz w:val="22"/>
+          <w:szCs w:val="22"/>
           <w:lang w:val="es-ES" w:eastAsia="es-ES"/>
           <w14:ligatures w14:val="none"/>
         </w:rPr>
@@ -2969,9 +3481,11 @@
       </w:r>
       <w:r>
         <w:rPr>
-          <w:rFonts w:ascii="Arial Narrow" w:eastAsia="Times New Roman" w:hAnsi="Arial Narrow" w:cs="Arial"/>
-          <w:color w:val="000000"/>
-          <w:kern w:val="0"/>
+          <w:rFonts w:ascii="Arial Narrow" w:eastAsia="Arial Narrow" w:hAnsi="Arial Narrow" w:cs="Arial Narrow"/>
+          <w:color w:val="000000"/>
+          <w:kern w:val="0"/>
+          <w:sz w:val="22"/>
+          <w:szCs w:val="22"/>
           <w:lang w:val="es-ES" w:eastAsia="es-ES"/>
           <w14:ligatures w14:val="none"/>
         </w:rPr>
@@ -2979,9 +3493,11 @@
       </w:r>
       <w:r>
         <w:rPr>
-          <w:rFonts w:ascii="Arial Narrow" w:eastAsia="Times New Roman" w:hAnsi="Arial Narrow" w:cs="Arial"/>
-          <w:color w:val="000000"/>
-          <w:kern w:val="0"/>
+          <w:rFonts w:ascii="Arial Narrow" w:eastAsia="Arial Narrow" w:hAnsi="Arial Narrow" w:cs="Arial Narrow"/>
+          <w:color w:val="000000"/>
+          <w:kern w:val="0"/>
+          <w:sz w:val="22"/>
+          <w:szCs w:val="22"/>
           <w:lang w:val="es-ES" w:eastAsia="es-ES"/>
           <w14:ligatures w14:val="none"/>
         </w:rPr>
@@ -2989,9 +3505,11 @@
       </w:r>
       <w:r>
         <w:rPr>
-          <w:rFonts w:ascii="Arial Narrow" w:eastAsia="Times New Roman" w:hAnsi="Arial Narrow" w:cs="Arial"/>
-          <w:color w:val="000000"/>
-          <w:kern w:val="0"/>
+          <w:rFonts w:ascii="Arial Narrow" w:eastAsia="Arial Narrow" w:hAnsi="Arial Narrow" w:cs="Arial Narrow"/>
+          <w:color w:val="000000"/>
+          <w:kern w:val="0"/>
+          <w:sz w:val="22"/>
+          <w:szCs w:val="22"/>
           <w:lang w:val="es-ES" w:eastAsia="es-ES"/>
           <w14:ligatures w14:val="none"/>
         </w:rPr>
@@ -2999,9 +3517,11 @@
       </w:r>
       <w:r>
         <w:rPr>
-          <w:rFonts w:ascii="Arial Narrow" w:eastAsia="Times New Roman" w:hAnsi="Arial Narrow" w:cs="Arial"/>
-          <w:color w:val="000000"/>
-          <w:kern w:val="0"/>
+          <w:rFonts w:ascii="Arial Narrow" w:eastAsia="Arial Narrow" w:hAnsi="Arial Narrow" w:cs="Arial Narrow"/>
+          <w:color w:val="000000"/>
+          <w:kern w:val="0"/>
+          <w:sz w:val="22"/>
+          <w:szCs w:val="22"/>
           <w:lang w:val="es-ES" w:eastAsia="es-ES"/>
           <w14:ligatures w14:val="none"/>
         </w:rPr>
@@ -3010,9 +3530,11 @@
       <w:proofErr w:type="spellStart"/>
       <w:r>
         <w:rPr>
-          <w:rFonts w:ascii="Arial Narrow" w:eastAsia="Times New Roman" w:hAnsi="Arial Narrow" w:cs="Arial"/>
-          <w:color w:val="000000"/>
-          <w:kern w:val="0"/>
+          <w:rFonts w:ascii="Arial Narrow" w:eastAsia="Arial Narrow" w:hAnsi="Arial Narrow" w:cs="Arial Narrow"/>
+          <w:color w:val="000000"/>
+          <w:kern w:val="0"/>
+          <w:sz w:val="22"/>
+          <w:szCs w:val="22"/>
           <w:lang w:val="es-ES" w:eastAsia="es-ES"/>
           <w14:ligatures w14:val="none"/>
         </w:rPr>
@@ -3021,9 +3543,11 @@
       <w:proofErr w:type="spellEnd"/>
       <w:r>
         <w:rPr>
-          <w:rFonts w:ascii="Arial Narrow" w:eastAsia="Times New Roman" w:hAnsi="Arial Narrow" w:cs="Arial"/>
-          <w:color w:val="000000"/>
-          <w:kern w:val="0"/>
+          <w:rFonts w:ascii="Arial Narrow" w:eastAsia="Arial Narrow" w:hAnsi="Arial Narrow" w:cs="Arial Narrow"/>
+          <w:color w:val="000000"/>
+          <w:kern w:val="0"/>
+          <w:sz w:val="22"/>
+          <w:szCs w:val="22"/>
           <w:lang w:val="es-ES" w:eastAsia="es-ES"/>
           <w14:ligatures w14:val="none"/>
         </w:rPr>
@@ -3032,9 +3556,11 @@
       <w:proofErr w:type="spellStart"/>
       <w:r>
         <w:rPr>
-          <w:rFonts w:ascii="Arial Narrow" w:eastAsia="Times New Roman" w:hAnsi="Arial Narrow" w:cs="Arial"/>
-          <w:color w:val="000000"/>
-          <w:kern w:val="0"/>
+          <w:rFonts w:ascii="Arial Narrow" w:eastAsia="Arial Narrow" w:hAnsi="Arial Narrow" w:cs="Arial Narrow"/>
+          <w:color w:val="000000"/>
+          <w:kern w:val="0"/>
+          <w:sz w:val="22"/>
+          <w:szCs w:val="22"/>
           <w:lang w:val="es-ES" w:eastAsia="es-ES"/>
           <w14:ligatures w14:val="none"/>
         </w:rPr>
@@ -3043,9 +3569,11 @@
       <w:proofErr w:type="spellEnd"/>
       <w:r>
         <w:rPr>
-          <w:rFonts w:ascii="Arial Narrow" w:eastAsia="Times New Roman" w:hAnsi="Arial Narrow" w:cs="Arial"/>
-          <w:color w:val="000000"/>
-          <w:kern w:val="0"/>
+          <w:rFonts w:ascii="Arial Narrow" w:eastAsia="Arial Narrow" w:hAnsi="Arial Narrow" w:cs="Arial Narrow"/>
+          <w:color w:val="000000"/>
+          <w:kern w:val="0"/>
+          <w:sz w:val="22"/>
+          <w:szCs w:val="22"/>
           <w:lang w:val="es-ES" w:eastAsia="es-ES"/>
           <w14:ligatures w14:val="none"/>
         </w:rPr>
@@ -3053,9 +3581,11 @@
       </w:r>
       <w:r>
         <w:rPr>
-          <w:rFonts w:ascii="Arial Narrow" w:eastAsia="Times New Roman" w:hAnsi="Arial Narrow" w:cs="Arial"/>
-          <w:color w:val="000000"/>
-          <w:kern w:val="0"/>
+          <w:rFonts w:ascii="Arial Narrow" w:eastAsia="Arial Narrow" w:hAnsi="Arial Narrow" w:cs="Arial Narrow"/>
+          <w:color w:val="000000"/>
+          <w:kern w:val="0"/>
+          <w:sz w:val="22"/>
+          <w:szCs w:val="22"/>
           <w:lang w:val="es-ES" w:eastAsia="es-ES"/>
           <w14:ligatures w14:val="none"/>
         </w:rPr>
@@ -3063,9 +3593,11 @@
       </w:r>
       <w:r>
         <w:rPr>
-          <w:rFonts w:ascii="Arial Narrow" w:eastAsia="Times New Roman" w:hAnsi="Arial Narrow" w:cs="Arial"/>
-          <w:color w:val="000000"/>
-          <w:kern w:val="0"/>
+          <w:rFonts w:ascii="Arial Narrow" w:eastAsia="Arial Narrow" w:hAnsi="Arial Narrow" w:cs="Arial Narrow"/>
+          <w:color w:val="000000"/>
+          <w:kern w:val="0"/>
+          <w:sz w:val="22"/>
+          <w:szCs w:val="22"/>
           <w:lang w:eastAsia="es-ES"/>
           <w14:ligatures w14:val="none"/>
         </w:rPr>
@@ -3080,9 +3612,11 @@
         <w:ind w:left="567"/>
         <w:jc w:val="both"/>
         <w:rPr>
-          <w:rFonts w:ascii="Arial Narrow" w:eastAsia="Times New Roman" w:hAnsi="Arial Narrow" w:cs="Arial"/>
-          <w:color w:val="000000"/>
-          <w:kern w:val="0"/>
+          <w:rFonts w:ascii="Arial Narrow" w:eastAsia="Arial Narrow" w:hAnsi="Arial Narrow" w:cs="Arial Narrow"/>
+          <w:color w:val="000000"/>
+          <w:kern w:val="0"/>
+          <w:sz w:val="22"/>
+          <w:szCs w:val="22"/>
           <w:lang w:val="es-ES" w:eastAsia="es-ES"/>
           <w14:ligatures w14:val="none"/>
         </w:rPr>
@@ -3107,6 +3641,8 @@
           <w:b/>
           <w:color w:val="000000"/>
           <w:kern w:val="0"/>
+          <w:sz w:val="22"/>
+          <w:szCs w:val="22"/>
           <w:lang w:eastAsia="es-PE"/>
           <w14:ligatures w14:val="none"/>
         </w:rPr>
@@ -3117,6 +3653,8 @@
           <w:b/>
           <w:color w:val="000000"/>
           <w:kern w:val="0"/>
+          <w:sz w:val="22"/>
+          <w:szCs w:val="22"/>
           <w:lang w:eastAsia="es-PE"/>
           <w14:ligatures w14:val="none"/>
         </w:rPr>
@@ -3132,19 +3670,23 @@
           <w:b/>
           <w:color w:val="000000"/>
           <w:kern w:val="0"/>
-          <w:lang w:eastAsia="es-PE"/>
-          <w14:ligatures w14:val="none"/>
-        </w:rPr>
-      </w:pPr>
-    </w:p>
-    <w:p>
-      <w:pPr>
-        <w:spacing w:after="0" w:line="240" w:lineRule="auto"/>
-        <w:jc w:val="both"/>
-        <w:rPr>
-          <w:rFonts w:ascii="Arial Narrow" w:eastAsia="Calibri" w:hAnsi="Arial Narrow" w:cs="Arial Narrow"/>
-          <w:color w:val="000000"/>
-          <w:kern w:val="0"/>
+          <w:sz w:val="22"/>
+          <w:szCs w:val="22"/>
+          <w:lang w:eastAsia="es-PE"/>
+          <w14:ligatures w14:val="none"/>
+        </w:rPr>
+      </w:pPr>
+    </w:p>
+    <w:p>
+      <w:pPr>
+        <w:spacing w:after="0" w:line="240" w:lineRule="auto"/>
+        <w:jc w:val="both"/>
+        <w:rPr>
+          <w:rFonts w:ascii="Arial Narrow" w:eastAsia="Arial Narrow" w:hAnsi="Arial Narrow" w:cs="Arial Narrow"/>
+          <w:color w:val="000000"/>
+          <w:kern w:val="0"/>
+          <w:sz w:val="22"/>
+          <w:szCs w:val="22"/>
           <w:lang w:eastAsia="es-PE"/>
           <w14:ligatures w14:val="none"/>
         </w:rPr>
@@ -3155,6 +3697,8 @@
           <w:b/>
           <w:color w:val="000000"/>
           <w:kern w:val="0"/>
+          <w:sz w:val="22"/>
+          <w:szCs w:val="22"/>
           <w:lang w:eastAsia="es-PE"/>
           <w14:ligatures w14:val="none"/>
         </w:rPr>
@@ -3163,9 +3707,11 @@
       </w:r>
       <w:r>
         <w:rPr>
-          <w:rFonts w:ascii="Arial Narrow" w:eastAsia="Times New Roman" w:hAnsi="Arial Narrow" w:cs="Times New Roman"/>
-          <w:color w:val="000000"/>
-          <w:kern w:val="0"/>
+          <w:rFonts w:ascii="Arial Narrow" w:eastAsia="Arial Narrow" w:hAnsi="Arial Narrow" w:cs="Arial Narrow"/>
+          <w:color w:val="000000"/>
+          <w:kern w:val="0"/>
+          <w:sz w:val="22"/>
+          <w:szCs w:val="22"/>
           <w:shd w:val="clear" w:color="auto" w:fill="FFFFFF"/>
           <w:lang w:eastAsia="es-PE"/>
           <w14:ligatures w14:val="none"/>
@@ -3174,9 +3720,11 @@
       </w:r>
       <w:r>
         <w:rPr>
-          <w:rFonts w:ascii="Arial Narrow" w:eastAsia="Times New Roman" w:hAnsi="Arial Narrow" w:cs="Times New Roman"/>
-          <w:color w:val="000000"/>
-          <w:kern w:val="0"/>
+          <w:rFonts w:ascii="Arial Narrow" w:eastAsia="Arial Narrow" w:hAnsi="Arial Narrow" w:cs="Arial Narrow"/>
+          <w:color w:val="000000"/>
+          <w:kern w:val="0"/>
+          <w:sz w:val="22"/>
+          <w:szCs w:val="22"/>
           <w:shd w:val="clear" w:color="auto" w:fill="FFFFFF"/>
           <w:lang w:eastAsia="es-PE"/>
           <w14:ligatures w14:val="none"/>
@@ -3185,9 +3733,11 @@
       </w:r>
       <w:r>
         <w:rPr>
-          <w:rFonts w:ascii="Arial Narrow" w:eastAsia="Times New Roman" w:hAnsi="Arial Narrow" w:cs="Times New Roman"/>
-          <w:color w:val="000000"/>
-          <w:kern w:val="0"/>
+          <w:rFonts w:ascii="Arial Narrow" w:eastAsia="Arial Narrow" w:hAnsi="Arial Narrow" w:cs="Arial Narrow"/>
+          <w:color w:val="000000"/>
+          <w:kern w:val="0"/>
+          <w:sz w:val="22"/>
+          <w:szCs w:val="22"/>
           <w:shd w:val="clear" w:color="auto" w:fill="FFFFFF"/>
           <w:lang w:eastAsia="es-PE"/>
           <w14:ligatures w14:val="none"/>
@@ -3196,9 +3746,11 @@
       </w:r>
       <w:r>
         <w:rPr>
-          <w:rFonts w:ascii="Arial Narrow" w:eastAsia="Times New Roman" w:hAnsi="Arial Narrow" w:cs="Times New Roman"/>
-          <w:color w:val="000000"/>
-          <w:kern w:val="0"/>
+          <w:rFonts w:ascii="Arial Narrow" w:eastAsia="Arial Narrow" w:hAnsi="Arial Narrow" w:cs="Arial Narrow"/>
+          <w:color w:val="000000"/>
+          <w:kern w:val="0"/>
+          <w:sz w:val="22"/>
+          <w:szCs w:val="22"/>
           <w:shd w:val="clear" w:color="auto" w:fill="FFFFFF"/>
           <w:lang w:eastAsia="es-PE"/>
           <w14:ligatures w14:val="none"/>
@@ -3207,9 +3759,11 @@
       </w:r>
       <w:r>
         <w:rPr>
-          <w:rFonts w:ascii="Arial Narrow" w:eastAsia="Times New Roman" w:hAnsi="Arial Narrow" w:cs="Times New Roman"/>
-          <w:color w:val="000000"/>
-          <w:kern w:val="0"/>
+          <w:rFonts w:ascii="Arial Narrow" w:eastAsia="Arial Narrow" w:hAnsi="Arial Narrow" w:cs="Arial Narrow"/>
+          <w:color w:val="000000"/>
+          <w:kern w:val="0"/>
+          <w:sz w:val="22"/>
+          <w:szCs w:val="22"/>
           <w:shd w:val="clear" w:color="auto" w:fill="FFFFFF"/>
           <w:lang w:eastAsia="es-PE"/>
           <w14:ligatures w14:val="none"/>
@@ -3218,19 +3772,23 @@
       </w:r>
       <w:r>
         <w:rPr>
-          <w:rFonts w:ascii="Arial Narrow" w:hAnsi="Arial Narrow" w:cs="Arial"/>
+          <w:rFonts w:ascii="Arial Narrow" w:eastAsia="Arial Narrow" w:hAnsi="Arial Narrow" w:cs="Arial Narrow"/>
           <w:bCs/>
           <w:spacing w:val="-3"/>
           <w:kern w:val="0"/>
           <w14:ligatures w14:val="none"/>
+          <w:sz w:val="22"/>
+          <w:szCs w:val="22"/>
         </w:rPr>
         <w:t xml:space="preserve"/>
       </w:r>
       <w:r>
         <w:rPr>
-          <w:rFonts w:ascii="Arial Narrow" w:eastAsia="Times New Roman" w:hAnsi="Arial Narrow" w:cs="Times New Roman"/>
-          <w:color w:val="000000"/>
-          <w:kern w:val="0"/>
+          <w:rFonts w:ascii="Arial Narrow" w:eastAsia="Arial Narrow" w:hAnsi="Arial Narrow" w:cs="Arial Narrow"/>
+          <w:color w:val="000000"/>
+          <w:kern w:val="0"/>
+          <w:sz w:val="22"/>
+          <w:szCs w:val="22"/>
           <w:shd w:val="clear" w:color="auto" w:fill="FFFFFF"/>
           <w:lang w:eastAsia="es-PE"/>
           <w14:ligatures w14:val="none"/>
@@ -3240,9 +3798,11 @@
       <w:proofErr w:type="spellStart"/>
       <w:r>
         <w:rPr>
-          <w:rFonts w:ascii="Arial Narrow" w:eastAsia="Times New Roman" w:hAnsi="Arial Narrow" w:cs="Times New Roman"/>
-          <w:color w:val="000000"/>
-          <w:kern w:val="0"/>
+          <w:rFonts w:ascii="Arial Narrow" w:eastAsia="Arial Narrow" w:hAnsi="Arial Narrow" w:cs="Arial Narrow"/>
+          <w:color w:val="000000"/>
+          <w:kern w:val="0"/>
+          <w:sz w:val="22"/>
+          <w:szCs w:val="22"/>
           <w:shd w:val="clear" w:color="auto" w:fill="FFFFFF"/>
           <w:lang w:eastAsia="es-PE"/>
           <w14:ligatures w14:val="none"/>
@@ -3252,9 +3812,11 @@
       <w:proofErr w:type="spellEnd"/>
       <w:r>
         <w:rPr>
-          <w:rFonts w:ascii="Arial Narrow" w:eastAsia="Times New Roman" w:hAnsi="Arial Narrow" w:cs="Times New Roman"/>
-          <w:color w:val="000000"/>
-          <w:kern w:val="0"/>
+          <w:rFonts w:ascii="Arial Narrow" w:eastAsia="Arial Narrow" w:hAnsi="Arial Narrow" w:cs="Arial Narrow"/>
+          <w:color w:val="000000"/>
+          <w:kern w:val="0"/>
+          <w:sz w:val="22"/>
+          <w:szCs w:val="22"/>
           <w:shd w:val="clear" w:color="auto" w:fill="FFFFFF"/>
           <w:lang w:eastAsia="es-PE"/>
           <w14:ligatures w14:val="none"/>
@@ -3263,9 +3825,11 @@
       </w:r>
       <w:r>
         <w:rPr>
-          <w:rFonts w:ascii="Arial Narrow" w:eastAsia="Times New Roman" w:hAnsi="Arial Narrow" w:cs="Times New Roman"/>
-          <w:color w:val="000000"/>
-          <w:kern w:val="0"/>
+          <w:rFonts w:ascii="Arial Narrow" w:eastAsia="Arial Narrow" w:hAnsi="Arial Narrow" w:cs="Arial Narrow"/>
+          <w:color w:val="000000"/>
+          <w:kern w:val="0"/>
+          <w:sz w:val="22"/>
+          <w:szCs w:val="22"/>
           <w:shd w:val="clear" w:color="auto" w:fill="FFFFFF"/>
           <w:lang w:eastAsia="es-PE"/>
           <w14:ligatures w14:val="none"/>
@@ -3275,9 +3839,11 @@
       <w:proofErr w:type="spellStart"/>
       <w:r>
         <w:rPr>
-          <w:rFonts w:ascii="Arial Narrow" w:eastAsia="Times New Roman" w:hAnsi="Arial Narrow" w:cs="Times New Roman"/>
-          <w:color w:val="000000"/>
-          <w:kern w:val="0"/>
+          <w:rFonts w:ascii="Arial Narrow" w:eastAsia="Arial Narrow" w:hAnsi="Arial Narrow" w:cs="Arial Narrow"/>
+          <w:color w:val="000000"/>
+          <w:kern w:val="0"/>
+          <w:sz w:val="22"/>
+          <w:szCs w:val="22"/>
           <w:shd w:val="clear" w:color="auto" w:fill="FFFFFF"/>
           <w:lang w:eastAsia="es-PE"/>
           <w14:ligatures w14:val="none"/>
@@ -3287,9 +3853,11 @@
       <w:proofErr w:type="spellEnd"/>
       <w:r>
         <w:rPr>
-          <w:rFonts w:ascii="Arial Narrow" w:eastAsia="Times New Roman" w:hAnsi="Arial Narrow" w:cs="Times New Roman"/>
-          <w:color w:val="000000"/>
-          <w:kern w:val="0"/>
+          <w:rFonts w:ascii="Arial Narrow" w:eastAsia="Arial Narrow" w:hAnsi="Arial Narrow" w:cs="Arial Narrow"/>
+          <w:color w:val="000000"/>
+          <w:kern w:val="0"/>
+          <w:sz w:val="22"/>
+          <w:szCs w:val="22"/>
           <w:shd w:val="clear" w:color="auto" w:fill="FFFFFF"/>
           <w:lang w:eastAsia="es-PE"/>
           <w14:ligatures w14:val="none"/>
@@ -3298,9 +3866,11 @@
       </w:r>
       <w:r>
         <w:rPr>
-          <w:rFonts w:ascii="Arial Narrow" w:eastAsia="Times New Roman" w:hAnsi="Arial Narrow" w:cs="Times New Roman"/>
-          <w:color w:val="000000"/>
-          <w:kern w:val="0"/>
+          <w:rFonts w:ascii="Arial Narrow" w:eastAsia="Arial Narrow" w:hAnsi="Arial Narrow" w:cs="Arial Narrow"/>
+          <w:color w:val="000000"/>
+          <w:kern w:val="0"/>
+          <w:sz w:val="22"/>
+          <w:szCs w:val="22"/>
           <w:shd w:val="clear" w:color="auto" w:fill="FFFFFF"/>
           <w:lang w:eastAsia="es-PE"/>
           <w14:ligatures w14:val="none"/>
@@ -3310,9 +3880,11 @@
       <w:bookmarkStart w:id="21" w:name="_Hlk215062067"/>
       <w:r>
         <w:rPr>
-          <w:rFonts w:ascii="Arial Narrow" w:eastAsia="Times New Roman" w:hAnsi="Arial Narrow" w:cs="Times New Roman"/>
-          <w:color w:val="000000"/>
-          <w:kern w:val="0"/>
+          <w:rFonts w:ascii="Arial Narrow" w:eastAsia="Arial Narrow" w:hAnsi="Arial Narrow" w:cs="Arial Narrow"/>
+          <w:color w:val="000000"/>
+          <w:kern w:val="0"/>
+          <w:sz w:val="22"/>
+          <w:szCs w:val="22"/>
           <w:shd w:val="clear" w:color="auto" w:fill="FFFFFF"/>
           <w:lang w:eastAsia="es-PE"/>
           <w14:ligatures w14:val="none"/>
@@ -3329,6 +3901,8 @@
           <w:rFonts w:ascii="Arial Narrow" w:eastAsia="Arial Narrow" w:hAnsi="Arial Narrow" w:cs="Arial Narrow"/>
           <w:kern w:val="0"/>
           <w14:ligatures w14:val="none"/>
+          <w:sz w:val="22"/>
+          <w:szCs w:val="22"/>
         </w:rPr>
       </w:pPr>
     </w:p>
@@ -3349,13 +3923,17 @@
           <w:rFonts w:ascii="Arial Narrow" w:eastAsia="Arial Narrow" w:hAnsi="Arial Narrow" w:cs="Arial Narrow"/>
           <w:kern w:val="0"/>
           <w14:ligatures w14:val="none"/>
-        </w:rPr>
-      </w:pPr>
-      <w:r>
-        <w:rPr>
-          <w:rFonts w:ascii="Arial Narrow" w:eastAsia="Arial Narrow" w:hAnsi="Arial Narrow" w:cs="Arial Narrow"/>
-          <w:kern w:val="0"/>
-          <w14:ligatures w14:val="none"/>
+          <w:sz w:val="22"/>
+          <w:szCs w:val="22"/>
+        </w:rPr>
+      </w:pPr>
+      <w:r>
+        <w:rPr>
+          <w:rFonts w:ascii="Arial Narrow" w:eastAsia="Arial Narrow" w:hAnsi="Arial Narrow" w:cs="Arial Narrow"/>
+          <w:kern w:val="0"/>
+          <w14:ligatures w14:val="none"/>
+          <w:sz w:val="22"/>
+          <w:szCs w:val="22"/>
         </w:rPr>
         <w:t xml:space="preserve">Presunta infracción a los artículos 18 y 19 de la Ley 29571, Código de Protección y Defensa del Consumidor, en tanto </w:t>
       </w:r>
@@ -3364,6 +3942,8 @@
         <w:rPr>
           <w:rFonts w:ascii="Arial Narrow" w:eastAsia="Arial Narrow" w:hAnsi="Arial Narrow" w:cs="Arial Narrow"/>
           <w:bCs/>
+          <w:sz w:val="22"/>
+          <w:szCs w:val="22"/>
         </w:rPr>
         <w:t>Interseguro</w:t>
       </w:r>
@@ -3372,6 +3952,8 @@
         <w:rPr>
           <w:rFonts w:ascii="Arial Narrow" w:eastAsia="Arial Narrow" w:hAnsi="Arial Narrow" w:cs="Arial Narrow"/>
           <w:bCs/>
+          <w:sz w:val="22"/>
+          <w:szCs w:val="22"/>
         </w:rPr>
         <w:t xml:space="preserve"> Compañía de Seguros S.A. </w:t>
       </w:r>
@@ -3380,6 +3962,8 @@
           <w:rFonts w:ascii="Arial Narrow" w:eastAsia="Arial Narrow" w:hAnsi="Arial Narrow" w:cs="Arial Narrow"/>
           <w:kern w:val="0"/>
           <w14:ligatures w14:val="none"/>
+          <w:sz w:val="22"/>
+          <w:szCs w:val="22"/>
         </w:rPr>
         <w:t xml:space="preserve">habría difundido en su página web </w:t>
       </w:r>
@@ -3388,6 +3972,8 @@
           <w:rFonts w:ascii="Arial Narrow" w:eastAsia="Arial Narrow" w:hAnsi="Arial Narrow" w:cs="Arial Narrow"/>
           <w:kern w:val="0"/>
           <w14:ligatures w14:val="none"/>
+          <w:sz w:val="22"/>
+          <w:szCs w:val="22"/>
         </w:rPr>
         <w:t xml:space="preserve">una </w:t>
       </w:r>
@@ -3396,6 +3982,8 @@
           <w:rFonts w:ascii="Arial Narrow" w:eastAsia="Arial Narrow" w:hAnsi="Arial Narrow" w:cs="Arial Narrow"/>
           <w:kern w:val="0"/>
           <w14:ligatures w14:val="none"/>
+          <w:sz w:val="22"/>
+          <w:szCs w:val="22"/>
         </w:rPr>
         <w:t>devolución total de S/ 50 531,00</w:t>
       </w:r>
@@ -3404,6 +3992,8 @@
           <w:rFonts w:ascii="Arial Narrow" w:eastAsia="Arial Narrow" w:hAnsi="Arial Narrow" w:cs="Arial Narrow"/>
           <w:kern w:val="0"/>
           <w14:ligatures w14:val="none"/>
+          <w:sz w:val="22"/>
+          <w:szCs w:val="22"/>
         </w:rPr>
         <w:t xml:space="preserve"> por el Seguro Rumbo</w:t>
       </w:r>
@@ -3412,6 +4002,8 @@
           <w:rFonts w:ascii="Arial Narrow" w:eastAsia="Arial Narrow" w:hAnsi="Arial Narrow" w:cs="Arial Narrow"/>
           <w:kern w:val="0"/>
           <w14:ligatures w14:val="none"/>
+          <w:sz w:val="22"/>
+          <w:szCs w:val="22"/>
         </w:rPr>
         <w:t xml:space="preserve">, pero en su plataforma zona cliente mostraba </w:t>
       </w:r>
@@ -3420,6 +4012,8 @@
           <w:rFonts w:ascii="Arial Narrow" w:eastAsia="Arial Narrow" w:hAnsi="Arial Narrow" w:cs="Arial Narrow"/>
           <w:kern w:val="0"/>
           <w14:ligatures w14:val="none"/>
+          <w:sz w:val="22"/>
+          <w:szCs w:val="22"/>
         </w:rPr>
         <w:t xml:space="preserve">para la Póliza 08200008016 </w:t>
       </w:r>
@@ -3428,6 +4022,8 @@
           <w:rFonts w:ascii="Arial Narrow" w:eastAsia="Arial Narrow" w:hAnsi="Arial Narrow" w:cs="Arial Narrow"/>
           <w:kern w:val="0"/>
           <w14:ligatures w14:val="none"/>
+          <w:sz w:val="22"/>
+          <w:szCs w:val="22"/>
         </w:rPr>
         <w:t>una devolución de S/ 48 428,00</w:t>
       </w:r>
@@ -3436,6 +4032,8 @@
           <w:rFonts w:ascii="Arial Narrow" w:eastAsia="Arial Narrow" w:hAnsi="Arial Narrow" w:cs="Arial Narrow"/>
           <w:kern w:val="0"/>
           <w14:ligatures w14:val="none"/>
+          <w:sz w:val="22"/>
+          <w:szCs w:val="22"/>
         </w:rPr>
         <w:t>, generando una diferencia de S/ 2 103,00 en perjuicio de la denunciante</w:t>
       </w:r>
@@ -3444,6 +4042,8 @@
           <w:rFonts w:ascii="Arial Narrow" w:eastAsia="Arial Narrow" w:hAnsi="Arial Narrow" w:cs="Arial Narrow"/>
           <w:kern w:val="0"/>
           <w14:ligatures w14:val="none"/>
+          <w:sz w:val="22"/>
+          <w:szCs w:val="22"/>
         </w:rPr>
         <w:t>.</w:t>
       </w:r>
@@ -3456,6 +4056,8 @@
           <w:rFonts w:ascii="Arial Narrow" w:eastAsia="Arial Narrow" w:hAnsi="Arial Narrow" w:cs="Arial Narrow"/>
           <w:kern w:val="0"/>
           <w14:ligatures w14:val="none"/>
+          <w:sz w:val="22"/>
+          <w:szCs w:val="22"/>
         </w:rPr>
       </w:pPr>
     </w:p>
@@ -3476,13 +4078,17 @@
           <w:rFonts w:ascii="Arial Narrow" w:eastAsia="Arial Narrow" w:hAnsi="Arial Narrow" w:cs="Arial Narrow"/>
           <w:kern w:val="0"/>
           <w14:ligatures w14:val="none"/>
-        </w:rPr>
-      </w:pPr>
-      <w:r>
-        <w:rPr>
-          <w:rFonts w:ascii="Arial Narrow" w:eastAsia="Arial Narrow" w:hAnsi="Arial Narrow" w:cs="Arial Narrow"/>
-          <w:kern w:val="0"/>
-          <w14:ligatures w14:val="none"/>
+          <w:sz w:val="22"/>
+          <w:szCs w:val="22"/>
+        </w:rPr>
+      </w:pPr>
+      <w:r>
+        <w:rPr>
+          <w:rFonts w:ascii="Arial Narrow" w:eastAsia="Arial Narrow" w:hAnsi="Arial Narrow" w:cs="Arial Narrow"/>
+          <w:kern w:val="0"/>
+          <w14:ligatures w14:val="none"/>
+          <w:sz w:val="22"/>
+          <w:szCs w:val="22"/>
         </w:rPr>
         <w:t xml:space="preserve">Presunta infracción a los artículos 18 y 19 de la Ley 29571, Código de Protección y Defensa del Consumidor, en tanto </w:t>
       </w:r>
@@ -3491,6 +4097,8 @@
         <w:rPr>
           <w:rFonts w:ascii="Arial Narrow" w:eastAsia="Arial Narrow" w:hAnsi="Arial Narrow" w:cs="Arial Narrow"/>
           <w:bCs/>
+          <w:sz w:val="22"/>
+          <w:szCs w:val="22"/>
         </w:rPr>
         <w:t>Interseguro</w:t>
       </w:r>
@@ -3499,6 +4107,8 @@
         <w:rPr>
           <w:rFonts w:ascii="Arial Narrow" w:eastAsia="Arial Narrow" w:hAnsi="Arial Narrow" w:cs="Arial Narrow"/>
           <w:bCs/>
+          <w:sz w:val="22"/>
+          <w:szCs w:val="22"/>
         </w:rPr>
         <w:t xml:space="preserve"> Compañía de Seguros S.A. </w:t>
       </w:r>
@@ -3507,6 +4117,8 @@
           <w:rFonts w:ascii="Arial Narrow" w:eastAsia="Arial Narrow" w:hAnsi="Arial Narrow" w:cs="Arial Narrow"/>
           <w:kern w:val="0"/>
           <w14:ligatures w14:val="none"/>
+          <w:sz w:val="22"/>
+          <w:szCs w:val="22"/>
         </w:rPr>
         <w:t>habría proporcionado información insuficiente a la denunciante en su página web sobre los beneficios del Seguro Rumbo, induciendo error sobre las ganancias y devolución total, lo cual impactó en su decisión de contratación</w:t>
       </w:r>
@@ -3515,6 +4127,8 @@
           <w:rFonts w:ascii="Arial Narrow" w:eastAsia="Arial Narrow" w:hAnsi="Arial Narrow" w:cs="Arial Narrow"/>
           <w:kern w:val="0"/>
           <w14:ligatures w14:val="none"/>
+          <w:sz w:val="22"/>
+          <w:szCs w:val="22"/>
         </w:rPr>
         <w:t>.</w:t>
       </w:r>
@@ -3527,6 +4141,8 @@
           <w:rFonts w:ascii="Arial Narrow" w:eastAsia="Arial Narrow" w:hAnsi="Arial Narrow" w:cs="Arial Narrow"/>
           <w:kern w:val="0"/>
           <w14:ligatures w14:val="none"/>
+          <w:sz w:val="22"/>
+          <w:szCs w:val="22"/>
         </w:rPr>
       </w:pPr>
     </w:p>
@@ -3547,13 +4163,17 @@
           <w:rFonts w:ascii="Arial Narrow" w:eastAsia="Arial Narrow" w:hAnsi="Arial Narrow" w:cs="Arial Narrow"/>
           <w:kern w:val="0"/>
           <w14:ligatures w14:val="none"/>
-        </w:rPr>
-      </w:pPr>
-      <w:r>
-        <w:rPr>
-          <w:rFonts w:ascii="Arial Narrow" w:eastAsia="Arial Narrow" w:hAnsi="Arial Narrow" w:cs="Arial Narrow"/>
-          <w:kern w:val="0"/>
-          <w14:ligatures w14:val="none"/>
+          <w:sz w:val="22"/>
+          <w:szCs w:val="22"/>
+        </w:rPr>
+      </w:pPr>
+      <w:r>
+        <w:rPr>
+          <w:rFonts w:ascii="Arial Narrow" w:eastAsia="Arial Narrow" w:hAnsi="Arial Narrow" w:cs="Arial Narrow"/>
+          <w:kern w:val="0"/>
+          <w14:ligatures w14:val="none"/>
+          <w:sz w:val="22"/>
+          <w:szCs w:val="22"/>
         </w:rPr>
         <w:t xml:space="preserve">Presunta infracción a los artículos 18 y 19 de la Ley 29571, Código de Protección y Defensa del Consumidor, en tanto </w:t>
       </w:r>
@@ -3562,6 +4182,8 @@
         <w:rPr>
           <w:rFonts w:ascii="Arial Narrow" w:eastAsia="Arial Narrow" w:hAnsi="Arial Narrow" w:cs="Arial Narrow"/>
           <w:bCs/>
+          <w:sz w:val="22"/>
+          <w:szCs w:val="22"/>
         </w:rPr>
         <w:t>Interseguro</w:t>
       </w:r>
@@ -3570,6 +4192,8 @@
         <w:rPr>
           <w:rFonts w:ascii="Arial Narrow" w:eastAsia="Arial Narrow" w:hAnsi="Arial Narrow" w:cs="Arial Narrow"/>
           <w:bCs/>
+          <w:sz w:val="22"/>
+          <w:szCs w:val="22"/>
         </w:rPr>
         <w:t xml:space="preserve"> Compañía de Seguros S.A. </w:t>
       </w:r>
@@ -3578,6 +4202,8 @@
           <w:rFonts w:ascii="Arial Narrow" w:eastAsia="Arial Narrow" w:hAnsi="Arial Narrow" w:cs="Arial Narrow"/>
           <w:kern w:val="0"/>
           <w14:ligatures w14:val="none"/>
+          <w:sz w:val="22"/>
+          <w:szCs w:val="22"/>
         </w:rPr>
         <w:t>habría enviado a la denunciante el 16 de setiembre de 2025 dos (2) pólizas con numeración distinta sobre el mismo seguro contratado, sin brindarle la explicación correspondiente, generándole confusión</w:t>
       </w:r>
@@ -3586,6 +4212,8 @@
           <w:rFonts w:ascii="Arial Narrow" w:eastAsia="Arial Narrow" w:hAnsi="Arial Narrow" w:cs="Arial Narrow"/>
           <w:kern w:val="0"/>
           <w14:ligatures w14:val="none"/>
+          <w:sz w:val="22"/>
+          <w:szCs w:val="22"/>
         </w:rPr>
         <w:t xml:space="preserve">. </w:t>
       </w:r>
@@ -3598,6 +4226,8 @@
           <w:rFonts w:ascii="Arial Narrow" w:eastAsia="Arial Narrow" w:hAnsi="Arial Narrow" w:cs="Arial Narrow"/>
           <w:kern w:val="0"/>
           <w14:ligatures w14:val="none"/>
+          <w:sz w:val="22"/>
+          <w:szCs w:val="22"/>
         </w:rPr>
       </w:pPr>
     </w:p>
@@ -3618,13 +4248,17 @@
           <w:rFonts w:ascii="Arial Narrow" w:eastAsia="Arial Narrow" w:hAnsi="Arial Narrow" w:cs="Arial Narrow"/>
           <w:kern w:val="0"/>
           <w14:ligatures w14:val="none"/>
-        </w:rPr>
-      </w:pPr>
-      <w:r>
-        <w:rPr>
-          <w:rFonts w:ascii="Arial Narrow" w:eastAsia="Arial Narrow" w:hAnsi="Arial Narrow" w:cs="Arial Narrow"/>
-          <w:kern w:val="0"/>
-          <w14:ligatures w14:val="none"/>
+          <w:sz w:val="22"/>
+          <w:szCs w:val="22"/>
+        </w:rPr>
+      </w:pPr>
+      <w:r>
+        <w:rPr>
+          <w:rFonts w:ascii="Arial Narrow" w:eastAsia="Arial Narrow" w:hAnsi="Arial Narrow" w:cs="Arial Narrow"/>
+          <w:kern w:val="0"/>
+          <w14:ligatures w14:val="none"/>
+          <w:sz w:val="22"/>
+          <w:szCs w:val="22"/>
         </w:rPr>
         <w:t xml:space="preserve">Presunta infracción a los artículos 18 y 19 de la Ley 29571, Código de Protección y Defensa del Consumidor, en tanto </w:t>
       </w:r>
@@ -3633,6 +4267,8 @@
         <w:rPr>
           <w:rFonts w:ascii="Arial Narrow" w:eastAsia="Arial Narrow" w:hAnsi="Arial Narrow" w:cs="Arial Narrow"/>
           <w:bCs/>
+          <w:sz w:val="22"/>
+          <w:szCs w:val="22"/>
         </w:rPr>
         <w:t>Interseguro</w:t>
       </w:r>
@@ -3641,6 +4277,8 @@
         <w:rPr>
           <w:rFonts w:ascii="Arial Narrow" w:eastAsia="Arial Narrow" w:hAnsi="Arial Narrow" w:cs="Arial Narrow"/>
           <w:bCs/>
+          <w:sz w:val="22"/>
+          <w:szCs w:val="22"/>
         </w:rPr>
         <w:t xml:space="preserve"> Compañía de Seguros S.A. </w:t>
       </w:r>
@@ -3649,6 +4287,8 @@
           <w:rFonts w:ascii="Arial Narrow" w:eastAsia="Arial Narrow" w:hAnsi="Arial Narrow" w:cs="Arial Narrow"/>
           <w:kern w:val="0"/>
           <w14:ligatures w14:val="none"/>
+          <w:sz w:val="22"/>
+          <w:szCs w:val="22"/>
         </w:rPr>
         <w:t>el</w:t>
       </w:r>
@@ -3657,6 +4297,8 @@
           <w:rFonts w:ascii="Arial Narrow" w:eastAsia="Arial Narrow" w:hAnsi="Arial Narrow" w:cs="Arial Narrow"/>
           <w:kern w:val="0"/>
           <w14:ligatures w14:val="none"/>
+          <w:sz w:val="22"/>
+          <w:szCs w:val="22"/>
         </w:rPr>
         <w:t xml:space="preserve"> 18 de septiembre y 9 de octubre de 2025, mediante el canal institucional de WhatsApp, </w:t>
       </w:r>
@@ -3665,6 +4307,8 @@
           <w:rFonts w:ascii="Arial Narrow" w:eastAsia="Arial Narrow" w:hAnsi="Arial Narrow" w:cs="Arial Narrow"/>
           <w:kern w:val="0"/>
           <w14:ligatures w14:val="none"/>
+          <w:sz w:val="22"/>
+          <w:szCs w:val="22"/>
         </w:rPr>
         <w:t>habría informado inadecuadamente a la denunciante que no tenía un seguro contratado, pese a que contaba con la Póliza del Seguro Rumbo que era motivo de reclamo</w:t>
       </w:r>
@@ -3673,6 +4317,8 @@
           <w:rFonts w:ascii="Arial Narrow" w:eastAsia="Arial Narrow" w:hAnsi="Arial Narrow" w:cs="Arial Narrow"/>
           <w:kern w:val="0"/>
           <w14:ligatures w14:val="none"/>
+          <w:sz w:val="22"/>
+          <w:szCs w:val="22"/>
         </w:rPr>
         <w:t xml:space="preserve">. </w:t>
       </w:r>
@@ -3685,6 +4331,8 @@
           <w:rFonts w:ascii="Arial Narrow" w:eastAsia="Arial Narrow" w:hAnsi="Arial Narrow" w:cs="Arial Narrow"/>
           <w:kern w:val="0"/>
           <w14:ligatures w14:val="none"/>
+          <w:sz w:val="22"/>
+          <w:szCs w:val="22"/>
         </w:rPr>
       </w:pPr>
     </w:p>
@@ -3705,13 +4353,17 @@
           <w:rFonts w:ascii="Arial Narrow" w:eastAsia="Arial Narrow" w:hAnsi="Arial Narrow" w:cs="Arial Narrow"/>
           <w:kern w:val="0"/>
           <w14:ligatures w14:val="none"/>
-        </w:rPr>
-      </w:pPr>
-      <w:r>
-        <w:rPr>
-          <w:rFonts w:ascii="Arial Narrow" w:eastAsia="Arial Narrow" w:hAnsi="Arial Narrow" w:cs="Arial Narrow"/>
-          <w:kern w:val="0"/>
-          <w14:ligatures w14:val="none"/>
+          <w:sz w:val="22"/>
+          <w:szCs w:val="22"/>
+        </w:rPr>
+      </w:pPr>
+      <w:r>
+        <w:rPr>
+          <w:rFonts w:ascii="Arial Narrow" w:eastAsia="Arial Narrow" w:hAnsi="Arial Narrow" w:cs="Arial Narrow"/>
+          <w:kern w:val="0"/>
+          <w14:ligatures w14:val="none"/>
+          <w:sz w:val="22"/>
+          <w:szCs w:val="22"/>
         </w:rPr>
         <w:t xml:space="preserve">Presunta infracción a los artículos 18 y 19 de la Ley 29571, Código de Protección y Defensa del Consumidor, en tanto </w:t>
       </w:r>
@@ -3720,6 +4372,8 @@
         <w:rPr>
           <w:rFonts w:ascii="Arial Narrow" w:eastAsia="Arial Narrow" w:hAnsi="Arial Narrow" w:cs="Arial Narrow"/>
           <w:bCs/>
+          <w:sz w:val="22"/>
+          <w:szCs w:val="22"/>
         </w:rPr>
         <w:t>Interseguro</w:t>
       </w:r>
@@ -3728,6 +4382,8 @@
         <w:rPr>
           <w:rFonts w:ascii="Arial Narrow" w:eastAsia="Arial Narrow" w:hAnsi="Arial Narrow" w:cs="Arial Narrow"/>
           <w:bCs/>
+          <w:sz w:val="22"/>
+          <w:szCs w:val="22"/>
         </w:rPr>
         <w:t xml:space="preserve"> Compañía de Seguros S.A. </w:t>
       </w:r>
@@ -3736,6 +4392,8 @@
           <w:rFonts w:ascii="Arial Narrow" w:eastAsia="Arial Narrow" w:hAnsi="Arial Narrow" w:cs="Arial Narrow"/>
           <w:kern w:val="0"/>
           <w14:ligatures w14:val="none"/>
+          <w:sz w:val="22"/>
+          <w:szCs w:val="22"/>
         </w:rPr>
         <w:t>habría denegado y/o bloqueado el acce</w:t>
       </w:r>
@@ -3744,6 +4402,8 @@
           <w:rFonts w:ascii="Arial Narrow" w:eastAsia="Arial Narrow" w:hAnsi="Arial Narrow" w:cs="Arial Narrow"/>
           <w:kern w:val="0"/>
           <w14:ligatures w14:val="none"/>
+          <w:sz w:val="22"/>
+          <w:szCs w:val="22"/>
         </w:rPr>
         <w:t>s</w:t>
       </w:r>
@@ -3752,6 +4412,8 @@
           <w:rFonts w:ascii="Arial Narrow" w:eastAsia="Arial Narrow" w:hAnsi="Arial Narrow" w:cs="Arial Narrow"/>
           <w:kern w:val="0"/>
           <w14:ligatures w14:val="none"/>
+          <w:sz w:val="22"/>
+          <w:szCs w:val="22"/>
         </w:rPr>
         <w:t>o a la denunciante a</w:t>
       </w:r>
@@ -3760,6 +4422,8 @@
           <w:rFonts w:ascii="Arial Narrow" w:eastAsia="Arial Narrow" w:hAnsi="Arial Narrow" w:cs="Arial Narrow"/>
           <w:kern w:val="0"/>
           <w14:ligatures w14:val="none"/>
+          <w:sz w:val="22"/>
+          <w:szCs w:val="22"/>
         </w:rPr>
         <w:t>l aplicativo web Zona cliente</w:t>
       </w:r>
@@ -3768,6 +4432,8 @@
           <w:rFonts w:ascii="Arial Narrow" w:eastAsia="Arial Narrow" w:hAnsi="Arial Narrow" w:cs="Arial Narrow"/>
           <w:kern w:val="0"/>
           <w14:ligatures w14:val="none"/>
+          <w:sz w:val="22"/>
+          <w:szCs w:val="22"/>
         </w:rPr>
         <w:t xml:space="preserve"> con posterioridad al reclamo presentado el 16 de setiembre de 2025</w:t>
       </w:r>
@@ -3776,6 +4442,8 @@
           <w:rFonts w:ascii="Arial Narrow" w:eastAsia="Arial Narrow" w:hAnsi="Arial Narrow" w:cs="Arial Narrow"/>
           <w:kern w:val="0"/>
           <w14:ligatures w14:val="none"/>
+          <w:sz w:val="22"/>
+          <w:szCs w:val="22"/>
         </w:rPr>
         <w:t>.</w:t>
       </w:r>
@@ -3787,6 +4455,8 @@
           <w:rFonts w:ascii="Arial Narrow" w:eastAsia="Arial Narrow" w:hAnsi="Arial Narrow" w:cs="Arial Narrow"/>
           <w:kern w:val="0"/>
           <w14:ligatures w14:val="none"/>
+          <w:sz w:val="22"/>
+          <w:szCs w:val="22"/>
         </w:rPr>
       </w:pPr>
     </w:p>
@@ -3807,13 +4477,17 @@
           <w:rFonts w:ascii="Arial Narrow" w:eastAsia="Arial Narrow" w:hAnsi="Arial Narrow" w:cs="Arial Narrow"/>
           <w:kern w:val="0"/>
           <w14:ligatures w14:val="none"/>
-        </w:rPr>
-      </w:pPr>
-      <w:r>
-        <w:rPr>
-          <w:rFonts w:ascii="Arial Narrow" w:eastAsia="Arial Narrow" w:hAnsi="Arial Narrow" w:cs="Arial Narrow"/>
-          <w:kern w:val="0"/>
-          <w14:ligatures w14:val="none"/>
+          <w:sz w:val="22"/>
+          <w:szCs w:val="22"/>
+        </w:rPr>
+      </w:pPr>
+      <w:r>
+        <w:rPr>
+          <w:rFonts w:ascii="Arial Narrow" w:eastAsia="Arial Narrow" w:hAnsi="Arial Narrow" w:cs="Arial Narrow"/>
+          <w:kern w:val="0"/>
+          <w14:ligatures w14:val="none"/>
+          <w:sz w:val="22"/>
+          <w:szCs w:val="22"/>
         </w:rPr>
         <w:t xml:space="preserve">Presunta infracción a los artículos 18 y 19 de la Ley 29571, Código de Protección y Defensa del Consumidor, en tanto </w:t>
       </w:r>
@@ -3822,6 +4496,8 @@
         <w:rPr>
           <w:rFonts w:ascii="Arial Narrow" w:eastAsia="Arial Narrow" w:hAnsi="Arial Narrow" w:cs="Arial Narrow"/>
           <w:bCs/>
+          <w:sz w:val="22"/>
+          <w:szCs w:val="22"/>
         </w:rPr>
         <w:t>Interseguro</w:t>
       </w:r>
@@ -3830,6 +4506,8 @@
         <w:rPr>
           <w:rFonts w:ascii="Arial Narrow" w:eastAsia="Arial Narrow" w:hAnsi="Arial Narrow" w:cs="Arial Narrow"/>
           <w:bCs/>
+          <w:sz w:val="22"/>
+          <w:szCs w:val="22"/>
         </w:rPr>
         <w:t xml:space="preserve"> Compañía de Seguros S.A. </w:t>
       </w:r>
@@ -3838,6 +4516,8 @@
           <w:rFonts w:ascii="Arial Narrow" w:eastAsia="Arial Narrow" w:hAnsi="Arial Narrow" w:cs="Arial Narrow"/>
           <w:kern w:val="0"/>
           <w14:ligatures w14:val="none"/>
+          <w:sz w:val="22"/>
+          <w:szCs w:val="22"/>
         </w:rPr>
         <w:t xml:space="preserve">habría realizado indebidos cobros mensuales hasta acumular un monto total de S/ 920,00 correspondiente a la Póliza </w:t>
       </w:r>
@@ -3847,6 +4527,8 @@
           <w:rFonts w:ascii="Arial Narrow" w:eastAsia="Arial Narrow" w:hAnsi="Arial Narrow" w:cs="Arial Narrow"/>
           <w:kern w:val="0"/>
           <w14:ligatures w14:val="none"/>
+          <w:sz w:val="22"/>
+          <w:szCs w:val="22"/>
         </w:rPr>
         <w:t/>
       </w:r>
@@ -3856,14 +4538,18 @@
           <w:rFonts w:ascii="Arial Narrow" w:eastAsia="Arial Narrow" w:hAnsi="Arial Narrow" w:cs="Arial Narrow"/>
           <w:kern w:val="0"/>
           <w14:ligatures w14:val="none"/>
+          <w:sz w:val="22"/>
+          <w:szCs w:val="22"/>
         </w:rPr>
         <w:t xml:space="preserve"> 08200008016 del Seguro Rumbo, </w:t>
       </w:r>
       <w:r>
         <w:rPr>
-          <w:rFonts w:ascii="Arial Narrow" w:eastAsia="Times New Roman" w:hAnsi="Arial Narrow" w:cs="Arial"/>
-          <w:color w:val="000000"/>
-          <w:kern w:val="0"/>
+          <w:rFonts w:ascii="Arial Narrow" w:eastAsia="Arial Narrow" w:hAnsi="Arial Narrow" w:cs="Arial Narrow"/>
+          <w:color w:val="000000"/>
+          <w:kern w:val="0"/>
+          <w:sz w:val="22"/>
+          <w:szCs w:val="22"/>
           <w:lang w:eastAsia="es-ES"/>
           <w14:ligatures w14:val="none"/>
         </w:rPr>
@@ -3874,14 +4560,18 @@
           <w:rFonts w:ascii="Arial Narrow" w:eastAsia="Arial Narrow" w:hAnsi="Arial Narrow" w:cs="Arial Narrow"/>
           <w:kern w:val="0"/>
           <w14:ligatures w14:val="none"/>
+          <w:sz w:val="22"/>
+          <w:szCs w:val="22"/>
         </w:rPr>
         <w:t xml:space="preserve"> por la denunciante el </w:t>
       </w:r>
       <w:r>
         <w:rPr>
-          <w:rFonts w:ascii="Arial Narrow" w:eastAsia="Times New Roman" w:hAnsi="Arial Narrow" w:cs="Arial"/>
-          <w:color w:val="000000"/>
-          <w:kern w:val="0"/>
+          <w:rFonts w:ascii="Arial Narrow" w:eastAsia="Arial Narrow" w:hAnsi="Arial Narrow" w:cs="Arial Narrow"/>
+          <w:color w:val="000000"/>
+          <w:kern w:val="0"/>
+          <w:sz w:val="22"/>
+          <w:szCs w:val="22"/>
           <w:lang w:eastAsia="es-ES"/>
           <w14:ligatures w14:val="none"/>
         </w:rPr>
@@ -3892,6 +4582,8 @@
           <w:rFonts w:ascii="Arial Narrow" w:eastAsia="Arial Narrow" w:hAnsi="Arial Narrow" w:cs="Arial Narrow"/>
           <w:kern w:val="0"/>
           <w14:ligatures w14:val="none"/>
+          <w:sz w:val="22"/>
+          <w:szCs w:val="22"/>
         </w:rPr>
         <w:t>.</w:t>
       </w:r>
@@ -3906,6 +4598,8 @@
           <w:rFonts w:ascii="Arial Narrow" w:eastAsia="Arial Narrow" w:hAnsi="Arial Narrow" w:cs="Arial Narrow"/>
           <w:kern w:val="0"/>
           <w14:ligatures w14:val="none"/>
+          <w:sz w:val="22"/>
+          <w:szCs w:val="22"/>
         </w:rPr>
       </w:pPr>
     </w:p>
@@ -3926,13 +4620,17 @@
           <w:rFonts w:ascii="Arial Narrow" w:eastAsia="Arial Narrow" w:hAnsi="Arial Narrow" w:cs="Arial Narrow"/>
           <w:kern w:val="0"/>
           <w14:ligatures w14:val="none"/>
-        </w:rPr>
-      </w:pPr>
-      <w:r>
-        <w:rPr>
-          <w:rFonts w:ascii="Arial Narrow" w:eastAsia="Arial Narrow" w:hAnsi="Arial Narrow" w:cs="Arial Narrow"/>
-          <w:kern w:val="0"/>
-          <w14:ligatures w14:val="none"/>
+          <w:sz w:val="22"/>
+          <w:szCs w:val="22"/>
+        </w:rPr>
+      </w:pPr>
+      <w:r>
+        <w:rPr>
+          <w:rFonts w:ascii="Arial Narrow" w:eastAsia="Arial Narrow" w:hAnsi="Arial Narrow" w:cs="Arial Narrow"/>
+          <w:kern w:val="0"/>
+          <w14:ligatures w14:val="none"/>
+          <w:sz w:val="22"/>
+          <w:szCs w:val="22"/>
         </w:rPr>
         <w:t xml:space="preserve">Presunta infracción al numeral 88.1 del artículo 88 de la Ley 29571, Código de Protección y Defensa del Consumidor, en tanto </w:t>
       </w:r>
@@ -3941,6 +4639,8 @@
         <w:rPr>
           <w:rFonts w:ascii="Arial Narrow" w:eastAsia="Arial Narrow" w:hAnsi="Arial Narrow" w:cs="Arial Narrow"/>
           <w:bCs/>
+          <w:sz w:val="22"/>
+          <w:szCs w:val="22"/>
         </w:rPr>
         <w:t>Interseguro</w:t>
       </w:r>
@@ -3949,6 +4649,8 @@
         <w:rPr>
           <w:rFonts w:ascii="Arial Narrow" w:eastAsia="Arial Narrow" w:hAnsi="Arial Narrow" w:cs="Arial Narrow"/>
           <w:bCs/>
+          <w:sz w:val="22"/>
+          <w:szCs w:val="22"/>
         </w:rPr>
         <w:t xml:space="preserve"> Compañía de Seguros S.A. no habría cumplido con emitir una respuesta, dentro del plazo legal, al reclamo presentado por la denunciante el 16 de setiembre de 2025</w:t>
       </w:r>
@@ -3957,6 +4659,8 @@
           <w:rFonts w:ascii="Arial Narrow" w:eastAsia="Arial Narrow" w:hAnsi="Arial Narrow" w:cs="Arial Narrow"/>
           <w:kern w:val="0"/>
           <w14:ligatures w14:val="none"/>
+          <w:sz w:val="22"/>
+          <w:szCs w:val="22"/>
         </w:rPr>
         <w:t>.</w:t>
       </w:r>
@@ -3971,17 +4675,21 @@
           <w:rFonts w:ascii="Arial Narrow" w:eastAsia="Arial Narrow" w:hAnsi="Arial Narrow" w:cs="Arial Narrow"/>
           <w:kern w:val="0"/>
           <w14:ligatures w14:val="none"/>
-        </w:rPr>
-      </w:pPr>
-    </w:p>
-    <w:p>
-      <w:pPr>
-        <w:spacing w:after="0" w:line="240" w:lineRule="auto"/>
-        <w:jc w:val="both"/>
-        <w:rPr>
-          <w:rFonts w:ascii="Arial Narrow" w:eastAsia="Arial Narrow" w:hAnsi="Arial Narrow" w:cs="Arial Narrow"/>
-          <w:kern w:val="0"/>
-          <w14:ligatures w14:val="none"/>
+          <w:sz w:val="22"/>
+          <w:szCs w:val="22"/>
+        </w:rPr>
+      </w:pPr>
+    </w:p>
+    <w:p>
+      <w:pPr>
+        <w:spacing w:after="0" w:line="240" w:lineRule="auto"/>
+        <w:jc w:val="both"/>
+        <w:rPr>
+          <w:rFonts w:ascii="Arial Narrow" w:eastAsia="Arial Narrow" w:hAnsi="Arial Narrow" w:cs="Arial Narrow"/>
+          <w:kern w:val="0"/>
+          <w14:ligatures w14:val="none"/>
+          <w:sz w:val="22"/>
+          <w:szCs w:val="22"/>
         </w:rPr>
       </w:pPr>
     </w:p>
@@ -3991,9 +4699,11 @@
         <w:contextualSpacing/>
         <w:jc w:val="both"/>
         <w:rPr>
-          <w:rFonts w:ascii="Arial Narrow" w:eastAsia="Calibri" w:hAnsi="Arial Narrow" w:cs="Arial"/>
-          <w:kern w:val="0"/>
-          <w14:ligatures w14:val="none"/>
+          <w:rFonts w:ascii="Arial Narrow" w:eastAsia="Arial Narrow" w:hAnsi="Arial Narrow" w:cs="Arial Narrow"/>
+          <w:kern w:val="0"/>
+          <w14:ligatures w14:val="none"/>
+          <w:sz w:val="22"/>
+          <w:szCs w:val="22"/>
         </w:rPr>
       </w:pPr>
       <w:r>
@@ -4002,6 +4712,8 @@
           <w:b/>
           <w:color w:val="000000"/>
           <w:kern w:val="0"/>
+          <w:sz w:val="22"/>
+          <w:szCs w:val="22"/>
           <w:lang w:eastAsia="es-PE"/>
           <w14:ligatures w14:val="none"/>
         </w:rPr>
@@ -4012,6 +4724,8 @@
           <w:rFonts w:ascii="Arial Narrow" w:eastAsia="Arial Narrow" w:hAnsi="Arial Narrow" w:cs="Arial Narrow"/>
           <w:color w:val="000000"/>
           <w:kern w:val="0"/>
+          <w:sz w:val="22"/>
+          <w:szCs w:val="22"/>
           <w:lang w:eastAsia="es-PE"/>
           <w14:ligatures w14:val="none"/>
         </w:rPr>
@@ -4022,6 +4736,8 @@
           <w:rFonts w:ascii="Arial Narrow" w:eastAsia="Arial Narrow" w:hAnsi="Arial Narrow" w:cs="Arial Narrow"/>
           <w:color w:val="000000"/>
           <w:kern w:val="0"/>
+          <w:sz w:val="22"/>
+          <w:szCs w:val="22"/>
           <w:lang w:eastAsia="es-PE"/>
           <w14:ligatures w14:val="none"/>
         </w:rPr>
@@ -4029,9 +4745,11 @@
       </w:r>
       <w:r>
         <w:rPr>
-          <w:rFonts w:ascii="Arial Narrow" w:eastAsia="Times New Roman" w:hAnsi="Arial Narrow" w:cs="Arial"/>
-          <w:color w:val="000000"/>
-          <w:kern w:val="0"/>
+          <w:rFonts w:ascii="Arial Narrow" w:eastAsia="Arial Narrow" w:hAnsi="Arial Narrow" w:cs="Arial Narrow"/>
+          <w:color w:val="000000"/>
+          <w:kern w:val="0"/>
+          <w:sz w:val="22"/>
+          <w:szCs w:val="22"/>
           <w:lang w:val="es-ES" w:eastAsia="es-ES"/>
           <w14:ligatures w14:val="none"/>
         </w:rPr>
@@ -4039,9 +4757,11 @@
       </w:r>
       <w:r>
         <w:rPr>
-          <w:rFonts w:ascii="Arial Narrow" w:eastAsia="Times New Roman" w:hAnsi="Arial Narrow" w:cs="Arial"/>
-          <w:color w:val="000000"/>
-          <w:kern w:val="0"/>
+          <w:rFonts w:ascii="Arial Narrow" w:eastAsia="Arial Narrow" w:hAnsi="Arial Narrow" w:cs="Arial Narrow"/>
+          <w:color w:val="000000"/>
+          <w:kern w:val="0"/>
+          <w:sz w:val="22"/>
+          <w:szCs w:val="22"/>
           <w:lang w:val="es-ES" w:eastAsia="es-ES"/>
           <w14:ligatures w14:val="none"/>
         </w:rPr>
@@ -4049,9 +4769,11 @@
       </w:r>
       <w:r>
         <w:rPr>
-          <w:rFonts w:ascii="Arial Narrow" w:eastAsia="Calibri" w:hAnsi="Arial Narrow" w:cs="Arial"/>
-          <w:kern w:val="0"/>
-          <w14:ligatures w14:val="none"/>
+          <w:rFonts w:ascii="Arial Narrow" w:eastAsia="Arial Narrow" w:hAnsi="Arial Narrow" w:cs="Arial Narrow"/>
+          <w:kern w:val="0"/>
+          <w14:ligatures w14:val="none"/>
+          <w:sz w:val="22"/>
+          <w:szCs w:val="22"/>
         </w:rPr>
         <w:t>.</w:t>
       </w:r>
@@ -4062,22 +4784,26 @@
         <w:contextualSpacing/>
         <w:jc w:val="both"/>
         <w:rPr>
-          <w:rFonts w:ascii="Arial Narrow" w:eastAsia="Times New Roman" w:hAnsi="Arial Narrow" w:cs="Times New Roman"/>
-          <w:color w:val="000000"/>
-          <w:kern w:val="0"/>
-          <w:lang w:eastAsia="es-PE"/>
-          <w14:ligatures w14:val="none"/>
-        </w:rPr>
-      </w:pPr>
-    </w:p>
-    <w:p>
-      <w:pPr>
-        <w:spacing w:after="0" w:line="240" w:lineRule="auto"/>
-        <w:jc w:val="both"/>
-        <w:rPr>
-          <w:rFonts w:ascii="Arial Narrow" w:eastAsia="Arial Narrow" w:hAnsi="Arial Narrow" w:cs="Arial Narrow"/>
-          <w:color w:val="000000"/>
-          <w:kern w:val="0"/>
+          <w:rFonts w:ascii="Arial Narrow" w:eastAsia="Arial Narrow" w:hAnsi="Arial Narrow" w:cs="Arial Narrow"/>
+          <w:color w:val="000000"/>
+          <w:kern w:val="0"/>
+          <w:sz w:val="22"/>
+          <w:szCs w:val="22"/>
+          <w:lang w:eastAsia="es-PE"/>
+          <w14:ligatures w14:val="none"/>
+        </w:rPr>
+      </w:pPr>
+    </w:p>
+    <w:p>
+      <w:pPr>
+        <w:spacing w:after="0" w:line="240" w:lineRule="auto"/>
+        <w:jc w:val="both"/>
+        <w:rPr>
+          <w:rFonts w:ascii="Arial Narrow" w:eastAsia="Arial Narrow" w:hAnsi="Arial Narrow" w:cs="Arial Narrow"/>
+          <w:color w:val="000000"/>
+          <w:kern w:val="0"/>
+          <w:sz w:val="22"/>
+          <w:szCs w:val="22"/>
           <w:lang w:eastAsia="es-PE"/>
           <w14:ligatures w14:val="none"/>
         </w:rPr>
@@ -4088,6 +4814,8 @@
           <w:b/>
           <w:color w:val="000000"/>
           <w:kern w:val="0"/>
+          <w:sz w:val="22"/>
+          <w:szCs w:val="22"/>
           <w:lang w:eastAsia="es-PE"/>
           <w14:ligatures w14:val="none"/>
         </w:rPr>
@@ -4098,6 +4826,8 @@
           <w:rFonts w:ascii="Arial Narrow" w:eastAsia="Arial Narrow" w:hAnsi="Arial Narrow" w:cs="Arial Narrow"/>
           <w:color w:val="000000"/>
           <w:kern w:val="0"/>
+          <w:sz w:val="22"/>
+          <w:szCs w:val="22"/>
           <w:lang w:eastAsia="es-PE"/>
           <w14:ligatures w14:val="none"/>
         </w:rPr>
@@ -4109,6 +4839,8 @@
           <w:rFonts w:ascii="Arial Narrow" w:eastAsia="Arial Narrow" w:hAnsi="Arial Narrow" w:cs="Arial Narrow"/>
           <w:color w:val="000000"/>
           <w:kern w:val="0"/>
+          <w:sz w:val="22"/>
+          <w:szCs w:val="22"/>
           <w:lang w:eastAsia="es-PE"/>
           <w14:ligatures w14:val="none"/>
         </w:rPr>
@@ -4120,6 +4852,8 @@
           <w:rFonts w:ascii="Arial Narrow" w:eastAsia="Arial Narrow" w:hAnsi="Arial Narrow" w:cs="Arial Narrow"/>
           <w:color w:val="000000"/>
           <w:kern w:val="0"/>
+          <w:sz w:val="22"/>
+          <w:szCs w:val="22"/>
           <w:lang w:eastAsia="es-PE"/>
           <w14:ligatures w14:val="none"/>
         </w:rPr>
@@ -4130,6 +4864,8 @@
           <w:rFonts w:ascii="Arial Narrow" w:eastAsia="Arial Narrow" w:hAnsi="Arial Narrow" w:cs="Arial Narrow"/>
           <w:color w:val="000000"/>
           <w:kern w:val="0"/>
+          <w:sz w:val="22"/>
+          <w:szCs w:val="22"/>
           <w:lang w:eastAsia="es-PE"/>
           <w14:ligatures w14:val="none"/>
         </w:rPr>
@@ -4141,9 +4877,11 @@
         <w:spacing w:after="0" w:line="240" w:lineRule="auto"/>
         <w:jc w:val="both"/>
         <w:rPr>
-          <w:rFonts w:ascii="Arial Narrow" w:eastAsia="Times New Roman" w:hAnsi="Arial Narrow" w:cs="Times New Roman"/>
-          <w:color w:val="000000"/>
-          <w:kern w:val="0"/>
+          <w:rFonts w:ascii="Arial Narrow" w:eastAsia="Arial Narrow" w:hAnsi="Arial Narrow" w:cs="Arial Narrow"/>
+          <w:color w:val="000000"/>
+          <w:kern w:val="0"/>
+          <w:sz w:val="22"/>
+          <w:szCs w:val="22"/>
           <w:lang w:eastAsia="es-PE"/>
           <w14:ligatures w14:val="none"/>
         </w:rPr>
@@ -4162,15 +4900,19 @@
           <w:rFonts w:ascii="Arial Narrow" w:eastAsia="Arial Narrow" w:hAnsi="Arial Narrow" w:cs="Arial Narrow"/>
           <w:color w:val="000000"/>
           <w:kern w:val="0"/>
-          <w:lang w:eastAsia="es-PE"/>
-          <w14:ligatures w14:val="none"/>
-        </w:rPr>
-      </w:pPr>
-      <w:r>
-        <w:rPr>
-          <w:rFonts w:ascii="Arial Narrow" w:eastAsia="Arial Narrow" w:hAnsi="Arial Narrow" w:cs="Arial Narrow"/>
-          <w:color w:val="000000"/>
-          <w:kern w:val="0"/>
+          <w:sz w:val="22"/>
+          <w:szCs w:val="22"/>
+          <w:lang w:eastAsia="es-PE"/>
+          <w14:ligatures w14:val="none"/>
+        </w:rPr>
+      </w:pPr>
+      <w:r>
+        <w:rPr>
+          <w:rFonts w:ascii="Arial Narrow" w:eastAsia="Arial Narrow" w:hAnsi="Arial Narrow" w:cs="Arial Narrow"/>
+          <w:color w:val="000000"/>
+          <w:kern w:val="0"/>
+          <w:sz w:val="22"/>
+          <w:szCs w:val="22"/>
           <w:lang w:eastAsia="es-PE"/>
           <w14:ligatures w14:val="none"/>
         </w:rPr>
@@ -4191,15 +4933,19 @@
           <w:rFonts w:ascii="Arial Narrow" w:eastAsia="Arial Narrow" w:hAnsi="Arial Narrow" w:cs="Arial Narrow"/>
           <w:color w:val="000000"/>
           <w:kern w:val="0"/>
-          <w:lang w:eastAsia="es-PE"/>
-          <w14:ligatures w14:val="none"/>
-        </w:rPr>
-      </w:pPr>
-      <w:r>
-        <w:rPr>
-          <w:rFonts w:ascii="Arial Narrow" w:eastAsia="Arial Narrow" w:hAnsi="Arial Narrow" w:cs="Arial Narrow"/>
-          <w:color w:val="000000"/>
-          <w:kern w:val="0"/>
+          <w:sz w:val="22"/>
+          <w:szCs w:val="22"/>
+          <w:lang w:eastAsia="es-PE"/>
+          <w14:ligatures w14:val="none"/>
+        </w:rPr>
+      </w:pPr>
+      <w:r>
+        <w:rPr>
+          <w:rFonts w:ascii="Arial Narrow" w:eastAsia="Arial Narrow" w:hAnsi="Arial Narrow" w:cs="Arial Narrow"/>
+          <w:color w:val="000000"/>
+          <w:kern w:val="0"/>
+          <w:sz w:val="22"/>
+          <w:szCs w:val="22"/>
           <w:lang w:eastAsia="es-PE"/>
           <w14:ligatures w14:val="none"/>
         </w:rPr>
@@ -4219,15 +4965,19 @@
           <w:rFonts w:ascii="Arial Narrow" w:eastAsia="Arial Narrow" w:hAnsi="Arial Narrow" w:cs="Arial Narrow"/>
           <w:color w:val="000000"/>
           <w:kern w:val="0"/>
-          <w:lang w:eastAsia="es-PE"/>
-          <w14:ligatures w14:val="none"/>
-        </w:rPr>
-      </w:pPr>
-      <w:r>
-        <w:rPr>
-          <w:rFonts w:ascii="Arial Narrow" w:eastAsia="Arial Narrow" w:hAnsi="Arial Narrow" w:cs="Arial Narrow"/>
-          <w:color w:val="000000"/>
-          <w:kern w:val="0"/>
+          <w:sz w:val="22"/>
+          <w:szCs w:val="22"/>
+          <w:lang w:eastAsia="es-PE"/>
+          <w14:ligatures w14:val="none"/>
+        </w:rPr>
+      </w:pPr>
+      <w:r>
+        <w:rPr>
+          <w:rFonts w:ascii="Arial Narrow" w:eastAsia="Arial Narrow" w:hAnsi="Arial Narrow" w:cs="Arial Narrow"/>
+          <w:color w:val="000000"/>
+          <w:kern w:val="0"/>
+          <w:sz w:val="22"/>
+          <w:szCs w:val="22"/>
           <w:lang w:eastAsia="es-PE"/>
           <w14:ligatures w14:val="none"/>
         </w:rPr>
@@ -4244,16 +4994,20 @@
         <w:ind w:left="567" w:hanging="567"/>
         <w:jc w:val="both"/>
         <w:rPr>
-          <w:rFonts w:ascii="Arial Narrow" w:eastAsia="Calibri" w:hAnsi="Arial Narrow" w:cs="Arial"/>
-          <w:kern w:val="0"/>
-          <w14:ligatures w14:val="none"/>
-        </w:rPr>
-      </w:pPr>
-      <w:r>
-        <w:rPr>
-          <w:rFonts w:ascii="Arial Narrow" w:eastAsia="Arial Narrow" w:hAnsi="Arial Narrow" w:cs="Arial Narrow"/>
-          <w:color w:val="000000"/>
-          <w:kern w:val="0"/>
+          <w:rFonts w:ascii="Arial Narrow" w:eastAsia="Arial Narrow" w:hAnsi="Arial Narrow" w:cs="Arial Narrow"/>
+          <w:kern w:val="0"/>
+          <w14:ligatures w14:val="none"/>
+          <w:sz w:val="22"/>
+          <w:szCs w:val="22"/>
+        </w:rPr>
+      </w:pPr>
+      <w:r>
+        <w:rPr>
+          <w:rFonts w:ascii="Arial Narrow" w:eastAsia="Arial Narrow" w:hAnsi="Arial Narrow" w:cs="Arial Narrow"/>
+          <w:color w:val="000000"/>
+          <w:kern w:val="0"/>
+          <w:sz w:val="22"/>
+          <w:szCs w:val="22"/>
           <w:lang w:eastAsia="es-PE"/>
           <w14:ligatures w14:val="none"/>
         </w:rPr>
@@ -4261,9 +5015,11 @@
       </w:r>
       <w:r>
         <w:rPr>
-          <w:rFonts w:ascii="Arial Narrow" w:eastAsia="Times New Roman" w:hAnsi="Arial Narrow" w:cs="Segoe UI"/>
-          <w:color w:val="000000"/>
-          <w:kern w:val="0"/>
+          <w:rFonts w:ascii="Arial Narrow" w:eastAsia="Arial Narrow" w:hAnsi="Arial Narrow" w:cs="Arial Narrow"/>
+          <w:color w:val="000000"/>
+          <w:kern w:val="0"/>
+          <w:sz w:val="22"/>
+          <w:szCs w:val="22"/>
           <w:lang w:eastAsia="es-PE"/>
           <w14:ligatures w14:val="none"/>
         </w:rPr>
@@ -4274,6 +5030,8 @@
           <w:rFonts w:ascii="Arial Narrow" w:eastAsia="Arial Narrow" w:hAnsi="Arial Narrow" w:cs="Arial Narrow"/>
           <w:color w:val="000000"/>
           <w:kern w:val="0"/>
+          <w:sz w:val="22"/>
+          <w:szCs w:val="22"/>
           <w:lang w:eastAsia="es-PE"/>
           <w14:ligatures w14:val="none"/>
         </w:rPr>
@@ -4281,16 +5039,20 @@
       </w:r>
       <w:r>
         <w:rPr>
-          <w:rFonts w:ascii="Arial Narrow" w:eastAsia="Calibri" w:hAnsi="Arial Narrow" w:cs="Arial"/>
-          <w:kern w:val="0"/>
-          <w14:ligatures w14:val="none"/>
+          <w:rFonts w:ascii="Arial Narrow" w:eastAsia="Arial Narrow" w:hAnsi="Arial Narrow" w:cs="Arial Narrow"/>
+          <w:kern w:val="0"/>
+          <w14:ligatures w14:val="none"/>
+          <w:sz w:val="22"/>
+          <w:szCs w:val="22"/>
         </w:rPr>
         <w:t>Para ello podrá señalar domicilio físico o una dirección electrónica a la que pueda remitirse las notificaciones</w:t>
       </w:r>
       <w:r>
         <w:rPr>
-          <w:rFonts w:ascii="Arial Narrow" w:eastAsia="Arial" w:hAnsi="Arial Narrow" w:cs="Arial"/>
-          <w:kern w:val="0"/>
+          <w:rFonts w:ascii="Arial Narrow" w:eastAsia="Arial Narrow" w:hAnsi="Arial Narrow" w:cs="Arial Narrow"/>
+          <w:kern w:val="0"/>
+          <w:sz w:val="22"/>
+          <w:szCs w:val="22"/>
           <w:lang w:val="es"/>
           <w14:ligatures w14:val="none"/>
         </w:rPr>
@@ -4307,24 +5069,30 @@
         <w:ind w:left="567" w:hanging="567"/>
         <w:jc w:val="both"/>
         <w:rPr>
-          <w:rFonts w:ascii="Arial Narrow" w:eastAsia="Calibri" w:hAnsi="Arial Narrow" w:cs="Arial"/>
-          <w:kern w:val="0"/>
-          <w14:ligatures w14:val="none"/>
-        </w:rPr>
-      </w:pPr>
-      <w:r>
-        <w:rPr>
-          <w:rFonts w:ascii="Arial Narrow" w:eastAsia="Calibri" w:hAnsi="Arial Narrow" w:cs="Arial"/>
-          <w:kern w:val="0"/>
-          <w14:ligatures w14:val="none"/>
+          <w:rFonts w:ascii="Arial Narrow" w:eastAsia="Arial Narrow" w:hAnsi="Arial Narrow" w:cs="Arial Narrow"/>
+          <w:kern w:val="0"/>
+          <w14:ligatures w14:val="none"/>
+          <w:sz w:val="22"/>
+          <w:szCs w:val="22"/>
+        </w:rPr>
+      </w:pPr>
+      <w:r>
+        <w:rPr>
+          <w:rFonts w:ascii="Arial Narrow" w:eastAsia="Arial Narrow" w:hAnsi="Arial Narrow" w:cs="Arial Narrow"/>
+          <w:kern w:val="0"/>
+          <w14:ligatures w14:val="none"/>
+          <w:sz w:val="22"/>
+          <w:szCs w:val="22"/>
         </w:rPr>
         <w:t>en caso califique como micro empresa o pequeña empresa, presentar los documentos que acrediten su volumen de ventas o ingresos brutos percibidos el año anterior relativo a todas sus actividades económicas y el número de trabajadores con el que cuenta</w:t>
       </w:r>
       <w:r>
         <w:rPr>
           <w:rStyle w:val="Refdenotaalpie"/>
-          <w:rFonts w:ascii="Arial Narrow" w:eastAsia="Calibri" w:hAnsi="Arial Narrow" w:cs="Arial"/>
-          <w:kern w:val="0"/>
+          <w:rFonts w:ascii="Arial Narrow" w:eastAsia="Arial Narrow" w:hAnsi="Arial Narrow" w:cs="Arial Narrow"/>
+          <w:kern w:val="0"/>
+          <w:sz w:val="22"/>
+          <w:szCs w:val="22"/>
           <w:vertAlign w:val="superscript"/>
           <w14:ligatures w14:val="none"/>
         </w:rPr>
@@ -4332,17 +5100,21 @@
       </w:r>
       <w:r>
         <w:rPr>
-          <w:rFonts w:ascii="Arial Narrow" w:eastAsia="Calibri" w:hAnsi="Arial Narrow" w:cs="Arial"/>
-          <w:kern w:val="0"/>
-          <w14:ligatures w14:val="none"/>
+          <w:rFonts w:ascii="Arial Narrow" w:eastAsia="Arial Narrow" w:hAnsi="Arial Narrow" w:cs="Arial Narrow"/>
+          <w:kern w:val="0"/>
+          <w14:ligatures w14:val="none"/>
+          <w:sz w:val="22"/>
+          <w:szCs w:val="22"/>
         </w:rPr>
         <w:t>. Ello, a fin de que la Comisión pueda meritar dicha documentación, conforme lo establece el artículo 110</w:t>
       </w:r>
       <w:r>
         <w:rPr>
-          <w:rFonts w:ascii="Arial Narrow" w:eastAsia="Times New Roman" w:hAnsi="Arial Narrow" w:cs="Segoe UI"/>
-          <w:color w:val="000000"/>
-          <w:kern w:val="0"/>
+          <w:rFonts w:ascii="Arial Narrow" w:eastAsia="Arial Narrow" w:hAnsi="Arial Narrow" w:cs="Arial Narrow"/>
+          <w:color w:val="000000"/>
+          <w:kern w:val="0"/>
+          <w:sz w:val="22"/>
+          <w:szCs w:val="22"/>
           <w:lang w:eastAsia="es-PE"/>
           <w14:ligatures w14:val="none"/>
         </w:rPr>
@@ -4350,27 +5122,33 @@
       </w:r>
       <w:r>
         <w:rPr>
-          <w:rFonts w:ascii="Arial Narrow" w:eastAsia="Calibri" w:hAnsi="Arial Narrow" w:cs="Arial"/>
-          <w:kern w:val="0"/>
-          <w14:ligatures w14:val="none"/>
+          <w:rFonts w:ascii="Arial Narrow" w:eastAsia="Arial Narrow" w:hAnsi="Arial Narrow" w:cs="Arial Narrow"/>
+          <w:kern w:val="0"/>
+          <w14:ligatures w14:val="none"/>
+          <w:sz w:val="22"/>
+          <w:szCs w:val="22"/>
         </w:rPr>
         <w:t xml:space="preserve"> del </w:t>
       </w:r>
       <w:r>
         <w:rPr>
-          <w:rFonts w:ascii="Arial Narrow" w:eastAsia="Calibri" w:hAnsi="Arial Narrow" w:cs="Arial"/>
+          <w:rFonts w:ascii="Arial Narrow" w:eastAsia="Arial Narrow" w:hAnsi="Arial Narrow" w:cs="Arial Narrow"/>
           <w:spacing w:val="-2"/>
           <w:kern w:val="0"/>
           <w14:ligatures w14:val="none"/>
+          <w:sz w:val="22"/>
+          <w:szCs w:val="22"/>
         </w:rPr>
         <w:t>Código</w:t>
       </w:r>
       <w:r>
         <w:rPr>
           <w:rStyle w:val="Refdenotaalpie"/>
-          <w:rFonts w:ascii="Arial Narrow" w:eastAsia="Calibri" w:hAnsi="Arial Narrow" w:cs="Arial"/>
+          <w:rFonts w:ascii="Arial Narrow" w:eastAsia="Arial Narrow" w:hAnsi="Arial Narrow" w:cs="Arial Narrow"/>
           <w:spacing w:val="-2"/>
           <w:kern w:val="0"/>
+          <w:sz w:val="22"/>
+          <w:szCs w:val="22"/>
           <w:vertAlign w:val="superscript"/>
           <w14:ligatures w14:val="none"/>
         </w:rPr>
@@ -4378,10 +5156,12 @@
       </w:r>
       <w:r>
         <w:rPr>
-          <w:rFonts w:ascii="Arial Narrow" w:eastAsia="Calibri" w:hAnsi="Arial Narrow" w:cs="Arial"/>
+          <w:rFonts w:ascii="Arial Narrow" w:eastAsia="Arial Narrow" w:hAnsi="Arial Narrow" w:cs="Arial Narrow"/>
           <w:spacing w:val="-2"/>
           <w:kern w:val="0"/>
           <w14:ligatures w14:val="none"/>
+          <w:sz w:val="22"/>
+          <w:szCs w:val="22"/>
         </w:rPr>
         <w:t>.</w:t>
       </w:r>
@@ -4395,47 +5175,53 @@
           <w:rFonts w:ascii="Arial Narrow" w:eastAsia="Arial Narrow" w:hAnsi="Arial Narrow" w:cs="Arial Narrow"/>
           <w:color w:val="000000"/>
           <w:kern w:val="0"/>
-          <w:lang w:eastAsia="es-PE"/>
-          <w14:ligatures w14:val="none"/>
-        </w:rPr>
-      </w:pPr>
-    </w:p>
-    <w:p>
-      <w:pPr>
-        <w:spacing w:after="0" w:line="240" w:lineRule="auto"/>
-        <w:jc w:val="both"/>
-        <w:rPr>
-          <w:rFonts w:ascii="Arial Narrow" w:eastAsia="Arial Narrow" w:hAnsi="Arial Narrow" w:cs="Arial Narrow"/>
-          <w:color w:val="000000"/>
-          <w:kern w:val="0"/>
-          <w:lang w:eastAsia="es-PE"/>
-          <w14:ligatures w14:val="none"/>
-        </w:rPr>
-      </w:pPr>
-      <w:r>
-        <w:rPr>
-          <w:rFonts w:ascii="Arial Narrow" w:hAnsi="Arial Narrow" w:cs="Arial Narrow"/>
+          <w:sz w:val="22"/>
+          <w:szCs w:val="22"/>
+          <w:lang w:eastAsia="es-PE"/>
+          <w14:ligatures w14:val="none"/>
+        </w:rPr>
+      </w:pPr>
+    </w:p>
+    <w:p>
+      <w:pPr>
+        <w:spacing w:after="0" w:line="240" w:lineRule="auto"/>
+        <w:jc w:val="both"/>
+        <w:rPr>
+          <w:rFonts w:ascii="Arial Narrow" w:eastAsia="Arial Narrow" w:hAnsi="Arial Narrow" w:cs="Arial Narrow"/>
+          <w:color w:val="000000"/>
+          <w:kern w:val="0"/>
+          <w:sz w:val="22"/>
+          <w:szCs w:val="22"/>
+          <w:lang w:eastAsia="es-PE"/>
+          <w14:ligatures w14:val="none"/>
+        </w:rPr>
+      </w:pPr>
+      <w:r>
+        <w:rPr>
+          <w:rFonts w:ascii="Arial Narrow" w:eastAsia="Arial Narrow" w:hAnsi="Arial Narrow" w:cs="Arial Narrow"/>
           <w:b w:val="1"/>
           <w:bCs w:val="1"/>
-          <w:sz w:val="20"/>
-          <w:szCs w:val="20"/>
+          <w:sz w:val="22"/>
+          <w:szCs w:val="22"/>
         </w:rPr>
         <w:t xml:space="preserve">CUARTO: </w:t>
       </w:r>
       <w:r>
         <w:rPr>
-          <w:rFonts w:ascii="Arial Narrow" w:hAnsi="Arial Narrow" w:cs="Arial Narrow"/>
-          <w:sz w:val="20"/>
-          <w:szCs w:val="20"/>
+          <w:rFonts w:ascii="Arial Narrow" w:eastAsia="Arial Narrow" w:hAnsi="Arial Narrow" w:cs="Arial Narrow"/>
+          <w:sz w:val="22"/>
+          <w:szCs w:val="22"/>
         </w:rPr>
         <w:t xml:space="preserve">correr traslado de la presente resolución a Interseguro Compañía de Seguros S.A. para que, de conformidad con lo dispuesto por el artículo 26 de la Ley sobre Facultades, Normas y Organización del Indecopi, aprobada por Decreto Legislativo 807</w:t>
       </w:r>
       <w:r>
         <w:rPr>
           <w:rStyle w:val="Refdenotaalpie"/>
-          <w:rFonts w:ascii="Arial Narrow" w:eastAsia="Times New Roman" w:hAnsi="Arial Narrow" w:cs="Times New Roman"/>
-          <w:color w:val="000000"/>
-          <w:kern w:val="0"/>
+          <w:rFonts w:ascii="Arial Narrow" w:eastAsia="Arial Narrow" w:hAnsi="Arial Narrow" w:cs="Arial Narrow"/>
+          <w:color w:val="000000"/>
+          <w:kern w:val="0"/>
+          <w:sz w:val="22"/>
+          <w:szCs w:val="22"/>
           <w:vertAlign w:val="superscript"/>
           <w:lang w:val="es-ES" w:eastAsia="es-ES"/>
           <w14:ligatures w14:val="none"/>
@@ -4444,18 +5230,20 @@
       </w:r>
       <w:r>
         <w:rPr>
-          <w:rFonts w:ascii="Arial Narrow" w:hAnsi="Arial Narrow" w:cs="Arial Narrow"/>
-          <w:sz w:val="20"/>
-          <w:szCs w:val="20"/>
+          <w:rFonts w:ascii="Arial Narrow" w:eastAsia="Arial Narrow" w:hAnsi="Arial Narrow" w:cs="Arial Narrow"/>
+          <w:sz w:val="22"/>
+          <w:szCs w:val="22"/>
         </w:rPr>
         <w:t xml:space="preserve">, presente sus descargos sobre la imputación de cargos realizada en un plazo no mayor a cinco (5) días hábiles contado a partir del día siguiente de la notificación de la presente resolución, vencido el cual, el Secretario Técnico declarará en rebeldía al denunciado que no lo hubiera presentado. Debe precisarse que de conformidad con lo establecido por el artículo 223 del Texto Único Ordenado de la Ley 27444, Ley del Procedimiento Administrativo General</w:t>
       </w:r>
       <w:r>
         <w:rPr>
           <w:rStyle w:val="Refdenotaalpie"/>
-          <w:rFonts w:ascii="Arial Narrow" w:eastAsia="Times New Roman" w:hAnsi="Arial Narrow" w:cs="Times New Roman"/>
-          <w:color w:val="000000"/>
-          <w:kern w:val="0"/>
+          <w:rFonts w:ascii="Arial Narrow" w:eastAsia="Arial Narrow" w:hAnsi="Arial Narrow" w:cs="Arial Narrow"/>
+          <w:color w:val="000000"/>
+          <w:kern w:val="0"/>
+          <w:sz w:val="22"/>
+          <w:szCs w:val="22"/>
           <w:vertAlign w:val="superscript"/>
           <w:lang w:val="es-ES" w:eastAsia="es-ES"/>
           <w14:ligatures w14:val="none"/>
@@ -4464,9 +5252,9 @@
       </w:r>
       <w:r>
         <w:rPr>
-          <w:rFonts w:ascii="Arial Narrow" w:hAnsi="Arial Narrow" w:cs="Arial Narrow"/>
-          <w:sz w:val="20"/>
-          <w:szCs w:val="20"/>
+          <w:rFonts w:ascii="Arial Narrow" w:eastAsia="Arial Narrow" w:hAnsi="Arial Narrow" w:cs="Arial Narrow"/>
+          <w:sz w:val="22"/>
+          <w:szCs w:val="22"/>
         </w:rPr>
         <w:t xml:space="preserve">, las alegaciones y los hechos relevantes de la reclamación, salvo que hayan sido específicamente negadas en la contestación, se tendrán por aceptadas o merituadas como ciertas.</w:t>
       </w:r>
@@ -4479,19 +5267,23 @@
           <w:rFonts w:ascii="Arial Narrow" w:eastAsia="Arial Narrow" w:hAnsi="Arial Narrow" w:cs="Arial Narrow"/>
           <w:color w:val="000000"/>
           <w:kern w:val="0"/>
-          <w:lang w:eastAsia="es-PE"/>
-          <w14:ligatures w14:val="none"/>
-        </w:rPr>
-      </w:pPr>
-    </w:p>
-    <w:p>
-      <w:pPr>
-        <w:spacing w:after="0" w:line="240" w:lineRule="auto"/>
-        <w:jc w:val="both"/>
-        <w:rPr>
-          <w:rFonts w:ascii="Arial Narrow" w:eastAsia="Times New Roman" w:hAnsi="Arial Narrow" w:cs="Arial"/>
-          <w:color w:val="000000"/>
-          <w:kern w:val="0"/>
+          <w:sz w:val="22"/>
+          <w:szCs w:val="22"/>
+          <w:lang w:eastAsia="es-PE"/>
+          <w14:ligatures w14:val="none"/>
+        </w:rPr>
+      </w:pPr>
+    </w:p>
+    <w:p>
+      <w:pPr>
+        <w:spacing w:after="0" w:line="240" w:lineRule="auto"/>
+        <w:jc w:val="both"/>
+        <w:rPr>
+          <w:rFonts w:ascii="Arial Narrow" w:eastAsia="Arial Narrow" w:hAnsi="Arial Narrow" w:cs="Arial Narrow"/>
+          <w:color w:val="000000"/>
+          <w:kern w:val="0"/>
+          <w:sz w:val="22"/>
+          <w:szCs w:val="22"/>
           <w:lang w:val="es-ES" w:eastAsia="es-ES"/>
           <w14:ligatures w14:val="none"/>
         </w:rPr>
@@ -4502,6 +5294,8 @@
           <w:b/>
           <w:color w:val="000000"/>
           <w:kern w:val="0"/>
+          <w:sz w:val="22"/>
+          <w:szCs w:val="22"/>
           <w:lang w:eastAsia="es-PE"/>
           <w14:ligatures w14:val="none"/>
         </w:rPr>
@@ -4510,9 +5304,11 @@
       <w:bookmarkStart w:id="23" w:name="_Hlk188286813"/>
       <w:r>
         <w:rPr>
-          <w:rFonts w:ascii="Arial Narrow" w:eastAsia="Times New Roman" w:hAnsi="Arial Narrow" w:cs="Arial"/>
-          <w:color w:val="000000"/>
-          <w:kern w:val="0"/>
+          <w:rFonts w:ascii="Arial Narrow" w:eastAsia="Arial Narrow" w:hAnsi="Arial Narrow" w:cs="Arial Narrow"/>
+          <w:color w:val="000000"/>
+          <w:kern w:val="0"/>
+          <w:sz w:val="22"/>
+          <w:szCs w:val="22"/>
           <w:lang w:eastAsia="es-ES"/>
           <w14:ligatures w14:val="none"/>
         </w:rPr>
@@ -4520,9 +5316,11 @@
       </w:r>
       <w:r>
         <w:rPr>
-          <w:rFonts w:ascii="Arial Narrow" w:eastAsia="Times New Roman" w:hAnsi="Arial Narrow" w:cs="Arial"/>
-          <w:color w:val="000000"/>
-          <w:kern w:val="0"/>
+          <w:rFonts w:ascii="Arial Narrow" w:eastAsia="Arial Narrow" w:hAnsi="Arial Narrow" w:cs="Arial Narrow"/>
+          <w:color w:val="000000"/>
+          <w:kern w:val="0"/>
+          <w:sz w:val="22"/>
+          <w:szCs w:val="22"/>
           <w:lang w:val="es-ES" w:eastAsia="es-ES"/>
           <w14:ligatures w14:val="none"/>
         </w:rPr>
@@ -4530,9 +5328,11 @@
       </w:r>
       <w:r>
         <w:rPr>
-          <w:rFonts w:ascii="Arial Narrow" w:eastAsia="Times New Roman" w:hAnsi="Arial Narrow" w:cs="Arial"/>
-          <w:color w:val="000000"/>
-          <w:kern w:val="0"/>
+          <w:rFonts w:ascii="Arial Narrow" w:eastAsia="Arial Narrow" w:hAnsi="Arial Narrow" w:cs="Arial Narrow"/>
+          <w:color w:val="000000"/>
+          <w:kern w:val="0"/>
+          <w:sz w:val="22"/>
+          <w:szCs w:val="22"/>
           <w:lang w:eastAsia="es-ES"/>
           <w14:ligatures w14:val="none"/>
         </w:rPr>
@@ -4541,9 +5341,11 @@
       <w:bookmarkEnd w:id="23"/>
       <w:r>
         <w:rPr>
-          <w:rFonts w:ascii="Arial Narrow" w:eastAsia="Times New Roman" w:hAnsi="Arial Narrow" w:cs="Arial"/>
-          <w:color w:val="000000"/>
-          <w:kern w:val="0"/>
+          <w:rFonts w:ascii="Arial Narrow" w:eastAsia="Arial Narrow" w:hAnsi="Arial Narrow" w:cs="Arial Narrow"/>
+          <w:color w:val="000000"/>
+          <w:kern w:val="0"/>
+          <w:sz w:val="22"/>
+          <w:szCs w:val="22"/>
           <w:lang w:eastAsia="es-ES"/>
           <w14:ligatures w14:val="none"/>
         </w:rPr>
@@ -4552,9 +5354,11 @@
       <w:bookmarkStart w:id="24" w:name="_Hlk188286828"/>
       <w:r>
         <w:rPr>
-          <w:rFonts w:ascii="Arial Narrow" w:eastAsia="Times New Roman" w:hAnsi="Arial Narrow" w:cs="Times New Roman"/>
-          <w:color w:val="000000"/>
-          <w:kern w:val="0"/>
+          <w:rFonts w:ascii="Arial Narrow" w:eastAsia="Arial Narrow" w:hAnsi="Arial Narrow" w:cs="Arial Narrow"/>
+          <w:color w:val="000000"/>
+          <w:kern w:val="0"/>
+          <w:sz w:val="22"/>
+          <w:szCs w:val="22"/>
           <w:shd w:val="clear" w:color="auto" w:fill="FFFFFF"/>
           <w:lang w:eastAsia="es-PE"/>
           <w14:ligatures w14:val="none"/>
@@ -4563,9 +5367,11 @@
       </w:r>
       <w:r>
         <w:rPr>
-          <w:rFonts w:ascii="Arial Narrow" w:eastAsia="Times New Roman" w:hAnsi="Arial Narrow" w:cs="Arial"/>
-          <w:color w:val="000000"/>
-          <w:kern w:val="0"/>
+          <w:rFonts w:ascii="Arial Narrow" w:eastAsia="Arial Narrow" w:hAnsi="Arial Narrow" w:cs="Arial Narrow"/>
+          <w:color w:val="000000"/>
+          <w:kern w:val="0"/>
+          <w:sz w:val="22"/>
+          <w:szCs w:val="22"/>
           <w:lang w:eastAsia="es-ES"/>
           <w14:ligatures w14:val="none"/>
         </w:rPr>
@@ -4574,9 +5380,11 @@
       <w:bookmarkEnd w:id="24"/>
       <w:r>
         <w:rPr>
-          <w:rFonts w:ascii="Arial Narrow" w:eastAsia="Times New Roman" w:hAnsi="Arial Narrow" w:cs="Arial"/>
-          <w:color w:val="000000"/>
-          <w:kern w:val="0"/>
+          <w:rFonts w:ascii="Arial Narrow" w:eastAsia="Arial Narrow" w:hAnsi="Arial Narrow" w:cs="Arial Narrow"/>
+          <w:color w:val="000000"/>
+          <w:kern w:val="0"/>
+          <w:sz w:val="22"/>
+          <w:szCs w:val="22"/>
           <w:lang w:val="es-ES" w:eastAsia="es-ES"/>
           <w14:ligatures w14:val="none"/>
         </w:rPr>
@@ -4584,9 +5392,11 @@
       </w:r>
       <w:r>
         <w:rPr>
-          <w:rFonts w:ascii="Arial Narrow" w:eastAsia="Times New Roman" w:hAnsi="Arial Narrow" w:cs="Arial"/>
-          <w:color w:val="000000"/>
-          <w:kern w:val="0"/>
+          <w:rFonts w:ascii="Arial Narrow" w:eastAsia="Arial Narrow" w:hAnsi="Arial Narrow" w:cs="Arial Narrow"/>
+          <w:color w:val="000000"/>
+          <w:kern w:val="0"/>
+          <w:sz w:val="22"/>
+          <w:szCs w:val="22"/>
           <w:lang w:val="es-ES" w:eastAsia="es-ES"/>
           <w14:ligatures w14:val="none"/>
         </w:rPr>
@@ -4595,9 +5405,11 @@
       <w:proofErr w:type="spellStart"/>
       <w:r>
         <w:rPr>
-          <w:rFonts w:ascii="Arial Narrow" w:eastAsia="Times New Roman" w:hAnsi="Arial Narrow" w:cs="Arial"/>
-          <w:color w:val="000000"/>
-          <w:kern w:val="0"/>
+          <w:rFonts w:ascii="Arial Narrow" w:eastAsia="Arial Narrow" w:hAnsi="Arial Narrow" w:cs="Arial Narrow"/>
+          <w:color w:val="000000"/>
+          <w:kern w:val="0"/>
+          <w:sz w:val="22"/>
+          <w:szCs w:val="22"/>
           <w:lang w:val="es-ES" w:eastAsia="es-ES"/>
           <w14:ligatures w14:val="none"/>
         </w:rPr>
@@ -4606,9 +5418,11 @@
       <w:proofErr w:type="spellEnd"/>
       <w:r>
         <w:rPr>
-          <w:rFonts w:ascii="Arial Narrow" w:eastAsia="Times New Roman" w:hAnsi="Arial Narrow" w:cs="Arial"/>
-          <w:color w:val="000000"/>
-          <w:kern w:val="0"/>
+          <w:rFonts w:ascii="Arial Narrow" w:eastAsia="Arial Narrow" w:hAnsi="Arial Narrow" w:cs="Arial Narrow"/>
+          <w:color w:val="000000"/>
+          <w:kern w:val="0"/>
+          <w:sz w:val="22"/>
+          <w:szCs w:val="22"/>
           <w:lang w:val="es-ES" w:eastAsia="es-ES"/>
           <w14:ligatures w14:val="none"/>
         </w:rPr>
@@ -4616,9 +5430,11 @@
       </w:r>
       <w:r>
         <w:rPr>
-          <w:rFonts w:ascii="Arial Narrow" w:eastAsia="Times New Roman" w:hAnsi="Arial Narrow" w:cs="Arial"/>
-          <w:color w:val="000000"/>
-          <w:kern w:val="0"/>
+          <w:rFonts w:ascii="Arial Narrow" w:eastAsia="Arial Narrow" w:hAnsi="Arial Narrow" w:cs="Arial Narrow"/>
+          <w:color w:val="000000"/>
+          <w:kern w:val="0"/>
+          <w:sz w:val="22"/>
+          <w:szCs w:val="22"/>
           <w:lang w:val="es-ES" w:eastAsia="es-ES"/>
           <w14:ligatures w14:val="none"/>
         </w:rPr>
@@ -4626,9 +5442,11 @@
       </w:r>
       <w:r>
         <w:rPr>
-          <w:rFonts w:ascii="Arial Narrow" w:eastAsia="Times New Roman" w:hAnsi="Arial Narrow" w:cs="Arial"/>
-          <w:color w:val="000000"/>
-          <w:kern w:val="0"/>
+          <w:rFonts w:ascii="Arial Narrow" w:eastAsia="Arial Narrow" w:hAnsi="Arial Narrow" w:cs="Arial Narrow"/>
+          <w:color w:val="000000"/>
+          <w:kern w:val="0"/>
+          <w:sz w:val="22"/>
+          <w:szCs w:val="22"/>
           <w:lang w:val="es-ES" w:eastAsia="es-ES"/>
           <w14:ligatures w14:val="none"/>
         </w:rPr>
@@ -4637,9 +5455,11 @@
       <w:proofErr w:type="spellStart"/>
       <w:r>
         <w:rPr>
-          <w:rFonts w:ascii="Arial Narrow" w:eastAsia="Times New Roman" w:hAnsi="Arial Narrow" w:cs="Arial"/>
-          <w:color w:val="000000"/>
-          <w:kern w:val="0"/>
+          <w:rFonts w:ascii="Arial Narrow" w:eastAsia="Arial Narrow" w:hAnsi="Arial Narrow" w:cs="Arial Narrow"/>
+          <w:color w:val="000000"/>
+          <w:kern w:val="0"/>
+          <w:sz w:val="22"/>
+          <w:szCs w:val="22"/>
           <w:lang w:val="es-ES" w:eastAsia="es-ES"/>
           <w14:ligatures w14:val="none"/>
         </w:rPr>
@@ -4648,9 +5468,11 @@
       <w:proofErr w:type="spellEnd"/>
       <w:r>
         <w:rPr>
-          <w:rFonts w:ascii="Arial Narrow" w:eastAsia="Times New Roman" w:hAnsi="Arial Narrow" w:cs="Arial"/>
-          <w:color w:val="000000"/>
-          <w:kern w:val="0"/>
+          <w:rFonts w:ascii="Arial Narrow" w:eastAsia="Arial Narrow" w:hAnsi="Arial Narrow" w:cs="Arial Narrow"/>
+          <w:color w:val="000000"/>
+          <w:kern w:val="0"/>
+          <w:sz w:val="22"/>
+          <w:szCs w:val="22"/>
           <w:lang w:val="es-ES" w:eastAsia="es-ES"/>
           <w14:ligatures w14:val="none"/>
         </w:rPr>
@@ -4658,9 +5480,11 @@
       </w:r>
       <w:r>
         <w:rPr>
-          <w:rFonts w:ascii="Arial Narrow" w:eastAsia="Times New Roman" w:hAnsi="Arial Narrow" w:cs="Arial"/>
-          <w:color w:val="000000"/>
-          <w:kern w:val="0"/>
+          <w:rFonts w:ascii="Arial Narrow" w:eastAsia="Arial Narrow" w:hAnsi="Arial Narrow" w:cs="Arial Narrow"/>
+          <w:color w:val="000000"/>
+          <w:kern w:val="0"/>
+          <w:sz w:val="22"/>
+          <w:szCs w:val="22"/>
           <w:lang w:val="es-ES" w:eastAsia="es-ES"/>
           <w14:ligatures w14:val="none"/>
         </w:rPr>
@@ -4676,6 +5500,8 @@
           <w:b/>
           <w:color w:val="000000"/>
           <w:kern w:val="0"/>
+          <w:sz w:val="22"/>
+          <w:szCs w:val="22"/>
           <w:lang w:val="es-ES" w:eastAsia="es-PE"/>
           <w14:ligatures w14:val="none"/>
         </w:rPr>
@@ -4689,6 +5515,8 @@
           <w:rFonts w:ascii="Arial Narrow" w:eastAsia="Arial Narrow" w:hAnsi="Arial Narrow" w:cs="Arial Narrow"/>
           <w:color w:val="000000"/>
           <w:kern w:val="0"/>
+          <w:sz w:val="22"/>
+          <w:szCs w:val="22"/>
           <w:lang w:eastAsia="es-PE"/>
           <w14:ligatures w14:val="none"/>
         </w:rPr>
@@ -4699,6 +5527,8 @@
           <w:b/>
           <w:color w:val="000000"/>
           <w:kern w:val="0"/>
+          <w:sz w:val="22"/>
+          <w:szCs w:val="22"/>
           <w:lang w:eastAsia="es-PE"/>
           <w14:ligatures w14:val="none"/>
         </w:rPr>
@@ -4709,6 +5539,8 @@
           <w:rFonts w:ascii="Arial Narrow" w:eastAsia="Arial Narrow" w:hAnsi="Arial Narrow" w:cs="Arial Narrow"/>
           <w:color w:val="000000"/>
           <w:kern w:val="0"/>
+          <w:sz w:val="22"/>
+          <w:szCs w:val="22"/>
           <w:lang w:eastAsia="es-PE"/>
           <w14:ligatures w14:val="none"/>
         </w:rPr>
@@ -4720,6 +5552,8 @@
           <w:rFonts w:ascii="Arial Narrow" w:eastAsia="Arial Narrow" w:hAnsi="Arial Narrow" w:cs="Arial Narrow"/>
           <w:color w:val="000000"/>
           <w:kern w:val="0"/>
+          <w:sz w:val="22"/>
+          <w:szCs w:val="22"/>
           <w:lang w:eastAsia="es-PE"/>
           <w14:ligatures w14:val="none"/>
         </w:rPr>
@@ -4727,9 +5561,11 @@
       </w:r>
       <w:r>
         <w:rPr>
-          <w:rFonts w:ascii="Arial Narrow" w:eastAsia="Times New Roman" w:hAnsi="Arial Narrow" w:cs="Segoe UI"/>
-          <w:color w:val="000000"/>
-          <w:kern w:val="0"/>
+          <w:rFonts w:ascii="Arial Narrow" w:eastAsia="Arial Narrow" w:hAnsi="Arial Narrow" w:cs="Arial Narrow"/>
+          <w:color w:val="000000"/>
+          <w:kern w:val="0"/>
+          <w:sz w:val="22"/>
+          <w:szCs w:val="22"/>
           <w:lang w:eastAsia="es-PE"/>
           <w14:ligatures w14:val="none"/>
         </w:rPr>
@@ -4740,6 +5576,8 @@
           <w:rFonts w:ascii="Arial Narrow" w:eastAsia="Arial Narrow" w:hAnsi="Arial Narrow" w:cs="Arial Narrow"/>
           <w:color w:val="000000"/>
           <w:kern w:val="0"/>
+          <w:sz w:val="22"/>
+          <w:szCs w:val="22"/>
           <w:lang w:eastAsia="es-PE"/>
           <w14:ligatures w14:val="none"/>
         </w:rPr>
@@ -4748,9 +5586,11 @@
       <w:r>
         <w:rPr>
           <w:rStyle w:val="Refdenotaalpie"/>
-          <w:rFonts w:ascii="Arial Narrow" w:eastAsia="Arial Narrow" w:hAnsi="Arial Narrow" w:cs="Times New Roman"/>
-          <w:color w:val="000000"/>
-          <w:kern w:val="0"/>
+          <w:rFonts w:ascii="Arial Narrow" w:eastAsia="Arial Narrow" w:hAnsi="Arial Narrow" w:cs="Arial Narrow"/>
+          <w:color w:val="000000"/>
+          <w:kern w:val="0"/>
+          <w:sz w:val="22"/>
+          <w:szCs w:val="22"/>
           <w:vertAlign w:val="superscript"/>
           <w:lang w:eastAsia="es-PE"/>
           <w14:ligatures w14:val="none"/>
@@ -4762,6 +5602,8 @@
           <w:rFonts w:ascii="Arial Narrow" w:eastAsia="Arial Narrow" w:hAnsi="Arial Narrow" w:cs="Arial Narrow"/>
           <w:color w:val="000000"/>
           <w:kern w:val="0"/>
+          <w:sz w:val="22"/>
+          <w:szCs w:val="22"/>
           <w:lang w:eastAsia="es-PE"/>
           <w14:ligatures w14:val="none"/>
         </w:rPr>
@@ -4772,6 +5614,8 @@
           <w:rFonts w:ascii="Arial Narrow" w:eastAsia="Arial Narrow" w:hAnsi="Arial Narrow" w:cs="Arial Narrow"/>
           <w:color w:val="000000"/>
           <w:kern w:val="0"/>
+          <w:sz w:val="22"/>
+          <w:szCs w:val="22"/>
           <w:lang w:eastAsia="es-PE"/>
           <w14:ligatures w14:val="none"/>
         </w:rPr>
@@ -4780,9 +5624,11 @@
       </w:r>
       <w:r>
         <w:rPr>
-          <w:rFonts w:ascii="Arial Narrow" w:eastAsia="Times New Roman" w:hAnsi="Arial Narrow" w:cs="Segoe UI"/>
-          <w:color w:val="000000"/>
-          <w:kern w:val="0"/>
+          <w:rFonts w:ascii="Arial Narrow" w:eastAsia="Arial Narrow" w:hAnsi="Arial Narrow" w:cs="Arial Narrow"/>
+          <w:color w:val="000000"/>
+          <w:kern w:val="0"/>
+          <w:sz w:val="22"/>
+          <w:szCs w:val="22"/>
           <w:lang w:eastAsia="es-PE"/>
           <w14:ligatures w14:val="none"/>
         </w:rPr>
@@ -4793,6 +5639,8 @@
           <w:rFonts w:ascii="Arial Narrow" w:eastAsia="Arial Narrow" w:hAnsi="Arial Narrow" w:cs="Arial Narrow"/>
           <w:color w:val="000000"/>
           <w:kern w:val="0"/>
+          <w:sz w:val="22"/>
+          <w:szCs w:val="22"/>
           <w:lang w:eastAsia="es-PE"/>
           <w14:ligatures w14:val="none"/>
         </w:rPr>
@@ -4800,9 +5648,11 @@
       </w:r>
       <w:r>
         <w:rPr>
-          <w:rFonts w:ascii="Arial Narrow" w:eastAsia="Times New Roman" w:hAnsi="Arial Narrow" w:cs="Segoe UI"/>
-          <w:color w:val="000000"/>
-          <w:kern w:val="0"/>
+          <w:rFonts w:ascii="Arial Narrow" w:eastAsia="Arial Narrow" w:hAnsi="Arial Narrow" w:cs="Arial Narrow"/>
+          <w:color w:val="000000"/>
+          <w:kern w:val="0"/>
+          <w:sz w:val="22"/>
+          <w:szCs w:val="22"/>
           <w:lang w:eastAsia="es-PE"/>
           <w14:ligatures w14:val="none"/>
         </w:rPr>
@@ -4813,6 +5663,8 @@
           <w:rFonts w:ascii="Arial Narrow" w:eastAsia="Arial Narrow" w:hAnsi="Arial Narrow" w:cs="Arial Narrow"/>
           <w:color w:val="000000"/>
           <w:kern w:val="0"/>
+          <w:sz w:val="22"/>
+          <w:szCs w:val="22"/>
           <w:lang w:eastAsia="es-PE"/>
           <w14:ligatures w14:val="none"/>
         </w:rPr>
@@ -4820,9 +5672,11 @@
       </w:r>
       <w:r>
         <w:rPr>
-          <w:rFonts w:ascii="Arial Narrow" w:eastAsia="Times New Roman" w:hAnsi="Arial Narrow" w:cs="Segoe UI"/>
-          <w:color w:val="000000"/>
-          <w:kern w:val="0"/>
+          <w:rFonts w:ascii="Arial Narrow" w:eastAsia="Arial Narrow" w:hAnsi="Arial Narrow" w:cs="Arial Narrow"/>
+          <w:color w:val="000000"/>
+          <w:kern w:val="0"/>
+          <w:sz w:val="22"/>
+          <w:szCs w:val="22"/>
           <w:lang w:eastAsia="es-PE"/>
           <w14:ligatures w14:val="none"/>
         </w:rPr>
@@ -4833,6 +5687,8 @@
           <w:rFonts w:ascii="Arial Narrow" w:eastAsia="Arial Narrow" w:hAnsi="Arial Narrow" w:cs="Arial Narrow"/>
           <w:color w:val="000000"/>
           <w:kern w:val="0"/>
+          <w:sz w:val="22"/>
+          <w:szCs w:val="22"/>
           <w:lang w:eastAsia="es-PE"/>
           <w14:ligatures w14:val="none"/>
         </w:rPr>
@@ -4841,9 +5697,11 @@
       <w:r>
         <w:rPr>
           <w:rStyle w:val="Refdenotaalpie"/>
-          <w:rFonts w:ascii="Arial Narrow" w:eastAsia="Arial Narrow" w:hAnsi="Arial Narrow" w:cs="Times New Roman"/>
-          <w:color w:val="000000"/>
-          <w:kern w:val="0"/>
+          <w:rFonts w:ascii="Arial Narrow" w:eastAsia="Arial Narrow" w:hAnsi="Arial Narrow" w:cs="Arial Narrow"/>
+          <w:color w:val="000000"/>
+          <w:kern w:val="0"/>
+          <w:sz w:val="22"/>
+          <w:szCs w:val="22"/>
           <w:vertAlign w:val="superscript"/>
           <w:lang w:eastAsia="es-PE"/>
           <w14:ligatures w14:val="none"/>
@@ -4855,6 +5713,8 @@
           <w:rFonts w:ascii="Arial Narrow" w:eastAsia="Arial Narrow" w:hAnsi="Arial Narrow" w:cs="Arial Narrow"/>
           <w:color w:val="000000"/>
           <w:kern w:val="0"/>
+          <w:sz w:val="22"/>
+          <w:szCs w:val="22"/>
           <w:lang w:eastAsia="es-PE"/>
           <w14:ligatures w14:val="none"/>
         </w:rPr>
@@ -4866,6 +5726,8 @@
           <w:rFonts w:ascii="Arial Narrow" w:eastAsia="Arial Narrow" w:hAnsi="Arial Narrow" w:cs="Arial Narrow"/>
           <w:color w:val="000000"/>
           <w:kern w:val="0"/>
+          <w:sz w:val="22"/>
+          <w:szCs w:val="22"/>
           <w:lang w:eastAsia="es-PE"/>
           <w14:ligatures w14:val="none"/>
         </w:rPr>
@@ -4874,9 +5736,11 @@
       </w:r>
       <w:r>
         <w:rPr>
-          <w:rFonts w:ascii="Arial Narrow" w:eastAsia="Times New Roman" w:hAnsi="Arial Narrow" w:cs="Segoe UI"/>
-          <w:color w:val="000000"/>
-          <w:kern w:val="0"/>
+          <w:rFonts w:ascii="Arial Narrow" w:eastAsia="Arial Narrow" w:hAnsi="Arial Narrow" w:cs="Arial Narrow"/>
+          <w:color w:val="000000"/>
+          <w:kern w:val="0"/>
+          <w:sz w:val="22"/>
+          <w:szCs w:val="22"/>
           <w:lang w:eastAsia="es-PE"/>
           <w14:ligatures w14:val="none"/>
         </w:rPr>
@@ -4887,6 +5751,8 @@
           <w:rFonts w:ascii="Arial Narrow" w:eastAsia="Arial Narrow" w:hAnsi="Arial Narrow" w:cs="Arial Narrow"/>
           <w:color w:val="000000"/>
           <w:kern w:val="0"/>
+          <w:sz w:val="22"/>
+          <w:szCs w:val="22"/>
           <w:lang w:eastAsia="es-PE"/>
           <w14:ligatures w14:val="none"/>
         </w:rPr>
@@ -4895,9 +5761,11 @@
       <w:r>
         <w:rPr>
           <w:rStyle w:val="Refdenotaalpie"/>
-          <w:rFonts w:ascii="Arial Narrow" w:eastAsia="Arial Narrow" w:hAnsi="Arial Narrow" w:cs="Times New Roman"/>
-          <w:color w:val="000000"/>
-          <w:kern w:val="0"/>
+          <w:rFonts w:ascii="Arial Narrow" w:eastAsia="Arial Narrow" w:hAnsi="Arial Narrow" w:cs="Arial Narrow"/>
+          <w:color w:val="000000"/>
+          <w:kern w:val="0"/>
+          <w:sz w:val="22"/>
+          <w:szCs w:val="22"/>
           <w:vertAlign w:val="superscript"/>
           <w:lang w:eastAsia="es-PE"/>
           <w14:ligatures w14:val="none"/>
@@ -4909,6 +5777,8 @@
           <w:rFonts w:ascii="Arial Narrow" w:eastAsia="Arial Narrow" w:hAnsi="Arial Narrow" w:cs="Arial Narrow"/>
           <w:color w:val="000000"/>
           <w:kern w:val="0"/>
+          <w:sz w:val="22"/>
+          <w:szCs w:val="22"/>
           <w:lang w:eastAsia="es-PE"/>
           <w14:ligatures w14:val="none"/>
         </w:rPr>
@@ -4925,6 +5795,8 @@
           <w:b/>
           <w:color w:val="000000"/>
           <w:kern w:val="0"/>
+          <w:sz w:val="22"/>
+          <w:szCs w:val="22"/>
           <w:lang w:eastAsia="es-PE"/>
           <w14:ligatures w14:val="none"/>
         </w:rPr>
@@ -4939,6 +5811,8 @@
           <w:rFonts w:ascii="Arial Narrow" w:eastAsia="Arial Narrow" w:hAnsi="Arial Narrow" w:cs="Arial Narrow"/>
           <w:color w:val="000000"/>
           <w:kern w:val="0"/>
+          <w:sz w:val="22"/>
+          <w:szCs w:val="22"/>
           <w:lang w:eastAsia="es-PE"/>
           <w14:ligatures w14:val="none"/>
         </w:rPr>
@@ -4949,6 +5823,8 @@
           <w:b/>
           <w:color w:val="000000"/>
           <w:kern w:val="0"/>
+          <w:sz w:val="22"/>
+          <w:szCs w:val="22"/>
           <w:lang w:eastAsia="es-PE"/>
           <w14:ligatures w14:val="none"/>
         </w:rPr>
@@ -4959,6 +5835,8 @@
           <w:rFonts w:ascii="Arial Narrow" w:eastAsia="Arial Narrow" w:hAnsi="Arial Narrow" w:cs="Arial Narrow"/>
           <w:color w:val="000000"/>
           <w:kern w:val="0"/>
+          <w:sz w:val="22"/>
+          <w:szCs w:val="22"/>
           <w:lang w:eastAsia="es-PE"/>
           <w14:ligatures w14:val="none"/>
         </w:rPr>
@@ -4966,9 +5844,11 @@
       </w:r>
       <w:r>
         <w:rPr>
-          <w:rFonts w:ascii="Arial Narrow" w:eastAsia="Times New Roman" w:hAnsi="Arial Narrow" w:cs="Segoe UI"/>
-          <w:color w:val="000000"/>
-          <w:kern w:val="0"/>
+          <w:rFonts w:ascii="Arial Narrow" w:eastAsia="Arial Narrow" w:hAnsi="Arial Narrow" w:cs="Arial Narrow"/>
+          <w:color w:val="000000"/>
+          <w:kern w:val="0"/>
+          <w:sz w:val="22"/>
+          <w:szCs w:val="22"/>
           <w:lang w:eastAsia="es-PE"/>
           <w14:ligatures w14:val="none"/>
         </w:rPr>
@@ -4979,6 +5859,8 @@
           <w:rFonts w:ascii="Arial Narrow" w:eastAsia="Arial Narrow" w:hAnsi="Arial Narrow" w:cs="Arial Narrow"/>
           <w:color w:val="000000"/>
           <w:kern w:val="0"/>
+          <w:sz w:val="22"/>
+          <w:szCs w:val="22"/>
           <w:lang w:eastAsia="es-PE"/>
           <w14:ligatures w14:val="none"/>
         </w:rPr>
@@ -4994,6 +5876,8 @@
           <w:rFonts w:ascii="Arial Narrow" w:eastAsia="Arial Narrow" w:hAnsi="Arial Narrow" w:cs="Arial Narrow"/>
           <w:color w:val="000000"/>
           <w:kern w:val="0"/>
+          <w:sz w:val="22"/>
+          <w:szCs w:val="22"/>
           <w:lang w:eastAsia="es-PE"/>
           <w14:ligatures w14:val="none"/>
         </w:rPr>
@@ -5005,44 +5889,54 @@
         <w:spacing w:after="0" w:line="240" w:lineRule="auto"/>
         <w:jc w:val="both"/>
         <w:rPr>
-          <w:rFonts w:ascii="Arial Narrow" w:eastAsia="Calibri" w:hAnsi="Arial Narrow" w:cs="Arial"/>
-          <w:kern w:val="0"/>
+          <w:rFonts w:ascii="Arial Narrow" w:eastAsia="Arial Narrow" w:hAnsi="Arial Narrow" w:cs="Arial Narrow"/>
+          <w:kern w:val="0"/>
+          <w:sz w:val="22"/>
+          <w:szCs w:val="22"/>
           <w:u w:val="single"/>
           <w14:ligatures w14:val="none"/>
         </w:rPr>
       </w:pPr>
       <w:r>
         <w:rPr>
-          <w:rFonts w:ascii="Arial Narrow" w:eastAsia="Calibri" w:hAnsi="Arial Narrow" w:cs="Arial"/>
+          <w:rFonts w:ascii="Arial Narrow" w:eastAsia="Arial Narrow" w:hAnsi="Arial Narrow" w:cs="Arial Narrow"/>
           <w:b/>
           <w:bCs/>
           <w:kern w:val="0"/>
           <w14:ligatures w14:val="none"/>
+          <w:sz w:val="22"/>
+          <w:szCs w:val="22"/>
         </w:rPr>
         <w:t>OCTAVO</w:t>
       </w:r>
       <w:r>
         <w:rPr>
-          <w:rFonts w:ascii="Arial Narrow" w:eastAsia="Calibri" w:hAnsi="Arial Narrow" w:cs="Arial"/>
+          <w:rFonts w:ascii="Arial Narrow" w:eastAsia="Arial Narrow" w:hAnsi="Arial Narrow" w:cs="Arial Narrow"/>
           <w:b/>
           <w:kern w:val="0"/>
           <w14:ligatures w14:val="none"/>
+          <w:sz w:val="22"/>
+          <w:szCs w:val="22"/>
         </w:rPr>
         <w:t>:</w:t>
       </w:r>
       <w:r>
         <w:rPr>
-          <w:rFonts w:ascii="Arial Narrow" w:eastAsia="Calibri" w:hAnsi="Arial Narrow" w:cs="Arial"/>
-          <w:kern w:val="0"/>
-          <w14:ligatures w14:val="none"/>
+          <w:rFonts w:ascii="Arial Narrow" w:eastAsia="Arial Narrow" w:hAnsi="Arial Narrow" w:cs="Arial Narrow"/>
+          <w:kern w:val="0"/>
+          <w14:ligatures w14:val="none"/>
+          <w:sz w:val="22"/>
+          <w:szCs w:val="22"/>
         </w:rPr>
         <w:t xml:space="preserve"> comunicar a las partes que, de acuerdo a lo señalado por el artículo 29</w:t>
       </w:r>
       <w:r>
         <w:rPr>
-          <w:rFonts w:ascii="Arial Narrow" w:eastAsia="Times New Roman" w:hAnsi="Arial Narrow" w:cs="Segoe UI"/>
-          <w:color w:val="000000"/>
-          <w:kern w:val="0"/>
+          <w:rFonts w:ascii="Arial Narrow" w:eastAsia="Arial Narrow" w:hAnsi="Arial Narrow" w:cs="Arial Narrow"/>
+          <w:color w:val="000000"/>
+          <w:kern w:val="0"/>
+          <w:sz w:val="22"/>
+          <w:szCs w:val="22"/>
           <w:lang w:eastAsia="es-PE"/>
           <w14:ligatures w14:val="none"/>
         </w:rPr>
@@ -5050,17 +5944,21 @@
       </w:r>
       <w:r>
         <w:rPr>
-          <w:rFonts w:ascii="Arial Narrow" w:eastAsia="Calibri" w:hAnsi="Arial Narrow" w:cs="Arial"/>
-          <w:kern w:val="0"/>
-          <w14:ligatures w14:val="none"/>
+          <w:rFonts w:ascii="Arial Narrow" w:eastAsia="Arial Narrow" w:hAnsi="Arial Narrow" w:cs="Arial Narrow"/>
+          <w:kern w:val="0"/>
+          <w14:ligatures w14:val="none"/>
+          <w:sz w:val="22"/>
+          <w:szCs w:val="22"/>
         </w:rPr>
         <w:t xml:space="preserve"> del Decreto Legislativo 807</w:t>
       </w:r>
       <w:r>
         <w:rPr>
           <w:rStyle w:val="Refdenotaalpie"/>
-          <w:rFonts w:ascii="Arial Narrow" w:eastAsia="Calibri" w:hAnsi="Arial Narrow" w:cs="Arial"/>
-          <w:kern w:val="0"/>
+          <w:rFonts w:ascii="Arial Narrow" w:eastAsia="Arial Narrow" w:hAnsi="Arial Narrow" w:cs="Arial Narrow"/>
+          <w:kern w:val="0"/>
+          <w:sz w:val="22"/>
+          <w:szCs w:val="22"/>
           <w:vertAlign w:val="superscript"/>
           <w14:ligatures w14:val="none"/>
         </w:rPr>
@@ -5068,16 +5966,20 @@
       </w:r>
       <w:r>
         <w:rPr>
-          <w:rFonts w:ascii="Arial Narrow" w:eastAsia="Calibri" w:hAnsi="Arial Narrow" w:cs="Arial"/>
-          <w:kern w:val="0"/>
-          <w14:ligatures w14:val="none"/>
+          <w:rFonts w:ascii="Arial Narrow" w:eastAsia="Arial Narrow" w:hAnsi="Arial Narrow" w:cs="Arial Narrow"/>
+          <w:kern w:val="0"/>
+          <w14:ligatures w14:val="none"/>
+          <w:sz w:val="22"/>
+          <w:szCs w:val="22"/>
         </w:rPr>
         <w:t xml:space="preserve">, hasta antes de la emisión de la Resolución Final tienen la posibilidad de solicitar una audiencia de conciliación. En caso deleguen a favor de una tercera persona su actuación en la diligencia programada, esta deberá presentar un poder especial con firma legalizada ante Notario Público, donde conste </w:t>
       </w:r>
       <w:r>
         <w:rPr>
-          <w:rFonts w:ascii="Arial Narrow" w:eastAsia="Calibri" w:hAnsi="Arial Narrow" w:cs="Arial"/>
-          <w:kern w:val="0"/>
+          <w:rFonts w:ascii="Arial Narrow" w:eastAsia="Arial Narrow" w:hAnsi="Arial Narrow" w:cs="Arial Narrow"/>
+          <w:kern w:val="0"/>
+          <w:sz w:val="22"/>
+          <w:szCs w:val="22"/>
           <w:u w:val="single"/>
           <w14:ligatures w14:val="none"/>
         </w:rPr>
@@ -5085,27 +5987,33 @@
       </w:r>
       <w:r>
         <w:rPr>
-          <w:rFonts w:ascii="Arial Narrow" w:eastAsia="Calibri" w:hAnsi="Arial Narrow" w:cs="Arial"/>
+          <w:rFonts w:ascii="Arial Narrow" w:eastAsia="Arial Narrow" w:hAnsi="Arial Narrow" w:cs="Arial Narrow"/>
           <w:bCs/>
           <w:kern w:val="0"/>
           <w14:ligatures w14:val="none"/>
+          <w:sz w:val="22"/>
+          <w:szCs w:val="22"/>
         </w:rPr>
         <w:t>.</w:t>
       </w:r>
       <w:r>
         <w:rPr>
-          <w:rFonts w:ascii="Arial Narrow" w:eastAsia="Calibri" w:hAnsi="Arial Narrow" w:cs="Arial"/>
+          <w:rFonts w:ascii="Arial Narrow" w:eastAsia="Arial Narrow" w:hAnsi="Arial Narrow" w:cs="Arial Narrow"/>
           <w:b/>
           <w:bCs/>
           <w:kern w:val="0"/>
           <w14:ligatures w14:val="none"/>
+          <w:sz w:val="22"/>
+          <w:szCs w:val="22"/>
         </w:rPr>
         <w:t xml:space="preserve"> </w:t>
       </w:r>
       <w:r>
         <w:rPr>
-          <w:rFonts w:ascii="Arial Narrow" w:eastAsia="Calibri" w:hAnsi="Arial Narrow" w:cs="Arial"/>
-          <w:kern w:val="0"/>
+          <w:rFonts w:ascii="Arial Narrow" w:eastAsia="Arial Narrow" w:hAnsi="Arial Narrow" w:cs="Arial Narrow"/>
+          <w:kern w:val="0"/>
+          <w:sz w:val="22"/>
+          <w:szCs w:val="22"/>
           <w:u w:val="single"/>
           <w14:ligatures w14:val="none"/>
         </w:rPr>
@@ -5118,8 +6026,10 @@
         <w:spacing w:after="0" w:line="240" w:lineRule="auto"/>
         <w:jc w:val="both"/>
         <w:rPr>
-          <w:rFonts w:ascii="Arial Narrow" w:eastAsia="Calibri" w:hAnsi="Arial Narrow" w:cs="Arial"/>
-          <w:kern w:val="0"/>
+          <w:rFonts w:ascii="Arial Narrow" w:eastAsia="Arial Narrow" w:hAnsi="Arial Narrow" w:cs="Arial Narrow"/>
+          <w:kern w:val="0"/>
+          <w:sz w:val="22"/>
+          <w:szCs w:val="22"/>
           <w:u w:val="single"/>
           <w14:ligatures w14:val="none"/>
         </w:rPr>
@@ -5131,19 +6041,23 @@
         <w:spacing w:after="0" w:line="240" w:lineRule="auto"/>
         <w:jc w:val="both"/>
         <w:rPr>
-          <w:rFonts w:ascii="Arial Narrow" w:eastAsia="Times New Roman" w:hAnsi="Arial Narrow" w:cs="Times New Roman"/>
-          <w:color w:val="000000"/>
-          <w:kern w:val="0"/>
-          <w:lang w:eastAsia="es-PE"/>
-          <w14:ligatures w14:val="none"/>
-        </w:rPr>
-      </w:pPr>
-      <w:r>
-        <w:rPr>
-          <w:rFonts w:ascii="Arial Narrow" w:eastAsia="Times New Roman" w:hAnsi="Arial Narrow" w:cs="Times New Roman"/>
+          <w:rFonts w:ascii="Arial Narrow" w:eastAsia="Arial Narrow" w:hAnsi="Arial Narrow" w:cs="Arial Narrow"/>
+          <w:color w:val="000000"/>
+          <w:kern w:val="0"/>
+          <w:sz w:val="22"/>
+          <w:szCs w:val="22"/>
+          <w:lang w:eastAsia="es-PE"/>
+          <w14:ligatures w14:val="none"/>
+        </w:rPr>
+      </w:pPr>
+      <w:r>
+        <w:rPr>
+          <w:rFonts w:ascii="Arial Narrow" w:eastAsia="Arial Narrow" w:hAnsi="Arial Narrow" w:cs="Arial Narrow"/>
           <w:b/>
           <w:color w:val="000000"/>
           <w:kern w:val="0"/>
+          <w:sz w:val="22"/>
+          <w:szCs w:val="22"/>
           <w:lang w:eastAsia="es-PE"/>
           <w14:ligatures w14:val="none"/>
         </w:rPr>
@@ -5151,9 +6065,11 @@
       </w:r>
       <w:r>
         <w:rPr>
-          <w:rFonts w:ascii="Arial Narrow" w:eastAsia="Times New Roman" w:hAnsi="Arial Narrow" w:cs="Times New Roman"/>
-          <w:color w:val="000000"/>
-          <w:kern w:val="0"/>
+          <w:rFonts w:ascii="Arial Narrow" w:eastAsia="Arial Narrow" w:hAnsi="Arial Narrow" w:cs="Arial Narrow"/>
+          <w:color w:val="000000"/>
+          <w:kern w:val="0"/>
+          <w:sz w:val="22"/>
+          <w:szCs w:val="22"/>
           <w:lang w:eastAsia="es-PE"/>
           <w14:ligatures w14:val="none"/>
         </w:rPr>
@@ -5168,9 +6084,11 @@
         <w:spacing w:after="0" w:line="240" w:lineRule="auto"/>
         <w:jc w:val="both"/>
         <w:rPr>
-          <w:rFonts w:ascii="Arial Narrow" w:eastAsia="Times New Roman" w:hAnsi="Arial Narrow" w:cs="Times New Roman"/>
-          <w:color w:val="000000"/>
-          <w:kern w:val="0"/>
+          <w:rFonts w:ascii="Arial Narrow" w:eastAsia="Arial Narrow" w:hAnsi="Arial Narrow" w:cs="Arial Narrow"/>
+          <w:color w:val="000000"/>
+          <w:kern w:val="0"/>
+          <w:sz w:val="22"/>
+          <w:szCs w:val="22"/>
           <w:lang w:eastAsia="es-PE"/>
           <w14:ligatures w14:val="none"/>
         </w:rPr>
@@ -5182,7 +6100,9 @@
         <w:spacing w:after="0" w:line="240" w:lineRule="auto"/>
         <w:jc w:val="both"/>
         <w:rPr>
-          <w:rFonts w:ascii="Arial Narrow" w:hAnsi="Arial Narrow" w:cs="Arial"/>
+          <w:rFonts w:ascii="Arial Narrow" w:eastAsia="Arial Narrow" w:hAnsi="Arial Narrow" w:cs="Arial Narrow"/>
+          <w:sz w:val="22"/>
+          <w:szCs w:val="22"/>
         </w:rPr>
       </w:pPr>
       <w:r>
@@ -5190,44 +6110,59 @@
           <w:rFonts w:ascii="Arial Narrow" w:eastAsia="Arial Narrow" w:hAnsi="Arial Narrow" w:cs="Arial Narrow"/>
           <w:b/>
           <w:bCs/>
-        </w:rPr>
-        <w:t xml:space="preserve">DÉCIMO: requerir a la señora [DENUNCIANTE] para que, dentro del plazo de dos (2) días hábiles siguientes a la fecha en que reciba la notificación en su bandeja de correo electrónico, efectúe la confirmación de recepción de la notificación remitida por este despacho a su correo electrónico, de conformidad con el segundo párrafo del numeral 4 del artículo 20 del Texto Único Ordenado de la Ley del Procedimiento Administrativo General, aprobado mediante Decreto Supremo 006-2026-JUS, bajo apercibimiento de rehacer el acto de notificación y notificarle conforme al numeral 1 del artículo 20 del citado cuerpo normativo.</w:t>
-      </w:r>
-      <w:r>
-        <w:rPr>
-          <w:rFonts w:ascii="Arial Narrow" w:hAnsi="Arial Narrow" w:cs="Arial"/>
-          <w:b/>
+          <w:sz w:val="22"/>
+          <w:szCs w:val="22"/>
+        </w:rPr>
+        <w:t xml:space="preserve">DÉCIMO: </w:t>
+      </w:r>
+      <w:r>
+        <w:rPr>
+          <w:rFonts w:ascii="Arial Narrow" w:eastAsia="Arial Narrow" w:hAnsi="Arial Narrow" w:cs="Arial Narrow"/>
+          <w:sz w:val="22"/>
+          <w:szCs w:val="22"/>
+        </w:rPr>
+        <w:t xml:space="preserve">requerir a la señora [DENUNCIANTE] para que, dentro del plazo de dos (2) días hábiles siguientes a la fecha en que reciba la notificación en su bandeja de correo electrónico, efectúe la confirmación de recepción de la notificación remitida por este despacho a su correo electrónico, de conformidad con el segundo párrafo del numeral 4 del artículo 20 del Texto Único Ordenado de la Ley del Procedimiento Administrativo General, aprobado mediante Decreto Supremo 006-2026-JUS, bajo apercibimiento de rehacer el acto de notificación y notificarle conforme al numeral 1 del artículo 20 del citado cuerpo normativo.</w:t>
+      </w:r>
+      <w:r>
+        <w:rPr>
+          <w:rFonts w:ascii="Arial Narrow" w:eastAsia="Arial Narrow" w:hAnsi="Arial Narrow" w:cs="Arial Narrow"/>
           <w:spacing w:val="-3"/>
           <w:kern w:val="0"/>
           <w14:ligatures w14:val="none"/>
+          <w:sz w:val="22"/>
+          <w:szCs w:val="22"/>
         </w:rPr>
         <w:t/>
       </w:r>
       <w:r>
         <w:rPr>
-          <w:rFonts w:ascii="Arial Narrow" w:hAnsi="Arial Narrow" w:cs="Arial"/>
-          <w:bCs/>
+          <w:rFonts w:ascii="Arial Narrow" w:eastAsia="Arial Narrow" w:hAnsi="Arial Narrow" w:cs="Arial Narrow"/>
           <w:spacing w:val="-3"/>
           <w:kern w:val="0"/>
           <w14:ligatures w14:val="none"/>
+          <w:sz w:val="22"/>
+          <w:szCs w:val="22"/>
         </w:rPr>
         <w:t xml:space="preserve"/>
       </w:r>
       <w:r>
         <w:rPr>
-          <w:rFonts w:ascii="Arial Narrow" w:hAnsi="Arial Narrow" w:cs="Arial"/>
-          <w:bCs/>
+          <w:rFonts w:ascii="Arial Narrow" w:eastAsia="Arial Narrow" w:hAnsi="Arial Narrow" w:cs="Arial Narrow"/>
           <w:spacing w:val="-3"/>
           <w:kern w:val="0"/>
           <w14:ligatures w14:val="none"/>
+          <w:sz w:val="22"/>
+          <w:szCs w:val="22"/>
         </w:rPr>
         <w:t xml:space="preserve"/>
       </w:r>
       <w:r>
         <w:rPr>
-          <w:rFonts w:ascii="Arial Narrow" w:eastAsia="Times New Roman" w:hAnsi="Arial Narrow" w:cs="Times New Roman"/>
-          <w:color w:val="000000"/>
-          <w:kern w:val="0"/>
+          <w:rFonts w:ascii="Arial Narrow" w:eastAsia="Arial Narrow" w:hAnsi="Arial Narrow" w:cs="Arial Narrow"/>
+          <w:color w:val="000000"/>
+          <w:kern w:val="0"/>
+          <w:sz w:val="22"/>
+          <w:szCs w:val="22"/>
           <w:shd w:val="clear" w:color="auto" w:fill="FFFFFF"/>
           <w:lang w:eastAsia="es-PE"/>
           <w14:ligatures w14:val="none"/>
@@ -5237,9 +6172,11 @@
       <w:proofErr w:type="spellStart"/>
       <w:r>
         <w:rPr>
-          <w:rFonts w:ascii="Arial Narrow" w:eastAsia="Times New Roman" w:hAnsi="Arial Narrow" w:cs="Times New Roman"/>
-          <w:color w:val="000000"/>
-          <w:kern w:val="0"/>
+          <w:rFonts w:ascii="Arial Narrow" w:eastAsia="Arial Narrow" w:hAnsi="Arial Narrow" w:cs="Arial Narrow"/>
+          <w:color w:val="000000"/>
+          <w:kern w:val="0"/>
+          <w:sz w:val="22"/>
+          <w:szCs w:val="22"/>
           <w:shd w:val="clear" w:color="auto" w:fill="FFFFFF"/>
           <w:lang w:eastAsia="es-PE"/>
           <w14:ligatures w14:val="none"/>
@@ -5249,9 +6186,11 @@
       <w:proofErr w:type="spellEnd"/>
       <w:r>
         <w:rPr>
-          <w:rFonts w:ascii="Arial Narrow" w:eastAsia="Times New Roman" w:hAnsi="Arial Narrow" w:cs="Times New Roman"/>
-          <w:color w:val="000000"/>
-          <w:kern w:val="0"/>
+          <w:rFonts w:ascii="Arial Narrow" w:eastAsia="Arial Narrow" w:hAnsi="Arial Narrow" w:cs="Arial Narrow"/>
+          <w:color w:val="000000"/>
+          <w:kern w:val="0"/>
+          <w:sz w:val="22"/>
+          <w:szCs w:val="22"/>
           <w:shd w:val="clear" w:color="auto" w:fill="FFFFFF"/>
           <w:lang w:eastAsia="es-PE"/>
           <w14:ligatures w14:val="none"/>
@@ -5260,31 +6199,39 @@
       </w:r>
       <w:r>
         <w:rPr>
-          <w:rFonts w:ascii="Arial Narrow" w:hAnsi="Arial Narrow"/>
-          <w:color w:val="000000"/>
+          <w:rFonts w:ascii="Arial Narrow" w:eastAsia="Arial Narrow" w:hAnsi="Arial Narrow" w:cs="Arial Narrow"/>
+          <w:color w:val="000000"/>
+          <w:sz w:val="22"/>
+          <w:szCs w:val="22"/>
         </w:rPr>
         <w:t xml:space="preserve"/>
       </w:r>
       <w:r>
         <w:rPr>
-          <w:rFonts w:ascii="Arial Narrow" w:hAnsi="Arial Narrow"/>
-          <w:color w:val="000000"/>
+          <w:rFonts w:ascii="Arial Narrow" w:eastAsia="Arial Narrow" w:hAnsi="Arial Narrow" w:cs="Arial Narrow"/>
+          <w:color w:val="000000"/>
+          <w:sz w:val="22"/>
+          <w:szCs w:val="22"/>
         </w:rPr>
         <w:lastRenderedPageBreak/>
         <w:t/>
       </w:r>
       <w:r>
         <w:rPr>
-          <w:rFonts w:ascii="Arial Narrow" w:hAnsi="Arial Narrow"/>
-          <w:color w:val="000000"/>
+          <w:rFonts w:ascii="Arial Narrow" w:eastAsia="Arial Narrow" w:hAnsi="Arial Narrow" w:cs="Arial Narrow"/>
+          <w:color w:val="000000"/>
+          <w:sz w:val="22"/>
+          <w:szCs w:val="22"/>
         </w:rPr>
         <w:t xml:space="preserve"/>
       </w:r>
       <w:r>
         <w:rPr>
-          <w:rFonts w:ascii="Arial Narrow" w:eastAsia="Times New Roman" w:hAnsi="Arial Narrow" w:cs="Segoe UI"/>
-          <w:color w:val="000000"/>
-          <w:kern w:val="0"/>
+          <w:rFonts w:ascii="Arial Narrow" w:eastAsia="Arial Narrow" w:hAnsi="Arial Narrow" w:cs="Arial Narrow"/>
+          <w:color w:val="000000"/>
+          <w:kern w:val="0"/>
+          <w:sz w:val="22"/>
+          <w:szCs w:val="22"/>
           <w:lang w:eastAsia="es-PE"/>
           <w14:ligatures w14:val="none"/>
         </w:rPr>
@@ -5292,16 +6239,20 @@
       </w:r>
       <w:r>
         <w:rPr>
-          <w:rFonts w:ascii="Arial Narrow" w:hAnsi="Arial Narrow"/>
-          <w:color w:val="000000"/>
+          <w:rFonts w:ascii="Arial Narrow" w:eastAsia="Arial Narrow" w:hAnsi="Arial Narrow" w:cs="Arial Narrow"/>
+          <w:color w:val="000000"/>
+          <w:sz w:val="22"/>
+          <w:szCs w:val="22"/>
         </w:rPr>
         <w:t xml:space="preserve"/>
       </w:r>
       <w:r>
         <w:rPr>
-          <w:rFonts w:ascii="Arial Narrow" w:eastAsia="Times New Roman" w:hAnsi="Arial Narrow" w:cs="Segoe UI"/>
-          <w:color w:val="000000"/>
-          <w:kern w:val="0"/>
+          <w:rFonts w:ascii="Arial Narrow" w:eastAsia="Arial Narrow" w:hAnsi="Arial Narrow" w:cs="Arial Narrow"/>
+          <w:color w:val="000000"/>
+          <w:kern w:val="0"/>
+          <w:sz w:val="22"/>
+          <w:szCs w:val="22"/>
           <w:lang w:eastAsia="es-PE"/>
           <w14:ligatures w14:val="none"/>
         </w:rPr>
@@ -5309,30 +6260,38 @@
       </w:r>
       <w:r>
         <w:rPr>
-          <w:rFonts w:ascii="Arial Narrow" w:hAnsi="Arial Narrow"/>
-          <w:color w:val="000000"/>
+          <w:rFonts w:ascii="Arial Narrow" w:eastAsia="Arial Narrow" w:hAnsi="Arial Narrow" w:cs="Arial Narrow"/>
+          <w:color w:val="000000"/>
+          <w:sz w:val="22"/>
+          <w:szCs w:val="22"/>
         </w:rPr>
         <w:t xml:space="preserve"/>
       </w:r>
       <w:bookmarkStart w:id="27" w:name="_Hlk214964186"/>
       <w:r>
         <w:rPr>
-          <w:rFonts w:ascii="Arial Narrow" w:hAnsi="Arial Narrow"/>
-          <w:color w:val="000000"/>
+          <w:rFonts w:ascii="Arial Narrow" w:eastAsia="Arial Narrow" w:hAnsi="Arial Narrow" w:cs="Arial Narrow"/>
+          <w:color w:val="000000"/>
+          <w:sz w:val="22"/>
+          <w:szCs w:val="22"/>
         </w:rPr>
         <w:t/>
       </w:r>
       <w:r>
         <w:rPr>
           <w:rStyle w:val="Refdenotaalpie"/>
-          <w:rFonts w:ascii="Arial Narrow" w:hAnsi="Arial Narrow"/>
+          <w:rFonts w:ascii="Arial Narrow" w:eastAsia="Arial Narrow" w:hAnsi="Arial Narrow" w:cs="Arial Narrow"/>
+          <w:sz w:val="22"/>
+          <w:szCs w:val="22"/>
           <w:vertAlign w:val="superscript"/>
         </w:rPr>
         <w:footnoteReference w:id="13"/>
       </w:r>
       <w:r>
         <w:rPr>
-          <w:rFonts w:ascii="Arial Narrow" w:hAnsi="Arial Narrow" w:cs="Arial"/>
+          <w:rFonts w:ascii="Arial Narrow" w:eastAsia="Arial Narrow" w:hAnsi="Arial Narrow" w:cs="Arial Narrow"/>
+          <w:sz w:val="22"/>
+          <w:szCs w:val="22"/>
         </w:rPr>
         <w:t/>
       </w:r>
@@ -5344,7 +6303,9 @@
         <w:spacing w:after="0" w:line="240" w:lineRule="auto"/>
         <w:jc w:val="both"/>
         <w:rPr>
-          <w:rFonts w:ascii="Arial Narrow" w:hAnsi="Arial Narrow" w:cs="Arial"/>
+          <w:rFonts w:ascii="Arial Narrow" w:eastAsia="Arial Narrow" w:hAnsi="Arial Narrow" w:cs="Arial Narrow"/>
+          <w:sz w:val="22"/>
+          <w:szCs w:val="22"/>
         </w:rPr>
       </w:pPr>
     </w:p>
@@ -5354,7 +6315,9 @@
         <w:spacing w:line="240" w:lineRule="auto"/>
         <w:jc w:val="both"/>
         <w:rPr>
-          <w:rFonts w:ascii="Arial Narrow" w:hAnsi="Arial Narrow" w:cs="Arial"/>
+          <w:rFonts w:ascii="Arial Narrow" w:eastAsia="Arial Narrow" w:hAnsi="Arial Narrow" w:cs="Arial Narrow"/>
+          <w:sz w:val="22"/>
+          <w:szCs w:val="22"/>
         </w:rPr>
       </w:pPr>
       <w:r>
@@ -5362,6 +6325,8 @@
           <w:rFonts w:ascii="Arial Narrow" w:eastAsia="Arial Narrow" w:hAnsi="Arial Narrow" w:cs="Arial Narrow"/>
           <w:b/>
           <w:bCs/>
+          <w:sz w:val="22"/>
+          <w:szCs w:val="22"/>
         </w:rPr>
         <w:t xml:space="preserve">DÉCIMO </w:t>
       </w:r>
@@ -5370,6 +6335,8 @@
           <w:rFonts w:ascii="Arial Narrow" w:eastAsia="Arial Narrow" w:hAnsi="Arial Narrow" w:cs="Arial Narrow"/>
           <w:b/>
           <w:bCs/>
+          <w:sz w:val="22"/>
+          <w:szCs w:val="22"/>
         </w:rPr>
         <w:t>PRIMERO</w:t>
       </w:r>
@@ -5378,19 +6345,25 @@
           <w:rFonts w:ascii="Arial Narrow" w:eastAsia="Arial Narrow" w:hAnsi="Arial Narrow" w:cs="Arial Narrow"/>
           <w:b/>
           <w:bCs/>
+          <w:sz w:val="22"/>
+          <w:szCs w:val="22"/>
         </w:rPr>
         <w:t>:</w:t>
       </w:r>
       <w:r>
         <w:rPr>
           <w:rFonts w:ascii="Arial Narrow" w:eastAsia="Arial Narrow" w:hAnsi="Arial Narrow" w:cs="Arial Narrow"/>
+          <w:sz w:val="22"/>
+          <w:szCs w:val="22"/>
         </w:rPr>
         <w:t xml:space="preserve"> </w:t>
       </w:r>
       <w:r>
         <w:rPr>
-          <w:rFonts w:ascii="Arial Narrow" w:hAnsi="Arial Narrow"/>
-          <w:color w:val="000000"/>
+          <w:rFonts w:ascii="Arial Narrow" w:eastAsia="Arial Narrow" w:hAnsi="Arial Narrow" w:cs="Arial Narrow"/>
+          <w:color w:val="000000"/>
+          <w:sz w:val="22"/>
+          <w:szCs w:val="22"/>
         </w:rPr>
         <w:t xml:space="preserve">requerir a </w:t>
       </w:r>
@@ -5398,72 +6371,87 @@
       <w:r>
         <w:rPr>
           <w:rFonts w:ascii="Arial Narrow" w:eastAsia="Arial Narrow" w:hAnsi="Arial Narrow" w:cs="Arial Narrow"/>
+          <w:sz w:val="22"/>
+          <w:szCs w:val="22"/>
+        </w:rPr>
+        <w:t>Interseguro</w:t>
+      </w:r>
+      <w:proofErr w:type="spellEnd"/>
+      <w:r>
+        <w:rPr>
+          <w:rFonts w:ascii="Arial Narrow" w:eastAsia="Arial Narrow" w:hAnsi="Arial Narrow" w:cs="Arial Narrow"/>
+          <w:sz w:val="22"/>
+          <w:szCs w:val="22"/>
+        </w:rPr>
+        <w:t xml:space="preserve"> Compañía de Seguros S.A. </w:t>
+      </w:r>
+      <w:r>
+        <w:rPr>
+          <w:rFonts w:ascii="Arial Narrow" w:eastAsia="Arial Narrow" w:hAnsi="Arial Narrow" w:cs="Arial Narrow"/>
+          <w:sz w:val="22"/>
+          <w:szCs w:val="22"/>
+        </w:rPr>
+        <w:t xml:space="preserve"> </w:t>
+      </w:r>
+      <w:r>
+        <w:rPr>
+          <w:rFonts w:ascii="Arial Narrow" w:eastAsia="Arial Narrow" w:hAnsi="Arial Narrow" w:cs="Arial Narrow"/>
+          <w:sz w:val="22"/>
+          <w:szCs w:val="22"/>
+          <w:shd w:val="clear" w:color="auto" w:fill="FFFFFF"/>
+        </w:rPr>
+        <w:t xml:space="preserve">para </w:t>
+      </w:r>
+      <w:r>
+        <w:rPr>
+          <w:rFonts w:ascii="Arial Narrow" w:eastAsia="Arial Narrow" w:hAnsi="Arial Narrow" w:cs="Arial Narrow"/>
+          <w:sz w:val="22"/>
+          <w:szCs w:val="22"/>
+          <w:shd w:val="clear" w:color="auto" w:fill="FFFFFF"/>
+        </w:rPr>
+        <w:t xml:space="preserve">que </w:t>
+      </w:r>
+      <w:r>
+        <w:rPr>
+          <w:rFonts w:ascii="Arial Narrow" w:eastAsia="Arial Narrow" w:hAnsi="Arial Narrow" w:cs="Arial Narrow"/>
+          <w:sz w:val="22"/>
+          <w:szCs w:val="22"/>
+        </w:rPr>
+        <w:t>efectúe el acuse de recibo mediante la confirmación de recepción de la notificación remitida por este despacho a su Casilla Electrónica, dentro de los cinco (5) primeros días hábiles siguientes a la fecha en que recibe la notificación</w:t>
+      </w:r>
+      <w:r>
+        <w:rPr>
+          <w:rFonts w:ascii="Arial Narrow" w:eastAsia="Arial Narrow" w:hAnsi="Arial Narrow" w:cs="Arial Narrow"/>
+          <w:sz w:val="22"/>
+          <w:szCs w:val="22"/>
+        </w:rPr>
+        <w:t>.</w:t>
+      </w:r>
+      <w:bookmarkStart w:id="28" w:name="_Hlk198890962"/>
+    </w:p>
+    <w:p>
+      <w:pPr>
+        <w:suppressAutoHyphens/>
+        <w:spacing w:after="0" w:line="240" w:lineRule="auto"/>
+        <w:jc w:val="both"/>
+        <w:rPr>
+          <w:rFonts w:ascii="Arial Narrow" w:eastAsia="Arial Narrow" w:hAnsi="Arial Narrow" w:cs="Arial Narrow"/>
           <w:bCs/>
-        </w:rPr>
-        <w:t>Interseguro</w:t>
-      </w:r>
-      <w:proofErr w:type="spellEnd"/>
-      <w:r>
-        <w:rPr>
-          <w:rFonts w:ascii="Arial Narrow" w:eastAsia="Arial Narrow" w:hAnsi="Arial Narrow" w:cs="Arial Narrow"/>
-          <w:bCs/>
-        </w:rPr>
-        <w:t xml:space="preserve"> Compañía de Seguros S.A. </w:t>
-      </w:r>
-      <w:r>
-        <w:rPr>
-          <w:rFonts w:ascii="Arial Narrow" w:eastAsia="Arial Narrow" w:hAnsi="Arial Narrow" w:cs="Arial Narrow"/>
-          <w:bCs/>
-        </w:rPr>
-        <w:t xml:space="preserve"> </w:t>
-      </w:r>
-      <w:r>
-        <w:rPr>
-          <w:rFonts w:ascii="Arial Narrow" w:hAnsi="Arial Narrow"/>
-          <w:shd w:val="clear" w:color="auto" w:fill="FFFFFF"/>
-        </w:rPr>
-        <w:t xml:space="preserve">para </w:t>
-      </w:r>
-      <w:r>
-        <w:rPr>
-          <w:rFonts w:ascii="Arial Narrow" w:hAnsi="Arial Narrow"/>
-          <w:shd w:val="clear" w:color="auto" w:fill="FFFFFF"/>
-        </w:rPr>
-        <w:t xml:space="preserve">que </w:t>
-      </w:r>
-      <w:r>
-        <w:rPr>
-          <w:rFonts w:ascii="Arial Narrow" w:eastAsia="Calibri" w:hAnsi="Arial Narrow"/>
-        </w:rPr>
-        <w:t>efectúe el acuse de recibo mediante la confirmación de recepción de la notificación remitida por este despacho a su Casilla Electrónica, dentro de los cinco (5) primeros días hábiles siguientes a la fecha en que recibe la notificación</w:t>
-      </w:r>
-      <w:r>
-        <w:rPr>
-          <w:rFonts w:ascii="Arial Narrow" w:eastAsia="Calibri" w:hAnsi="Arial Narrow"/>
-        </w:rPr>
-        <w:t>.</w:t>
-      </w:r>
-      <w:bookmarkStart w:id="28" w:name="_Hlk198890962"/>
-    </w:p>
+          <w:sz w:val="22"/>
+          <w:szCs w:val="22"/>
+        </w:rPr>
+      </w:pPr>
+    </w:p>
+    <w:bookmarkEnd w:id="28"/>
     <w:p>
       <w:pPr>
         <w:suppressAutoHyphens/>
         <w:spacing w:after="0" w:line="240" w:lineRule="auto"/>
         <w:jc w:val="both"/>
         <w:rPr>
-          <w:rFonts w:ascii="Arial Narrow" w:hAnsi="Arial Narrow" w:cs="Arial"/>
-          <w:bCs/>
-        </w:rPr>
-      </w:pPr>
-    </w:p>
-    <w:bookmarkEnd w:id="28"/>
-    <w:p>
-      <w:pPr>
-        <w:suppressAutoHyphens/>
-        <w:spacing w:after="0" w:line="240" w:lineRule="auto"/>
-        <w:jc w:val="both"/>
-        <w:rPr>
-          <w:rFonts w:ascii="Arial Narrow" w:hAnsi="Arial Narrow" w:cs="Arial"/>
+          <w:rFonts w:ascii="Arial Narrow" w:eastAsia="Arial Narrow" w:hAnsi="Arial Narrow" w:cs="Arial Narrow"/>
+          <w:sz w:val="22"/>
+          <w:szCs w:val="22"/>
         </w:rPr>
       </w:pPr>
     </w:p>
@@ -5476,6 +6464,8 @@
           <w:b/>
           <w:color w:val="000000"/>
           <w:kern w:val="0"/>
+          <w:sz w:val="22"/>
+          <w:szCs w:val="22"/>
           <w:lang w:eastAsia="es-PE"/>
           <w14:ligatures w14:val="none"/>
         </w:rPr>
@@ -5490,6 +6480,8 @@
           <w:b/>
           <w:color w:val="000000"/>
           <w:kern w:val="0"/>
+          <w:sz w:val="22"/>
+          <w:szCs w:val="22"/>
           <w:lang w:eastAsia="es-PE"/>
           <w14:ligatures w14:val="none"/>
         </w:rPr>
@@ -5505,6 +6497,8 @@
           <w:b/>
           <w:color w:val="000000"/>
           <w:kern w:val="0"/>
+          <w:sz w:val="22"/>
+          <w:szCs w:val="22"/>
           <w:lang w:eastAsia="es-PE"/>
           <w14:ligatures w14:val="none"/>
         </w:rPr>
@@ -5515,6 +6509,8 @@
           <w:b/>
           <w:color w:val="000000"/>
           <w:kern w:val="0"/>
+          <w:sz w:val="22"/>
+          <w:szCs w:val="22"/>
           <w:lang w:eastAsia="es-PE"/>
           <w14:ligatures w14:val="none"/>
         </w:rPr>
@@ -5526,22 +6522,26 @@
         <w:spacing w:after="0" w:line="240" w:lineRule="auto"/>
         <w:jc w:val="center"/>
         <w:rPr>
-          <w:rFonts w:ascii="Arial Narrow" w:eastAsia="Calibri" w:hAnsi="Arial Narrow" w:cs="Arial"/>
+          <w:rFonts w:ascii="Arial Narrow" w:eastAsia="Arial Narrow" w:hAnsi="Arial Narrow" w:cs="Arial Narrow"/>
           <w:b/>
           <w:bCs/>
           <w:color w:val="000000"/>
           <w:kern w:val="0"/>
           <w14:ligatures w14:val="none"/>
-        </w:rPr>
-      </w:pPr>
-      <w:r>
-        <w:rPr>
-          <w:rFonts w:ascii="Arial Narrow" w:eastAsia="Calibri" w:hAnsi="Arial Narrow" w:cs="Arial"/>
+          <w:sz w:val="22"/>
+          <w:szCs w:val="22"/>
+        </w:rPr>
+      </w:pPr>
+      <w:r>
+        <w:rPr>
+          <w:rFonts w:ascii="Arial Narrow" w:eastAsia="Arial Narrow" w:hAnsi="Arial Narrow" w:cs="Arial Narrow"/>
           <w:b/>
           <w:bCs/>
           <w:color w:val="000000"/>
           <w:kern w:val="0"/>
           <w14:ligatures w14:val="none"/>
+          <w:sz w:val="22"/>
+          <w:szCs w:val="22"/>
         </w:rPr>
         <w:t>EVELING ROA QUISPE</w:t>
       </w:r>
@@ -5551,22 +6551,26 @@
         <w:spacing w:after="0" w:line="240" w:lineRule="auto"/>
         <w:jc w:val="center"/>
         <w:rPr>
-          <w:rFonts w:ascii="Arial Narrow" w:eastAsia="Calibri" w:hAnsi="Arial Narrow" w:cs="Arial"/>
+          <w:rFonts w:ascii="Arial Narrow" w:eastAsia="Arial Narrow" w:hAnsi="Arial Narrow" w:cs="Arial Narrow"/>
           <w:b/>
           <w:bCs/>
           <w:color w:val="000000"/>
           <w:kern w:val="0"/>
           <w14:ligatures w14:val="none"/>
-        </w:rPr>
-      </w:pPr>
-      <w:r>
-        <w:rPr>
-          <w:rFonts w:ascii="Arial Narrow" w:eastAsia="Calibri" w:hAnsi="Arial Narrow" w:cs="Arial"/>
+          <w:sz w:val="22"/>
+          <w:szCs w:val="22"/>
+        </w:rPr>
+      </w:pPr>
+      <w:r>
+        <w:rPr>
+          <w:rFonts w:ascii="Arial Narrow" w:eastAsia="Arial Narrow" w:hAnsi="Arial Narrow" w:cs="Arial Narrow"/>
           <w:b/>
           <w:bCs/>
           <w:color w:val="000000"/>
           <w:kern w:val="0"/>
           <w14:ligatures w14:val="none"/>
+          <w:sz w:val="22"/>
+          <w:szCs w:val="22"/>
         </w:rPr>
         <w:t>Secretaria Técnica</w:t>
       </w:r>
@@ -5576,22 +6580,26 @@
         <w:spacing w:after="0" w:line="240" w:lineRule="auto"/>
         <w:jc w:val="center"/>
         <w:rPr>
-          <w:rFonts w:ascii="Arial Narrow" w:eastAsia="Calibri" w:hAnsi="Arial Narrow" w:cs="Arial"/>
+          <w:rFonts w:ascii="Arial Narrow" w:eastAsia="Arial Narrow" w:hAnsi="Arial Narrow" w:cs="Arial Narrow"/>
           <w:b/>
           <w:bCs/>
           <w:color w:val="000000"/>
           <w:kern w:val="0"/>
           <w14:ligatures w14:val="none"/>
-        </w:rPr>
-      </w:pPr>
-      <w:r>
-        <w:rPr>
-          <w:rFonts w:ascii="Arial Narrow" w:eastAsia="Calibri" w:hAnsi="Arial Narrow" w:cs="Arial"/>
+          <w:sz w:val="22"/>
+          <w:szCs w:val="22"/>
+        </w:rPr>
+      </w:pPr>
+      <w:r>
+        <w:rPr>
+          <w:rFonts w:ascii="Arial Narrow" w:eastAsia="Arial Narrow" w:hAnsi="Arial Narrow" w:cs="Arial Narrow"/>
           <w:b/>
           <w:bCs/>
           <w:color w:val="000000"/>
           <w:kern w:val="0"/>
           <w14:ligatures w14:val="none"/>
+          <w:sz w:val="22"/>
+          <w:szCs w:val="22"/>
         </w:rPr>
         <w:t>Comisión de Protección al Consumidor 1</w:t>
       </w:r>
@@ -5605,24 +6613,26 @@
           <w:b/>
           <w:color w:val="000000"/>
           <w:kern w:val="0"/>
-          <w:lang w:eastAsia="es-PE"/>
-          <w14:ligatures w14:val="none"/>
-        </w:rPr>
-      </w:pPr>
-    </w:p>
-    <w:p>
-      <w:pPr>
-        <w:spacing w:after="0" w:line="240" w:lineRule="auto"/>
-        <w:jc w:val="both"/>
-        <w:rPr>
-          <w:rFonts w:ascii="Arial Narrow" w:hAnsi="Arial Narrow"/>
-          <w:sz w:val="16"/>
-          <w:szCs w:val="16"/>
-        </w:rPr>
-      </w:pPr>
-      <w:r>
-        <w:rPr>
-          <w:rFonts w:ascii="Arial Narrow" w:eastAsia="Arial Narrow" w:hAnsi="Arial Narrow" w:cs="Arial"/>
+          <w:sz w:val="22"/>
+          <w:szCs w:val="22"/>
+          <w:lang w:eastAsia="es-PE"/>
+          <w14:ligatures w14:val="none"/>
+        </w:rPr>
+      </w:pPr>
+    </w:p>
+    <w:p>
+      <w:pPr>
+        <w:spacing w:after="0" w:line="240" w:lineRule="auto"/>
+        <w:jc w:val="both"/>
+        <w:rPr>
+          <w:rFonts w:ascii="Arial Narrow" w:eastAsia="Arial Narrow" w:hAnsi="Arial Narrow" w:cs="Arial Narrow"/>
+          <w:sz w:val="16"/>
+          <w:szCs w:val="16"/>
+        </w:rPr>
+      </w:pPr>
+      <w:r>
+        <w:rPr>
+          <w:rFonts w:ascii="Arial Narrow" w:eastAsia="Arial Narrow" w:hAnsi="Arial Narrow" w:cs="Arial Narrow"/>
           <w:color w:val="000000"/>
           <w:kern w:val="0"/>
           <w:sz w:val="16"/>
@@ -5637,13 +6647,20 @@
       <w:pPr>
         <w:spacing w:line="240" w:lineRule="auto"/>
         <w:rPr>
-          <w:rFonts w:ascii="Arial Narrow" w:hAnsi="Arial Narrow"/>
+          <w:rFonts w:ascii="Arial Narrow" w:eastAsia="Arial Narrow" w:hAnsi="Arial Narrow" w:cs="Arial Narrow"/>
+          <w:sz w:val="22"/>
+          <w:szCs w:val="22"/>
         </w:rPr>
       </w:pPr>
     </w:p>
     <w:p>
       <w:pPr>
         <w:spacing w:line="240" w:lineRule="auto"/>
+        <w:rPr>
+          <w:rFonts w:ascii="Arial Narrow" w:eastAsia="Arial Narrow" w:hAnsi="Arial Narrow" w:cs="Arial Narrow"/>
+          <w:sz w:val="22"/>
+          <w:szCs w:val="22"/>
+        </w:rPr>
       </w:pPr>
     </w:p>
     <w:sectPr>
@@ -5815,7 +6832,7 @@
         <w:ind w:left="567" w:hanging="567"/>
         <w:jc w:val="both"/>
         <w:rPr>
-          <w:rFonts w:ascii="Arial Narrow" w:hAnsi="Arial Narrow" w:cs="Arial"/>
+          <w:rFonts w:ascii="Arial Narrow" w:eastAsia="Arial Narrow" w:hAnsi="Arial Narrow" w:cs="Arial Narrow"/>
           <w:sz w:val="16"/>
           <w:szCs w:val="16"/>
         </w:rPr>
@@ -5823,7 +6840,7 @@
       <w:r>
         <w:rPr>
           <w:rStyle w:val="Refdenotaalpie"/>
-          <w:rFonts w:ascii="Arial Narrow" w:hAnsi="Arial Narrow" w:cs="Arial"/>
+          <w:rFonts w:ascii="Arial Narrow" w:eastAsia="Arial Narrow" w:hAnsi="Arial Narrow" w:cs="Arial Narrow"/>
           <w:sz w:val="16"/>
           <w:szCs w:val="16"/>
           <w:vertAlign w:val="superscript"/>
@@ -5832,7 +6849,7 @@
       </w:r>
       <w:r>
         <w:rPr>
-          <w:rFonts w:ascii="Arial Narrow" w:hAnsi="Arial Narrow" w:cs="Arial"/>
+          <w:rFonts w:ascii="Arial Narrow" w:eastAsia="Arial Narrow" w:hAnsi="Arial Narrow" w:cs="Arial Narrow"/>
           <w:sz w:val="16"/>
           <w:szCs w:val="16"/>
         </w:rPr>
@@ -5840,7 +6857,7 @@
       </w:r>
       <w:r>
         <w:rPr>
-          <w:rFonts w:ascii="Arial Narrow" w:hAnsi="Arial Narrow" w:cs="Arial"/>
+          <w:rFonts w:ascii="Arial Narrow" w:eastAsia="Arial Narrow" w:hAnsi="Arial Narrow" w:cs="Arial Narrow"/>
           <w:sz w:val="16"/>
           <w:szCs w:val="16"/>
         </w:rPr>
@@ -5849,7 +6866,7 @@
       </w:r>
       <w:r>
         <w:rPr>
-          <w:rFonts w:ascii="Arial Narrow" w:hAnsi="Arial Narrow" w:cs="Arial"/>
+          <w:rFonts w:ascii="Arial Narrow" w:eastAsia="Arial Narrow" w:hAnsi="Arial Narrow" w:cs="Arial Narrow"/>
           <w:sz w:val="16"/>
           <w:szCs w:val="16"/>
         </w:rPr>
@@ -5857,7 +6874,7 @@
       </w:r>
       <w:r>
         <w:rPr>
-          <w:rFonts w:ascii="Arial Narrow" w:hAnsi="Arial Narrow" w:cs="Arial"/>
+          <w:rFonts w:ascii="Arial Narrow" w:eastAsia="Arial Narrow" w:hAnsi="Arial Narrow" w:cs="Arial Narrow"/>
           <w:sz w:val="16"/>
           <w:szCs w:val="16"/>
         </w:rPr>
@@ -5865,7 +6882,7 @@
       </w:r>
       <w:r>
         <w:rPr>
-          <w:rFonts w:ascii="Arial Narrow" w:hAnsi="Arial Narrow" w:cs="Arial"/>
+          <w:rFonts w:ascii="Arial Narrow" w:eastAsia="Arial Narrow" w:hAnsi="Arial Narrow" w:cs="Arial Narrow"/>
           <w:sz w:val="16"/>
           <w:szCs w:val="16"/>
         </w:rPr>
@@ -5873,7 +6890,7 @@
       </w:r>
       <w:r>
         <w:rPr>
-          <w:rFonts w:ascii="Arial Narrow" w:hAnsi="Arial Narrow" w:cs="Arial"/>
+          <w:rFonts w:ascii="Arial Narrow" w:eastAsia="Arial Narrow" w:hAnsi="Arial Narrow" w:cs="Arial Narrow"/>
           <w:sz w:val="16"/>
           <w:szCs w:val="16"/>
         </w:rPr>
@@ -5881,7 +6898,7 @@
       </w:r>
       <w:r>
         <w:rPr>
-          <w:rFonts w:ascii="Arial Narrow" w:hAnsi="Arial Narrow" w:cs="Arial"/>
+          <w:rFonts w:ascii="Arial Narrow" w:eastAsia="Arial Narrow" w:hAnsi="Arial Narrow" w:cs="Arial Narrow"/>
           <w:sz w:val="16"/>
           <w:szCs w:val="16"/>
         </w:rPr>
@@ -5889,7 +6906,7 @@
       </w:r>
       <w:r>
         <w:rPr>
-          <w:rFonts w:ascii="Arial Narrow" w:hAnsi="Arial Narrow" w:cs="Arial"/>
+          <w:rFonts w:ascii="Arial Narrow" w:eastAsia="Arial Narrow" w:hAnsi="Arial Narrow" w:cs="Arial Narrow"/>
           <w:sz w:val="16"/>
           <w:szCs w:val="16"/>
         </w:rPr>
@@ -5897,7 +6914,7 @@
       </w:r>
       <w:r>
         <w:rPr>
-          <w:rFonts w:ascii="Arial Narrow" w:hAnsi="Arial Narrow" w:cs="Arial"/>
+          <w:rFonts w:ascii="Arial Narrow" w:eastAsia="Arial Narrow" w:hAnsi="Arial Narrow" w:cs="Arial Narrow"/>
           <w:sz w:val="16"/>
           <w:szCs w:val="16"/>
         </w:rPr>
@@ -5905,7 +6922,7 @@
       </w:r>
       <w:r>
         <w:rPr>
-          <w:rFonts w:ascii="Arial Narrow" w:hAnsi="Arial Narrow" w:cs="Arial"/>
+          <w:rFonts w:ascii="Arial Narrow" w:eastAsia="Arial Narrow" w:hAnsi="Arial Narrow" w:cs="Arial Narrow"/>
           <w:sz w:val="16"/>
           <w:szCs w:val="16"/>
         </w:rPr>
@@ -5918,7 +6935,7 @@
         <w:ind w:left="567" w:hanging="567"/>
         <w:jc w:val="both"/>
         <w:rPr>
-          <w:rFonts w:ascii="Arial Narrow" w:hAnsi="Arial Narrow" w:cs="Arial"/>
+          <w:rFonts w:ascii="Arial Narrow" w:eastAsia="Arial Narrow" w:hAnsi="Arial Narrow" w:cs="Arial Narrow"/>
           <w:sz w:val="16"/>
           <w:szCs w:val="16"/>
         </w:rPr>
@@ -5932,7 +6949,7 @@
         <w:ind w:left="567" w:hanging="567"/>
         <w:jc w:val="both"/>
         <w:rPr>
-          <w:rFonts w:ascii="Arial Narrow" w:hAnsi="Arial Narrow" w:cs="Arial"/>
+          <w:rFonts w:ascii="Arial Narrow" w:eastAsia="Arial Narrow" w:hAnsi="Arial Narrow" w:cs="Arial Narrow"/>
           <w:sz w:val="16"/>
           <w:szCs w:val="16"/>
         </w:rPr>
@@ -5940,7 +6957,7 @@
       <w:r>
         <w:rPr>
           <w:rStyle w:val="Refdenotaalpie"/>
-          <w:rFonts w:ascii="Arial Narrow" w:hAnsi="Arial Narrow" w:cs="Arial"/>
+          <w:rFonts w:ascii="Arial Narrow" w:eastAsia="Arial Narrow" w:hAnsi="Arial Narrow" w:cs="Arial Narrow"/>
           <w:sz w:val="16"/>
           <w:szCs w:val="16"/>
           <w:vertAlign w:val="superscript"/>
@@ -5949,7 +6966,7 @@
       </w:r>
       <w:r>
         <w:rPr>
-          <w:rFonts w:ascii="Arial Narrow" w:hAnsi="Arial Narrow" w:cs="Arial"/>
+          <w:rFonts w:ascii="Arial Narrow" w:eastAsia="Arial Narrow" w:hAnsi="Arial Narrow" w:cs="Arial Narrow"/>
           <w:sz w:val="16"/>
           <w:szCs w:val="16"/>
         </w:rPr>
@@ -5957,7 +6974,7 @@
       </w:r>
       <w:r>
         <w:rPr>
-          <w:rFonts w:ascii="Arial Narrow" w:hAnsi="Arial Narrow" w:cs="Arial"/>
+          <w:rFonts w:ascii="Arial Narrow" w:eastAsia="Arial Narrow" w:hAnsi="Arial Narrow" w:cs="Arial Narrow"/>
           <w:sz w:val="16"/>
           <w:szCs w:val="16"/>
         </w:rPr>
@@ -5966,7 +6983,7 @@
       </w:r>
       <w:r>
         <w:rPr>
-          <w:rFonts w:ascii="Arial Narrow" w:hAnsi="Arial Narrow" w:cs="Arial"/>
+          <w:rFonts w:ascii="Arial Narrow" w:eastAsia="Arial Narrow" w:hAnsi="Arial Narrow" w:cs="Arial Narrow"/>
           <w:b/>
           <w:sz w:val="16"/>
           <w:szCs w:val="16"/>
@@ -5975,7 +6992,7 @@
       </w:r>
       <w:r>
         <w:rPr>
-          <w:rFonts w:ascii="Arial Narrow" w:hAnsi="Arial Narrow" w:cs="Arial"/>
+          <w:rFonts w:ascii="Arial Narrow" w:eastAsia="Arial Narrow" w:hAnsi="Arial Narrow" w:cs="Arial Narrow"/>
           <w:sz w:val="16"/>
           <w:szCs w:val="16"/>
         </w:rPr>
@@ -5988,7 +7005,7 @@
         <w:ind w:left="567" w:hanging="567"/>
         <w:jc w:val="both"/>
         <w:rPr>
-          <w:rFonts w:ascii="Arial Narrow" w:hAnsi="Arial Narrow" w:cs="Arial"/>
+          <w:rFonts w:ascii="Arial Narrow" w:eastAsia="Arial Narrow" w:hAnsi="Arial Narrow" w:cs="Arial Narrow"/>
           <w:sz w:val="16"/>
           <w:szCs w:val="16"/>
         </w:rPr>
@@ -6005,7 +7022,7 @@
         <w:ind w:left="567" w:right="-1" w:hanging="567"/>
         <w:jc w:val="both"/>
         <w:rPr>
-          <w:rFonts w:ascii="Arial Narrow" w:eastAsia="Arial Narrow" w:hAnsi="Arial Narrow" w:cs="Arial"/>
+          <w:rFonts w:ascii="Arial Narrow" w:eastAsia="Arial Narrow" w:hAnsi="Arial Narrow" w:cs="Arial Narrow"/>
           <w:b/>
           <w:bCs/>
           <w:sz w:val="16"/>
@@ -6015,7 +7032,7 @@
       <w:r>
         <w:rPr>
           <w:rStyle w:val="Refdenotaalpie"/>
-          <w:rFonts w:ascii="Arial Narrow" w:hAnsi="Arial Narrow" w:cs="Arial"/>
+          <w:rFonts w:ascii="Arial Narrow" w:eastAsia="Arial Narrow" w:hAnsi="Arial Narrow" w:cs="Arial Narrow"/>
           <w:sz w:val="16"/>
           <w:szCs w:val="16"/>
           <w:vertAlign w:val="superscript"/>
@@ -6024,7 +7041,7 @@
       </w:r>
       <w:r>
         <w:rPr>
-          <w:rFonts w:ascii="Arial Narrow" w:hAnsi="Arial Narrow" w:cs="Arial"/>
+          <w:rFonts w:ascii="Arial Narrow" w:eastAsia="Arial Narrow" w:hAnsi="Arial Narrow" w:cs="Arial Narrow"/>
           <w:sz w:val="16"/>
           <w:szCs w:val="16"/>
         </w:rPr>
@@ -6032,7 +7049,7 @@
       </w:r>
       <w:r>
         <w:rPr>
-          <w:rFonts w:ascii="Arial Narrow" w:hAnsi="Arial Narrow" w:cs="Arial"/>
+          <w:rFonts w:ascii="Arial Narrow" w:eastAsia="Arial Narrow" w:hAnsi="Arial Narrow" w:cs="Arial Narrow"/>
           <w:sz w:val="16"/>
           <w:szCs w:val="16"/>
         </w:rPr>
@@ -6040,7 +7057,7 @@
       </w:r>
       <w:r>
         <w:rPr>
-          <w:rFonts w:ascii="Arial Narrow" w:eastAsia="Arial Narrow" w:hAnsi="Arial Narrow" w:cs="Arial"/>
+          <w:rFonts w:ascii="Arial Narrow" w:eastAsia="Arial Narrow" w:hAnsi="Arial Narrow" w:cs="Arial Narrow"/>
           <w:b/>
           <w:bCs/>
           <w:sz w:val="16"/>
@@ -6058,7 +7075,7 @@
         <w:ind w:left="567" w:right="-1" w:hanging="567"/>
         <w:jc w:val="both"/>
         <w:rPr>
-          <w:rFonts w:ascii="Arial Narrow" w:eastAsia="Arial Narrow" w:hAnsi="Arial Narrow" w:cs="Arial"/>
+          <w:rFonts w:ascii="Arial Narrow" w:eastAsia="Arial Narrow" w:hAnsi="Arial Narrow" w:cs="Arial Narrow"/>
           <w:b/>
           <w:bCs/>
           <w:sz w:val="16"/>
@@ -6067,7 +7084,7 @@
       </w:pPr>
       <w:r>
         <w:rPr>
-          <w:rFonts w:ascii="Arial Narrow" w:eastAsia="Arial Narrow" w:hAnsi="Arial Narrow" w:cs="Arial"/>
+          <w:rFonts w:ascii="Arial Narrow" w:eastAsia="Arial Narrow" w:hAnsi="Arial Narrow" w:cs="Arial Narrow"/>
           <w:b/>
           <w:bCs/>
           <w:sz w:val="16"/>
@@ -6086,14 +7103,14 @@
         <w:ind w:left="567" w:right="-1" w:hanging="567"/>
         <w:jc w:val="both"/>
         <w:rPr>
-          <w:rFonts w:ascii="Arial Narrow" w:eastAsia="Arial Narrow" w:hAnsi="Arial Narrow" w:cs="Arial"/>
-          <w:sz w:val="16"/>
-          <w:szCs w:val="16"/>
-        </w:rPr>
-      </w:pPr>
-      <w:r>
-        <w:rPr>
-          <w:rFonts w:ascii="Arial Narrow" w:eastAsia="Arial Narrow" w:hAnsi="Arial Narrow" w:cs="Arial"/>
+          <w:rFonts w:ascii="Arial Narrow" w:eastAsia="Arial Narrow" w:hAnsi="Arial Narrow" w:cs="Arial Narrow"/>
+          <w:sz w:val="16"/>
+          <w:szCs w:val="16"/>
+        </w:rPr>
+      </w:pPr>
+      <w:r>
+        <w:rPr>
+          <w:rFonts w:ascii="Arial Narrow" w:eastAsia="Arial Narrow" w:hAnsi="Arial Narrow" w:cs="Arial Narrow"/>
           <w:sz w:val="16"/>
           <w:szCs w:val="16"/>
         </w:rPr>
@@ -6110,14 +7127,14 @@
         <w:ind w:left="567" w:right="-1" w:hanging="567"/>
         <w:jc w:val="both"/>
         <w:rPr>
-          <w:rFonts w:ascii="Arial Narrow" w:eastAsia="Arial Narrow" w:hAnsi="Arial Narrow" w:cs="Arial"/>
-          <w:sz w:val="16"/>
-          <w:szCs w:val="16"/>
-        </w:rPr>
-      </w:pPr>
-      <w:r>
-        <w:rPr>
-          <w:rFonts w:ascii="Arial Narrow" w:eastAsia="Arial Narrow" w:hAnsi="Arial Narrow" w:cs="Arial"/>
+          <w:rFonts w:ascii="Arial Narrow" w:eastAsia="Arial Narrow" w:hAnsi="Arial Narrow" w:cs="Arial Narrow"/>
+          <w:sz w:val="16"/>
+          <w:szCs w:val="16"/>
+        </w:rPr>
+      </w:pPr>
+      <w:r>
+        <w:rPr>
+          <w:rFonts w:ascii="Arial Narrow" w:eastAsia="Arial Narrow" w:hAnsi="Arial Narrow" w:cs="Arial Narrow"/>
           <w:sz w:val="16"/>
           <w:szCs w:val="16"/>
         </w:rPr>
@@ -6134,7 +7151,7 @@
         <w:ind w:left="567" w:right="-1" w:hanging="567"/>
         <w:jc w:val="both"/>
         <w:rPr>
-          <w:rFonts w:ascii="Arial Narrow" w:eastAsia="Arial Narrow" w:hAnsi="Arial Narrow" w:cs="Arial"/>
+          <w:rFonts w:ascii="Arial Narrow" w:eastAsia="Arial Narrow" w:hAnsi="Arial Narrow" w:cs="Arial Narrow"/>
           <w:sz w:val="16"/>
           <w:szCs w:val="16"/>
         </w:rPr>
@@ -6149,7 +7166,7 @@
         <w:ind w:left="567" w:right="-1" w:hanging="567"/>
         <w:jc w:val="both"/>
         <w:rPr>
-          <w:rFonts w:ascii="Arial Narrow" w:eastAsia="Arial Narrow" w:hAnsi="Arial Narrow" w:cs="Arial"/>
+          <w:rFonts w:ascii="Arial Narrow" w:eastAsia="Arial Narrow" w:hAnsi="Arial Narrow" w:cs="Arial Narrow"/>
           <w:b/>
           <w:bCs/>
           <w:sz w:val="16"/>
@@ -6158,7 +7175,7 @@
       </w:pPr>
       <w:r>
         <w:rPr>
-          <w:rFonts w:ascii="Arial Narrow" w:eastAsia="Arial Narrow" w:hAnsi="Arial Narrow" w:cs="Arial"/>
+          <w:rFonts w:ascii="Arial Narrow" w:eastAsia="Arial Narrow" w:hAnsi="Arial Narrow" w:cs="Arial Narrow"/>
           <w:sz w:val="16"/>
           <w:szCs w:val="16"/>
         </w:rPr>
@@ -6166,7 +7183,7 @@
       </w:r>
       <w:r>
         <w:rPr>
-          <w:rFonts w:ascii="Arial Narrow" w:eastAsia="Arial Narrow" w:hAnsi="Arial Narrow" w:cs="Arial"/>
+          <w:rFonts w:ascii="Arial Narrow" w:eastAsia="Arial Narrow" w:hAnsi="Arial Narrow" w:cs="Arial Narrow"/>
           <w:b/>
           <w:bCs/>
           <w:sz w:val="16"/>
@@ -6184,14 +7201,14 @@
         <w:ind w:left="567" w:right="-1" w:hanging="567"/>
         <w:jc w:val="both"/>
         <w:rPr>
-          <w:rFonts w:ascii="Arial Narrow" w:eastAsia="Arial Narrow" w:hAnsi="Arial Narrow" w:cs="Arial"/>
-          <w:sz w:val="16"/>
-          <w:szCs w:val="16"/>
-        </w:rPr>
-      </w:pPr>
-      <w:r>
-        <w:rPr>
-          <w:rFonts w:ascii="Arial Narrow" w:eastAsia="Arial Narrow" w:hAnsi="Arial Narrow" w:cs="Arial"/>
+          <w:rFonts w:ascii="Arial Narrow" w:eastAsia="Arial Narrow" w:hAnsi="Arial Narrow" w:cs="Arial Narrow"/>
+          <w:sz w:val="16"/>
+          <w:szCs w:val="16"/>
+        </w:rPr>
+      </w:pPr>
+      <w:r>
+        <w:rPr>
+          <w:rFonts w:ascii="Arial Narrow" w:eastAsia="Arial Narrow" w:hAnsi="Arial Narrow" w:cs="Arial Narrow"/>
           <w:b/>
           <w:bCs/>
           <w:sz w:val="16"/>
@@ -6202,7 +7219,7 @@
       </w:r>
       <w:r>
         <w:rPr>
-          <w:rFonts w:ascii="Arial Narrow" w:eastAsia="Arial Narrow" w:hAnsi="Arial Narrow" w:cs="Arial"/>
+          <w:rFonts w:ascii="Arial Narrow" w:eastAsia="Arial Narrow" w:hAnsi="Arial Narrow" w:cs="Arial Narrow"/>
           <w:sz w:val="16"/>
           <w:szCs w:val="16"/>
         </w:rPr>
@@ -6218,14 +7235,14 @@
         <w:ind w:left="567" w:right="-1" w:hanging="567"/>
         <w:jc w:val="both"/>
         <w:rPr>
-          <w:rFonts w:ascii="Arial Narrow" w:eastAsia="Arial Narrow" w:hAnsi="Arial Narrow" w:cs="Arial"/>
-          <w:sz w:val="16"/>
-          <w:szCs w:val="16"/>
-        </w:rPr>
-      </w:pPr>
-      <w:r>
-        <w:rPr>
-          <w:rFonts w:ascii="Arial Narrow" w:eastAsia="Arial Narrow" w:hAnsi="Arial Narrow" w:cs="Arial"/>
+          <w:rFonts w:ascii="Arial Narrow" w:eastAsia="Arial Narrow" w:hAnsi="Arial Narrow" w:cs="Arial Narrow"/>
+          <w:sz w:val="16"/>
+          <w:szCs w:val="16"/>
+        </w:rPr>
+      </w:pPr>
+      <w:r>
+        <w:rPr>
+          <w:rFonts w:ascii="Arial Narrow" w:eastAsia="Arial Narrow" w:hAnsi="Arial Narrow" w:cs="Arial Narrow"/>
           <w:sz w:val="16"/>
           <w:szCs w:val="16"/>
         </w:rPr>
@@ -6233,23 +7250,6 @@
         <w:t>Corresponde a la Comisión de Protección al Consumidor velar por el cumplimiento de la Ley de Protección al Consumidor y de las leyes que, en general, protegen a los consumidores de la falta de idoneidad de los bienes y servicios en función de la información brindada, de las omisiones de información y de la discriminación en el consumo, así como de aquellas que complementen o sustituyan a las anteriores.</w:t>
       </w:r>
     </w:p>
-    <w:p>
-      <w:pPr>
-        <w:pStyle w:val="Textonotapie"/>
-        <w:tabs>
-          <w:tab w:val="left" w:pos="567"/>
-        </w:tabs>
-        <w:ind w:right="-1"/>
-        <w:jc w:val="both"/>
-        <w:rPr>
-          <w:rFonts w:ascii="Arial Narrow" w:eastAsia="Arial Narrow" w:hAnsi="Arial Narrow" w:cs="Arial"/>
-          <w:sz w:val="16"/>
-          <w:szCs w:val="16"/>
-        </w:rPr>
-      </w:pPr>
-    </w:p>
-  </w:footnote>
-  <w:footnote w:id="4">
     <w:p>
       <w:pPr>
         <w:pStyle w:val="Textonotapie"/>
@@ -6266,174 +7266,9 @@
           <w:szCs w:val="16"/>
         </w:rPr>
       </w:pPr>
-      <w:r>
-        <w:rPr>
-          <w:rStyle w:val="Refdenotaalpie"/>
-          <w:rFonts w:ascii="Arial Narrow" w:hAnsi="Arial Narrow"/>
-          <w:sz w:val="16"/>
-          <w:szCs w:val="16"/>
-          <w:vertAlign w:val="superscript"/>
-        </w:rPr>
-        <w:footnoteRef/>
-      </w:r>
-      <w:r>
-        <w:rPr>
-          <w:rFonts w:ascii="Arial Narrow" w:hAnsi="Arial Narrow"/>
-          <w:sz w:val="16"/>
-          <w:szCs w:val="16"/>
-        </w:rPr>
-        <w:t xml:space="preserve"> </w:t>
-      </w:r>
-      <w:r>
-        <w:rPr>
-          <w:rFonts w:ascii="Arial Narrow" w:hAnsi="Arial Narrow"/>
-          <w:sz w:val="16"/>
-          <w:szCs w:val="16"/>
-        </w:rPr>
-        <w:tab/>
-      </w:r>
-      <w:r>
-        <w:rPr>
-          <w:rFonts w:ascii="Arial Narrow" w:eastAsia="Arial Narrow" w:hAnsi="Arial Narrow" w:cs="Arial Narrow"/>
-          <w:b/>
-          <w:bCs/>
-          <w:sz w:val="16"/>
-          <w:szCs w:val="16"/>
-        </w:rPr>
-        <w:t xml:space="preserve">LEY 29571, CÓDIGO DE PROTECCIÓN Y DEFENSA DEL CONSUMIDOR, publicado el 2 de setiembre de 2010 y modificado por Decreto Legislativo 1308 </w:t>
-      </w:r>
-    </w:p>
-    <w:p>
-      <w:pPr>
-        <w:pStyle w:val="Textonotapie"/>
-        <w:ind w:left="567" w:right="-1"/>
-        <w:jc w:val="both"/>
-        <w:rPr>
-          <w:rFonts w:ascii="Arial Narrow" w:eastAsia="Arial Narrow" w:hAnsi="Arial Narrow" w:cs="Arial Narrow"/>
-          <w:b/>
-          <w:bCs/>
-          <w:sz w:val="16"/>
-          <w:szCs w:val="16"/>
-        </w:rPr>
-      </w:pPr>
-      <w:r>
-        <w:rPr>
-          <w:rFonts w:ascii="Arial Narrow" w:eastAsia="Arial Narrow" w:hAnsi="Arial Narrow" w:cs="Arial Narrow"/>
-          <w:b/>
-          <w:bCs/>
-          <w:sz w:val="16"/>
-          <w:szCs w:val="16"/>
-        </w:rPr>
-        <w:t xml:space="preserve">Artículo 18.- Idoneidad </w:t>
-      </w:r>
-    </w:p>
-    <w:p>
-      <w:pPr>
-        <w:pStyle w:val="Textonotapie"/>
-        <w:ind w:left="567" w:right="-1"/>
-        <w:jc w:val="both"/>
-        <w:rPr>
-          <w:rFonts w:ascii="Arial Narrow" w:eastAsia="Arial Narrow" w:hAnsi="Arial Narrow" w:cs="Arial Narrow"/>
-          <w:sz w:val="16"/>
-          <w:szCs w:val="16"/>
-        </w:rPr>
-      </w:pPr>
-      <w:r>
-        <w:rPr>
-          <w:rFonts w:ascii="Arial Narrow" w:eastAsia="Arial Narrow" w:hAnsi="Arial Narrow" w:cs="Arial Narrow"/>
-          <w:sz w:val="16"/>
-          <w:szCs w:val="16"/>
-        </w:rPr>
-        <w:t xml:space="preserve">Se entiende por idoneidad la correspondencia entre lo que un consumidor espera y lo que efectivamente recibe, en función a lo que se le hubiera ofrecido, la publicidad e información transmitida, las condiciones y circunstancias de la transacción, las características y naturaleza del producto o servicio, el precio, entre otros factores, atendiendo a las circunstancias del caso. </w:t>
-      </w:r>
-    </w:p>
-    <w:p>
-      <w:pPr>
-        <w:pStyle w:val="Textonotapie"/>
-        <w:ind w:left="567" w:right="-1"/>
-        <w:jc w:val="both"/>
-        <w:rPr>
-          <w:rFonts w:ascii="Arial Narrow" w:eastAsia="Arial Narrow" w:hAnsi="Arial Narrow" w:cs="Arial Narrow"/>
-          <w:sz w:val="16"/>
-          <w:szCs w:val="16"/>
-        </w:rPr>
-      </w:pPr>
-      <w:r>
-        <w:rPr>
-          <w:rFonts w:ascii="Arial Narrow" w:eastAsia="Arial Narrow" w:hAnsi="Arial Narrow" w:cs="Arial Narrow"/>
-          <w:sz w:val="16"/>
-          <w:szCs w:val="16"/>
-        </w:rPr>
-        <w:t xml:space="preserve">La idoneidad es evaluada en función a la propia naturaleza del producto o servicio y a su aptitud para satisfacer la finalidad para la cual ha sido puesto en el mercado. Las autorizaciones por parte de los organismos del Estado para la fabricación de un producto o la prestación de un servicio, en los casos que sea necesario, no eximen de responsabilidad al proveedor frente al consumidor. </w:t>
-      </w:r>
-    </w:p>
-    <w:p>
-      <w:pPr>
-        <w:pStyle w:val="Textonotapie"/>
-        <w:ind w:left="567" w:right="-1"/>
-        <w:jc w:val="both"/>
-        <w:rPr>
-          <w:rFonts w:ascii="Arial Narrow" w:eastAsia="Arial Narrow" w:hAnsi="Arial Narrow" w:cs="Arial Narrow"/>
-          <w:sz w:val="16"/>
-          <w:szCs w:val="16"/>
-        </w:rPr>
-      </w:pPr>
-    </w:p>
-    <w:p>
-      <w:pPr>
-        <w:pStyle w:val="Textonotapie"/>
-        <w:ind w:left="567" w:right="-1"/>
-        <w:jc w:val="both"/>
-        <w:rPr>
-          <w:rFonts w:ascii="Arial Narrow" w:eastAsia="Arial Narrow" w:hAnsi="Arial Narrow" w:cs="Arial Narrow"/>
-          <w:sz w:val="16"/>
-          <w:szCs w:val="16"/>
-        </w:rPr>
-      </w:pPr>
-      <w:r>
-        <w:rPr>
-          <w:rFonts w:ascii="Arial Narrow" w:eastAsia="Arial Narrow" w:hAnsi="Arial Narrow" w:cs="Arial Narrow"/>
-          <w:b/>
-          <w:bCs/>
-          <w:sz w:val="16"/>
-          <w:szCs w:val="16"/>
-        </w:rPr>
-        <w:t xml:space="preserve">Artículo 19.- Obligación de los proveedores </w:t>
-      </w:r>
-    </w:p>
-    <w:p>
-      <w:pPr>
-        <w:pStyle w:val="Textonotapie"/>
-        <w:ind w:left="567" w:right="-1"/>
-        <w:jc w:val="both"/>
-        <w:rPr>
-          <w:rFonts w:ascii="Arial Narrow" w:eastAsia="Arial Narrow" w:hAnsi="Arial Narrow" w:cs="Arial Narrow"/>
-          <w:sz w:val="16"/>
-          <w:szCs w:val="16"/>
-        </w:rPr>
-      </w:pPr>
-      <w:r>
-        <w:rPr>
-          <w:rFonts w:ascii="Arial Narrow" w:eastAsia="Arial Narrow" w:hAnsi="Arial Narrow" w:cs="Arial Narrow"/>
-          <w:sz w:val="16"/>
-          <w:szCs w:val="16"/>
-        </w:rPr>
-        <w:t>El proveedor responde por la idoneidad y calidad de los productos y servicios ofrecidos; por la autenticidad de las marcas y leyendas que exhiben sus productos o del signo que respalda al prestador del servicio, por la falta de conformidad entre la publicidad comercial de los productos y servicios y estos, así como por el contenido y la vida útil del producto indicado en el envase, en lo que corresponda.</w:t>
-      </w:r>
-    </w:p>
-    <w:p>
-      <w:pPr>
-        <w:pStyle w:val="Textonotapie"/>
-        <w:jc w:val="both"/>
-        <w:rPr>
-          <w:rFonts w:ascii="Arial Narrow" w:hAnsi="Arial Narrow"/>
-          <w:sz w:val="16"/>
-          <w:szCs w:val="16"/>
-        </w:rPr>
-      </w:pPr>
     </w:p>
   </w:footnote>
-  <w:footnote w:id="5">
+  <w:footnote w:id="4">
     <w:p>
       <w:pPr>
         <w:pStyle w:val="Textonotapie"/>
@@ -6453,7 +7288,7 @@
       <w:r>
         <w:rPr>
           <w:rStyle w:val="Refdenotaalpie"/>
-          <w:rFonts w:ascii="Arial Narrow" w:hAnsi="Arial Narrow"/>
+          <w:rFonts w:ascii="Arial Narrow" w:eastAsia="Arial Narrow" w:hAnsi="Arial Narrow" w:cs="Arial Narrow"/>
           <w:sz w:val="16"/>
           <w:szCs w:val="16"/>
           <w:vertAlign w:val="superscript"/>
@@ -6462,7 +7297,7 @@
       </w:r>
       <w:r>
         <w:rPr>
-          <w:rFonts w:ascii="Arial Narrow" w:hAnsi="Arial Narrow"/>
+          <w:rFonts w:ascii="Arial Narrow" w:eastAsia="Arial Narrow" w:hAnsi="Arial Narrow" w:cs="Arial Narrow"/>
           <w:sz w:val="16"/>
           <w:szCs w:val="16"/>
         </w:rPr>
@@ -6470,7 +7305,7 @@
       </w:r>
       <w:r>
         <w:rPr>
-          <w:rFonts w:ascii="Arial Narrow" w:hAnsi="Arial Narrow" w:cs="Arial"/>
+          <w:rFonts w:ascii="Arial Narrow" w:eastAsia="Arial Narrow" w:hAnsi="Arial Narrow" w:cs="Arial Narrow"/>
           <w:sz w:val="16"/>
           <w:szCs w:val="16"/>
         </w:rPr>
@@ -6484,10 +7319,14 @@
           <w:sz w:val="16"/>
           <w:szCs w:val="16"/>
         </w:rPr>
-        <w:t xml:space="preserve">LEY </w:t>
-      </w:r>
-      <w:proofErr w:type="spellStart"/>
-      <w:r>
+        <w:t xml:space="preserve">LEY 29571, CÓDIGO DE PROTECCIÓN Y DEFENSA DEL CONSUMIDOR, publicado el 2 de setiembre de 2010 y modificado por Decreto Legislativo 1308 </w:t>
+      </w:r>
+    </w:p>
+    <w:p>
+      <w:pPr>
+        <w:pStyle w:val="Textonotapie"/>
+        <w:ind w:left="567" w:right="-1"/>
+        <w:jc w:val="both"/>
         <w:rPr>
           <w:rFonts w:ascii="Arial Narrow" w:eastAsia="Arial Narrow" w:hAnsi="Arial Narrow" w:cs="Arial Narrow"/>
           <w:b/>
@@ -6495,9 +7334,7 @@
           <w:sz w:val="16"/>
           <w:szCs w:val="16"/>
         </w:rPr>
-        <w:t/>
-      </w:r>
-      <w:proofErr w:type="spellEnd"/>
+      </w:pPr>
       <w:r>
         <w:rPr>
           <w:rFonts w:ascii="Arial Narrow" w:eastAsia="Arial Narrow" w:hAnsi="Arial Narrow" w:cs="Arial Narrow"/>
@@ -6506,9 +7343,72 @@
           <w:sz w:val="16"/>
           <w:szCs w:val="16"/>
         </w:rPr>
-        <w:t xml:space="preserve"> 29571, CÓDIGO DE PROTECCIÓN Y DEFENSA DEL CONSUMIDOR, publicado el 2 de setiembre de 2010 y modificado por Decreto Legislativo </w:t>
-      </w:r>
-      <w:proofErr w:type="spellStart"/>
+        <w:t xml:space="preserve">Artículo 18.- Idoneidad </w:t>
+      </w:r>
+    </w:p>
+    <w:p>
+      <w:pPr>
+        <w:pStyle w:val="Textonotapie"/>
+        <w:ind w:left="567" w:right="-1"/>
+        <w:jc w:val="both"/>
+        <w:rPr>
+          <w:rFonts w:ascii="Arial Narrow" w:eastAsia="Arial Narrow" w:hAnsi="Arial Narrow" w:cs="Arial Narrow"/>
+          <w:sz w:val="16"/>
+          <w:szCs w:val="16"/>
+        </w:rPr>
+      </w:pPr>
+      <w:r>
+        <w:rPr>
+          <w:rFonts w:ascii="Arial Narrow" w:eastAsia="Arial Narrow" w:hAnsi="Arial Narrow" w:cs="Arial Narrow"/>
+          <w:sz w:val="16"/>
+          <w:szCs w:val="16"/>
+        </w:rPr>
+        <w:t xml:space="preserve">Se entiende por idoneidad la correspondencia entre lo que un consumidor espera y lo que efectivamente recibe, en función a lo que se le hubiera ofrecido, la publicidad e información transmitida, las condiciones y circunstancias de la transacción, las características y naturaleza del producto o servicio, el precio, entre otros factores, atendiendo a las circunstancias del caso. </w:t>
+      </w:r>
+    </w:p>
+    <w:p>
+      <w:pPr>
+        <w:pStyle w:val="Textonotapie"/>
+        <w:ind w:left="567" w:right="-1"/>
+        <w:jc w:val="both"/>
+        <w:rPr>
+          <w:rFonts w:ascii="Arial Narrow" w:eastAsia="Arial Narrow" w:hAnsi="Arial Narrow" w:cs="Arial Narrow"/>
+          <w:sz w:val="16"/>
+          <w:szCs w:val="16"/>
+        </w:rPr>
+      </w:pPr>
+      <w:r>
+        <w:rPr>
+          <w:rFonts w:ascii="Arial Narrow" w:eastAsia="Arial Narrow" w:hAnsi="Arial Narrow" w:cs="Arial Narrow"/>
+          <w:sz w:val="16"/>
+          <w:szCs w:val="16"/>
+        </w:rPr>
+        <w:t xml:space="preserve">La idoneidad es evaluada en función a la propia naturaleza del producto o servicio y a su aptitud para satisfacer la finalidad para la cual ha sido puesto en el mercado. Las autorizaciones por parte de los organismos del Estado para la fabricación de un producto o la prestación de un servicio, en los casos que sea necesario, no eximen de responsabilidad al proveedor frente al consumidor. </w:t>
+      </w:r>
+    </w:p>
+    <w:p>
+      <w:pPr>
+        <w:pStyle w:val="Textonotapie"/>
+        <w:ind w:left="567" w:right="-1"/>
+        <w:jc w:val="both"/>
+        <w:rPr>
+          <w:rFonts w:ascii="Arial Narrow" w:eastAsia="Arial Narrow" w:hAnsi="Arial Narrow" w:cs="Arial Narrow"/>
+          <w:sz w:val="16"/>
+          <w:szCs w:val="16"/>
+        </w:rPr>
+      </w:pPr>
+    </w:p>
+    <w:p>
+      <w:pPr>
+        <w:pStyle w:val="Textonotapie"/>
+        <w:ind w:left="567" w:right="-1"/>
+        <w:jc w:val="both"/>
+        <w:rPr>
+          <w:rFonts w:ascii="Arial Narrow" w:eastAsia="Arial Narrow" w:hAnsi="Arial Narrow" w:cs="Arial Narrow"/>
+          <w:sz w:val="16"/>
+          <w:szCs w:val="16"/>
+        </w:rPr>
+      </w:pPr>
       <w:r>
         <w:rPr>
           <w:rFonts w:ascii="Arial Narrow" w:eastAsia="Arial Narrow" w:hAnsi="Arial Narrow" w:cs="Arial Narrow"/>
@@ -6517,18 +7417,7 @@
           <w:sz w:val="16"/>
           <w:szCs w:val="16"/>
         </w:rPr>
-        <w:t/>
-      </w:r>
-      <w:proofErr w:type="spellEnd"/>
-      <w:r>
-        <w:rPr>
-          <w:rFonts w:ascii="Arial Narrow" w:eastAsia="Arial Narrow" w:hAnsi="Arial Narrow" w:cs="Arial Narrow"/>
-          <w:b/>
-          <w:bCs/>
-          <w:sz w:val="16"/>
-          <w:szCs w:val="16"/>
-        </w:rPr>
-        <w:t xml:space="preserve"> 1308 </w:t>
+        <w:t xml:space="preserve">Artículo 19.- Obligación de los proveedores </w:t>
       </w:r>
     </w:p>
     <w:p>
@@ -6538,65 +7427,19 @@
         <w:jc w:val="both"/>
         <w:rPr>
           <w:rFonts w:ascii="Arial Narrow" w:eastAsia="Arial Narrow" w:hAnsi="Arial Narrow" w:cs="Arial Narrow"/>
-          <w:b/>
-          <w:bCs/>
-          <w:sz w:val="16"/>
-          <w:szCs w:val="16"/>
-        </w:rPr>
-      </w:pPr>
-      <w:r>
-        <w:rPr>
-          <w:rFonts w:ascii="Arial Narrow" w:eastAsia="Arial Narrow" w:hAnsi="Arial Narrow" w:cs="Arial Narrow"/>
-          <w:b/>
-          <w:bCs/>
-          <w:sz w:val="16"/>
-          <w:szCs w:val="16"/>
-        </w:rPr>
-        <w:t>Artículo 88.- Reclamo de productos o servicios financieros y de seguros</w:t>
-      </w:r>
-    </w:p>
-    <w:p>
-      <w:pPr>
-        <w:pStyle w:val="Textonotapie"/>
-        <w:ind w:left="567" w:right="-1"/>
-        <w:jc w:val="both"/>
-        <w:rPr>
-          <w:rFonts w:ascii="Arial Narrow" w:eastAsia="Arial Narrow" w:hAnsi="Arial Narrow" w:cs="Arial Narrow"/>
-          <w:sz w:val="16"/>
-          <w:szCs w:val="16"/>
-        </w:rPr>
-      </w:pPr>
-      <w:r>
-        <w:rPr>
-          <w:rFonts w:ascii="Arial Narrow" w:eastAsia="Arial Narrow" w:hAnsi="Arial Narrow" w:cs="Arial Narrow"/>
-          <w:sz w:val="16"/>
-          <w:szCs w:val="16"/>
-        </w:rPr>
-        <w:t>88.1 Las entidades del sistema financiero y de seguros, en todas sus oficinas en la República, deben resolver los reclamos en un plazo no mayor de quince días hábiles. Excepcionalmente, la Superintendencia de Banca, Seguros y Administradoras Privadas de Fondos de Pensiones podrá establecer un plazo ampliatorio cuando la naturaleza y complejidad de la operación, producto o servicio materia del reclamo o requerimiento lo justifique, situación que debe ponerse en conocimiento del consumidor antes de la culminación del plazo inicial, sin perjuicio del derecho del consumidor de recurrir directamente ante la Autoridad de Consumo</w:t>
-      </w:r>
-      <w:r>
-        <w:rPr>
-          <w:rFonts w:ascii="Arial Narrow" w:eastAsia="Arial Narrow" w:hAnsi="Arial Narrow" w:cs="Arial"/>
-          <w:sz w:val="16"/>
-          <w:szCs w:val="16"/>
-        </w:rPr>
-        <w:t xml:space="preserve">. </w:t>
-      </w:r>
-    </w:p>
-    <w:p>
-      <w:pPr>
-        <w:pStyle w:val="Textonotapie"/>
-        <w:ind w:firstLine="567"/>
-        <w:jc w:val="both"/>
-        <w:rPr>
-          <w:rFonts w:ascii="Arial Narrow" w:hAnsi="Arial Narrow"/>
-          <w:sz w:val="16"/>
-          <w:szCs w:val="16"/>
-        </w:rPr>
-      </w:pPr>
-    </w:p>
-  </w:footnote>
-  <w:footnote w:id="6">
+          <w:sz w:val="16"/>
+          <w:szCs w:val="16"/>
+        </w:rPr>
+      </w:pPr>
+      <w:r>
+        <w:rPr>
+          <w:rFonts w:ascii="Arial Narrow" w:eastAsia="Arial Narrow" w:hAnsi="Arial Narrow" w:cs="Arial Narrow"/>
+          <w:sz w:val="16"/>
+          <w:szCs w:val="16"/>
+        </w:rPr>
+        <w:t>El proveedor responde por la idoneidad y calidad de los productos y servicios ofrecidos; por la autenticidad de las marcas y leyendas que exhiben sus productos o del signo que respalda al prestador del servicio, por la falta de conformidad entre la publicidad comercial de los productos y servicios y estos, así como por el contenido y la vida útil del producto indicado en el envase, en lo que corresponda.</w:t>
+      </w:r>
+    </w:p>
     <w:p>
       <w:pPr>
         <w:pStyle w:val="Textonotapie"/>
@@ -6606,56 +7449,16 @@
         <w:ind w:left="567" w:right="-1" w:hanging="567"/>
         <w:jc w:val="both"/>
         <w:rPr>
-          <w:rFonts w:ascii="Arial Narrow" w:eastAsia="Arial Narrow" w:hAnsi="Arial Narrow" w:cs="Arial"/>
-          <w:sz w:val="16"/>
-          <w:szCs w:val="16"/>
-        </w:rPr>
-      </w:pPr>
-      <w:r>
-        <w:rPr>
-          <w:rStyle w:val="Refdenotaalpie"/>
-          <w:rFonts w:ascii="Arial Narrow" w:hAnsi="Arial Narrow" w:cs="Arial"/>
-          <w:sz w:val="16"/>
-          <w:szCs w:val="16"/>
-          <w:vertAlign w:val="superscript"/>
-        </w:rPr>
-        <w:footnoteRef/>
-      </w:r>
-      <w:r>
-        <w:rPr>
-          <w:rFonts w:ascii="Arial Narrow" w:hAnsi="Arial Narrow" w:cs="Arial"/>
-          <w:sz w:val="16"/>
-          <w:szCs w:val="16"/>
-        </w:rPr>
-        <w:t xml:space="preserve"> </w:t>
-      </w:r>
-      <w:r>
-        <w:rPr>
-          <w:rFonts w:ascii="Arial Narrow" w:hAnsi="Arial Narrow" w:cs="Arial"/>
-          <w:sz w:val="16"/>
-          <w:szCs w:val="16"/>
-        </w:rPr>
-        <w:tab/>
-      </w:r>
-      <w:r>
-        <w:rPr>
-          <w:rFonts w:ascii="Arial Narrow" w:eastAsia="Arial Narrow" w:hAnsi="Arial Narrow" w:cs="Arial"/>
+          <w:rFonts w:ascii="Arial Narrow" w:eastAsia="Arial Narrow" w:hAnsi="Arial Narrow" w:cs="Arial Narrow"/>
           <w:b/>
           <w:bCs/>
           <w:sz w:val="16"/>
           <w:szCs w:val="16"/>
         </w:rPr>
-        <w:t>LEY SOBRE FACULTADES, NORMAS Y ORGANIZACIÓN DEL INDECOPI, APROBADA POR DECRETO LEGISLATIVO 807 Artículo 24.-</w:t>
-      </w:r>
-      <w:r>
-        <w:rPr>
-          <w:rFonts w:ascii="Arial Narrow" w:eastAsia="Arial Narrow" w:hAnsi="Arial Narrow" w:cs="Arial"/>
-          <w:sz w:val="16"/>
-          <w:szCs w:val="16"/>
-        </w:rPr>
-        <w:t xml:space="preserve"> El Secretario Técnico se encargará de la tramitación del procedimiento. Para ello, cuenta con las siguientes facultades:</w:t>
-      </w:r>
-    </w:p>
+      </w:pPr>
+    </w:p>
+  </w:footnote>
+  <w:footnote w:id="5">
     <w:p>
       <w:pPr>
         <w:pStyle w:val="Textonotapie"/>
@@ -6665,19 +7468,144 @@
         <w:ind w:left="567" w:right="-1" w:hanging="567"/>
         <w:jc w:val="both"/>
         <w:rPr>
-          <w:rFonts w:ascii="Arial Narrow" w:eastAsia="Arial Narrow" w:hAnsi="Arial Narrow" w:cs="Arial"/>
-          <w:sz w:val="16"/>
-          <w:szCs w:val="16"/>
-        </w:rPr>
-      </w:pPr>
-      <w:r>
-        <w:rPr>
-          <w:rFonts w:ascii="Arial Narrow" w:eastAsia="Arial Narrow" w:hAnsi="Arial Narrow" w:cs="Arial"/>
+          <w:rFonts w:ascii="Arial Narrow" w:eastAsia="Arial Narrow" w:hAnsi="Arial Narrow" w:cs="Arial Narrow"/>
+          <w:b/>
+          <w:bCs/>
+          <w:sz w:val="16"/>
+          <w:szCs w:val="16"/>
+        </w:rPr>
+      </w:pPr>
+      <w:r>
+        <w:rPr>
+          <w:rStyle w:val="Refdenotaalpie"/>
+          <w:rFonts w:ascii="Arial Narrow" w:eastAsia="Arial Narrow" w:hAnsi="Arial Narrow" w:cs="Arial Narrow"/>
+          <w:sz w:val="16"/>
+          <w:szCs w:val="16"/>
+          <w:vertAlign w:val="superscript"/>
+        </w:rPr>
+        <w:footnoteRef/>
+      </w:r>
+      <w:r>
+        <w:rPr>
+          <w:rFonts w:ascii="Arial Narrow" w:eastAsia="Arial Narrow" w:hAnsi="Arial Narrow" w:cs="Arial Narrow"/>
+          <w:sz w:val="16"/>
+          <w:szCs w:val="16"/>
+        </w:rPr>
+        <w:t xml:space="preserve"> </w:t>
+      </w:r>
+      <w:r>
+        <w:rPr>
+          <w:rFonts w:ascii="Arial Narrow" w:eastAsia="Arial Narrow" w:hAnsi="Arial Narrow" w:cs="Arial Narrow"/>
           <w:sz w:val="16"/>
           <w:szCs w:val="16"/>
         </w:rPr>
         <w:tab/>
-        <w:t xml:space="preserve">(...) </w:t>
+      </w:r>
+      <w:r>
+        <w:rPr>
+          <w:rFonts w:ascii="Arial Narrow" w:eastAsia="Arial Narrow" w:hAnsi="Arial Narrow" w:cs="Arial Narrow"/>
+          <w:b/>
+          <w:bCs/>
+          <w:sz w:val="16"/>
+          <w:szCs w:val="16"/>
+        </w:rPr>
+        <w:t xml:space="preserve">LEY </w:t>
+      </w:r>
+      <w:proofErr w:type="spellStart"/>
+      <w:r>
+        <w:rPr>
+          <w:rFonts w:ascii="Arial Narrow" w:eastAsia="Arial Narrow" w:hAnsi="Arial Narrow" w:cs="Arial Narrow"/>
+          <w:b/>
+          <w:bCs/>
+          <w:sz w:val="16"/>
+          <w:szCs w:val="16"/>
+        </w:rPr>
+        <w:t/>
+      </w:r>
+      <w:proofErr w:type="spellEnd"/>
+      <w:r>
+        <w:rPr>
+          <w:rFonts w:ascii="Arial Narrow" w:eastAsia="Arial Narrow" w:hAnsi="Arial Narrow" w:cs="Arial Narrow"/>
+          <w:b/>
+          <w:bCs/>
+          <w:sz w:val="16"/>
+          <w:szCs w:val="16"/>
+        </w:rPr>
+        <w:t xml:space="preserve"> 29571, CÓDIGO DE PROTECCIÓN Y DEFENSA DEL CONSUMIDOR, publicado el 2 de setiembre de 2010 y modificado por Decreto Legislativo </w:t>
+      </w:r>
+      <w:proofErr w:type="spellStart"/>
+      <w:r>
+        <w:rPr>
+          <w:rFonts w:ascii="Arial Narrow" w:eastAsia="Arial Narrow" w:hAnsi="Arial Narrow" w:cs="Arial Narrow"/>
+          <w:b/>
+          <w:bCs/>
+          <w:sz w:val="16"/>
+          <w:szCs w:val="16"/>
+        </w:rPr>
+        <w:t/>
+      </w:r>
+      <w:proofErr w:type="spellEnd"/>
+      <w:r>
+        <w:rPr>
+          <w:rFonts w:ascii="Arial Narrow" w:eastAsia="Arial Narrow" w:hAnsi="Arial Narrow" w:cs="Arial Narrow"/>
+          <w:b/>
+          <w:bCs/>
+          <w:sz w:val="16"/>
+          <w:szCs w:val="16"/>
+        </w:rPr>
+        <w:t xml:space="preserve"> 1308 </w:t>
+      </w:r>
+    </w:p>
+    <w:p>
+      <w:pPr>
+        <w:pStyle w:val="Textonotapie"/>
+        <w:ind w:left="567" w:right="-1"/>
+        <w:jc w:val="both"/>
+        <w:rPr>
+          <w:rFonts w:ascii="Arial Narrow" w:eastAsia="Arial Narrow" w:hAnsi="Arial Narrow" w:cs="Arial Narrow"/>
+          <w:b/>
+          <w:bCs/>
+          <w:sz w:val="16"/>
+          <w:szCs w:val="16"/>
+        </w:rPr>
+      </w:pPr>
+      <w:r>
+        <w:rPr>
+          <w:rFonts w:ascii="Arial Narrow" w:eastAsia="Arial Narrow" w:hAnsi="Arial Narrow" w:cs="Arial Narrow"/>
+          <w:b/>
+          <w:bCs/>
+          <w:sz w:val="16"/>
+          <w:szCs w:val="16"/>
+        </w:rPr>
+        <w:t>Artículo 88.- Reclamo de productos o servicios financieros y de seguros</w:t>
+      </w:r>
+    </w:p>
+    <w:p>
+      <w:pPr>
+        <w:pStyle w:val="Textonotapie"/>
+        <w:ind w:left="567" w:right="-1"/>
+        <w:jc w:val="both"/>
+        <w:rPr>
+          <w:rFonts w:ascii="Arial Narrow" w:eastAsia="Arial Narrow" w:hAnsi="Arial Narrow" w:cs="Arial Narrow"/>
+          <w:sz w:val="16"/>
+          <w:szCs w:val="16"/>
+        </w:rPr>
+      </w:pPr>
+      <w:r>
+        <w:rPr>
+          <w:rFonts w:ascii="Arial Narrow" w:eastAsia="Arial Narrow" w:hAnsi="Arial Narrow" w:cs="Arial Narrow"/>
+          <w:sz w:val="16"/>
+          <w:szCs w:val="16"/>
+        </w:rPr>
+        <w:t>88.1 Las entidades del sistema financiero y de seguros, en todas sus oficinas en la República, deben resolver los reclamos en un plazo no mayor de quince días hábiles. Excepcionalmente, la Superintendencia de Banca, Seguros y Administradoras Privadas de Fondos de Pensiones podrá establecer un plazo ampliatorio cuando la naturaleza y complejidad de la operación, producto o servicio materia del reclamo o requerimiento lo justifique, situación que debe ponerse en conocimiento del consumidor antes de la culminación del plazo inicial, sin perjuicio del derecho del consumidor de recurrir directamente ante la Autoridad de Consumo</w:t>
+      </w:r>
+      <w:r>
+        <w:rPr>
+          <w:rFonts w:ascii="Arial Narrow" w:eastAsia="Arial Narrow" w:hAnsi="Arial Narrow" w:cs="Arial Narrow"/>
+          <w:sz w:val="16"/>
+          <w:szCs w:val="16"/>
+        </w:rPr>
+        <w:t xml:space="preserve">. </w:t>
       </w:r>
     </w:p>
     <w:p>
@@ -6689,21 +7617,16 @@
         <w:ind w:left="567" w:right="-1" w:hanging="567"/>
         <w:jc w:val="both"/>
         <w:rPr>
-          <w:rFonts w:ascii="Arial Narrow" w:eastAsia="Arial Narrow" w:hAnsi="Arial Narrow" w:cs="Arial"/>
-          <w:sz w:val="16"/>
-          <w:szCs w:val="16"/>
-        </w:rPr>
-      </w:pPr>
-      <w:r>
-        <w:rPr>
-          <w:rFonts w:ascii="Arial Narrow" w:eastAsia="Arial Narrow" w:hAnsi="Arial Narrow" w:cs="Arial"/>
-          <w:sz w:val="16"/>
-          <w:szCs w:val="16"/>
-        </w:rPr>
-        <w:tab/>
-        <w:t xml:space="preserve">c) Admitir denuncias a trámite, en aquellos casos en que la Comisión le haya delegado esta facultad. </w:t>
-      </w:r>
-    </w:p>
+          <w:rFonts w:ascii="Arial Narrow" w:eastAsia="Arial Narrow" w:hAnsi="Arial Narrow" w:cs="Arial Narrow"/>
+          <w:b/>
+          <w:bCs/>
+          <w:sz w:val="16"/>
+          <w:szCs w:val="16"/>
+        </w:rPr>
+      </w:pPr>
+    </w:p>
+  </w:footnote>
+  <w:footnote w:id="6">
     <w:p>
       <w:pPr>
         <w:pStyle w:val="Textonotapie"/>
@@ -6713,19 +7636,54 @@
         <w:ind w:left="567" w:right="-1" w:hanging="567"/>
         <w:jc w:val="both"/>
         <w:rPr>
-          <w:rFonts w:ascii="Arial Narrow" w:eastAsia="Arial Narrow" w:hAnsi="Arial Narrow" w:cs="Arial"/>
-          <w:sz w:val="16"/>
-          <w:szCs w:val="16"/>
-        </w:rPr>
-      </w:pPr>
-      <w:r>
-        <w:rPr>
-          <w:rFonts w:ascii="Arial Narrow" w:eastAsia="Arial Narrow" w:hAnsi="Arial Narrow" w:cs="Arial"/>
+          <w:rFonts w:ascii="Arial Narrow" w:eastAsia="Arial Narrow" w:hAnsi="Arial Narrow" w:cs="Arial Narrow"/>
+          <w:sz w:val="16"/>
+          <w:szCs w:val="16"/>
+        </w:rPr>
+      </w:pPr>
+      <w:r>
+        <w:rPr>
+          <w:rStyle w:val="Refdenotaalpie"/>
+          <w:rFonts w:ascii="Arial Narrow" w:eastAsia="Arial Narrow" w:hAnsi="Arial Narrow" w:cs="Arial Narrow"/>
+          <w:sz w:val="16"/>
+          <w:szCs w:val="16"/>
+          <w:vertAlign w:val="superscript"/>
+        </w:rPr>
+        <w:footnoteRef/>
+      </w:r>
+      <w:r>
+        <w:rPr>
+          <w:rFonts w:ascii="Arial Narrow" w:eastAsia="Arial Narrow" w:hAnsi="Arial Narrow" w:cs="Arial Narrow"/>
+          <w:sz w:val="16"/>
+          <w:szCs w:val="16"/>
+        </w:rPr>
+        <w:t xml:space="preserve"> </w:t>
+      </w:r>
+      <w:r>
+        <w:rPr>
+          <w:rFonts w:ascii="Arial Narrow" w:eastAsia="Arial Narrow" w:hAnsi="Arial Narrow" w:cs="Arial Narrow"/>
           <w:sz w:val="16"/>
           <w:szCs w:val="16"/>
         </w:rPr>
         <w:tab/>
-        <w:t>(...).</w:t>
+      </w:r>
+      <w:r>
+        <w:rPr>
+          <w:rFonts w:ascii="Arial Narrow" w:eastAsia="Arial Narrow" w:hAnsi="Arial Narrow" w:cs="Arial Narrow"/>
+          <w:b/>
+          <w:bCs/>
+          <w:sz w:val="16"/>
+          <w:szCs w:val="16"/>
+        </w:rPr>
+        <w:t>LEY SOBRE FACULTADES, NORMAS Y ORGANIZACIÓN DEL INDECOPI, APROBADA POR DECRETO LEGISLATIVO 807 Artículo 24.-</w:t>
+      </w:r>
+      <w:r>
+        <w:rPr>
+          <w:rFonts w:ascii="Arial Narrow" w:eastAsia="Arial Narrow" w:hAnsi="Arial Narrow" w:cs="Arial Narrow"/>
+          <w:sz w:val="16"/>
+          <w:szCs w:val="16"/>
+        </w:rPr>
+        <w:t xml:space="preserve"> El Secretario Técnico se encargará de la tramitación del procedimiento. Para ello, cuenta con las siguientes facultades:</w:t>
       </w:r>
     </w:p>
     <w:p>
@@ -6737,18 +7695,19 @@
         <w:ind w:left="567" w:right="-1" w:hanging="567"/>
         <w:jc w:val="both"/>
         <w:rPr>
-          <w:rFonts w:ascii="Arial Narrow" w:eastAsia="Arial Narrow" w:hAnsi="Arial Narrow" w:cs="Arial"/>
-          <w:sz w:val="16"/>
-          <w:szCs w:val="16"/>
-        </w:rPr>
-      </w:pPr>
-      <w:r>
-        <w:rPr>
-          <w:rFonts w:ascii="Arial Narrow" w:eastAsia="Arial Narrow" w:hAnsi="Arial Narrow" w:cs="Arial"/>
-          <w:sz w:val="16"/>
-          <w:szCs w:val="16"/>
-        </w:rPr>
-        <w:t xml:space="preserve">. </w:t>
+          <w:rFonts w:ascii="Arial Narrow" w:eastAsia="Arial Narrow" w:hAnsi="Arial Narrow" w:cs="Arial Narrow"/>
+          <w:sz w:val="16"/>
+          <w:szCs w:val="16"/>
+        </w:rPr>
+      </w:pPr>
+      <w:r>
+        <w:rPr>
+          <w:rFonts w:ascii="Arial Narrow" w:eastAsia="Arial Narrow" w:hAnsi="Arial Narrow" w:cs="Arial Narrow"/>
+          <w:sz w:val="16"/>
+          <w:szCs w:val="16"/>
+        </w:rPr>
+        <w:tab/>
+        <w:t xml:space="preserve">(...) </w:t>
       </w:r>
     </w:p>
     <w:p>
@@ -6760,7 +7719,78 @@
         <w:ind w:left="567" w:right="-1" w:hanging="567"/>
         <w:jc w:val="both"/>
         <w:rPr>
-          <w:rFonts w:ascii="Arial Narrow" w:eastAsia="Arial Narrow" w:hAnsi="Arial Narrow" w:cs="Arial"/>
+          <w:rFonts w:ascii="Arial Narrow" w:eastAsia="Arial Narrow" w:hAnsi="Arial Narrow" w:cs="Arial Narrow"/>
+          <w:sz w:val="16"/>
+          <w:szCs w:val="16"/>
+        </w:rPr>
+      </w:pPr>
+      <w:r>
+        <w:rPr>
+          <w:rFonts w:ascii="Arial Narrow" w:eastAsia="Arial Narrow" w:hAnsi="Arial Narrow" w:cs="Arial Narrow"/>
+          <w:sz w:val="16"/>
+          <w:szCs w:val="16"/>
+        </w:rPr>
+        <w:tab/>
+        <w:t xml:space="preserve">c) Admitir denuncias a trámite, en aquellos casos en que la Comisión le haya delegado esta facultad. </w:t>
+      </w:r>
+    </w:p>
+    <w:p>
+      <w:pPr>
+        <w:pStyle w:val="Textonotapie"/>
+        <w:tabs>
+          <w:tab w:val="left" w:pos="567"/>
+        </w:tabs>
+        <w:ind w:left="567" w:right="-1" w:hanging="567"/>
+        <w:jc w:val="both"/>
+        <w:rPr>
+          <w:rFonts w:ascii="Arial Narrow" w:eastAsia="Arial Narrow" w:hAnsi="Arial Narrow" w:cs="Arial Narrow"/>
+          <w:sz w:val="16"/>
+          <w:szCs w:val="16"/>
+        </w:rPr>
+      </w:pPr>
+      <w:r>
+        <w:rPr>
+          <w:rFonts w:ascii="Arial Narrow" w:eastAsia="Arial Narrow" w:hAnsi="Arial Narrow" w:cs="Arial Narrow"/>
+          <w:sz w:val="16"/>
+          <w:szCs w:val="16"/>
+        </w:rPr>
+        <w:tab/>
+        <w:t>(...).</w:t>
+      </w:r>
+    </w:p>
+    <w:p>
+      <w:pPr>
+        <w:pStyle w:val="Textonotapie"/>
+        <w:tabs>
+          <w:tab w:val="left" w:pos="567"/>
+        </w:tabs>
+        <w:ind w:left="567" w:right="-1" w:hanging="567"/>
+        <w:jc w:val="both"/>
+        <w:rPr>
+          <w:rFonts w:ascii="Arial Narrow" w:eastAsia="Arial Narrow" w:hAnsi="Arial Narrow" w:cs="Arial Narrow"/>
+          <w:sz w:val="16"/>
+          <w:szCs w:val="16"/>
+        </w:rPr>
+      </w:pPr>
+      <w:r>
+        <w:rPr>
+          <w:rFonts w:ascii="Arial Narrow" w:eastAsia="Arial Narrow" w:hAnsi="Arial Narrow" w:cs="Arial Narrow"/>
+          <w:sz w:val="16"/>
+          <w:szCs w:val="16"/>
+        </w:rPr>
+        <w:t xml:space="preserve">. </w:t>
+      </w:r>
+    </w:p>
+    <w:p>
+      <w:pPr>
+        <w:pStyle w:val="Textonotapie"/>
+        <w:tabs>
+          <w:tab w:val="left" w:pos="567"/>
+        </w:tabs>
+        <w:ind w:left="567" w:right="-1" w:hanging="567"/>
+        <w:jc w:val="both"/>
+        <w:rPr>
+          <w:rFonts w:ascii="Arial Narrow" w:eastAsia="Arial Narrow" w:hAnsi="Arial Narrow" w:cs="Arial Narrow"/>
           <w:sz w:val="16"/>
           <w:szCs w:val="16"/>
         </w:rPr>
@@ -6774,7 +7804,7 @@
         <w:ind w:left="567" w:hanging="567"/>
         <w:jc w:val="both"/>
         <w:rPr>
-          <w:rFonts w:ascii="Arial Narrow" w:hAnsi="Arial Narrow" w:cs="Arial"/>
+          <w:rFonts w:ascii="Arial Narrow" w:eastAsia="Arial Narrow" w:hAnsi="Arial Narrow" w:cs="Arial Narrow"/>
           <w:sz w:val="16"/>
           <w:szCs w:val="16"/>
         </w:rPr>
@@ -6782,7 +7812,7 @@
       <w:r>
         <w:rPr>
           <w:rStyle w:val="Refdenotaalpie"/>
-          <w:rFonts w:ascii="Arial Narrow" w:hAnsi="Arial Narrow" w:cs="Arial"/>
+          <w:rFonts w:ascii="Arial Narrow" w:eastAsia="Arial Narrow" w:hAnsi="Arial Narrow" w:cs="Arial Narrow"/>
           <w:sz w:val="16"/>
           <w:szCs w:val="16"/>
           <w:vertAlign w:val="superscript"/>
@@ -6791,7 +7821,7 @@
       </w:r>
       <w:r>
         <w:rPr>
-          <w:rFonts w:ascii="Arial Narrow" w:hAnsi="Arial Narrow" w:cs="Arial"/>
+          <w:rFonts w:ascii="Arial Narrow" w:eastAsia="Arial Narrow" w:hAnsi="Arial Narrow" w:cs="Arial Narrow"/>
           <w:sz w:val="16"/>
           <w:szCs w:val="16"/>
         </w:rPr>
@@ -6799,7 +7829,7 @@
       </w:r>
       <w:r>
         <w:rPr>
-          <w:rFonts w:ascii="Arial Narrow" w:hAnsi="Arial Narrow" w:cs="Arial"/>
+          <w:rFonts w:ascii="Arial Narrow" w:eastAsia="Arial Narrow" w:hAnsi="Arial Narrow" w:cs="Arial Narrow"/>
           <w:sz w:val="16"/>
           <w:szCs w:val="16"/>
         </w:rPr>
@@ -6809,7 +7839,7 @@
       <w:proofErr w:type="spellStart"/>
       <w:r>
         <w:rPr>
-          <w:rFonts w:ascii="Arial Narrow" w:hAnsi="Arial Narrow" w:cs="Arial"/>
+          <w:rFonts w:ascii="Arial Narrow" w:eastAsia="Arial Narrow" w:hAnsi="Arial Narrow" w:cs="Arial Narrow"/>
           <w:sz w:val="16"/>
           <w:szCs w:val="16"/>
         </w:rPr>
@@ -6818,7 +7848,7 @@
       <w:proofErr w:type="spellEnd"/>
       <w:r>
         <w:rPr>
-          <w:rFonts w:ascii="Arial Narrow" w:hAnsi="Arial Narrow" w:cs="Arial"/>
+          <w:rFonts w:ascii="Arial Narrow" w:eastAsia="Arial Narrow" w:hAnsi="Arial Narrow" w:cs="Arial Narrow"/>
           <w:sz w:val="16"/>
           <w:szCs w:val="16"/>
         </w:rPr>
@@ -6831,7 +7861,7 @@
         <w:ind w:left="567" w:hanging="567"/>
         <w:jc w:val="both"/>
         <w:rPr>
-          <w:rFonts w:ascii="Arial Narrow" w:hAnsi="Arial Narrow" w:cs="Arial"/>
+          <w:rFonts w:ascii="Arial Narrow" w:eastAsia="Arial Narrow" w:hAnsi="Arial Narrow" w:cs="Arial Narrow"/>
           <w:sz w:val="16"/>
           <w:szCs w:val="16"/>
         </w:rPr>
@@ -6845,7 +7875,7 @@
         <w:ind w:left="567" w:hanging="567"/>
         <w:jc w:val="both"/>
         <w:rPr>
-          <w:rFonts w:ascii="Arial Narrow" w:hAnsi="Arial Narrow" w:cs="Arial"/>
+          <w:rFonts w:ascii="Arial Narrow" w:eastAsia="Arial Narrow" w:hAnsi="Arial Narrow" w:cs="Arial Narrow"/>
           <w:sz w:val="16"/>
           <w:szCs w:val="16"/>
         </w:rPr>
@@ -6853,7 +7883,7 @@
       <w:r>
         <w:rPr>
           <w:rStyle w:val="Refdenotaalpie"/>
-          <w:rFonts w:ascii="Arial Narrow" w:hAnsi="Arial Narrow" w:cs="Arial"/>
+          <w:rFonts w:ascii="Arial Narrow" w:eastAsia="Arial Narrow" w:hAnsi="Arial Narrow" w:cs="Arial Narrow"/>
           <w:sz w:val="16"/>
           <w:szCs w:val="16"/>
           <w:vertAlign w:val="superscript"/>
@@ -6862,7 +7892,7 @@
       </w:r>
       <w:r>
         <w:rPr>
-          <w:rFonts w:ascii="Arial Narrow" w:hAnsi="Arial Narrow" w:cs="Arial"/>
+          <w:rFonts w:ascii="Arial Narrow" w:eastAsia="Arial Narrow" w:hAnsi="Arial Narrow" w:cs="Arial Narrow"/>
           <w:sz w:val="16"/>
           <w:szCs w:val="16"/>
         </w:rPr>
@@ -6870,7 +7900,7 @@
       </w:r>
       <w:r>
         <w:rPr>
-          <w:rFonts w:ascii="Arial Narrow" w:hAnsi="Arial Narrow" w:cs="Arial"/>
+          <w:rFonts w:ascii="Arial Narrow" w:eastAsia="Arial Narrow" w:hAnsi="Arial Narrow" w:cs="Arial Narrow"/>
           <w:sz w:val="16"/>
           <w:szCs w:val="16"/>
         </w:rPr>
@@ -6878,7 +7908,7 @@
       </w:r>
       <w:r>
         <w:rPr>
-          <w:rFonts w:ascii="Arial Narrow" w:eastAsia="Arial Narrow" w:hAnsi="Arial Narrow" w:cs="Arial"/>
+          <w:rFonts w:ascii="Arial Narrow" w:eastAsia="Arial Narrow" w:hAnsi="Arial Narrow" w:cs="Arial Narrow"/>
           <w:b/>
           <w:sz w:val="16"/>
           <w:szCs w:val="16"/>
@@ -6887,7 +7917,7 @@
       </w:r>
       <w:r>
         <w:rPr>
-          <w:rFonts w:ascii="Arial Narrow" w:hAnsi="Arial Narrow" w:cs="Arial"/>
+          <w:rFonts w:ascii="Arial Narrow" w:eastAsia="Arial Narrow" w:hAnsi="Arial Narrow" w:cs="Arial Narrow"/>
           <w:b/>
           <w:bCs/>
           <w:sz w:val="16"/>
@@ -6897,7 +7927,7 @@
       </w:r>
       <w:r>
         <w:rPr>
-          <w:rFonts w:ascii="Arial Narrow" w:hAnsi="Arial Narrow" w:cs="Arial"/>
+          <w:rFonts w:ascii="Arial Narrow" w:eastAsia="Arial Narrow" w:hAnsi="Arial Narrow" w:cs="Arial Narrow"/>
           <w:b/>
           <w:sz w:val="16"/>
           <w:szCs w:val="16"/>
@@ -6911,7 +7941,7 @@
         <w:ind w:left="567" w:hanging="567"/>
         <w:jc w:val="both"/>
         <w:rPr>
-          <w:rFonts w:ascii="Arial Narrow" w:hAnsi="Arial Narrow" w:cs="Arial"/>
+          <w:rFonts w:ascii="Arial Narrow" w:eastAsia="Arial Narrow" w:hAnsi="Arial Narrow" w:cs="Arial Narrow"/>
           <w:b/>
           <w:bCs/>
           <w:sz w:val="16"/>
@@ -6920,7 +7950,7 @@
       </w:pPr>
       <w:r>
         <w:rPr>
-          <w:rFonts w:ascii="Arial Narrow" w:hAnsi="Arial Narrow" w:cs="Arial"/>
+          <w:rFonts w:ascii="Arial Narrow" w:eastAsia="Arial Narrow" w:hAnsi="Arial Narrow" w:cs="Arial Narrow"/>
           <w:sz w:val="16"/>
           <w:szCs w:val="16"/>
         </w:rPr>
@@ -6928,7 +7958,7 @@
       </w:r>
       <w:r>
         <w:rPr>
-          <w:rFonts w:ascii="Arial Narrow" w:hAnsi="Arial Narrow" w:cs="Arial"/>
+          <w:rFonts w:ascii="Arial Narrow" w:eastAsia="Arial Narrow" w:hAnsi="Arial Narrow" w:cs="Arial Narrow"/>
           <w:b/>
           <w:bCs/>
           <w:sz w:val="16"/>
@@ -6946,15 +7976,15 @@
         <w:ind w:left="567"/>
         <w:jc w:val="both"/>
         <w:rPr>
-          <w:rFonts w:ascii="Arial Narrow" w:hAnsi="Arial Narrow" w:cs="Arial"/>
-          <w:sz w:val="16"/>
-          <w:szCs w:val="16"/>
-          <w:lang w:eastAsia="es-PE"/>
-        </w:rPr>
-      </w:pPr>
-      <w:r>
-        <w:rPr>
-          <w:rFonts w:ascii="Arial Narrow" w:hAnsi="Arial Narrow" w:cs="Arial"/>
+          <w:rFonts w:ascii="Arial Narrow" w:eastAsia="Arial Narrow" w:hAnsi="Arial Narrow" w:cs="Arial Narrow"/>
+          <w:sz w:val="16"/>
+          <w:szCs w:val="16"/>
+          <w:lang w:eastAsia="es-PE"/>
+        </w:rPr>
+      </w:pPr>
+      <w:r>
+        <w:rPr>
+          <w:rFonts w:ascii="Arial Narrow" w:eastAsia="Arial Narrow" w:hAnsi="Arial Narrow" w:cs="Arial Narrow"/>
           <w:sz w:val="16"/>
           <w:szCs w:val="16"/>
           <w:lang w:eastAsia="es-PE"/>
@@ -6971,15 +8001,15 @@
         <w:ind w:left="567"/>
         <w:jc w:val="both"/>
         <w:rPr>
-          <w:rFonts w:ascii="Arial Narrow" w:hAnsi="Arial Narrow" w:cs="Arial"/>
-          <w:sz w:val="16"/>
-          <w:szCs w:val="16"/>
-          <w:lang w:eastAsia="es-PE"/>
-        </w:rPr>
-      </w:pPr>
-      <w:r>
-        <w:rPr>
-          <w:rFonts w:ascii="Arial Narrow" w:hAnsi="Arial Narrow" w:cs="Arial"/>
+          <w:rFonts w:ascii="Arial Narrow" w:eastAsia="Arial Narrow" w:hAnsi="Arial Narrow" w:cs="Arial Narrow"/>
+          <w:sz w:val="16"/>
+          <w:szCs w:val="16"/>
+          <w:lang w:eastAsia="es-PE"/>
+        </w:rPr>
+      </w:pPr>
+      <w:r>
+        <w:rPr>
+          <w:rFonts w:ascii="Arial Narrow" w:eastAsia="Arial Narrow" w:hAnsi="Arial Narrow" w:cs="Arial Narrow"/>
           <w:sz w:val="16"/>
           <w:szCs w:val="16"/>
           <w:lang w:eastAsia="es-PE"/>
@@ -6996,15 +8026,15 @@
         <w:ind w:left="567"/>
         <w:jc w:val="both"/>
         <w:rPr>
-          <w:rFonts w:ascii="Arial Narrow" w:hAnsi="Arial Narrow" w:cs="Arial"/>
-          <w:sz w:val="16"/>
-          <w:szCs w:val="16"/>
-          <w:lang w:eastAsia="es-PE"/>
-        </w:rPr>
-      </w:pPr>
-      <w:r>
-        <w:rPr>
-          <w:rFonts w:ascii="Arial Narrow" w:hAnsi="Arial Narrow" w:cs="Arial"/>
+          <w:rFonts w:ascii="Arial Narrow" w:eastAsia="Arial Narrow" w:hAnsi="Arial Narrow" w:cs="Arial Narrow"/>
+          <w:sz w:val="16"/>
+          <w:szCs w:val="16"/>
+          <w:lang w:eastAsia="es-PE"/>
+        </w:rPr>
+      </w:pPr>
+      <w:r>
+        <w:rPr>
+          <w:rFonts w:ascii="Arial Narrow" w:eastAsia="Arial Narrow" w:hAnsi="Arial Narrow" w:cs="Arial Narrow"/>
           <w:sz w:val="16"/>
           <w:szCs w:val="16"/>
           <w:lang w:eastAsia="es-PE"/>
@@ -7015,41 +8045,71 @@
     <w:p>
       <w:pPr>
         <w:pStyle w:val="Textonotapie"/>
-        <w:tabs>
-          <w:tab w:val="left" w:pos="284"/>
-        </w:tabs>
         <w:ind w:left="567" w:hanging="567"/>
         <w:jc w:val="both"/>
         <w:rPr>
-          <w:rFonts w:ascii="Arial Narrow" w:hAnsi="Arial Narrow" w:cs="Arial"/>
+          <w:rFonts w:ascii="Arial Narrow" w:eastAsia="Arial Narrow" w:hAnsi="Arial Narrow" w:cs="Arial Narrow"/>
+          <w:sz w:val="16"/>
+          <w:szCs w:val="16"/>
+        </w:rPr>
+      </w:pPr>
+    </w:p>
+  </w:footnote>
+  <w:footnote w:id="14">
+    <w:p>
+      <w:pPr>
+        <w:pStyle w:val="Textonotapie"/>
+        <w:ind w:left="567" w:hanging="567"/>
+        <w:jc w:val="both"/>
+        <w:rPr>
+          <w:rFonts w:ascii="Arial Narrow" w:eastAsia="Arial Narrow" w:hAnsi="Arial Narrow" w:cs="Arial Narrow"/>
+          <w:sz w:val="16"/>
+          <w:szCs w:val="16"/>
+        </w:rPr>
+      </w:pPr>
+      <w:r>
+        <w:rPr>
+          <w:rStyle w:val="Refdenotaalpie"/>
+          <w:rFonts w:ascii="Arial Narrow" w:eastAsia="Arial Narrow" w:hAnsi="Arial Narrow" w:cs="Arial Narrow"/>
+          <w:sz w:val="16"/>
+          <w:szCs w:val="16"/>
+          <w:vertAlign w:val="superscript"/>
+        </w:rPr>
+        <w:footnoteRef/>
+      </w:r>
+      <w:r>
+        <w:rPr>
+          <w:rFonts w:ascii="Arial Narrow" w:eastAsia="Arial Narrow" w:hAnsi="Arial Narrow" w:cs="Arial Narrow"/>
+          <w:sz w:val="16"/>
+          <w:szCs w:val="16"/>
+        </w:rPr>
+        <w:tab/>
+      </w:r>
+      <w:r>
+        <w:rPr>
+          <w:rFonts w:ascii="Arial Narrow" w:eastAsia="Arial Narrow" w:hAnsi="Arial Narrow" w:cs="Arial Narrow"/>
           <w:b/>
           <w:bCs/>
           <w:sz w:val="16"/>
           <w:szCs w:val="16"/>
         </w:rPr>
-      </w:pPr>
-    </w:p>
-  </w:footnote>
-  <w:footnote w:id="14">
+        <w:t xml:space="preserve">DECRETO LEGISLATIVO 807, LEY SOBRE FACULTADES, NORMAS Y ORGANIZACIÓN DEL INDECOPI, publicado el 18 de abril de 1996</w:t>
+      </w:r>
+    </w:p>
     <w:p>
       <w:pPr>
         <w:pStyle w:val="Textonotapie"/>
         <w:ind w:left="567" w:hanging="567"/>
         <w:jc w:val="both"/>
-      </w:pPr>
-      <w:r>
-        <w:rPr>
-          <w:rStyle w:val="Refdenotaalpie"/>
-          <w:rFonts w:ascii="Arial Narrow" w:hAnsi="Arial Narrow" w:cs="Arial"/>
-          <w:sz w:val="16"/>
-          <w:szCs w:val="16"/>
-          <w:vertAlign w:val="superscript"/>
-        </w:rPr>
-        <w:footnoteRef/>
-      </w:r>
-      <w:r>
-        <w:rPr>
-          <w:rFonts w:ascii="Arial Narrow" w:hAnsi="Arial Narrow" w:cs="Arial"/>
+        <w:rPr>
+          <w:rFonts w:ascii="Arial Narrow" w:eastAsia="Arial Narrow" w:hAnsi="Arial Narrow" w:cs="Arial Narrow"/>
+          <w:sz w:val="16"/>
+          <w:szCs w:val="16"/>
+        </w:rPr>
+      </w:pPr>
+      <w:r>
+        <w:rPr>
+          <w:rFonts w:ascii="Arial Narrow" w:eastAsia="Arial Narrow" w:hAnsi="Arial Narrow" w:cs="Arial Narrow"/>
           <w:sz w:val="16"/>
           <w:szCs w:val="16"/>
         </w:rPr>
@@ -7057,13 +8117,21 @@
       </w:r>
       <w:r>
         <w:rPr>
-          <w:rFonts w:ascii="Arial Narrow" w:hAnsi="Arial Narrow" w:cs="Arial"/>
+          <w:rFonts w:ascii="Arial Narrow" w:eastAsia="Arial Narrow" w:hAnsi="Arial Narrow" w:cs="Arial Narrow"/>
           <w:b/>
           <w:bCs/>
           <w:sz w:val="16"/>
           <w:szCs w:val="16"/>
         </w:rPr>
-        <w:t xml:space="preserve">DECRETO LEGISLATIVO 807, LEY SOBRE FACULTADES, NORMAS Y ORGANIZACIÓN DEL INDECOPI, publicado el 18 de abril de 1996</w:t>
+        <w:t xml:space="preserve">Artículo 26.-</w:t>
+      </w:r>
+      <w:r>
+        <w:rPr>
+          <w:rFonts w:ascii="Arial Narrow" w:eastAsia="Arial Narrow" w:hAnsi="Arial Narrow" w:cs="Arial Narrow"/>
+          <w:sz w:val="16"/>
+          <w:szCs w:val="16"/>
+        </w:rPr>
+        <w:t xml:space="preserve"> Una vez admitida a trámite la denuncia, se correrá traslado de la misma al denunciado, a fin de que éste presente su descargo. El plazo para la presentación del descargo será de cinco (5) días contados desde la notificación, vencido el cual, el Secretario Técnico declarará en rebeldía al denunciado que no lo hubiera presentado.</w:t>
       </w:r>
     </w:p>
     <w:p>
@@ -7071,10 +8139,39 @@
         <w:pStyle w:val="Textonotapie"/>
         <w:ind w:left="567" w:hanging="567"/>
         <w:jc w:val="both"/>
-      </w:pPr>
-      <w:r>
-        <w:rPr>
-          <w:rFonts w:ascii="Arial Narrow" w:hAnsi="Arial Narrow" w:cs="Arial"/>
+        <w:rPr>
+          <w:rFonts w:ascii="Arial Narrow" w:eastAsia="Arial Narrow" w:hAnsi="Arial Narrow" w:cs="Arial Narrow"/>
+          <w:sz w:val="16"/>
+          <w:szCs w:val="16"/>
+        </w:rPr>
+      </w:pPr>
+    </w:p>
+  </w:footnote>
+  <w:footnote w:id="15">
+    <w:p>
+      <w:pPr>
+        <w:pStyle w:val="Textonotapie"/>
+        <w:ind w:left="567" w:hanging="567"/>
+        <w:jc w:val="both"/>
+        <w:rPr>
+          <w:rFonts w:ascii="Arial Narrow" w:eastAsia="Arial Narrow" w:hAnsi="Arial Narrow" w:cs="Arial Narrow"/>
+          <w:sz w:val="16"/>
+          <w:szCs w:val="16"/>
+        </w:rPr>
+      </w:pPr>
+      <w:r>
+        <w:rPr>
+          <w:rStyle w:val="Refdenotaalpie"/>
+          <w:rFonts w:ascii="Arial Narrow" w:eastAsia="Arial Narrow" w:hAnsi="Arial Narrow" w:cs="Arial Narrow"/>
+          <w:sz w:val="16"/>
+          <w:szCs w:val="16"/>
+          <w:vertAlign w:val="superscript"/>
+        </w:rPr>
+        <w:footnoteRef/>
+      </w:r>
+      <w:r>
+        <w:rPr>
+          <w:rFonts w:ascii="Arial Narrow" w:eastAsia="Arial Narrow" w:hAnsi="Arial Narrow" w:cs="Arial Narrow"/>
           <w:sz w:val="16"/>
           <w:szCs w:val="16"/>
         </w:rPr>
@@ -7082,44 +8179,29 @@
       </w:r>
       <w:r>
         <w:rPr>
-          <w:rFonts w:ascii="Arial Narrow" w:hAnsi="Arial Narrow" w:cs="Arial"/>
+          <w:rFonts w:ascii="Arial Narrow" w:eastAsia="Arial Narrow" w:hAnsi="Arial Narrow" w:cs="Arial Narrow"/>
           <w:b/>
           <w:bCs/>
           <w:sz w:val="16"/>
           <w:szCs w:val="16"/>
         </w:rPr>
-        <w:t xml:space="preserve">Artículo 26.-</w:t>
-      </w:r>
-      <w:r>
-        <w:rPr>
-          <w:rFonts w:ascii="Arial Narrow" w:hAnsi="Arial Narrow" w:cs="Arial"/>
-          <w:sz w:val="16"/>
-          <w:szCs w:val="16"/>
-        </w:rPr>
-        <w:t xml:space="preserve"> Una vez admitida a trámite la denuncia, se correrá traslado de la misma al denunciado, a fin de que éste presente su descargo. El plazo para la presentación del descargo será de cinco (5) días contados desde la notificación, vencido el cual, el Secretario Técnico declarará en rebeldía al denunciado que no lo hubiera presentado.</w:t>
-      </w:r>
-    </w:p>
-  </w:footnote>
-  <w:footnote w:id="15">
+        <w:t xml:space="preserve">DECRETO SUPREMO 006-2026-JUS, TEXTO ÚNICO ORDENADO DE LA LEY 27444, LEY DEL PROCEDIMIENTO ADMINISTRATIVO GENERAL, publicado el 30 de abril de 2026</w:t>
+      </w:r>
+    </w:p>
     <w:p>
       <w:pPr>
         <w:pStyle w:val="Textonotapie"/>
         <w:ind w:left="567" w:hanging="567"/>
         <w:jc w:val="both"/>
-      </w:pPr>
-      <w:r>
-        <w:rPr>
-          <w:rStyle w:val="Refdenotaalpie"/>
-          <w:rFonts w:ascii="Arial Narrow" w:hAnsi="Arial Narrow" w:cs="Arial"/>
-          <w:sz w:val="16"/>
-          <w:szCs w:val="16"/>
-          <w:vertAlign w:val="superscript"/>
-        </w:rPr>
-        <w:footnoteRef/>
-      </w:r>
-      <w:r>
-        <w:rPr>
-          <w:rFonts w:ascii="Arial Narrow" w:hAnsi="Arial Narrow" w:cs="Arial"/>
+        <w:rPr>
+          <w:rFonts w:ascii="Arial Narrow" w:eastAsia="Arial Narrow" w:hAnsi="Arial Narrow" w:cs="Arial Narrow"/>
+          <w:sz w:val="16"/>
+          <w:szCs w:val="16"/>
+        </w:rPr>
+      </w:pPr>
+      <w:r>
+        <w:rPr>
+          <w:rFonts w:ascii="Arial Narrow" w:eastAsia="Arial Narrow" w:hAnsi="Arial Narrow" w:cs="Arial Narrow"/>
           <w:sz w:val="16"/>
           <w:szCs w:val="16"/>
         </w:rPr>
@@ -7127,13 +8209,13 @@
       </w:r>
       <w:r>
         <w:rPr>
-          <w:rFonts w:ascii="Arial Narrow" w:hAnsi="Arial Narrow" w:cs="Arial"/>
+          <w:rFonts w:ascii="Arial Narrow" w:eastAsia="Arial Narrow" w:hAnsi="Arial Narrow" w:cs="Arial Narrow"/>
           <w:b/>
           <w:bCs/>
           <w:sz w:val="16"/>
           <w:szCs w:val="16"/>
         </w:rPr>
-        <w:t xml:space="preserve">DECRETO SUPREMO 006-2026-JUS, TEXTO ÚNICO ORDENADO DE LA LEY 27444, LEY DEL PROCEDIMIENTO ADMINISTRATIVO GENERAL, publicado el 30 de abril de 2026</w:t>
+        <w:t xml:space="preserve">Artículo 223.- Contestación de la reclamación</w:t>
       </w:r>
     </w:p>
     <w:p>
@@ -7141,10 +8223,15 @@
         <w:pStyle w:val="Textonotapie"/>
         <w:ind w:left="567" w:hanging="567"/>
         <w:jc w:val="both"/>
-      </w:pPr>
-      <w:r>
-        <w:rPr>
-          <w:rFonts w:ascii="Arial Narrow" w:hAnsi="Arial Narrow" w:cs="Arial"/>
+        <w:rPr>
+          <w:rFonts w:ascii="Arial Narrow" w:eastAsia="Arial Narrow" w:hAnsi="Arial Narrow" w:cs="Arial Narrow"/>
+          <w:sz w:val="16"/>
+          <w:szCs w:val="16"/>
+        </w:rPr>
+      </w:pPr>
+      <w:r>
+        <w:rPr>
+          <w:rFonts w:ascii="Arial Narrow" w:eastAsia="Arial Narrow" w:hAnsi="Arial Narrow" w:cs="Arial Narrow"/>
           <w:sz w:val="16"/>
           <w:szCs w:val="16"/>
         </w:rPr>
@@ -7152,130 +8239,117 @@
       </w:r>
       <w:r>
         <w:rPr>
-          <w:rFonts w:ascii="Arial Narrow" w:hAnsi="Arial Narrow" w:cs="Arial"/>
+          <w:rFonts w:ascii="Arial Narrow" w:eastAsia="Arial Narrow" w:hAnsi="Arial Narrow" w:cs="Arial Narrow"/>
+          <w:sz w:val="16"/>
+          <w:szCs w:val="16"/>
+        </w:rPr>
+        <w:t xml:space="preserve">223.1 El reclamado deberá presentar la contestación de la reclamación dentro de los quince (15) días posteriores a la notificación de ésta; vencido este plazo, la Administración declarará en rebeldía al reclamado que no la hubiera presentado. La contestación deberá contener los requisitos de los escritos previstos en el artículo 113 de la presente Ley, así como la absolución de todos los asuntos controvertidos de hecho y de derecho, Las alegaciones y los hechos relevantes de la reclamación, salvo que hayan sido específicamente negadas en la contestación, se tendrán por aceptadas o merituadas como ciertas.</w:t>
+      </w:r>
+    </w:p>
+    <w:p>
+      <w:pPr>
+        <w:pStyle w:val="Textonotapie"/>
+        <w:ind w:left="567" w:hanging="567"/>
+        <w:jc w:val="both"/>
+        <w:rPr>
+          <w:rFonts w:ascii="Arial Narrow" w:eastAsia="Arial Narrow" w:hAnsi="Arial Narrow" w:cs="Arial Narrow"/>
+          <w:sz w:val="16"/>
+          <w:szCs w:val="16"/>
+        </w:rPr>
+      </w:pPr>
+    </w:p>
+  </w:footnote>
+  <w:footnote w:id="9">
+    <w:p>
+      <w:pPr>
+        <w:spacing w:after="0" w:line="240" w:lineRule="auto"/>
+        <w:ind w:left="567" w:hanging="567"/>
+        <w:jc w:val="both"/>
+        <w:rPr>
+          <w:rFonts w:ascii="Arial Narrow" w:eastAsia="Arial Narrow" w:hAnsi="Arial Narrow" w:cs="Arial Narrow"/>
+          <w:sz w:val="16"/>
+          <w:szCs w:val="16"/>
+        </w:rPr>
+      </w:pPr>
+      <w:r>
+        <w:rPr>
+          <w:rStyle w:val="Refdenotaalpie"/>
+          <w:rFonts w:ascii="Arial Narrow" w:eastAsia="Arial Narrow" w:hAnsi="Arial Narrow" w:cs="Arial Narrow"/>
+          <w:sz w:val="16"/>
+          <w:szCs w:val="16"/>
+          <w:vertAlign w:val="superscript"/>
+        </w:rPr>
+        <w:footnoteRef/>
+      </w:r>
+      <w:r>
+        <w:rPr>
+          <w:rFonts w:ascii="Arial Narrow" w:eastAsia="Arial Narrow" w:hAnsi="Arial Narrow" w:cs="Arial Narrow"/>
+          <w:sz w:val="16"/>
+          <w:szCs w:val="16"/>
+          <w:vertAlign w:val="superscript"/>
+        </w:rPr>
+        <w:t xml:space="preserve"> </w:t>
+      </w:r>
+      <w:r>
+        <w:rPr>
+          <w:rFonts w:ascii="Arial Narrow" w:eastAsia="Arial Narrow" w:hAnsi="Arial Narrow" w:cs="Arial Narrow"/>
+          <w:sz w:val="16"/>
+          <w:szCs w:val="16"/>
+        </w:rPr>
+        <w:t xml:space="preserve"> </w:t>
+      </w:r>
+      <w:r>
+        <w:rPr>
+          <w:rFonts w:ascii="Arial Narrow" w:eastAsia="Arial Narrow" w:hAnsi="Arial Narrow" w:cs="Arial Narrow"/>
+          <w:sz w:val="16"/>
+          <w:szCs w:val="16"/>
+        </w:rPr>
+        <w:tab/>
+      </w:r>
+      <w:r>
+        <w:rPr>
+          <w:rFonts w:ascii="Arial Narrow" w:eastAsia="Arial Narrow" w:hAnsi="Arial Narrow" w:cs="Arial Narrow"/>
+          <w:b/>
+          <w:sz w:val="16"/>
+          <w:szCs w:val="16"/>
+        </w:rPr>
+        <w:t>LEY 29571, CÓDIGO DE PROTECCIÓN Y DEFENSA DEL CONSUMIDOR</w:t>
+      </w:r>
+      <w:r>
+        <w:rPr>
+          <w:rFonts w:ascii="Arial Narrow" w:eastAsia="Arial Narrow" w:hAnsi="Arial Narrow" w:cs="Arial Narrow"/>
           <w:b/>
           <w:bCs/>
           <w:sz w:val="16"/>
           <w:szCs w:val="16"/>
         </w:rPr>
-        <w:t xml:space="preserve">Artículo 223.- Contestación de la reclamación</w:t>
-      </w:r>
-    </w:p>
-    <w:p>
-      <w:pPr>
-        <w:pStyle w:val="Textonotapie"/>
+        <w:t xml:space="preserve">, </w:t>
+      </w:r>
+      <w:r>
+        <w:rPr>
+          <w:rFonts w:ascii="Arial Narrow" w:eastAsia="Arial Narrow" w:hAnsi="Arial Narrow" w:cs="Arial Narrow"/>
+          <w:b/>
+          <w:sz w:val="16"/>
+          <w:szCs w:val="16"/>
+        </w:rPr>
+        <w:t>publicado el 2 de setiembre de 2010 y modificado por Decreto Legislativo 1308</w:t>
+      </w:r>
+    </w:p>
+    <w:p>
+      <w:pPr>
+        <w:spacing w:after="0" w:line="240" w:lineRule="auto"/>
         <w:ind w:left="567" w:hanging="567"/>
         <w:jc w:val="both"/>
-      </w:pPr>
-      <w:r>
-        <w:rPr>
-          <w:rFonts w:ascii="Arial Narrow" w:hAnsi="Arial Narrow" w:cs="Arial"/>
-          <w:sz w:val="16"/>
-          <w:szCs w:val="16"/>
-        </w:rPr>
-        <w:tab/>
-      </w:r>
-      <w:r>
-        <w:rPr>
-          <w:rFonts w:ascii="Arial Narrow" w:hAnsi="Arial Narrow" w:cs="Arial"/>
-          <w:sz w:val="16"/>
-          <w:szCs w:val="16"/>
-        </w:rPr>
-        <w:t xml:space="preserve">223.1 El reclamado deberá presentar la contestación de la reclamación dentro de los quince (15) días posteriores a la notificación de ésta; vencido este plazo, la Administración declarará en rebeldía al reclamado que no la hubiera presentado. La contestación deberá contener los requisitos de los escritos previstos en el artículo 113 de la presente Ley, así como la absolución de todos los asuntos controvertidos de hecho y de derecho, Las alegaciones y los hechos relevantes de la reclamación, salvo que hayan sido específicamente negadas en la contestación, se tendrán por aceptadas o merituadas como ciertas.</w:t>
-      </w:r>
-    </w:p>
-  </w:footnote>
-  <w:footnote w:id="9">
-    <w:p>
-      <w:pPr>
-        <w:spacing w:after="0" w:line="240" w:lineRule="auto"/>
-        <w:ind w:left="567" w:hanging="567"/>
-        <w:jc w:val="both"/>
-        <w:rPr>
-          <w:rFonts w:ascii="Arial Narrow" w:hAnsi="Arial Narrow" w:cs="Arial"/>
-          <w:sz w:val="16"/>
-          <w:szCs w:val="16"/>
-        </w:rPr>
-      </w:pPr>
-      <w:r>
-        <w:rPr>
-          <w:rStyle w:val="Refdenotaalpie"/>
-          <w:rFonts w:ascii="Arial Narrow" w:hAnsi="Arial Narrow" w:cs="Arial"/>
-          <w:sz w:val="16"/>
-          <w:szCs w:val="16"/>
-          <w:vertAlign w:val="superscript"/>
-        </w:rPr>
-        <w:footnoteRef/>
-      </w:r>
-      <w:r>
-        <w:rPr>
-          <w:rFonts w:ascii="Arial Narrow" w:hAnsi="Arial Narrow" w:cs="Arial"/>
-          <w:sz w:val="16"/>
-          <w:szCs w:val="16"/>
-          <w:vertAlign w:val="superscript"/>
-        </w:rPr>
-        <w:t xml:space="preserve"> </w:t>
-      </w:r>
-      <w:r>
-        <w:rPr>
-          <w:rFonts w:ascii="Arial Narrow" w:hAnsi="Arial Narrow" w:cs="Arial"/>
-          <w:sz w:val="16"/>
-          <w:szCs w:val="16"/>
-        </w:rPr>
-        <w:t xml:space="preserve"> </w:t>
-      </w:r>
-      <w:r>
-        <w:rPr>
-          <w:rFonts w:ascii="Arial Narrow" w:hAnsi="Arial Narrow" w:cs="Arial"/>
-          <w:sz w:val="16"/>
-          <w:szCs w:val="16"/>
-        </w:rPr>
-        <w:tab/>
-      </w:r>
-      <w:r>
-        <w:rPr>
-          <w:rFonts w:ascii="Arial Narrow" w:eastAsia="Arial Narrow" w:hAnsi="Arial Narrow" w:cs="Arial"/>
+        <w:rPr>
+          <w:rFonts w:ascii="Arial Narrow" w:eastAsia="Arial Narrow" w:hAnsi="Arial Narrow" w:cs="Arial Narrow"/>
           <w:b/>
           <w:sz w:val="16"/>
           <w:szCs w:val="16"/>
         </w:rPr>
-        <w:t>LEY 29571, CÓDIGO DE PROTECCIÓN Y DEFENSA DEL CONSUMIDOR</w:t>
-      </w:r>
-      <w:r>
-        <w:rPr>
-          <w:rFonts w:ascii="Arial Narrow" w:hAnsi="Arial Narrow" w:cs="Arial"/>
-          <w:b/>
-          <w:bCs/>
-          <w:sz w:val="16"/>
-          <w:szCs w:val="16"/>
-        </w:rPr>
-        <w:t xml:space="preserve">, </w:t>
-      </w:r>
-      <w:r>
-        <w:rPr>
-          <w:rFonts w:ascii="Arial Narrow" w:hAnsi="Arial Narrow" w:cs="Arial"/>
-          <w:b/>
-          <w:sz w:val="16"/>
-          <w:szCs w:val="16"/>
-        </w:rPr>
-        <w:t>publicado el 2 de setiembre de 2010 y modificado por Decreto Legislativo 1308</w:t>
-      </w:r>
-    </w:p>
-    <w:p>
-      <w:pPr>
-        <w:spacing w:after="0" w:line="240" w:lineRule="auto"/>
-        <w:ind w:left="567" w:hanging="567"/>
-        <w:jc w:val="both"/>
-        <w:rPr>
-          <w:rFonts w:ascii="Arial Narrow" w:eastAsia="Arial Narrow" w:hAnsi="Arial Narrow" w:cs="Arial"/>
-          <w:b/>
-          <w:sz w:val="16"/>
-          <w:szCs w:val="16"/>
-        </w:rPr>
-      </w:pPr>
-      <w:r>
-        <w:rPr>
-          <w:rFonts w:ascii="Arial Narrow" w:eastAsia="Arial Narrow" w:hAnsi="Arial Narrow" w:cs="Arial"/>
+      </w:pPr>
+      <w:r>
+        <w:rPr>
+          <w:rFonts w:ascii="Arial Narrow" w:eastAsia="Arial Narrow" w:hAnsi="Arial Narrow" w:cs="Arial Narrow"/>
           <w:b/>
           <w:sz w:val="16"/>
           <w:szCs w:val="16"/>
@@ -7290,14 +8364,14 @@
         <w:ind w:left="567"/>
         <w:jc w:val="both"/>
         <w:rPr>
-          <w:rFonts w:ascii="Arial Narrow" w:hAnsi="Arial Narrow" w:cs="Arial"/>
-          <w:sz w:val="16"/>
-          <w:szCs w:val="16"/>
-        </w:rPr>
-      </w:pPr>
-      <w:r>
-        <w:rPr>
-          <w:rFonts w:ascii="Arial Narrow" w:eastAsia="Arial Narrow" w:hAnsi="Arial Narrow" w:cs="Arial"/>
+          <w:rFonts w:ascii="Arial Narrow" w:eastAsia="Arial Narrow" w:hAnsi="Arial Narrow" w:cs="Arial Narrow"/>
+          <w:sz w:val="16"/>
+          <w:szCs w:val="16"/>
+        </w:rPr>
+      </w:pPr>
+      <w:r>
+        <w:rPr>
+          <w:rFonts w:ascii="Arial Narrow" w:eastAsia="Arial Narrow" w:hAnsi="Arial Narrow" w:cs="Arial Narrow"/>
           <w:sz w:val="16"/>
           <w:szCs w:val="16"/>
         </w:rPr>
@@ -7314,14 +8388,14 @@
         <w:ind w:left="426" w:firstLine="141"/>
         <w:jc w:val="both"/>
         <w:rPr>
-          <w:rFonts w:ascii="Arial Narrow" w:eastAsia="Arial Narrow" w:hAnsi="Arial Narrow" w:cs="Arial"/>
-          <w:sz w:val="16"/>
-          <w:szCs w:val="16"/>
-        </w:rPr>
-      </w:pPr>
-      <w:r>
-        <w:rPr>
-          <w:rFonts w:ascii="Arial Narrow" w:eastAsia="Arial Narrow" w:hAnsi="Arial Narrow" w:cs="Arial"/>
+          <w:rFonts w:ascii="Arial Narrow" w:eastAsia="Arial Narrow" w:hAnsi="Arial Narrow" w:cs="Arial Narrow"/>
+          <w:sz w:val="16"/>
+          <w:szCs w:val="16"/>
+        </w:rPr>
+      </w:pPr>
+      <w:r>
+        <w:rPr>
+          <w:rFonts w:ascii="Arial Narrow" w:eastAsia="Arial Narrow" w:hAnsi="Arial Narrow" w:cs="Arial Narrow"/>
           <w:sz w:val="16"/>
           <w:szCs w:val="16"/>
         </w:rPr>
@@ -7338,14 +8412,14 @@
         <w:ind w:left="426" w:firstLine="141"/>
         <w:jc w:val="both"/>
         <w:rPr>
-          <w:rFonts w:ascii="Arial Narrow" w:eastAsia="Arial Narrow" w:hAnsi="Arial Narrow" w:cs="Arial"/>
-          <w:sz w:val="16"/>
-          <w:szCs w:val="16"/>
-        </w:rPr>
-      </w:pPr>
-      <w:r>
-        <w:rPr>
-          <w:rFonts w:ascii="Arial Narrow" w:eastAsia="Arial Narrow" w:hAnsi="Arial Narrow" w:cs="Arial"/>
+          <w:rFonts w:ascii="Arial Narrow" w:eastAsia="Arial Narrow" w:hAnsi="Arial Narrow" w:cs="Arial Narrow"/>
+          <w:sz w:val="16"/>
+          <w:szCs w:val="16"/>
+        </w:rPr>
+      </w:pPr>
+      <w:r>
+        <w:rPr>
+          <w:rFonts w:ascii="Arial Narrow" w:eastAsia="Arial Narrow" w:hAnsi="Arial Narrow" w:cs="Arial Narrow"/>
           <w:sz w:val="16"/>
           <w:szCs w:val="16"/>
         </w:rPr>
@@ -7362,14 +8436,14 @@
         <w:ind w:left="426" w:firstLine="141"/>
         <w:jc w:val="both"/>
         <w:rPr>
-          <w:rFonts w:ascii="Arial Narrow" w:eastAsia="Arial Narrow" w:hAnsi="Arial Narrow" w:cs="Arial"/>
-          <w:sz w:val="16"/>
-          <w:szCs w:val="16"/>
-        </w:rPr>
-      </w:pPr>
-      <w:r>
-        <w:rPr>
-          <w:rFonts w:ascii="Arial Narrow" w:eastAsia="Arial Narrow" w:hAnsi="Arial Narrow" w:cs="Arial"/>
+          <w:rFonts w:ascii="Arial Narrow" w:eastAsia="Arial Narrow" w:hAnsi="Arial Narrow" w:cs="Arial Narrow"/>
+          <w:sz w:val="16"/>
+          <w:szCs w:val="16"/>
+        </w:rPr>
+      </w:pPr>
+      <w:r>
+        <w:rPr>
+          <w:rFonts w:ascii="Arial Narrow" w:eastAsia="Arial Narrow" w:hAnsi="Arial Narrow" w:cs="Arial Narrow"/>
           <w:sz w:val="16"/>
           <w:szCs w:val="16"/>
         </w:rPr>
@@ -7382,19 +8456,31 @@
         <w:ind w:left="567"/>
         <w:jc w:val="both"/>
         <w:rPr>
-          <w:rFonts w:ascii="Arial Narrow" w:eastAsia="Arial Narrow" w:hAnsi="Arial Narrow" w:cs="Arial"/>
-          <w:sz w:val="16"/>
-          <w:szCs w:val="16"/>
-        </w:rPr>
-      </w:pPr>
-      <w:r>
-        <w:rPr>
-          <w:rFonts w:ascii="Arial Narrow" w:eastAsia="Arial Narrow" w:hAnsi="Arial Narrow" w:cs="Arial"/>
+          <w:rFonts w:ascii="Arial Narrow" w:eastAsia="Arial Narrow" w:hAnsi="Arial Narrow" w:cs="Arial Narrow"/>
+          <w:sz w:val="16"/>
+          <w:szCs w:val="16"/>
+        </w:rPr>
+      </w:pPr>
+      <w:r>
+        <w:rPr>
+          <w:rFonts w:ascii="Arial Narrow" w:eastAsia="Arial Narrow" w:hAnsi="Arial Narrow" w:cs="Arial Narrow"/>
           <w:sz w:val="16"/>
           <w:szCs w:val="16"/>
         </w:rPr>
         <w:t>(…).</w:t>
       </w:r>
+    </w:p>
+    <w:p>
+      <w:pPr>
+        <w:spacing w:after="0" w:line="240" w:lineRule="auto"/>
+        <w:ind w:left="567" w:hanging="567"/>
+        <w:jc w:val="both"/>
+        <w:rPr>
+          <w:rFonts w:ascii="Arial Narrow" w:eastAsia="Arial Narrow" w:hAnsi="Arial Narrow" w:cs="Arial Narrow"/>
+          <w:sz w:val="16"/>
+          <w:szCs w:val="16"/>
+        </w:rPr>
+      </w:pPr>
     </w:p>
   </w:footnote>
   <w:footnote w:id="10">
@@ -7404,7 +8490,7 @@
         <w:ind w:left="567" w:hanging="567"/>
         <w:jc w:val="both"/>
         <w:rPr>
-          <w:rFonts w:ascii="Arial Narrow" w:eastAsia="Arial Narrow" w:hAnsi="Arial Narrow" w:cs="Arial"/>
+          <w:rFonts w:ascii="Arial Narrow" w:eastAsia="Arial Narrow" w:hAnsi="Arial Narrow" w:cs="Arial Narrow"/>
           <w:sz w:val="16"/>
           <w:szCs w:val="16"/>
         </w:rPr>
@@ -7412,7 +8498,7 @@
       <w:r>
         <w:rPr>
           <w:rStyle w:val="Refdenotaalpie"/>
-          <w:rFonts w:ascii="Arial Narrow" w:hAnsi="Arial Narrow" w:cs="Arial"/>
+          <w:rFonts w:ascii="Arial Narrow" w:eastAsia="Arial Narrow" w:hAnsi="Arial Narrow" w:cs="Arial Narrow"/>
           <w:sz w:val="16"/>
           <w:szCs w:val="16"/>
           <w:vertAlign w:val="superscript"/>
@@ -7421,7 +8507,7 @@
       </w:r>
       <w:r>
         <w:rPr>
-          <w:rFonts w:ascii="Arial Narrow" w:hAnsi="Arial Narrow" w:cs="Arial"/>
+          <w:rFonts w:ascii="Arial Narrow" w:eastAsia="Arial Narrow" w:hAnsi="Arial Narrow" w:cs="Arial Narrow"/>
           <w:sz w:val="16"/>
           <w:szCs w:val="16"/>
         </w:rPr>
@@ -7429,7 +8515,7 @@
       </w:r>
       <w:r>
         <w:rPr>
-          <w:rFonts w:ascii="Arial Narrow" w:hAnsi="Arial Narrow" w:cs="Arial"/>
+          <w:rFonts w:ascii="Arial Narrow" w:eastAsia="Arial Narrow" w:hAnsi="Arial Narrow" w:cs="Arial Narrow"/>
           <w:sz w:val="16"/>
           <w:szCs w:val="16"/>
         </w:rPr>
@@ -7437,7 +8523,7 @@
       </w:r>
       <w:r>
         <w:rPr>
-          <w:rFonts w:ascii="Arial Narrow" w:eastAsia="Arial Narrow" w:hAnsi="Arial Narrow" w:cs="Arial"/>
+          <w:rFonts w:ascii="Arial Narrow" w:eastAsia="Arial Narrow" w:hAnsi="Arial Narrow" w:cs="Arial Narrow"/>
           <w:b/>
           <w:sz w:val="16"/>
           <w:szCs w:val="16"/>
@@ -7451,14 +8537,14 @@
         <w:ind w:left="567"/>
         <w:jc w:val="both"/>
         <w:rPr>
-          <w:rFonts w:ascii="Arial Narrow" w:eastAsia="Arial Narrow" w:hAnsi="Arial Narrow" w:cs="Arial"/>
-          <w:sz w:val="16"/>
-          <w:szCs w:val="16"/>
-        </w:rPr>
-      </w:pPr>
-      <w:r>
-        <w:rPr>
-          <w:rFonts w:ascii="Arial Narrow" w:eastAsia="Arial Narrow" w:hAnsi="Arial Narrow" w:cs="Arial"/>
+          <w:rFonts w:ascii="Arial Narrow" w:eastAsia="Arial Narrow" w:hAnsi="Arial Narrow" w:cs="Arial Narrow"/>
+          <w:sz w:val="16"/>
+          <w:szCs w:val="16"/>
+        </w:rPr>
+      </w:pPr>
+      <w:r>
+        <w:rPr>
+          <w:rFonts w:ascii="Arial Narrow" w:eastAsia="Arial Narrow" w:hAnsi="Arial Narrow" w:cs="Arial Narrow"/>
           <w:sz w:val="16"/>
           <w:szCs w:val="16"/>
         </w:rPr>
@@ -7471,14 +8557,14 @@
         <w:ind w:left="567" w:hanging="567"/>
         <w:jc w:val="both"/>
         <w:rPr>
-          <w:rFonts w:ascii="Arial Narrow" w:eastAsia="Arial Narrow" w:hAnsi="Arial Narrow" w:cs="Arial"/>
-          <w:sz w:val="16"/>
-          <w:szCs w:val="16"/>
-        </w:rPr>
-      </w:pPr>
-      <w:r>
-        <w:rPr>
-          <w:rFonts w:ascii="Arial Narrow" w:eastAsia="Arial Narrow" w:hAnsi="Arial Narrow" w:cs="Arial"/>
+          <w:rFonts w:ascii="Arial Narrow" w:eastAsia="Arial Narrow" w:hAnsi="Arial Narrow" w:cs="Arial Narrow"/>
+          <w:sz w:val="16"/>
+          <w:szCs w:val="16"/>
+        </w:rPr>
+      </w:pPr>
+      <w:r>
+        <w:rPr>
+          <w:rFonts w:ascii="Arial Narrow" w:eastAsia="Arial Narrow" w:hAnsi="Arial Narrow" w:cs="Arial Narrow"/>
           <w:sz w:val="16"/>
           <w:szCs w:val="16"/>
         </w:rPr>
@@ -7492,14 +8578,14 @@
         <w:ind w:left="567" w:hanging="567"/>
         <w:jc w:val="both"/>
         <w:rPr>
-          <w:rFonts w:ascii="Arial Narrow" w:eastAsia="Arial Narrow" w:hAnsi="Arial Narrow" w:cs="Arial"/>
-          <w:sz w:val="16"/>
-          <w:szCs w:val="16"/>
-        </w:rPr>
-      </w:pPr>
-      <w:r>
-        <w:rPr>
-          <w:rFonts w:ascii="Arial Narrow" w:eastAsia="Arial Narrow" w:hAnsi="Arial Narrow" w:cs="Arial"/>
+          <w:rFonts w:ascii="Arial Narrow" w:eastAsia="Arial Narrow" w:hAnsi="Arial Narrow" w:cs="Arial Narrow"/>
+          <w:sz w:val="16"/>
+          <w:szCs w:val="16"/>
+        </w:rPr>
+      </w:pPr>
+      <w:r>
+        <w:rPr>
+          <w:rFonts w:ascii="Arial Narrow" w:eastAsia="Arial Narrow" w:hAnsi="Arial Narrow" w:cs="Arial Narrow"/>
           <w:sz w:val="16"/>
           <w:szCs w:val="16"/>
         </w:rPr>
@@ -7513,7 +8599,7 @@
         <w:ind w:left="567" w:hanging="567"/>
         <w:jc w:val="both"/>
         <w:rPr>
-          <w:rFonts w:ascii="Arial Narrow" w:hAnsi="Arial Narrow" w:cs="Arial"/>
+          <w:rFonts w:ascii="Arial Narrow" w:eastAsia="Arial Narrow" w:hAnsi="Arial Narrow" w:cs="Arial Narrow"/>
           <w:sz w:val="16"/>
           <w:szCs w:val="16"/>
         </w:rPr>
@@ -7525,14 +8611,14 @@
         <w:ind w:left="567" w:hanging="567"/>
         <w:jc w:val="both"/>
         <w:rPr>
-          <w:rFonts w:ascii="Arial Narrow" w:hAnsi="Arial Narrow" w:cs="Arial"/>
-          <w:sz w:val="16"/>
-          <w:szCs w:val="16"/>
-        </w:rPr>
-      </w:pPr>
-      <w:r>
-        <w:rPr>
-          <w:rFonts w:ascii="Arial Narrow" w:eastAsia="Arial Narrow" w:hAnsi="Arial Narrow" w:cs="Arial"/>
+          <w:rFonts w:ascii="Arial Narrow" w:eastAsia="Arial Narrow" w:hAnsi="Arial Narrow" w:cs="Arial Narrow"/>
+          <w:sz w:val="16"/>
+          <w:szCs w:val="16"/>
+        </w:rPr>
+      </w:pPr>
+      <w:r>
+        <w:rPr>
+          <w:rFonts w:ascii="Arial Narrow" w:eastAsia="Arial Narrow" w:hAnsi="Arial Narrow" w:cs="Arial Narrow"/>
           <w:b/>
           <w:sz w:val="16"/>
           <w:szCs w:val="16"/>
@@ -7547,14 +8633,14 @@
         <w:ind w:left="567" w:hanging="283"/>
         <w:jc w:val="both"/>
         <w:rPr>
-          <w:rFonts w:ascii="Arial Narrow" w:eastAsia="Arial Narrow" w:hAnsi="Arial Narrow" w:cs="Arial"/>
-          <w:sz w:val="16"/>
-          <w:szCs w:val="16"/>
-        </w:rPr>
-      </w:pPr>
-      <w:r>
-        <w:rPr>
-          <w:rFonts w:ascii="Arial Narrow" w:eastAsia="Arial Narrow" w:hAnsi="Arial Narrow" w:cs="Arial"/>
+          <w:rFonts w:ascii="Arial Narrow" w:eastAsia="Arial Narrow" w:hAnsi="Arial Narrow" w:cs="Arial Narrow"/>
+          <w:sz w:val="16"/>
+          <w:szCs w:val="16"/>
+        </w:rPr>
+      </w:pPr>
+      <w:r>
+        <w:rPr>
+          <w:rFonts w:ascii="Arial Narrow" w:eastAsia="Arial Narrow" w:hAnsi="Arial Narrow" w:cs="Arial Narrow"/>
           <w:sz w:val="16"/>
           <w:szCs w:val="16"/>
         </w:rPr>
@@ -7572,14 +8658,14 @@
         <w:ind w:left="567" w:firstLine="0"/>
         <w:jc w:val="both"/>
         <w:rPr>
-          <w:rFonts w:ascii="Arial Narrow" w:eastAsia="Arial Narrow" w:hAnsi="Arial Narrow" w:cs="Arial"/>
-          <w:sz w:val="16"/>
-          <w:szCs w:val="16"/>
-        </w:rPr>
-      </w:pPr>
-      <w:r>
-        <w:rPr>
-          <w:rFonts w:ascii="Arial Narrow" w:eastAsia="Arial Narrow" w:hAnsi="Arial Narrow" w:cs="Arial"/>
+          <w:rFonts w:ascii="Arial Narrow" w:eastAsia="Arial Narrow" w:hAnsi="Arial Narrow" w:cs="Arial Narrow"/>
+          <w:sz w:val="16"/>
+          <w:szCs w:val="16"/>
+        </w:rPr>
+      </w:pPr>
+      <w:r>
+        <w:rPr>
+          <w:rFonts w:ascii="Arial Narrow" w:eastAsia="Arial Narrow" w:hAnsi="Arial Narrow" w:cs="Arial Narrow"/>
           <w:sz w:val="16"/>
           <w:szCs w:val="16"/>
         </w:rPr>
@@ -7596,14 +8682,14 @@
         <w:ind w:left="567" w:firstLine="0"/>
         <w:jc w:val="both"/>
         <w:rPr>
-          <w:rFonts w:ascii="Arial Narrow" w:eastAsia="Arial Narrow" w:hAnsi="Arial Narrow" w:cs="Arial"/>
-          <w:sz w:val="16"/>
-          <w:szCs w:val="16"/>
-        </w:rPr>
-      </w:pPr>
-      <w:r>
-        <w:rPr>
-          <w:rFonts w:ascii="Arial Narrow" w:eastAsia="Arial Narrow" w:hAnsi="Arial Narrow" w:cs="Arial"/>
+          <w:rFonts w:ascii="Arial Narrow" w:eastAsia="Arial Narrow" w:hAnsi="Arial Narrow" w:cs="Arial Narrow"/>
+          <w:sz w:val="16"/>
+          <w:szCs w:val="16"/>
+        </w:rPr>
+      </w:pPr>
+      <w:r>
+        <w:rPr>
+          <w:rFonts w:ascii="Arial Narrow" w:eastAsia="Arial Narrow" w:hAnsi="Arial Narrow" w:cs="Arial Narrow"/>
           <w:sz w:val="16"/>
           <w:szCs w:val="16"/>
         </w:rPr>
@@ -7620,14 +8706,14 @@
         <w:ind w:left="567" w:firstLine="0"/>
         <w:jc w:val="both"/>
         <w:rPr>
-          <w:rFonts w:ascii="Arial Narrow" w:eastAsia="Arial Narrow" w:hAnsi="Arial Narrow" w:cs="Arial"/>
-          <w:sz w:val="16"/>
-          <w:szCs w:val="16"/>
-        </w:rPr>
-      </w:pPr>
-      <w:r>
-        <w:rPr>
-          <w:rFonts w:ascii="Arial Narrow" w:eastAsia="Arial Narrow" w:hAnsi="Arial Narrow" w:cs="Arial"/>
+          <w:rFonts w:ascii="Arial Narrow" w:eastAsia="Arial Narrow" w:hAnsi="Arial Narrow" w:cs="Arial Narrow"/>
+          <w:sz w:val="16"/>
+          <w:szCs w:val="16"/>
+        </w:rPr>
+      </w:pPr>
+      <w:r>
+        <w:rPr>
+          <w:rFonts w:ascii="Arial Narrow" w:eastAsia="Arial Narrow" w:hAnsi="Arial Narrow" w:cs="Arial Narrow"/>
           <w:sz w:val="16"/>
           <w:szCs w:val="16"/>
         </w:rPr>
@@ -7644,14 +8730,14 @@
         <w:ind w:left="567" w:firstLine="0"/>
         <w:jc w:val="both"/>
         <w:rPr>
-          <w:rFonts w:ascii="Arial Narrow" w:eastAsia="Arial Narrow" w:hAnsi="Arial Narrow" w:cs="Arial"/>
-          <w:sz w:val="16"/>
-          <w:szCs w:val="16"/>
-        </w:rPr>
-      </w:pPr>
-      <w:r>
-        <w:rPr>
-          <w:rFonts w:ascii="Arial Narrow" w:eastAsia="Arial Narrow" w:hAnsi="Arial Narrow" w:cs="Arial"/>
+          <w:rFonts w:ascii="Arial Narrow" w:eastAsia="Arial Narrow" w:hAnsi="Arial Narrow" w:cs="Arial Narrow"/>
+          <w:sz w:val="16"/>
+          <w:szCs w:val="16"/>
+        </w:rPr>
+      </w:pPr>
+      <w:r>
+        <w:rPr>
+          <w:rFonts w:ascii="Arial Narrow" w:eastAsia="Arial Narrow" w:hAnsi="Arial Narrow" w:cs="Arial Narrow"/>
           <w:sz w:val="16"/>
           <w:szCs w:val="16"/>
         </w:rPr>
@@ -7668,14 +8754,14 @@
         <w:ind w:left="567" w:firstLine="0"/>
         <w:jc w:val="both"/>
         <w:rPr>
-          <w:rFonts w:ascii="Arial Narrow" w:eastAsia="Arial Narrow" w:hAnsi="Arial Narrow" w:cs="Arial"/>
-          <w:sz w:val="16"/>
-          <w:szCs w:val="16"/>
-        </w:rPr>
-      </w:pPr>
-      <w:r>
-        <w:rPr>
-          <w:rFonts w:ascii="Arial Narrow" w:eastAsia="Arial Narrow" w:hAnsi="Arial Narrow" w:cs="Arial"/>
+          <w:rFonts w:ascii="Arial Narrow" w:eastAsia="Arial Narrow" w:hAnsi="Arial Narrow" w:cs="Arial Narrow"/>
+          <w:sz w:val="16"/>
+          <w:szCs w:val="16"/>
+        </w:rPr>
+      </w:pPr>
+      <w:r>
+        <w:rPr>
+          <w:rFonts w:ascii="Arial Narrow" w:eastAsia="Arial Narrow" w:hAnsi="Arial Narrow" w:cs="Arial Narrow"/>
           <w:sz w:val="16"/>
           <w:szCs w:val="16"/>
         </w:rPr>
@@ -7692,14 +8778,14 @@
         <w:ind w:left="567" w:firstLine="0"/>
         <w:jc w:val="both"/>
         <w:rPr>
-          <w:rFonts w:ascii="Arial Narrow" w:eastAsia="Arial Narrow" w:hAnsi="Arial Narrow" w:cs="Arial"/>
-          <w:sz w:val="16"/>
-          <w:szCs w:val="16"/>
-        </w:rPr>
-      </w:pPr>
-      <w:r>
-        <w:rPr>
-          <w:rFonts w:ascii="Arial Narrow" w:eastAsia="Arial Narrow" w:hAnsi="Arial Narrow" w:cs="Arial"/>
+          <w:rFonts w:ascii="Arial Narrow" w:eastAsia="Arial Narrow" w:hAnsi="Arial Narrow" w:cs="Arial Narrow"/>
+          <w:sz w:val="16"/>
+          <w:szCs w:val="16"/>
+        </w:rPr>
+      </w:pPr>
+      <w:r>
+        <w:rPr>
+          <w:rFonts w:ascii="Arial Narrow" w:eastAsia="Arial Narrow" w:hAnsi="Arial Narrow" w:cs="Arial Narrow"/>
           <w:sz w:val="16"/>
           <w:szCs w:val="16"/>
         </w:rPr>
@@ -7716,14 +8802,14 @@
         <w:ind w:left="567" w:firstLine="0"/>
         <w:jc w:val="both"/>
         <w:rPr>
-          <w:rFonts w:ascii="Arial Narrow" w:eastAsia="Arial Narrow" w:hAnsi="Arial Narrow" w:cs="Arial"/>
-          <w:sz w:val="16"/>
-          <w:szCs w:val="16"/>
-        </w:rPr>
-      </w:pPr>
-      <w:r>
-        <w:rPr>
-          <w:rFonts w:ascii="Arial Narrow" w:eastAsia="Arial Narrow" w:hAnsi="Arial Narrow" w:cs="Arial"/>
+          <w:rFonts w:ascii="Arial Narrow" w:eastAsia="Arial Narrow" w:hAnsi="Arial Narrow" w:cs="Arial Narrow"/>
+          <w:sz w:val="16"/>
+          <w:szCs w:val="16"/>
+        </w:rPr>
+      </w:pPr>
+      <w:r>
+        <w:rPr>
+          <w:rFonts w:ascii="Arial Narrow" w:eastAsia="Arial Narrow" w:hAnsi="Arial Narrow" w:cs="Arial Narrow"/>
           <w:sz w:val="16"/>
           <w:szCs w:val="16"/>
         </w:rPr>
@@ -7736,14 +8822,14 @@
         <w:ind w:firstLine="567"/>
         <w:jc w:val="both"/>
         <w:rPr>
-          <w:rFonts w:ascii="Arial Narrow" w:hAnsi="Arial Narrow" w:cs="Arial"/>
-          <w:sz w:val="16"/>
-          <w:szCs w:val="16"/>
-        </w:rPr>
-      </w:pPr>
-      <w:r>
-        <w:rPr>
-          <w:rFonts w:ascii="Arial Narrow" w:hAnsi="Arial Narrow" w:cs="Arial"/>
+          <w:rFonts w:ascii="Arial Narrow" w:eastAsia="Arial Narrow" w:hAnsi="Arial Narrow" w:cs="Arial Narrow"/>
+          <w:sz w:val="16"/>
+          <w:szCs w:val="16"/>
+        </w:rPr>
+      </w:pPr>
+      <w:r>
+        <w:rPr>
+          <w:rFonts w:ascii="Arial Narrow" w:eastAsia="Arial Narrow" w:hAnsi="Arial Narrow" w:cs="Arial Narrow"/>
           <w:sz w:val="16"/>
           <w:szCs w:val="16"/>
         </w:rPr>
@@ -7756,14 +8842,14 @@
         <w:ind w:firstLine="567"/>
         <w:jc w:val="both"/>
         <w:rPr>
-          <w:rFonts w:ascii="Arial Narrow" w:hAnsi="Arial Narrow" w:cs="Arial"/>
-          <w:sz w:val="16"/>
-          <w:szCs w:val="16"/>
-        </w:rPr>
-      </w:pPr>
-      <w:r>
-        <w:rPr>
-          <w:rFonts w:ascii="Arial Narrow" w:hAnsi="Arial Narrow" w:cs="Arial"/>
+          <w:rFonts w:ascii="Arial Narrow" w:eastAsia="Arial Narrow" w:hAnsi="Arial Narrow" w:cs="Arial Narrow"/>
+          <w:sz w:val="16"/>
+          <w:szCs w:val="16"/>
+        </w:rPr>
+      </w:pPr>
+      <w:r>
+        <w:rPr>
+          <w:rFonts w:ascii="Arial Narrow" w:eastAsia="Arial Narrow" w:hAnsi="Arial Narrow" w:cs="Arial Narrow"/>
           <w:sz w:val="16"/>
           <w:szCs w:val="16"/>
         </w:rPr>
@@ -7776,14 +8862,14 @@
         <w:ind w:left="567"/>
         <w:jc w:val="both"/>
         <w:rPr>
-          <w:rFonts w:ascii="Arial Narrow" w:hAnsi="Arial Narrow" w:cs="Arial"/>
-          <w:sz w:val="16"/>
-          <w:szCs w:val="16"/>
-        </w:rPr>
-      </w:pPr>
-      <w:r>
-        <w:rPr>
-          <w:rFonts w:ascii="Arial Narrow" w:hAnsi="Arial Narrow" w:cs="Arial"/>
+          <w:rFonts w:ascii="Arial Narrow" w:eastAsia="Arial Narrow" w:hAnsi="Arial Narrow" w:cs="Arial Narrow"/>
+          <w:sz w:val="16"/>
+          <w:szCs w:val="16"/>
+        </w:rPr>
+      </w:pPr>
+      <w:r>
+        <w:rPr>
+          <w:rFonts w:ascii="Arial Narrow" w:eastAsia="Arial Narrow" w:hAnsi="Arial Narrow" w:cs="Arial Narrow"/>
           <w:sz w:val="16"/>
           <w:szCs w:val="16"/>
         </w:rPr>
@@ -7796,14 +8882,14 @@
         <w:ind w:left="567"/>
         <w:jc w:val="both"/>
         <w:rPr>
-          <w:rFonts w:ascii="Arial Narrow" w:hAnsi="Arial Narrow" w:cs="Arial"/>
-          <w:sz w:val="16"/>
-          <w:szCs w:val="16"/>
-        </w:rPr>
-      </w:pPr>
-      <w:r>
-        <w:rPr>
-          <w:rFonts w:ascii="Arial Narrow" w:eastAsia="Arial Narrow" w:hAnsi="Arial Narrow" w:cs="Arial"/>
+          <w:rFonts w:ascii="Arial Narrow" w:eastAsia="Arial Narrow" w:hAnsi="Arial Narrow" w:cs="Arial Narrow"/>
+          <w:sz w:val="16"/>
+          <w:szCs w:val="16"/>
+        </w:rPr>
+      </w:pPr>
+      <w:r>
+        <w:rPr>
+          <w:rFonts w:ascii="Arial Narrow" w:eastAsia="Arial Narrow" w:hAnsi="Arial Narrow" w:cs="Arial Narrow"/>
           <w:sz w:val="16"/>
           <w:szCs w:val="16"/>
         </w:rPr>
@@ -7816,14 +8902,14 @@
         <w:ind w:left="567"/>
         <w:jc w:val="both"/>
         <w:rPr>
-          <w:rFonts w:ascii="Arial Narrow" w:hAnsi="Arial Narrow" w:cs="Arial"/>
-          <w:sz w:val="16"/>
-          <w:szCs w:val="16"/>
-        </w:rPr>
-      </w:pPr>
-      <w:r>
-        <w:rPr>
-          <w:rFonts w:ascii="Arial Narrow" w:eastAsia="Arial Narrow" w:hAnsi="Arial Narrow" w:cs="Arial"/>
+          <w:rFonts w:ascii="Arial Narrow" w:eastAsia="Arial Narrow" w:hAnsi="Arial Narrow" w:cs="Arial Narrow"/>
+          <w:sz w:val="16"/>
+          <w:szCs w:val="16"/>
+        </w:rPr>
+      </w:pPr>
+      <w:r>
+        <w:rPr>
+          <w:rFonts w:ascii="Arial Narrow" w:eastAsia="Arial Narrow" w:hAnsi="Arial Narrow" w:cs="Arial Narrow"/>
           <w:sz w:val="16"/>
           <w:szCs w:val="16"/>
         </w:rPr>
@@ -7836,14 +8922,14 @@
         <w:ind w:left="567"/>
         <w:jc w:val="both"/>
         <w:rPr>
-          <w:rFonts w:ascii="Arial Narrow" w:eastAsia="Arial Narrow" w:hAnsi="Arial Narrow" w:cs="Arial"/>
-          <w:sz w:val="16"/>
-          <w:szCs w:val="16"/>
-        </w:rPr>
-      </w:pPr>
-      <w:r>
-        <w:rPr>
-          <w:rFonts w:ascii="Arial Narrow" w:eastAsia="Arial Narrow" w:hAnsi="Arial Narrow" w:cs="Arial"/>
+          <w:rFonts w:ascii="Arial Narrow" w:eastAsia="Arial Narrow" w:hAnsi="Arial Narrow" w:cs="Arial Narrow"/>
+          <w:sz w:val="16"/>
+          <w:szCs w:val="16"/>
+        </w:rPr>
+      </w:pPr>
+      <w:r>
+        <w:rPr>
+          <w:rFonts w:ascii="Arial Narrow" w:eastAsia="Arial Narrow" w:hAnsi="Arial Narrow" w:cs="Arial Narrow"/>
           <w:sz w:val="16"/>
           <w:szCs w:val="16"/>
         </w:rPr>
@@ -7856,14 +8942,14 @@
         <w:ind w:left="567"/>
         <w:jc w:val="both"/>
         <w:rPr>
-          <w:rFonts w:ascii="Arial Narrow" w:eastAsia="Arial Narrow" w:hAnsi="Arial Narrow" w:cs="Arial"/>
-          <w:sz w:val="16"/>
-          <w:szCs w:val="16"/>
-        </w:rPr>
-      </w:pPr>
-      <w:r>
-        <w:rPr>
-          <w:rFonts w:ascii="Arial Narrow" w:eastAsia="Arial Narrow" w:hAnsi="Arial Narrow" w:cs="Arial"/>
+          <w:rFonts w:ascii="Arial Narrow" w:eastAsia="Arial Narrow" w:hAnsi="Arial Narrow" w:cs="Arial Narrow"/>
+          <w:sz w:val="16"/>
+          <w:szCs w:val="16"/>
+        </w:rPr>
+      </w:pPr>
+      <w:r>
+        <w:rPr>
+          <w:rFonts w:ascii="Arial Narrow" w:eastAsia="Arial Narrow" w:hAnsi="Arial Narrow" w:cs="Arial Narrow"/>
           <w:sz w:val="16"/>
           <w:szCs w:val="16"/>
         </w:rPr>
@@ -7876,14 +8962,14 @@
         <w:ind w:left="567"/>
         <w:jc w:val="both"/>
         <w:rPr>
-          <w:rFonts w:ascii="Arial Narrow" w:eastAsia="Arial Narrow" w:hAnsi="Arial Narrow" w:cs="Arial"/>
-          <w:sz w:val="16"/>
-          <w:szCs w:val="16"/>
-        </w:rPr>
-      </w:pPr>
-      <w:r>
-        <w:rPr>
-          <w:rFonts w:ascii="Arial Narrow" w:eastAsia="Arial Narrow" w:hAnsi="Arial Narrow" w:cs="Arial"/>
+          <w:rFonts w:ascii="Arial Narrow" w:eastAsia="Arial Narrow" w:hAnsi="Arial Narrow" w:cs="Arial Narrow"/>
+          <w:sz w:val="16"/>
+          <w:szCs w:val="16"/>
+        </w:rPr>
+      </w:pPr>
+      <w:r>
+        <w:rPr>
+          <w:rFonts w:ascii="Arial Narrow" w:eastAsia="Arial Narrow" w:hAnsi="Arial Narrow" w:cs="Arial Narrow"/>
           <w:sz w:val="16"/>
           <w:szCs w:val="16"/>
         </w:rPr>
@@ -7896,7 +8982,7 @@
         <w:ind w:left="567"/>
         <w:jc w:val="both"/>
         <w:rPr>
-          <w:rFonts w:ascii="Arial Narrow" w:eastAsia="Arial Narrow" w:hAnsi="Arial Narrow" w:cs="Arial"/>
+          <w:rFonts w:ascii="Arial Narrow" w:eastAsia="Arial Narrow" w:hAnsi="Arial Narrow" w:cs="Arial Narrow"/>
           <w:sz w:val="16"/>
           <w:szCs w:val="16"/>
         </w:rPr>
@@ -7908,7 +8994,7 @@
         <w:ind w:left="567"/>
         <w:jc w:val="both"/>
         <w:rPr>
-          <w:rFonts w:ascii="Arial Narrow" w:eastAsia="Arial Narrow" w:hAnsi="Arial Narrow" w:cs="Arial"/>
+          <w:rFonts w:ascii="Arial Narrow" w:eastAsia="Arial Narrow" w:hAnsi="Arial Narrow" w:cs="Arial Narrow"/>
           <w:b/>
           <w:bCs/>
           <w:sz w:val="16"/>
@@ -7917,7 +9003,7 @@
       </w:pPr>
       <w:r>
         <w:rPr>
-          <w:rFonts w:ascii="Arial Narrow" w:eastAsia="Arial Narrow" w:hAnsi="Arial Narrow" w:cs="Arial"/>
+          <w:rFonts w:ascii="Arial Narrow" w:eastAsia="Arial Narrow" w:hAnsi="Arial Narrow" w:cs="Arial Narrow"/>
           <w:b/>
           <w:bCs/>
           <w:sz w:val="16"/>
@@ -7932,14 +9018,14 @@
         <w:ind w:left="567"/>
         <w:jc w:val="both"/>
         <w:rPr>
-          <w:rFonts w:ascii="Arial Narrow" w:eastAsia="Arial Narrow" w:hAnsi="Arial Narrow" w:cs="Arial"/>
-          <w:sz w:val="16"/>
-          <w:szCs w:val="16"/>
-        </w:rPr>
-      </w:pPr>
-      <w:r>
-        <w:rPr>
-          <w:rFonts w:ascii="Arial Narrow" w:eastAsia="Arial Narrow" w:hAnsi="Arial Narrow" w:cs="Arial"/>
+          <w:rFonts w:ascii="Arial Narrow" w:eastAsia="Arial Narrow" w:hAnsi="Arial Narrow" w:cs="Arial Narrow"/>
+          <w:sz w:val="16"/>
+          <w:szCs w:val="16"/>
+        </w:rPr>
+      </w:pPr>
+      <w:r>
+        <w:rPr>
+          <w:rFonts w:ascii="Arial Narrow" w:eastAsia="Arial Narrow" w:hAnsi="Arial Narrow" w:cs="Arial Narrow"/>
           <w:sz w:val="16"/>
           <w:szCs w:val="16"/>
         </w:rPr>
@@ -7952,14 +9038,14 @@
         <w:ind w:left="567"/>
         <w:jc w:val="both"/>
         <w:rPr>
-          <w:rFonts w:ascii="Arial Narrow" w:eastAsia="Arial Narrow" w:hAnsi="Arial Narrow" w:cs="Arial"/>
-          <w:sz w:val="16"/>
-          <w:szCs w:val="16"/>
-        </w:rPr>
-      </w:pPr>
-      <w:r>
-        <w:rPr>
-          <w:rFonts w:ascii="Arial Narrow" w:eastAsia="Arial Narrow" w:hAnsi="Arial Narrow" w:cs="Arial"/>
+          <w:rFonts w:ascii="Arial Narrow" w:eastAsia="Arial Narrow" w:hAnsi="Arial Narrow" w:cs="Arial Narrow"/>
+          <w:sz w:val="16"/>
+          <w:szCs w:val="16"/>
+        </w:rPr>
+      </w:pPr>
+      <w:r>
+        <w:rPr>
+          <w:rFonts w:ascii="Arial Narrow" w:eastAsia="Arial Narrow" w:hAnsi="Arial Narrow" w:cs="Arial Narrow"/>
           <w:sz w:val="16"/>
           <w:szCs w:val="16"/>
         </w:rPr>
@@ -7972,14 +9058,14 @@
         <w:ind w:left="567"/>
         <w:jc w:val="both"/>
         <w:rPr>
-          <w:rFonts w:ascii="Arial Narrow" w:eastAsia="Arial Narrow" w:hAnsi="Arial Narrow" w:cs="Arial"/>
-          <w:sz w:val="16"/>
-          <w:szCs w:val="16"/>
-        </w:rPr>
-      </w:pPr>
-      <w:r>
-        <w:rPr>
-          <w:rFonts w:ascii="Arial Narrow" w:eastAsia="Arial Narrow" w:hAnsi="Arial Narrow" w:cs="Arial"/>
+          <w:rFonts w:ascii="Arial Narrow" w:eastAsia="Arial Narrow" w:hAnsi="Arial Narrow" w:cs="Arial Narrow"/>
+          <w:sz w:val="16"/>
+          <w:szCs w:val="16"/>
+        </w:rPr>
+      </w:pPr>
+      <w:r>
+        <w:rPr>
+          <w:rFonts w:ascii="Arial Narrow" w:eastAsia="Arial Narrow" w:hAnsi="Arial Narrow" w:cs="Arial Narrow"/>
           <w:sz w:val="16"/>
           <w:szCs w:val="16"/>
         </w:rPr>
@@ -7992,14 +9078,14 @@
         <w:ind w:left="567"/>
         <w:jc w:val="both"/>
         <w:rPr>
-          <w:rFonts w:ascii="Arial Narrow" w:eastAsia="Arial Narrow" w:hAnsi="Arial Narrow" w:cs="Arial"/>
-          <w:sz w:val="16"/>
-          <w:szCs w:val="16"/>
-        </w:rPr>
-      </w:pPr>
-      <w:r>
-        <w:rPr>
-          <w:rFonts w:ascii="Arial Narrow" w:eastAsia="Arial Narrow" w:hAnsi="Arial Narrow" w:cs="Arial"/>
+          <w:rFonts w:ascii="Arial Narrow" w:eastAsia="Arial Narrow" w:hAnsi="Arial Narrow" w:cs="Arial Narrow"/>
+          <w:sz w:val="16"/>
+          <w:szCs w:val="16"/>
+        </w:rPr>
+      </w:pPr>
+      <w:r>
+        <w:rPr>
+          <w:rFonts w:ascii="Arial Narrow" w:eastAsia="Arial Narrow" w:hAnsi="Arial Narrow" w:cs="Arial Narrow"/>
           <w:sz w:val="16"/>
           <w:szCs w:val="16"/>
         </w:rPr>
@@ -8012,14 +9098,14 @@
         <w:ind w:left="567"/>
         <w:jc w:val="both"/>
         <w:rPr>
-          <w:rFonts w:ascii="Arial Narrow" w:eastAsia="Arial Narrow" w:hAnsi="Arial Narrow" w:cs="Arial"/>
-          <w:sz w:val="16"/>
-          <w:szCs w:val="16"/>
-        </w:rPr>
-      </w:pPr>
-      <w:r>
-        <w:rPr>
-          <w:rFonts w:ascii="Arial Narrow" w:eastAsia="Arial Narrow" w:hAnsi="Arial Narrow" w:cs="Arial"/>
+          <w:rFonts w:ascii="Arial Narrow" w:eastAsia="Arial Narrow" w:hAnsi="Arial Narrow" w:cs="Arial Narrow"/>
+          <w:sz w:val="16"/>
+          <w:szCs w:val="16"/>
+        </w:rPr>
+      </w:pPr>
+      <w:r>
+        <w:rPr>
+          <w:rFonts w:ascii="Arial Narrow" w:eastAsia="Arial Narrow" w:hAnsi="Arial Narrow" w:cs="Arial Narrow"/>
           <w:sz w:val="16"/>
           <w:szCs w:val="16"/>
         </w:rPr>
@@ -8028,7 +9114,7 @@
       <w:proofErr w:type="spellStart"/>
       <w:r>
         <w:rPr>
-          <w:rFonts w:ascii="Arial Narrow" w:eastAsia="Arial Narrow" w:hAnsi="Arial Narrow" w:cs="Arial"/>
+          <w:rFonts w:ascii="Arial Narrow" w:eastAsia="Arial Narrow" w:hAnsi="Arial Narrow" w:cs="Arial Narrow"/>
           <w:sz w:val="16"/>
           <w:szCs w:val="16"/>
         </w:rPr>
@@ -8037,7 +9123,7 @@
       <w:proofErr w:type="spellEnd"/>
       <w:r>
         <w:rPr>
-          <w:rFonts w:ascii="Arial Narrow" w:eastAsia="Arial Narrow" w:hAnsi="Arial Narrow" w:cs="Arial"/>
+          <w:rFonts w:ascii="Arial Narrow" w:eastAsia="Arial Narrow" w:hAnsi="Arial Narrow" w:cs="Arial Narrow"/>
           <w:sz w:val="16"/>
           <w:szCs w:val="16"/>
         </w:rPr>
@@ -8050,14 +9136,14 @@
         <w:ind w:left="567"/>
         <w:jc w:val="both"/>
         <w:rPr>
-          <w:rFonts w:ascii="Arial Narrow" w:eastAsia="Arial Narrow" w:hAnsi="Arial Narrow" w:cs="Arial"/>
-          <w:sz w:val="16"/>
-          <w:szCs w:val="16"/>
-        </w:rPr>
-      </w:pPr>
-      <w:r>
-        <w:rPr>
-          <w:rFonts w:ascii="Arial Narrow" w:eastAsia="Arial Narrow" w:hAnsi="Arial Narrow" w:cs="Arial"/>
+          <w:rFonts w:ascii="Arial Narrow" w:eastAsia="Arial Narrow" w:hAnsi="Arial Narrow" w:cs="Arial Narrow"/>
+          <w:sz w:val="16"/>
+          <w:szCs w:val="16"/>
+        </w:rPr>
+      </w:pPr>
+      <w:r>
+        <w:rPr>
+          <w:rFonts w:ascii="Arial Narrow" w:eastAsia="Arial Narrow" w:hAnsi="Arial Narrow" w:cs="Arial Narrow"/>
           <w:sz w:val="16"/>
           <w:szCs w:val="16"/>
         </w:rPr>
@@ -8070,14 +9156,14 @@
         <w:ind w:left="567"/>
         <w:jc w:val="both"/>
         <w:rPr>
-          <w:rFonts w:ascii="Arial Narrow" w:eastAsia="Arial Narrow" w:hAnsi="Arial Narrow" w:cs="Arial"/>
-          <w:sz w:val="16"/>
-          <w:szCs w:val="16"/>
-        </w:rPr>
-      </w:pPr>
-      <w:r>
-        <w:rPr>
-          <w:rFonts w:ascii="Arial Narrow" w:eastAsia="Arial Narrow" w:hAnsi="Arial Narrow" w:cs="Arial"/>
+          <w:rFonts w:ascii="Arial Narrow" w:eastAsia="Arial Narrow" w:hAnsi="Arial Narrow" w:cs="Arial Narrow"/>
+          <w:sz w:val="16"/>
+          <w:szCs w:val="16"/>
+        </w:rPr>
+      </w:pPr>
+      <w:r>
+        <w:rPr>
+          <w:rFonts w:ascii="Arial Narrow" w:eastAsia="Arial Narrow" w:hAnsi="Arial Narrow" w:cs="Arial Narrow"/>
           <w:sz w:val="16"/>
           <w:szCs w:val="16"/>
         </w:rPr>
@@ -8086,7 +9172,7 @@
       <w:proofErr w:type="spellStart"/>
       <w:r>
         <w:rPr>
-          <w:rFonts w:ascii="Arial Narrow" w:eastAsia="Arial Narrow" w:hAnsi="Arial Narrow" w:cs="Arial"/>
+          <w:rFonts w:ascii="Arial Narrow" w:eastAsia="Arial Narrow" w:hAnsi="Arial Narrow" w:cs="Arial Narrow"/>
           <w:sz w:val="16"/>
           <w:szCs w:val="16"/>
         </w:rPr>
@@ -8095,7 +9181,7 @@
       <w:proofErr w:type="spellEnd"/>
       <w:r>
         <w:rPr>
-          <w:rFonts w:ascii="Arial Narrow" w:eastAsia="Arial Narrow" w:hAnsi="Arial Narrow" w:cs="Arial"/>
+          <w:rFonts w:ascii="Arial Narrow" w:eastAsia="Arial Narrow" w:hAnsi="Arial Narrow" w:cs="Arial Narrow"/>
           <w:sz w:val="16"/>
           <w:szCs w:val="16"/>
         </w:rPr>
@@ -8108,14 +9194,14 @@
         <w:ind w:left="567"/>
         <w:jc w:val="both"/>
         <w:rPr>
-          <w:rFonts w:ascii="Arial Narrow" w:eastAsia="Arial Narrow" w:hAnsi="Arial Narrow" w:cs="Arial"/>
-          <w:sz w:val="16"/>
-          <w:szCs w:val="16"/>
-        </w:rPr>
-      </w:pPr>
-      <w:r>
-        <w:rPr>
-          <w:rFonts w:ascii="Arial Narrow" w:eastAsia="Arial Narrow" w:hAnsi="Arial Narrow" w:cs="Arial"/>
+          <w:rFonts w:ascii="Arial Narrow" w:eastAsia="Arial Narrow" w:hAnsi="Arial Narrow" w:cs="Arial Narrow"/>
+          <w:sz w:val="16"/>
+          <w:szCs w:val="16"/>
+        </w:rPr>
+      </w:pPr>
+      <w:r>
+        <w:rPr>
+          <w:rFonts w:ascii="Arial Narrow" w:eastAsia="Arial Narrow" w:hAnsi="Arial Narrow" w:cs="Arial Narrow"/>
           <w:sz w:val="16"/>
           <w:szCs w:val="16"/>
         </w:rPr>
@@ -8124,7 +9210,7 @@
       <w:proofErr w:type="spellStart"/>
       <w:r>
         <w:rPr>
-          <w:rFonts w:ascii="Arial Narrow" w:eastAsia="Arial Narrow" w:hAnsi="Arial Narrow" w:cs="Arial"/>
+          <w:rFonts w:ascii="Arial Narrow" w:eastAsia="Arial Narrow" w:hAnsi="Arial Narrow" w:cs="Arial Narrow"/>
           <w:sz w:val="16"/>
           <w:szCs w:val="16"/>
         </w:rPr>
@@ -8133,7 +9219,7 @@
       <w:proofErr w:type="spellEnd"/>
       <w:r>
         <w:rPr>
-          <w:rFonts w:ascii="Arial Narrow" w:eastAsia="Arial Narrow" w:hAnsi="Arial Narrow" w:cs="Arial"/>
+          <w:rFonts w:ascii="Arial Narrow" w:eastAsia="Arial Narrow" w:hAnsi="Arial Narrow" w:cs="Arial Narrow"/>
           <w:sz w:val="16"/>
           <w:szCs w:val="16"/>
         </w:rPr>
@@ -8146,14 +9232,14 @@
         <w:ind w:left="567"/>
         <w:jc w:val="both"/>
         <w:rPr>
-          <w:rFonts w:ascii="Arial Narrow" w:eastAsia="Arial Narrow" w:hAnsi="Arial Narrow" w:cs="Arial"/>
-          <w:sz w:val="16"/>
-          <w:szCs w:val="16"/>
-        </w:rPr>
-      </w:pPr>
-      <w:r>
-        <w:rPr>
-          <w:rFonts w:ascii="Arial Narrow" w:eastAsia="Arial Narrow" w:hAnsi="Arial Narrow" w:cs="Arial"/>
+          <w:rFonts w:ascii="Arial Narrow" w:eastAsia="Arial Narrow" w:hAnsi="Arial Narrow" w:cs="Arial Narrow"/>
+          <w:sz w:val="16"/>
+          <w:szCs w:val="16"/>
+        </w:rPr>
+      </w:pPr>
+      <w:r>
+        <w:rPr>
+          <w:rFonts w:ascii="Arial Narrow" w:eastAsia="Arial Narrow" w:hAnsi="Arial Narrow" w:cs="Arial Narrow"/>
           <w:sz w:val="16"/>
           <w:szCs w:val="16"/>
         </w:rPr>
@@ -8166,14 +9252,14 @@
         <w:ind w:left="567"/>
         <w:jc w:val="both"/>
         <w:rPr>
-          <w:rFonts w:ascii="Arial Narrow" w:eastAsia="Arial Narrow" w:hAnsi="Arial Narrow" w:cs="Arial"/>
-          <w:sz w:val="16"/>
-          <w:szCs w:val="16"/>
-        </w:rPr>
-      </w:pPr>
-      <w:r>
-        <w:rPr>
-          <w:rFonts w:ascii="Arial Narrow" w:eastAsia="Arial Narrow" w:hAnsi="Arial Narrow" w:cs="Arial"/>
+          <w:rFonts w:ascii="Arial Narrow" w:eastAsia="Arial Narrow" w:hAnsi="Arial Narrow" w:cs="Arial Narrow"/>
+          <w:sz w:val="16"/>
+          <w:szCs w:val="16"/>
+        </w:rPr>
+      </w:pPr>
+      <w:r>
+        <w:rPr>
+          <w:rFonts w:ascii="Arial Narrow" w:eastAsia="Arial Narrow" w:hAnsi="Arial Narrow" w:cs="Arial Narrow"/>
           <w:sz w:val="16"/>
           <w:szCs w:val="16"/>
         </w:rPr>
@@ -8183,10 +9269,10 @@
     <w:p>
       <w:pPr>
         <w:spacing w:after="0" w:line="240" w:lineRule="auto"/>
-        <w:ind w:left="567"/>
-        <w:jc w:val="both"/>
-        <w:rPr>
-          <w:rFonts w:ascii="Arial Narrow" w:eastAsia="Arial Narrow" w:hAnsi="Arial Narrow" w:cs="Arial"/>
+        <w:ind w:left="567" w:hanging="567"/>
+        <w:jc w:val="both"/>
+        <w:rPr>
+          <w:rFonts w:ascii="Arial Narrow" w:eastAsia="Arial Narrow" w:hAnsi="Arial Narrow" w:cs="Arial Narrow"/>
           <w:sz w:val="16"/>
           <w:szCs w:val="16"/>
         </w:rPr>
@@ -8203,7 +9289,7 @@
         <w:ind w:left="567" w:hanging="567"/>
         <w:jc w:val="both"/>
         <w:rPr>
-          <w:rFonts w:ascii="Arial Narrow" w:hAnsi="Arial Narrow" w:cs="Arial"/>
+          <w:rFonts w:ascii="Arial Narrow" w:eastAsia="Arial Narrow" w:hAnsi="Arial Narrow" w:cs="Arial Narrow"/>
           <w:b/>
           <w:sz w:val="16"/>
           <w:szCs w:val="16"/>
@@ -8212,7 +9298,7 @@
       <w:r>
         <w:rPr>
           <w:rStyle w:val="Refdenotaalpie"/>
-          <w:rFonts w:ascii="Arial Narrow" w:hAnsi="Arial Narrow" w:cs="Arial"/>
+          <w:rFonts w:ascii="Arial Narrow" w:eastAsia="Arial Narrow" w:hAnsi="Arial Narrow" w:cs="Arial Narrow"/>
           <w:sz w:val="16"/>
           <w:szCs w:val="16"/>
           <w:vertAlign w:val="superscript"/>
@@ -8221,7 +9307,7 @@
       </w:r>
       <w:r>
         <w:rPr>
-          <w:rFonts w:ascii="Arial Narrow" w:hAnsi="Arial Narrow" w:cs="Arial"/>
+          <w:rFonts w:ascii="Arial Narrow" w:eastAsia="Arial Narrow" w:hAnsi="Arial Narrow" w:cs="Arial Narrow"/>
           <w:sz w:val="16"/>
           <w:szCs w:val="16"/>
         </w:rPr>
@@ -8229,7 +9315,7 @@
       </w:r>
       <w:r>
         <w:rPr>
-          <w:rFonts w:ascii="Arial Narrow" w:hAnsi="Arial Narrow" w:cs="Arial"/>
+          <w:rFonts w:ascii="Arial Narrow" w:eastAsia="Arial Narrow" w:hAnsi="Arial Narrow" w:cs="Arial Narrow"/>
           <w:sz w:val="16"/>
           <w:szCs w:val="16"/>
         </w:rPr>
@@ -8237,7 +9323,7 @@
       </w:r>
       <w:r>
         <w:rPr>
-          <w:rFonts w:ascii="Arial Narrow" w:eastAsia="Arial Narrow" w:hAnsi="Arial Narrow" w:cs="Arial"/>
+          <w:rFonts w:ascii="Arial Narrow" w:eastAsia="Arial Narrow" w:hAnsi="Arial Narrow" w:cs="Arial Narrow"/>
           <w:b/>
           <w:sz w:val="16"/>
           <w:szCs w:val="16"/>
@@ -8246,7 +9332,7 @@
       </w:r>
       <w:r>
         <w:rPr>
-          <w:rFonts w:ascii="Arial Narrow" w:hAnsi="Arial Narrow" w:cs="Arial"/>
+          <w:rFonts w:ascii="Arial Narrow" w:eastAsia="Arial Narrow" w:hAnsi="Arial Narrow" w:cs="Arial Narrow"/>
           <w:b/>
           <w:bCs/>
           <w:sz w:val="16"/>
@@ -8256,7 +9342,7 @@
       </w:r>
       <w:r>
         <w:rPr>
-          <w:rFonts w:ascii="Arial Narrow" w:hAnsi="Arial Narrow" w:cs="Arial"/>
+          <w:rFonts w:ascii="Arial Narrow" w:eastAsia="Arial Narrow" w:hAnsi="Arial Narrow" w:cs="Arial Narrow"/>
           <w:b/>
           <w:sz w:val="16"/>
           <w:szCs w:val="16"/>
@@ -8272,7 +9358,7 @@
         </w:tabs>
         <w:jc w:val="both"/>
         <w:rPr>
-          <w:rFonts w:ascii="Arial Narrow" w:eastAsia="Arial Narrow" w:hAnsi="Arial Narrow" w:cs="Arial"/>
+          <w:rFonts w:ascii="Arial Narrow" w:eastAsia="Arial Narrow" w:hAnsi="Arial Narrow" w:cs="Arial Narrow"/>
           <w:b/>
           <w:sz w:val="16"/>
           <w:szCs w:val="16"/>
@@ -8280,7 +9366,7 @@
       </w:pPr>
       <w:r>
         <w:rPr>
-          <w:rFonts w:ascii="Arial Narrow" w:eastAsia="Arial Narrow" w:hAnsi="Arial Narrow" w:cs="Arial"/>
+          <w:rFonts w:ascii="Arial Narrow" w:eastAsia="Arial Narrow" w:hAnsi="Arial Narrow" w:cs="Arial Narrow"/>
           <w:b/>
           <w:sz w:val="16"/>
           <w:szCs w:val="16"/>
@@ -8297,14 +9383,14 @@
         </w:tabs>
         <w:jc w:val="both"/>
         <w:rPr>
-          <w:rFonts w:ascii="Arial Narrow" w:eastAsia="Arial Narrow" w:hAnsi="Arial Narrow" w:cs="Arial"/>
-          <w:sz w:val="16"/>
-          <w:szCs w:val="16"/>
-        </w:rPr>
-      </w:pPr>
-      <w:r>
-        <w:rPr>
-          <w:rFonts w:ascii="Arial Narrow" w:eastAsia="Arial Narrow" w:hAnsi="Arial Narrow" w:cs="Arial"/>
+          <w:rFonts w:ascii="Arial Narrow" w:eastAsia="Arial Narrow" w:hAnsi="Arial Narrow" w:cs="Arial Narrow"/>
+          <w:sz w:val="16"/>
+          <w:szCs w:val="16"/>
+        </w:rPr>
+      </w:pPr>
+      <w:r>
+        <w:rPr>
+          <w:rFonts w:ascii="Arial Narrow" w:eastAsia="Arial Narrow" w:hAnsi="Arial Narrow" w:cs="Arial Narrow"/>
           <w:sz w:val="16"/>
           <w:szCs w:val="16"/>
         </w:rPr>
@@ -8320,14 +9406,14 @@
         </w:tabs>
         <w:jc w:val="both"/>
         <w:rPr>
-          <w:rFonts w:ascii="Arial Narrow" w:eastAsia="Arial Narrow" w:hAnsi="Arial Narrow" w:cs="Arial"/>
-          <w:sz w:val="16"/>
-          <w:szCs w:val="16"/>
-        </w:rPr>
-      </w:pPr>
-      <w:r>
-        <w:rPr>
-          <w:rFonts w:ascii="Arial Narrow" w:eastAsia="Arial Narrow" w:hAnsi="Arial Narrow" w:cs="Arial"/>
+          <w:rFonts w:ascii="Arial Narrow" w:eastAsia="Arial Narrow" w:hAnsi="Arial Narrow" w:cs="Arial Narrow"/>
+          <w:sz w:val="16"/>
+          <w:szCs w:val="16"/>
+        </w:rPr>
+      </w:pPr>
+      <w:r>
+        <w:rPr>
+          <w:rFonts w:ascii="Arial Narrow" w:eastAsia="Arial Narrow" w:hAnsi="Arial Narrow" w:cs="Arial Narrow"/>
           <w:sz w:val="16"/>
           <w:szCs w:val="16"/>
         </w:rPr>
@@ -8343,14 +9429,14 @@
         </w:tabs>
         <w:jc w:val="both"/>
         <w:rPr>
-          <w:rFonts w:ascii="Arial Narrow" w:eastAsia="Arial Narrow" w:hAnsi="Arial Narrow" w:cs="Arial"/>
-          <w:sz w:val="16"/>
-          <w:szCs w:val="16"/>
-        </w:rPr>
-      </w:pPr>
-      <w:r>
-        <w:rPr>
-          <w:rFonts w:ascii="Arial Narrow" w:eastAsia="Arial Narrow" w:hAnsi="Arial Narrow" w:cs="Arial"/>
+          <w:rFonts w:ascii="Arial Narrow" w:eastAsia="Arial Narrow" w:hAnsi="Arial Narrow" w:cs="Arial Narrow"/>
+          <w:sz w:val="16"/>
+          <w:szCs w:val="16"/>
+        </w:rPr>
+      </w:pPr>
+      <w:r>
+        <w:rPr>
+          <w:rFonts w:ascii="Arial Narrow" w:eastAsia="Arial Narrow" w:hAnsi="Arial Narrow" w:cs="Arial Narrow"/>
           <w:sz w:val="16"/>
           <w:szCs w:val="16"/>
         </w:rPr>
@@ -8367,14 +9453,14 @@
         <w:ind w:left="567"/>
         <w:jc w:val="both"/>
         <w:rPr>
-          <w:rFonts w:ascii="Arial Narrow" w:eastAsia="Arial Narrow" w:hAnsi="Arial Narrow" w:cs="Arial"/>
-          <w:sz w:val="16"/>
-          <w:szCs w:val="16"/>
-        </w:rPr>
-      </w:pPr>
-      <w:r>
-        <w:rPr>
-          <w:rFonts w:ascii="Arial Narrow" w:eastAsia="Arial Narrow" w:hAnsi="Arial Narrow" w:cs="Arial"/>
+          <w:rFonts w:ascii="Arial Narrow" w:eastAsia="Arial Narrow" w:hAnsi="Arial Narrow" w:cs="Arial Narrow"/>
+          <w:sz w:val="16"/>
+          <w:szCs w:val="16"/>
+        </w:rPr>
+      </w:pPr>
+      <w:r>
+        <w:rPr>
+          <w:rFonts w:ascii="Arial Narrow" w:eastAsia="Arial Narrow" w:hAnsi="Arial Narrow" w:cs="Arial Narrow"/>
           <w:sz w:val="16"/>
           <w:szCs w:val="16"/>
         </w:rPr>
@@ -8383,7 +9469,7 @@
       <w:proofErr w:type="spellStart"/>
       <w:r>
         <w:rPr>
-          <w:rFonts w:ascii="Arial Narrow" w:eastAsia="Arial Narrow" w:hAnsi="Arial Narrow" w:cs="Arial"/>
+          <w:rFonts w:ascii="Arial Narrow" w:eastAsia="Arial Narrow" w:hAnsi="Arial Narrow" w:cs="Arial Narrow"/>
           <w:sz w:val="16"/>
           <w:szCs w:val="16"/>
         </w:rPr>
@@ -8392,7 +9478,7 @@
       <w:proofErr w:type="spellEnd"/>
       <w:r>
         <w:rPr>
-          <w:rFonts w:ascii="Arial Narrow" w:eastAsia="Arial Narrow" w:hAnsi="Arial Narrow" w:cs="Arial"/>
+          <w:rFonts w:ascii="Arial Narrow" w:eastAsia="Arial Narrow" w:hAnsi="Arial Narrow" w:cs="Arial Narrow"/>
           <w:sz w:val="16"/>
           <w:szCs w:val="16"/>
         </w:rPr>
@@ -8402,9 +9488,14 @@
     <w:p>
       <w:pPr>
         <w:pStyle w:val="Textonotapie"/>
-        <w:jc w:val="both"/>
-        <w:rPr>
-          <w:rFonts w:ascii="Arial Narrow" w:hAnsi="Arial Narrow" w:cs="Arial"/>
+        <w:tabs>
+          <w:tab w:val="left" w:pos="567"/>
+        </w:tabs>
+        <w:ind w:left="567" w:hanging="567"/>
+        <w:jc w:val="both"/>
+        <w:rPr>
+          <w:rFonts w:ascii="Arial Narrow" w:eastAsia="Arial Narrow" w:hAnsi="Arial Narrow" w:cs="Arial Narrow"/>
+          <w:b/>
           <w:sz w:val="16"/>
           <w:szCs w:val="16"/>
         </w:rPr>
@@ -8421,7 +9512,7 @@
         <w:ind w:left="567" w:hanging="567"/>
         <w:jc w:val="both"/>
         <w:rPr>
-          <w:rFonts w:ascii="Arial Narrow" w:hAnsi="Arial Narrow" w:cs="Arial"/>
+          <w:rFonts w:ascii="Arial Narrow" w:eastAsia="Arial Narrow" w:hAnsi="Arial Narrow" w:cs="Arial Narrow"/>
           <w:b/>
           <w:bCs/>
           <w:sz w:val="16"/>
@@ -8431,7 +9522,7 @@
       <w:r>
         <w:rPr>
           <w:rStyle w:val="Refdenotaalpie"/>
-          <w:rFonts w:ascii="Arial Narrow" w:hAnsi="Arial Narrow" w:cs="Arial"/>
+          <w:rFonts w:ascii="Arial Narrow" w:eastAsia="Arial Narrow" w:hAnsi="Arial Narrow" w:cs="Arial Narrow"/>
           <w:b/>
           <w:bCs/>
           <w:sz w:val="16"/>
@@ -8442,7 +9533,7 @@
       </w:r>
       <w:r>
         <w:rPr>
-          <w:rFonts w:ascii="Arial Narrow" w:hAnsi="Arial Narrow" w:cs="Arial"/>
+          <w:rFonts w:ascii="Arial Narrow" w:eastAsia="Arial Narrow" w:hAnsi="Arial Narrow" w:cs="Arial Narrow"/>
           <w:b/>
           <w:bCs/>
           <w:sz w:val="16"/>
@@ -8452,7 +9543,7 @@
       </w:r>
       <w:r>
         <w:rPr>
-          <w:rFonts w:ascii="Arial Narrow" w:hAnsi="Arial Narrow" w:cs="Arial"/>
+          <w:rFonts w:ascii="Arial Narrow" w:eastAsia="Arial Narrow" w:hAnsi="Arial Narrow" w:cs="Arial Narrow"/>
           <w:b/>
           <w:bCs/>
           <w:sz w:val="16"/>
@@ -8464,7 +9555,7 @@
       <w:proofErr w:type="spellStart"/>
       <w:r>
         <w:rPr>
-          <w:rFonts w:ascii="Arial Narrow" w:hAnsi="Arial Narrow" w:cs="Arial"/>
+          <w:rFonts w:ascii="Arial Narrow" w:eastAsia="Arial Narrow" w:hAnsi="Arial Narrow" w:cs="Arial Narrow"/>
           <w:b/>
           <w:bCs/>
           <w:sz w:val="16"/>
@@ -8475,7 +9566,7 @@
       <w:proofErr w:type="spellEnd"/>
       <w:r>
         <w:rPr>
-          <w:rFonts w:ascii="Arial Narrow" w:hAnsi="Arial Narrow" w:cs="Arial"/>
+          <w:rFonts w:ascii="Arial Narrow" w:eastAsia="Arial Narrow" w:hAnsi="Arial Narrow" w:cs="Arial Narrow"/>
           <w:b/>
           <w:bCs/>
           <w:sz w:val="16"/>
@@ -8491,7 +9582,7 @@
         <w:ind w:left="567"/>
         <w:jc w:val="both"/>
         <w:rPr>
-          <w:rFonts w:ascii="Arial Narrow" w:hAnsi="Arial Narrow" w:cs="Arial"/>
+          <w:rFonts w:ascii="Arial Narrow" w:eastAsia="Arial Narrow" w:hAnsi="Arial Narrow" w:cs="Arial Narrow"/>
           <w:bCs/>
           <w:sz w:val="16"/>
           <w:szCs w:val="16"/>
@@ -8499,7 +9590,7 @@
       </w:pPr>
       <w:r>
         <w:rPr>
-          <w:rFonts w:ascii="Arial Narrow" w:hAnsi="Arial Narrow" w:cs="Arial"/>
+          <w:rFonts w:ascii="Arial Narrow" w:eastAsia="Arial Narrow" w:hAnsi="Arial Narrow" w:cs="Arial Narrow"/>
           <w:b/>
           <w:sz w:val="16"/>
           <w:szCs w:val="16"/>
@@ -8508,7 +9599,7 @@
       </w:r>
       <w:r>
         <w:rPr>
-          <w:rFonts w:ascii="Arial Narrow" w:hAnsi="Arial Narrow" w:cs="Arial"/>
+          <w:rFonts w:ascii="Arial Narrow" w:eastAsia="Arial Narrow" w:hAnsi="Arial Narrow" w:cs="Arial Narrow"/>
           <w:bCs/>
           <w:sz w:val="16"/>
           <w:szCs w:val="16"/>
@@ -8518,12 +9609,16 @@
     </w:p>
     <w:p>
       <w:pPr>
-        <w:pStyle w:val="NormalWeb"/>
-        <w:spacing w:after="0" w:line="240" w:lineRule="auto"/>
-        <w:ind w:left="567"/>
-        <w:jc w:val="both"/>
-        <w:rPr>
-          <w:rFonts w:ascii="Arial Narrow" w:hAnsi="Arial Narrow" w:cs="Arial"/>
+        <w:autoSpaceDE w:val="0"/>
+        <w:autoSpaceDN w:val="0"/>
+        <w:adjustRightInd w:val="0"/>
+        <w:spacing w:after="0" w:line="240" w:lineRule="auto"/>
+        <w:ind w:left="567" w:hanging="567"/>
+        <w:jc w:val="both"/>
+        <w:rPr>
+          <w:rFonts w:ascii="Arial Narrow" w:eastAsia="Arial Narrow" w:hAnsi="Arial Narrow" w:cs="Arial Narrow"/>
+          <w:b/>
+          <w:bCs/>
           <w:sz w:val="16"/>
           <w:szCs w:val="16"/>
         </w:rPr>
@@ -8537,7 +9632,7 @@
         <w:ind w:left="567" w:hanging="567"/>
         <w:jc w:val="both"/>
         <w:rPr>
-          <w:rFonts w:ascii="Arial Narrow" w:hAnsi="Arial Narrow" w:cs="Arial"/>
+          <w:rFonts w:ascii="Arial Narrow" w:eastAsia="Arial Narrow" w:hAnsi="Arial Narrow" w:cs="Arial Narrow"/>
           <w:sz w:val="16"/>
           <w:szCs w:val="16"/>
         </w:rPr>
@@ -8545,7 +9640,7 @@
       <w:r>
         <w:rPr>
           <w:rStyle w:val="Refdenotaalpie"/>
-          <w:rFonts w:ascii="Arial Narrow" w:hAnsi="Arial Narrow" w:cs="Arial"/>
+          <w:rFonts w:ascii="Arial Narrow" w:eastAsia="Arial Narrow" w:hAnsi="Arial Narrow" w:cs="Arial Narrow"/>
           <w:sz w:val="16"/>
           <w:szCs w:val="16"/>
           <w:vertAlign w:val="superscript"/>
@@ -8554,7 +9649,7 @@
       </w:r>
       <w:r>
         <w:rPr>
-          <w:rFonts w:ascii="Arial Narrow" w:hAnsi="Arial Narrow" w:cs="Arial"/>
+          <w:rFonts w:ascii="Arial Narrow" w:eastAsia="Arial Narrow" w:hAnsi="Arial Narrow" w:cs="Arial Narrow"/>
           <w:sz w:val="16"/>
           <w:szCs w:val="16"/>
         </w:rPr>
@@ -8562,7 +9657,7 @@
       </w:r>
       <w:r>
         <w:rPr>
-          <w:rFonts w:ascii="Arial Narrow" w:hAnsi="Arial Narrow" w:cs="Arial"/>
+          <w:rFonts w:ascii="Arial Narrow" w:eastAsia="Arial Narrow" w:hAnsi="Arial Narrow" w:cs="Arial Narrow"/>
           <w:sz w:val="16"/>
           <w:szCs w:val="16"/>
         </w:rPr>
@@ -8570,7 +9665,7 @@
       </w:r>
       <w:r>
         <w:rPr>
-          <w:rFonts w:ascii="Arial Narrow" w:eastAsia="Arial" w:hAnsi="Arial Narrow" w:cs="Arial"/>
+          <w:rFonts w:ascii="Arial Narrow" w:eastAsia="Arial Narrow" w:hAnsi="Arial Narrow" w:cs="Arial Narrow"/>
           <w:b/>
           <w:sz w:val="16"/>
           <w:szCs w:val="16"/>
@@ -8584,7 +9679,7 @@
         <w:ind w:left="1134" w:hanging="567"/>
         <w:jc w:val="both"/>
         <w:rPr>
-          <w:rFonts w:ascii="Arial Narrow" w:hAnsi="Arial Narrow" w:cs="Arial"/>
+          <w:rFonts w:ascii="Arial Narrow" w:eastAsia="Arial Narrow" w:hAnsi="Arial Narrow" w:cs="Arial Narrow"/>
           <w:b/>
           <w:bCs/>
           <w:sz w:val="16"/>
@@ -8593,7 +9688,7 @@
       </w:pPr>
       <w:r>
         <w:rPr>
-          <w:rFonts w:ascii="Arial Narrow" w:hAnsi="Arial Narrow" w:cs="Arial"/>
+          <w:rFonts w:ascii="Arial Narrow" w:eastAsia="Arial Narrow" w:hAnsi="Arial Narrow" w:cs="Arial Narrow"/>
           <w:b/>
           <w:bCs/>
           <w:sz w:val="16"/>
@@ -8608,7 +9703,7 @@
         <w:ind w:left="567"/>
         <w:jc w:val="both"/>
         <w:rPr>
-          <w:rFonts w:ascii="Arial Narrow" w:hAnsi="Arial Narrow" w:cs="Arial"/>
+          <w:rFonts w:ascii="Arial Narrow" w:eastAsia="Arial Narrow" w:hAnsi="Arial Narrow" w:cs="Arial Narrow"/>
           <w:sz w:val="16"/>
           <w:szCs w:val="16"/>
           <w:lang w:val="es-ES"/>
@@ -8616,7 +9711,7 @@
       </w:pPr>
       <w:r>
         <w:rPr>
-          <w:rFonts w:ascii="Arial Narrow" w:hAnsi="Arial Narrow" w:cs="Arial"/>
+          <w:rFonts w:ascii="Arial Narrow" w:eastAsia="Arial Narrow" w:hAnsi="Arial Narrow" w:cs="Arial Narrow"/>
           <w:sz w:val="16"/>
           <w:szCs w:val="16"/>
           <w:lang w:val="es-ES"/>
@@ -8625,7 +9720,7 @@
       </w:r>
       <w:r>
         <w:rPr>
-          <w:rFonts w:ascii="Arial Narrow" w:hAnsi="Arial Narrow" w:cs="Arial"/>
+          <w:rFonts w:ascii="Arial Narrow" w:eastAsia="Arial Narrow" w:hAnsi="Arial Narrow" w:cs="Arial Narrow"/>
           <w:sz w:val="16"/>
           <w:szCs w:val="16"/>
           <w:lang w:val="es-ES"/>
@@ -8639,7 +9734,7 @@
         <w:ind w:left="567"/>
         <w:jc w:val="both"/>
         <w:rPr>
-          <w:rFonts w:ascii="Arial Narrow" w:hAnsi="Arial Narrow" w:cs="Arial"/>
+          <w:rFonts w:ascii="Arial Narrow" w:eastAsia="Arial Narrow" w:hAnsi="Arial Narrow" w:cs="Arial Narrow"/>
           <w:sz w:val="16"/>
           <w:szCs w:val="16"/>
           <w:lang w:val="es-ES"/>
@@ -8647,7 +9742,7 @@
       </w:pPr>
       <w:r>
         <w:rPr>
-          <w:rFonts w:ascii="Arial Narrow" w:hAnsi="Arial Narrow" w:cs="Arial"/>
+          <w:rFonts w:ascii="Arial Narrow" w:eastAsia="Arial Narrow" w:hAnsi="Arial Narrow" w:cs="Arial Narrow"/>
           <w:sz w:val="16"/>
           <w:szCs w:val="16"/>
           <w:lang w:val="es-ES"/>
@@ -8661,7 +9756,7 @@
         <w:ind w:left="567"/>
         <w:jc w:val="both"/>
         <w:rPr>
-          <w:rFonts w:ascii="Arial Narrow" w:hAnsi="Arial Narrow" w:cs="Arial"/>
+          <w:rFonts w:ascii="Arial Narrow" w:eastAsia="Arial Narrow" w:hAnsi="Arial Narrow" w:cs="Arial Narrow"/>
           <w:sz w:val="16"/>
           <w:szCs w:val="16"/>
           <w:lang w:val="es-ES"/>
@@ -8669,13 +9764,25 @@
       </w:pPr>
       <w:r>
         <w:rPr>
-          <w:rFonts w:ascii="Arial Narrow" w:hAnsi="Arial Narrow" w:cs="Arial"/>
+          <w:rFonts w:ascii="Arial Narrow" w:eastAsia="Arial Narrow" w:hAnsi="Arial Narrow" w:cs="Arial Narrow"/>
           <w:sz w:val="16"/>
           <w:szCs w:val="16"/>
           <w:lang w:val="es-ES"/>
         </w:rPr>
         <w:t>En caso de no recibirse respuesta automática de recepción en un plazo máximo de dos (2) días hábiles contados desde el día siguiente de efectuado el acto de notificación vía correo electrónico, se procede a notificar por cédula conforme al inciso 20.1.1, volviéndose a computar el plazo establecido en el numeral 24.1 del artículo 24.</w:t>
       </w:r>
+    </w:p>
+    <w:p>
+      <w:pPr>
+        <w:pStyle w:val="Textonotapie"/>
+        <w:ind w:left="567" w:hanging="567"/>
+        <w:jc w:val="both"/>
+        <w:rPr>
+          <w:rFonts w:ascii="Arial Narrow" w:eastAsia="Arial Narrow" w:hAnsi="Arial Narrow" w:cs="Arial Narrow"/>
+          <w:sz w:val="16"/>
+          <w:szCs w:val="16"/>
+        </w:rPr>
+      </w:pPr>
     </w:p>
   </w:footnote>
 </w:footnotes>

--- a/plantillas_maestras/02_seguro_vida/materia_general_asegurativa/1_ddo_aseguradora/mujer/TPL_3222_2025_SEGURO_VIDA_MATERIA_GENERAL_ASEGURATIVA_ASEGURADORA_MUJER_R1.docx
+++ b/plantillas_maestras/02_seguro_vida/materia_general_asegurativa/1_ddo_aseguradora/mujer/TPL_3222_2025_SEGURO_VIDA_MATERIA_GENERAL_ASEGURATIVA_ASEGURADORA_MUJER_R1.docx
@@ -594,19 +594,7 @@
           <w:lang w:val="es-ES" w:eastAsia="es-ES"/>
           <w14:ligatures w14:val="none"/>
         </w:rPr>
-        <w:t xml:space="preserve">Mediante el escrito del 4 de noviembre de 2025, complementada con el escrito del 7 de noviembre de 2025, la señora [APELLIDO] denunció a Interseguro por presuntas infracciones a la Ley 29571, Código de Protección y Defensa del Consumidor (en adelante, Código), señalando lo siguiente:</w:t>
-      </w:r>
-      <w:r>
-        <w:rPr>
-          <w:rFonts w:ascii="Arial Narrow" w:eastAsia="Arial Narrow" w:hAnsi="Arial Narrow" w:cs="Arial Narrow"/>
-          <w:color w:val="000000"/>
-          <w:kern w:val="0"/>
-          <w:sz w:val="22"/>
-          <w:szCs w:val="22"/>
-          <w:lang w:val="es-ES" w:eastAsia="es-ES"/>
-          <w14:ligatures w14:val="none"/>
-        </w:rPr>
-        <w:t/>
+        <w:t xml:space="preserve">Mediante el escrito del 4 de noviembre de 2025, complementada con el escrito del 7 de noviembre de 2025, la señora [APELLIDO] denunció a Interseguro por presuntas infracciones a la Ley 29571, Código de Protección y Defensa del Consumidor</w:t>
       </w:r>
       <w:r>
         <w:rPr>
@@ -632,145 +620,7 @@
           <w:lang w:val="es-ES" w:eastAsia="es-ES"/>
           <w14:ligatures w14:val="none"/>
         </w:rPr>
-        <w:t xml:space="preserve"/>
-      </w:r>
-      <w:r>
-        <w:rPr>
-          <w:rFonts w:ascii="Arial Narrow" w:eastAsia="Arial Narrow" w:hAnsi="Arial Narrow" w:cs="Arial Narrow"/>
-          <w:color w:val="000000"/>
-          <w:kern w:val="0"/>
-          <w:sz w:val="22"/>
-          <w:szCs w:val="22"/>
-          <w:lang w:val="es-ES" w:eastAsia="es-ES"/>
-          <w14:ligatures w14:val="none"/>
-        </w:rPr>
-        <w:t/>
-      </w:r>
-      <w:r>
-        <w:rPr>
-          <w:rFonts w:ascii="Arial Narrow" w:eastAsia="Arial Narrow" w:hAnsi="Arial Narrow" w:cs="Arial Narrow"/>
-          <w:color w:val="000000"/>
-          <w:kern w:val="0"/>
-          <w:sz w:val="22"/>
-          <w:szCs w:val="22"/>
-          <w:lang w:val="es-ES" w:eastAsia="es-ES"/>
-          <w14:ligatures w14:val="none"/>
-        </w:rPr>
-        <w:t xml:space="preserve"/>
-      </w:r>
-      <w:r>
-        <w:rPr>
-          <w:rFonts w:ascii="Arial Narrow" w:eastAsia="Arial Narrow" w:hAnsi="Arial Narrow" w:cs="Arial Narrow"/>
-          <w:color w:val="000000"/>
-          <w:kern w:val="0"/>
-          <w:sz w:val="22"/>
-          <w:szCs w:val="22"/>
-          <w:lang w:val="es-ES" w:eastAsia="es-ES"/>
-          <w14:ligatures w14:val="none"/>
-        </w:rPr>
-        <w:t/>
-      </w:r>
-      <w:r>
-        <w:rPr>
-          <w:rFonts w:ascii="Arial Narrow" w:eastAsia="Arial Narrow" w:hAnsi="Arial Narrow" w:cs="Arial Narrow"/>
-          <w:color w:val="000000"/>
-          <w:kern w:val="0"/>
-          <w:sz w:val="22"/>
-          <w:szCs w:val="22"/>
-          <w:lang w:val="es-ES" w:eastAsia="es-ES"/>
-          <w14:ligatures w14:val="none"/>
-        </w:rPr>
-        <w:t xml:space="preserve"/>
-      </w:r>
-      <w:r>
-        <w:rPr>
-          <w:rFonts w:ascii="Arial Narrow" w:eastAsia="Arial Narrow" w:hAnsi="Arial Narrow" w:cs="Arial Narrow"/>
-          <w:color w:val="000000"/>
-          <w:kern w:val="0"/>
-          <w:sz w:val="22"/>
-          <w:szCs w:val="22"/>
-          <w:lang w:val="es-ES" w:eastAsia="es-ES"/>
-          <w14:ligatures w14:val="none"/>
-        </w:rPr>
-        <w:t/>
-      </w:r>
-      <w:r>
-        <w:rPr>
-          <w:rFonts w:ascii="Arial Narrow" w:eastAsia="Arial Narrow" w:hAnsi="Arial Narrow" w:cs="Arial Narrow"/>
-          <w:kern w:val="0"/>
-          <w14:ligatures w14:val="none"/>
-          <w:sz w:val="22"/>
-          <w:szCs w:val="22"/>
-        </w:rPr>
-        <w:t/>
-      </w:r>
-      <w:r>
-        <w:rPr>
-          <w:rFonts w:ascii="Arial Narrow" w:eastAsia="Arial Narrow" w:hAnsi="Arial Narrow" w:cs="Arial Narrow"/>
-          <w:kern w:val="0"/>
-          <w14:ligatures w14:val="none"/>
-          <w:sz w:val="22"/>
-          <w:szCs w:val="22"/>
-        </w:rPr>
-        <w:t xml:space="preserve"/>
-      </w:r>
-      <w:r>
-        <w:rPr>
-          <w:rFonts w:ascii="Arial Narrow" w:eastAsia="Arial Narrow" w:hAnsi="Arial Narrow" w:cs="Arial Narrow"/>
-          <w:kern w:val="0"/>
-          <w14:ligatures w14:val="none"/>
-          <w:sz w:val="22"/>
-          <w:szCs w:val="22"/>
-        </w:rPr>
-        <w:t xml:space="preserve"/>
-      </w:r>
-      <w:r>
-        <w:rPr>
-          <w:rFonts w:ascii="Arial Narrow" w:eastAsia="Arial Narrow" w:hAnsi="Arial Narrow" w:cs="Arial Narrow"/>
-          <w:kern w:val="0"/>
-          <w14:ligatures w14:val="none"/>
-          <w:sz w:val="22"/>
-          <w:szCs w:val="22"/>
-        </w:rPr>
-        <w:t/>
-      </w:r>
-      <w:r>
-        <w:rPr>
-          <w:rFonts w:ascii="Arial Narrow" w:eastAsia="Arial Narrow" w:hAnsi="Arial Narrow" w:cs="Arial Narrow"/>
-          <w:color w:val="000000"/>
-          <w:kern w:val="0"/>
-          <w:sz w:val="22"/>
-          <w:szCs w:val="22"/>
-          <w:lang w:val="es-ES" w:eastAsia="es-ES"/>
-          <w14:ligatures w14:val="none"/>
-        </w:rPr>
-        <w:t xml:space="preserve"/>
-      </w:r>
-      <w:proofErr w:type="spellStart"/>
-      <w:r>
-        <w:rPr>
-          <w:rFonts w:ascii="Arial Narrow" w:eastAsia="Arial Narrow" w:hAnsi="Arial Narrow" w:cs="Arial Narrow"/>
-          <w:color w:val="000000"/>
-          <w:kern w:val="0"/>
-          <w:sz w:val="22"/>
-          <w:szCs w:val="22"/>
-          <w:lang w:val="es-ES" w:eastAsia="es-ES"/>
-          <w14:ligatures w14:val="none"/>
-        </w:rPr>
-        <w:t/>
-      </w:r>
-      <w:proofErr w:type="spellEnd"/>
-      <w:r>
-        <w:rPr>
-          <w:rFonts w:ascii="Arial Narrow" w:eastAsia="Arial Narrow" w:hAnsi="Arial Narrow" w:cs="Arial Narrow"/>
-          <w:color w:val="000000"/>
-          <w:kern w:val="0"/>
-          <w:sz w:val="22"/>
-          <w:szCs w:val="22"/>
-          <w:lang w:val="es-ES" w:eastAsia="es-ES"/>
-          <w14:ligatures w14:val="none"/>
-        </w:rPr>
-        <w:t xml:space="preserve"/>
+        <w:t xml:space="preserve"> (en adelante, Código), señalando lo siguiente:</w:t>
       </w:r>
       <w:r>
         <w:rPr>
@@ -797,6 +647,168 @@
           <w14:ligatures w14:val="none"/>
         </w:rPr>
         <w:footnoteReference w:id="2"/>
+      </w:r>
+      <w:r>
+        <w:rPr>
+          <w:rFonts w:ascii="Arial Narrow" w:eastAsia="Arial Narrow" w:hAnsi="Arial Narrow" w:cs="Arial Narrow"/>
+          <w:color w:val="000000"/>
+          <w:kern w:val="0"/>
+          <w:sz w:val="22"/>
+          <w:szCs w:val="22"/>
+          <w:lang w:val="es-ES" w:eastAsia="es-ES"/>
+          <w14:ligatures w14:val="none"/>
+        </w:rPr>
+        <w:t xml:space="preserve"/>
+      </w:r>
+      <w:r>
+        <w:rPr>
+          <w:rFonts w:ascii="Arial Narrow" w:eastAsia="Arial Narrow" w:hAnsi="Arial Narrow" w:cs="Arial Narrow"/>
+          <w:color w:val="000000"/>
+          <w:kern w:val="0"/>
+          <w:sz w:val="22"/>
+          <w:szCs w:val="22"/>
+          <w:lang w:val="es-ES" w:eastAsia="es-ES"/>
+          <w14:ligatures w14:val="none"/>
+        </w:rPr>
+        <w:t/>
+      </w:r>
+      <w:r>
+        <w:rPr>
+          <w:rFonts w:ascii="Arial Narrow" w:eastAsia="Arial Narrow" w:hAnsi="Arial Narrow" w:cs="Arial Narrow"/>
+          <w:color w:val="000000"/>
+          <w:kern w:val="0"/>
+          <w:sz w:val="22"/>
+          <w:szCs w:val="22"/>
+          <w:lang w:val="es-ES" w:eastAsia="es-ES"/>
+          <w14:ligatures w14:val="none"/>
+        </w:rPr>
+        <w:t xml:space="preserve"/>
+      </w:r>
+      <w:r>
+        <w:rPr>
+          <w:rFonts w:ascii="Arial Narrow" w:eastAsia="Arial Narrow" w:hAnsi="Arial Narrow" w:cs="Arial Narrow"/>
+          <w:color w:val="000000"/>
+          <w:kern w:val="0"/>
+          <w:sz w:val="22"/>
+          <w:szCs w:val="22"/>
+          <w:lang w:val="es-ES" w:eastAsia="es-ES"/>
+          <w14:ligatures w14:val="none"/>
+        </w:rPr>
+        <w:t/>
+      </w:r>
+      <w:r>
+        <w:rPr>
+          <w:rFonts w:ascii="Arial Narrow" w:eastAsia="Arial Narrow" w:hAnsi="Arial Narrow" w:cs="Arial Narrow"/>
+          <w:color w:val="000000"/>
+          <w:kern w:val="0"/>
+          <w:sz w:val="22"/>
+          <w:szCs w:val="22"/>
+          <w:lang w:val="es-ES" w:eastAsia="es-ES"/>
+          <w14:ligatures w14:val="none"/>
+        </w:rPr>
+        <w:t xml:space="preserve"/>
+      </w:r>
+      <w:r>
+        <w:rPr>
+          <w:rFonts w:ascii="Arial Narrow" w:eastAsia="Arial Narrow" w:hAnsi="Arial Narrow" w:cs="Arial Narrow"/>
+          <w:color w:val="000000"/>
+          <w:kern w:val="0"/>
+          <w:sz w:val="22"/>
+          <w:szCs w:val="22"/>
+          <w:lang w:val="es-ES" w:eastAsia="es-ES"/>
+          <w14:ligatures w14:val="none"/>
+        </w:rPr>
+        <w:t/>
+      </w:r>
+      <w:r>
+        <w:rPr>
+          <w:rFonts w:ascii="Arial Narrow" w:eastAsia="Arial Narrow" w:hAnsi="Arial Narrow" w:cs="Arial Narrow"/>
+          <w:kern w:val="0"/>
+          <w14:ligatures w14:val="none"/>
+          <w:sz w:val="22"/>
+          <w:szCs w:val="22"/>
+        </w:rPr>
+        <w:t/>
+      </w:r>
+      <w:r>
+        <w:rPr>
+          <w:rFonts w:ascii="Arial Narrow" w:eastAsia="Arial Narrow" w:hAnsi="Arial Narrow" w:cs="Arial Narrow"/>
+          <w:kern w:val="0"/>
+          <w14:ligatures w14:val="none"/>
+          <w:sz w:val="22"/>
+          <w:szCs w:val="22"/>
+        </w:rPr>
+        <w:t xml:space="preserve"/>
+      </w:r>
+      <w:r>
+        <w:rPr>
+          <w:rFonts w:ascii="Arial Narrow" w:eastAsia="Arial Narrow" w:hAnsi="Arial Narrow" w:cs="Arial Narrow"/>
+          <w:kern w:val="0"/>
+          <w14:ligatures w14:val="none"/>
+          <w:sz w:val="22"/>
+          <w:szCs w:val="22"/>
+        </w:rPr>
+        <w:t xml:space="preserve"/>
+      </w:r>
+      <w:r>
+        <w:rPr>
+          <w:rFonts w:ascii="Arial Narrow" w:eastAsia="Arial Narrow" w:hAnsi="Arial Narrow" w:cs="Arial Narrow"/>
+          <w:kern w:val="0"/>
+          <w14:ligatures w14:val="none"/>
+          <w:sz w:val="22"/>
+          <w:szCs w:val="22"/>
+        </w:rPr>
+        <w:t/>
+      </w:r>
+      <w:r>
+        <w:rPr>
+          <w:rFonts w:ascii="Arial Narrow" w:eastAsia="Arial Narrow" w:hAnsi="Arial Narrow" w:cs="Arial Narrow"/>
+          <w:color w:val="000000"/>
+          <w:kern w:val="0"/>
+          <w:sz w:val="22"/>
+          <w:szCs w:val="22"/>
+          <w:lang w:val="es-ES" w:eastAsia="es-ES"/>
+          <w14:ligatures w14:val="none"/>
+        </w:rPr>
+        <w:t xml:space="preserve"/>
+      </w:r>
+      <w:proofErr w:type="spellStart"/>
+      <w:r>
+        <w:rPr>
+          <w:rFonts w:ascii="Arial Narrow" w:eastAsia="Arial Narrow" w:hAnsi="Arial Narrow" w:cs="Arial Narrow"/>
+          <w:color w:val="000000"/>
+          <w:kern w:val="0"/>
+          <w:sz w:val="22"/>
+          <w:szCs w:val="22"/>
+          <w:lang w:val="es-ES" w:eastAsia="es-ES"/>
+          <w14:ligatures w14:val="none"/>
+        </w:rPr>
+        <w:t/>
+      </w:r>
+      <w:proofErr w:type="spellEnd"/>
+      <w:r>
+        <w:rPr>
+          <w:rFonts w:ascii="Arial Narrow" w:eastAsia="Arial Narrow" w:hAnsi="Arial Narrow" w:cs="Arial Narrow"/>
+          <w:color w:val="000000"/>
+          <w:kern w:val="0"/>
+          <w:sz w:val="22"/>
+          <w:szCs w:val="22"/>
+          <w:lang w:val="es-ES" w:eastAsia="es-ES"/>
+          <w14:ligatures w14:val="none"/>
+        </w:rPr>
+        <w:t xml:space="preserve"/>
+      </w:r>
+      <w:r>
+        <w:rPr>
+          <w:rFonts w:ascii="Arial Narrow" w:eastAsia="Arial Narrow" w:hAnsi="Arial Narrow" w:cs="Arial Narrow"/>
+          <w:color w:val="000000"/>
+          <w:kern w:val="0"/>
+          <w:sz w:val="22"/>
+          <w:szCs w:val="22"/>
+          <w:lang w:val="es-ES" w:eastAsia="es-ES"/>
+          <w14:ligatures w14:val="none"/>
+        </w:rPr>
+        <w:t/>
       </w:r>
       <w:r>
         <w:rPr>
@@ -3703,7 +3715,19 @@
           <w14:ligatures w14:val="none"/>
         </w:rPr>
         <w:lastRenderedPageBreak/>
-        <w:t xml:space="preserve">PRIMERO: admitir a trámite la denuncia del 4 de noviembre de 2025, complementada con el escrito del 7 de noviembre de 2025, interpuesta por la señora [DENUNCIANTE] contra Interseguro Compañía de Seguros S.A., por lo siguiente:</w:t>
+        <w:t xml:space="preserve">PRIMERO:</w:t>
+      </w:r>
+      <w:r>
+        <w:rPr>
+          <w:rFonts w:ascii="Arial Narrow" w:eastAsia="Arial Narrow" w:hAnsi="Arial Narrow" w:cs="Arial Narrow"/>
+          <w:color w:val="000000"/>
+          <w:kern w:val="0"/>
+          <w:sz w:val="22"/>
+          <w:szCs w:val="22"/>
+          <w:lang w:eastAsia="es-PE"/>
+          <w14:ligatures w14:val="none"/>
+        </w:rPr>
+        <w:t xml:space="preserve"> admitir a trámite la denuncia del 4 de noviembre de 2025, complementada con el escrito del 7 de noviembre de 2025, interpuesta por la señora [DENUNCIANTE] contra Interseguro Compañía de Seguros S.A., por lo siguiente:</w:t>
       </w:r>
       <w:r>
         <w:rPr>
@@ -3773,7 +3797,6 @@
       <w:r>
         <w:rPr>
           <w:rFonts w:ascii="Arial Narrow" w:eastAsia="Arial Narrow" w:hAnsi="Arial Narrow" w:cs="Arial Narrow"/>
-          <w:bCs/>
           <w:spacing w:val="-3"/>
           <w:kern w:val="0"/>
           <w14:ligatures w14:val="none"/>
@@ -4682,19 +4705,6 @@
     </w:p>
     <w:p>
       <w:pPr>
-        <w:spacing w:after="0" w:line="240" w:lineRule="auto"/>
-        <w:jc w:val="both"/>
-        <w:rPr>
-          <w:rFonts w:ascii="Arial Narrow" w:eastAsia="Arial Narrow" w:hAnsi="Arial Narrow" w:cs="Arial Narrow"/>
-          <w:kern w:val="0"/>
-          <w14:ligatures w14:val="none"/>
-          <w:sz w:val="22"/>
-          <w:szCs w:val="22"/>
-        </w:rPr>
-      </w:pPr>
-    </w:p>
-    <w:p>
-      <w:pPr>
         <w:spacing w:line="240" w:lineRule="auto"/>
         <w:contextualSpacing/>
         <w:jc w:val="both"/>
@@ -4819,7 +4829,19 @@
           <w:lang w:eastAsia="es-PE"/>
           <w14:ligatures w14:val="none"/>
         </w:rPr>
-        <w:t xml:space="preserve">TERCERO: </w:t>
+        <w:t xml:space="preserve">TERCERO:</w:t>
+      </w:r>
+      <w:r>
+        <w:rPr>
+          <w:rFonts w:ascii="Arial Narrow" w:eastAsia="Arial Narrow" w:hAnsi="Arial Narrow" w:cs="Arial Narrow"/>
+          <w:color w:val="000000"/>
+          <w:kern w:val="0"/>
+          <w:sz w:val="22"/>
+          <w:szCs w:val="22"/>
+          <w:lang w:eastAsia="es-PE"/>
+          <w14:ligatures w14:val="none"/>
+        </w:rPr>
+        <w:t xml:space="preserve"> </w:t>
       </w:r>
       <w:r>
         <w:rPr>
@@ -5204,7 +5226,15 @@
           <w:sz w:val="22"/>
           <w:szCs w:val="22"/>
         </w:rPr>
-        <w:t xml:space="preserve">CUARTO: </w:t>
+        <w:t xml:space="preserve">CUARTO:</w:t>
+      </w:r>
+      <w:r>
+        <w:rPr>
+          <w:rFonts w:ascii="Arial Narrow" w:eastAsia="Arial Narrow" w:hAnsi="Arial Narrow" w:cs="Arial Narrow"/>
+          <w:sz w:val="22"/>
+          <w:szCs w:val="22"/>
+        </w:rPr>
+        <w:t xml:space="preserve"> </w:t>
       </w:r>
       <w:r>
         <w:rPr>
@@ -5226,7 +5256,7 @@
           <w:lang w:val="es-ES" w:eastAsia="es-ES"/>
           <w14:ligatures w14:val="none"/>
         </w:rPr>
-        <w:footnoteReference w:id="14"/>
+        <w:footnoteReference w:id="9"/>
       </w:r>
       <w:r>
         <w:rPr>
@@ -5248,7 +5278,7 @@
           <w:lang w:val="es-ES" w:eastAsia="es-ES"/>
           <w14:ligatures w14:val="none"/>
         </w:rPr>
-        <w:footnoteReference w:id="15"/>
+        <w:footnoteReference w:id="10"/>
       </w:r>
       <w:r>
         <w:rPr>
@@ -5299,7 +5329,19 @@
           <w:lang w:eastAsia="es-PE"/>
           <w14:ligatures w14:val="none"/>
         </w:rPr>
-        <w:t xml:space="preserve">QUINTO: </w:t>
+        <w:t xml:space="preserve">QUINTO:</w:t>
+      </w:r>
+      <w:r>
+        <w:rPr>
+          <w:rFonts w:ascii="Arial Narrow" w:eastAsia="Arial Narrow" w:hAnsi="Arial Narrow" w:cs="Arial Narrow"/>
+          <w:color w:val="000000"/>
+          <w:kern w:val="0"/>
+          <w:sz w:val="22"/>
+          <w:szCs w:val="22"/>
+          <w:lang w:eastAsia="es-PE"/>
+          <w14:ligatures w14:val="none"/>
+        </w:rPr>
+        <w:t xml:space="preserve"> </w:t>
       </w:r>
       <w:bookmarkStart w:id="23" w:name="_Hlk188286813"/>
       <w:r>
@@ -5595,7 +5637,7 @@
           <w:lang w:eastAsia="es-PE"/>
           <w14:ligatures w14:val="none"/>
         </w:rPr>
-        <w:footnoteReference w:id="9"/>
+        <w:footnoteReference w:id="11"/>
       </w:r>
       <w:r>
         <w:rPr>
@@ -5706,7 +5748,7 @@
           <w:lang w:eastAsia="es-PE"/>
           <w14:ligatures w14:val="none"/>
         </w:rPr>
-        <w:footnoteReference w:id="10"/>
+        <w:footnoteReference w:id="12"/>
       </w:r>
       <w:r>
         <w:rPr>
@@ -5770,7 +5812,7 @@
           <w:lang w:eastAsia="es-PE"/>
           <w14:ligatures w14:val="none"/>
         </w:rPr>
-        <w:footnoteReference w:id="11"/>
+        <w:footnoteReference w:id="13"/>
       </w:r>
       <w:r>
         <w:rPr>
@@ -5962,7 +6004,7 @@
           <w:vertAlign w:val="superscript"/>
           <w14:ligatures w14:val="none"/>
         </w:rPr>
-        <w:footnoteReference w:id="12"/>
+        <w:footnoteReference w:id="14"/>
       </w:r>
       <w:r>
         <w:rPr>
@@ -5980,140 +6022,143 @@
           <w:kern w:val="0"/>
           <w:sz w:val="22"/>
           <w:szCs w:val="22"/>
+          <w14:ligatures w14:val="none"/>
+        </w:rPr>
+        <w:t>expresamente su facultad para asistir y conciliar en su representación</w:t>
+      </w:r>
+      <w:r>
+        <w:rPr>
+          <w:rFonts w:ascii="Arial Narrow" w:eastAsia="Arial Narrow" w:hAnsi="Arial Narrow" w:cs="Arial Narrow"/>
+          <w:kern w:val="0"/>
+          <w14:ligatures w14:val="none"/>
+          <w:sz w:val="22"/>
+          <w:szCs w:val="22"/>
+        </w:rPr>
+        <w:t>.</w:t>
+      </w:r>
+      <w:r>
+        <w:rPr>
+          <w:rFonts w:ascii="Arial Narrow" w:eastAsia="Arial Narrow" w:hAnsi="Arial Narrow" w:cs="Arial Narrow"/>
+          <w:kern w:val="0"/>
+          <w14:ligatures w14:val="none"/>
+          <w:sz w:val="22"/>
+          <w:szCs w:val="22"/>
+        </w:rPr>
+        <w:t xml:space="preserve"> </w:t>
+      </w:r>
+      <w:r>
+        <w:rPr>
+          <w:rFonts w:ascii="Arial Narrow" w:eastAsia="Arial Narrow" w:hAnsi="Arial Narrow" w:cs="Arial Narrow"/>
+          <w:kern w:val="0"/>
+          <w:sz w:val="22"/>
+          <w:szCs w:val="22"/>
+          <w14:ligatures w14:val="none"/>
+        </w:rPr>
+        <w:t xml:space="preserve">Ello bajo apercibimiento de no realizar la audiencia de conciliación y levantar el acta de inasistencia correspondiente. </w:t>
+      </w:r>
+    </w:p>
+    <w:p>
+      <w:pPr>
+        <w:suppressAutoHyphens/>
+        <w:spacing w:after="0" w:line="240" w:lineRule="auto"/>
+        <w:jc w:val="both"/>
+        <w:rPr>
+          <w:rFonts w:ascii="Arial Narrow" w:eastAsia="Arial Narrow" w:hAnsi="Arial Narrow" w:cs="Arial Narrow"/>
+          <w:kern w:val="0"/>
+          <w:sz w:val="22"/>
+          <w:szCs w:val="22"/>
           <w:u w:val="single"/>
           <w14:ligatures w14:val="none"/>
         </w:rPr>
-        <w:t>expresamente su facultad para asistir y conciliar en su representación</w:t>
-      </w:r>
-      <w:r>
-        <w:rPr>
-          <w:rFonts w:ascii="Arial Narrow" w:eastAsia="Arial Narrow" w:hAnsi="Arial Narrow" w:cs="Arial Narrow"/>
-          <w:bCs/>
-          <w:kern w:val="0"/>
-          <w14:ligatures w14:val="none"/>
-          <w:sz w:val="22"/>
-          <w:szCs w:val="22"/>
-        </w:rPr>
-        <w:t>.</w:t>
-      </w:r>
+      </w:pPr>
+    </w:p>
+    <w:p>
+      <w:pPr>
+        <w:suppressAutoHyphens/>
+        <w:spacing w:after="0" w:line="240" w:lineRule="auto"/>
+        <w:jc w:val="both"/>
+        <w:rPr>
+          <w:rFonts w:ascii="Arial Narrow" w:eastAsia="Arial Narrow" w:hAnsi="Arial Narrow" w:cs="Arial Narrow"/>
+          <w:color w:val="000000"/>
+          <w:kern w:val="0"/>
+          <w:sz w:val="22"/>
+          <w:szCs w:val="22"/>
+          <w:lang w:eastAsia="es-PE"/>
+          <w14:ligatures w14:val="none"/>
+        </w:rPr>
+      </w:pPr>
+      <w:r>
+        <w:rPr>
+          <w:rFonts w:ascii="Arial Narrow" w:eastAsia="Arial Narrow" w:hAnsi="Arial Narrow" w:cs="Arial Narrow"/>
+          <w:b/>
+          <w:color w:val="000000"/>
+          <w:kern w:val="0"/>
+          <w:sz w:val="22"/>
+          <w:szCs w:val="22"/>
+          <w:lang w:eastAsia="es-PE"/>
+          <w14:ligatures w14:val="none"/>
+        </w:rPr>
+        <w:t>NOVENO:</w:t>
+      </w:r>
+      <w:r>
+        <w:rPr>
+          <w:rFonts w:ascii="Arial Narrow" w:eastAsia="Arial Narrow" w:hAnsi="Arial Narrow" w:cs="Arial Narrow"/>
+          <w:color w:val="000000"/>
+          <w:kern w:val="0"/>
+          <w:sz w:val="22"/>
+          <w:szCs w:val="22"/>
+          <w:lang w:eastAsia="es-PE"/>
+          <w14:ligatures w14:val="none"/>
+        </w:rPr>
+        <w:t xml:space="preserve"> poner en conocimiento de las partes que, antes de la emisión de la Resolución Final, tienen la posibilidad de formular su desistimiento o presentar el acuerdo arribado mediante la conciliación, mediación, transacción o cualquier otro que, de forma indubitable, deje constancia que se ha solucionado la controversia materia de denuncia.</w:t>
+      </w:r>
+      <w:bookmarkStart w:id="26" w:name="h.gjdgxs" w:colFirst="0" w:colLast="0"/>
+      <w:bookmarkEnd w:id="26"/>
+    </w:p>
+    <w:p>
+      <w:pPr>
+        <w:suppressAutoHyphens/>
+        <w:spacing w:after="0" w:line="240" w:lineRule="auto"/>
+        <w:jc w:val="both"/>
+        <w:rPr>
+          <w:rFonts w:ascii="Arial Narrow" w:eastAsia="Arial Narrow" w:hAnsi="Arial Narrow" w:cs="Arial Narrow"/>
+          <w:color w:val="000000"/>
+          <w:kern w:val="0"/>
+          <w:sz w:val="22"/>
+          <w:szCs w:val="22"/>
+          <w:lang w:eastAsia="es-PE"/>
+          <w14:ligatures w14:val="none"/>
+        </w:rPr>
+      </w:pPr>
+    </w:p>
+    <w:p>
+      <w:pPr>
+        <w:suppressAutoHyphens/>
+        <w:spacing w:after="0" w:line="240" w:lineRule="auto"/>
+        <w:jc w:val="both"/>
+        <w:rPr>
+          <w:rFonts w:ascii="Arial Narrow" w:eastAsia="Arial Narrow" w:hAnsi="Arial Narrow" w:cs="Arial Narrow"/>
+          <w:sz w:val="22"/>
+          <w:szCs w:val="22"/>
+        </w:rPr>
+      </w:pPr>
       <w:r>
         <w:rPr>
           <w:rFonts w:ascii="Arial Narrow" w:eastAsia="Arial Narrow" w:hAnsi="Arial Narrow" w:cs="Arial Narrow"/>
           <w:b/>
           <w:bCs/>
-          <w:kern w:val="0"/>
-          <w14:ligatures w14:val="none"/>
+          <w:sz w:val="22"/>
+          <w:szCs w:val="22"/>
+        </w:rPr>
+        <w:t xml:space="preserve">DÉCIMO:</w:t>
+      </w:r>
+      <w:r>
+        <w:rPr>
+          <w:rFonts w:ascii="Arial Narrow" w:eastAsia="Arial Narrow" w:hAnsi="Arial Narrow" w:cs="Arial Narrow"/>
           <w:sz w:val="22"/>
           <w:szCs w:val="22"/>
         </w:rPr>
         <w:t xml:space="preserve"> </w:t>
-      </w:r>
-      <w:r>
-        <w:rPr>
-          <w:rFonts w:ascii="Arial Narrow" w:eastAsia="Arial Narrow" w:hAnsi="Arial Narrow" w:cs="Arial Narrow"/>
-          <w:kern w:val="0"/>
-          <w:sz w:val="22"/>
-          <w:szCs w:val="22"/>
-          <w:u w:val="single"/>
-          <w14:ligatures w14:val="none"/>
-        </w:rPr>
-        <w:t xml:space="preserve">Ello bajo apercibimiento de no realizar la audiencia de conciliación y levantar el acta de inasistencia correspondiente. </w:t>
-      </w:r>
-    </w:p>
-    <w:p>
-      <w:pPr>
-        <w:suppressAutoHyphens/>
-        <w:spacing w:after="0" w:line="240" w:lineRule="auto"/>
-        <w:jc w:val="both"/>
-        <w:rPr>
-          <w:rFonts w:ascii="Arial Narrow" w:eastAsia="Arial Narrow" w:hAnsi="Arial Narrow" w:cs="Arial Narrow"/>
-          <w:kern w:val="0"/>
-          <w:sz w:val="22"/>
-          <w:szCs w:val="22"/>
-          <w:u w:val="single"/>
-          <w14:ligatures w14:val="none"/>
-        </w:rPr>
-      </w:pPr>
-    </w:p>
-    <w:p>
-      <w:pPr>
-        <w:suppressAutoHyphens/>
-        <w:spacing w:after="0" w:line="240" w:lineRule="auto"/>
-        <w:jc w:val="both"/>
-        <w:rPr>
-          <w:rFonts w:ascii="Arial Narrow" w:eastAsia="Arial Narrow" w:hAnsi="Arial Narrow" w:cs="Arial Narrow"/>
-          <w:color w:val="000000"/>
-          <w:kern w:val="0"/>
-          <w:sz w:val="22"/>
-          <w:szCs w:val="22"/>
-          <w:lang w:eastAsia="es-PE"/>
-          <w14:ligatures w14:val="none"/>
-        </w:rPr>
-      </w:pPr>
-      <w:r>
-        <w:rPr>
-          <w:rFonts w:ascii="Arial Narrow" w:eastAsia="Arial Narrow" w:hAnsi="Arial Narrow" w:cs="Arial Narrow"/>
-          <w:b/>
-          <w:color w:val="000000"/>
-          <w:kern w:val="0"/>
-          <w:sz w:val="22"/>
-          <w:szCs w:val="22"/>
-          <w:lang w:eastAsia="es-PE"/>
-          <w14:ligatures w14:val="none"/>
-        </w:rPr>
-        <w:t>NOVENO:</w:t>
-      </w:r>
-      <w:r>
-        <w:rPr>
-          <w:rFonts w:ascii="Arial Narrow" w:eastAsia="Arial Narrow" w:hAnsi="Arial Narrow" w:cs="Arial Narrow"/>
-          <w:color w:val="000000"/>
-          <w:kern w:val="0"/>
-          <w:sz w:val="22"/>
-          <w:szCs w:val="22"/>
-          <w:lang w:eastAsia="es-PE"/>
-          <w14:ligatures w14:val="none"/>
-        </w:rPr>
-        <w:t xml:space="preserve"> poner en conocimiento de las partes que, antes de la emisión de la Resolución Final, tienen la posibilidad de formular su desistimiento o presentar el acuerdo arribado mediante la conciliación, mediación, transacción o cualquier otro que, de forma indubitable, deje constancia que se ha solucionado la controversia materia de denuncia.</w:t>
-      </w:r>
-      <w:bookmarkStart w:id="26" w:name="h.gjdgxs" w:colFirst="0" w:colLast="0"/>
-      <w:bookmarkEnd w:id="26"/>
-    </w:p>
-    <w:p>
-      <w:pPr>
-        <w:suppressAutoHyphens/>
-        <w:spacing w:after="0" w:line="240" w:lineRule="auto"/>
-        <w:jc w:val="both"/>
-        <w:rPr>
-          <w:rFonts w:ascii="Arial Narrow" w:eastAsia="Arial Narrow" w:hAnsi="Arial Narrow" w:cs="Arial Narrow"/>
-          <w:color w:val="000000"/>
-          <w:kern w:val="0"/>
-          <w:sz w:val="22"/>
-          <w:szCs w:val="22"/>
-          <w:lang w:eastAsia="es-PE"/>
-          <w14:ligatures w14:val="none"/>
-        </w:rPr>
-      </w:pPr>
-    </w:p>
-    <w:p>
-      <w:pPr>
-        <w:suppressAutoHyphens/>
-        <w:spacing w:after="0" w:line="240" w:lineRule="auto"/>
-        <w:jc w:val="both"/>
-        <w:rPr>
-          <w:rFonts w:ascii="Arial Narrow" w:eastAsia="Arial Narrow" w:hAnsi="Arial Narrow" w:cs="Arial Narrow"/>
-          <w:sz w:val="22"/>
-          <w:szCs w:val="22"/>
-        </w:rPr>
-      </w:pPr>
-      <w:r>
-        <w:rPr>
-          <w:rFonts w:ascii="Arial Narrow" w:eastAsia="Arial Narrow" w:hAnsi="Arial Narrow" w:cs="Arial Narrow"/>
-          <w:b/>
-          <w:bCs/>
-          <w:sz w:val="22"/>
-          <w:szCs w:val="22"/>
-        </w:rPr>
-        <w:t xml:space="preserve">DÉCIMO: </w:t>
       </w:r>
       <w:r>
         <w:rPr>
@@ -6285,7 +6330,7 @@
           <w:szCs w:val="22"/>
           <w:vertAlign w:val="superscript"/>
         </w:rPr>
-        <w:footnoteReference w:id="13"/>
+        <w:footnoteReference w:id="15"/>
       </w:r>
       <w:r>
         <w:rPr>
@@ -6829,6 +6874,9 @@
     <w:p>
       <w:pPr>
         <w:pStyle w:val="Textonotapie"/>
+        <w:tabs>
+          <w:tab w:val="left" w:pos="567"/>
+        </w:tabs>
         <w:ind w:left="567" w:hanging="567"/>
         <w:jc w:val="both"/>
         <w:rPr>
@@ -6853,7 +6901,82 @@
           <w:sz w:val="16"/>
           <w:szCs w:val="16"/>
         </w:rPr>
+        <w:tab/>
+        <w:t xml:space="preserve"/>
+      </w:r>
+      <w:r>
+        <w:rPr>
+          <w:rFonts w:ascii="Arial Narrow" w:eastAsia="Arial Narrow" w:hAnsi="Arial Narrow" w:cs="Arial Narrow"/>
+          <w:sz w:val="16"/>
+          <w:szCs w:val="16"/>
+        </w:rPr>
+        <w:tab/>
+        <w:t>Publicado</w:t>
+      </w:r>
+      <w:r>
+        <w:rPr>
+          <w:rFonts w:ascii="Arial Narrow" w:eastAsia="Arial Narrow" w:hAnsi="Arial Narrow" w:cs="Arial Narrow"/>
+          <w:b/>
+          <w:sz w:val="16"/>
+          <w:szCs w:val="16"/>
+        </w:rPr>
         <w:t xml:space="preserve"> </w:t>
+      </w:r>
+      <w:r>
+        <w:rPr>
+          <w:rFonts w:ascii="Arial Narrow" w:eastAsia="Arial Narrow" w:hAnsi="Arial Narrow" w:cs="Arial Narrow"/>
+          <w:sz w:val="16"/>
+          <w:szCs w:val="16"/>
+        </w:rPr>
+        <w:t xml:space="preserve">el 2 de setiembre de 2010 en el Diario Oficial El Peruano, vigente desde el 2 de octubre de 2010 y modificado por Decreto Legislativo 1308.</w:t>
+      </w:r>
+    </w:p>
+    <w:p>
+      <w:pPr>
+        <w:pStyle w:val="Textonotapie"/>
+        <w:ind w:left="567" w:hanging="567"/>
+        <w:jc w:val="both"/>
+        <w:rPr>
+          <w:rFonts w:ascii="Arial Narrow" w:eastAsia="Arial Narrow" w:hAnsi="Arial Narrow" w:cs="Arial Narrow"/>
+          <w:sz w:val="16"/>
+          <w:szCs w:val="16"/>
+        </w:rPr>
+      </w:pPr>
+    </w:p>
+  </w:footnote>
+  <w:footnote w:id="2">
+    <w:p>
+      <w:pPr>
+        <w:pStyle w:val="Textonotapie"/>
+        <w:tabs>
+          <w:tab w:val="left" w:pos="567"/>
+        </w:tabs>
+        <w:ind w:left="567" w:hanging="567"/>
+        <w:jc w:val="both"/>
+        <w:rPr>
+          <w:rFonts w:ascii="Arial Narrow" w:eastAsia="Arial Narrow" w:hAnsi="Arial Narrow" w:cs="Arial Narrow"/>
+          <w:sz w:val="16"/>
+          <w:szCs w:val="16"/>
+        </w:rPr>
+      </w:pPr>
+      <w:r>
+        <w:rPr>
+          <w:rStyle w:val="Refdenotaalpie"/>
+          <w:rFonts w:ascii="Arial Narrow" w:eastAsia="Arial Narrow" w:hAnsi="Arial Narrow" w:cs="Arial Narrow"/>
+          <w:sz w:val="16"/>
+          <w:szCs w:val="16"/>
+          <w:vertAlign w:val="superscript"/>
+        </w:rPr>
+        <w:footnoteRef/>
+      </w:r>
+      <w:r>
+        <w:rPr>
+          <w:rFonts w:ascii="Arial Narrow" w:eastAsia="Arial Narrow" w:hAnsi="Arial Narrow" w:cs="Arial Narrow"/>
+          <w:sz w:val="16"/>
+          <w:szCs w:val="16"/>
+        </w:rPr>
+        <w:tab/>
+        <w:t xml:space="preserve"/>
       </w:r>
       <w:r>
         <w:rPr>
@@ -6927,76 +7050,6 @@
           <w:szCs w:val="16"/>
         </w:rPr>
         <w:t>.</w:t>
-      </w:r>
-    </w:p>
-    <w:p>
-      <w:pPr>
-        <w:pStyle w:val="Textonotapie"/>
-        <w:ind w:left="567" w:hanging="567"/>
-        <w:jc w:val="both"/>
-        <w:rPr>
-          <w:rFonts w:ascii="Arial Narrow" w:eastAsia="Arial Narrow" w:hAnsi="Arial Narrow" w:cs="Arial Narrow"/>
-          <w:sz w:val="16"/>
-          <w:szCs w:val="16"/>
-        </w:rPr>
-      </w:pPr>
-    </w:p>
-  </w:footnote>
-  <w:footnote w:id="2">
-    <w:p>
-      <w:pPr>
-        <w:pStyle w:val="Textonotapie"/>
-        <w:ind w:left="567" w:hanging="567"/>
-        <w:jc w:val="both"/>
-        <w:rPr>
-          <w:rFonts w:ascii="Arial Narrow" w:eastAsia="Arial Narrow" w:hAnsi="Arial Narrow" w:cs="Arial Narrow"/>
-          <w:sz w:val="16"/>
-          <w:szCs w:val="16"/>
-        </w:rPr>
-      </w:pPr>
-      <w:r>
-        <w:rPr>
-          <w:rStyle w:val="Refdenotaalpie"/>
-          <w:rFonts w:ascii="Arial Narrow" w:eastAsia="Arial Narrow" w:hAnsi="Arial Narrow" w:cs="Arial Narrow"/>
-          <w:sz w:val="16"/>
-          <w:szCs w:val="16"/>
-          <w:vertAlign w:val="superscript"/>
-        </w:rPr>
-        <w:footnoteRef/>
-      </w:r>
-      <w:r>
-        <w:rPr>
-          <w:rFonts w:ascii="Arial Narrow" w:eastAsia="Arial Narrow" w:hAnsi="Arial Narrow" w:cs="Arial Narrow"/>
-          <w:sz w:val="16"/>
-          <w:szCs w:val="16"/>
-        </w:rPr>
-        <w:t xml:space="preserve"> </w:t>
-      </w:r>
-      <w:r>
-        <w:rPr>
-          <w:rFonts w:ascii="Arial Narrow" w:eastAsia="Arial Narrow" w:hAnsi="Arial Narrow" w:cs="Arial Narrow"/>
-          <w:sz w:val="16"/>
-          <w:szCs w:val="16"/>
-        </w:rPr>
-        <w:tab/>
-        <w:t>Publicado</w:t>
-      </w:r>
-      <w:r>
-        <w:rPr>
-          <w:rFonts w:ascii="Arial Narrow" w:eastAsia="Arial Narrow" w:hAnsi="Arial Narrow" w:cs="Arial Narrow"/>
-          <w:b/>
-          <w:sz w:val="16"/>
-          <w:szCs w:val="16"/>
-        </w:rPr>
-        <w:t xml:space="preserve"> </w:t>
-      </w:r>
-      <w:r>
-        <w:rPr>
-          <w:rFonts w:ascii="Arial Narrow" w:eastAsia="Arial Narrow" w:hAnsi="Arial Narrow" w:cs="Arial Narrow"/>
-          <w:sz w:val="16"/>
-          <w:szCs w:val="16"/>
-        </w:rPr>
-        <w:t xml:space="preserve">el 2 de setiembre de 2010 en el Diario Oficial El Peruano, vigente desde el 2 de octubre de 2010 y modificado por Decreto Legislativo 1308.</w:t>
       </w:r>
     </w:p>
     <w:p>
@@ -7045,7 +7098,8 @@
           <w:sz w:val="16"/>
           <w:szCs w:val="16"/>
         </w:rPr>
-        <w:t xml:space="preserve"> </w:t>
+        <w:tab/>
+        <w:t xml:space="preserve"/>
       </w:r>
       <w:r>
         <w:rPr>
@@ -7152,10 +7206,30 @@
         <w:jc w:val="both"/>
         <w:rPr>
           <w:rFonts w:ascii="Arial Narrow" w:eastAsia="Arial Narrow" w:hAnsi="Arial Narrow" w:cs="Arial Narrow"/>
-          <w:sz w:val="16"/>
-          <w:szCs w:val="16"/>
-        </w:rPr>
-      </w:pPr>
+          <w:b/>
+          <w:bCs/>
+          <w:sz w:val="16"/>
+          <w:szCs w:val="16"/>
+        </w:rPr>
+      </w:pPr>
+      <w:r>
+        <w:rPr>
+          <w:rFonts w:ascii="Arial Narrow" w:eastAsia="Arial Narrow" w:hAnsi="Arial Narrow" w:cs="Arial Narrow"/>
+          <w:sz w:val="16"/>
+          <w:szCs w:val="16"/>
+        </w:rPr>
+        <w:tab/>
+      </w:r>
+      <w:r>
+        <w:rPr>
+          <w:rFonts w:ascii="Arial Narrow" w:eastAsia="Arial Narrow" w:hAnsi="Arial Narrow" w:cs="Arial Narrow"/>
+          <w:b/>
+          <w:bCs/>
+          <w:sz w:val="16"/>
+          <w:szCs w:val="16"/>
+        </w:rPr>
+        <w:t xml:space="preserve">LEY DE ORGANIZACIÓN Y FUNCIONES DEL INDECOPI, APROBADA POR DECRETO LEGISLATIVO 1033 </w:t>
+      </w:r>
     </w:p>
     <w:p>
       <w:pPr>
@@ -7167,29 +7241,28 @@
         <w:jc w:val="both"/>
         <w:rPr>
           <w:rFonts w:ascii="Arial Narrow" w:eastAsia="Arial Narrow" w:hAnsi="Arial Narrow" w:cs="Arial Narrow"/>
+          <w:sz w:val="16"/>
+          <w:szCs w:val="16"/>
+        </w:rPr>
+      </w:pPr>
+      <w:r>
+        <w:rPr>
+          <w:rFonts w:ascii="Arial Narrow" w:eastAsia="Arial Narrow" w:hAnsi="Arial Narrow" w:cs="Arial Narrow"/>
           <w:b/>
           <w:bCs/>
           <w:sz w:val="16"/>
           <w:szCs w:val="16"/>
         </w:rPr>
-      </w:pPr>
-      <w:r>
-        <w:rPr>
-          <w:rFonts w:ascii="Arial Narrow" w:eastAsia="Arial Narrow" w:hAnsi="Arial Narrow" w:cs="Arial Narrow"/>
-          <w:sz w:val="16"/>
-          <w:szCs w:val="16"/>
-        </w:rPr>
         <w:tab/>
-      </w:r>
-      <w:r>
-        <w:rPr>
-          <w:rFonts w:ascii="Arial Narrow" w:eastAsia="Arial Narrow" w:hAnsi="Arial Narrow" w:cs="Arial Narrow"/>
-          <w:b/>
-          <w:bCs/>
-          <w:sz w:val="16"/>
-          <w:szCs w:val="16"/>
-        </w:rPr>
-        <w:t xml:space="preserve">LEY DE ORGANIZACIÓN Y FUNCIONES DEL INDECOPI, APROBADA POR DECRETO LEGISLATIVO 1033 </w:t>
+        <w:t>Artículo 27.-</w:t>
+      </w:r>
+      <w:r>
+        <w:rPr>
+          <w:rFonts w:ascii="Arial Narrow" w:eastAsia="Arial Narrow" w:hAnsi="Arial Narrow" w:cs="Arial Narrow"/>
+          <w:sz w:val="16"/>
+          <w:szCs w:val="16"/>
+        </w:rPr>
+        <w:t xml:space="preserve"> De la Comisión de Protección al Consumidor.- </w:t>
       </w:r>
     </w:p>
     <w:p>
@@ -7209,21 +7282,11 @@
       <w:r>
         <w:rPr>
           <w:rFonts w:ascii="Arial Narrow" w:eastAsia="Arial Narrow" w:hAnsi="Arial Narrow" w:cs="Arial Narrow"/>
-          <w:b/>
-          <w:bCs/>
           <w:sz w:val="16"/>
           <w:szCs w:val="16"/>
         </w:rPr>
         <w:tab/>
-        <w:t>Artículo 27.-</w:t>
-      </w:r>
-      <w:r>
-        <w:rPr>
-          <w:rFonts w:ascii="Arial Narrow" w:eastAsia="Arial Narrow" w:hAnsi="Arial Narrow" w:cs="Arial Narrow"/>
-          <w:sz w:val="16"/>
-          <w:szCs w:val="16"/>
-        </w:rPr>
-        <w:t xml:space="preserve"> De la Comisión de Protección al Consumidor.- </w:t>
+        <w:t>Corresponde a la Comisión de Protección al Consumidor velar por el cumplimiento de la Ley de Protección al Consumidor y de las leyes que, en general, protegen a los consumidores de la falta de idoneidad de los bienes y servicios en función de la información brindada, de las omisiones de información y de la discriminación en el consumo, así como de aquellas que complementen o sustituyan a las anteriores.</w:t>
       </w:r>
     </w:p>
     <w:p>
@@ -7236,20 +7299,15 @@
         <w:jc w:val="both"/>
         <w:rPr>
           <w:rFonts w:ascii="Arial Narrow" w:eastAsia="Arial Narrow" w:hAnsi="Arial Narrow" w:cs="Arial Narrow"/>
-          <w:sz w:val="16"/>
-          <w:szCs w:val="16"/>
-        </w:rPr>
-      </w:pPr>
-      <w:r>
-        <w:rPr>
-          <w:rFonts w:ascii="Arial Narrow" w:eastAsia="Arial Narrow" w:hAnsi="Arial Narrow" w:cs="Arial Narrow"/>
-          <w:sz w:val="16"/>
-          <w:szCs w:val="16"/>
-        </w:rPr>
-        <w:tab/>
-        <w:t>Corresponde a la Comisión de Protección al Consumidor velar por el cumplimiento de la Ley de Protección al Consumidor y de las leyes que, en general, protegen a los consumidores de la falta de idoneidad de los bienes y servicios en función de la información brindada, de las omisiones de información y de la discriminación en el consumo, así como de aquellas que complementen o sustituyan a las anteriores.</w:t>
-      </w:r>
-    </w:p>
+          <w:b/>
+          <w:bCs/>
+          <w:sz w:val="16"/>
+          <w:szCs w:val="16"/>
+        </w:rPr>
+      </w:pPr>
+    </w:p>
+  </w:footnote>
+  <w:footnote w:id="4">
     <w:p>
       <w:pPr>
         <w:pStyle w:val="Textonotapie"/>
@@ -7266,9 +7324,150 @@
           <w:szCs w:val="16"/>
         </w:rPr>
       </w:pPr>
-    </w:p>
-  </w:footnote>
-  <w:footnote w:id="4">
+      <w:r>
+        <w:rPr>
+          <w:rStyle w:val="Refdenotaalpie"/>
+          <w:rFonts w:ascii="Arial Narrow" w:eastAsia="Arial Narrow" w:hAnsi="Arial Narrow" w:cs="Arial Narrow"/>
+          <w:sz w:val="16"/>
+          <w:szCs w:val="16"/>
+          <w:vertAlign w:val="superscript"/>
+        </w:rPr>
+        <w:footnoteRef/>
+      </w:r>
+      <w:r>
+        <w:rPr>
+          <w:rFonts w:ascii="Arial Narrow" w:eastAsia="Arial Narrow" w:hAnsi="Arial Narrow" w:cs="Arial Narrow"/>
+          <w:sz w:val="16"/>
+          <w:szCs w:val="16"/>
+        </w:rPr>
+        <w:tab/>
+        <w:t xml:space="preserve"/>
+      </w:r>
+      <w:r>
+        <w:rPr>
+          <w:rFonts w:ascii="Arial Narrow" w:eastAsia="Arial Narrow" w:hAnsi="Arial Narrow" w:cs="Arial Narrow"/>
+          <w:sz w:val="16"/>
+          <w:szCs w:val="16"/>
+        </w:rPr>
+        <w:tab/>
+      </w:r>
+      <w:r>
+        <w:rPr>
+          <w:rFonts w:ascii="Arial Narrow" w:eastAsia="Arial Narrow" w:hAnsi="Arial Narrow" w:cs="Arial Narrow"/>
+          <w:b/>
+          <w:bCs/>
+          <w:sz w:val="16"/>
+          <w:szCs w:val="16"/>
+        </w:rPr>
+        <w:t xml:space="preserve">LEY 29571, CÓDIGO DE PROTECCIÓN Y DEFENSA DEL CONSUMIDOR, publicado el 2 de setiembre de 2010 y modificado por Decreto Legislativo 1308 </w:t>
+      </w:r>
+    </w:p>
+    <w:p>
+      <w:pPr>
+        <w:pStyle w:val="Textonotapie"/>
+        <w:ind w:left="567" w:right="-1"/>
+        <w:jc w:val="both"/>
+        <w:rPr>
+          <w:rFonts w:ascii="Arial Narrow" w:eastAsia="Arial Narrow" w:hAnsi="Arial Narrow" w:cs="Arial Narrow"/>
+          <w:b/>
+          <w:bCs/>
+          <w:sz w:val="16"/>
+          <w:szCs w:val="16"/>
+        </w:rPr>
+      </w:pPr>
+      <w:r>
+        <w:rPr>
+          <w:rFonts w:ascii="Arial Narrow" w:eastAsia="Arial Narrow" w:hAnsi="Arial Narrow" w:cs="Arial Narrow"/>
+          <w:b/>
+          <w:bCs/>
+          <w:sz w:val="16"/>
+          <w:szCs w:val="16"/>
+        </w:rPr>
+        <w:t xml:space="preserve">Artículo 18.- Idoneidad </w:t>
+      </w:r>
+    </w:p>
+    <w:p>
+      <w:pPr>
+        <w:pStyle w:val="Textonotapie"/>
+        <w:ind w:left="567" w:right="-1"/>
+        <w:jc w:val="both"/>
+        <w:rPr>
+          <w:rFonts w:ascii="Arial Narrow" w:eastAsia="Arial Narrow" w:hAnsi="Arial Narrow" w:cs="Arial Narrow"/>
+          <w:sz w:val="16"/>
+          <w:szCs w:val="16"/>
+        </w:rPr>
+      </w:pPr>
+      <w:r>
+        <w:rPr>
+          <w:rFonts w:ascii="Arial Narrow" w:eastAsia="Arial Narrow" w:hAnsi="Arial Narrow" w:cs="Arial Narrow"/>
+          <w:sz w:val="16"/>
+          <w:szCs w:val="16"/>
+        </w:rPr>
+        <w:t xml:space="preserve">Se entiende por idoneidad la correspondencia entre lo que un consumidor espera y lo que efectivamente recibe, en función a lo que se le hubiera ofrecido, la publicidad e información transmitida, las condiciones y circunstancias de la transacción, las características y naturaleza del producto o servicio, el precio, entre otros factores, atendiendo a las circunstancias del caso. </w:t>
+      </w:r>
+    </w:p>
+    <w:p>
+      <w:pPr>
+        <w:pStyle w:val="Textonotapie"/>
+        <w:ind w:left="567" w:right="-1"/>
+        <w:jc w:val="both"/>
+        <w:rPr>
+          <w:rFonts w:ascii="Arial Narrow" w:eastAsia="Arial Narrow" w:hAnsi="Arial Narrow" w:cs="Arial Narrow"/>
+          <w:sz w:val="16"/>
+          <w:szCs w:val="16"/>
+        </w:rPr>
+      </w:pPr>
+      <w:r>
+        <w:rPr>
+          <w:rFonts w:ascii="Arial Narrow" w:eastAsia="Arial Narrow" w:hAnsi="Arial Narrow" w:cs="Arial Narrow"/>
+          <w:sz w:val="16"/>
+          <w:szCs w:val="16"/>
+        </w:rPr>
+        <w:t xml:space="preserve">La idoneidad es evaluada en función a la propia naturaleza del producto o servicio y a su aptitud para satisfacer la finalidad para la cual ha sido puesto en el mercado. Las autorizaciones por parte de los organismos del Estado para la fabricación de un producto o la prestación de un servicio, en los casos que sea necesario, no eximen de responsabilidad al proveedor frente al consumidor. </w:t>
+      </w:r>
+    </w:p>
+    <w:p>
+      <w:pPr>
+        <w:pStyle w:val="Textonotapie"/>
+        <w:ind w:left="567" w:right="-1"/>
+        <w:jc w:val="both"/>
+        <w:rPr>
+          <w:rFonts w:ascii="Arial Narrow" w:eastAsia="Arial Narrow" w:hAnsi="Arial Narrow" w:cs="Arial Narrow"/>
+          <w:sz w:val="16"/>
+          <w:szCs w:val="16"/>
+        </w:rPr>
+      </w:pPr>
+      <w:r>
+        <w:rPr>
+          <w:rFonts w:ascii="Arial Narrow" w:eastAsia="Arial Narrow" w:hAnsi="Arial Narrow" w:cs="Arial Narrow"/>
+          <w:b/>
+          <w:bCs/>
+          <w:sz w:val="16"/>
+          <w:szCs w:val="16"/>
+        </w:rPr>
+        <w:t xml:space="preserve">Artículo 19.- Obligación de los proveedores </w:t>
+      </w:r>
+    </w:p>
+    <w:p>
+      <w:pPr>
+        <w:pStyle w:val="Textonotapie"/>
+        <w:ind w:left="567" w:right="-1"/>
+        <w:jc w:val="both"/>
+        <w:rPr>
+          <w:rFonts w:ascii="Arial Narrow" w:eastAsia="Arial Narrow" w:hAnsi="Arial Narrow" w:cs="Arial Narrow"/>
+          <w:sz w:val="16"/>
+          <w:szCs w:val="16"/>
+        </w:rPr>
+      </w:pPr>
+      <w:r>
+        <w:rPr>
+          <w:rFonts w:ascii="Arial Narrow" w:eastAsia="Arial Narrow" w:hAnsi="Arial Narrow" w:cs="Arial Narrow"/>
+          <w:sz w:val="16"/>
+          <w:szCs w:val="16"/>
+        </w:rPr>
+        <w:t>El proveedor responde por la idoneidad y calidad de los productos y servicios ofrecidos; por la autenticidad de las marcas y leyendas que exhiben sus productos o del signo que respalda al prestador del servicio, por la falta de conformidad entre la publicidad comercial de los productos y servicios y estos, así como por el contenido y la vida útil del producto indicado en el envase, en lo que corresponda.</w:t>
+      </w:r>
+    </w:p>
     <w:p>
       <w:pPr>
         <w:pStyle w:val="Textonotapie"/>
@@ -7285,161 +7484,9 @@
           <w:szCs w:val="16"/>
         </w:rPr>
       </w:pPr>
-      <w:r>
-        <w:rPr>
-          <w:rStyle w:val="Refdenotaalpie"/>
-          <w:rFonts w:ascii="Arial Narrow" w:eastAsia="Arial Narrow" w:hAnsi="Arial Narrow" w:cs="Arial Narrow"/>
-          <w:sz w:val="16"/>
-          <w:szCs w:val="16"/>
-          <w:vertAlign w:val="superscript"/>
-        </w:rPr>
-        <w:footnoteRef/>
-      </w:r>
-      <w:r>
-        <w:rPr>
-          <w:rFonts w:ascii="Arial Narrow" w:eastAsia="Arial Narrow" w:hAnsi="Arial Narrow" w:cs="Arial Narrow"/>
-          <w:sz w:val="16"/>
-          <w:szCs w:val="16"/>
-        </w:rPr>
-        <w:t xml:space="preserve"> </w:t>
-      </w:r>
-      <w:r>
-        <w:rPr>
-          <w:rFonts w:ascii="Arial Narrow" w:eastAsia="Arial Narrow" w:hAnsi="Arial Narrow" w:cs="Arial Narrow"/>
-          <w:sz w:val="16"/>
-          <w:szCs w:val="16"/>
-        </w:rPr>
-        <w:tab/>
-      </w:r>
-      <w:r>
-        <w:rPr>
-          <w:rFonts w:ascii="Arial Narrow" w:eastAsia="Arial Narrow" w:hAnsi="Arial Narrow" w:cs="Arial Narrow"/>
-          <w:b/>
-          <w:bCs/>
-          <w:sz w:val="16"/>
-          <w:szCs w:val="16"/>
-        </w:rPr>
-        <w:t xml:space="preserve">LEY 29571, CÓDIGO DE PROTECCIÓN Y DEFENSA DEL CONSUMIDOR, publicado el 2 de setiembre de 2010 y modificado por Decreto Legislativo 1308 </w:t>
-      </w:r>
-    </w:p>
-    <w:p>
-      <w:pPr>
-        <w:pStyle w:val="Textonotapie"/>
-        <w:ind w:left="567" w:right="-1"/>
-        <w:jc w:val="both"/>
-        <w:rPr>
-          <w:rFonts w:ascii="Arial Narrow" w:eastAsia="Arial Narrow" w:hAnsi="Arial Narrow" w:cs="Arial Narrow"/>
-          <w:b/>
-          <w:bCs/>
-          <w:sz w:val="16"/>
-          <w:szCs w:val="16"/>
-        </w:rPr>
-      </w:pPr>
-      <w:r>
-        <w:rPr>
-          <w:rFonts w:ascii="Arial Narrow" w:eastAsia="Arial Narrow" w:hAnsi="Arial Narrow" w:cs="Arial Narrow"/>
-          <w:b/>
-          <w:bCs/>
-          <w:sz w:val="16"/>
-          <w:szCs w:val="16"/>
-        </w:rPr>
-        <w:t xml:space="preserve">Artículo 18.- Idoneidad </w:t>
-      </w:r>
-    </w:p>
-    <w:p>
-      <w:pPr>
-        <w:pStyle w:val="Textonotapie"/>
-        <w:ind w:left="567" w:right="-1"/>
-        <w:jc w:val="both"/>
-        <w:rPr>
-          <w:rFonts w:ascii="Arial Narrow" w:eastAsia="Arial Narrow" w:hAnsi="Arial Narrow" w:cs="Arial Narrow"/>
-          <w:sz w:val="16"/>
-          <w:szCs w:val="16"/>
-        </w:rPr>
-      </w:pPr>
-      <w:r>
-        <w:rPr>
-          <w:rFonts w:ascii="Arial Narrow" w:eastAsia="Arial Narrow" w:hAnsi="Arial Narrow" w:cs="Arial Narrow"/>
-          <w:sz w:val="16"/>
-          <w:szCs w:val="16"/>
-        </w:rPr>
-        <w:t xml:space="preserve">Se entiende por idoneidad la correspondencia entre lo que un consumidor espera y lo que efectivamente recibe, en función a lo que se le hubiera ofrecido, la publicidad e información transmitida, las condiciones y circunstancias de la transacción, las características y naturaleza del producto o servicio, el precio, entre otros factores, atendiendo a las circunstancias del caso. </w:t>
-      </w:r>
-    </w:p>
-    <w:p>
-      <w:pPr>
-        <w:pStyle w:val="Textonotapie"/>
-        <w:ind w:left="567" w:right="-1"/>
-        <w:jc w:val="both"/>
-        <w:rPr>
-          <w:rFonts w:ascii="Arial Narrow" w:eastAsia="Arial Narrow" w:hAnsi="Arial Narrow" w:cs="Arial Narrow"/>
-          <w:sz w:val="16"/>
-          <w:szCs w:val="16"/>
-        </w:rPr>
-      </w:pPr>
-      <w:r>
-        <w:rPr>
-          <w:rFonts w:ascii="Arial Narrow" w:eastAsia="Arial Narrow" w:hAnsi="Arial Narrow" w:cs="Arial Narrow"/>
-          <w:sz w:val="16"/>
-          <w:szCs w:val="16"/>
-        </w:rPr>
-        <w:t xml:space="preserve">La idoneidad es evaluada en función a la propia naturaleza del producto o servicio y a su aptitud para satisfacer la finalidad para la cual ha sido puesto en el mercado. Las autorizaciones por parte de los organismos del Estado para la fabricación de un producto o la prestación de un servicio, en los casos que sea necesario, no eximen de responsabilidad al proveedor frente al consumidor. </w:t>
-      </w:r>
-    </w:p>
-    <w:p>
-      <w:pPr>
-        <w:pStyle w:val="Textonotapie"/>
-        <w:ind w:left="567" w:right="-1"/>
-        <w:jc w:val="both"/>
-        <w:rPr>
-          <w:rFonts w:ascii="Arial Narrow" w:eastAsia="Arial Narrow" w:hAnsi="Arial Narrow" w:cs="Arial Narrow"/>
-          <w:sz w:val="16"/>
-          <w:szCs w:val="16"/>
-        </w:rPr>
-      </w:pPr>
-    </w:p>
-    <w:p>
-      <w:pPr>
-        <w:pStyle w:val="Textonotapie"/>
-        <w:ind w:left="567" w:right="-1"/>
-        <w:jc w:val="both"/>
-        <w:rPr>
-          <w:rFonts w:ascii="Arial Narrow" w:eastAsia="Arial Narrow" w:hAnsi="Arial Narrow" w:cs="Arial Narrow"/>
-          <w:sz w:val="16"/>
-          <w:szCs w:val="16"/>
-        </w:rPr>
-      </w:pPr>
-      <w:r>
-        <w:rPr>
-          <w:rFonts w:ascii="Arial Narrow" w:eastAsia="Arial Narrow" w:hAnsi="Arial Narrow" w:cs="Arial Narrow"/>
-          <w:b/>
-          <w:bCs/>
-          <w:sz w:val="16"/>
-          <w:szCs w:val="16"/>
-        </w:rPr>
-        <w:t xml:space="preserve">Artículo 19.- Obligación de los proveedores </w:t>
-      </w:r>
-    </w:p>
-    <w:p>
-      <w:pPr>
-        <w:pStyle w:val="Textonotapie"/>
-        <w:ind w:left="567" w:right="-1"/>
-        <w:jc w:val="both"/>
-        <w:rPr>
-          <w:rFonts w:ascii="Arial Narrow" w:eastAsia="Arial Narrow" w:hAnsi="Arial Narrow" w:cs="Arial Narrow"/>
-          <w:sz w:val="16"/>
-          <w:szCs w:val="16"/>
-        </w:rPr>
-      </w:pPr>
-      <w:r>
-        <w:rPr>
-          <w:rFonts w:ascii="Arial Narrow" w:eastAsia="Arial Narrow" w:hAnsi="Arial Narrow" w:cs="Arial Narrow"/>
-          <w:sz w:val="16"/>
-          <w:szCs w:val="16"/>
-        </w:rPr>
-        <w:t>El proveedor responde por la idoneidad y calidad de los productos y servicios ofrecidos; por la autenticidad de las marcas y leyendas que exhiben sus productos o del signo que respalda al prestador del servicio, por la falta de conformidad entre la publicidad comercial de los productos y servicios y estos, así como por el contenido y la vida útil del producto indicado en el envase, en lo que corresponda.</w:t>
-      </w:r>
-    </w:p>
+    </w:p>
+  </w:footnote>
+  <w:footnote w:id="5">
     <w:p>
       <w:pPr>
         <w:pStyle w:val="Textonotapie"/>
@@ -7456,9 +7503,140 @@
           <w:szCs w:val="16"/>
         </w:rPr>
       </w:pPr>
-    </w:p>
-  </w:footnote>
-  <w:footnote w:id="5">
+      <w:r>
+        <w:rPr>
+          <w:rStyle w:val="Refdenotaalpie"/>
+          <w:rFonts w:ascii="Arial Narrow" w:eastAsia="Arial Narrow" w:hAnsi="Arial Narrow" w:cs="Arial Narrow"/>
+          <w:sz w:val="16"/>
+          <w:szCs w:val="16"/>
+          <w:vertAlign w:val="superscript"/>
+        </w:rPr>
+        <w:footnoteRef/>
+      </w:r>
+      <w:r>
+        <w:rPr>
+          <w:rFonts w:ascii="Arial Narrow" w:eastAsia="Arial Narrow" w:hAnsi="Arial Narrow" w:cs="Arial Narrow"/>
+          <w:sz w:val="16"/>
+          <w:szCs w:val="16"/>
+        </w:rPr>
+        <w:tab/>
+        <w:t xml:space="preserve"/>
+      </w:r>
+      <w:r>
+        <w:rPr>
+          <w:rFonts w:ascii="Arial Narrow" w:eastAsia="Arial Narrow" w:hAnsi="Arial Narrow" w:cs="Arial Narrow"/>
+          <w:sz w:val="16"/>
+          <w:szCs w:val="16"/>
+        </w:rPr>
+        <w:tab/>
+      </w:r>
+      <w:r>
+        <w:rPr>
+          <w:rFonts w:ascii="Arial Narrow" w:eastAsia="Arial Narrow" w:hAnsi="Arial Narrow" w:cs="Arial Narrow"/>
+          <w:b/>
+          <w:bCs/>
+          <w:sz w:val="16"/>
+          <w:szCs w:val="16"/>
+        </w:rPr>
+        <w:t xml:space="preserve">LEY </w:t>
+      </w:r>
+      <w:proofErr w:type="spellStart"/>
+      <w:r>
+        <w:rPr>
+          <w:rFonts w:ascii="Arial Narrow" w:eastAsia="Arial Narrow" w:hAnsi="Arial Narrow" w:cs="Arial Narrow"/>
+          <w:b/>
+          <w:bCs/>
+          <w:sz w:val="16"/>
+          <w:szCs w:val="16"/>
+        </w:rPr>
+        <w:t/>
+      </w:r>
+      <w:proofErr w:type="spellEnd"/>
+      <w:r>
+        <w:rPr>
+          <w:rFonts w:ascii="Arial Narrow" w:eastAsia="Arial Narrow" w:hAnsi="Arial Narrow" w:cs="Arial Narrow"/>
+          <w:b/>
+          <w:bCs/>
+          <w:sz w:val="16"/>
+          <w:szCs w:val="16"/>
+        </w:rPr>
+        <w:t xml:space="preserve">29571, CÓDIGO DE PROTECCIÓN Y DEFENSA DEL CONSUMIDOR, publicado el 2 de setiembre de 2010 y modificado por Decreto Legislativo </w:t>
+      </w:r>
+      <w:proofErr w:type="spellStart"/>
+      <w:r>
+        <w:rPr>
+          <w:rFonts w:ascii="Arial Narrow" w:eastAsia="Arial Narrow" w:hAnsi="Arial Narrow" w:cs="Arial Narrow"/>
+          <w:b/>
+          <w:bCs/>
+          <w:sz w:val="16"/>
+          <w:szCs w:val="16"/>
+        </w:rPr>
+        <w:t/>
+      </w:r>
+      <w:proofErr w:type="spellEnd"/>
+      <w:r>
+        <w:rPr>
+          <w:rFonts w:ascii="Arial Narrow" w:eastAsia="Arial Narrow" w:hAnsi="Arial Narrow" w:cs="Arial Narrow"/>
+          <w:b/>
+          <w:bCs/>
+          <w:sz w:val="16"/>
+          <w:szCs w:val="16"/>
+        </w:rPr>
+        <w:t xml:space="preserve">1308 </w:t>
+      </w:r>
+    </w:p>
+    <w:p>
+      <w:pPr>
+        <w:pStyle w:val="Textonotapie"/>
+        <w:ind w:left="567" w:right="-1"/>
+        <w:jc w:val="both"/>
+        <w:rPr>
+          <w:rFonts w:ascii="Arial Narrow" w:eastAsia="Arial Narrow" w:hAnsi="Arial Narrow" w:cs="Arial Narrow"/>
+          <w:b/>
+          <w:bCs/>
+          <w:sz w:val="16"/>
+          <w:szCs w:val="16"/>
+        </w:rPr>
+      </w:pPr>
+      <w:r>
+        <w:rPr>
+          <w:rFonts w:ascii="Arial Narrow" w:eastAsia="Arial Narrow" w:hAnsi="Arial Narrow" w:cs="Arial Narrow"/>
+          <w:b/>
+          <w:bCs/>
+          <w:sz w:val="16"/>
+          <w:szCs w:val="16"/>
+        </w:rPr>
+        <w:t>Artículo 88.- Reclamo de productos o servicios financieros y de seguros</w:t>
+      </w:r>
+    </w:p>
+    <w:p>
+      <w:pPr>
+        <w:pStyle w:val="Textonotapie"/>
+        <w:ind w:left="567" w:right="-1"/>
+        <w:jc w:val="both"/>
+        <w:rPr>
+          <w:rFonts w:ascii="Arial Narrow" w:eastAsia="Arial Narrow" w:hAnsi="Arial Narrow" w:cs="Arial Narrow"/>
+          <w:sz w:val="16"/>
+          <w:szCs w:val="16"/>
+        </w:rPr>
+      </w:pPr>
+      <w:r>
+        <w:rPr>
+          <w:rFonts w:ascii="Arial Narrow" w:eastAsia="Arial Narrow" w:hAnsi="Arial Narrow" w:cs="Arial Narrow"/>
+          <w:sz w:val="16"/>
+          <w:szCs w:val="16"/>
+        </w:rPr>
+        <w:t>88.1 Las entidades del sistema financiero y de seguros, en todas sus oficinas en la República, deben resolver los reclamos en un plazo no mayor de quince días hábiles. Excepcionalmente, la Superintendencia de Banca, Seguros y Administradoras Privadas de Fondos de Pensiones podrá establecer un plazo ampliatorio cuando la naturaleza y complejidad de la operación, producto o servicio materia del reclamo o requerimiento lo justifique, situación que debe ponerse en conocimiento del consumidor antes de la culminación del plazo inicial, sin perjuicio del derecho del consumidor de recurrir directamente ante la Autoridad de Consumo</w:t>
+      </w:r>
+      <w:r>
+        <w:rPr>
+          <w:rFonts w:ascii="Arial Narrow" w:eastAsia="Arial Narrow" w:hAnsi="Arial Narrow" w:cs="Arial Narrow"/>
+          <w:sz w:val="16"/>
+          <w:szCs w:val="16"/>
+        </w:rPr>
+        <w:t xml:space="preserve">. </w:t>
+      </w:r>
+    </w:p>
     <w:p>
       <w:pPr>
         <w:pStyle w:val="Textonotapie"/>
@@ -7475,139 +7653,9 @@
           <w:szCs w:val="16"/>
         </w:rPr>
       </w:pPr>
-      <w:r>
-        <w:rPr>
-          <w:rStyle w:val="Refdenotaalpie"/>
-          <w:rFonts w:ascii="Arial Narrow" w:eastAsia="Arial Narrow" w:hAnsi="Arial Narrow" w:cs="Arial Narrow"/>
-          <w:sz w:val="16"/>
-          <w:szCs w:val="16"/>
-          <w:vertAlign w:val="superscript"/>
-        </w:rPr>
-        <w:footnoteRef/>
-      </w:r>
-      <w:r>
-        <w:rPr>
-          <w:rFonts w:ascii="Arial Narrow" w:eastAsia="Arial Narrow" w:hAnsi="Arial Narrow" w:cs="Arial Narrow"/>
-          <w:sz w:val="16"/>
-          <w:szCs w:val="16"/>
-        </w:rPr>
-        <w:t xml:space="preserve"> </w:t>
-      </w:r>
-      <w:r>
-        <w:rPr>
-          <w:rFonts w:ascii="Arial Narrow" w:eastAsia="Arial Narrow" w:hAnsi="Arial Narrow" w:cs="Arial Narrow"/>
-          <w:sz w:val="16"/>
-          <w:szCs w:val="16"/>
-        </w:rPr>
-        <w:tab/>
-      </w:r>
-      <w:r>
-        <w:rPr>
-          <w:rFonts w:ascii="Arial Narrow" w:eastAsia="Arial Narrow" w:hAnsi="Arial Narrow" w:cs="Arial Narrow"/>
-          <w:b/>
-          <w:bCs/>
-          <w:sz w:val="16"/>
-          <w:szCs w:val="16"/>
-        </w:rPr>
-        <w:t xml:space="preserve">LEY </w:t>
-      </w:r>
-      <w:proofErr w:type="spellStart"/>
-      <w:r>
-        <w:rPr>
-          <w:rFonts w:ascii="Arial Narrow" w:eastAsia="Arial Narrow" w:hAnsi="Arial Narrow" w:cs="Arial Narrow"/>
-          <w:b/>
-          <w:bCs/>
-          <w:sz w:val="16"/>
-          <w:szCs w:val="16"/>
-        </w:rPr>
-        <w:t/>
-      </w:r>
-      <w:proofErr w:type="spellEnd"/>
-      <w:r>
-        <w:rPr>
-          <w:rFonts w:ascii="Arial Narrow" w:eastAsia="Arial Narrow" w:hAnsi="Arial Narrow" w:cs="Arial Narrow"/>
-          <w:b/>
-          <w:bCs/>
-          <w:sz w:val="16"/>
-          <w:szCs w:val="16"/>
-        </w:rPr>
-        <w:t xml:space="preserve"> 29571, CÓDIGO DE PROTECCIÓN Y DEFENSA DEL CONSUMIDOR, publicado el 2 de setiembre de 2010 y modificado por Decreto Legislativo </w:t>
-      </w:r>
-      <w:proofErr w:type="spellStart"/>
-      <w:r>
-        <w:rPr>
-          <w:rFonts w:ascii="Arial Narrow" w:eastAsia="Arial Narrow" w:hAnsi="Arial Narrow" w:cs="Arial Narrow"/>
-          <w:b/>
-          <w:bCs/>
-          <w:sz w:val="16"/>
-          <w:szCs w:val="16"/>
-        </w:rPr>
-        <w:t/>
-      </w:r>
-      <w:proofErr w:type="spellEnd"/>
-      <w:r>
-        <w:rPr>
-          <w:rFonts w:ascii="Arial Narrow" w:eastAsia="Arial Narrow" w:hAnsi="Arial Narrow" w:cs="Arial Narrow"/>
-          <w:b/>
-          <w:bCs/>
-          <w:sz w:val="16"/>
-          <w:szCs w:val="16"/>
-        </w:rPr>
-        <w:t xml:space="preserve"> 1308 </w:t>
-      </w:r>
-    </w:p>
-    <w:p>
-      <w:pPr>
-        <w:pStyle w:val="Textonotapie"/>
-        <w:ind w:left="567" w:right="-1"/>
-        <w:jc w:val="both"/>
-        <w:rPr>
-          <w:rFonts w:ascii="Arial Narrow" w:eastAsia="Arial Narrow" w:hAnsi="Arial Narrow" w:cs="Arial Narrow"/>
-          <w:b/>
-          <w:bCs/>
-          <w:sz w:val="16"/>
-          <w:szCs w:val="16"/>
-        </w:rPr>
-      </w:pPr>
-      <w:r>
-        <w:rPr>
-          <w:rFonts w:ascii="Arial Narrow" w:eastAsia="Arial Narrow" w:hAnsi="Arial Narrow" w:cs="Arial Narrow"/>
-          <w:b/>
-          <w:bCs/>
-          <w:sz w:val="16"/>
-          <w:szCs w:val="16"/>
-        </w:rPr>
-        <w:t>Artículo 88.- Reclamo de productos o servicios financieros y de seguros</w:t>
-      </w:r>
-    </w:p>
-    <w:p>
-      <w:pPr>
-        <w:pStyle w:val="Textonotapie"/>
-        <w:ind w:left="567" w:right="-1"/>
-        <w:jc w:val="both"/>
-        <w:rPr>
-          <w:rFonts w:ascii="Arial Narrow" w:eastAsia="Arial Narrow" w:hAnsi="Arial Narrow" w:cs="Arial Narrow"/>
-          <w:sz w:val="16"/>
-          <w:szCs w:val="16"/>
-        </w:rPr>
-      </w:pPr>
-      <w:r>
-        <w:rPr>
-          <w:rFonts w:ascii="Arial Narrow" w:eastAsia="Arial Narrow" w:hAnsi="Arial Narrow" w:cs="Arial Narrow"/>
-          <w:sz w:val="16"/>
-          <w:szCs w:val="16"/>
-        </w:rPr>
-        <w:t>88.1 Las entidades del sistema financiero y de seguros, en todas sus oficinas en la República, deben resolver los reclamos en un plazo no mayor de quince días hábiles. Excepcionalmente, la Superintendencia de Banca, Seguros y Administradoras Privadas de Fondos de Pensiones podrá establecer un plazo ampliatorio cuando la naturaleza y complejidad de la operación, producto o servicio materia del reclamo o requerimiento lo justifique, situación que debe ponerse en conocimiento del consumidor antes de la culminación del plazo inicial, sin perjuicio del derecho del consumidor de recurrir directamente ante la Autoridad de Consumo</w:t>
-      </w:r>
-      <w:r>
-        <w:rPr>
-          <w:rFonts w:ascii="Arial Narrow" w:eastAsia="Arial Narrow" w:hAnsi="Arial Narrow" w:cs="Arial Narrow"/>
-          <w:sz w:val="16"/>
-          <w:szCs w:val="16"/>
-        </w:rPr>
-        <w:t xml:space="preserve">. </w:t>
-      </w:r>
-    </w:p>
+    </w:p>
+  </w:footnote>
+  <w:footnote w:id="6">
     <w:p>
       <w:pPr>
         <w:pStyle w:val="Textonotapie"/>
@@ -7618,15 +7666,56 @@
         <w:jc w:val="both"/>
         <w:rPr>
           <w:rFonts w:ascii="Arial Narrow" w:eastAsia="Arial Narrow" w:hAnsi="Arial Narrow" w:cs="Arial Narrow"/>
+          <w:sz w:val="16"/>
+          <w:szCs w:val="16"/>
+        </w:rPr>
+      </w:pPr>
+      <w:r>
+        <w:rPr>
+          <w:rStyle w:val="Refdenotaalpie"/>
+          <w:rFonts w:ascii="Arial Narrow" w:eastAsia="Arial Narrow" w:hAnsi="Arial Narrow" w:cs="Arial Narrow"/>
+          <w:sz w:val="16"/>
+          <w:szCs w:val="16"/>
+          <w:vertAlign w:val="superscript"/>
+        </w:rPr>
+        <w:footnoteRef/>
+      </w:r>
+      <w:r>
+        <w:rPr>
+          <w:rFonts w:ascii="Arial Narrow" w:eastAsia="Arial Narrow" w:hAnsi="Arial Narrow" w:cs="Arial Narrow"/>
+          <w:sz w:val="16"/>
+          <w:szCs w:val="16"/>
+        </w:rPr>
+        <w:tab/>
+        <w:t xml:space="preserve"/>
+      </w:r>
+      <w:r>
+        <w:rPr>
+          <w:rFonts w:ascii="Arial Narrow" w:eastAsia="Arial Narrow" w:hAnsi="Arial Narrow" w:cs="Arial Narrow"/>
+          <w:sz w:val="16"/>
+          <w:szCs w:val="16"/>
+        </w:rPr>
+        <w:tab/>
+      </w:r>
+      <w:r>
+        <w:rPr>
+          <w:rFonts w:ascii="Arial Narrow" w:eastAsia="Arial Narrow" w:hAnsi="Arial Narrow" w:cs="Arial Narrow"/>
           <w:b/>
           <w:bCs/>
           <w:sz w:val="16"/>
           <w:szCs w:val="16"/>
         </w:rPr>
-      </w:pPr>
-    </w:p>
-  </w:footnote>
-  <w:footnote w:id="6">
+        <w:t>LEY SOBRE FACULTADES, NORMAS Y ORGANIZACIÓN DEL INDECOPI, APROBADA POR DECRETO LEGISLATIVO 807 Artículo 24.-</w:t>
+      </w:r>
+      <w:r>
+        <w:rPr>
+          <w:rFonts w:ascii="Arial Narrow" w:eastAsia="Arial Narrow" w:hAnsi="Arial Narrow" w:cs="Arial Narrow"/>
+          <w:sz w:val="16"/>
+          <w:szCs w:val="16"/>
+        </w:rPr>
+        <w:t xml:space="preserve"> El Secretario Técnico se encargará de la tramitación del procedimiento. Para ello, cuenta con las siguientes facultades:</w:t>
+      </w:r>
+    </w:p>
     <w:p>
       <w:pPr>
         <w:pStyle w:val="Textonotapie"/>
@@ -7643,47 +7732,12 @@
       </w:pPr>
       <w:r>
         <w:rPr>
-          <w:rStyle w:val="Refdenotaalpie"/>
-          <w:rFonts w:ascii="Arial Narrow" w:eastAsia="Arial Narrow" w:hAnsi="Arial Narrow" w:cs="Arial Narrow"/>
-          <w:sz w:val="16"/>
-          <w:szCs w:val="16"/>
-          <w:vertAlign w:val="superscript"/>
-        </w:rPr>
-        <w:footnoteRef/>
-      </w:r>
-      <w:r>
-        <w:rPr>
-          <w:rFonts w:ascii="Arial Narrow" w:eastAsia="Arial Narrow" w:hAnsi="Arial Narrow" w:cs="Arial Narrow"/>
-          <w:sz w:val="16"/>
-          <w:szCs w:val="16"/>
-        </w:rPr>
-        <w:t xml:space="preserve"> </w:t>
-      </w:r>
-      <w:r>
-        <w:rPr>
           <w:rFonts w:ascii="Arial Narrow" w:eastAsia="Arial Narrow" w:hAnsi="Arial Narrow" w:cs="Arial Narrow"/>
           <w:sz w:val="16"/>
           <w:szCs w:val="16"/>
         </w:rPr>
         <w:tab/>
-      </w:r>
-      <w:r>
-        <w:rPr>
-          <w:rFonts w:ascii="Arial Narrow" w:eastAsia="Arial Narrow" w:hAnsi="Arial Narrow" w:cs="Arial Narrow"/>
-          <w:b/>
-          <w:bCs/>
-          <w:sz w:val="16"/>
-          <w:szCs w:val="16"/>
-        </w:rPr>
-        <w:t>LEY SOBRE FACULTADES, NORMAS Y ORGANIZACIÓN DEL INDECOPI, APROBADA POR DECRETO LEGISLATIVO 807 Artículo 24.-</w:t>
-      </w:r>
-      <w:r>
-        <w:rPr>
-          <w:rFonts w:ascii="Arial Narrow" w:eastAsia="Arial Narrow" w:hAnsi="Arial Narrow" w:cs="Arial Narrow"/>
-          <w:sz w:val="16"/>
-          <w:szCs w:val="16"/>
-        </w:rPr>
-        <w:t xml:space="preserve"> El Secretario Técnico se encargará de la tramitación del procedimiento. Para ello, cuenta con las siguientes facultades:</w:t>
+        <w:t xml:space="preserve">(...) </w:t>
       </w:r>
     </w:p>
     <w:p>
@@ -7707,7 +7761,7 @@
           <w:szCs w:val="16"/>
         </w:rPr>
         <w:tab/>
-        <w:t xml:space="preserve">(...) </w:t>
+        <w:t xml:space="preserve">c) Admitir denuncias a trámite, en aquellos casos en que la Comisión le haya delegado esta facultad. </w:t>
       </w:r>
     </w:p>
     <w:p>
@@ -7731,7 +7785,7 @@
           <w:szCs w:val="16"/>
         </w:rPr>
         <w:tab/>
-        <w:t xml:space="preserve">c) Admitir denuncias a trámite, en aquellos casos en que la Comisión le haya delegado esta facultad. </w:t>
+        <w:t>(...).</w:t>
       </w:r>
     </w:p>
     <w:p>
@@ -7748,6 +7802,33 @@
           <w:szCs w:val="16"/>
         </w:rPr>
       </w:pPr>
+    </w:p>
+  </w:footnote>
+  <w:footnote w:id="7">
+    <w:p>
+      <w:pPr>
+        <w:pStyle w:val="Textonotapie"/>
+        <w:tabs>
+          <w:tab w:val="left" w:pos="567"/>
+        </w:tabs>
+        <w:ind w:left="567" w:hanging="567"/>
+        <w:jc w:val="both"/>
+        <w:rPr>
+          <w:rFonts w:ascii="Arial Narrow" w:eastAsia="Arial Narrow" w:hAnsi="Arial Narrow" w:cs="Arial Narrow"/>
+          <w:sz w:val="16"/>
+          <w:szCs w:val="16"/>
+        </w:rPr>
+      </w:pPr>
+      <w:r>
+        <w:rPr>
+          <w:rStyle w:val="Refdenotaalpie"/>
+          <w:rFonts w:ascii="Arial Narrow" w:eastAsia="Arial Narrow" w:hAnsi="Arial Narrow" w:cs="Arial Narrow"/>
+          <w:sz w:val="16"/>
+          <w:szCs w:val="16"/>
+          <w:vertAlign w:val="superscript"/>
+        </w:rPr>
+        <w:footnoteRef/>
+      </w:r>
       <w:r>
         <w:rPr>
           <w:rFonts w:ascii="Arial Narrow" w:eastAsia="Arial Narrow" w:hAnsi="Arial Narrow" w:cs="Arial Narrow"/>
@@ -7755,9 +7836,679 @@
           <w:szCs w:val="16"/>
         </w:rPr>
         <w:tab/>
-        <w:t>(...).</w:t>
-      </w:r>
-    </w:p>
+        <w:t xml:space="preserve"/>
+      </w:r>
+      <w:r>
+        <w:rPr>
+          <w:rFonts w:ascii="Arial Narrow" w:eastAsia="Arial Narrow" w:hAnsi="Arial Narrow" w:cs="Arial Narrow"/>
+          <w:sz w:val="16"/>
+          <w:szCs w:val="16"/>
+        </w:rPr>
+        <w:tab/>
+        <w:t xml:space="preserve">El número de trabajadores se atenderá siempre que la empresa haya sido constituida antes de la vigencia de la Ley </w:t>
+      </w:r>
+      <w:proofErr w:type="spellStart"/>
+      <w:r>
+        <w:rPr>
+          <w:rFonts w:ascii="Arial Narrow" w:eastAsia="Arial Narrow" w:hAnsi="Arial Narrow" w:cs="Arial Narrow"/>
+          <w:sz w:val="16"/>
+          <w:szCs w:val="16"/>
+        </w:rPr>
+        <w:t/>
+      </w:r>
+      <w:proofErr w:type="spellEnd"/>
+      <w:r>
+        <w:rPr>
+          <w:rFonts w:ascii="Arial Narrow" w:eastAsia="Arial Narrow" w:hAnsi="Arial Narrow" w:cs="Arial Narrow"/>
+          <w:sz w:val="16"/>
+          <w:szCs w:val="16"/>
+        </w:rPr>
+        <w:t xml:space="preserve">30056, publicada el 2 de julio de 2013, que modificó el artículo 5 del Texto Único Ordenado de la Ley de Promoción de la Competitividad, Formalización y Desarrollo de la Micro y Pequeña Empresa y de Acceso al Empleo Decente (LEY MYPE). Ello, en la medida que la Tercera Disposición Complementaria Transitoria de la norma modificatoria precisa que las empresas constituidas antes de la entrada en vigencia de dicha Ley se rigen por los requisitos de acogimiento al régimen de las micro y pequeñas empresas regulados en el Decreto Legislativo 1086.</w:t>
+      </w:r>
+    </w:p>
+    <w:p>
+      <w:pPr>
+        <w:pStyle w:val="Textonotapie"/>
+        <w:ind w:left="567" w:hanging="567"/>
+        <w:jc w:val="both"/>
+        <w:rPr>
+          <w:rFonts w:ascii="Arial Narrow" w:eastAsia="Arial Narrow" w:hAnsi="Arial Narrow" w:cs="Arial Narrow"/>
+          <w:sz w:val="16"/>
+          <w:szCs w:val="16"/>
+        </w:rPr>
+      </w:pPr>
+    </w:p>
+  </w:footnote>
+  <w:footnote w:id="8">
+    <w:p>
+      <w:pPr>
+        <w:pStyle w:val="Textonotapie"/>
+        <w:tabs>
+          <w:tab w:val="left" w:pos="567"/>
+        </w:tabs>
+        <w:ind w:left="567" w:hanging="567"/>
+        <w:jc w:val="both"/>
+        <w:rPr>
+          <w:rFonts w:ascii="Arial Narrow" w:eastAsia="Arial Narrow" w:hAnsi="Arial Narrow" w:cs="Arial Narrow"/>
+          <w:sz w:val="16"/>
+          <w:szCs w:val="16"/>
+        </w:rPr>
+      </w:pPr>
+      <w:r>
+        <w:rPr>
+          <w:rStyle w:val="Refdenotaalpie"/>
+          <w:rFonts w:ascii="Arial Narrow" w:eastAsia="Arial Narrow" w:hAnsi="Arial Narrow" w:cs="Arial Narrow"/>
+          <w:sz w:val="16"/>
+          <w:szCs w:val="16"/>
+          <w:vertAlign w:val="superscript"/>
+        </w:rPr>
+        <w:footnoteRef/>
+      </w:r>
+      <w:r>
+        <w:rPr>
+          <w:rFonts w:ascii="Arial Narrow" w:eastAsia="Arial Narrow" w:hAnsi="Arial Narrow" w:cs="Arial Narrow"/>
+          <w:sz w:val="16"/>
+          <w:szCs w:val="16"/>
+        </w:rPr>
+        <w:tab/>
+        <w:t xml:space="preserve"/>
+      </w:r>
+      <w:r>
+        <w:rPr>
+          <w:rFonts w:ascii="Arial Narrow" w:eastAsia="Arial Narrow" w:hAnsi="Arial Narrow" w:cs="Arial Narrow"/>
+          <w:sz w:val="16"/>
+          <w:szCs w:val="16"/>
+        </w:rPr>
+        <w:tab/>
+      </w:r>
+      <w:r>
+        <w:rPr>
+          <w:rFonts w:ascii="Arial Narrow" w:eastAsia="Arial Narrow" w:hAnsi="Arial Narrow" w:cs="Arial Narrow"/>
+          <w:b/>
+          <w:sz w:val="16"/>
+          <w:szCs w:val="16"/>
+        </w:rPr>
+        <w:t>LEY 29571, CÓDIGO DE PROTECCIÓN Y DEFENSA DEL CONSUMIDOR</w:t>
+      </w:r>
+      <w:r>
+        <w:rPr>
+          <w:rFonts w:ascii="Arial Narrow" w:eastAsia="Arial Narrow" w:hAnsi="Arial Narrow" w:cs="Arial Narrow"/>
+          <w:b/>
+          <w:bCs/>
+          <w:sz w:val="16"/>
+          <w:szCs w:val="16"/>
+        </w:rPr>
+        <w:t xml:space="preserve">, </w:t>
+      </w:r>
+      <w:r>
+        <w:rPr>
+          <w:rFonts w:ascii="Arial Narrow" w:eastAsia="Arial Narrow" w:hAnsi="Arial Narrow" w:cs="Arial Narrow"/>
+          <w:b/>
+          <w:sz w:val="16"/>
+          <w:szCs w:val="16"/>
+        </w:rPr>
+        <w:t>publicado el 2 de setiembre de 2010 y modificado por Decreto Legislativo 1308</w:t>
+      </w:r>
+    </w:p>
+    <w:p>
+      <w:pPr>
+        <w:pStyle w:val="Textonotapie"/>
+        <w:ind w:left="567" w:hanging="567"/>
+        <w:jc w:val="both"/>
+        <w:rPr>
+          <w:rFonts w:ascii="Arial Narrow" w:eastAsia="Arial Narrow" w:hAnsi="Arial Narrow" w:cs="Arial Narrow"/>
+          <w:b/>
+          <w:bCs/>
+          <w:sz w:val="16"/>
+          <w:szCs w:val="16"/>
+        </w:rPr>
+      </w:pPr>
+      <w:r>
+        <w:rPr>
+          <w:rFonts w:ascii="Arial Narrow" w:eastAsia="Arial Narrow" w:hAnsi="Arial Narrow" w:cs="Arial Narrow"/>
+          <w:sz w:val="16"/>
+          <w:szCs w:val="16"/>
+        </w:rPr>
+        <w:tab/>
+      </w:r>
+      <w:r>
+        <w:rPr>
+          <w:rFonts w:ascii="Arial Narrow" w:eastAsia="Arial Narrow" w:hAnsi="Arial Narrow" w:cs="Arial Narrow"/>
+          <w:b/>
+          <w:bCs/>
+          <w:sz w:val="16"/>
+          <w:szCs w:val="16"/>
+        </w:rPr>
+        <w:t>Artículo 110.- Sanciones Administrativas</w:t>
+      </w:r>
+    </w:p>
+    <w:p>
+      <w:pPr>
+        <w:autoSpaceDE w:val="0"/>
+        <w:autoSpaceDN w:val="0"/>
+        <w:adjustRightInd w:val="0"/>
+        <w:spacing w:after="0" w:line="240" w:lineRule="auto"/>
+        <w:ind w:left="567"/>
+        <w:jc w:val="both"/>
+        <w:rPr>
+          <w:rFonts w:ascii="Arial Narrow" w:eastAsia="Arial Narrow" w:hAnsi="Arial Narrow" w:cs="Arial Narrow"/>
+          <w:sz w:val="16"/>
+          <w:szCs w:val="16"/>
+          <w:lang w:eastAsia="es-PE"/>
+        </w:rPr>
+      </w:pPr>
+      <w:r>
+        <w:rPr>
+          <w:rFonts w:ascii="Arial Narrow" w:eastAsia="Arial Narrow" w:hAnsi="Arial Narrow" w:cs="Arial Narrow"/>
+          <w:sz w:val="16"/>
+          <w:szCs w:val="16"/>
+          <w:lang w:eastAsia="es-PE"/>
+        </w:rPr>
+        <w:t>(…)</w:t>
+      </w:r>
+    </w:p>
+    <w:p>
+      <w:pPr>
+        <w:autoSpaceDE w:val="0"/>
+        <w:autoSpaceDN w:val="0"/>
+        <w:adjustRightInd w:val="0"/>
+        <w:spacing w:after="0" w:line="240" w:lineRule="auto"/>
+        <w:ind w:left="567"/>
+        <w:jc w:val="both"/>
+        <w:rPr>
+          <w:rFonts w:ascii="Arial Narrow" w:eastAsia="Arial Narrow" w:hAnsi="Arial Narrow" w:cs="Arial Narrow"/>
+          <w:sz w:val="16"/>
+          <w:szCs w:val="16"/>
+          <w:lang w:eastAsia="es-PE"/>
+        </w:rPr>
+      </w:pPr>
+      <w:r>
+        <w:rPr>
+          <w:rFonts w:ascii="Arial Narrow" w:eastAsia="Arial Narrow" w:hAnsi="Arial Narrow" w:cs="Arial Narrow"/>
+          <w:sz w:val="16"/>
+          <w:szCs w:val="16"/>
+          <w:lang w:eastAsia="es-PE"/>
+        </w:rPr>
+        <w:t>En el caso de las microempresas, la multa no puede superar el diez por ciento (10%) de las ventas o ingresos brutos percibidos por el infractor, relativos a todas sus actividades económicas, correspondientes al ejercicio inmediato anterior al de la expedición de la resolución de primera instancia, siempre que se haya acreditado dichos ingresos, no se encuentre en una situación de reincidencia y el caso no verse sobre la vida, salud o integridad de los consumidores. Para el caso de las pequeñas empresas, la multa no puede superar el veinte por ciento (20%) de las ventas o ingresos brutos percibidos por el infractor, conforme a los requisitos señalados anteriormente.</w:t>
+      </w:r>
+    </w:p>
+    <w:p>
+      <w:pPr>
+        <w:autoSpaceDE w:val="0"/>
+        <w:autoSpaceDN w:val="0"/>
+        <w:adjustRightInd w:val="0"/>
+        <w:spacing w:after="0" w:line="240" w:lineRule="auto"/>
+        <w:ind w:left="567"/>
+        <w:jc w:val="both"/>
+        <w:rPr>
+          <w:rFonts w:ascii="Arial Narrow" w:eastAsia="Arial Narrow" w:hAnsi="Arial Narrow" w:cs="Arial Narrow"/>
+          <w:sz w:val="16"/>
+          <w:szCs w:val="16"/>
+          <w:lang w:eastAsia="es-PE"/>
+        </w:rPr>
+      </w:pPr>
+      <w:r>
+        <w:rPr>
+          <w:rFonts w:ascii="Arial Narrow" w:eastAsia="Arial Narrow" w:hAnsi="Arial Narrow" w:cs="Arial Narrow"/>
+          <w:sz w:val="16"/>
+          <w:szCs w:val="16"/>
+          <w:lang w:eastAsia="es-PE"/>
+        </w:rPr>
+        <w:t>(…).</w:t>
+      </w:r>
+    </w:p>
+    <w:p>
+      <w:pPr>
+        <w:pStyle w:val="Textonotapie"/>
+        <w:ind w:left="567" w:hanging="567"/>
+        <w:jc w:val="both"/>
+        <w:rPr>
+          <w:rFonts w:ascii="Arial Narrow" w:eastAsia="Arial Narrow" w:hAnsi="Arial Narrow" w:cs="Arial Narrow"/>
+          <w:sz w:val="16"/>
+          <w:szCs w:val="16"/>
+        </w:rPr>
+      </w:pPr>
+    </w:p>
+  </w:footnote>
+  <w:footnote w:id="9">
+    <w:p>
+      <w:pPr>
+        <w:pStyle w:val="Textonotapie"/>
+        <w:tabs>
+          <w:tab w:val="left" w:pos="567"/>
+        </w:tabs>
+        <w:ind w:left="567" w:hanging="567"/>
+        <w:jc w:val="both"/>
+        <w:rPr>
+          <w:rFonts w:ascii="Arial Narrow" w:eastAsia="Arial Narrow" w:hAnsi="Arial Narrow" w:cs="Arial Narrow"/>
+          <w:sz w:val="16"/>
+          <w:szCs w:val="16"/>
+        </w:rPr>
+      </w:pPr>
+      <w:r>
+        <w:rPr>
+          <w:rStyle w:val="Refdenotaalpie"/>
+          <w:rFonts w:ascii="Arial Narrow" w:eastAsia="Arial Narrow" w:hAnsi="Arial Narrow" w:cs="Arial Narrow"/>
+          <w:sz w:val="16"/>
+          <w:szCs w:val="16"/>
+          <w:vertAlign w:val="superscript"/>
+        </w:rPr>
+        <w:footnoteRef/>
+      </w:r>
+      <w:r>
+        <w:rPr>
+          <w:rFonts w:ascii="Arial Narrow" w:eastAsia="Arial Narrow" w:hAnsi="Arial Narrow" w:cs="Arial Narrow"/>
+          <w:sz w:val="16"/>
+          <w:szCs w:val="16"/>
+        </w:rPr>
+        <w:tab/>
+      </w:r>
+      <w:r>
+        <w:rPr>
+          <w:rFonts w:ascii="Arial Narrow" w:eastAsia="Arial Narrow" w:hAnsi="Arial Narrow" w:cs="Arial Narrow"/>
+          <w:b/>
+          <w:bCs/>
+          <w:sz w:val="16"/>
+          <w:szCs w:val="16"/>
+        </w:rPr>
+        <w:t xml:space="preserve">DECRETO LEGISLATIVO 807, LEY SOBRE FACULTADES, NORMAS Y ORGANIZACIÓN DEL INDECOPI, publicado el 18 de abril de 1996</w:t>
+      </w:r>
+    </w:p>
+    <w:p>
+      <w:pPr>
+        <w:pStyle w:val="Textonotapie"/>
+        <w:ind w:left="567" w:hanging="567"/>
+        <w:jc w:val="both"/>
+        <w:rPr>
+          <w:rFonts w:ascii="Arial Narrow" w:eastAsia="Arial Narrow" w:hAnsi="Arial Narrow" w:cs="Arial Narrow"/>
+          <w:sz w:val="16"/>
+          <w:szCs w:val="16"/>
+        </w:rPr>
+      </w:pPr>
+      <w:r>
+        <w:rPr>
+          <w:rFonts w:ascii="Arial Narrow" w:eastAsia="Arial Narrow" w:hAnsi="Arial Narrow" w:cs="Arial Narrow"/>
+          <w:sz w:val="16"/>
+          <w:szCs w:val="16"/>
+        </w:rPr>
+        <w:tab/>
+      </w:r>
+      <w:r>
+        <w:rPr>
+          <w:rFonts w:ascii="Arial Narrow" w:eastAsia="Arial Narrow" w:hAnsi="Arial Narrow" w:cs="Arial Narrow"/>
+          <w:b/>
+          <w:bCs/>
+          <w:sz w:val="16"/>
+          <w:szCs w:val="16"/>
+        </w:rPr>
+        <w:t xml:space="preserve">Artículo 26.-</w:t>
+      </w:r>
+      <w:r>
+        <w:rPr>
+          <w:rFonts w:ascii="Arial Narrow" w:eastAsia="Arial Narrow" w:hAnsi="Arial Narrow" w:cs="Arial Narrow"/>
+          <w:sz w:val="16"/>
+          <w:szCs w:val="16"/>
+        </w:rPr>
+        <w:t xml:space="preserve"> Una vez admitida a trámite la denuncia, se correrá traslado de la misma al denunciado, a fin de que éste presente su descargo. El plazo para la presentación del descargo será de cinco (5) días contados desde la notificación, vencido el cual, el Secretario Técnico declarará en rebeldía al denunciado que no lo hubiera presentado.</w:t>
+      </w:r>
+    </w:p>
+    <w:p>
+      <w:pPr>
+        <w:pStyle w:val="Textonotapie"/>
+        <w:ind w:left="567" w:hanging="567"/>
+        <w:jc w:val="both"/>
+        <w:rPr>
+          <w:rFonts w:ascii="Arial Narrow" w:eastAsia="Arial Narrow" w:hAnsi="Arial Narrow" w:cs="Arial Narrow"/>
+          <w:sz w:val="16"/>
+          <w:szCs w:val="16"/>
+        </w:rPr>
+      </w:pPr>
+    </w:p>
+  </w:footnote>
+  <w:footnote w:id="10">
+    <w:p>
+      <w:pPr>
+        <w:pStyle w:val="Textonotapie"/>
+        <w:tabs>
+          <w:tab w:val="left" w:pos="567"/>
+        </w:tabs>
+        <w:ind w:left="567" w:hanging="567"/>
+        <w:jc w:val="both"/>
+        <w:rPr>
+          <w:rFonts w:ascii="Arial Narrow" w:eastAsia="Arial Narrow" w:hAnsi="Arial Narrow" w:cs="Arial Narrow"/>
+          <w:sz w:val="16"/>
+          <w:szCs w:val="16"/>
+        </w:rPr>
+      </w:pPr>
+      <w:r>
+        <w:rPr>
+          <w:rStyle w:val="Refdenotaalpie"/>
+          <w:rFonts w:ascii="Arial Narrow" w:eastAsia="Arial Narrow" w:hAnsi="Arial Narrow" w:cs="Arial Narrow"/>
+          <w:sz w:val="16"/>
+          <w:szCs w:val="16"/>
+          <w:vertAlign w:val="superscript"/>
+        </w:rPr>
+        <w:footnoteRef/>
+      </w:r>
+      <w:r>
+        <w:rPr>
+          <w:rFonts w:ascii="Arial Narrow" w:eastAsia="Arial Narrow" w:hAnsi="Arial Narrow" w:cs="Arial Narrow"/>
+          <w:sz w:val="16"/>
+          <w:szCs w:val="16"/>
+        </w:rPr>
+        <w:tab/>
+      </w:r>
+      <w:r>
+        <w:rPr>
+          <w:rFonts w:ascii="Arial Narrow" w:eastAsia="Arial Narrow" w:hAnsi="Arial Narrow" w:cs="Arial Narrow"/>
+          <w:b/>
+          <w:bCs/>
+          <w:sz w:val="16"/>
+          <w:szCs w:val="16"/>
+        </w:rPr>
+        <w:t xml:space="preserve">DECRETO SUPREMO 006-2026-JUS, TEXTO ÚNICO ORDENADO DE LA LEY 27444, LEY DEL PROCEDIMIENTO ADMINISTRATIVO GENERAL, publicado el 30 de abril de 2026</w:t>
+      </w:r>
+    </w:p>
+    <w:p>
+      <w:pPr>
+        <w:pStyle w:val="Textonotapie"/>
+        <w:ind w:left="567" w:hanging="567"/>
+        <w:jc w:val="both"/>
+        <w:rPr>
+          <w:rFonts w:ascii="Arial Narrow" w:eastAsia="Arial Narrow" w:hAnsi="Arial Narrow" w:cs="Arial Narrow"/>
+          <w:sz w:val="16"/>
+          <w:szCs w:val="16"/>
+        </w:rPr>
+      </w:pPr>
+      <w:r>
+        <w:rPr>
+          <w:rFonts w:ascii="Arial Narrow" w:eastAsia="Arial Narrow" w:hAnsi="Arial Narrow" w:cs="Arial Narrow"/>
+          <w:sz w:val="16"/>
+          <w:szCs w:val="16"/>
+        </w:rPr>
+        <w:tab/>
+      </w:r>
+      <w:r>
+        <w:rPr>
+          <w:rFonts w:ascii="Arial Narrow" w:eastAsia="Arial Narrow" w:hAnsi="Arial Narrow" w:cs="Arial Narrow"/>
+          <w:b/>
+          <w:bCs/>
+          <w:sz w:val="16"/>
+          <w:szCs w:val="16"/>
+        </w:rPr>
+        <w:t xml:space="preserve">Artículo 223.- Contestación de la reclamación</w:t>
+      </w:r>
+    </w:p>
+    <w:p>
+      <w:pPr>
+        <w:pStyle w:val="Textonotapie"/>
+        <w:ind w:left="567" w:hanging="567"/>
+        <w:jc w:val="both"/>
+        <w:rPr>
+          <w:rFonts w:ascii="Arial Narrow" w:eastAsia="Arial Narrow" w:hAnsi="Arial Narrow" w:cs="Arial Narrow"/>
+          <w:sz w:val="16"/>
+          <w:szCs w:val="16"/>
+        </w:rPr>
+      </w:pPr>
+      <w:r>
+        <w:rPr>
+          <w:rFonts w:ascii="Arial Narrow" w:eastAsia="Arial Narrow" w:hAnsi="Arial Narrow" w:cs="Arial Narrow"/>
+          <w:sz w:val="16"/>
+          <w:szCs w:val="16"/>
+        </w:rPr>
+        <w:tab/>
+      </w:r>
+      <w:r>
+        <w:rPr>
+          <w:rFonts w:ascii="Arial Narrow" w:eastAsia="Arial Narrow" w:hAnsi="Arial Narrow" w:cs="Arial Narrow"/>
+          <w:sz w:val="16"/>
+          <w:szCs w:val="16"/>
+        </w:rPr>
+        <w:t xml:space="preserve">223.1 El reclamado deberá presentar la contestación de la reclamación dentro de los quince (15) días posteriores a la notificación de ésta; vencido este plazo, la Administración declarará en rebeldía al reclamado que no la hubiera presentado. La contestación deberá contener los requisitos de los escritos previstos en el artículo 113 de la presente Ley, así como la absolución de todos los asuntos controvertidos de hecho y de derecho, Las alegaciones y los hechos relevantes de la reclamación, salvo que hayan sido específicamente negadas en la contestación, se tendrán por aceptadas o merituadas como ciertas.</w:t>
+      </w:r>
+    </w:p>
+    <w:p>
+      <w:pPr>
+        <w:pStyle w:val="Textonotapie"/>
+        <w:ind w:left="567" w:hanging="567"/>
+        <w:jc w:val="both"/>
+        <w:rPr>
+          <w:rFonts w:ascii="Arial Narrow" w:eastAsia="Arial Narrow" w:hAnsi="Arial Narrow" w:cs="Arial Narrow"/>
+          <w:sz w:val="16"/>
+          <w:szCs w:val="16"/>
+        </w:rPr>
+      </w:pPr>
+    </w:p>
+  </w:footnote>
+  <w:footnote w:id="11">
+    <w:p>
+      <w:pPr>
+        <w:tabs>
+          <w:tab w:val="left" w:pos="567"/>
+        </w:tabs>
+        <w:spacing w:after="0" w:line="240" w:lineRule="auto"/>
+        <w:ind w:left="567" w:hanging="567"/>
+        <w:jc w:val="both"/>
+        <w:rPr>
+          <w:rFonts w:ascii="Arial Narrow" w:eastAsia="Arial Narrow" w:hAnsi="Arial Narrow" w:cs="Arial Narrow"/>
+          <w:sz w:val="16"/>
+          <w:szCs w:val="16"/>
+        </w:rPr>
+      </w:pPr>
+      <w:r>
+        <w:rPr>
+          <w:rStyle w:val="Refdenotaalpie"/>
+          <w:rFonts w:ascii="Arial Narrow" w:eastAsia="Arial Narrow" w:hAnsi="Arial Narrow" w:cs="Arial Narrow"/>
+          <w:sz w:val="16"/>
+          <w:szCs w:val="16"/>
+          <w:vertAlign w:val="superscript"/>
+        </w:rPr>
+        <w:footnoteRef/>
+      </w:r>
+      <w:r>
+        <w:rPr>
+          <w:rFonts w:ascii="Arial Narrow" w:eastAsia="Arial Narrow" w:hAnsi="Arial Narrow" w:cs="Arial Narrow"/>
+          <w:sz w:val="16"/>
+          <w:szCs w:val="16"/>
+          <w:vertAlign w:val="superscript"/>
+        </w:rPr>
+        <w:tab/>
+        <w:t xml:space="preserve"/>
+      </w:r>
+      <w:r>
+        <w:rPr>
+          <w:rFonts w:ascii="Arial Narrow" w:eastAsia="Arial Narrow" w:hAnsi="Arial Narrow" w:cs="Arial Narrow"/>
+          <w:sz w:val="16"/>
+          <w:szCs w:val="16"/>
+        </w:rPr>
+        <w:t xml:space="preserve"> </w:t>
+      </w:r>
+      <w:r>
+        <w:rPr>
+          <w:rFonts w:ascii="Arial Narrow" w:eastAsia="Arial Narrow" w:hAnsi="Arial Narrow" w:cs="Arial Narrow"/>
+          <w:sz w:val="16"/>
+          <w:szCs w:val="16"/>
+        </w:rPr>
+        <w:tab/>
+      </w:r>
+      <w:r>
+        <w:rPr>
+          <w:rFonts w:ascii="Arial Narrow" w:eastAsia="Arial Narrow" w:hAnsi="Arial Narrow" w:cs="Arial Narrow"/>
+          <w:b/>
+          <w:sz w:val="16"/>
+          <w:szCs w:val="16"/>
+        </w:rPr>
+        <w:t>LEY 29571, CÓDIGO DE PROTECCIÓN Y DEFENSA DEL CONSUMIDOR</w:t>
+      </w:r>
+      <w:r>
+        <w:rPr>
+          <w:rFonts w:ascii="Arial Narrow" w:eastAsia="Arial Narrow" w:hAnsi="Arial Narrow" w:cs="Arial Narrow"/>
+          <w:b/>
+          <w:bCs/>
+          <w:sz w:val="16"/>
+          <w:szCs w:val="16"/>
+        </w:rPr>
+        <w:t xml:space="preserve">, </w:t>
+      </w:r>
+      <w:r>
+        <w:rPr>
+          <w:rFonts w:ascii="Arial Narrow" w:eastAsia="Arial Narrow" w:hAnsi="Arial Narrow" w:cs="Arial Narrow"/>
+          <w:b/>
+          <w:sz w:val="16"/>
+          <w:szCs w:val="16"/>
+        </w:rPr>
+        <w:t>publicado el 2 de setiembre de 2010 y modificado por Decreto Legislativo 1308</w:t>
+      </w:r>
+    </w:p>
+    <w:p>
+      <w:pPr>
+        <w:spacing w:after="0" w:line="240" w:lineRule="auto"/>
+        <w:ind w:left="567" w:hanging="567"/>
+        <w:jc w:val="both"/>
+        <w:rPr>
+          <w:rFonts w:ascii="Arial Narrow" w:eastAsia="Arial Narrow" w:hAnsi="Arial Narrow" w:cs="Arial Narrow"/>
+          <w:b/>
+          <w:sz w:val="16"/>
+          <w:szCs w:val="16"/>
+        </w:rPr>
+      </w:pPr>
+      <w:r>
+        <w:rPr>
+          <w:rFonts w:ascii="Arial Narrow" w:eastAsia="Arial Narrow" w:hAnsi="Arial Narrow" w:cs="Arial Narrow"/>
+          <w:b/>
+          <w:sz w:val="16"/>
+          <w:szCs w:val="16"/>
+        </w:rPr>
+        <w:tab/>
+        <w:t>Artículo 110.- Sanciones administrativas</w:t>
+      </w:r>
+    </w:p>
+    <w:p>
+      <w:pPr>
+        <w:spacing w:after="0" w:line="240" w:lineRule="auto"/>
+        <w:ind w:left="567"/>
+        <w:jc w:val="both"/>
+        <w:rPr>
+          <w:rFonts w:ascii="Arial Narrow" w:eastAsia="Arial Narrow" w:hAnsi="Arial Narrow" w:cs="Arial Narrow"/>
+          <w:sz w:val="16"/>
+          <w:szCs w:val="16"/>
+        </w:rPr>
+      </w:pPr>
+      <w:r>
+        <w:rPr>
+          <w:rFonts w:ascii="Arial Narrow" w:eastAsia="Arial Narrow" w:hAnsi="Arial Narrow" w:cs="Arial Narrow"/>
+          <w:sz w:val="16"/>
+          <w:szCs w:val="16"/>
+        </w:rPr>
+        <w:t>El órgano resolutivo puede sancionar las infracciones administrativas a que se refiere el artículo 108 con amonestación y multas de hasta cuatrocientos cincuenta (450) Unidades Impositivas Tributarias (UIT), las cuales son calificadas de la siguiente manera:</w:t>
+      </w:r>
+    </w:p>
+    <w:p>
+      <w:pPr>
+        <w:numPr>
+          <w:ilvl w:val="0"/>
+          <w:numId w:val="2"/>
+        </w:numPr>
+        <w:spacing w:after="0" w:line="240" w:lineRule="auto"/>
+        <w:ind w:left="426" w:firstLine="141"/>
+        <w:jc w:val="both"/>
+        <w:rPr>
+          <w:rFonts w:ascii="Arial Narrow" w:eastAsia="Arial Narrow" w:hAnsi="Arial Narrow" w:cs="Arial Narrow"/>
+          <w:sz w:val="16"/>
+          <w:szCs w:val="16"/>
+        </w:rPr>
+      </w:pPr>
+      <w:r>
+        <w:rPr>
+          <w:rFonts w:ascii="Arial Narrow" w:eastAsia="Arial Narrow" w:hAnsi="Arial Narrow" w:cs="Arial Narrow"/>
+          <w:sz w:val="16"/>
+          <w:szCs w:val="16"/>
+        </w:rPr>
+        <w:t>Infracciones leves, con una amonestación o con una multa de hasta cincuenta (50) UIT.</w:t>
+      </w:r>
+    </w:p>
+    <w:p>
+      <w:pPr>
+        <w:numPr>
+          <w:ilvl w:val="0"/>
+          <w:numId w:val="2"/>
+        </w:numPr>
+        <w:spacing w:after="0" w:line="240" w:lineRule="auto"/>
+        <w:ind w:left="426" w:firstLine="141"/>
+        <w:jc w:val="both"/>
+        <w:rPr>
+          <w:rFonts w:ascii="Arial Narrow" w:eastAsia="Arial Narrow" w:hAnsi="Arial Narrow" w:cs="Arial Narrow"/>
+          <w:sz w:val="16"/>
+          <w:szCs w:val="16"/>
+        </w:rPr>
+      </w:pPr>
+      <w:r>
+        <w:rPr>
+          <w:rFonts w:ascii="Arial Narrow" w:eastAsia="Arial Narrow" w:hAnsi="Arial Narrow" w:cs="Arial Narrow"/>
+          <w:sz w:val="16"/>
+          <w:szCs w:val="16"/>
+        </w:rPr>
+        <w:t>Infracciones graves, con una multa de hasta ciento cincuenta (150) UIT.</w:t>
+      </w:r>
+    </w:p>
+    <w:p>
+      <w:pPr>
+        <w:numPr>
+          <w:ilvl w:val="0"/>
+          <w:numId w:val="2"/>
+        </w:numPr>
+        <w:spacing w:after="0" w:line="240" w:lineRule="auto"/>
+        <w:ind w:left="426" w:firstLine="141"/>
+        <w:jc w:val="both"/>
+        <w:rPr>
+          <w:rFonts w:ascii="Arial Narrow" w:eastAsia="Arial Narrow" w:hAnsi="Arial Narrow" w:cs="Arial Narrow"/>
+          <w:sz w:val="16"/>
+          <w:szCs w:val="16"/>
+        </w:rPr>
+      </w:pPr>
+      <w:r>
+        <w:rPr>
+          <w:rFonts w:ascii="Arial Narrow" w:eastAsia="Arial Narrow" w:hAnsi="Arial Narrow" w:cs="Arial Narrow"/>
+          <w:sz w:val="16"/>
+          <w:szCs w:val="16"/>
+        </w:rPr>
+        <w:t>Infracciones muy graves, con una multa de hasta cuatrocientos cincuenta (450) UIT.</w:t>
+      </w:r>
+    </w:p>
+    <w:p>
+      <w:pPr>
+        <w:spacing w:after="0" w:line="240" w:lineRule="auto"/>
+        <w:ind w:left="567"/>
+        <w:jc w:val="both"/>
+        <w:rPr>
+          <w:rFonts w:ascii="Arial Narrow" w:eastAsia="Arial Narrow" w:hAnsi="Arial Narrow" w:cs="Arial Narrow"/>
+          <w:sz w:val="16"/>
+          <w:szCs w:val="16"/>
+        </w:rPr>
+      </w:pPr>
+      <w:r>
+        <w:rPr>
+          <w:rFonts w:ascii="Arial Narrow" w:eastAsia="Arial Narrow" w:hAnsi="Arial Narrow" w:cs="Arial Narrow"/>
+          <w:sz w:val="16"/>
+          <w:szCs w:val="16"/>
+        </w:rPr>
+        <w:t>(…).</w:t>
+      </w:r>
+    </w:p>
+    <w:p>
+      <w:pPr>
+        <w:spacing w:after="0" w:line="240" w:lineRule="auto"/>
+        <w:ind w:left="567" w:hanging="567"/>
+        <w:jc w:val="both"/>
+        <w:rPr>
+          <w:rFonts w:ascii="Arial Narrow" w:eastAsia="Arial Narrow" w:hAnsi="Arial Narrow" w:cs="Arial Narrow"/>
+          <w:sz w:val="16"/>
+          <w:szCs w:val="16"/>
+        </w:rPr>
+      </w:pPr>
+    </w:p>
+  </w:footnote>
+  <w:footnote w:id="12">
     <w:p>
       <w:pPr>
         <w:pStyle w:val="Textonotapie"/>
@@ -7768,39 +8519,56 @@
         <w:jc w:val="both"/>
         <w:rPr>
           <w:rFonts w:ascii="Arial Narrow" w:eastAsia="Arial Narrow" w:hAnsi="Arial Narrow" w:cs="Arial Narrow"/>
-          <w:sz w:val="16"/>
-          <w:szCs w:val="16"/>
-        </w:rPr>
-      </w:pPr>
-      <w:r>
-        <w:rPr>
-          <w:rFonts w:ascii="Arial Narrow" w:eastAsia="Arial Narrow" w:hAnsi="Arial Narrow" w:cs="Arial Narrow"/>
-          <w:sz w:val="16"/>
-          <w:szCs w:val="16"/>
-        </w:rPr>
-        <w:t xml:space="preserve">. </w:t>
-      </w:r>
-    </w:p>
-    <w:p>
-      <w:pPr>
-        <w:pStyle w:val="Textonotapie"/>
+          <w:b/>
+          <w:bCs/>
+          <w:sz w:val="16"/>
+          <w:szCs w:val="16"/>
+        </w:rPr>
+      </w:pPr>
+      <w:r>
+        <w:rPr>
+          <w:rStyle w:val="Refdenotaalpie"/>
+          <w:rFonts w:ascii="Arial Narrow" w:eastAsia="Arial Narrow" w:hAnsi="Arial Narrow" w:cs="Arial Narrow"/>
+          <w:sz w:val="16"/>
+          <w:szCs w:val="16"/>
+          <w:vertAlign w:val="superscript"/>
+        </w:rPr>
+        <w:footnoteRef/>
+      </w:r>
+      <w:r>
+        <w:rPr>
+          <w:rFonts w:ascii="Arial Narrow" w:eastAsia="Arial Narrow" w:hAnsi="Arial Narrow" w:cs="Arial Narrow"/>
+          <w:sz w:val="16"/>
+          <w:szCs w:val="16"/>
+        </w:rPr>
+        <w:tab/>
+        <w:t xml:space="preserve"/>
+      </w:r>
+      <w:r>
+        <w:rPr>
+          <w:rFonts w:ascii="Arial Narrow" w:eastAsia="Arial Narrow" w:hAnsi="Arial Narrow" w:cs="Arial Narrow"/>
+          <w:sz w:val="16"/>
+          <w:szCs w:val="16"/>
+        </w:rPr>
+        <w:tab/>
+      </w:r>
+      <w:r>
+        <w:rPr>
+          <w:rFonts w:ascii="Arial Narrow" w:eastAsia="Arial Narrow" w:hAnsi="Arial Narrow" w:cs="Arial Narrow"/>
+          <w:b/>
+          <w:bCs/>
+          <w:sz w:val="16"/>
+          <w:szCs w:val="16"/>
+        </w:rPr>
+        <w:t xml:space="preserve">LEY 29571, CÓDIGO DE PROTECCIÓN Y DEFENSA DEL CONSUMIDOR, publicado el 2 de setiembre de 2010 y modificado por Decreto Legislativo 1308 </w:t>
+      </w:r>
+    </w:p>
+    <w:p>
+      <w:pPr>
         <w:tabs>
           <w:tab w:val="left" w:pos="567"/>
         </w:tabs>
-        <w:ind w:left="567" w:right="-1" w:hanging="567"/>
-        <w:jc w:val="both"/>
-        <w:rPr>
-          <w:rFonts w:ascii="Arial Narrow" w:eastAsia="Arial Narrow" w:hAnsi="Arial Narrow" w:cs="Arial Narrow"/>
-          <w:sz w:val="16"/>
-          <w:szCs w:val="16"/>
-        </w:rPr>
-      </w:pPr>
-    </w:p>
-  </w:footnote>
-  <w:footnote w:id="7">
-    <w:p>
-      <w:pPr>
-        <w:pStyle w:val="Textonotapie"/>
+        <w:spacing w:after="0" w:line="240" w:lineRule="auto"/>
         <w:ind w:left="567" w:hanging="567"/>
         <w:jc w:val="both"/>
         <w:rPr>
@@ -7811,715 +8579,12 @@
       </w:pPr>
       <w:r>
         <w:rPr>
-          <w:rStyle w:val="Refdenotaalpie"/>
-          <w:rFonts w:ascii="Arial Narrow" w:eastAsia="Arial Narrow" w:hAnsi="Arial Narrow" w:cs="Arial Narrow"/>
-          <w:sz w:val="16"/>
-          <w:szCs w:val="16"/>
-          <w:vertAlign w:val="superscript"/>
-        </w:rPr>
-        <w:footnoteRef/>
-      </w:r>
-      <w:r>
-        <w:rPr>
-          <w:rFonts w:ascii="Arial Narrow" w:eastAsia="Arial Narrow" w:hAnsi="Arial Narrow" w:cs="Arial Narrow"/>
-          <w:sz w:val="16"/>
-          <w:szCs w:val="16"/>
-        </w:rPr>
-        <w:t xml:space="preserve"> </w:t>
-      </w:r>
-      <w:r>
-        <w:rPr>
           <w:rFonts w:ascii="Arial Narrow" w:eastAsia="Arial Narrow" w:hAnsi="Arial Narrow" w:cs="Arial Narrow"/>
           <w:sz w:val="16"/>
           <w:szCs w:val="16"/>
         </w:rPr>
         <w:tab/>
-        <w:t xml:space="preserve">El número de trabajadores se atenderá siempre que la empresa haya sido constituida antes de la vigencia de la Ley </w:t>
-      </w:r>
-      <w:proofErr w:type="spellStart"/>
-      <w:r>
-        <w:rPr>
-          <w:rFonts w:ascii="Arial Narrow" w:eastAsia="Arial Narrow" w:hAnsi="Arial Narrow" w:cs="Arial Narrow"/>
-          <w:sz w:val="16"/>
-          <w:szCs w:val="16"/>
-        </w:rPr>
-        <w:t/>
-      </w:r>
-      <w:proofErr w:type="spellEnd"/>
-      <w:r>
-        <w:rPr>
-          <w:rFonts w:ascii="Arial Narrow" w:eastAsia="Arial Narrow" w:hAnsi="Arial Narrow" w:cs="Arial Narrow"/>
-          <w:sz w:val="16"/>
-          <w:szCs w:val="16"/>
-        </w:rPr>
-        <w:t xml:space="preserve"> 30056, publicada el 2 de julio de 2013, que modificó el artículo 5 del Texto Único Ordenado de la Ley de Promoción de la Competitividad, Formalización y Desarrollo de la Micro y Pequeña Empresa y de Acceso al Empleo Decente (LEY MYPE). Ello, en la medida que la Tercera Disposición Complementaria Transitoria de la norma modificatoria precisa que las empresas constituidas antes de la entrada en vigencia de dicha Ley se rigen por los requisitos de acogimiento al régimen de las micro y pequeñas empresas regulados en el Decreto Legislativo 1086.</w:t>
-      </w:r>
-    </w:p>
-    <w:p>
-      <w:pPr>
-        <w:pStyle w:val="Textonotapie"/>
-        <w:ind w:left="567" w:hanging="567"/>
-        <w:jc w:val="both"/>
-        <w:rPr>
-          <w:rFonts w:ascii="Arial Narrow" w:eastAsia="Arial Narrow" w:hAnsi="Arial Narrow" w:cs="Arial Narrow"/>
-          <w:sz w:val="16"/>
-          <w:szCs w:val="16"/>
-        </w:rPr>
-      </w:pPr>
-    </w:p>
-  </w:footnote>
-  <w:footnote w:id="8">
-    <w:p>
-      <w:pPr>
-        <w:pStyle w:val="Textonotapie"/>
-        <w:ind w:left="567" w:hanging="567"/>
-        <w:jc w:val="both"/>
-        <w:rPr>
-          <w:rFonts w:ascii="Arial Narrow" w:eastAsia="Arial Narrow" w:hAnsi="Arial Narrow" w:cs="Arial Narrow"/>
-          <w:sz w:val="16"/>
-          <w:szCs w:val="16"/>
-        </w:rPr>
-      </w:pPr>
-      <w:r>
-        <w:rPr>
-          <w:rStyle w:val="Refdenotaalpie"/>
-          <w:rFonts w:ascii="Arial Narrow" w:eastAsia="Arial Narrow" w:hAnsi="Arial Narrow" w:cs="Arial Narrow"/>
-          <w:sz w:val="16"/>
-          <w:szCs w:val="16"/>
-          <w:vertAlign w:val="superscript"/>
-        </w:rPr>
-        <w:footnoteRef/>
-      </w:r>
-      <w:r>
-        <w:rPr>
-          <w:rFonts w:ascii="Arial Narrow" w:eastAsia="Arial Narrow" w:hAnsi="Arial Narrow" w:cs="Arial Narrow"/>
-          <w:sz w:val="16"/>
-          <w:szCs w:val="16"/>
-        </w:rPr>
-        <w:t xml:space="preserve"> </w:t>
-      </w:r>
-      <w:r>
-        <w:rPr>
-          <w:rFonts w:ascii="Arial Narrow" w:eastAsia="Arial Narrow" w:hAnsi="Arial Narrow" w:cs="Arial Narrow"/>
-          <w:sz w:val="16"/>
-          <w:szCs w:val="16"/>
-        </w:rPr>
-        <w:tab/>
-      </w:r>
-      <w:r>
-        <w:rPr>
-          <w:rFonts w:ascii="Arial Narrow" w:eastAsia="Arial Narrow" w:hAnsi="Arial Narrow" w:cs="Arial Narrow"/>
-          <w:b/>
-          <w:sz w:val="16"/>
-          <w:szCs w:val="16"/>
-        </w:rPr>
-        <w:t>LEY 29571, CÓDIGO DE PROTECCIÓN Y DEFENSA DEL CONSUMIDOR</w:t>
-      </w:r>
-      <w:r>
-        <w:rPr>
-          <w:rFonts w:ascii="Arial Narrow" w:eastAsia="Arial Narrow" w:hAnsi="Arial Narrow" w:cs="Arial Narrow"/>
-          <w:b/>
-          <w:bCs/>
-          <w:sz w:val="16"/>
-          <w:szCs w:val="16"/>
-        </w:rPr>
-        <w:t xml:space="preserve">, </w:t>
-      </w:r>
-      <w:r>
-        <w:rPr>
-          <w:rFonts w:ascii="Arial Narrow" w:eastAsia="Arial Narrow" w:hAnsi="Arial Narrow" w:cs="Arial Narrow"/>
-          <w:b/>
-          <w:sz w:val="16"/>
-          <w:szCs w:val="16"/>
-        </w:rPr>
-        <w:t>publicado el 2 de setiembre de 2010 y modificado por Decreto Legislativo 1308</w:t>
-      </w:r>
-    </w:p>
-    <w:p>
-      <w:pPr>
-        <w:pStyle w:val="Textonotapie"/>
-        <w:ind w:left="567" w:hanging="567"/>
-        <w:jc w:val="both"/>
-        <w:rPr>
-          <w:rFonts w:ascii="Arial Narrow" w:eastAsia="Arial Narrow" w:hAnsi="Arial Narrow" w:cs="Arial Narrow"/>
-          <w:b/>
-          <w:bCs/>
-          <w:sz w:val="16"/>
-          <w:szCs w:val="16"/>
-        </w:rPr>
-      </w:pPr>
-      <w:r>
-        <w:rPr>
-          <w:rFonts w:ascii="Arial Narrow" w:eastAsia="Arial Narrow" w:hAnsi="Arial Narrow" w:cs="Arial Narrow"/>
-          <w:sz w:val="16"/>
-          <w:szCs w:val="16"/>
-        </w:rPr>
-        <w:tab/>
-      </w:r>
-      <w:r>
-        <w:rPr>
-          <w:rFonts w:ascii="Arial Narrow" w:eastAsia="Arial Narrow" w:hAnsi="Arial Narrow" w:cs="Arial Narrow"/>
-          <w:b/>
-          <w:bCs/>
-          <w:sz w:val="16"/>
-          <w:szCs w:val="16"/>
-        </w:rPr>
-        <w:t>Artículo 110.- Sanciones Administrativas</w:t>
-      </w:r>
-    </w:p>
-    <w:p>
-      <w:pPr>
-        <w:autoSpaceDE w:val="0"/>
-        <w:autoSpaceDN w:val="0"/>
-        <w:adjustRightInd w:val="0"/>
-        <w:spacing w:after="0" w:line="240" w:lineRule="auto"/>
-        <w:ind w:left="567"/>
-        <w:jc w:val="both"/>
-        <w:rPr>
-          <w:rFonts w:ascii="Arial Narrow" w:eastAsia="Arial Narrow" w:hAnsi="Arial Narrow" w:cs="Arial Narrow"/>
-          <w:sz w:val="16"/>
-          <w:szCs w:val="16"/>
-          <w:lang w:eastAsia="es-PE"/>
-        </w:rPr>
-      </w:pPr>
-      <w:r>
-        <w:rPr>
-          <w:rFonts w:ascii="Arial Narrow" w:eastAsia="Arial Narrow" w:hAnsi="Arial Narrow" w:cs="Arial Narrow"/>
-          <w:sz w:val="16"/>
-          <w:szCs w:val="16"/>
-          <w:lang w:eastAsia="es-PE"/>
-        </w:rPr>
-        <w:t>(…)</w:t>
-      </w:r>
-    </w:p>
-    <w:p>
-      <w:pPr>
-        <w:autoSpaceDE w:val="0"/>
-        <w:autoSpaceDN w:val="0"/>
-        <w:adjustRightInd w:val="0"/>
-        <w:spacing w:after="0" w:line="240" w:lineRule="auto"/>
-        <w:ind w:left="567"/>
-        <w:jc w:val="both"/>
-        <w:rPr>
-          <w:rFonts w:ascii="Arial Narrow" w:eastAsia="Arial Narrow" w:hAnsi="Arial Narrow" w:cs="Arial Narrow"/>
-          <w:sz w:val="16"/>
-          <w:szCs w:val="16"/>
-          <w:lang w:eastAsia="es-PE"/>
-        </w:rPr>
-      </w:pPr>
-      <w:r>
-        <w:rPr>
-          <w:rFonts w:ascii="Arial Narrow" w:eastAsia="Arial Narrow" w:hAnsi="Arial Narrow" w:cs="Arial Narrow"/>
-          <w:sz w:val="16"/>
-          <w:szCs w:val="16"/>
-          <w:lang w:eastAsia="es-PE"/>
-        </w:rPr>
-        <w:t>En el caso de las microempresas, la multa no puede superar el diez por ciento (10%) de las ventas o ingresos brutos percibidos por el infractor, relativos a todas sus actividades económicas, correspondientes al ejercicio inmediato anterior al de la expedición de la resolución de primera instancia, siempre que se haya acreditado dichos ingresos, no se encuentre en una situación de reincidencia y el caso no verse sobre la vida, salud o integridad de los consumidores. Para el caso de las pequeñas empresas, la multa no puede superar el veinte por ciento (20%) de las ventas o ingresos brutos percibidos por el infractor, conforme a los requisitos señalados anteriormente.</w:t>
-      </w:r>
-    </w:p>
-    <w:p>
-      <w:pPr>
-        <w:autoSpaceDE w:val="0"/>
-        <w:autoSpaceDN w:val="0"/>
-        <w:adjustRightInd w:val="0"/>
-        <w:spacing w:after="0" w:line="240" w:lineRule="auto"/>
-        <w:ind w:left="567"/>
-        <w:jc w:val="both"/>
-        <w:rPr>
-          <w:rFonts w:ascii="Arial Narrow" w:eastAsia="Arial Narrow" w:hAnsi="Arial Narrow" w:cs="Arial Narrow"/>
-          <w:sz w:val="16"/>
-          <w:szCs w:val="16"/>
-          <w:lang w:eastAsia="es-PE"/>
-        </w:rPr>
-      </w:pPr>
-      <w:r>
-        <w:rPr>
-          <w:rFonts w:ascii="Arial Narrow" w:eastAsia="Arial Narrow" w:hAnsi="Arial Narrow" w:cs="Arial Narrow"/>
-          <w:sz w:val="16"/>
-          <w:szCs w:val="16"/>
-          <w:lang w:eastAsia="es-PE"/>
-        </w:rPr>
-        <w:t>(…).</w:t>
-      </w:r>
-    </w:p>
-    <w:p>
-      <w:pPr>
-        <w:pStyle w:val="Textonotapie"/>
-        <w:ind w:left="567" w:hanging="567"/>
-        <w:jc w:val="both"/>
-        <w:rPr>
-          <w:rFonts w:ascii="Arial Narrow" w:eastAsia="Arial Narrow" w:hAnsi="Arial Narrow" w:cs="Arial Narrow"/>
-          <w:sz w:val="16"/>
-          <w:szCs w:val="16"/>
-        </w:rPr>
-      </w:pPr>
-    </w:p>
-  </w:footnote>
-  <w:footnote w:id="14">
-    <w:p>
-      <w:pPr>
-        <w:pStyle w:val="Textonotapie"/>
-        <w:ind w:left="567" w:hanging="567"/>
-        <w:jc w:val="both"/>
-        <w:rPr>
-          <w:rFonts w:ascii="Arial Narrow" w:eastAsia="Arial Narrow" w:hAnsi="Arial Narrow" w:cs="Arial Narrow"/>
-          <w:sz w:val="16"/>
-          <w:szCs w:val="16"/>
-        </w:rPr>
-      </w:pPr>
-      <w:r>
-        <w:rPr>
-          <w:rStyle w:val="Refdenotaalpie"/>
-          <w:rFonts w:ascii="Arial Narrow" w:eastAsia="Arial Narrow" w:hAnsi="Arial Narrow" w:cs="Arial Narrow"/>
-          <w:sz w:val="16"/>
-          <w:szCs w:val="16"/>
-          <w:vertAlign w:val="superscript"/>
-        </w:rPr>
-        <w:footnoteRef/>
-      </w:r>
-      <w:r>
-        <w:rPr>
-          <w:rFonts w:ascii="Arial Narrow" w:eastAsia="Arial Narrow" w:hAnsi="Arial Narrow" w:cs="Arial Narrow"/>
-          <w:sz w:val="16"/>
-          <w:szCs w:val="16"/>
-        </w:rPr>
-        <w:tab/>
-      </w:r>
-      <w:r>
-        <w:rPr>
-          <w:rFonts w:ascii="Arial Narrow" w:eastAsia="Arial Narrow" w:hAnsi="Arial Narrow" w:cs="Arial Narrow"/>
-          <w:b/>
-          <w:bCs/>
-          <w:sz w:val="16"/>
-          <w:szCs w:val="16"/>
-        </w:rPr>
-        <w:t xml:space="preserve">DECRETO LEGISLATIVO 807, LEY SOBRE FACULTADES, NORMAS Y ORGANIZACIÓN DEL INDECOPI, publicado el 18 de abril de 1996</w:t>
-      </w:r>
-    </w:p>
-    <w:p>
-      <w:pPr>
-        <w:pStyle w:val="Textonotapie"/>
-        <w:ind w:left="567" w:hanging="567"/>
-        <w:jc w:val="both"/>
-        <w:rPr>
-          <w:rFonts w:ascii="Arial Narrow" w:eastAsia="Arial Narrow" w:hAnsi="Arial Narrow" w:cs="Arial Narrow"/>
-          <w:sz w:val="16"/>
-          <w:szCs w:val="16"/>
-        </w:rPr>
-      </w:pPr>
-      <w:r>
-        <w:rPr>
-          <w:rFonts w:ascii="Arial Narrow" w:eastAsia="Arial Narrow" w:hAnsi="Arial Narrow" w:cs="Arial Narrow"/>
-          <w:sz w:val="16"/>
-          <w:szCs w:val="16"/>
-        </w:rPr>
-        <w:tab/>
-      </w:r>
-      <w:r>
-        <w:rPr>
-          <w:rFonts w:ascii="Arial Narrow" w:eastAsia="Arial Narrow" w:hAnsi="Arial Narrow" w:cs="Arial Narrow"/>
-          <w:b/>
-          <w:bCs/>
-          <w:sz w:val="16"/>
-          <w:szCs w:val="16"/>
-        </w:rPr>
-        <w:t xml:space="preserve">Artículo 26.-</w:t>
-      </w:r>
-      <w:r>
-        <w:rPr>
-          <w:rFonts w:ascii="Arial Narrow" w:eastAsia="Arial Narrow" w:hAnsi="Arial Narrow" w:cs="Arial Narrow"/>
-          <w:sz w:val="16"/>
-          <w:szCs w:val="16"/>
-        </w:rPr>
-        <w:t xml:space="preserve"> Una vez admitida a trámite la denuncia, se correrá traslado de la misma al denunciado, a fin de que éste presente su descargo. El plazo para la presentación del descargo será de cinco (5) días contados desde la notificación, vencido el cual, el Secretario Técnico declarará en rebeldía al denunciado que no lo hubiera presentado.</w:t>
-      </w:r>
-    </w:p>
-    <w:p>
-      <w:pPr>
-        <w:pStyle w:val="Textonotapie"/>
-        <w:ind w:left="567" w:hanging="567"/>
-        <w:jc w:val="both"/>
-        <w:rPr>
-          <w:rFonts w:ascii="Arial Narrow" w:eastAsia="Arial Narrow" w:hAnsi="Arial Narrow" w:cs="Arial Narrow"/>
-          <w:sz w:val="16"/>
-          <w:szCs w:val="16"/>
-        </w:rPr>
-      </w:pPr>
-    </w:p>
-  </w:footnote>
-  <w:footnote w:id="15">
-    <w:p>
-      <w:pPr>
-        <w:pStyle w:val="Textonotapie"/>
-        <w:ind w:left="567" w:hanging="567"/>
-        <w:jc w:val="both"/>
-        <w:rPr>
-          <w:rFonts w:ascii="Arial Narrow" w:eastAsia="Arial Narrow" w:hAnsi="Arial Narrow" w:cs="Arial Narrow"/>
-          <w:sz w:val="16"/>
-          <w:szCs w:val="16"/>
-        </w:rPr>
-      </w:pPr>
-      <w:r>
-        <w:rPr>
-          <w:rStyle w:val="Refdenotaalpie"/>
-          <w:rFonts w:ascii="Arial Narrow" w:eastAsia="Arial Narrow" w:hAnsi="Arial Narrow" w:cs="Arial Narrow"/>
-          <w:sz w:val="16"/>
-          <w:szCs w:val="16"/>
-          <w:vertAlign w:val="superscript"/>
-        </w:rPr>
-        <w:footnoteRef/>
-      </w:r>
-      <w:r>
-        <w:rPr>
-          <w:rFonts w:ascii="Arial Narrow" w:eastAsia="Arial Narrow" w:hAnsi="Arial Narrow" w:cs="Arial Narrow"/>
-          <w:sz w:val="16"/>
-          <w:szCs w:val="16"/>
-        </w:rPr>
-        <w:tab/>
-      </w:r>
-      <w:r>
-        <w:rPr>
-          <w:rFonts w:ascii="Arial Narrow" w:eastAsia="Arial Narrow" w:hAnsi="Arial Narrow" w:cs="Arial Narrow"/>
-          <w:b/>
-          <w:bCs/>
-          <w:sz w:val="16"/>
-          <w:szCs w:val="16"/>
-        </w:rPr>
-        <w:t xml:space="preserve">DECRETO SUPREMO 006-2026-JUS, TEXTO ÚNICO ORDENADO DE LA LEY 27444, LEY DEL PROCEDIMIENTO ADMINISTRATIVO GENERAL, publicado el 30 de abril de 2026</w:t>
-      </w:r>
-    </w:p>
-    <w:p>
-      <w:pPr>
-        <w:pStyle w:val="Textonotapie"/>
-        <w:ind w:left="567" w:hanging="567"/>
-        <w:jc w:val="both"/>
-        <w:rPr>
-          <w:rFonts w:ascii="Arial Narrow" w:eastAsia="Arial Narrow" w:hAnsi="Arial Narrow" w:cs="Arial Narrow"/>
-          <w:sz w:val="16"/>
-          <w:szCs w:val="16"/>
-        </w:rPr>
-      </w:pPr>
-      <w:r>
-        <w:rPr>
-          <w:rFonts w:ascii="Arial Narrow" w:eastAsia="Arial Narrow" w:hAnsi="Arial Narrow" w:cs="Arial Narrow"/>
-          <w:sz w:val="16"/>
-          <w:szCs w:val="16"/>
-        </w:rPr>
-        <w:tab/>
-      </w:r>
-      <w:r>
-        <w:rPr>
-          <w:rFonts w:ascii="Arial Narrow" w:eastAsia="Arial Narrow" w:hAnsi="Arial Narrow" w:cs="Arial Narrow"/>
-          <w:b/>
-          <w:bCs/>
-          <w:sz w:val="16"/>
-          <w:szCs w:val="16"/>
-        </w:rPr>
-        <w:t xml:space="preserve">Artículo 223.- Contestación de la reclamación</w:t>
-      </w:r>
-    </w:p>
-    <w:p>
-      <w:pPr>
-        <w:pStyle w:val="Textonotapie"/>
-        <w:ind w:left="567" w:hanging="567"/>
-        <w:jc w:val="both"/>
-        <w:rPr>
-          <w:rFonts w:ascii="Arial Narrow" w:eastAsia="Arial Narrow" w:hAnsi="Arial Narrow" w:cs="Arial Narrow"/>
-          <w:sz w:val="16"/>
-          <w:szCs w:val="16"/>
-        </w:rPr>
-      </w:pPr>
-      <w:r>
-        <w:rPr>
-          <w:rFonts w:ascii="Arial Narrow" w:eastAsia="Arial Narrow" w:hAnsi="Arial Narrow" w:cs="Arial Narrow"/>
-          <w:sz w:val="16"/>
-          <w:szCs w:val="16"/>
-        </w:rPr>
-        <w:tab/>
-      </w:r>
-      <w:r>
-        <w:rPr>
-          <w:rFonts w:ascii="Arial Narrow" w:eastAsia="Arial Narrow" w:hAnsi="Arial Narrow" w:cs="Arial Narrow"/>
-          <w:sz w:val="16"/>
-          <w:szCs w:val="16"/>
-        </w:rPr>
-        <w:t xml:space="preserve">223.1 El reclamado deberá presentar la contestación de la reclamación dentro de los quince (15) días posteriores a la notificación de ésta; vencido este plazo, la Administración declarará en rebeldía al reclamado que no la hubiera presentado. La contestación deberá contener los requisitos de los escritos previstos en el artículo 113 de la presente Ley, así como la absolución de todos los asuntos controvertidos de hecho y de derecho, Las alegaciones y los hechos relevantes de la reclamación, salvo que hayan sido específicamente negadas en la contestación, se tendrán por aceptadas o merituadas como ciertas.</w:t>
-      </w:r>
-    </w:p>
-    <w:p>
-      <w:pPr>
-        <w:pStyle w:val="Textonotapie"/>
-        <w:ind w:left="567" w:hanging="567"/>
-        <w:jc w:val="both"/>
-        <w:rPr>
-          <w:rFonts w:ascii="Arial Narrow" w:eastAsia="Arial Narrow" w:hAnsi="Arial Narrow" w:cs="Arial Narrow"/>
-          <w:sz w:val="16"/>
-          <w:szCs w:val="16"/>
-        </w:rPr>
-      </w:pPr>
-    </w:p>
-  </w:footnote>
-  <w:footnote w:id="9">
-    <w:p>
-      <w:pPr>
-        <w:spacing w:after="0" w:line="240" w:lineRule="auto"/>
-        <w:ind w:left="567" w:hanging="567"/>
-        <w:jc w:val="both"/>
-        <w:rPr>
-          <w:rFonts w:ascii="Arial Narrow" w:eastAsia="Arial Narrow" w:hAnsi="Arial Narrow" w:cs="Arial Narrow"/>
-          <w:sz w:val="16"/>
-          <w:szCs w:val="16"/>
-        </w:rPr>
-      </w:pPr>
-      <w:r>
-        <w:rPr>
-          <w:rStyle w:val="Refdenotaalpie"/>
-          <w:rFonts w:ascii="Arial Narrow" w:eastAsia="Arial Narrow" w:hAnsi="Arial Narrow" w:cs="Arial Narrow"/>
-          <w:sz w:val="16"/>
-          <w:szCs w:val="16"/>
-          <w:vertAlign w:val="superscript"/>
-        </w:rPr>
-        <w:footnoteRef/>
-      </w:r>
-      <w:r>
-        <w:rPr>
-          <w:rFonts w:ascii="Arial Narrow" w:eastAsia="Arial Narrow" w:hAnsi="Arial Narrow" w:cs="Arial Narrow"/>
-          <w:sz w:val="16"/>
-          <w:szCs w:val="16"/>
-          <w:vertAlign w:val="superscript"/>
-        </w:rPr>
-        <w:t xml:space="preserve"> </w:t>
-      </w:r>
-      <w:r>
-        <w:rPr>
-          <w:rFonts w:ascii="Arial Narrow" w:eastAsia="Arial Narrow" w:hAnsi="Arial Narrow" w:cs="Arial Narrow"/>
-          <w:sz w:val="16"/>
-          <w:szCs w:val="16"/>
-        </w:rPr>
-        <w:t xml:space="preserve"> </w:t>
-      </w:r>
-      <w:r>
-        <w:rPr>
-          <w:rFonts w:ascii="Arial Narrow" w:eastAsia="Arial Narrow" w:hAnsi="Arial Narrow" w:cs="Arial Narrow"/>
-          <w:sz w:val="16"/>
-          <w:szCs w:val="16"/>
-        </w:rPr>
-        <w:tab/>
-      </w:r>
-      <w:r>
-        <w:rPr>
-          <w:rFonts w:ascii="Arial Narrow" w:eastAsia="Arial Narrow" w:hAnsi="Arial Narrow" w:cs="Arial Narrow"/>
-          <w:b/>
-          <w:sz w:val="16"/>
-          <w:szCs w:val="16"/>
-        </w:rPr>
-        <w:t>LEY 29571, CÓDIGO DE PROTECCIÓN Y DEFENSA DEL CONSUMIDOR</w:t>
-      </w:r>
-      <w:r>
-        <w:rPr>
-          <w:rFonts w:ascii="Arial Narrow" w:eastAsia="Arial Narrow" w:hAnsi="Arial Narrow" w:cs="Arial Narrow"/>
-          <w:b/>
-          <w:bCs/>
-          <w:sz w:val="16"/>
-          <w:szCs w:val="16"/>
-        </w:rPr>
-        <w:t xml:space="preserve">, </w:t>
-      </w:r>
-      <w:r>
-        <w:rPr>
-          <w:rFonts w:ascii="Arial Narrow" w:eastAsia="Arial Narrow" w:hAnsi="Arial Narrow" w:cs="Arial Narrow"/>
-          <w:b/>
-          <w:sz w:val="16"/>
-          <w:szCs w:val="16"/>
-        </w:rPr>
-        <w:t>publicado el 2 de setiembre de 2010 y modificado por Decreto Legislativo 1308</w:t>
-      </w:r>
-    </w:p>
-    <w:p>
-      <w:pPr>
-        <w:spacing w:after="0" w:line="240" w:lineRule="auto"/>
-        <w:ind w:left="567" w:hanging="567"/>
-        <w:jc w:val="both"/>
-        <w:rPr>
-          <w:rFonts w:ascii="Arial Narrow" w:eastAsia="Arial Narrow" w:hAnsi="Arial Narrow" w:cs="Arial Narrow"/>
-          <w:b/>
-          <w:sz w:val="16"/>
-          <w:szCs w:val="16"/>
-        </w:rPr>
-      </w:pPr>
-      <w:r>
-        <w:rPr>
-          <w:rFonts w:ascii="Arial Narrow" w:eastAsia="Arial Narrow" w:hAnsi="Arial Narrow" w:cs="Arial Narrow"/>
-          <w:b/>
-          <w:sz w:val="16"/>
-          <w:szCs w:val="16"/>
-        </w:rPr>
-        <w:tab/>
-        <w:t>Artículo 110.- Sanciones administrativas</w:t>
-      </w:r>
-    </w:p>
-    <w:p>
-      <w:pPr>
-        <w:spacing w:after="0" w:line="240" w:lineRule="auto"/>
-        <w:ind w:left="567"/>
-        <w:jc w:val="both"/>
-        <w:rPr>
-          <w:rFonts w:ascii="Arial Narrow" w:eastAsia="Arial Narrow" w:hAnsi="Arial Narrow" w:cs="Arial Narrow"/>
-          <w:sz w:val="16"/>
-          <w:szCs w:val="16"/>
-        </w:rPr>
-      </w:pPr>
-      <w:r>
-        <w:rPr>
-          <w:rFonts w:ascii="Arial Narrow" w:eastAsia="Arial Narrow" w:hAnsi="Arial Narrow" w:cs="Arial Narrow"/>
-          <w:sz w:val="16"/>
-          <w:szCs w:val="16"/>
-        </w:rPr>
-        <w:t>El órgano resolutivo puede sancionar las infracciones administrativas a que se refiere el artículo 108 con amonestación y multas de hasta cuatrocientos cincuenta (450) Unidades Impositivas Tributarias (UIT), las cuales son calificadas de la siguiente manera:</w:t>
-      </w:r>
-    </w:p>
-    <w:p>
-      <w:pPr>
-        <w:numPr>
-          <w:ilvl w:val="0"/>
-          <w:numId w:val="2"/>
-        </w:numPr>
-        <w:spacing w:after="0" w:line="240" w:lineRule="auto"/>
-        <w:ind w:left="426" w:firstLine="141"/>
-        <w:jc w:val="both"/>
-        <w:rPr>
-          <w:rFonts w:ascii="Arial Narrow" w:eastAsia="Arial Narrow" w:hAnsi="Arial Narrow" w:cs="Arial Narrow"/>
-          <w:sz w:val="16"/>
-          <w:szCs w:val="16"/>
-        </w:rPr>
-      </w:pPr>
-      <w:r>
-        <w:rPr>
-          <w:rFonts w:ascii="Arial Narrow" w:eastAsia="Arial Narrow" w:hAnsi="Arial Narrow" w:cs="Arial Narrow"/>
-          <w:sz w:val="16"/>
-          <w:szCs w:val="16"/>
-        </w:rPr>
-        <w:t>Infracciones leves, con una amonestación o con una multa de hasta cincuenta (50) UIT.</w:t>
-      </w:r>
-    </w:p>
-    <w:p>
-      <w:pPr>
-        <w:numPr>
-          <w:ilvl w:val="0"/>
-          <w:numId w:val="2"/>
-        </w:numPr>
-        <w:spacing w:after="0" w:line="240" w:lineRule="auto"/>
-        <w:ind w:left="426" w:firstLine="141"/>
-        <w:jc w:val="both"/>
-        <w:rPr>
-          <w:rFonts w:ascii="Arial Narrow" w:eastAsia="Arial Narrow" w:hAnsi="Arial Narrow" w:cs="Arial Narrow"/>
-          <w:sz w:val="16"/>
-          <w:szCs w:val="16"/>
-        </w:rPr>
-      </w:pPr>
-      <w:r>
-        <w:rPr>
-          <w:rFonts w:ascii="Arial Narrow" w:eastAsia="Arial Narrow" w:hAnsi="Arial Narrow" w:cs="Arial Narrow"/>
-          <w:sz w:val="16"/>
-          <w:szCs w:val="16"/>
-        </w:rPr>
-        <w:t>Infracciones graves, con una multa de hasta ciento cincuenta (150) UIT.</w:t>
-      </w:r>
-    </w:p>
-    <w:p>
-      <w:pPr>
-        <w:numPr>
-          <w:ilvl w:val="0"/>
-          <w:numId w:val="2"/>
-        </w:numPr>
-        <w:spacing w:after="0" w:line="240" w:lineRule="auto"/>
-        <w:ind w:left="426" w:firstLine="141"/>
-        <w:jc w:val="both"/>
-        <w:rPr>
-          <w:rFonts w:ascii="Arial Narrow" w:eastAsia="Arial Narrow" w:hAnsi="Arial Narrow" w:cs="Arial Narrow"/>
-          <w:sz w:val="16"/>
-          <w:szCs w:val="16"/>
-        </w:rPr>
-      </w:pPr>
-      <w:r>
-        <w:rPr>
-          <w:rFonts w:ascii="Arial Narrow" w:eastAsia="Arial Narrow" w:hAnsi="Arial Narrow" w:cs="Arial Narrow"/>
-          <w:sz w:val="16"/>
-          <w:szCs w:val="16"/>
-        </w:rPr>
-        <w:t>Infracciones muy graves, con una multa de hasta cuatrocientos cincuenta (450) UIT.</w:t>
-      </w:r>
-    </w:p>
-    <w:p>
-      <w:pPr>
-        <w:spacing w:after="0" w:line="240" w:lineRule="auto"/>
-        <w:ind w:left="567"/>
-        <w:jc w:val="both"/>
-        <w:rPr>
-          <w:rFonts w:ascii="Arial Narrow" w:eastAsia="Arial Narrow" w:hAnsi="Arial Narrow" w:cs="Arial Narrow"/>
-          <w:sz w:val="16"/>
-          <w:szCs w:val="16"/>
-        </w:rPr>
-      </w:pPr>
-      <w:r>
-        <w:rPr>
-          <w:rFonts w:ascii="Arial Narrow" w:eastAsia="Arial Narrow" w:hAnsi="Arial Narrow" w:cs="Arial Narrow"/>
-          <w:sz w:val="16"/>
-          <w:szCs w:val="16"/>
-        </w:rPr>
-        <w:t>(…).</w:t>
-      </w:r>
-    </w:p>
-    <w:p>
-      <w:pPr>
-        <w:spacing w:after="0" w:line="240" w:lineRule="auto"/>
-        <w:ind w:left="567" w:hanging="567"/>
-        <w:jc w:val="both"/>
-        <w:rPr>
-          <w:rFonts w:ascii="Arial Narrow" w:eastAsia="Arial Narrow" w:hAnsi="Arial Narrow" w:cs="Arial Narrow"/>
-          <w:sz w:val="16"/>
-          <w:szCs w:val="16"/>
-        </w:rPr>
-      </w:pPr>
-    </w:p>
-  </w:footnote>
-  <w:footnote w:id="10">
-    <w:p>
-      <w:pPr>
-        <w:spacing w:after="0" w:line="240" w:lineRule="auto"/>
-        <w:ind w:left="567" w:hanging="567"/>
-        <w:jc w:val="both"/>
-        <w:rPr>
-          <w:rFonts w:ascii="Arial Narrow" w:eastAsia="Arial Narrow" w:hAnsi="Arial Narrow" w:cs="Arial Narrow"/>
-          <w:sz w:val="16"/>
-          <w:szCs w:val="16"/>
-        </w:rPr>
-      </w:pPr>
-      <w:r>
-        <w:rPr>
-          <w:rStyle w:val="Refdenotaalpie"/>
-          <w:rFonts w:ascii="Arial Narrow" w:eastAsia="Arial Narrow" w:hAnsi="Arial Narrow" w:cs="Arial Narrow"/>
-          <w:sz w:val="16"/>
-          <w:szCs w:val="16"/>
-          <w:vertAlign w:val="superscript"/>
-        </w:rPr>
-        <w:footnoteRef/>
-      </w:r>
-      <w:r>
-        <w:rPr>
-          <w:rFonts w:ascii="Arial Narrow" w:eastAsia="Arial Narrow" w:hAnsi="Arial Narrow" w:cs="Arial Narrow"/>
-          <w:sz w:val="16"/>
-          <w:szCs w:val="16"/>
-        </w:rPr>
-        <w:t xml:space="preserve"> </w:t>
-      </w:r>
-      <w:r>
-        <w:rPr>
-          <w:rFonts w:ascii="Arial Narrow" w:eastAsia="Arial Narrow" w:hAnsi="Arial Narrow" w:cs="Arial Narrow"/>
-          <w:sz w:val="16"/>
-          <w:szCs w:val="16"/>
-        </w:rPr>
-        <w:tab/>
+        <w:t xml:space="preserve"/>
       </w:r>
       <w:r>
         <w:rPr>
@@ -8592,18 +8657,6 @@
         <w:tab/>
         <w:t>Las medidas correctivas complementarias pueden dictarse de oficio o a pedido de parte.</w:t>
       </w:r>
-    </w:p>
-    <w:p>
-      <w:pPr>
-        <w:spacing w:after="0" w:line="240" w:lineRule="auto"/>
-        <w:ind w:left="567" w:hanging="567"/>
-        <w:jc w:val="both"/>
-        <w:rPr>
-          <w:rFonts w:ascii="Arial Narrow" w:eastAsia="Arial Narrow" w:hAnsi="Arial Narrow" w:cs="Arial Narrow"/>
-          <w:sz w:val="16"/>
-          <w:szCs w:val="16"/>
-        </w:rPr>
-      </w:pPr>
     </w:p>
     <w:p>
       <w:pPr>
@@ -8818,8 +8871,12 @@
     </w:p>
     <w:p>
       <w:pPr>
-        <w:pStyle w:val="Sinespaciado"/>
-        <w:ind w:firstLine="567"/>
+        <w:numPr>
+          <w:ilvl w:val="0"/>
+          <w:numId w:val="1"/>
+        </w:numPr>
+        <w:spacing w:after="0" w:line="240" w:lineRule="auto"/>
+        <w:ind w:left="567" w:firstLine="0"/>
         <w:jc w:val="both"/>
         <w:rPr>
           <w:rFonts w:ascii="Arial Narrow" w:eastAsia="Arial Narrow" w:hAnsi="Arial Narrow" w:cs="Arial Narrow"/>
@@ -8838,8 +8895,12 @@
     </w:p>
     <w:p>
       <w:pPr>
-        <w:pStyle w:val="Sinespaciado"/>
-        <w:ind w:firstLine="567"/>
+        <w:numPr>
+          <w:ilvl w:val="0"/>
+          <w:numId w:val="1"/>
+        </w:numPr>
+        <w:spacing w:after="0" w:line="240" w:lineRule="auto"/>
+        <w:ind w:left="567" w:firstLine="0"/>
         <w:jc w:val="both"/>
         <w:rPr>
           <w:rFonts w:ascii="Arial Narrow" w:eastAsia="Arial Narrow" w:hAnsi="Arial Narrow" w:cs="Arial Narrow"/>
@@ -8983,18 +9044,6 @@
         <w:jc w:val="both"/>
         <w:rPr>
           <w:rFonts w:ascii="Arial Narrow" w:eastAsia="Arial Narrow" w:hAnsi="Arial Narrow" w:cs="Arial Narrow"/>
-          <w:sz w:val="16"/>
-          <w:szCs w:val="16"/>
-        </w:rPr>
-      </w:pPr>
-    </w:p>
-    <w:p>
-      <w:pPr>
-        <w:spacing w:after="0" w:line="240" w:lineRule="auto"/>
-        <w:ind w:left="567"/>
-        <w:jc w:val="both"/>
-        <w:rPr>
-          <w:rFonts w:ascii="Arial Narrow" w:eastAsia="Arial Narrow" w:hAnsi="Arial Narrow" w:cs="Arial Narrow"/>
           <w:b/>
           <w:bCs/>
           <w:sz w:val="16"/>
@@ -9279,7 +9328,7 @@
       </w:pPr>
     </w:p>
   </w:footnote>
-  <w:footnote w:id="11">
+  <w:footnote w:id="13">
     <w:p>
       <w:pPr>
         <w:pStyle w:val="Textonotapie"/>
@@ -9311,7 +9360,8 @@
           <w:sz w:val="16"/>
           <w:szCs w:val="16"/>
         </w:rPr>
-        <w:t xml:space="preserve"> </w:t>
+        <w:tab/>
+        <w:t xml:space="preserve"/>
       </w:r>
       <w:r>
         <w:rPr>
@@ -9502,12 +9552,15 @@
       </w:pPr>
     </w:p>
   </w:footnote>
-  <w:footnote w:id="12">
+  <w:footnote w:id="14">
     <w:p>
       <w:pPr>
         <w:autoSpaceDE w:val="0"/>
         <w:autoSpaceDN w:val="0"/>
         <w:adjustRightInd w:val="0"/>
+        <w:tabs>
+          <w:tab w:val="left" w:pos="567"/>
+        </w:tabs>
         <w:spacing w:after="0" w:line="240" w:lineRule="auto"/>
         <w:ind w:left="567" w:hanging="567"/>
         <w:jc w:val="both"/>
@@ -9539,7 +9592,8 @@
           <w:sz w:val="16"/>
           <w:szCs w:val="16"/>
         </w:rPr>
-        <w:t xml:space="preserve"> </w:t>
+        <w:tab/>
+        <w:t xml:space="preserve"/>
       </w:r>
       <w:r>
         <w:rPr>
@@ -9572,7 +9626,7 @@
           <w:sz w:val="16"/>
           <w:szCs w:val="16"/>
         </w:rPr>
-        <w:t xml:space="preserve"> 807, LEY SOBRE FACULTADES, NORMAS Y ORGANIZACIÓN DEL INDECOPI FACULTADES DE LAS COMISIONES Y OFICINAS DEL INDECOPI</w:t>
+        <w:t xml:space="preserve">807, LEY SOBRE FACULTADES, NORMAS Y ORGANIZACIÓN DEL INDECOPI FACULTADES DE LAS COMISIONES Y OFICINAS DEL INDECOPI</w:t>
       </w:r>
     </w:p>
     <w:p>
@@ -9625,10 +9679,13 @@
       </w:pPr>
     </w:p>
   </w:footnote>
-  <w:footnote w:id="13">
+  <w:footnote w:id="15">
     <w:p>
       <w:pPr>
         <w:pStyle w:val="Textonotapie"/>
+        <w:tabs>
+          <w:tab w:val="left" w:pos="567"/>
+        </w:tabs>
         <w:ind w:left="567" w:hanging="567"/>
         <w:jc w:val="both"/>
         <w:rPr>
@@ -9653,7 +9710,8 @@
           <w:sz w:val="16"/>
           <w:szCs w:val="16"/>
         </w:rPr>
-        <w:t xml:space="preserve"> </w:t>
+        <w:tab/>
+        <w:t xml:space="preserve"/>
       </w:r>
       <w:r>
         <w:rPr>

--- a/plantillas_maestras/02_seguro_vida/materia_general_asegurativa/1_ddo_aseguradora/mujer/TPL_3222_2025_SEGURO_VIDA_MATERIA_GENERAL_ASEGURATIVA_ASEGURADORA_MUJER_R1.docx
+++ b/plantillas_maestras/02_seguro_vida/materia_general_asegurativa/1_ddo_aseguradora/mujer/TPL_3222_2025_SEGURO_VIDA_MATERIA_GENERAL_ASEGURATIVA_ASEGURADORA_MUJER_R1.docx
@@ -552,7 +552,7 @@
     </w:p>
     <w:p>
       <w:pPr>
-        <w:spacing w:after="0" w:line="240" w:lineRule="auto"/>
+        <w:spacing w:before="0" w:after="0" w:line="240" w:lineRule="auto"/>
         <w:jc w:val="both"/>
         <w:rPr>
           <w:rFonts w:ascii="Arial Narrow" w:eastAsia="Arial Narrow" w:hAnsi="Arial Narrow" w:cs="Arial Narrow"/>
@@ -594,7 +594,7 @@
           <w:lang w:val="es-ES" w:eastAsia="es-ES"/>
           <w14:ligatures w14:val="none"/>
         </w:rPr>
-        <w:t xml:space="preserve">Mediante el escrito del 4 de noviembre de 2025, complementada con el escrito del 7 de noviembre de 2025, la señora [APELLIDO] denunció a Interseguro por presuntas infracciones a la Ley 29571, Código de Protección y Defensa del Consumidor</w:t>
+        <w:t xml:space="preserve">Mediante el escrito del 4 de noviembre de 2025</w:t>
       </w:r>
       <w:r>
         <w:rPr>
@@ -620,19 +620,7 @@
           <w:lang w:val="es-ES" w:eastAsia="es-ES"/>
           <w14:ligatures w14:val="none"/>
         </w:rPr>
-        <w:t xml:space="preserve"> (en adelante, Código), señalando lo siguiente:</w:t>
-      </w:r>
-      <w:r>
-        <w:rPr>
-          <w:rFonts w:ascii="Arial Narrow" w:eastAsia="Arial Narrow" w:hAnsi="Arial Narrow" w:cs="Arial Narrow"/>
-          <w:color w:val="000000"/>
-          <w:kern w:val="0"/>
-          <w:sz w:val="22"/>
-          <w:szCs w:val="22"/>
-          <w:lang w:val="es-ES" w:eastAsia="es-ES"/>
-          <w14:ligatures w14:val="none"/>
-        </w:rPr>
-        <w:t/>
+        <w:t xml:space="preserve">, complementada con el escrito del 7 de noviembre de 2025, la señora [APELLIDO] denunció a Interseguro por presuntas infracciones a la Ley 29571, Código de Protección y Defensa del Consumidor</w:t>
       </w:r>
       <w:r>
         <w:rPr>
@@ -658,6 +646,30 @@
           <w:lang w:val="es-ES" w:eastAsia="es-ES"/>
           <w14:ligatures w14:val="none"/>
         </w:rPr>
+        <w:t xml:space="preserve"> (en adelante, Código), señalando lo siguiente:</w:t>
+      </w:r>
+      <w:r>
+        <w:rPr>
+          <w:rFonts w:ascii="Arial Narrow" w:eastAsia="Arial Narrow" w:hAnsi="Arial Narrow" w:cs="Arial Narrow"/>
+          <w:color w:val="000000"/>
+          <w:kern w:val="0"/>
+          <w:sz w:val="22"/>
+          <w:szCs w:val="22"/>
+          <w:lang w:val="es-ES" w:eastAsia="es-ES"/>
+          <w14:ligatures w14:val="none"/>
+        </w:rPr>
+        <w:t/>
+      </w:r>
+      <w:r>
+        <w:rPr>
+          <w:rFonts w:ascii="Arial Narrow" w:eastAsia="Arial Narrow" w:hAnsi="Arial Narrow" w:cs="Arial Narrow"/>
+          <w:color w:val="000000"/>
+          <w:kern w:val="0"/>
+          <w:sz w:val="22"/>
+          <w:szCs w:val="22"/>
+          <w:lang w:val="es-ES" w:eastAsia="es-ES"/>
+          <w14:ligatures w14:val="none"/>
+        </w:rPr>
         <w:t xml:space="preserve"/>
       </w:r>
       <w:r>
@@ -838,7 +850,7 @@
     </w:p>
     <w:p>
       <w:pPr>
-        <w:spacing w:after="0" w:line="240" w:lineRule="auto"/>
+        <w:spacing w:before="0" w:after="0" w:line="240" w:lineRule="auto"/>
         <w:jc w:val="both"/>
         <w:rPr>
           <w:rFonts w:ascii="Arial Narrow" w:eastAsia="Arial Narrow" w:hAnsi="Arial Narrow" w:cs="Arial Narrow"/>
@@ -1060,7 +1072,7 @@
     <w:p>
       <w:pPr>
         <w:pStyle w:val="Prrafodelista"/>
-        <w:spacing w:after="0" w:line="240" w:lineRule="auto"/>
+        <w:spacing w:before="0" w:after="0" w:line="240" w:lineRule="auto"/>
         <w:ind w:left="1134"/>
         <w:jc w:val="both"/>
         <w:rPr>
@@ -1175,7 +1187,7 @@
     <w:p>
       <w:pPr>
         <w:pStyle w:val="Prrafodelista"/>
-        <w:spacing w:line="240" w:lineRule="auto"/>
+        <w:spacing w:before="0" w:after="0" w:line="240" w:lineRule="auto"/>
         <w:rPr>
           <w:rFonts w:ascii="Arial Narrow" w:eastAsia="Arial Narrow" w:hAnsi="Arial Narrow" w:cs="Arial Narrow"/>
           <w:color w:val="000000"/>
@@ -1274,7 +1286,7 @@
     <w:p>
       <w:pPr>
         <w:pStyle w:val="Prrafodelista"/>
-        <w:spacing w:after="0" w:line="240" w:lineRule="auto"/>
+        <w:spacing w:before="0" w:after="0" w:line="240" w:lineRule="auto"/>
         <w:ind w:left="1134"/>
         <w:jc w:val="both"/>
         <w:rPr>
@@ -1353,7 +1365,7 @@
     <w:p>
       <w:pPr>
         <w:pStyle w:val="Prrafodelista"/>
-        <w:spacing w:line="240" w:lineRule="auto"/>
+        <w:spacing w:before="0" w:after="0" w:line="240" w:lineRule="auto"/>
         <w:rPr>
           <w:rFonts w:ascii="Arial Narrow" w:eastAsia="Arial Narrow" w:hAnsi="Arial Narrow" w:cs="Arial Narrow"/>
           <w:color w:val="000000"/>
@@ -1430,7 +1442,7 @@
     <w:p>
       <w:pPr>
         <w:pStyle w:val="Prrafodelista"/>
-        <w:spacing w:after="0" w:line="240" w:lineRule="auto"/>
+        <w:spacing w:before="0" w:after="0" w:line="240" w:lineRule="auto"/>
         <w:ind w:left="1134"/>
         <w:jc w:val="both"/>
         <w:rPr>
@@ -1509,7 +1521,7 @@
     </w:p>
     <w:p>
       <w:pPr>
-        <w:spacing w:after="0" w:line="240" w:lineRule="auto"/>
+        <w:spacing w:before="0" w:after="0" w:line="240" w:lineRule="auto"/>
         <w:jc w:val="both"/>
         <w:rPr>
           <w:rFonts w:ascii="Arial Narrow" w:eastAsia="Arial Narrow" w:hAnsi="Arial Narrow" w:cs="Arial Narrow"/>
@@ -1609,7 +1621,7 @@
     <w:p>
       <w:pPr>
         <w:pStyle w:val="Prrafodelista"/>
-        <w:spacing w:after="0" w:line="240" w:lineRule="auto"/>
+        <w:spacing w:before="0" w:after="0" w:line="240" w:lineRule="auto"/>
         <w:ind w:left="1134"/>
         <w:jc w:val="both"/>
         <w:rPr>
@@ -1698,10 +1710,10 @@
     </w:p>
     <w:p>
       <w:pPr>
+        <w:spacing w:before="0" w:after="0" w:line="240" w:lineRule="auto"/>
         <w:tabs>
           <w:tab w:val="left" w:pos="1134"/>
         </w:tabs>
-        <w:spacing w:after="0" w:line="240" w:lineRule="auto"/>
         <w:jc w:val="both"/>
         <w:rPr>
           <w:rFonts w:ascii="Arial Narrow" w:eastAsia="Arial Narrow" w:hAnsi="Arial Narrow" w:cs="Arial Narrow"/>
@@ -2028,7 +2040,7 @@
     </w:p>
     <w:p>
       <w:pPr>
-        <w:spacing w:after="0" w:line="240" w:lineRule="auto"/>
+        <w:spacing w:before="0" w:after="0" w:line="240" w:lineRule="auto"/>
         <w:contextualSpacing/>
         <w:jc w:val="both"/>
         <w:rPr>
@@ -2084,7 +2096,7 @@
     </w:p>
     <w:p>
       <w:pPr>
-        <w:spacing w:after="0" w:line="240" w:lineRule="auto"/>
+        <w:spacing w:before="0" w:after="0" w:line="240" w:lineRule="auto"/>
         <w:contextualSpacing/>
         <w:jc w:val="both"/>
         <w:rPr>
@@ -2348,7 +2360,7 @@
     <w:p>
       <w:pPr>
         <w:pStyle w:val="Prrafodelista"/>
-        <w:spacing w:after="0" w:line="240" w:lineRule="auto"/>
+        <w:spacing w:before="0" w:after="0" w:line="240" w:lineRule="auto"/>
         <w:ind w:left="567"/>
         <w:jc w:val="both"/>
         <w:rPr>
@@ -2511,7 +2523,7 @@
     <w:bookmarkEnd w:id="1"/>
     <w:p>
       <w:pPr>
-        <w:spacing w:after="0" w:line="240" w:lineRule="auto"/>
+        <w:spacing w:before="0" w:after="0" w:line="240" w:lineRule="auto"/>
         <w:jc w:val="both"/>
         <w:rPr>
           <w:rFonts w:ascii="Arial Narrow" w:eastAsia="Arial Narrow" w:hAnsi="Arial Narrow" w:cs="Arial Narrow"/>
@@ -2670,7 +2682,7 @@
     </w:p>
     <w:p>
       <w:pPr>
-        <w:spacing w:after="0" w:line="240" w:lineRule="auto"/>
+        <w:spacing w:before="0" w:after="0" w:line="240" w:lineRule="auto"/>
         <w:jc w:val="both"/>
         <w:rPr>
           <w:rFonts w:ascii="Arial Narrow" w:eastAsia="Arial Narrow" w:hAnsi="Arial Narrow" w:cs="Arial Narrow"/>
@@ -2833,6 +2845,7 @@
     <w:p>
       <w:pPr>
         <w:pStyle w:val="Prrafodelista"/>
+        <w:spacing w:before="0" w:after="0" w:line="240" w:lineRule="auto"/>
         <w:rPr>
           <w:rFonts w:ascii="Arial Narrow" w:eastAsia="Arial Narrow" w:hAnsi="Arial Narrow" w:cs="Arial Narrow"/>
           <w:kern w:val="0"/>
@@ -2999,6 +3012,7 @@
     <w:p>
       <w:pPr>
         <w:pStyle w:val="Prrafodelista"/>
+        <w:spacing w:before="0" w:after="0" w:line="240" w:lineRule="auto"/>
         <w:rPr>
           <w:rFonts w:ascii="Arial Narrow" w:eastAsia="Arial Narrow" w:hAnsi="Arial Narrow" w:cs="Arial Narrow"/>
           <w:kern w:val="0"/>
@@ -3184,7 +3198,7 @@
     <w:p>
       <w:pPr>
         <w:pStyle w:val="Prrafodelista"/>
-        <w:spacing w:line="240" w:lineRule="auto"/>
+        <w:spacing w:before="0" w:after="0" w:line="240" w:lineRule="auto"/>
         <w:rPr>
           <w:rFonts w:ascii="Arial Narrow" w:eastAsia="Arial Narrow" w:hAnsi="Arial Narrow" w:cs="Arial Narrow"/>
           <w:kern w:val="0"/>
@@ -3292,7 +3306,7 @@
     <w:bookmarkEnd w:id="18"/>
     <w:p>
       <w:pPr>
-        <w:spacing w:after="0" w:line="240" w:lineRule="auto"/>
+        <w:spacing w:before="0" w:after="0" w:line="240" w:lineRule="auto"/>
         <w:jc w:val="both"/>
         <w:rPr>
           <w:rFonts w:ascii="Arial Narrow" w:eastAsia="Arial Narrow" w:hAnsi="Arial Narrow" w:cs="Arial Narrow"/>
@@ -3364,7 +3378,7 @@
     </w:p>
     <w:p>
       <w:pPr>
-        <w:spacing w:after="0" w:line="240" w:lineRule="auto"/>
+        <w:spacing w:before="0" w:after="0" w:line="240" w:lineRule="auto"/>
         <w:ind w:left="567"/>
         <w:contextualSpacing/>
         <w:jc w:val="both"/>
@@ -3421,7 +3435,7 @@
     </w:p>
     <w:p>
       <w:pPr>
-        <w:spacing w:after="0" w:line="240" w:lineRule="auto"/>
+        <w:spacing w:before="0" w:after="0" w:line="240" w:lineRule="auto"/>
         <w:jc w:val="both"/>
         <w:rPr>
           <w:rFonts w:ascii="Arial Narrow" w:eastAsia="Arial Narrow" w:hAnsi="Arial Narrow" w:cs="Arial Narrow"/>
@@ -3620,7 +3634,7 @@
     <w:p>
       <w:pPr>
         <w:pStyle w:val="Prrafodelista"/>
-        <w:spacing w:after="0" w:line="240" w:lineRule="auto"/>
+        <w:spacing w:before="0" w:after="0" w:line="240" w:lineRule="auto"/>
         <w:ind w:left="567"/>
         <w:jc w:val="both"/>
         <w:rPr>
@@ -3675,7 +3689,7 @@
     </w:p>
     <w:p>
       <w:pPr>
-        <w:spacing w:after="0" w:line="240" w:lineRule="auto"/>
+        <w:spacing w:before="0" w:after="0" w:line="240" w:lineRule="auto"/>
         <w:jc w:val="both"/>
         <w:rPr>
           <w:rFonts w:ascii="Arial Narrow" w:eastAsia="Arial Narrow" w:hAnsi="Arial Narrow" w:cs="Arial Narrow"/>
@@ -3918,7 +3932,7 @@
     </w:p>
     <w:p>
       <w:pPr>
-        <w:spacing w:after="0" w:line="240" w:lineRule="auto"/>
+        <w:spacing w:before="0" w:after="0" w:line="240" w:lineRule="auto"/>
         <w:jc w:val="both"/>
         <w:rPr>
           <w:rFonts w:ascii="Arial Narrow" w:eastAsia="Arial Narrow" w:hAnsi="Arial Narrow" w:cs="Arial Narrow"/>
@@ -4073,7 +4087,7 @@
     </w:p>
     <w:p>
       <w:pPr>
-        <w:spacing w:after="0" w:line="240" w:lineRule="auto"/>
+        <w:spacing w:before="0" w:after="0" w:line="240" w:lineRule="auto"/>
         <w:jc w:val="both"/>
         <w:rPr>
           <w:rFonts w:ascii="Arial Narrow" w:eastAsia="Arial Narrow" w:hAnsi="Arial Narrow" w:cs="Arial Narrow"/>
@@ -4158,7 +4172,7 @@
     </w:p>
     <w:p>
       <w:pPr>
-        <w:spacing w:after="0" w:line="240" w:lineRule="auto"/>
+        <w:spacing w:before="0" w:after="0" w:line="240" w:lineRule="auto"/>
         <w:jc w:val="both"/>
         <w:rPr>
           <w:rFonts w:ascii="Arial Narrow" w:eastAsia="Arial Narrow" w:hAnsi="Arial Narrow" w:cs="Arial Narrow"/>
@@ -4243,7 +4257,7 @@
     </w:p>
     <w:p>
       <w:pPr>
-        <w:spacing w:after="0" w:line="240" w:lineRule="auto"/>
+        <w:spacing w:before="0" w:after="0" w:line="240" w:lineRule="auto"/>
         <w:jc w:val="both"/>
         <w:rPr>
           <w:rFonts w:ascii="Arial Narrow" w:eastAsia="Arial Narrow" w:hAnsi="Arial Narrow" w:cs="Arial Narrow"/>
@@ -4348,7 +4362,7 @@
     </w:p>
     <w:p>
       <w:pPr>
-        <w:spacing w:after="0" w:line="240" w:lineRule="auto"/>
+        <w:spacing w:before="0" w:after="0" w:line="240" w:lineRule="auto"/>
         <w:jc w:val="both"/>
         <w:rPr>
           <w:rFonts w:ascii="Arial Narrow" w:eastAsia="Arial Narrow" w:hAnsi="Arial Narrow" w:cs="Arial Narrow"/>
@@ -4474,6 +4488,7 @@
     <w:p>
       <w:pPr>
         <w:pStyle w:val="Prrafodelista"/>
+        <w:spacing w:before="0" w:after="0" w:line="240" w:lineRule="auto"/>
         <w:rPr>
           <w:rFonts w:ascii="Arial Narrow" w:eastAsia="Arial Narrow" w:hAnsi="Arial Narrow" w:cs="Arial Narrow"/>
           <w:kern w:val="0"/>
@@ -4614,7 +4629,7 @@
     <w:p>
       <w:pPr>
         <w:pStyle w:val="Prrafodelista"/>
-        <w:spacing w:after="0" w:line="240" w:lineRule="auto"/>
+        <w:spacing w:before="0" w:after="0" w:line="240" w:lineRule="auto"/>
         <w:ind w:left="567"/>
         <w:jc w:val="both"/>
         <w:rPr>
@@ -4692,7 +4707,7 @@
     <w:bookmarkEnd w:id="22"/>
     <w:p>
       <w:pPr>
-        <w:spacing w:after="0" w:line="240" w:lineRule="auto"/>
+        <w:spacing w:before="0" w:after="0" w:line="240" w:lineRule="auto"/>
         <w:jc w:val="both"/>
         <w:rPr>
           <w:rFonts w:ascii="Arial Narrow" w:eastAsia="Arial Narrow" w:hAnsi="Arial Narrow" w:cs="Arial Narrow"/>
@@ -4790,7 +4805,7 @@
     </w:p>
     <w:p>
       <w:pPr>
-        <w:spacing w:line="240" w:lineRule="auto"/>
+        <w:spacing w:before="0" w:after="0" w:line="240" w:lineRule="auto"/>
         <w:contextualSpacing/>
         <w:jc w:val="both"/>
         <w:rPr>
@@ -4896,7 +4911,7 @@
     </w:p>
     <w:p>
       <w:pPr>
-        <w:spacing w:after="0" w:line="240" w:lineRule="auto"/>
+        <w:spacing w:before="0" w:after="0" w:line="240" w:lineRule="auto"/>
         <w:jc w:val="both"/>
         <w:rPr>
           <w:rFonts w:ascii="Arial Narrow" w:eastAsia="Arial Narrow" w:hAnsi="Arial Narrow" w:cs="Arial Narrow"/>
@@ -5190,7 +5205,7 @@
     </w:p>
     <w:p>
       <w:pPr>
-        <w:spacing w:after="0" w:line="240" w:lineRule="auto"/>
+        <w:spacing w:before="0" w:after="0" w:line="240" w:lineRule="auto"/>
         <w:ind w:left="567"/>
         <w:jc w:val="both"/>
         <w:rPr>
@@ -5291,6 +5306,21 @@
     </w:p>
     <w:p>
       <w:pPr>
+        <w:spacing w:before="0" w:after="0" w:line="240" w:lineRule="auto"/>
+        <w:jc w:val="both"/>
+        <w:rPr>
+          <w:rFonts w:ascii="Arial Narrow" w:eastAsia="Arial Narrow" w:hAnsi="Arial Narrow" w:cs="Arial Narrow"/>
+          <w:color w:val="000000"/>
+          <w:kern w:val="0"/>
+          <w:sz w:val="22"/>
+          <w:szCs w:val="22"/>
+          <w:lang w:eastAsia="es-PE"/>
+          <w14:ligatures w14:val="none"/>
+        </w:rPr>
+      </w:pPr>
+    </w:p>
+    <w:p>
+      <w:pPr>
         <w:spacing w:after="0" w:line="240" w:lineRule="auto"/>
         <w:jc w:val="both"/>
         <w:rPr>
@@ -5299,21 +5329,6 @@
           <w:kern w:val="0"/>
           <w:sz w:val="22"/>
           <w:szCs w:val="22"/>
-          <w:lang w:eastAsia="es-PE"/>
-          <w14:ligatures w14:val="none"/>
-        </w:rPr>
-      </w:pPr>
-    </w:p>
-    <w:p>
-      <w:pPr>
-        <w:spacing w:after="0" w:line="240" w:lineRule="auto"/>
-        <w:jc w:val="both"/>
-        <w:rPr>
-          <w:rFonts w:ascii="Arial Narrow" w:eastAsia="Arial Narrow" w:hAnsi="Arial Narrow" w:cs="Arial Narrow"/>
-          <w:color w:val="000000"/>
-          <w:kern w:val="0"/>
-          <w:sz w:val="22"/>
-          <w:szCs w:val="22"/>
           <w:lang w:val="es-ES" w:eastAsia="es-ES"/>
           <w14:ligatures w14:val="none"/>
         </w:rPr>
@@ -5535,7 +5550,7 @@
     </w:p>
     <w:p>
       <w:pPr>
-        <w:spacing w:after="0" w:line="240" w:lineRule="auto"/>
+        <w:spacing w:before="0" w:after="0" w:line="240" w:lineRule="auto"/>
         <w:jc w:val="both"/>
         <w:rPr>
           <w:rFonts w:ascii="Arial Narrow" w:eastAsia="Arial Narrow" w:hAnsi="Arial Narrow" w:cs="Arial Narrow"/>
@@ -5829,11 +5844,39 @@
     </w:p>
     <w:p>
       <w:pPr>
+        <w:spacing w:before="0" w:after="0" w:line="240" w:lineRule="auto"/>
+        <w:shd w:val="clear" w:color="auto" w:fill="FFFFFF"/>
+        <w:jc w:val="both"/>
+        <w:rPr>
+          <w:rFonts w:ascii="Arial Narrow" w:eastAsia="Arial Narrow" w:hAnsi="Arial Narrow" w:cs="Arial Narrow"/>
+          <w:b/>
+          <w:color w:val="000000"/>
+          <w:kern w:val="0"/>
+          <w:sz w:val="22"/>
+          <w:szCs w:val="22"/>
+          <w:lang w:eastAsia="es-PE"/>
+          <w14:ligatures w14:val="none"/>
+        </w:rPr>
+      </w:pPr>
+    </w:p>
+    <w:p>
+      <w:pPr>
         <w:shd w:val="clear" w:color="auto" w:fill="FFFFFF"/>
         <w:spacing w:after="0" w:line="240" w:lineRule="auto"/>
         <w:jc w:val="both"/>
         <w:rPr>
           <w:rFonts w:ascii="Arial Narrow" w:eastAsia="Arial Narrow" w:hAnsi="Arial Narrow" w:cs="Arial Narrow"/>
+          <w:color w:val="000000"/>
+          <w:kern w:val="0"/>
+          <w:sz w:val="22"/>
+          <w:szCs w:val="22"/>
+          <w:lang w:eastAsia="es-PE"/>
+          <w14:ligatures w14:val="none"/>
+        </w:rPr>
+      </w:pPr>
+      <w:r>
+        <w:rPr>
+          <w:rFonts w:ascii="Arial Narrow" w:eastAsia="Arial Narrow" w:hAnsi="Arial Narrow" w:cs="Arial Narrow"/>
           <w:b/>
           <w:color w:val="000000"/>
           <w:kern w:val="0"/>
@@ -5842,77 +5885,49 @@
           <w:lang w:eastAsia="es-PE"/>
           <w14:ligatures w14:val="none"/>
         </w:rPr>
-      </w:pPr>
-    </w:p>
-    <w:p>
-      <w:pPr>
+        <w:t>SÉTIMO:</w:t>
+      </w:r>
+      <w:r>
+        <w:rPr>
+          <w:rFonts w:ascii="Arial Narrow" w:eastAsia="Arial Narrow" w:hAnsi="Arial Narrow" w:cs="Arial Narrow"/>
+          <w:color w:val="000000"/>
+          <w:kern w:val="0"/>
+          <w:sz w:val="22"/>
+          <w:szCs w:val="22"/>
+          <w:lang w:eastAsia="es-PE"/>
+          <w14:ligatures w14:val="none"/>
+        </w:rPr>
+        <w:t xml:space="preserve"> informar a las partes que conforme a lo establecido en el artículo 39</w:t>
+      </w:r>
+      <w:r>
+        <w:rPr>
+          <w:rFonts w:ascii="Arial Narrow" w:eastAsia="Arial Narrow" w:hAnsi="Arial Narrow" w:cs="Arial Narrow"/>
+          <w:color w:val="000000"/>
+          <w:kern w:val="0"/>
+          <w:sz w:val="22"/>
+          <w:szCs w:val="22"/>
+          <w:lang w:eastAsia="es-PE"/>
+          <w14:ligatures w14:val="none"/>
+        </w:rPr>
+        <w:t/>
+      </w:r>
+      <w:r>
+        <w:rPr>
+          <w:rFonts w:ascii="Arial Narrow" w:eastAsia="Arial Narrow" w:hAnsi="Arial Narrow" w:cs="Arial Narrow"/>
+          <w:color w:val="000000"/>
+          <w:kern w:val="0"/>
+          <w:sz w:val="22"/>
+          <w:szCs w:val="22"/>
+          <w:lang w:eastAsia="es-PE"/>
+          <w14:ligatures w14:val="none"/>
+        </w:rPr>
+        <w:t xml:space="preserve"> de la Ley sobre Facultades, Normas y Organización del Indecopi, aprobada por Decreto Legislativo 807, los gastos por los peritajes realizados, actuación de pruebas, inspecciones y otros derivados de la tramitación del proceso serán de cargo de la parte que solicita la prueba, salvo pacto en contrario. En todos los casos, la resolución final determinará si los gastos deben ser asumidos por alguna de las partes, o reembolsados a la otra parte o al Indecopi, según sea el caso, de manera adicional a la sanción que haya podido imponerse. </w:t>
+      </w:r>
+    </w:p>
+    <w:p>
+      <w:pPr>
+        <w:spacing w:before="0" w:after="0" w:line="240" w:lineRule="auto"/>
         <w:shd w:val="clear" w:color="auto" w:fill="FFFFFF"/>
-        <w:spacing w:after="0" w:line="240" w:lineRule="auto"/>
-        <w:jc w:val="both"/>
-        <w:rPr>
-          <w:rFonts w:ascii="Arial Narrow" w:eastAsia="Arial Narrow" w:hAnsi="Arial Narrow" w:cs="Arial Narrow"/>
-          <w:color w:val="000000"/>
-          <w:kern w:val="0"/>
-          <w:sz w:val="22"/>
-          <w:szCs w:val="22"/>
-          <w:lang w:eastAsia="es-PE"/>
-          <w14:ligatures w14:val="none"/>
-        </w:rPr>
-      </w:pPr>
-      <w:r>
-        <w:rPr>
-          <w:rFonts w:ascii="Arial Narrow" w:eastAsia="Arial Narrow" w:hAnsi="Arial Narrow" w:cs="Arial Narrow"/>
-          <w:b/>
-          <w:color w:val="000000"/>
-          <w:kern w:val="0"/>
-          <w:sz w:val="22"/>
-          <w:szCs w:val="22"/>
-          <w:lang w:eastAsia="es-PE"/>
-          <w14:ligatures w14:val="none"/>
-        </w:rPr>
-        <w:t>SÉTIMO:</w:t>
-      </w:r>
-      <w:r>
-        <w:rPr>
-          <w:rFonts w:ascii="Arial Narrow" w:eastAsia="Arial Narrow" w:hAnsi="Arial Narrow" w:cs="Arial Narrow"/>
-          <w:color w:val="000000"/>
-          <w:kern w:val="0"/>
-          <w:sz w:val="22"/>
-          <w:szCs w:val="22"/>
-          <w:lang w:eastAsia="es-PE"/>
-          <w14:ligatures w14:val="none"/>
-        </w:rPr>
-        <w:t xml:space="preserve"> informar a las partes que conforme a lo establecido en el artículo 39</w:t>
-      </w:r>
-      <w:r>
-        <w:rPr>
-          <w:rFonts w:ascii="Arial Narrow" w:eastAsia="Arial Narrow" w:hAnsi="Arial Narrow" w:cs="Arial Narrow"/>
-          <w:color w:val="000000"/>
-          <w:kern w:val="0"/>
-          <w:sz w:val="22"/>
-          <w:szCs w:val="22"/>
-          <w:lang w:eastAsia="es-PE"/>
-          <w14:ligatures w14:val="none"/>
-        </w:rPr>
-        <w:t/>
-      </w:r>
-      <w:r>
-        <w:rPr>
-          <w:rFonts w:ascii="Arial Narrow" w:eastAsia="Arial Narrow" w:hAnsi="Arial Narrow" w:cs="Arial Narrow"/>
-          <w:color w:val="000000"/>
-          <w:kern w:val="0"/>
-          <w:sz w:val="22"/>
-          <w:szCs w:val="22"/>
-          <w:lang w:eastAsia="es-PE"/>
-          <w14:ligatures w14:val="none"/>
-        </w:rPr>
-        <w:t xml:space="preserve"> de la Ley sobre Facultades, Normas y Organización del Indecopi, aprobada por Decreto Legislativo 807, los gastos por los peritajes realizados, actuación de pruebas, inspecciones y otros derivados de la tramitación del proceso serán de cargo de la parte que solicita la prueba, salvo pacto en contrario. En todos los casos, la resolución final determinará si los gastos deben ser asumidos por alguna de las partes, o reembolsados a la otra parte o al Indecopi, según sea el caso, de manera adicional a la sanción que haya podido imponerse. </w:t>
-      </w:r>
-    </w:p>
-    <w:p>
-      <w:pPr>
-        <w:shd w:val="clear" w:color="auto" w:fill="FFFFFF"/>
-        <w:spacing w:after="0" w:line="240" w:lineRule="auto"/>
         <w:jc w:val="both"/>
         <w:rPr>
           <w:rFonts w:ascii="Arial Narrow" w:eastAsia="Arial Narrow" w:hAnsi="Arial Narrow" w:cs="Arial Narrow"/>
@@ -6059,15 +6074,74 @@
     </w:p>
     <w:p>
       <w:pPr>
+        <w:spacing w:before="0" w:after="0" w:line="240" w:lineRule="auto"/>
+        <w:suppressAutoHyphens/>
+        <w:jc w:val="both"/>
+        <w:rPr>
+          <w:rFonts w:ascii="Arial Narrow" w:eastAsia="Arial Narrow" w:hAnsi="Arial Narrow" w:cs="Arial Narrow"/>
+          <w:kern w:val="0"/>
+          <w:sz w:val="22"/>
+          <w:szCs w:val="22"/>
+          <w:u w:val="single"/>
+          <w14:ligatures w14:val="none"/>
+        </w:rPr>
+      </w:pPr>
+    </w:p>
+    <w:p>
+      <w:pPr>
         <w:suppressAutoHyphens/>
         <w:spacing w:after="0" w:line="240" w:lineRule="auto"/>
         <w:jc w:val="both"/>
         <w:rPr>
           <w:rFonts w:ascii="Arial Narrow" w:eastAsia="Arial Narrow" w:hAnsi="Arial Narrow" w:cs="Arial Narrow"/>
-          <w:kern w:val="0"/>
-          <w:sz w:val="22"/>
-          <w:szCs w:val="22"/>
-          <w:u w:val="single"/>
+          <w:color w:val="000000"/>
+          <w:kern w:val="0"/>
+          <w:sz w:val="22"/>
+          <w:szCs w:val="22"/>
+          <w:lang w:eastAsia="es-PE"/>
+          <w14:ligatures w14:val="none"/>
+        </w:rPr>
+      </w:pPr>
+      <w:r>
+        <w:rPr>
+          <w:rFonts w:ascii="Arial Narrow" w:eastAsia="Arial Narrow" w:hAnsi="Arial Narrow" w:cs="Arial Narrow"/>
+          <w:b/>
+          <w:color w:val="000000"/>
+          <w:kern w:val="0"/>
+          <w:sz w:val="22"/>
+          <w:szCs w:val="22"/>
+          <w:lang w:eastAsia="es-PE"/>
+          <w14:ligatures w14:val="none"/>
+        </w:rPr>
+        <w:t>NOVENO:</w:t>
+      </w:r>
+      <w:r>
+        <w:rPr>
+          <w:rFonts w:ascii="Arial Narrow" w:eastAsia="Arial Narrow" w:hAnsi="Arial Narrow" w:cs="Arial Narrow"/>
+          <w:color w:val="000000"/>
+          <w:kern w:val="0"/>
+          <w:sz w:val="22"/>
+          <w:szCs w:val="22"/>
+          <w:lang w:eastAsia="es-PE"/>
+          <w14:ligatures w14:val="none"/>
+        </w:rPr>
+        <w:t xml:space="preserve"> poner en conocimiento de las partes que, antes de la emisión de la Resolución Final, tienen la posibilidad de formular su desistimiento o presentar el acuerdo arribado mediante la conciliación, mediación, transacción o cualquier otro que, de forma indubitable, deje constancia que se ha solucionado la controversia materia de denuncia.</w:t>
+      </w:r>
+      <w:bookmarkStart w:id="26" w:name="h.gjdgxs" w:colFirst="0" w:colLast="0"/>
+      <w:bookmarkEnd w:id="26"/>
+    </w:p>
+    <w:p>
+      <w:pPr>
+        <w:spacing w:before="0" w:after="0" w:line="240" w:lineRule="auto"/>
+        <w:suppressAutoHyphens/>
+        <w:jc w:val="both"/>
+        <w:rPr>
+          <w:rFonts w:ascii="Arial Narrow" w:eastAsia="Arial Narrow" w:hAnsi="Arial Narrow" w:cs="Arial Narrow"/>
+          <w:color w:val="000000"/>
+          <w:kern w:val="0"/>
+          <w:sz w:val="22"/>
+          <w:szCs w:val="22"/>
+          <w:lang w:eastAsia="es-PE"/>
           <w14:ligatures w14:val="none"/>
         </w:rPr>
       </w:pPr>
@@ -6079,65 +6153,6 @@
         <w:jc w:val="both"/>
         <w:rPr>
           <w:rFonts w:ascii="Arial Narrow" w:eastAsia="Arial Narrow" w:hAnsi="Arial Narrow" w:cs="Arial Narrow"/>
-          <w:color w:val="000000"/>
-          <w:kern w:val="0"/>
-          <w:sz w:val="22"/>
-          <w:szCs w:val="22"/>
-          <w:lang w:eastAsia="es-PE"/>
-          <w14:ligatures w14:val="none"/>
-        </w:rPr>
-      </w:pPr>
-      <w:r>
-        <w:rPr>
-          <w:rFonts w:ascii="Arial Narrow" w:eastAsia="Arial Narrow" w:hAnsi="Arial Narrow" w:cs="Arial Narrow"/>
-          <w:b/>
-          <w:color w:val="000000"/>
-          <w:kern w:val="0"/>
-          <w:sz w:val="22"/>
-          <w:szCs w:val="22"/>
-          <w:lang w:eastAsia="es-PE"/>
-          <w14:ligatures w14:val="none"/>
-        </w:rPr>
-        <w:t>NOVENO:</w:t>
-      </w:r>
-      <w:r>
-        <w:rPr>
-          <w:rFonts w:ascii="Arial Narrow" w:eastAsia="Arial Narrow" w:hAnsi="Arial Narrow" w:cs="Arial Narrow"/>
-          <w:color w:val="000000"/>
-          <w:kern w:val="0"/>
-          <w:sz w:val="22"/>
-          <w:szCs w:val="22"/>
-          <w:lang w:eastAsia="es-PE"/>
-          <w14:ligatures w14:val="none"/>
-        </w:rPr>
-        <w:t xml:space="preserve"> poner en conocimiento de las partes que, antes de la emisión de la Resolución Final, tienen la posibilidad de formular su desistimiento o presentar el acuerdo arribado mediante la conciliación, mediación, transacción o cualquier otro que, de forma indubitable, deje constancia que se ha solucionado la controversia materia de denuncia.</w:t>
-      </w:r>
-      <w:bookmarkStart w:id="26" w:name="h.gjdgxs" w:colFirst="0" w:colLast="0"/>
-      <w:bookmarkEnd w:id="26"/>
-    </w:p>
-    <w:p>
-      <w:pPr>
-        <w:suppressAutoHyphens/>
-        <w:spacing w:after="0" w:line="240" w:lineRule="auto"/>
-        <w:jc w:val="both"/>
-        <w:rPr>
-          <w:rFonts w:ascii="Arial Narrow" w:eastAsia="Arial Narrow" w:hAnsi="Arial Narrow" w:cs="Arial Narrow"/>
-          <w:color w:val="000000"/>
-          <w:kern w:val="0"/>
-          <w:sz w:val="22"/>
-          <w:szCs w:val="22"/>
-          <w:lang w:eastAsia="es-PE"/>
-          <w14:ligatures w14:val="none"/>
-        </w:rPr>
-      </w:pPr>
-    </w:p>
-    <w:p>
-      <w:pPr>
-        <w:suppressAutoHyphens/>
-        <w:spacing w:after="0" w:line="240" w:lineRule="auto"/>
-        <w:jc w:val="both"/>
-        <w:rPr>
-          <w:rFonts w:ascii="Arial Narrow" w:eastAsia="Arial Narrow" w:hAnsi="Arial Narrow" w:cs="Arial Narrow"/>
           <w:sz w:val="22"/>
           <w:szCs w:val="22"/>
         </w:rPr>
@@ -6344,8 +6359,8 @@
     <w:bookmarkEnd w:id="27"/>
     <w:p>
       <w:pPr>
+        <w:spacing w:before="0" w:after="0" w:line="240" w:lineRule="auto"/>
         <w:suppressAutoHyphens/>
-        <w:spacing w:after="0" w:line="240" w:lineRule="auto"/>
         <w:jc w:val="both"/>
         <w:rPr>
           <w:rFonts w:ascii="Arial Narrow" w:eastAsia="Arial Narrow" w:hAnsi="Arial Narrow" w:cs="Arial Narrow"/>
@@ -6901,34 +6916,80 @@
           <w:sz w:val="16"/>
           <w:szCs w:val="16"/>
         </w:rPr>
+        <w:t xml:space="preserve"/>
+      </w:r>
+      <w:r>
+        <w:rPr>
+          <w:rFonts w:ascii="Arial Narrow" w:eastAsia="Arial Narrow" w:hAnsi="Arial Narrow" w:cs="Arial Narrow"/>
+          <w:sz w:val="16"/>
+          <w:szCs w:val="16"/>
+        </w:rPr>
         <w:tab/>
-        <w:t xml:space="preserve"/>
-      </w:r>
-      <w:r>
-        <w:rPr>
-          <w:rFonts w:ascii="Arial Narrow" w:eastAsia="Arial Narrow" w:hAnsi="Arial Narrow" w:cs="Arial Narrow"/>
-          <w:sz w:val="16"/>
-          <w:szCs w:val="16"/>
-        </w:rPr>
-        <w:tab/>
-        <w:t>Publicado</w:t>
-      </w:r>
-      <w:r>
-        <w:rPr>
-          <w:rFonts w:ascii="Arial Narrow" w:eastAsia="Arial Narrow" w:hAnsi="Arial Narrow" w:cs="Arial Narrow"/>
-          <w:b/>
-          <w:sz w:val="16"/>
-          <w:szCs w:val="16"/>
-        </w:rPr>
-        <w:t xml:space="preserve"> </w:t>
-      </w:r>
-      <w:r>
-        <w:rPr>
-          <w:rFonts w:ascii="Arial Narrow" w:eastAsia="Arial Narrow" w:hAnsi="Arial Narrow" w:cs="Arial Narrow"/>
-          <w:sz w:val="16"/>
-          <w:szCs w:val="16"/>
-        </w:rPr>
-        <w:t xml:space="preserve">el 2 de setiembre de 2010 en el Diario Oficial El Peruano, vigente desde el 2 de octubre de 2010 y modificado por Decreto Legislativo 1308.</w:t>
+        <w:t xml:space="preserve">Denuncia remitida a esta Comisión mediante </w:t>
+      </w:r>
+      <w:r>
+        <w:rPr>
+          <w:rFonts w:ascii="Arial Narrow" w:eastAsia="Arial Narrow" w:hAnsi="Arial Narrow" w:cs="Arial Narrow"/>
+          <w:sz w:val="16"/>
+          <w:szCs w:val="16"/>
+        </w:rPr>
+        <w:t xml:space="preserve">DOCUMENTO DE TRASLADO 026-2025-PS1/INDECOPI </w:t>
+      </w:r>
+      <w:r>
+        <w:rPr>
+          <w:rFonts w:ascii="Arial Narrow" w:eastAsia="Arial Narrow" w:hAnsi="Arial Narrow" w:cs="Arial Narrow"/>
+          <w:sz w:val="16"/>
+          <w:szCs w:val="16"/>
+        </w:rPr>
+        <w:t xml:space="preserve">de fecha </w:t>
+      </w:r>
+      <w:r>
+        <w:rPr>
+          <w:rFonts w:ascii="Arial Narrow" w:eastAsia="Arial Narrow" w:hAnsi="Arial Narrow" w:cs="Arial Narrow"/>
+          <w:sz w:val="16"/>
+          <w:szCs w:val="16"/>
+        </w:rPr>
+        <w:t>3 de diciembre de 2025</w:t>
+      </w:r>
+      <w:r>
+        <w:rPr>
+          <w:rFonts w:ascii="Arial Narrow" w:eastAsia="Arial Narrow" w:hAnsi="Arial Narrow" w:cs="Arial Narrow"/>
+          <w:sz w:val="16"/>
+          <w:szCs w:val="16"/>
+        </w:rPr>
+        <w:t xml:space="preserve">, </w:t>
+      </w:r>
+      <w:r>
+        <w:rPr>
+          <w:rFonts w:ascii="Arial Narrow" w:eastAsia="Arial Narrow" w:hAnsi="Arial Narrow" w:cs="Arial Narrow"/>
+          <w:sz w:val="16"/>
+          <w:szCs w:val="16"/>
+        </w:rPr>
+        <w:t xml:space="preserve">recibida </w:t>
+      </w:r>
+      <w:r>
+        <w:rPr>
+          <w:rFonts w:ascii="Arial Narrow" w:eastAsia="Arial Narrow" w:hAnsi="Arial Narrow" w:cs="Arial Narrow"/>
+          <w:sz w:val="16"/>
+          <w:szCs w:val="16"/>
+        </w:rPr>
+        <w:t xml:space="preserve">el </w:t>
+      </w:r>
+      <w:r>
+        <w:rPr>
+          <w:rFonts w:ascii="Arial Narrow" w:eastAsia="Arial Narrow" w:hAnsi="Arial Narrow" w:cs="Arial Narrow"/>
+          <w:sz w:val="16"/>
+          <w:szCs w:val="16"/>
+        </w:rPr>
+        <w:t>11 de diciembre de 2025</w:t>
+      </w:r>
+      <w:r>
+        <w:rPr>
+          <w:rFonts w:ascii="Arial Narrow" w:eastAsia="Arial Narrow" w:hAnsi="Arial Narrow" w:cs="Arial Narrow"/>
+          <w:sz w:val="16"/>
+          <w:szCs w:val="16"/>
+        </w:rPr>
+        <w:t>.</w:t>
       </w:r>
     </w:p>
     <w:p>
@@ -6975,81 +7036,33 @@
           <w:sz w:val="16"/>
           <w:szCs w:val="16"/>
         </w:rPr>
+        <w:t xml:space="preserve"/>
+      </w:r>
+      <w:r>
+        <w:rPr>
+          <w:rFonts w:ascii="Arial Narrow" w:eastAsia="Arial Narrow" w:hAnsi="Arial Narrow" w:cs="Arial Narrow"/>
+          <w:sz w:val="16"/>
+          <w:szCs w:val="16"/>
+        </w:rPr>
         <w:tab/>
-        <w:t xml:space="preserve"/>
-      </w:r>
-      <w:r>
-        <w:rPr>
-          <w:rFonts w:ascii="Arial Narrow" w:eastAsia="Arial Narrow" w:hAnsi="Arial Narrow" w:cs="Arial Narrow"/>
-          <w:sz w:val="16"/>
-          <w:szCs w:val="16"/>
-        </w:rPr>
-        <w:tab/>
-        <w:t xml:space="preserve">Denuncia remitida a esta Comisión mediante </w:t>
-      </w:r>
-      <w:r>
-        <w:rPr>
-          <w:rFonts w:ascii="Arial Narrow" w:eastAsia="Arial Narrow" w:hAnsi="Arial Narrow" w:cs="Arial Narrow"/>
-          <w:sz w:val="16"/>
-          <w:szCs w:val="16"/>
-        </w:rPr>
-        <w:t xml:space="preserve">DOCUMENTO DE TRASLADO 026-2025-PS1/INDECOPI </w:t>
-      </w:r>
-      <w:r>
-        <w:rPr>
-          <w:rFonts w:ascii="Arial Narrow" w:eastAsia="Arial Narrow" w:hAnsi="Arial Narrow" w:cs="Arial Narrow"/>
-          <w:sz w:val="16"/>
-          <w:szCs w:val="16"/>
-        </w:rPr>
-        <w:t xml:space="preserve">de fecha </w:t>
-      </w:r>
-      <w:r>
-        <w:rPr>
-          <w:rFonts w:ascii="Arial Narrow" w:eastAsia="Arial Narrow" w:hAnsi="Arial Narrow" w:cs="Arial Narrow"/>
-          <w:sz w:val="16"/>
-          <w:szCs w:val="16"/>
-        </w:rPr>
-        <w:t>3 de diciembre de 2025</w:t>
-      </w:r>
-      <w:r>
-        <w:rPr>
-          <w:rFonts w:ascii="Arial Narrow" w:eastAsia="Arial Narrow" w:hAnsi="Arial Narrow" w:cs="Arial Narrow"/>
-          <w:sz w:val="16"/>
-          <w:szCs w:val="16"/>
-        </w:rPr>
-        <w:t xml:space="preserve">, </w:t>
-      </w:r>
-      <w:r>
-        <w:rPr>
-          <w:rFonts w:ascii="Arial Narrow" w:eastAsia="Arial Narrow" w:hAnsi="Arial Narrow" w:cs="Arial Narrow"/>
-          <w:sz w:val="16"/>
-          <w:szCs w:val="16"/>
-        </w:rPr>
-        <w:t xml:space="preserve">recibida </w:t>
-      </w:r>
-      <w:r>
-        <w:rPr>
-          <w:rFonts w:ascii="Arial Narrow" w:eastAsia="Arial Narrow" w:hAnsi="Arial Narrow" w:cs="Arial Narrow"/>
-          <w:sz w:val="16"/>
-          <w:szCs w:val="16"/>
-        </w:rPr>
-        <w:t xml:space="preserve">el </w:t>
-      </w:r>
-      <w:r>
-        <w:rPr>
-          <w:rFonts w:ascii="Arial Narrow" w:eastAsia="Arial Narrow" w:hAnsi="Arial Narrow" w:cs="Arial Narrow"/>
-          <w:sz w:val="16"/>
-          <w:szCs w:val="16"/>
-        </w:rPr>
-        <w:t>11 de diciembre de 2025</w:t>
-      </w:r>
-      <w:r>
-        <w:rPr>
-          <w:rFonts w:ascii="Arial Narrow" w:eastAsia="Arial Narrow" w:hAnsi="Arial Narrow" w:cs="Arial Narrow"/>
-          <w:sz w:val="16"/>
-          <w:szCs w:val="16"/>
-        </w:rPr>
-        <w:t>.</w:t>
+        <w:t>Publicado</w:t>
+      </w:r>
+      <w:r>
+        <w:rPr>
+          <w:rFonts w:ascii="Arial Narrow" w:eastAsia="Arial Narrow" w:hAnsi="Arial Narrow" w:cs="Arial Narrow"/>
+          <w:b/>
+          <w:sz w:val="16"/>
+          <w:szCs w:val="16"/>
+        </w:rPr>
+        <w:t xml:space="preserve"> </w:t>
+      </w:r>
+      <w:r>
+        <w:rPr>
+          <w:rFonts w:ascii="Arial Narrow" w:eastAsia="Arial Narrow" w:hAnsi="Arial Narrow" w:cs="Arial Narrow"/>
+          <w:sz w:val="16"/>
+          <w:szCs w:val="16"/>
+        </w:rPr>
+        <w:t xml:space="preserve">el 2 de setiembre de 2010 en el Diario Oficial El Peruano, vigente desde el 2 de octubre de 2010 y modificado por Decreto Legislativo 1308.</w:t>
       </w:r>
     </w:p>
     <w:p>
@@ -7098,7 +7111,6 @@
           <w:sz w:val="16"/>
           <w:szCs w:val="16"/>
         </w:rPr>
-        <w:tab/>
         <w:t xml:space="preserve"/>
       </w:r>
       <w:r>
@@ -7107,7 +7119,6 @@
           <w:sz w:val="16"/>
           <w:szCs w:val="16"/>
         </w:rPr>
-        <w:tab/>
       </w:r>
       <w:r>
         <w:rPr>
@@ -7117,6 +7128,7 @@
           <w:sz w:val="16"/>
           <w:szCs w:val="16"/>
         </w:rPr>
+        <w:tab/>
         <w:t xml:space="preserve">LEY 29571, CÓDIGO DE PROTECCIÓN Y DEFENSA DEL CONSUMIDOR, publicado el 2 de setiembre de 2010 y modificado por Decreto Legislativo 1308 </w:t>
       </w:r>
     </w:p>
@@ -7340,7 +7352,6 @@
           <w:sz w:val="16"/>
           <w:szCs w:val="16"/>
         </w:rPr>
-        <w:tab/>
         <w:t xml:space="preserve"/>
       </w:r>
       <w:r>
@@ -7349,7 +7360,6 @@
           <w:sz w:val="16"/>
           <w:szCs w:val="16"/>
         </w:rPr>
-        <w:tab/>
       </w:r>
       <w:r>
         <w:rPr>
@@ -7359,6 +7369,7 @@
           <w:sz w:val="16"/>
           <w:szCs w:val="16"/>
         </w:rPr>
+        <w:tab/>
         <w:t xml:space="preserve">LEY 29571, CÓDIGO DE PROTECCIÓN Y DEFENSA DEL CONSUMIDOR, publicado el 2 de setiembre de 2010 y modificado por Decreto Legislativo 1308 </w:t>
       </w:r>
     </w:p>
@@ -7519,7 +7530,6 @@
           <w:sz w:val="16"/>
           <w:szCs w:val="16"/>
         </w:rPr>
-        <w:tab/>
         <w:t xml:space="preserve"/>
       </w:r>
       <w:r>
@@ -7528,7 +7538,6 @@
           <w:sz w:val="16"/>
           <w:szCs w:val="16"/>
         </w:rPr>
-        <w:tab/>
       </w:r>
       <w:r>
         <w:rPr>
@@ -7538,6 +7547,7 @@
           <w:sz w:val="16"/>
           <w:szCs w:val="16"/>
         </w:rPr>
+        <w:tab/>
         <w:t xml:space="preserve">LEY </w:t>
       </w:r>
       <w:proofErr w:type="spellStart"/>
@@ -7686,7 +7696,6 @@
           <w:sz w:val="16"/>
           <w:szCs w:val="16"/>
         </w:rPr>
-        <w:tab/>
         <w:t xml:space="preserve"/>
       </w:r>
       <w:r>
@@ -7695,7 +7704,6 @@
           <w:sz w:val="16"/>
           <w:szCs w:val="16"/>
         </w:rPr>
-        <w:tab/>
       </w:r>
       <w:r>
         <w:rPr>
@@ -7705,6 +7713,7 @@
           <w:sz w:val="16"/>
           <w:szCs w:val="16"/>
         </w:rPr>
+        <w:tab/>
         <w:t>LEY SOBRE FACULTADES, NORMAS Y ORGANIZACIÓN DEL INDECOPI, APROBADA POR DECRETO LEGISLATIVO 807 Artículo 24.-</w:t>
       </w:r>
       <w:r>
@@ -7835,7 +7844,6 @@
           <w:sz w:val="16"/>
           <w:szCs w:val="16"/>
         </w:rPr>
-        <w:tab/>
         <w:t xml:space="preserve"/>
       </w:r>
       <w:r>
@@ -7910,24 +7918,23 @@
           <w:sz w:val="16"/>
           <w:szCs w:val="16"/>
         </w:rPr>
+        <w:t xml:space="preserve"/>
+      </w:r>
+      <w:r>
+        <w:rPr>
+          <w:rFonts w:ascii="Arial Narrow" w:eastAsia="Arial Narrow" w:hAnsi="Arial Narrow" w:cs="Arial Narrow"/>
+          <w:sz w:val="16"/>
+          <w:szCs w:val="16"/>
+        </w:rPr>
+      </w:r>
+      <w:r>
+        <w:rPr>
+          <w:rFonts w:ascii="Arial Narrow" w:eastAsia="Arial Narrow" w:hAnsi="Arial Narrow" w:cs="Arial Narrow"/>
+          <w:b/>
+          <w:sz w:val="16"/>
+          <w:szCs w:val="16"/>
+        </w:rPr>
         <w:tab/>
-        <w:t xml:space="preserve"/>
-      </w:r>
-      <w:r>
-        <w:rPr>
-          <w:rFonts w:ascii="Arial Narrow" w:eastAsia="Arial Narrow" w:hAnsi="Arial Narrow" w:cs="Arial Narrow"/>
-          <w:sz w:val="16"/>
-          <w:szCs w:val="16"/>
-        </w:rPr>
-        <w:tab/>
-      </w:r>
-      <w:r>
-        <w:rPr>
-          <w:rFonts w:ascii="Arial Narrow" w:eastAsia="Arial Narrow" w:hAnsi="Arial Narrow" w:cs="Arial Narrow"/>
-          <w:b/>
-          <w:sz w:val="16"/>
-          <w:szCs w:val="16"/>
-        </w:rPr>
         <w:t>LEY 29571, CÓDIGO DE PROTECCIÓN Y DEFENSA DEL CONSUMIDOR</w:t>
       </w:r>
       <w:r>
@@ -8312,32 +8319,31 @@
           <w:szCs w:val="16"/>
           <w:vertAlign w:val="superscript"/>
         </w:rPr>
+        <w:t xml:space="preserve"/>
+      </w:r>
+      <w:r>
+        <w:rPr>
+          <w:rFonts w:ascii="Arial Narrow" w:eastAsia="Arial Narrow" w:hAnsi="Arial Narrow" w:cs="Arial Narrow"/>
+          <w:sz w:val="16"/>
+          <w:szCs w:val="16"/>
+        </w:rPr>
+        <w:t xml:space="preserve"/>
+      </w:r>
+      <w:r>
+        <w:rPr>
+          <w:rFonts w:ascii="Arial Narrow" w:eastAsia="Arial Narrow" w:hAnsi="Arial Narrow" w:cs="Arial Narrow"/>
+          <w:sz w:val="16"/>
+          <w:szCs w:val="16"/>
+        </w:rPr>
+      </w:r>
+      <w:r>
+        <w:rPr>
+          <w:rFonts w:ascii="Arial Narrow" w:eastAsia="Arial Narrow" w:hAnsi="Arial Narrow" w:cs="Arial Narrow"/>
+          <w:b/>
+          <w:sz w:val="16"/>
+          <w:szCs w:val="16"/>
+        </w:rPr>
         <w:tab/>
-        <w:t xml:space="preserve"/>
-      </w:r>
-      <w:r>
-        <w:rPr>
-          <w:rFonts w:ascii="Arial Narrow" w:eastAsia="Arial Narrow" w:hAnsi="Arial Narrow" w:cs="Arial Narrow"/>
-          <w:sz w:val="16"/>
-          <w:szCs w:val="16"/>
-        </w:rPr>
-        <w:t xml:space="preserve"> </w:t>
-      </w:r>
-      <w:r>
-        <w:rPr>
-          <w:rFonts w:ascii="Arial Narrow" w:eastAsia="Arial Narrow" w:hAnsi="Arial Narrow" w:cs="Arial Narrow"/>
-          <w:sz w:val="16"/>
-          <w:szCs w:val="16"/>
-        </w:rPr>
-        <w:tab/>
-      </w:r>
-      <w:r>
-        <w:rPr>
-          <w:rFonts w:ascii="Arial Narrow" w:eastAsia="Arial Narrow" w:hAnsi="Arial Narrow" w:cs="Arial Narrow"/>
-          <w:b/>
-          <w:sz w:val="16"/>
-          <w:szCs w:val="16"/>
-        </w:rPr>
         <w:t>LEY 29571, CÓDIGO DE PROTECCIÓN Y DEFENSA DEL CONSUMIDOR</w:t>
       </w:r>
       <w:r>
@@ -8541,7 +8547,6 @@
           <w:sz w:val="16"/>
           <w:szCs w:val="16"/>
         </w:rPr>
-        <w:tab/>
         <w:t xml:space="preserve"/>
       </w:r>
       <w:r>
@@ -8550,7 +8555,6 @@
           <w:sz w:val="16"/>
           <w:szCs w:val="16"/>
         </w:rPr>
-        <w:tab/>
       </w:r>
       <w:r>
         <w:rPr>
@@ -8560,6 +8564,7 @@
           <w:sz w:val="16"/>
           <w:szCs w:val="16"/>
         </w:rPr>
+        <w:tab/>
         <w:t xml:space="preserve">LEY 29571, CÓDIGO DE PROTECCIÓN Y DEFENSA DEL CONSUMIDOR, publicado el 2 de setiembre de 2010 y modificado por Decreto Legislativo 1308 </w:t>
       </w:r>
     </w:p>
@@ -9360,24 +9365,23 @@
           <w:sz w:val="16"/>
           <w:szCs w:val="16"/>
         </w:rPr>
+        <w:t xml:space="preserve"/>
+      </w:r>
+      <w:r>
+        <w:rPr>
+          <w:rFonts w:ascii="Arial Narrow" w:eastAsia="Arial Narrow" w:hAnsi="Arial Narrow" w:cs="Arial Narrow"/>
+          <w:sz w:val="16"/>
+          <w:szCs w:val="16"/>
+        </w:rPr>
+      </w:r>
+      <w:r>
+        <w:rPr>
+          <w:rFonts w:ascii="Arial Narrow" w:eastAsia="Arial Narrow" w:hAnsi="Arial Narrow" w:cs="Arial Narrow"/>
+          <w:b/>
+          <w:sz w:val="16"/>
+          <w:szCs w:val="16"/>
+        </w:rPr>
         <w:tab/>
-        <w:t xml:space="preserve"/>
-      </w:r>
-      <w:r>
-        <w:rPr>
-          <w:rFonts w:ascii="Arial Narrow" w:eastAsia="Arial Narrow" w:hAnsi="Arial Narrow" w:cs="Arial Narrow"/>
-          <w:sz w:val="16"/>
-          <w:szCs w:val="16"/>
-        </w:rPr>
-        <w:tab/>
-      </w:r>
-      <w:r>
-        <w:rPr>
-          <w:rFonts w:ascii="Arial Narrow" w:eastAsia="Arial Narrow" w:hAnsi="Arial Narrow" w:cs="Arial Narrow"/>
-          <w:b/>
-          <w:sz w:val="16"/>
-          <w:szCs w:val="16"/>
-        </w:rPr>
         <w:t>LEY 29571, CÓDIGO DE PROTECCIÓN Y DEFENSA DEL CONSUMIDOR</w:t>
       </w:r>
       <w:r>
@@ -9592,7 +9596,6 @@
           <w:sz w:val="16"/>
           <w:szCs w:val="16"/>
         </w:rPr>
-        <w:tab/>
         <w:t xml:space="preserve"/>
       </w:r>
       <w:r>
@@ -9710,31 +9713,30 @@
           <w:sz w:val="16"/>
           <w:szCs w:val="16"/>
         </w:rPr>
+        <w:t xml:space="preserve"/>
+      </w:r>
+      <w:r>
+        <w:rPr>
+          <w:rFonts w:ascii="Arial Narrow" w:eastAsia="Arial Narrow" w:hAnsi="Arial Narrow" w:cs="Arial Narrow"/>
+          <w:sz w:val="16"/>
+          <w:szCs w:val="16"/>
+        </w:rPr>
+      </w:r>
+      <w:r>
+        <w:rPr>
+          <w:rFonts w:ascii="Arial Narrow" w:eastAsia="Arial Narrow" w:hAnsi="Arial Narrow" w:cs="Arial Narrow"/>
+          <w:b/>
+          <w:sz w:val="16"/>
+          <w:szCs w:val="16"/>
+        </w:rPr>
         <w:tab/>
-        <w:t xml:space="preserve"/>
-      </w:r>
-      <w:r>
-        <w:rPr>
-          <w:rFonts w:ascii="Arial Narrow" w:eastAsia="Arial Narrow" w:hAnsi="Arial Narrow" w:cs="Arial Narrow"/>
-          <w:sz w:val="16"/>
-          <w:szCs w:val="16"/>
-        </w:rPr>
-        <w:tab/>
-      </w:r>
-      <w:r>
-        <w:rPr>
-          <w:rFonts w:ascii="Arial Narrow" w:eastAsia="Arial Narrow" w:hAnsi="Arial Narrow" w:cs="Arial Narrow"/>
-          <w:b/>
-          <w:sz w:val="16"/>
-          <w:szCs w:val="16"/>
-        </w:rPr>
         <w:t>TEXTO ÚNICO ORDENADO DE LA LEY DEL PROCEDIMIENTO ADMINISTRATIVO GENERAL, aprobado mediante Decreto Supremo 006-2026-JUS y publicado el 30 de abril de 2026</w:t>
       </w:r>
     </w:p>
     <w:p>
       <w:pPr>
         <w:pStyle w:val="Textonotapie"/>
-        <w:ind w:left="1134" w:hanging="567"/>
+        <w:ind w:left="1134"/>
         <w:jc w:val="both"/>
         <w:rPr>
           <w:rFonts w:ascii="Arial Narrow" w:eastAsia="Arial Narrow" w:hAnsi="Arial Narrow" w:cs="Arial Narrow"/>

--- a/plantillas_maestras/02_seguro_vida/materia_general_asegurativa/1_ddo_aseguradora/mujer/TPL_3222_2025_SEGURO_VIDA_MATERIA_GENERAL_ASEGURATIVA_ASEGURADORA_MUJER_R1.docx
+++ b/plantillas_maestras/02_seguro_vida/materia_general_asegurativa/1_ddo_aseguradora/mujer/TPL_3222_2025_SEGURO_VIDA_MATERIA_GENERAL_ASEGURATIVA_ASEGURADORA_MUJER_R1.docx
@@ -3247,7 +3247,7 @@
           <w:sz w:val="22"/>
           <w:szCs w:val="22"/>
         </w:rPr>
-        <w:t>Interseguro</w:t>
+        <w:t xml:space="preserve">Interseguro</w:t>
       </w:r>
       <w:proofErr w:type="spellEnd"/>
       <w:r>
@@ -3268,7 +3268,7 @@
           <w:sz w:val="22"/>
           <w:szCs w:val="22"/>
         </w:rPr>
-        <w:t>. Por consiguiente, corresponde calificar el hecho materia de denuncia como una presunta infracción al numeral 88.1 del artículo 88 del Código</w:t>
+        <w:t xml:space="preserve">; involucraría una presunta afectación a su derecho de recibir respuestas adecuadas a los reclamos formulados. Por consiguiente, corresponde calificar el hecho materia de denuncia como una presunta infracción al numeral 88.1 del artículo 88 del Código</w:t>
       </w:r>
       <w:bookmarkEnd w:id="17"/>
       <w:r>
@@ -3297,7 +3297,7 @@
           <w:lang w:eastAsia="es-PE"/>
           <w14:ligatures w14:val="none"/>
         </w:rPr>
-        <w:t>.</w:t>
+        <w:t xml:space="preserve">.</w:t>
       </w:r>
     </w:p>
     <w:bookmarkEnd w:id="6"/>
@@ -5257,7 +5257,7 @@
           <w:sz w:val="22"/>
           <w:szCs w:val="22"/>
         </w:rPr>
-        <w:t xml:space="preserve">correr traslado de la presente resolución a Interseguro Compañía de Seguros S.A. para que, de conformidad con lo dispuesto por el artículo 26 de la Ley sobre Facultades, Normas y Organización del Indecopi, aprobada por Decreto Legislativo 807</w:t>
+        <w:t xml:space="preserve">correr traslado de la denuncia del 4 de noviembre de 2025, complementada con el escrito del 7 de noviembre de 2025 a Interseguro Compañía de Seguros S.A. para que, de conformidad con lo dispuesto por el artículo 26 de la Ley sobre Facultades, Normas y Organización del Indecopi, aprobada por Decreto Legislativo 807</w:t>
       </w:r>
       <w:r>
         <w:rPr>
